--- a/014 fase 4 - report/Final report draft.docx
+++ b/014 fase 4 - report/Final report draft.docx
@@ -4,18 +4,9 @@
   <w:body>
     <w:p>
       <w:pPr>
-        <w:pStyle w:val="Overskrift1"/>
-        <w:spacing w:line="360" w:lineRule="auto"/>
-      </w:pPr>
-      <w:bookmarkStart w:id="0" w:name="X5b3bfdda03d3e1ef40b00a2919ee5dd5d01b366"/>
-      <w:r>
-        <w:t>NautiCost: Datadreven kostnadsestimering for yachthavneanløp i Skandinavia</w:t>
-      </w:r>
-    </w:p>
-    <w:p>
-      <w:pPr>
         <w:pStyle w:val="FirstParagraph"/>
-        <w:spacing w:line="360" w:lineRule="auto"/>
+        <w:spacing w:before="0" w:after="0"/>
+        <w:jc w:val="center"/>
       </w:pPr>
       <w:r>
         <w:rPr>
@@ -23,13 +14,44 @@
           <w:b/>
           <w:bCs/>
         </w:rPr>
-        <w:t>LOG650 — Forskningsprosjekt, vår 2026</w:t>
+        <w:t>LOG650 — FORSKNINGSPROSJEKT</w:t>
+      </w:r>
+    </w:p>
+    <w:p>
+      <w:pPr>
+        <w:pStyle w:val="Overskrift1"/>
+        <w:spacing w:before="2800" w:after="480"/>
+        <w:jc w:val="center"/>
+      </w:pPr>
+      <w:bookmarkStart w:id="0" w:name="nauticost"/>
+      <w:r>
+        <w:rPr>
+          <w:b/>
+          <w:sz w:val="96"/>
+        </w:rPr>
+        <w:t>NautiCost</w:t>
+      </w:r>
+    </w:p>
+    <w:p>
+      <w:pPr>
+        <w:pStyle w:val="FirstParagraph"/>
+        <w:spacing w:line="276" w:lineRule="auto"/>
+        <w:jc w:val="center"/>
+      </w:pPr>
+      <w:r>
+        <w:rPr>
+          <w:rFonts w:eastAsia="Times New Roman" w:cs="Times New Roman"/>
+          <w:i/>
+          <w:iCs/>
+        </w:rPr>
+        <w:t>Datadreven kostnadsestimering for yachthavneanløp i Skandinavia</w:t>
       </w:r>
     </w:p>
     <w:p>
       <w:pPr>
         <w:pStyle w:val="Brdtekst"/>
-        <w:spacing w:line="360" w:lineRule="auto"/>
+        <w:spacing w:line="276" w:lineRule="auto"/>
+        <w:jc w:val="center"/>
       </w:pPr>
       <w:r>
         <w:rPr>
@@ -37,12 +59,52 @@
           <w:b/>
           <w:bCs/>
         </w:rPr>
-        <w:t>Gruppe 11 — Jørgen Rene (individuell)</w:t>
-      </w:r>
-    </w:p>
-    <w:p>
-      <w:pPr>
-        <w:spacing w:line="360" w:lineRule="auto"/>
+        <w:t>Gruppe 11</w:t>
+      </w:r>
+    </w:p>
+    <w:p>
+      <w:pPr>
+        <w:pStyle w:val="Brdtekst"/>
+        <w:spacing w:line="276" w:lineRule="auto"/>
+        <w:jc w:val="center"/>
+      </w:pPr>
+      <w:r>
+        <w:rPr>
+          <w:rFonts w:eastAsia="Times New Roman" w:cs="Times New Roman"/>
+        </w:rPr>
+        <w:t>Jørgen Rene (individuell)</w:t>
+      </w:r>
+    </w:p>
+    <w:p>
+      <w:pPr>
+        <w:pStyle w:val="Brdtekst"/>
+        <w:spacing w:line="276" w:lineRule="auto"/>
+        <w:jc w:val="center"/>
+      </w:pPr>
+      <w:r>
+        <w:rPr>
+          <w:rFonts w:eastAsia="Times New Roman" w:cs="Times New Roman"/>
+        </w:rPr>
+        <w:t>Molde, mai 2026</w:t>
+      </w:r>
+    </w:p>
+    <w:p>
+      <w:pPr>
+        <w:pStyle w:val="Brdtekst"/>
+        <w:spacing w:line="276" w:lineRule="auto"/>
+        <w:jc w:val="center"/>
+      </w:pPr>
+      <w:r>
+        <w:rPr>
+          <w:rFonts w:eastAsia="Times New Roman" w:cs="Times New Roman"/>
+        </w:rPr>
+        <w:t>Høgskolen i Molde · Avdeling for logistikk</w:t>
+      </w:r>
+    </w:p>
+    <w:p>
+      <w:pPr>
+        <w:spacing w:line="276" w:lineRule="auto"/>
+        <w:jc w:val="center"/>
       </w:pPr>
       <w:r>
         <w:rPr>
@@ -57,7 +119,7 @@
         <w:spacing w:line="360" w:lineRule="auto"/>
       </w:pPr>
       <w:bookmarkStart w:id="1" w:name="obligatorisk-egenerklæring"/>
-      <w:bookmarkStart w:id="2" w:name="_Toc230633233"/>
+      <w:bookmarkStart w:id="2" w:name="_Toc230633837"/>
       <w:r>
         <w:t>Obligatorisk egenerklæring</w:t>
       </w:r>
@@ -80,7 +142,13 @@
         <w:rPr>
           <w:rFonts w:eastAsia="Times New Roman" w:cs="Times New Roman"/>
         </w:rPr>
-        <w:t xml:space="preserve"> Jørgen Rene · </w:t>
+        <w:t xml:space="preserve"> </w:t>
+      </w:r>
+      <w:r>
+        <w:rPr>
+          <w:rFonts w:eastAsia="Times New Roman" w:cs="Times New Roman"/>
+        </w:rPr>
+        <w:t xml:space="preserve">Jørgen Rene · </w:t>
       </w:r>
       <w:r>
         <w:rPr>
@@ -94,13 +162,7 @@
         <w:rPr>
           <w:rFonts w:eastAsia="Times New Roman" w:cs="Times New Roman"/>
         </w:rPr>
-        <w:t xml:space="preserve"> </w:t>
-      </w:r>
-      <w:r>
-        <w:rPr>
-          <w:rFonts w:eastAsia="Times New Roman" w:cs="Times New Roman"/>
-        </w:rPr>
-        <w:t xml:space="preserve">15 (LOG650 Forskningsprosjekt) · </w:t>
+        <w:t xml:space="preserve"> 15 (LOG650 Forskningsprosjekt) · </w:t>
       </w:r>
       <w:r>
         <w:rPr>
@@ -300,6 +362,11 @@
           <w:rFonts w:eastAsia="Times New Roman" w:cs="Times New Roman"/>
         </w:rPr>
         <w:softHyphen/>
+      </w:r>
+      <w:r>
+        <w:rPr>
+          <w:rFonts w:eastAsia="Times New Roman" w:cs="Times New Roman"/>
+        </w:rPr>
         <w:t>data inneholder ingen direkte personopplysninger og yacht-IDer er anonymisert (</w:t>
       </w:r>
       <w:r>
@@ -375,7 +442,7 @@
         <w:rPr>
           <w:rFonts w:eastAsia="Times New Roman" w:cs="Times New Roman"/>
         </w:rPr>
-        <w:pict w14:anchorId="179D0D53">
+        <w:pict w14:anchorId="4345C84C">
           <v:rect id="_x0000_i1025" style="width:0;height:1.5pt" o:hralign="center" o:hrstd="t" o:hr="t"/>
         </w:pict>
       </w:r>
@@ -386,7 +453,7 @@
         <w:spacing w:line="360" w:lineRule="auto"/>
       </w:pPr>
       <w:bookmarkStart w:id="3" w:name="sammendrag"/>
-      <w:bookmarkStart w:id="4" w:name="_Toc230633234"/>
+      <w:bookmarkStart w:id="4" w:name="_Toc230633838"/>
       <w:bookmarkEnd w:id="1"/>
       <w:r>
         <w:t>Sammendrag</w:t>
@@ -482,7 +549,7 @@
         <w:rPr>
           <w:rFonts w:eastAsia="Times New Roman" w:cs="Times New Roman"/>
         </w:rPr>
-        <w:pict w14:anchorId="7F14F80C">
+        <w:pict w14:anchorId="6721EF1D">
           <v:rect id="_x0000_i1026" style="width:0;height:1.5pt" o:hralign="center" o:hrstd="t" o:hr="t"/>
         </w:pict>
       </w:r>
@@ -493,7 +560,7 @@
         <w:spacing w:line="360" w:lineRule="auto"/>
       </w:pPr>
       <w:bookmarkStart w:id="5" w:name="abstract"/>
-      <w:bookmarkStart w:id="6" w:name="_Toc230633235"/>
+      <w:bookmarkStart w:id="6" w:name="_Toc230633839"/>
       <w:bookmarkEnd w:id="3"/>
       <w:r>
         <w:t>Abstract</w:t>
@@ -557,18 +624,24 @@
         <w:rPr>
           <w:rFonts w:eastAsia="Times New Roman" w:cs="Times New Roman"/>
         </w:rPr>
-        <w:t xml:space="preserve"> — a ≈ 10 % val→test degradation, as expected from model selection. Deployed as FastAPI + Next.js with sub-two-second response.</w:t>
-      </w:r>
-    </w:p>
-    <w:p>
-      <w:pPr>
-        <w:spacing w:line="360" w:lineRule="auto"/>
-      </w:pPr>
-      <w:r>
-        <w:rPr>
-          <w:rFonts w:eastAsia="Times New Roman" w:cs="Times New Roman"/>
-        </w:rPr>
-        <w:pict w14:anchorId="627CEED3">
+        <w:t xml:space="preserve"> </w:t>
+      </w:r>
+      <w:r>
+        <w:rPr>
+          <w:rFonts w:eastAsia="Times New Roman" w:cs="Times New Roman"/>
+        </w:rPr>
+        <w:t>— a ≈ 10 % val→test degradation, as expected from model selection. Deployed as FastAPI + Next.js with sub-two-second response.</w:t>
+      </w:r>
+    </w:p>
+    <w:p>
+      <w:pPr>
+        <w:spacing w:line="360" w:lineRule="auto"/>
+      </w:pPr>
+      <w:r>
+        <w:rPr>
+          <w:rFonts w:eastAsia="Times New Roman" w:cs="Times New Roman"/>
+        </w:rPr>
+        <w:pict w14:anchorId="1BDF0DC5">
           <v:rect id="_x0000_i1027" style="width:0;height:1.5pt" o:hralign="center" o:hrstd="t" o:hr="t"/>
         </w:pict>
       </w:r>
@@ -579,7 +652,7 @@
         <w:spacing w:line="360" w:lineRule="auto"/>
       </w:pPr>
       <w:bookmarkStart w:id="7" w:name="takk-til"/>
-      <w:bookmarkStart w:id="8" w:name="_Toc230633236"/>
+      <w:bookmarkStart w:id="8" w:name="_Toc230633840"/>
       <w:bookmarkEnd w:id="5"/>
       <w:r>
         <w:t>Takk til</w:t>
@@ -630,13 +703,7 @@
         <w:rPr>
           <w:rFonts w:eastAsia="Times New Roman" w:cs="Times New Roman"/>
         </w:rPr>
-        <w:t xml:space="preserve"> </w:t>
-      </w:r>
-      <w:r>
-        <w:rPr>
-          <w:rFonts w:eastAsia="Times New Roman" w:cs="Times New Roman"/>
-        </w:rPr>
-        <w:t xml:space="preserve">for brukertesten i mai 2026 — funnene i § 9.5 hadde ikke vært mulige uten dialogen. Takk til veilederne </w:t>
+        <w:t xml:space="preserve"> for brukertesten i mai 2026 — funnene i § 9.5 hadde ikke vært mulige uten dialogen. Takk til veilederne </w:t>
       </w:r>
       <w:r>
         <w:rPr>
@@ -850,7 +917,7 @@
         <w:spacing w:line="360" w:lineRule="auto"/>
       </w:pPr>
       <w:bookmarkStart w:id="9" w:name="innholdsfortegnelse"/>
-      <w:bookmarkStart w:id="10" w:name="_Toc230633237"/>
+      <w:bookmarkStart w:id="10" w:name="_Toc230633841"/>
       <w:bookmarkEnd w:id="7"/>
       <w:r>
         <w:t>Innholdsfortegnelse</w:t>
@@ -889,7 +956,7 @@
         </w:rPr>
         <w:fldChar w:fldCharType="separate"/>
       </w:r>
-      <w:hyperlink w:anchor="_Toc230633233" w:history="1">
+      <w:hyperlink w:anchor="_Toc230633837" w:history="1">
         <w:r>
           <w:rPr>
             <w:rStyle w:val="Hyperkobling"/>
@@ -916,7 +983,7 @@
             <w:noProof/>
             <w:webHidden/>
           </w:rPr>
-          <w:instrText xml:space="preserve"> PAGEREF _Toc230633233 \h </w:instrText>
+          <w:instrText xml:space="preserve"> PAGEREF _Toc230633837 \h </w:instrText>
         </w:r>
         <w:r>
           <w:rPr>
@@ -961,7 +1028,7 @@
           <w14:ligatures w14:val="standardContextual"/>
         </w:rPr>
       </w:pPr>
-      <w:hyperlink w:anchor="_Toc230633234" w:history="1">
+      <w:hyperlink w:anchor="_Toc230633838" w:history="1">
         <w:r>
           <w:rPr>
             <w:rStyle w:val="Hyperkobling"/>
@@ -988,7 +1055,7 @@
             <w:noProof/>
             <w:webHidden/>
           </w:rPr>
-          <w:instrText xml:space="preserve"> PAGEREF _Toc230633234 \h </w:instrText>
+          <w:instrText xml:space="preserve"> PAGEREF _Toc230633838 \h </w:instrText>
         </w:r>
         <w:r>
           <w:rPr>
@@ -1033,7 +1100,7 @@
           <w14:ligatures w14:val="standardContextual"/>
         </w:rPr>
       </w:pPr>
-      <w:hyperlink w:anchor="_Toc230633235" w:history="1">
+      <w:hyperlink w:anchor="_Toc230633839" w:history="1">
         <w:r>
           <w:rPr>
             <w:rStyle w:val="Hyperkobling"/>
@@ -1060,7 +1127,7 @@
             <w:noProof/>
             <w:webHidden/>
           </w:rPr>
-          <w:instrText xml:space="preserve"> PAGEREF _Toc230633235 \h </w:instrText>
+          <w:instrText xml:space="preserve"> PAGEREF _Toc230633839 \h </w:instrText>
         </w:r>
         <w:r>
           <w:rPr>
@@ -1105,7 +1172,7 @@
           <w14:ligatures w14:val="standardContextual"/>
         </w:rPr>
       </w:pPr>
-      <w:hyperlink w:anchor="_Toc230633236" w:history="1">
+      <w:hyperlink w:anchor="_Toc230633840" w:history="1">
         <w:r>
           <w:rPr>
             <w:rStyle w:val="Hyperkobling"/>
@@ -1132,7 +1199,7 @@
             <w:noProof/>
             <w:webHidden/>
           </w:rPr>
-          <w:instrText xml:space="preserve"> PAGEREF _Toc230633236 \h </w:instrText>
+          <w:instrText xml:space="preserve"> PAGEREF _Toc230633840 \h </w:instrText>
         </w:r>
         <w:r>
           <w:rPr>
@@ -1177,7 +1244,7 @@
           <w14:ligatures w14:val="standardContextual"/>
         </w:rPr>
       </w:pPr>
-      <w:hyperlink w:anchor="_Toc230633237" w:history="1">
+      <w:hyperlink w:anchor="_Toc230633841" w:history="1">
         <w:r>
           <w:rPr>
             <w:rStyle w:val="Hyperkobling"/>
@@ -1204,7 +1271,7 @@
             <w:noProof/>
             <w:webHidden/>
           </w:rPr>
-          <w:instrText xml:space="preserve"> PAGEREF _Toc230633237 \h </w:instrText>
+          <w:instrText xml:space="preserve"> PAGEREF _Toc230633841 \h </w:instrText>
         </w:r>
         <w:r>
           <w:rPr>
@@ -1249,7 +1316,7 @@
           <w14:ligatures w14:val="standardContextual"/>
         </w:rPr>
       </w:pPr>
-      <w:hyperlink w:anchor="_Toc230633238" w:history="1">
+      <w:hyperlink w:anchor="_Toc230633842" w:history="1">
         <w:r>
           <w:rPr>
             <w:rStyle w:val="Hyperkobling"/>
@@ -1276,7 +1343,7 @@
             <w:noProof/>
             <w:webHidden/>
           </w:rPr>
-          <w:instrText xml:space="preserve"> PAGEREF _Toc230633238 \h </w:instrText>
+          <w:instrText xml:space="preserve"> PAGEREF _Toc230633842 \h </w:instrText>
         </w:r>
         <w:r>
           <w:rPr>
@@ -1321,7 +1388,7 @@
           <w14:ligatures w14:val="standardContextual"/>
         </w:rPr>
       </w:pPr>
-      <w:hyperlink w:anchor="_Toc230633239" w:history="1">
+      <w:hyperlink w:anchor="_Toc230633843" w:history="1">
         <w:r>
           <w:rPr>
             <w:rStyle w:val="Hyperkobling"/>
@@ -1348,7 +1415,7 @@
             <w:noProof/>
             <w:webHidden/>
           </w:rPr>
-          <w:instrText xml:space="preserve"> PAGEREF _Toc230633239 \h </w:instrText>
+          <w:instrText xml:space="preserve"> PAGEREF _Toc230633843 \h </w:instrText>
         </w:r>
         <w:r>
           <w:rPr>
@@ -1393,7 +1460,7 @@
           <w14:ligatures w14:val="standardContextual"/>
         </w:rPr>
       </w:pPr>
-      <w:hyperlink w:anchor="_Toc230633240" w:history="1">
+      <w:hyperlink w:anchor="_Toc230633844" w:history="1">
         <w:r>
           <w:rPr>
             <w:rStyle w:val="Hyperkobling"/>
@@ -1420,7 +1487,7 @@
             <w:noProof/>
             <w:webHidden/>
           </w:rPr>
-          <w:instrText xml:space="preserve"> PAGEREF _Toc230633240 \h </w:instrText>
+          <w:instrText xml:space="preserve"> PAGEREF _Toc230633844 \h </w:instrText>
         </w:r>
         <w:r>
           <w:rPr>
@@ -1465,7 +1532,7 @@
           <w14:ligatures w14:val="standardContextual"/>
         </w:rPr>
       </w:pPr>
-      <w:hyperlink w:anchor="_Toc230633241" w:history="1">
+      <w:hyperlink w:anchor="_Toc230633845" w:history="1">
         <w:r>
           <w:rPr>
             <w:rStyle w:val="Hyperkobling"/>
@@ -1492,7 +1559,7 @@
             <w:noProof/>
             <w:webHidden/>
           </w:rPr>
-          <w:instrText xml:space="preserve"> PAGEREF _Toc230633241 \h </w:instrText>
+          <w:instrText xml:space="preserve"> PAGEREF _Toc230633845 \h </w:instrText>
         </w:r>
         <w:r>
           <w:rPr>
@@ -1537,7 +1604,7 @@
           <w14:ligatures w14:val="standardContextual"/>
         </w:rPr>
       </w:pPr>
-      <w:hyperlink w:anchor="_Toc230633242" w:history="1">
+      <w:hyperlink w:anchor="_Toc230633846" w:history="1">
         <w:r>
           <w:rPr>
             <w:rStyle w:val="Hyperkobling"/>
@@ -1564,7 +1631,7 @@
             <w:noProof/>
             <w:webHidden/>
           </w:rPr>
-          <w:instrText xml:space="preserve"> PAGEREF _Toc230633242 \h </w:instrText>
+          <w:instrText xml:space="preserve"> PAGEREF _Toc230633846 \h </w:instrText>
         </w:r>
         <w:r>
           <w:rPr>
@@ -1609,7 +1676,7 @@
           <w14:ligatures w14:val="standardContextual"/>
         </w:rPr>
       </w:pPr>
-      <w:hyperlink w:anchor="_Toc230633243" w:history="1">
+      <w:hyperlink w:anchor="_Toc230633847" w:history="1">
         <w:r>
           <w:rPr>
             <w:rStyle w:val="Hyperkobling"/>
@@ -1636,7 +1703,7 @@
             <w:noProof/>
             <w:webHidden/>
           </w:rPr>
-          <w:instrText xml:space="preserve"> PAGEREF _Toc230633243 \h </w:instrText>
+          <w:instrText xml:space="preserve"> PAGEREF _Toc230633847 \h </w:instrText>
         </w:r>
         <w:r>
           <w:rPr>
@@ -1681,7 +1748,7 @@
           <w14:ligatures w14:val="standardContextual"/>
         </w:rPr>
       </w:pPr>
-      <w:hyperlink w:anchor="_Toc230633244" w:history="1">
+      <w:hyperlink w:anchor="_Toc230633848" w:history="1">
         <w:r>
           <w:rPr>
             <w:rStyle w:val="Hyperkobling"/>
@@ -1708,7 +1775,7 @@
             <w:noProof/>
             <w:webHidden/>
           </w:rPr>
-          <w:instrText xml:space="preserve"> PAGEREF _Toc230633244 \h </w:instrText>
+          <w:instrText xml:space="preserve"> PAGEREF _Toc230633848 \h </w:instrText>
         </w:r>
         <w:r>
           <w:rPr>
@@ -1753,7 +1820,7 @@
           <w14:ligatures w14:val="standardContextual"/>
         </w:rPr>
       </w:pPr>
-      <w:hyperlink w:anchor="_Toc230633245" w:history="1">
+      <w:hyperlink w:anchor="_Toc230633849" w:history="1">
         <w:r>
           <w:rPr>
             <w:rStyle w:val="Hyperkobling"/>
@@ -1780,7 +1847,7 @@
             <w:noProof/>
             <w:webHidden/>
           </w:rPr>
-          <w:instrText xml:space="preserve"> PAGEREF _Toc230633245 \h </w:instrText>
+          <w:instrText xml:space="preserve"> PAGEREF _Toc230633849 \h </w:instrText>
         </w:r>
         <w:r>
           <w:rPr>
@@ -1825,7 +1892,7 @@
           <w14:ligatures w14:val="standardContextual"/>
         </w:rPr>
       </w:pPr>
-      <w:hyperlink w:anchor="_Toc230633246" w:history="1">
+      <w:hyperlink w:anchor="_Toc230633850" w:history="1">
         <w:r>
           <w:rPr>
             <w:rStyle w:val="Hyperkobling"/>
@@ -1852,7 +1919,7 @@
             <w:noProof/>
             <w:webHidden/>
           </w:rPr>
-          <w:instrText xml:space="preserve"> PAGEREF _Toc230633246 \h </w:instrText>
+          <w:instrText xml:space="preserve"> PAGEREF _Toc230633850 \h </w:instrText>
         </w:r>
         <w:r>
           <w:rPr>
@@ -1897,7 +1964,7 @@
           <w14:ligatures w14:val="standardContextual"/>
         </w:rPr>
       </w:pPr>
-      <w:hyperlink w:anchor="_Toc230633247" w:history="1">
+      <w:hyperlink w:anchor="_Toc230633851" w:history="1">
         <w:r>
           <w:rPr>
             <w:rStyle w:val="Hyperkobling"/>
@@ -1924,7 +1991,7 @@
             <w:noProof/>
             <w:webHidden/>
           </w:rPr>
-          <w:instrText xml:space="preserve"> PAGEREF _Toc230633247 \h </w:instrText>
+          <w:instrText xml:space="preserve"> PAGEREF _Toc230633851 \h </w:instrText>
         </w:r>
         <w:r>
           <w:rPr>
@@ -1969,7 +2036,7 @@
           <w14:ligatures w14:val="standardContextual"/>
         </w:rPr>
       </w:pPr>
-      <w:hyperlink w:anchor="_Toc230633248" w:history="1">
+      <w:hyperlink w:anchor="_Toc230633852" w:history="1">
         <w:r>
           <w:rPr>
             <w:rStyle w:val="Hyperkobling"/>
@@ -1996,7 +2063,7 @@
             <w:noProof/>
             <w:webHidden/>
           </w:rPr>
-          <w:instrText xml:space="preserve"> PAGEREF _Toc230633248 \h </w:instrText>
+          <w:instrText xml:space="preserve"> PAGEREF _Toc230633852 \h </w:instrText>
         </w:r>
         <w:r>
           <w:rPr>
@@ -2041,7 +2108,7 @@
           <w14:ligatures w14:val="standardContextual"/>
         </w:rPr>
       </w:pPr>
-      <w:hyperlink w:anchor="_Toc230633249" w:history="1">
+      <w:hyperlink w:anchor="_Toc230633853" w:history="1">
         <w:r>
           <w:rPr>
             <w:rStyle w:val="Hyperkobling"/>
@@ -2068,7 +2135,7 @@
             <w:noProof/>
             <w:webHidden/>
           </w:rPr>
-          <w:instrText xml:space="preserve"> PAGEREF _Toc230633249 \h </w:instrText>
+          <w:instrText xml:space="preserve"> PAGEREF _Toc230633853 \h </w:instrText>
         </w:r>
         <w:r>
           <w:rPr>
@@ -2113,7 +2180,7 @@
           <w14:ligatures w14:val="standardContextual"/>
         </w:rPr>
       </w:pPr>
-      <w:hyperlink w:anchor="_Toc230633250" w:history="1">
+      <w:hyperlink w:anchor="_Toc230633854" w:history="1">
         <w:r>
           <w:rPr>
             <w:rStyle w:val="Hyperkobling"/>
@@ -2140,7 +2207,7 @@
             <w:noProof/>
             <w:webHidden/>
           </w:rPr>
-          <w:instrText xml:space="preserve"> PAGEREF _Toc230633250 \h </w:instrText>
+          <w:instrText xml:space="preserve"> PAGEREF _Toc230633854 \h </w:instrText>
         </w:r>
         <w:r>
           <w:rPr>
@@ -2185,7 +2252,7 @@
           <w14:ligatures w14:val="standardContextual"/>
         </w:rPr>
       </w:pPr>
-      <w:hyperlink w:anchor="_Toc230633251" w:history="1">
+      <w:hyperlink w:anchor="_Toc230633855" w:history="1">
         <w:r>
           <w:rPr>
             <w:rStyle w:val="Hyperkobling"/>
@@ -2212,7 +2279,7 @@
             <w:noProof/>
             <w:webHidden/>
           </w:rPr>
-          <w:instrText xml:space="preserve"> PAGEREF _Toc230633251 \h </w:instrText>
+          <w:instrText xml:space="preserve"> PAGEREF _Toc230633855 \h </w:instrText>
         </w:r>
         <w:r>
           <w:rPr>
@@ -2257,7 +2324,7 @@
           <w14:ligatures w14:val="standardContextual"/>
         </w:rPr>
       </w:pPr>
-      <w:hyperlink w:anchor="_Toc230633252" w:history="1">
+      <w:hyperlink w:anchor="_Toc230633856" w:history="1">
         <w:r>
           <w:rPr>
             <w:rStyle w:val="Hyperkobling"/>
@@ -2284,7 +2351,7 @@
             <w:noProof/>
             <w:webHidden/>
           </w:rPr>
-          <w:instrText xml:space="preserve"> PAGEREF _Toc230633252 \h </w:instrText>
+          <w:instrText xml:space="preserve"> PAGEREF _Toc230633856 \h </w:instrText>
         </w:r>
         <w:r>
           <w:rPr>
@@ -2329,7 +2396,7 @@
           <w14:ligatures w14:val="standardContextual"/>
         </w:rPr>
       </w:pPr>
-      <w:hyperlink w:anchor="_Toc230633253" w:history="1">
+      <w:hyperlink w:anchor="_Toc230633857" w:history="1">
         <w:r>
           <w:rPr>
             <w:rStyle w:val="Hyperkobling"/>
@@ -2356,7 +2423,7 @@
             <w:noProof/>
             <w:webHidden/>
           </w:rPr>
-          <w:instrText xml:space="preserve"> PAGEREF _Toc230633253 \h </w:instrText>
+          <w:instrText xml:space="preserve"> PAGEREF _Toc230633857 \h </w:instrText>
         </w:r>
         <w:r>
           <w:rPr>
@@ -2401,7 +2468,7 @@
           <w14:ligatures w14:val="standardContextual"/>
         </w:rPr>
       </w:pPr>
-      <w:hyperlink w:anchor="_Toc230633254" w:history="1">
+      <w:hyperlink w:anchor="_Toc230633858" w:history="1">
         <w:r>
           <w:rPr>
             <w:rStyle w:val="Hyperkobling"/>
@@ -2428,7 +2495,7 @@
             <w:noProof/>
             <w:webHidden/>
           </w:rPr>
-          <w:instrText xml:space="preserve"> PAGEREF _Toc230633254 \h </w:instrText>
+          <w:instrText xml:space="preserve"> PAGEREF _Toc230633858 \h </w:instrText>
         </w:r>
         <w:r>
           <w:rPr>
@@ -2473,7 +2540,7 @@
           <w14:ligatures w14:val="standardContextual"/>
         </w:rPr>
       </w:pPr>
-      <w:hyperlink w:anchor="_Toc230633255" w:history="1">
+      <w:hyperlink w:anchor="_Toc230633859" w:history="1">
         <w:r>
           <w:rPr>
             <w:rStyle w:val="Hyperkobling"/>
@@ -2500,7 +2567,7 @@
             <w:noProof/>
             <w:webHidden/>
           </w:rPr>
-          <w:instrText xml:space="preserve"> PAGEREF _Toc230633255 \h </w:instrText>
+          <w:instrText xml:space="preserve"> PAGEREF _Toc230633859 \h </w:instrText>
         </w:r>
         <w:r>
           <w:rPr>
@@ -2545,7 +2612,7 @@
           <w14:ligatures w14:val="standardContextual"/>
         </w:rPr>
       </w:pPr>
-      <w:hyperlink w:anchor="_Toc230633256" w:history="1">
+      <w:hyperlink w:anchor="_Toc230633860" w:history="1">
         <w:r>
           <w:rPr>
             <w:rStyle w:val="Hyperkobling"/>
@@ -2572,7 +2639,7 @@
             <w:noProof/>
             <w:webHidden/>
           </w:rPr>
-          <w:instrText xml:space="preserve"> PAGEREF _Toc230633256 \h </w:instrText>
+          <w:instrText xml:space="preserve"> PAGEREF _Toc230633860 \h </w:instrText>
         </w:r>
         <w:r>
           <w:rPr>
@@ -2617,7 +2684,7 @@
           <w14:ligatures w14:val="standardContextual"/>
         </w:rPr>
       </w:pPr>
-      <w:hyperlink w:anchor="_Toc230633257" w:history="1">
+      <w:hyperlink w:anchor="_Toc230633861" w:history="1">
         <w:r>
           <w:rPr>
             <w:rStyle w:val="Hyperkobling"/>
@@ -2644,7 +2711,7 @@
             <w:noProof/>
             <w:webHidden/>
           </w:rPr>
-          <w:instrText xml:space="preserve"> PAGEREF _Toc230633257 \h </w:instrText>
+          <w:instrText xml:space="preserve"> PAGEREF _Toc230633861 \h </w:instrText>
         </w:r>
         <w:r>
           <w:rPr>
@@ -2689,7 +2756,7 @@
           <w14:ligatures w14:val="standardContextual"/>
         </w:rPr>
       </w:pPr>
-      <w:hyperlink w:anchor="_Toc230633258" w:history="1">
+      <w:hyperlink w:anchor="_Toc230633862" w:history="1">
         <w:r>
           <w:rPr>
             <w:rStyle w:val="Hyperkobling"/>
@@ -2716,7 +2783,7 @@
             <w:noProof/>
             <w:webHidden/>
           </w:rPr>
-          <w:instrText xml:space="preserve"> PAGEREF _Toc230633258 \h </w:instrText>
+          <w:instrText xml:space="preserve"> PAGEREF _Toc230633862 \h </w:instrText>
         </w:r>
         <w:r>
           <w:rPr>
@@ -2761,7 +2828,7 @@
           <w14:ligatures w14:val="standardContextual"/>
         </w:rPr>
       </w:pPr>
-      <w:hyperlink w:anchor="_Toc230633259" w:history="1">
+      <w:hyperlink w:anchor="_Toc230633863" w:history="1">
         <w:r>
           <w:rPr>
             <w:rStyle w:val="Hyperkobling"/>
@@ -2788,7 +2855,7 @@
             <w:noProof/>
             <w:webHidden/>
           </w:rPr>
-          <w:instrText xml:space="preserve"> PAGEREF _Toc230633259 \h </w:instrText>
+          <w:instrText xml:space="preserve"> PAGEREF _Toc230633863 \h </w:instrText>
         </w:r>
         <w:r>
           <w:rPr>
@@ -2833,7 +2900,7 @@
           <w14:ligatures w14:val="standardContextual"/>
         </w:rPr>
       </w:pPr>
-      <w:hyperlink w:anchor="_Toc230633260" w:history="1">
+      <w:hyperlink w:anchor="_Toc230633864" w:history="1">
         <w:r>
           <w:rPr>
             <w:rStyle w:val="Hyperkobling"/>
@@ -2860,7 +2927,7 @@
             <w:noProof/>
             <w:webHidden/>
           </w:rPr>
-          <w:instrText xml:space="preserve"> PAGEREF _Toc230633260 \h </w:instrText>
+          <w:instrText xml:space="preserve"> PAGEREF _Toc230633864 \h </w:instrText>
         </w:r>
         <w:r>
           <w:rPr>
@@ -2905,7 +2972,7 @@
           <w14:ligatures w14:val="standardContextual"/>
         </w:rPr>
       </w:pPr>
-      <w:hyperlink w:anchor="_Toc230633261" w:history="1">
+      <w:hyperlink w:anchor="_Toc230633865" w:history="1">
         <w:r>
           <w:rPr>
             <w:rStyle w:val="Hyperkobling"/>
@@ -2932,7 +2999,7 @@
             <w:noProof/>
             <w:webHidden/>
           </w:rPr>
-          <w:instrText xml:space="preserve"> PAGEREF _Toc230633261 \h </w:instrText>
+          <w:instrText xml:space="preserve"> PAGEREF _Toc230633865 \h </w:instrText>
         </w:r>
         <w:r>
           <w:rPr>
@@ -2977,7 +3044,7 @@
           <w14:ligatures w14:val="standardContextual"/>
         </w:rPr>
       </w:pPr>
-      <w:hyperlink w:anchor="_Toc230633262" w:history="1">
+      <w:hyperlink w:anchor="_Toc230633866" w:history="1">
         <w:r>
           <w:rPr>
             <w:rStyle w:val="Hyperkobling"/>
@@ -3004,7 +3071,7 @@
             <w:noProof/>
             <w:webHidden/>
           </w:rPr>
-          <w:instrText xml:space="preserve"> PAGEREF _Toc230633262 \h </w:instrText>
+          <w:instrText xml:space="preserve"> PAGEREF _Toc230633866 \h </w:instrText>
         </w:r>
         <w:r>
           <w:rPr>
@@ -3049,7 +3116,7 @@
           <w14:ligatures w14:val="standardContextual"/>
         </w:rPr>
       </w:pPr>
-      <w:hyperlink w:anchor="_Toc230633263" w:history="1">
+      <w:hyperlink w:anchor="_Toc230633867" w:history="1">
         <w:r>
           <w:rPr>
             <w:rStyle w:val="Hyperkobling"/>
@@ -3076,7 +3143,7 @@
             <w:noProof/>
             <w:webHidden/>
           </w:rPr>
-          <w:instrText xml:space="preserve"> PAGEREF _Toc230633263 \h </w:instrText>
+          <w:instrText xml:space="preserve"> PAGEREF _Toc230633867 \h </w:instrText>
         </w:r>
         <w:r>
           <w:rPr>
@@ -3121,7 +3188,7 @@
           <w14:ligatures w14:val="standardContextual"/>
         </w:rPr>
       </w:pPr>
-      <w:hyperlink w:anchor="_Toc230633264" w:history="1">
+      <w:hyperlink w:anchor="_Toc230633868" w:history="1">
         <w:r>
           <w:rPr>
             <w:rStyle w:val="Hyperkobling"/>
@@ -3148,7 +3215,7 @@
             <w:noProof/>
             <w:webHidden/>
           </w:rPr>
-          <w:instrText xml:space="preserve"> PAGEREF _Toc230633264 \h </w:instrText>
+          <w:instrText xml:space="preserve"> PAGEREF _Toc230633868 \h </w:instrText>
         </w:r>
         <w:r>
           <w:rPr>
@@ -3193,7 +3260,7 @@
           <w14:ligatures w14:val="standardContextual"/>
         </w:rPr>
       </w:pPr>
-      <w:hyperlink w:anchor="_Toc230633265" w:history="1">
+      <w:hyperlink w:anchor="_Toc230633869" w:history="1">
         <w:r>
           <w:rPr>
             <w:rStyle w:val="Hyperkobling"/>
@@ -3220,7 +3287,7 @@
             <w:noProof/>
             <w:webHidden/>
           </w:rPr>
-          <w:instrText xml:space="preserve"> PAGEREF _Toc230633265 \h </w:instrText>
+          <w:instrText xml:space="preserve"> PAGEREF _Toc230633869 \h </w:instrText>
         </w:r>
         <w:r>
           <w:rPr>
@@ -3265,7 +3332,7 @@
           <w14:ligatures w14:val="standardContextual"/>
         </w:rPr>
       </w:pPr>
-      <w:hyperlink w:anchor="_Toc230633266" w:history="1">
+      <w:hyperlink w:anchor="_Toc230633870" w:history="1">
         <w:r>
           <w:rPr>
             <w:rStyle w:val="Hyperkobling"/>
@@ -3292,7 +3359,7 @@
             <w:noProof/>
             <w:webHidden/>
           </w:rPr>
-          <w:instrText xml:space="preserve"> PAGEREF _Toc230633266 \h </w:instrText>
+          <w:instrText xml:space="preserve"> PAGEREF _Toc230633870 \h </w:instrText>
         </w:r>
         <w:r>
           <w:rPr>
@@ -3337,7 +3404,7 @@
           <w14:ligatures w14:val="standardContextual"/>
         </w:rPr>
       </w:pPr>
-      <w:hyperlink w:anchor="_Toc230633267" w:history="1">
+      <w:hyperlink w:anchor="_Toc230633871" w:history="1">
         <w:r>
           <w:rPr>
             <w:rStyle w:val="Hyperkobling"/>
@@ -3364,7 +3431,7 @@
             <w:noProof/>
             <w:webHidden/>
           </w:rPr>
-          <w:instrText xml:space="preserve"> PAGEREF _Toc230633267 \h </w:instrText>
+          <w:instrText xml:space="preserve"> PAGEREF _Toc230633871 \h </w:instrText>
         </w:r>
         <w:r>
           <w:rPr>
@@ -3409,7 +3476,7 @@
           <w14:ligatures w14:val="standardContextual"/>
         </w:rPr>
       </w:pPr>
-      <w:hyperlink w:anchor="_Toc230633268" w:history="1">
+      <w:hyperlink w:anchor="_Toc230633872" w:history="1">
         <w:r>
           <w:rPr>
             <w:rStyle w:val="Hyperkobling"/>
@@ -3436,7 +3503,7 @@
             <w:noProof/>
             <w:webHidden/>
           </w:rPr>
-          <w:instrText xml:space="preserve"> PAGEREF _Toc230633268 \h </w:instrText>
+          <w:instrText xml:space="preserve"> PAGEREF _Toc230633872 \h </w:instrText>
         </w:r>
         <w:r>
           <w:rPr>
@@ -3481,7 +3548,7 @@
           <w14:ligatures w14:val="standardContextual"/>
         </w:rPr>
       </w:pPr>
-      <w:hyperlink w:anchor="_Toc230633269" w:history="1">
+      <w:hyperlink w:anchor="_Toc230633873" w:history="1">
         <w:r>
           <w:rPr>
             <w:rStyle w:val="Hyperkobling"/>
@@ -3508,7 +3575,7 @@
             <w:noProof/>
             <w:webHidden/>
           </w:rPr>
-          <w:instrText xml:space="preserve"> PAGEREF _Toc230633269 \h </w:instrText>
+          <w:instrText xml:space="preserve"> PAGEREF _Toc230633873 \h </w:instrText>
         </w:r>
         <w:r>
           <w:rPr>
@@ -3553,7 +3620,7 @@
           <w14:ligatures w14:val="standardContextual"/>
         </w:rPr>
       </w:pPr>
-      <w:hyperlink w:anchor="_Toc230633270" w:history="1">
+      <w:hyperlink w:anchor="_Toc230633874" w:history="1">
         <w:r>
           <w:rPr>
             <w:rStyle w:val="Hyperkobling"/>
@@ -3580,7 +3647,7 @@
             <w:noProof/>
             <w:webHidden/>
           </w:rPr>
-          <w:instrText xml:space="preserve"> PAGEREF _Toc230633270 \h </w:instrText>
+          <w:instrText xml:space="preserve"> PAGEREF _Toc230633874 \h </w:instrText>
         </w:r>
         <w:r>
           <w:rPr>
@@ -3625,7 +3692,7 @@
           <w14:ligatures w14:val="standardContextual"/>
         </w:rPr>
       </w:pPr>
-      <w:hyperlink w:anchor="_Toc230633271" w:history="1">
+      <w:hyperlink w:anchor="_Toc230633875" w:history="1">
         <w:r>
           <w:rPr>
             <w:rStyle w:val="Hyperkobling"/>
@@ -3652,7 +3719,7 @@
             <w:noProof/>
             <w:webHidden/>
           </w:rPr>
-          <w:instrText xml:space="preserve"> PAGEREF _Toc230633271 \h </w:instrText>
+          <w:instrText xml:space="preserve"> PAGEREF _Toc230633875 \h </w:instrText>
         </w:r>
         <w:r>
           <w:rPr>
@@ -3697,7 +3764,7 @@
           <w14:ligatures w14:val="standardContextual"/>
         </w:rPr>
       </w:pPr>
-      <w:hyperlink w:anchor="_Toc230633272" w:history="1">
+      <w:hyperlink w:anchor="_Toc230633876" w:history="1">
         <w:r>
           <w:rPr>
             <w:rStyle w:val="Hyperkobling"/>
@@ -3724,7 +3791,7 @@
             <w:noProof/>
             <w:webHidden/>
           </w:rPr>
-          <w:instrText xml:space="preserve"> PAGEREF _Toc230633272 \h </w:instrText>
+          <w:instrText xml:space="preserve"> PAGEREF _Toc230633876 \h </w:instrText>
         </w:r>
         <w:r>
           <w:rPr>
@@ -3769,7 +3836,7 @@
           <w14:ligatures w14:val="standardContextual"/>
         </w:rPr>
       </w:pPr>
-      <w:hyperlink w:anchor="_Toc230633273" w:history="1">
+      <w:hyperlink w:anchor="_Toc230633877" w:history="1">
         <w:r>
           <w:rPr>
             <w:rStyle w:val="Hyperkobling"/>
@@ -3796,7 +3863,7 @@
             <w:noProof/>
             <w:webHidden/>
           </w:rPr>
-          <w:instrText xml:space="preserve"> PAGEREF _Toc230633273 \h </w:instrText>
+          <w:instrText xml:space="preserve"> PAGEREF _Toc230633877 \h </w:instrText>
         </w:r>
         <w:r>
           <w:rPr>
@@ -3841,7 +3908,7 @@
           <w14:ligatures w14:val="standardContextual"/>
         </w:rPr>
       </w:pPr>
-      <w:hyperlink w:anchor="_Toc230633274" w:history="1">
+      <w:hyperlink w:anchor="_Toc230633878" w:history="1">
         <w:r>
           <w:rPr>
             <w:rStyle w:val="Hyperkobling"/>
@@ -3868,7 +3935,7 @@
             <w:noProof/>
             <w:webHidden/>
           </w:rPr>
-          <w:instrText xml:space="preserve"> PAGEREF _Toc230633274 \h </w:instrText>
+          <w:instrText xml:space="preserve"> PAGEREF _Toc230633878 \h </w:instrText>
         </w:r>
         <w:r>
           <w:rPr>
@@ -3913,7 +3980,7 @@
           <w14:ligatures w14:val="standardContextual"/>
         </w:rPr>
       </w:pPr>
-      <w:hyperlink w:anchor="_Toc230633275" w:history="1">
+      <w:hyperlink w:anchor="_Toc230633879" w:history="1">
         <w:r>
           <w:rPr>
             <w:rStyle w:val="Hyperkobling"/>
@@ -3940,7 +4007,7 @@
             <w:noProof/>
             <w:webHidden/>
           </w:rPr>
-          <w:instrText xml:space="preserve"> PAGEREF _Toc230633275 \h </w:instrText>
+          <w:instrText xml:space="preserve"> PAGEREF _Toc230633879 \h </w:instrText>
         </w:r>
         <w:r>
           <w:rPr>
@@ -3985,7 +4052,7 @@
           <w14:ligatures w14:val="standardContextual"/>
         </w:rPr>
       </w:pPr>
-      <w:hyperlink w:anchor="_Toc230633276" w:history="1">
+      <w:hyperlink w:anchor="_Toc230633880" w:history="1">
         <w:r>
           <w:rPr>
             <w:rStyle w:val="Hyperkobling"/>
@@ -4012,7 +4079,7 @@
             <w:noProof/>
             <w:webHidden/>
           </w:rPr>
-          <w:instrText xml:space="preserve"> PAGEREF _Toc230633276 \h </w:instrText>
+          <w:instrText xml:space="preserve"> PAGEREF _Toc230633880 \h </w:instrText>
         </w:r>
         <w:r>
           <w:rPr>
@@ -4057,7 +4124,7 @@
           <w14:ligatures w14:val="standardContextual"/>
         </w:rPr>
       </w:pPr>
-      <w:hyperlink w:anchor="_Toc230633277" w:history="1">
+      <w:hyperlink w:anchor="_Toc230633881" w:history="1">
         <w:r>
           <w:rPr>
             <w:rStyle w:val="Hyperkobling"/>
@@ -4084,7 +4151,7 @@
             <w:noProof/>
             <w:webHidden/>
           </w:rPr>
-          <w:instrText xml:space="preserve"> PAGEREF _Toc230633277 \h </w:instrText>
+          <w:instrText xml:space="preserve"> PAGEREF _Toc230633881 \h </w:instrText>
         </w:r>
         <w:r>
           <w:rPr>
@@ -4129,7 +4196,7 @@
           <w14:ligatures w14:val="standardContextual"/>
         </w:rPr>
       </w:pPr>
-      <w:hyperlink w:anchor="_Toc230633278" w:history="1">
+      <w:hyperlink w:anchor="_Toc230633882" w:history="1">
         <w:r>
           <w:rPr>
             <w:rStyle w:val="Hyperkobling"/>
@@ -4156,7 +4223,7 @@
             <w:noProof/>
             <w:webHidden/>
           </w:rPr>
-          <w:instrText xml:space="preserve"> PAGEREF _Toc230633278 \h </w:instrText>
+          <w:instrText xml:space="preserve"> PAGEREF _Toc230633882 \h </w:instrText>
         </w:r>
         <w:r>
           <w:rPr>
@@ -4201,7 +4268,7 @@
           <w14:ligatures w14:val="standardContextual"/>
         </w:rPr>
       </w:pPr>
-      <w:hyperlink w:anchor="_Toc230633279" w:history="1">
+      <w:hyperlink w:anchor="_Toc230633883" w:history="1">
         <w:r>
           <w:rPr>
             <w:rStyle w:val="Hyperkobling"/>
@@ -4228,7 +4295,7 @@
             <w:noProof/>
             <w:webHidden/>
           </w:rPr>
-          <w:instrText xml:space="preserve"> PAGEREF _Toc230633279 \h </w:instrText>
+          <w:instrText xml:space="preserve"> PAGEREF _Toc230633883 \h </w:instrText>
         </w:r>
         <w:r>
           <w:rPr>
@@ -4273,7 +4340,7 @@
           <w14:ligatures w14:val="standardContextual"/>
         </w:rPr>
       </w:pPr>
-      <w:hyperlink w:anchor="_Toc230633280" w:history="1">
+      <w:hyperlink w:anchor="_Toc230633884" w:history="1">
         <w:r>
           <w:rPr>
             <w:rStyle w:val="Hyperkobling"/>
@@ -4300,7 +4367,7 @@
             <w:noProof/>
             <w:webHidden/>
           </w:rPr>
-          <w:instrText xml:space="preserve"> PAGEREF _Toc230633280 \h </w:instrText>
+          <w:instrText xml:space="preserve"> PAGEREF _Toc230633884 \h </w:instrText>
         </w:r>
         <w:r>
           <w:rPr>
@@ -4345,7 +4412,7 @@
           <w14:ligatures w14:val="standardContextual"/>
         </w:rPr>
       </w:pPr>
-      <w:hyperlink w:anchor="_Toc230633281" w:history="1">
+      <w:hyperlink w:anchor="_Toc230633885" w:history="1">
         <w:r>
           <w:rPr>
             <w:rStyle w:val="Hyperkobling"/>
@@ -4372,7 +4439,7 @@
             <w:noProof/>
             <w:webHidden/>
           </w:rPr>
-          <w:instrText xml:space="preserve"> PAGEREF _Toc230633281 \h </w:instrText>
+          <w:instrText xml:space="preserve"> PAGEREF _Toc230633885 \h </w:instrText>
         </w:r>
         <w:r>
           <w:rPr>
@@ -4417,7 +4484,7 @@
           <w14:ligatures w14:val="standardContextual"/>
         </w:rPr>
       </w:pPr>
-      <w:hyperlink w:anchor="_Toc230633282" w:history="1">
+      <w:hyperlink w:anchor="_Toc230633886" w:history="1">
         <w:r>
           <w:rPr>
             <w:rStyle w:val="Hyperkobling"/>
@@ -4444,7 +4511,7 @@
             <w:noProof/>
             <w:webHidden/>
           </w:rPr>
-          <w:instrText xml:space="preserve"> PAGEREF _Toc230633282 \h </w:instrText>
+          <w:instrText xml:space="preserve"> PAGEREF _Toc230633886 \h </w:instrText>
         </w:r>
         <w:r>
           <w:rPr>
@@ -4489,7 +4556,7 @@
           <w14:ligatures w14:val="standardContextual"/>
         </w:rPr>
       </w:pPr>
-      <w:hyperlink w:anchor="_Toc230633283" w:history="1">
+      <w:hyperlink w:anchor="_Toc230633887" w:history="1">
         <w:r>
           <w:rPr>
             <w:rStyle w:val="Hyperkobling"/>
@@ -4516,7 +4583,7 @@
             <w:noProof/>
             <w:webHidden/>
           </w:rPr>
-          <w:instrText xml:space="preserve"> PAGEREF _Toc230633283 \h </w:instrText>
+          <w:instrText xml:space="preserve"> PAGEREF _Toc230633887 \h </w:instrText>
         </w:r>
         <w:r>
           <w:rPr>
@@ -4561,7 +4628,7 @@
           <w14:ligatures w14:val="standardContextual"/>
         </w:rPr>
       </w:pPr>
-      <w:hyperlink w:anchor="_Toc230633284" w:history="1">
+      <w:hyperlink w:anchor="_Toc230633888" w:history="1">
         <w:r>
           <w:rPr>
             <w:rStyle w:val="Hyperkobling"/>
@@ -4588,7 +4655,7 @@
             <w:noProof/>
             <w:webHidden/>
           </w:rPr>
-          <w:instrText xml:space="preserve"> PAGEREF _Toc230633284 \h </w:instrText>
+          <w:instrText xml:space="preserve"> PAGEREF _Toc230633888 \h </w:instrText>
         </w:r>
         <w:r>
           <w:rPr>
@@ -4633,7 +4700,7 @@
           <w14:ligatures w14:val="standardContextual"/>
         </w:rPr>
       </w:pPr>
-      <w:hyperlink w:anchor="_Toc230633285" w:history="1">
+      <w:hyperlink w:anchor="_Toc230633889" w:history="1">
         <w:r>
           <w:rPr>
             <w:rStyle w:val="Hyperkobling"/>
@@ -4660,7 +4727,7 @@
             <w:noProof/>
             <w:webHidden/>
           </w:rPr>
-          <w:instrText xml:space="preserve"> PAGEREF _Toc230633285 \h </w:instrText>
+          <w:instrText xml:space="preserve"> PAGEREF _Toc230633889 \h </w:instrText>
         </w:r>
         <w:r>
           <w:rPr>
@@ -4705,7 +4772,7 @@
           <w14:ligatures w14:val="standardContextual"/>
         </w:rPr>
       </w:pPr>
-      <w:hyperlink w:anchor="_Toc230633286" w:history="1">
+      <w:hyperlink w:anchor="_Toc230633890" w:history="1">
         <w:r>
           <w:rPr>
             <w:rStyle w:val="Hyperkobling"/>
@@ -4732,7 +4799,7 @@
             <w:noProof/>
             <w:webHidden/>
           </w:rPr>
-          <w:instrText xml:space="preserve"> PAGEREF _Toc230633286 \h </w:instrText>
+          <w:instrText xml:space="preserve"> PAGEREF _Toc230633890 \h </w:instrText>
         </w:r>
         <w:r>
           <w:rPr>
@@ -4777,7 +4844,7 @@
           <w14:ligatures w14:val="standardContextual"/>
         </w:rPr>
       </w:pPr>
-      <w:hyperlink w:anchor="_Toc230633287" w:history="1">
+      <w:hyperlink w:anchor="_Toc230633891" w:history="1">
         <w:r>
           <w:rPr>
             <w:rStyle w:val="Hyperkobling"/>
@@ -4804,7 +4871,7 @@
             <w:noProof/>
             <w:webHidden/>
           </w:rPr>
-          <w:instrText xml:space="preserve"> PAGEREF _Toc230633287 \h </w:instrText>
+          <w:instrText xml:space="preserve"> PAGEREF _Toc230633891 \h </w:instrText>
         </w:r>
         <w:r>
           <w:rPr>
@@ -4849,7 +4916,7 @@
           <w14:ligatures w14:val="standardContextual"/>
         </w:rPr>
       </w:pPr>
-      <w:hyperlink w:anchor="_Toc230633288" w:history="1">
+      <w:hyperlink w:anchor="_Toc230633892" w:history="1">
         <w:r>
           <w:rPr>
             <w:rStyle w:val="Hyperkobling"/>
@@ -4876,7 +4943,7 @@
             <w:noProof/>
             <w:webHidden/>
           </w:rPr>
-          <w:instrText xml:space="preserve"> PAGEREF _Toc230633288 \h </w:instrText>
+          <w:instrText xml:space="preserve"> PAGEREF _Toc230633892 \h </w:instrText>
         </w:r>
         <w:r>
           <w:rPr>
@@ -4921,7 +4988,7 @@
           <w14:ligatures w14:val="standardContextual"/>
         </w:rPr>
       </w:pPr>
-      <w:hyperlink w:anchor="_Toc230633289" w:history="1">
+      <w:hyperlink w:anchor="_Toc230633893" w:history="1">
         <w:r>
           <w:rPr>
             <w:rStyle w:val="Hyperkobling"/>
@@ -4948,7 +5015,7 @@
             <w:noProof/>
             <w:webHidden/>
           </w:rPr>
-          <w:instrText xml:space="preserve"> PAGEREF _Toc230633289 \h </w:instrText>
+          <w:instrText xml:space="preserve"> PAGEREF _Toc230633893 \h </w:instrText>
         </w:r>
         <w:r>
           <w:rPr>
@@ -4993,7 +5060,7 @@
           <w14:ligatures w14:val="standardContextual"/>
         </w:rPr>
       </w:pPr>
-      <w:hyperlink w:anchor="_Toc230633290" w:history="1">
+      <w:hyperlink w:anchor="_Toc230633894" w:history="1">
         <w:r>
           <w:rPr>
             <w:rStyle w:val="Hyperkobling"/>
@@ -5020,7 +5087,7 @@
             <w:noProof/>
             <w:webHidden/>
           </w:rPr>
-          <w:instrText xml:space="preserve"> PAGEREF _Toc230633290 \h </w:instrText>
+          <w:instrText xml:space="preserve"> PAGEREF _Toc230633894 \h </w:instrText>
         </w:r>
         <w:r>
           <w:rPr>
@@ -5065,7 +5132,7 @@
           <w14:ligatures w14:val="standardContextual"/>
         </w:rPr>
       </w:pPr>
-      <w:hyperlink w:anchor="_Toc230633291" w:history="1">
+      <w:hyperlink w:anchor="_Toc230633895" w:history="1">
         <w:r>
           <w:rPr>
             <w:rStyle w:val="Hyperkobling"/>
@@ -5092,7 +5159,7 @@
             <w:noProof/>
             <w:webHidden/>
           </w:rPr>
-          <w:instrText xml:space="preserve"> PAGEREF _Toc230633291 \h </w:instrText>
+          <w:instrText xml:space="preserve"> PAGEREF _Toc230633895 \h </w:instrText>
         </w:r>
         <w:r>
           <w:rPr>
@@ -5137,7 +5204,7 @@
           <w14:ligatures w14:val="standardContextual"/>
         </w:rPr>
       </w:pPr>
-      <w:hyperlink w:anchor="_Toc230633292" w:history="1">
+      <w:hyperlink w:anchor="_Toc230633896" w:history="1">
         <w:r>
           <w:rPr>
             <w:rStyle w:val="Hyperkobling"/>
@@ -5164,7 +5231,7 @@
             <w:noProof/>
             <w:webHidden/>
           </w:rPr>
-          <w:instrText xml:space="preserve"> PAGEREF _Toc230633292 \h </w:instrText>
+          <w:instrText xml:space="preserve"> PAGEREF _Toc230633896 \h </w:instrText>
         </w:r>
         <w:r>
           <w:rPr>
@@ -5209,7 +5276,7 @@
           <w14:ligatures w14:val="standardContextual"/>
         </w:rPr>
       </w:pPr>
-      <w:hyperlink w:anchor="_Toc230633293" w:history="1">
+      <w:hyperlink w:anchor="_Toc230633897" w:history="1">
         <w:r>
           <w:rPr>
             <w:rStyle w:val="Hyperkobling"/>
@@ -5236,7 +5303,7 @@
             <w:noProof/>
             <w:webHidden/>
           </w:rPr>
-          <w:instrText xml:space="preserve"> PAGEREF _Toc230633293 \h </w:instrText>
+          <w:instrText xml:space="preserve"> PAGEREF _Toc230633897 \h </w:instrText>
         </w:r>
         <w:r>
           <w:rPr>
@@ -5281,7 +5348,7 @@
           <w14:ligatures w14:val="standardContextual"/>
         </w:rPr>
       </w:pPr>
-      <w:hyperlink w:anchor="_Toc230633294" w:history="1">
+      <w:hyperlink w:anchor="_Toc230633898" w:history="1">
         <w:r>
           <w:rPr>
             <w:rStyle w:val="Hyperkobling"/>
@@ -5308,7 +5375,7 @@
             <w:noProof/>
             <w:webHidden/>
           </w:rPr>
-          <w:instrText xml:space="preserve"> PAGEREF _Toc230633294 \h </w:instrText>
+          <w:instrText xml:space="preserve"> PAGEREF _Toc230633898 \h </w:instrText>
         </w:r>
         <w:r>
           <w:rPr>
@@ -5353,7 +5420,7 @@
           <w14:ligatures w14:val="standardContextual"/>
         </w:rPr>
       </w:pPr>
-      <w:hyperlink w:anchor="_Toc230633295" w:history="1">
+      <w:hyperlink w:anchor="_Toc230633899" w:history="1">
         <w:r>
           <w:rPr>
             <w:rStyle w:val="Hyperkobling"/>
@@ -5388,7 +5455,7 @@
             <w:noProof/>
             <w:webHidden/>
           </w:rPr>
-          <w:instrText xml:space="preserve"> PAGEREF _Toc230633295 \h </w:instrText>
+          <w:instrText xml:space="preserve"> PAGEREF _Toc230633899 \h </w:instrText>
         </w:r>
         <w:r>
           <w:rPr>
@@ -5447,7 +5514,7 @@
         <w:spacing w:line="360" w:lineRule="auto"/>
       </w:pPr>
       <w:bookmarkStart w:id="11" w:name="innledning"/>
-      <w:bookmarkStart w:id="12" w:name="_Toc230633238"/>
+      <w:bookmarkStart w:id="12" w:name="_Toc230633842"/>
       <w:bookmarkEnd w:id="9"/>
       <w:r>
         <w:t>1. Innledning</w:t>
@@ -5540,7 +5607,7 @@
         <w:spacing w:line="360" w:lineRule="auto"/>
       </w:pPr>
       <w:bookmarkStart w:id="13" w:name="problemstilling"/>
-      <w:bookmarkStart w:id="14" w:name="_Toc230633239"/>
+      <w:bookmarkStart w:id="14" w:name="_Toc230633843"/>
       <w:r>
         <w:t>1.1 Problemstilling</w:t>
       </w:r>
@@ -5600,7 +5667,7 @@
         <w:spacing w:line="360" w:lineRule="auto"/>
       </w:pPr>
       <w:bookmarkStart w:id="15" w:name="delproblemer"/>
-      <w:bookmarkStart w:id="16" w:name="_Toc230633240"/>
+      <w:bookmarkStart w:id="16" w:name="_Toc230633844"/>
       <w:bookmarkEnd w:id="13"/>
       <w:r>
         <w:t>1.2 Delproblemer</w:t>
@@ -5796,7 +5863,7 @@
         <w:spacing w:line="360" w:lineRule="auto"/>
       </w:pPr>
       <w:bookmarkStart w:id="17" w:name="avgrensninger"/>
-      <w:bookmarkStart w:id="18" w:name="_Toc230633241"/>
+      <w:bookmarkStart w:id="18" w:name="_Toc230633845"/>
       <w:bookmarkEnd w:id="15"/>
       <w:r>
         <w:t>1.3 Avgrensninger</w:t>
@@ -5824,7 +5891,13 @@
         <w:rPr>
           <w:rFonts w:eastAsia="Times New Roman" w:cs="Times New Roman"/>
         </w:rPr>
-        <w:t xml:space="preserve"> Kun Norge, Sverige og Danmark. 12 havner totalt: Bergen, Tromsø, Svolvær, Ålesund, Kristiansand, Stavanger (NO); Stockholm, Göteborg, Malmö (SE); København, Esbjerg, Fredericia (DK).</w:t>
+        <w:t xml:space="preserve"> </w:t>
+      </w:r>
+      <w:r>
+        <w:rPr>
+          <w:rFonts w:eastAsia="Times New Roman" w:cs="Times New Roman"/>
+        </w:rPr>
+        <w:t>Kun Norge, Sverige og Danmark. 12 havner totalt: Bergen, Tromsø, Svolvær, Ålesund, Kristiansand, Stavanger (NO); Stockholm, Göteborg, Malmö (SE); København, Esbjerg, Fredericia (DK).</w:t>
       </w:r>
     </w:p>
     <w:p>
@@ -5903,13 +5976,7 @@
         <w:rPr>
           <w:rFonts w:eastAsia="Times New Roman" w:cs="Times New Roman"/>
         </w:rPr>
-        <w:t xml:space="preserve"> </w:t>
-      </w:r>
-      <w:r>
-        <w:rPr>
-          <w:rFonts w:eastAsia="Times New Roman" w:cs="Times New Roman"/>
-        </w:rPr>
-        <w:t xml:space="preserve">Kildedata fra SDK Shipping er denominert i </w:t>
+        <w:t xml:space="preserve"> Kildedata fra SDK Shipping er denominert i </w:t>
       </w:r>
       <w:r>
         <w:rPr>
@@ -6000,13 +6067,13 @@
         <w:rPr>
           <w:rFonts w:eastAsia="Times New Roman" w:cs="Times New Roman"/>
         </w:rPr>
-        <w:t xml:space="preserve"> (kurs mai 2026: EUR/NOK ≈ 11,50, EUR/DKK = 7,46 — DKK er fastl</w:t>
-      </w:r>
-      <w:r>
-        <w:rPr>
-          <w:rFonts w:eastAsia="Times New Roman" w:cs="Times New Roman"/>
-        </w:rPr>
-        <w:t>åst mot EUR via ERM II). Konstantene oppdateres mot ECBs referansekurs ved behov og introduserer en ekstra usikkerhets</w:t>
+        <w:t xml:space="preserve"> (kurs mai 2026: EUR/NOK ≈ 11,50, EUR/DKK = 7,46 — DKK er fast</w:t>
+      </w:r>
+      <w:r>
+        <w:rPr>
+          <w:rFonts w:eastAsia="Times New Roman" w:cs="Times New Roman"/>
+        </w:rPr>
+        <w:t>låst mot EUR via ERM II). Konstantene oppdateres mot ECBs referansekurs ved behov og introduserer en ekstra usikkerhets</w:t>
       </w:r>
       <w:r>
         <w:rPr>
@@ -6060,7 +6127,7 @@
         <w:spacing w:line="360" w:lineRule="auto"/>
       </w:pPr>
       <w:bookmarkStart w:id="19" w:name="antakelser"/>
-      <w:bookmarkStart w:id="20" w:name="_Toc230633242"/>
+      <w:bookmarkStart w:id="20" w:name="_Toc230633846"/>
       <w:bookmarkEnd w:id="17"/>
       <w:r>
         <w:t>1.4 Antakelser</w:t>
@@ -6133,13 +6200,7 @@
         <w:rPr>
           <w:rFonts w:eastAsia="Times New Roman" w:cs="Times New Roman"/>
         </w:rPr>
-        <w:t xml:space="preserve"> </w:t>
-      </w:r>
-      <w:r>
-        <w:rPr>
-          <w:rFonts w:eastAsia="Times New Roman" w:cs="Times New Roman"/>
-        </w:rPr>
-        <w:t>Trafikkvektene per havn (antall historiske anløp) er en rimelig proxy for fordeling av framtidige anløp i samme land.</w:t>
+        <w:t xml:space="preserve"> Trafikkvektene per havn (antall historiske anløp) er en rimelig proxy for fordeling av framtidige anløp i samme land.</w:t>
       </w:r>
     </w:p>
     <w:p>
@@ -6238,7 +6299,7 @@
         <w:spacing w:line="360" w:lineRule="auto"/>
       </w:pPr>
       <w:bookmarkStart w:id="21" w:name="anvendte-bidrag-i-case-studien"/>
-      <w:bookmarkStart w:id="22" w:name="_Toc230633243"/>
+      <w:bookmarkStart w:id="22" w:name="_Toc230633847"/>
       <w:bookmarkEnd w:id="19"/>
       <w:r>
         <w:t>1.5 Anvendte bidrag i case-studien</w:t>
@@ -6430,7 +6491,7 @@
         <w:rPr>
           <w:rFonts w:eastAsia="Times New Roman" w:cs="Times New Roman"/>
         </w:rPr>
-        <w:pict w14:anchorId="6DE30844">
+        <w:pict w14:anchorId="571FF710">
           <v:rect id="_x0000_i1028" style="width:0;height:1.5pt" o:hralign="center" o:hrstd="t" o:hr="t"/>
         </w:pict>
       </w:r>
@@ -6441,7 +6502,7 @@
         <w:spacing w:line="360" w:lineRule="auto"/>
       </w:pPr>
       <w:bookmarkStart w:id="23" w:name="litteratur"/>
-      <w:bookmarkStart w:id="24" w:name="_Toc230633244"/>
+      <w:bookmarkStart w:id="24" w:name="_Toc230633848"/>
       <w:bookmarkEnd w:id="11"/>
       <w:bookmarkEnd w:id="21"/>
       <w:r>
@@ -6467,7 +6528,7 @@
         <w:spacing w:line="360" w:lineRule="auto"/>
       </w:pPr>
       <w:bookmarkStart w:id="25" w:name="X7c64d5c69e8be4aa342d1f5b50a96f4760fe6ea"/>
-      <w:bookmarkStart w:id="26" w:name="_Toc230633245"/>
+      <w:bookmarkStart w:id="26" w:name="_Toc230633849"/>
       <w:r>
         <w:t>2.1 Maskinlæring for kostnadsprediksjon i transport og logistikk</w:t>
       </w:r>
@@ -6535,7 +6596,7 @@
         <w:spacing w:line="360" w:lineRule="auto"/>
       </w:pPr>
       <w:bookmarkStart w:id="27" w:name="X50f1a326dd81dd1da535bd6543ea8d29f23ade9"/>
-      <w:bookmarkStart w:id="28" w:name="_Toc230633246"/>
+      <w:bookmarkStart w:id="28" w:name="_Toc230633850"/>
       <w:bookmarkEnd w:id="25"/>
       <w:r>
         <w:t>2.2 Gradient boosting på heterogene tabulære data</w:t>
@@ -6671,7 +6732,7 @@
         <w:spacing w:line="360" w:lineRule="auto"/>
       </w:pPr>
       <w:bookmarkStart w:id="29" w:name="X52ccaa96010e029cb7ad8233c60e45490ae75db"/>
-      <w:bookmarkStart w:id="30" w:name="_Toc230633247"/>
+      <w:bookmarkStart w:id="30" w:name="_Toc230633851"/>
       <w:bookmarkEnd w:id="27"/>
       <w:r>
         <w:t>2.3 Konform prediksjon og usikkerhetskvantifisering</w:t>
@@ -6741,7 +6802,7 @@
         <w:spacing w:line="360" w:lineRule="auto"/>
       </w:pPr>
       <w:bookmarkStart w:id="31" w:name="forskningsgap"/>
-      <w:bookmarkStart w:id="32" w:name="_Toc230633248"/>
+      <w:bookmarkStart w:id="32" w:name="_Toc230633852"/>
       <w:bookmarkEnd w:id="29"/>
       <w:r>
         <w:t>2.4 Forskningsgap</w:t>
@@ -6853,7 +6914,7 @@
         <w:rPr>
           <w:rFonts w:eastAsia="Times New Roman" w:cs="Times New Roman"/>
         </w:rPr>
-        <w:pict w14:anchorId="39C0FCF5">
+        <w:pict w14:anchorId="0055F902">
           <v:rect id="_x0000_i1029" style="width:0;height:1.5pt" o:hralign="center" o:hrstd="t" o:hr="t"/>
         </w:pict>
       </w:r>
@@ -6864,7 +6925,7 @@
         <w:spacing w:line="360" w:lineRule="auto"/>
       </w:pPr>
       <w:bookmarkStart w:id="33" w:name="teori"/>
-      <w:bookmarkStart w:id="34" w:name="_Toc230633249"/>
+      <w:bookmarkStart w:id="34" w:name="_Toc230633853"/>
       <w:bookmarkEnd w:id="23"/>
       <w:bookmarkEnd w:id="31"/>
       <w:r>
@@ -6897,7 +6958,7 @@
         <w:spacing w:line="360" w:lineRule="auto"/>
       </w:pPr>
       <w:bookmarkStart w:id="35" w:name="tabulær-læring-og-gradient-boosting"/>
-      <w:bookmarkStart w:id="36" w:name="_Toc230633250"/>
+      <w:bookmarkStart w:id="36" w:name="_Toc230633854"/>
       <w:r>
         <w:t>3.1 Tabulær læring og gradient boosting</w:t>
       </w:r>
@@ -8005,7 +8066,7 @@
         <w:spacing w:line="360" w:lineRule="auto"/>
       </w:pPr>
       <w:bookmarkStart w:id="37" w:name="lightgbm"/>
-      <w:bookmarkStart w:id="38" w:name="_Toc230633251"/>
+      <w:bookmarkStart w:id="38" w:name="_Toc230633855"/>
       <w:bookmarkEnd w:id="35"/>
       <w:r>
         <w:t>3.2 LightGBM</w:t>
@@ -8198,13 +8259,7 @@
         <w:rPr>
           <w:rFonts w:eastAsia="Times New Roman" w:cs="Times New Roman"/>
         </w:rPr>
-        <w:t xml:space="preserve"> </w:t>
-      </w:r>
-      <w:r>
-        <w:rPr>
-          <w:rFonts w:eastAsia="Times New Roman" w:cs="Times New Roman"/>
-        </w:rPr>
-        <w:t>per node). For datasett med mange kontinuerlige features er dette den dominerende hastighets</w:t>
+        <w:t xml:space="preserve"> per node). For datasett med mange kontinuerlige features er dette den dominerende hastighets</w:t>
       </w:r>
       <w:r>
         <w:rPr>
@@ -8516,7 +8571,7 @@
         <w:spacing w:line="360" w:lineRule="auto"/>
       </w:pPr>
       <w:bookmarkStart w:id="39" w:name="catboost"/>
-      <w:bookmarkStart w:id="40" w:name="_Toc230633252"/>
+      <w:bookmarkStart w:id="40" w:name="_Toc230633856"/>
       <w:bookmarkEnd w:id="37"/>
       <w:r>
         <w:t>3.3 CatBoost</w:t>
@@ -8552,13 +8607,7 @@
         <w:rPr>
           <w:rFonts w:eastAsia="Times New Roman" w:cs="Times New Roman"/>
         </w:rPr>
-        <w:t xml:space="preserve"> </w:t>
-      </w:r>
-      <w:r>
-        <w:rPr>
-          <w:rFonts w:eastAsia="Times New Roman" w:cs="Times New Roman"/>
-        </w:rPr>
-        <w:t xml:space="preserve">Standard target-encoding-strategier erstatter en kategorisk verdi med gjennomsnittet av målet over alle rader der verdien forekommer. Dette skaper </w:t>
+        <w:t xml:space="preserve"> Standard target-encoding-strategier erstatter en kategorisk verdi med gjennomsnittet av målet over alle rader der verdien forekommer. Dette skaper </w:t>
       </w:r>
       <w:r>
         <w:rPr>
@@ -8654,7 +8703,13 @@
         <w:rPr>
           <w:rFonts w:eastAsia="Times New Roman" w:cs="Times New Roman"/>
         </w:rPr>
-        <w:t xml:space="preserve"> i permutasjonen. Dette gir et forventningsrett estimat på bekostning av å kjøre </w:t>
+        <w:t xml:space="preserve"> </w:t>
+      </w:r>
+      <w:r>
+        <w:rPr>
+          <w:rFonts w:eastAsia="Times New Roman" w:cs="Times New Roman"/>
+        </w:rPr>
+        <w:t xml:space="preserve">i permutasjonen. Dette gir et forventningsrett estimat på bekostning av å kjøre </w:t>
       </w:r>
       <m:oMath>
         <m:r>
@@ -9125,16 +9180,7 @@
                 <w:rPr>
                   <w:rFonts w:ascii="Cambria Math" w:hAnsi="Cambria Math"/>
                 </w:rPr>
-                <m:t>}</m:t>
-              </m:r>
-              <m:r>
-                <m:rPr>
-                  <m:sty m:val="p"/>
-                </m:rPr>
-                <w:rPr>
-                  <w:rFonts w:ascii="Cambria Math" w:hAnsi="Cambria Math"/>
-                </w:rPr>
-                <m:t>+</m:t>
+                <m:t>}+</m:t>
               </m:r>
               <m:r>
                 <w:rPr>
@@ -9246,7 +9292,7 @@
         <w:spacing w:line="360" w:lineRule="auto"/>
       </w:pPr>
       <w:bookmarkStart w:id="41" w:name="log-transformert-mål-og-evaluering"/>
-      <w:bookmarkStart w:id="42" w:name="_Toc230633253"/>
+      <w:bookmarkStart w:id="42" w:name="_Toc230633857"/>
       <w:bookmarkEnd w:id="39"/>
       <w:r>
         <w:t>3.4 Log-transformert mål og evaluering</w:t>
@@ -10600,7 +10646,7 @@
         <w:spacing w:line="360" w:lineRule="auto"/>
       </w:pPr>
       <w:bookmarkStart w:id="43" w:name="kvantilregresjon-og-konform-prediksjon"/>
-      <w:bookmarkStart w:id="44" w:name="_Toc230633254"/>
+      <w:bookmarkStart w:id="44" w:name="_Toc230633858"/>
       <w:bookmarkEnd w:id="41"/>
       <w:r>
         <w:t>3.5 Kvantil</w:t>
@@ -11119,13 +11165,7 @@
         <w:rPr>
           <w:rFonts w:eastAsia="Times New Roman" w:cs="Times New Roman"/>
         </w:rPr>
-        <w:t xml:space="preserve"> </w:t>
-      </w:r>
-      <w:r>
-        <w:rPr>
-          <w:rFonts w:eastAsia="Times New Roman" w:cs="Times New Roman"/>
-        </w:rPr>
-        <w:t xml:space="preserve">reduseres dette til middel absolutt feil og gir en median-prediktor. For </w:t>
+        <w:t xml:space="preserve"> reduseres dette til middel absolutt feil og gir en median-prediktor. For </w:t>
       </w:r>
       <m:oMath>
         <m:r>
@@ -11325,11 +11365,6 @@
           <w:rFonts w:eastAsia="Times New Roman" w:cs="Times New Roman"/>
         </w:rPr>
         <w:softHyphen/>
-      </w:r>
-      <w:r>
-        <w:rPr>
-          <w:rFonts w:eastAsia="Times New Roman" w:cs="Times New Roman"/>
-        </w:rPr>
         <w:t xml:space="preserve">modell garanteres ikke å oppnå nominell dekning på hold-out-data. Empirisk dekning kan drifte fra </w:t>
       </w:r>
       <m:oMath>
@@ -11413,6 +11448,11 @@
           <w:rFonts w:eastAsia="Times New Roman" w:cs="Times New Roman"/>
         </w:rPr>
         <w:softHyphen/>
+      </w:r>
+      <w:r>
+        <w:rPr>
+          <w:rFonts w:eastAsia="Times New Roman" w:cs="Times New Roman"/>
+        </w:rPr>
         <w:t>sett til å konvertere en hvilken som helst kvantil</w:t>
       </w:r>
       <w:r>
@@ -12404,16 +12444,7 @@
                 <w:rPr>
                   <w:rFonts w:ascii="Cambria Math" w:hAnsi="Cambria Math"/>
                 </w:rPr>
-                <m:t>)</m:t>
-              </m:r>
-              <m:r>
-                <m:rPr>
-                  <m:sty m:val="p"/>
-                </m:rPr>
-                <w:rPr>
-                  <w:rFonts w:ascii="Cambria Math" w:hAnsi="Cambria Math"/>
-                </w:rPr>
-                <m:t>-</m:t>
+                <m:t>)-</m:t>
               </m:r>
               <m:sSub>
                 <m:sSubPr>
@@ -12769,11 +12800,6 @@
           <w:rFonts w:eastAsia="Times New Roman" w:cs="Times New Roman"/>
         </w:rPr>
         <w:softHyphen/>
-      </w:r>
-      <w:r>
-        <w:rPr>
-          <w:rFonts w:eastAsia="Times New Roman" w:cs="Times New Roman"/>
-        </w:rPr>
         <w:t>et (DP4), og CQR garanterer kalibrert dekning på små datasett.</w:t>
       </w:r>
     </w:p>
@@ -12783,7 +12809,7 @@
         <w:spacing w:line="360" w:lineRule="auto"/>
       </w:pPr>
       <w:bookmarkStart w:id="45" w:name="shap-verdier"/>
-      <w:bookmarkStart w:id="46" w:name="_Toc230633255"/>
+      <w:bookmarkStart w:id="46" w:name="_Toc230633859"/>
       <w:bookmarkEnd w:id="43"/>
       <w:r>
         <w:t>3.6 SHAP-verdier</w:t>
@@ -13398,7 +13424,13 @@
         <w:rPr>
           <w:rFonts w:eastAsia="Times New Roman" w:cs="Times New Roman"/>
         </w:rPr>
-        <w:t xml:space="preserve"> er modellens forventede prediksjon når kun features i </w:t>
+        <w:t xml:space="preserve"> </w:t>
+      </w:r>
+      <w:r>
+        <w:rPr>
+          <w:rFonts w:eastAsia="Times New Roman" w:cs="Times New Roman"/>
+        </w:rPr>
+        <w:t xml:space="preserve">er modellens forventede prediksjon når kun features i </w:t>
       </w:r>
       <m:oMath>
         <m:r>
@@ -13712,13 +13744,7 @@
         <w:rPr>
           <w:rFonts w:eastAsia="Times New Roman" w:cs="Times New Roman"/>
         </w:rPr>
-        <w:t xml:space="preserve"> </w:t>
-      </w:r>
-      <w:r>
-        <w:rPr>
-          <w:rFonts w:eastAsia="Times New Roman" w:cs="Times New Roman"/>
-        </w:rPr>
-        <w:t>hvis en features bidrag øker i en modell, kan SHAP-verdien dens ikke synke.</w:t>
+        <w:t xml:space="preserve"> hvis en features bidrag øker i en modell, kan SHAP-verdien dens ikke synke.</w:t>
       </w:r>
     </w:p>
     <w:p>
@@ -13808,7 +13834,7 @@
         <w:rPr>
           <w:rFonts w:eastAsia="Times New Roman" w:cs="Times New Roman"/>
         </w:rPr>
-        <w:pict w14:anchorId="3BB51E58">
+        <w:pict w14:anchorId="7D3E6D2E">
           <v:rect id="_x0000_i1030" style="width:0;height:1.5pt" o:hralign="center" o:hrstd="t" o:hr="t"/>
         </w:pict>
       </w:r>
@@ -13819,7 +13845,7 @@
         <w:spacing w:line="360" w:lineRule="auto"/>
       </w:pPr>
       <w:bookmarkStart w:id="47" w:name="casebeskrivelse"/>
-      <w:bookmarkStart w:id="48" w:name="_Toc230633256"/>
+      <w:bookmarkStart w:id="48" w:name="_Toc230633860"/>
       <w:bookmarkEnd w:id="33"/>
       <w:bookmarkEnd w:id="45"/>
       <w:r>
@@ -14200,11 +14226,6 @@
                 <w:rFonts w:eastAsia="Times New Roman" w:cs="Times New Roman"/>
               </w:rPr>
               <w:softHyphen/>
-            </w:r>
-            <w:r>
-              <w:rPr>
-                <w:rFonts w:eastAsia="Times New Roman" w:cs="Times New Roman"/>
-              </w:rPr>
               <w:t>honoraret</w:t>
             </w:r>
           </w:p>
@@ -14353,13 +14374,7 @@
         <w:rPr>
           <w:rFonts w:eastAsia="Times New Roman" w:cs="Times New Roman"/>
         </w:rPr>
-        <w:t xml:space="preserve"> </w:t>
-      </w:r>
-      <w:r>
-        <w:rPr>
-          <w:rFonts w:eastAsia="Times New Roman" w:cs="Times New Roman"/>
-        </w:rPr>
-        <w:t>GT &gt; 1000</w:t>
+        <w:t xml:space="preserve"> GT &gt; 1000</w:t>
       </w:r>
     </w:p>
     <w:p>
@@ -14396,7 +14411,7 @@
         <w:rPr>
           <w:rFonts w:eastAsia="Times New Roman" w:cs="Times New Roman"/>
         </w:rPr>
-        <w:pict w14:anchorId="2E59D98E">
+        <w:pict w14:anchorId="5EEF8B66">
           <v:rect id="_x0000_i1031" style="width:0;height:1.5pt" o:hralign="center" o:hrstd="t" o:hr="t"/>
         </w:pict>
       </w:r>
@@ -14407,7 +14422,7 @@
         <w:spacing w:line="360" w:lineRule="auto"/>
       </w:pPr>
       <w:bookmarkStart w:id="49" w:name="metode-og-data"/>
-      <w:bookmarkStart w:id="50" w:name="_Toc230633257"/>
+      <w:bookmarkStart w:id="50" w:name="_Toc230633861"/>
       <w:bookmarkEnd w:id="47"/>
       <w:r>
         <w:t>5. Metode og data</w:t>
@@ -14420,7 +14435,7 @@
         <w:spacing w:line="360" w:lineRule="auto"/>
       </w:pPr>
       <w:bookmarkStart w:id="51" w:name="prosessmapping-mot-pensumkompendiet"/>
-      <w:bookmarkStart w:id="52" w:name="_Toc230633258"/>
+      <w:bookmarkStart w:id="52" w:name="_Toc230633862"/>
       <w:r>
         <w:t>5.0 Prosess</w:t>
       </w:r>
@@ -14450,6 +14465,11 @@
           <w:rFonts w:eastAsia="Times New Roman" w:cs="Times New Roman"/>
         </w:rPr>
         <w:softHyphen/>
+      </w:r>
+      <w:r>
+        <w:rPr>
+          <w:rFonts w:eastAsia="Times New Roman" w:cs="Times New Roman"/>
+        </w:rPr>
         <w:t>kompendiet (Pettersen &amp; Rekdal, 2026, § i.4) foreskriver en femtrinns prosess for et kvantitativt logistikk</w:t>
       </w:r>
       <w:r>
@@ -14766,7 +14786,7 @@
         <w:spacing w:line="360" w:lineRule="auto"/>
       </w:pPr>
       <w:bookmarkStart w:id="53" w:name="forskningsdesign"/>
-      <w:bookmarkStart w:id="54" w:name="_Toc230633259"/>
+      <w:bookmarkStart w:id="54" w:name="_Toc230633863"/>
       <w:bookmarkEnd w:id="51"/>
       <w:r>
         <w:t>5.1 Forskningsdesign</w:t>
@@ -14812,7 +14832,7 @@
         <w:spacing w:line="360" w:lineRule="auto"/>
       </w:pPr>
       <w:bookmarkStart w:id="55" w:name="datakilder"/>
-      <w:bookmarkStart w:id="56" w:name="_Toc230633260"/>
+      <w:bookmarkStart w:id="56" w:name="_Toc230633864"/>
       <w:bookmarkEnd w:id="53"/>
       <w:r>
         <w:t>5.2 Datakilder</w:t>
@@ -14998,11 +15018,6 @@
                 <w:rFonts w:eastAsia="Times New Roman" w:cs="Times New Roman"/>
               </w:rPr>
               <w:softHyphen/>
-            </w:r>
-            <w:r>
-              <w:rPr>
-                <w:rFonts w:eastAsia="Times New Roman" w:cs="Times New Roman"/>
-              </w:rPr>
               <w:t>data (inkl. subtotaler)</w:t>
             </w:r>
           </w:p>
@@ -15293,7 +15308,7 @@
         <w:spacing w:line="360" w:lineRule="auto"/>
       </w:pPr>
       <w:bookmarkStart w:id="57" w:name="datapreparering"/>
-      <w:bookmarkStart w:id="58" w:name="_Toc230633261"/>
+      <w:bookmarkStart w:id="58" w:name="_Toc230633865"/>
       <w:bookmarkEnd w:id="55"/>
       <w:r>
         <w:t>5.3 Datapreparering</w:t>
@@ -15505,6 +15520,11 @@
           <w:rFonts w:eastAsia="Times New Roman" w:cs="Times New Roman"/>
         </w:rPr>
         <w:softHyphen/>
+      </w:r>
+      <w:r>
+        <w:rPr>
+          <w:rFonts w:eastAsia="Times New Roman" w:cs="Times New Roman"/>
+        </w:rPr>
         <w:t>variabler (måned, kvartal, dag-i-uka).</w:t>
       </w:r>
     </w:p>
@@ -15552,7 +15572,7 @@
         <w:spacing w:line="360" w:lineRule="auto"/>
       </w:pPr>
       <w:bookmarkStart w:id="59" w:name="datasplit-og-evalueringsprotokoll"/>
-      <w:bookmarkStart w:id="60" w:name="_Toc230633262"/>
+      <w:bookmarkStart w:id="60" w:name="_Toc230633866"/>
       <w:bookmarkEnd w:id="57"/>
       <w:r>
         <w:t>5.4 Datasplit og evalueringsprotokoll</w:t>
@@ -16131,7 +16151,7 @@
         <w:spacing w:line="360" w:lineRule="auto"/>
       </w:pPr>
       <w:bookmarkStart w:id="61" w:name="feature-engineering"/>
-      <w:bookmarkStart w:id="62" w:name="_Toc230633263"/>
+      <w:bookmarkStart w:id="62" w:name="_Toc230633867"/>
       <w:bookmarkEnd w:id="59"/>
       <w:r>
         <w:t>5.5 Feature engineering</w:t>
@@ -16861,7 +16881,7 @@
         <w:spacing w:line="360" w:lineRule="auto"/>
       </w:pPr>
       <w:bookmarkStart w:id="63" w:name="verktøy-og-reproduserbarhet"/>
-      <w:bookmarkStart w:id="64" w:name="_Toc230633264"/>
+      <w:bookmarkStart w:id="64" w:name="_Toc230633868"/>
       <w:bookmarkEnd w:id="61"/>
       <w:r>
         <w:t>5.6 Verktøy og reproduserbarhet</w:t>
@@ -16935,7 +16955,7 @@
         <w:spacing w:line="360" w:lineRule="auto"/>
       </w:pPr>
       <w:bookmarkStart w:id="65" w:name="antakelsessjekk-kompendiet-steg-2"/>
-      <w:bookmarkStart w:id="66" w:name="_Toc230633265"/>
+      <w:bookmarkStart w:id="66" w:name="_Toc230633869"/>
       <w:bookmarkEnd w:id="63"/>
       <w:r>
         <w:t>5.7 Antakelses</w:t>
@@ -17215,6 +17235,11 @@
           <w:rFonts w:eastAsia="Times New Roman" w:cs="Times New Roman"/>
         </w:rPr>
         <w:softHyphen/>
+      </w:r>
+      <w:r>
+        <w:rPr>
+          <w:rFonts w:eastAsia="Times New Roman" w:cs="Times New Roman"/>
+        </w:rPr>
         <w:t xml:space="preserve">features eliminerer de mest ekstreme tilfellene. Resterende moderate multikollinearitet (VIF ≈ 3–5 for </w:t>
       </w:r>
       <w:r>
@@ -17243,13 +17268,7 @@
           <w:rFonts w:eastAsia="Times New Roman" w:cs="Times New Roman"/>
         </w:rPr>
         <w:softHyphen/>
-        <w:t>ensembler ikke er sensitive for kollineære features på samme måte som lineæ</w:t>
-      </w:r>
-      <w:r>
-        <w:rPr>
-          <w:rFonts w:eastAsia="Times New Roman" w:cs="Times New Roman"/>
-        </w:rPr>
-        <w:t>r regresjon — en feature med VIF = 5 i et tre vil bare bli valgt sjeldnere ved split, ikke gi numerisk ustabilitet.</w:t>
+        <w:t>ensembler ikke er sensitive for kollineære features på samme måte som lineær regresjon — en feature med VIF = 5 i et tre vil bare bli valgt sjeldnere ved split, ikke gi numerisk ustabilitet.</w:t>
       </w:r>
     </w:p>
     <w:p>
@@ -17293,7 +17312,7 @@
         <w:rPr>
           <w:rFonts w:eastAsia="Times New Roman" w:cs="Times New Roman"/>
         </w:rPr>
-        <w:pict w14:anchorId="47FBF048">
+        <w:pict w14:anchorId="26C3C2DD">
           <v:rect id="_x0000_i1032" style="width:0;height:1.5pt" o:hralign="center" o:hrstd="t" o:hr="t"/>
         </w:pict>
       </w:r>
@@ -17304,7 +17323,7 @@
         <w:spacing w:line="360" w:lineRule="auto"/>
       </w:pPr>
       <w:bookmarkStart w:id="67" w:name="modell"/>
-      <w:bookmarkStart w:id="68" w:name="_Toc230633266"/>
+      <w:bookmarkStart w:id="68" w:name="_Toc230633870"/>
       <w:bookmarkEnd w:id="49"/>
       <w:bookmarkEnd w:id="65"/>
       <w:r>
@@ -17318,7 +17337,7 @@
         <w:spacing w:line="360" w:lineRule="auto"/>
       </w:pPr>
       <w:bookmarkStart w:id="69" w:name="målvariabel-og-tap"/>
-      <w:bookmarkStart w:id="70" w:name="_Toc230633267"/>
+      <w:bookmarkStart w:id="70" w:name="_Toc230633871"/>
       <w:r>
         <w:t>6.1 Mål</w:t>
       </w:r>
@@ -17451,7 +17470,7 @@
         <w:spacing w:line="360" w:lineRule="auto"/>
       </w:pPr>
       <w:bookmarkStart w:id="71" w:name="baselinemodeller"/>
-      <w:bookmarkStart w:id="72" w:name="_Toc230633268"/>
+      <w:bookmarkStart w:id="72" w:name="_Toc230633872"/>
       <w:bookmarkEnd w:id="69"/>
       <w:r>
         <w:t>6.2 Baseline</w:t>
@@ -17574,7 +17593,7 @@
         <w:spacing w:line="360" w:lineRule="auto"/>
       </w:pPr>
       <w:bookmarkStart w:id="73" w:name="hovedmodell-lightgbm-catboost-ensemble"/>
-      <w:bookmarkStart w:id="74" w:name="_Toc230633269"/>
+      <w:bookmarkStart w:id="74" w:name="_Toc230633873"/>
       <w:bookmarkEnd w:id="71"/>
       <w:r>
         <w:t>6.3 Hovedmodell — LightGBM + CatBoost ensemble</w:t>
@@ -17972,15 +17991,13 @@
         <w:spacing w:line="360" w:lineRule="auto"/>
       </w:pPr>
       <w:bookmarkStart w:id="75" w:name="kvantilmodell-og-konform-kalibrering"/>
-      <w:bookmarkStart w:id="76" w:name="_Toc230633270"/>
+      <w:bookmarkStart w:id="76" w:name="_Toc230633874"/>
       <w:bookmarkEnd w:id="73"/>
       <w:r>
         <w:t>6.4 Kvantil</w:t>
       </w:r>
       <w:r>
         <w:softHyphen/>
-      </w:r>
-      <w:r>
         <w:t>modell og konform kalibrering</w:t>
       </w:r>
       <w:bookmarkEnd w:id="76"/>
@@ -18059,7 +18076,7 @@
         <w:spacing w:line="360" w:lineRule="auto"/>
       </w:pPr>
       <w:bookmarkStart w:id="77" w:name="hybrid-kalibrering-på-anløpsnivå"/>
-      <w:bookmarkStart w:id="78" w:name="_Toc230633271"/>
+      <w:bookmarkStart w:id="78" w:name="_Toc230633875"/>
       <w:bookmarkEnd w:id="75"/>
       <w:r>
         <w:t>6.5 Hybrid kalibrering på anløpsnivå</w:t>
@@ -18439,7 +18456,7 @@
         <w:rPr>
           <w:rFonts w:eastAsia="Times New Roman" w:cs="Times New Roman"/>
         </w:rPr>
-        <w:pict w14:anchorId="273DCFE0">
+        <w:pict w14:anchorId="3F1766F6">
           <v:rect id="_x0000_i1033" style="width:0;height:1.5pt" o:hralign="center" o:hrstd="t" o:hr="t"/>
         </w:pict>
       </w:r>
@@ -18450,7 +18467,7 @@
         <w:spacing w:line="360" w:lineRule="auto"/>
       </w:pPr>
       <w:bookmarkStart w:id="79" w:name="analyse"/>
-      <w:bookmarkStart w:id="80" w:name="_Toc230633272"/>
+      <w:bookmarkStart w:id="80" w:name="_Toc230633876"/>
       <w:bookmarkEnd w:id="67"/>
       <w:bookmarkEnd w:id="77"/>
       <w:r>
@@ -18532,7 +18549,7 @@
         <w:spacing w:line="360" w:lineRule="auto"/>
       </w:pPr>
       <w:bookmarkStart w:id="81" w:name="beskrivende-statistikk"/>
-      <w:bookmarkStart w:id="82" w:name="_Toc230633273"/>
+      <w:bookmarkStart w:id="82" w:name="_Toc230633877"/>
       <w:r>
         <w:t>7.1 Beskrivende statistikk</w:t>
       </w:r>
@@ -18549,7 +18566,7 @@
           <w:noProof/>
         </w:rPr>
         <w:drawing>
-          <wp:inline distT="0" distB="0" distL="0" distR="0" wp14:anchorId="095C966D" wp14:editId="4003831A">
+          <wp:inline distT="0" distB="0" distL="0" distR="0" wp14:anchorId="7FD5BA90" wp14:editId="4563264A">
             <wp:extent cx="5334000" cy="3288699"/>
             <wp:effectExtent l="0" t="0" r="0" b="0"/>
             <wp:docPr id="49" name="Picture" descr="Figur 7.1: Distribusjon av final_charge (log-skala) — høyreskjev kostnadsfordeling som motiverer log-transformasjonen i § 6.1"/>
@@ -18616,14 +18633,7 @@
           <w:rFonts w:eastAsia="Times New Roman" w:cs="Times New Roman"/>
           <w:sz w:val="24"/>
         </w:rPr>
-        <w:t xml:space="preserve"> </w:t>
-      </w:r>
-      <w:r>
-        <w:rPr>
-          <w:rFonts w:eastAsia="Times New Roman" w:cs="Times New Roman"/>
-          <w:sz w:val="24"/>
-        </w:rPr>
-        <w:t>(log-skala) — høyreskjev kostnadsfordeling som motiverer log-transformasjonen i § 6.1</w:t>
+        <w:t xml:space="preserve"> (log-skala) — høyreskjev kostnadsfordeling som motiverer log-transformasjonen i § 6.1</w:t>
       </w:r>
     </w:p>
     <w:p>
@@ -18733,7 +18743,7 @@
           <w:noProof/>
         </w:rPr>
         <w:drawing>
-          <wp:inline distT="0" distB="0" distL="0" distR="0" wp14:anchorId="61C95C6D" wp14:editId="04EBB597">
+          <wp:inline distT="0" distB="0" distL="0" distR="0" wp14:anchorId="07C0C804" wp14:editId="09C600D9">
             <wp:extent cx="5334000" cy="2389866"/>
             <wp:effectExtent l="0" t="0" r="0" b="0"/>
             <wp:docPr id="52" name="Picture" descr="Figur 7.2: Antall transaksjoner per havn og år (2020–2025) — viser trafikkvolum og datatilfang per havn"/>
@@ -18873,7 +18883,7 @@
           <w:noProof/>
         </w:rPr>
         <w:drawing>
-          <wp:inline distT="0" distB="0" distL="0" distR="0" wp14:anchorId="61A21C39" wp14:editId="2321A3A8">
+          <wp:inline distT="0" distB="0" distL="0" distR="0" wp14:anchorId="0C1B2B93" wp14:editId="0963565C">
             <wp:extent cx="5334000" cy="2634650"/>
             <wp:effectExtent l="0" t="0" r="0" b="0"/>
             <wp:docPr id="55" name="Picture" descr="Figur 7.3: Kostnad per tjenestekategori, fordelt på størrelseskategori (Liten / Mellomstor / Stor)"/>
@@ -18952,6 +18962,11 @@
           <w:rFonts w:eastAsia="Times New Roman" w:cs="Times New Roman"/>
         </w:rPr>
         <w:softHyphen/>
+      </w:r>
+      <w:r>
+        <w:rPr>
+          <w:rFonts w:eastAsia="Times New Roman" w:cs="Times New Roman"/>
+        </w:rPr>
         <w:t>kategori, fordelt på størrelses</w:t>
       </w:r>
       <w:r>
@@ -19001,7 +19016,7 @@
         <w:spacing w:line="360" w:lineRule="auto"/>
       </w:pPr>
       <w:bookmarkStart w:id="83" w:name="korrelasjoner-og-feature-importance"/>
-      <w:bookmarkStart w:id="84" w:name="_Toc230633274"/>
+      <w:bookmarkStart w:id="84" w:name="_Toc230633878"/>
       <w:bookmarkEnd w:id="81"/>
       <w:r>
         <w:t>7.2 Korrelasjoner og feature importance</w:t>
@@ -19019,7 +19034,7 @@
           <w:noProof/>
         </w:rPr>
         <w:drawing>
-          <wp:inline distT="0" distB="0" distL="0" distR="0" wp14:anchorId="5C901B8D" wp14:editId="1F7DE0EB">
+          <wp:inline distT="0" distB="0" distL="0" distR="0" wp14:anchorId="42F4C47D" wp14:editId="4322CAAC">
             <wp:extent cx="5334000" cy="3294926"/>
             <wp:effectExtent l="0" t="0" r="0" b="0"/>
             <wp:docPr id="59" name="Picture" descr="Figur 7.4: Spearman-korrelasjon mellom numeriske features og log-kostnad — GT, LOA og fuel­konsum er moderat positivt korrelert"/>
@@ -19153,7 +19168,7 @@
           <w:noProof/>
         </w:rPr>
         <w:drawing>
-          <wp:inline distT="0" distB="0" distL="0" distR="0" wp14:anchorId="3B2A520A" wp14:editId="619A2C16">
+          <wp:inline distT="0" distB="0" distL="0" distR="0" wp14:anchorId="28C60B77" wp14:editId="50B2AC0C">
             <wp:extent cx="5334000" cy="3528031"/>
             <wp:effectExtent l="0" t="0" r="0" b="0"/>
             <wp:docPr id="62" name="Picture" descr="Figur 7.5: Top-15 feature importance fra LightGBM (gain-andel) — service_type og størrelse-baserte aggregat­statistikker dominerer"/>
@@ -19248,7 +19263,13 @@
         <w:rPr>
           <w:rFonts w:eastAsia="Times New Roman" w:cs="Times New Roman"/>
         </w:rPr>
-        <w:t xml:space="preserve"> Top-15 feature importance fra LightGBM (gain). De fem viktigste featurene er </w:t>
+        <w:t xml:space="preserve"> </w:t>
+      </w:r>
+      <w:r>
+        <w:rPr>
+          <w:rFonts w:eastAsia="Times New Roman" w:cs="Times New Roman"/>
+        </w:rPr>
+        <w:t xml:space="preserve">Top-15 feature importance fra LightGBM (gain). De fem viktigste featurene er </w:t>
       </w:r>
       <w:r>
         <w:rPr>
@@ -19351,7 +19372,7 @@
           <w:i/>
           <w:iCs/>
         </w:rPr>
-        <w:t xml:space="preserve">, seksjon 6; </w:t>
+        <w:t>, seksjon 6; r</w:t>
       </w:r>
       <w:r>
         <w:rPr>
@@ -19359,7 +19380,7 @@
           <w:i/>
           <w:iCs/>
         </w:rPr>
-        <w:t xml:space="preserve">reprodusert i </w:t>
+        <w:t xml:space="preserve">eprodusert i </w:t>
       </w:r>
       <w:r>
         <w:rPr>
@@ -19386,7 +19407,7 @@
         <w:spacing w:line="360" w:lineRule="auto"/>
       </w:pPr>
       <w:bookmarkStart w:id="85" w:name="shap-analyse"/>
-      <w:bookmarkStart w:id="86" w:name="_Toc230633275"/>
+      <w:bookmarkStart w:id="86" w:name="_Toc230633879"/>
       <w:bookmarkEnd w:id="83"/>
       <w:r>
         <w:t>7.3 SHAP-analyse</w:t>
@@ -19404,7 +19425,7 @@
           <w:noProof/>
         </w:rPr>
         <w:drawing>
-          <wp:inline distT="0" distB="0" distL="0" distR="0" wp14:anchorId="729A3BC1" wp14:editId="21F34D4E">
+          <wp:inline distT="0" distB="0" distL="0" distR="0" wp14:anchorId="717F1DB3" wp14:editId="34A357F6">
             <wp:extent cx="5334000" cy="3530676"/>
             <wp:effectExtent l="0" t="0" r="0" b="0"/>
             <wp:docPr id="66" name="Picture" descr="Figur 7.6: LightGBM gain-importance (fallback for SHAP) — relativ styrke per feature i ensemble­modellen"/>
@@ -19635,7 +19656,7 @@
           <w:noProof/>
         </w:rPr>
         <w:drawing>
-          <wp:inline distT="0" distB="0" distL="0" distR="0" wp14:anchorId="0DE97C49" wp14:editId="5151B2EB">
+          <wp:inline distT="0" distB="0" distL="0" distR="0" wp14:anchorId="79723CA0" wp14:editId="2E8CB22C">
             <wp:extent cx="5334000" cy="1660156"/>
             <wp:effectExtent l="0" t="0" r="0" b="0"/>
             <wp:docPr id="69" name="Picture" descr="Figur 7.7: Predikerte kostnader fordelt på GT (log-skala), tjenestekategori og ankomsthavn — viser monoton GT-effekt og tydelig havne­variasjon"/>
@@ -19841,7 +19862,7 @@
         <w:spacing w:line="360" w:lineRule="auto"/>
       </w:pPr>
       <w:bookmarkStart w:id="87" w:name="residualdiagnostikk"/>
-      <w:bookmarkStart w:id="88" w:name="_Toc230633276"/>
+      <w:bookmarkStart w:id="88" w:name="_Toc230633880"/>
       <w:bookmarkEnd w:id="85"/>
       <w:r>
         <w:t>7.4 Residual</w:t>
@@ -19863,7 +19884,7 @@
           <w:noProof/>
         </w:rPr>
         <w:drawing>
-          <wp:inline distT="0" distB="0" distL="0" distR="0" wp14:anchorId="4649B644" wp14:editId="14E220D4">
+          <wp:inline distT="0" distB="0" distL="0" distR="0" wp14:anchorId="669C1920" wp14:editId="0D7CC3FC">
             <wp:extent cx="5334000" cy="2126429"/>
             <wp:effectExtent l="0" t="0" r="0" b="0"/>
             <wp:docPr id="73" name="Picture" descr="Figur 7.8: Residualplott (predikert vs. faktisk i log-rom) på valideringssettet (n = 490, 2024) — bias ≈ −0,20 indikerer systematisk overprediksjon for lave fakturaer"/>
@@ -20477,7 +20498,7 @@
         <w:rPr>
           <w:rFonts w:eastAsia="Times New Roman" w:cs="Times New Roman"/>
         </w:rPr>
-        <w:pict w14:anchorId="42121B7D">
+        <w:pict w14:anchorId="0677487B">
           <v:rect id="_x0000_i1034" style="width:0;height:1.5pt" o:hralign="center" o:hrstd="t" o:hr="t"/>
         </w:pict>
       </w:r>
@@ -20488,7 +20509,7 @@
         <w:spacing w:line="360" w:lineRule="auto"/>
       </w:pPr>
       <w:bookmarkStart w:id="89" w:name="resultat"/>
-      <w:bookmarkStart w:id="90" w:name="_Toc230633277"/>
+      <w:bookmarkStart w:id="90" w:name="_Toc230633881"/>
       <w:bookmarkEnd w:id="79"/>
       <w:bookmarkEnd w:id="87"/>
       <w:r>
@@ -20502,7 +20523,7 @@
         <w:spacing w:line="360" w:lineRule="auto"/>
       </w:pPr>
       <w:bookmarkStart w:id="91" w:name="X9e63db4d73416036d6c4aff3da2d7ddb8b5d91f"/>
-      <w:bookmarkStart w:id="92" w:name="_Toc230633278"/>
+      <w:bookmarkStart w:id="92" w:name="_Toc230633882"/>
       <w:r>
         <w:t>8.1 Sammenligning av modeller på valideringssettet</w:t>
       </w:r>
@@ -21280,7 +21301,13 @@
         <w:rPr>
           <w:rFonts w:eastAsia="Times New Roman" w:cs="Times New Roman"/>
         </w:rPr>
-        <w:t xml:space="preserve"> (wMAPE = Σǀerrǀ/Σactual = MAE/mean(actual), basert på mean(actual) = 24 289 EUR på val=2024). Tallene er i EUR fordi de er beregnet direkte fra modellens log-transformerte output, som er trent på </w:t>
+        <w:t xml:space="preserve"> </w:t>
+      </w:r>
+      <w:r>
+        <w:rPr>
+          <w:rFonts w:eastAsia="Times New Roman" w:cs="Times New Roman"/>
+        </w:rPr>
+        <w:t xml:space="preserve">(wMAPE = Σǀerrǀ/Σactual = MAE/mean(actual), basert på mean(actual) = 24 289 EUR på val=2024). Tallene er i EUR fordi de er beregnet direkte fra modellens log-transformerte output, som er trent på </w:t>
       </w:r>
       <w:r>
         <w:rPr>
@@ -21362,7 +21389,13 @@
         <w:rPr>
           <w:rFonts w:eastAsia="Times New Roman" w:cs="Times New Roman"/>
         </w:rPr>
-        <w:t xml:space="preserve"> i forhold til ridge. På valideringssettet er LightGBM (base) og ensemble</w:t>
+        <w:t xml:space="preserve"> </w:t>
+      </w:r>
+      <w:r>
+        <w:rPr>
+          <w:rFonts w:eastAsia="Times New Roman" w:cs="Times New Roman"/>
+        </w:rPr>
+        <w:t>i forhold til ridge. På valideringssettet er LightGBM (base) og ensemble</w:t>
       </w:r>
       <w:r>
         <w:rPr>
@@ -21397,13 +21430,13 @@
           <w:rFonts w:eastAsia="Times New Roman" w:cs="Times New Roman"/>
         </w:rPr>
         <w:softHyphen/>
-        <w:t>modellene skulle drifte ved re-trening; at den også oppnår lavest MAPE (168,3 %) er et sekundæ</w:t>
-      </w:r>
-      <w:r>
-        <w:rPr>
-          <w:rFonts w:eastAsia="Times New Roman" w:cs="Times New Roman"/>
-        </w:rPr>
-        <w:t>rt argument, siden MAE i EUR er den primære operasjonelle metrikken (jf. § 9.4).</w:t>
+        <w:t>modellene skulle drifte ved re-trening; at den også oppnår lavest MAPE (168,3 %) er et sekundært argument, siden MAE i EUR er den primære operasjonelle metrikken (j</w:t>
+      </w:r>
+      <w:r>
+        <w:rPr>
+          <w:rFonts w:eastAsia="Times New Roman" w:cs="Times New Roman"/>
+        </w:rPr>
+        <w:t>f. § 9.4).</w:t>
       </w:r>
     </w:p>
     <w:p>
@@ -21644,13 +21677,7 @@
         <w:rPr>
           <w:rFonts w:eastAsia="Times New Roman" w:cs="Times New Roman"/>
         </w:rPr>
-        <w:t xml:space="preserve"> </w:t>
-      </w:r>
-      <w:r>
-        <w:rPr>
-          <w:rFonts w:eastAsia="Times New Roman" w:cs="Times New Roman"/>
-        </w:rPr>
-        <w:t xml:space="preserve">EUR (95 % KI: </w:t>
+        <w:t xml:space="preserve"> EUR (95 % KI: </w:t>
       </w:r>
       <m:oMath>
         <m:r>
@@ -21837,7 +21864,7 @@
         <w:spacing w:line="360" w:lineRule="auto"/>
       </w:pPr>
       <w:bookmarkStart w:id="93" w:name="endelig-evaluering-på-testsettet-2025"/>
-      <w:bookmarkStart w:id="94" w:name="_Toc230633279"/>
+      <w:bookmarkStart w:id="94" w:name="_Toc230633883"/>
       <w:bookmarkEnd w:id="91"/>
       <w:r>
         <w:t>8.1.1 Endelig evaluering på testsettet (2025)</w:t>
@@ -21993,13 +22020,7 @@
         <w:rPr>
           <w:rFonts w:eastAsia="Times New Roman" w:cs="Times New Roman"/>
         </w:rPr>
-        <w:t xml:space="preserve"> </w:t>
-      </w:r>
-      <w:r>
-        <w:rPr>
-          <w:rFonts w:eastAsia="Times New Roman" w:cs="Times New Roman"/>
-        </w:rPr>
-        <w:t>Endelige test-sett-metrikker (2025, n = 649 transaksjoner; mean(actual) = 25 632 EUR), sortert etter MAE. Sammenlignet med tilsvarende valideringsmetrikker fra tabell 8.1.</w:t>
+        <w:t xml:space="preserve"> Endelige test-sett-metrikker (2025, n = 649 transaksjoner; mean(actual) = 25 632 EUR), sortert etter MAE. Sammenlignet med tilsvarende valideringsmetrikker fra tabell 8.1.</w:t>
       </w:r>
     </w:p>
     <w:tbl>
@@ -22928,7 +22949,13 @@
         <w:rPr>
           <w:rFonts w:eastAsia="Times New Roman" w:cs="Times New Roman"/>
         </w:rPr>
-        <w:t xml:space="preserve"> er refittet på hele 2020–2025 inkludert testsettet, så den deployede modellen har </w:t>
+        <w:t xml:space="preserve"> </w:t>
+      </w:r>
+      <w:r>
+        <w:rPr>
+          <w:rFonts w:eastAsia="Times New Roman" w:cs="Times New Roman"/>
+        </w:rPr>
+        <w:t xml:space="preserve">er refittet på hele 2020–2025 inkludert testsettet, så den deployede modellen har </w:t>
       </w:r>
       <w:r>
         <w:rPr>
@@ -22956,20 +22983,20 @@
           <w:rFonts w:eastAsia="Times New Roman" w:cs="Times New Roman"/>
         </w:rPr>
         <w:softHyphen/>
-        <w:t>argument, men ikke som garan</w:t>
-      </w:r>
-      <w:r>
-        <w:rPr>
-          <w:rFonts w:eastAsia="Times New Roman" w:cs="Times New Roman"/>
-        </w:rPr>
-        <w:t>ti. Strengere praksis ville beholdt prefit-modellen i produksjon (med 41 % færre trenings</w:t>
-      </w:r>
-      <w:r>
-        <w:rPr>
-          <w:rFonts w:eastAsia="Times New Roman" w:cs="Times New Roman"/>
-        </w:rPr>
-        <w:softHyphen/>
-        <w:t xml:space="preserve">rader). Begrensningen lukkes først når 2026-data gir et nytt holdout (videre arbeid punkt 10), og samsvarer med peer-reviewens </w:t>
+        <w:t>argument, men ikke som garanti. Strengere praksis ville beholdt prefit-modellen i produksjon (med 41 % færre trenings</w:t>
+      </w:r>
+      <w:r>
+        <w:rPr>
+          <w:rFonts w:eastAsia="Times New Roman" w:cs="Times New Roman"/>
+        </w:rPr>
+        <w:softHyphen/>
+        <w:t>rader). Begrensningen lukkes først når 2026-data gir et nytt holdout (vi</w:t>
+      </w:r>
+      <w:r>
+        <w:rPr>
+          <w:rFonts w:eastAsia="Times New Roman" w:cs="Times New Roman"/>
+        </w:rPr>
+        <w:t xml:space="preserve">dere arbeid punkt 10), og samsvarer med peer-reviewens </w:t>
       </w:r>
       <w:r>
         <w:rPr>
@@ -22992,7 +23019,7 @@
         <w:spacing w:line="360" w:lineRule="auto"/>
       </w:pPr>
       <w:bookmarkStart w:id="95" w:name="kvantildekning"/>
-      <w:bookmarkStart w:id="96" w:name="_Toc230633280"/>
+      <w:bookmarkStart w:id="96" w:name="_Toc230633884"/>
       <w:bookmarkEnd w:id="93"/>
       <w:r>
         <w:t>8.2 Kvantil</w:t>
@@ -23049,7 +23076,7 @@
         <w:spacing w:line="360" w:lineRule="auto"/>
       </w:pPr>
       <w:bookmarkStart w:id="97" w:name="hybridkalibrert-anløpsestimat-eksempler"/>
-      <w:bookmarkStart w:id="98" w:name="_Toc230633281"/>
+      <w:bookmarkStart w:id="98" w:name="_Toc230633885"/>
       <w:bookmarkEnd w:id="95"/>
       <w:r>
         <w:t>8.3 Hybrid</w:t>
@@ -24350,13 +24377,7 @@
         <w:rPr>
           <w:rFonts w:eastAsia="Times New Roman" w:cs="Times New Roman"/>
         </w:rPr>
-        <w:t xml:space="preserve"> </w:t>
-      </w:r>
-      <w:r>
-        <w:rPr>
-          <w:rFonts w:eastAsia="Times New Roman" w:cs="Times New Roman"/>
-        </w:rPr>
-        <w:t>Norge — liten yacht (GT = 50, LOA = 25 m), juli, 5 dager, medium drivstoff.</w:t>
+        <w:t xml:space="preserve"> Norge — liten yacht (GT = 50, LOA = 25 m), juli, 5 dager, medium drivstoff.</w:t>
       </w:r>
     </w:p>
     <w:tbl>
@@ -24761,7 +24782,13 @@
         <w:rPr>
           <w:rFonts w:eastAsia="Times New Roman" w:cs="Times New Roman"/>
         </w:rPr>
-        <w:t xml:space="preserve"> Norge — stor yacht (GT = 2 400, LOA = 78 m, Loskrav = Ja), juli, 5 dager, medium drivstoff.</w:t>
+        <w:t xml:space="preserve"> </w:t>
+      </w:r>
+      <w:r>
+        <w:rPr>
+          <w:rFonts w:eastAsia="Times New Roman" w:cs="Times New Roman"/>
+        </w:rPr>
+        <w:t>Norge — stor yacht (GT = 2 400, LOA = 78 m, Loskrav = Ja), juli, 5 dager, medium drivstoff.</w:t>
       </w:r>
     </w:p>
     <w:tbl>
@@ -25216,7 +25243,7 @@
         <w:spacing w:line="360" w:lineRule="auto"/>
       </w:pPr>
       <w:bookmarkStart w:id="99" w:name="operasjonell-ytelse"/>
-      <w:bookmarkStart w:id="100" w:name="_Toc230633282"/>
+      <w:bookmarkStart w:id="100" w:name="_Toc230633886"/>
       <w:bookmarkEnd w:id="97"/>
       <w:r>
         <w:t>8.4 Operasjonell ytelse</w:t>
@@ -25271,7 +25298,7 @@
         <w:rPr>
           <w:rFonts w:eastAsia="Times New Roman" w:cs="Times New Roman"/>
         </w:rPr>
-        <w:pict w14:anchorId="4BB56646">
+        <w:pict w14:anchorId="2924576C">
           <v:rect id="_x0000_i1035" style="width:0;height:1.5pt" o:hralign="center" o:hrstd="t" o:hr="t"/>
         </w:pict>
       </w:r>
@@ -25282,7 +25309,7 @@
         <w:spacing w:line="360" w:lineRule="auto"/>
       </w:pPr>
       <w:bookmarkStart w:id="101" w:name="diskusjon"/>
-      <w:bookmarkStart w:id="102" w:name="_Toc230633283"/>
+      <w:bookmarkStart w:id="102" w:name="_Toc230633887"/>
       <w:bookmarkEnd w:id="89"/>
       <w:bookmarkEnd w:id="99"/>
       <w:r>
@@ -25296,7 +25323,7 @@
         <w:spacing w:line="360" w:lineRule="auto"/>
       </w:pPr>
       <w:bookmarkStart w:id="103" w:name="tolkning-av-resultatene"/>
-      <w:bookmarkStart w:id="104" w:name="_Toc230633284"/>
+      <w:bookmarkStart w:id="104" w:name="_Toc230633888"/>
       <w:r>
         <w:t>9.1 Tolkning av resultatene</w:t>
       </w:r>
@@ -25318,6 +25345,11 @@
           <w:rFonts w:eastAsia="Times New Roman" w:cs="Times New Roman"/>
         </w:rPr>
         <w:softHyphen/>
+      </w:r>
+      <w:r>
+        <w:rPr>
+          <w:rFonts w:eastAsia="Times New Roman" w:cs="Times New Roman"/>
+        </w:rPr>
         <w:t xml:space="preserve">modellen oppnår en absolutt feil (MAE = 17 350 EUR på val=2024; MAE = 19 051 EUR på test=2025, jf. tabell 8.2) som ved første blikk virker høy. Tre forhold må holdes i mente. </w:t>
       </w:r>
       <w:r>
@@ -25346,13 +25378,13 @@
           <w:rFonts w:eastAsia="Times New Roman" w:cs="Times New Roman"/>
         </w:rPr>
         <w:softHyphen/>
-        <w:t xml:space="preserve">snittlig prosentvis avvik (MAPE) på 168 % gjenspeiler primært at noen få ekstreme transaksjoner trekker MAPE opp, ikke at typisk presisjon er svak. Dette er et empirisk uttrykk for det </w:t>
-      </w:r>
-      <w:r>
-        <w:rPr>
-          <w:rFonts w:eastAsia="Times New Roman" w:cs="Times New Roman"/>
-        </w:rPr>
-        <w:t>log-transformerte tap</w:t>
+        <w:t>snittlig prosentvis avvik (MAPE) på 168 % gjenspeiler primært at noen få ekstreme transaksjoner trekker MAPE opp, ikke at typisk presisjon er svak. Dette er et empirisk uttrykk for det l</w:t>
+      </w:r>
+      <w:r>
+        <w:rPr>
+          <w:rFonts w:eastAsia="Times New Roman" w:cs="Times New Roman"/>
+        </w:rPr>
+        <w:t>og-transformerte tap</w:t>
       </w:r>
       <w:r>
         <w:rPr>
@@ -25394,13 +25426,13 @@
           <w:rFonts w:eastAsia="Times New Roman" w:cs="Times New Roman"/>
         </w:rPr>
         <w:softHyphen/>
-        <w:t>prediksjon i en lignende heterogen, tabulær setting med n ~ 7 000 transaksjoner; S</w:t>
-      </w:r>
-      <w:r>
-        <w:rPr>
-          <w:rFonts w:eastAsia="Times New Roman" w:cs="Times New Roman"/>
-        </w:rPr>
-        <w:t>u et al. (2024) rapporterer relative feil i samme størrelses</w:t>
+        <w:t>prediksjon i en lignende heterogen, tabulær setting med n ~ 7 000 transaksjoner; Su</w:t>
+      </w:r>
+      <w:r>
+        <w:rPr>
+          <w:rFonts w:eastAsia="Times New Roman" w:cs="Times New Roman"/>
+        </w:rPr>
+        <w:t xml:space="preserve"> et al. (2024) rapporterer relative feil i samme størrelses</w:t>
       </w:r>
       <w:r>
         <w:rPr>
@@ -25435,13 +25467,13 @@
           <w:rFonts w:eastAsia="Times New Roman" w:cs="Times New Roman"/>
         </w:rPr>
         <w:softHyphen/>
-        <w:t>observasjon: trebaserte modeller dominerer lineære alternativer på heterogene tabulære</w:t>
-      </w:r>
-      <w:r>
-        <w:rPr>
-          <w:rFonts w:eastAsia="Times New Roman" w:cs="Times New Roman"/>
-        </w:rPr>
-        <w:t xml:space="preserve"> data. </w:t>
+        <w:t xml:space="preserve">observasjon: trebaserte modeller dominerer lineære alternativer på heterogene tabulære </w:t>
+      </w:r>
+      <w:r>
+        <w:rPr>
+          <w:rFonts w:eastAsia="Times New Roman" w:cs="Times New Roman"/>
+        </w:rPr>
+        <w:t xml:space="preserve">data. </w:t>
       </w:r>
       <w:r>
         <w:rPr>
@@ -25471,7 +25503,7 @@
         <w:spacing w:line="360" w:lineRule="auto"/>
       </w:pPr>
       <w:bookmarkStart w:id="105" w:name="X244671d3f5a9d81faac214b94d413d8f6763369"/>
-      <w:bookmarkStart w:id="106" w:name="_Toc230633285"/>
+      <w:bookmarkStart w:id="106" w:name="_Toc230633889"/>
       <w:bookmarkEnd w:id="103"/>
       <w:r>
         <w:t>9.2 Forholdet mellom ensemble og enkelt</w:t>
@@ -25713,7 +25745,7 @@
         <w:spacing w:line="360" w:lineRule="auto"/>
       </w:pPr>
       <w:bookmarkStart w:id="107" w:name="modellens-styrker"/>
-      <w:bookmarkStart w:id="108" w:name="_Toc230633286"/>
+      <w:bookmarkStart w:id="108" w:name="_Toc230633890"/>
       <w:bookmarkEnd w:id="105"/>
       <w:r>
         <w:t>9.3 Modellens styrker</w:t>
@@ -25830,7 +25862,7 @@
         <w:spacing w:line="360" w:lineRule="auto"/>
       </w:pPr>
       <w:bookmarkStart w:id="109" w:name="X56aa68e323ecedcef833e61fdd58166787950c3"/>
-      <w:bookmarkStart w:id="110" w:name="_Toc230633287"/>
+      <w:bookmarkStart w:id="110" w:name="_Toc230633891"/>
       <w:bookmarkEnd w:id="107"/>
       <w:r>
         <w:t>9.4 Modellens svakheter — kritisk drøfting og forsvar</w:t>
@@ -26096,6 +26128,11 @@
           <w:rFonts w:eastAsia="Times New Roman" w:cs="Times New Roman"/>
         </w:rPr>
         <w:softHyphen/>
+      </w:r>
+      <w:r>
+        <w:rPr>
+          <w:rFonts w:eastAsia="Times New Roman" w:cs="Times New Roman"/>
+        </w:rPr>
         <w:t xml:space="preserve">effekten er begrenset; rullerende re-trening er videre arbeid punkt 2. (6) </w:t>
       </w:r>
       <w:r>
@@ -26159,13 +26196,7 @@
         <w:rPr>
           <w:rFonts w:eastAsia="Times New Roman" w:cs="Times New Roman"/>
         </w:rPr>
-        <w:t xml:space="preserve"> trening bruker P99-cap (§ 5.4); evaluering p</w:t>
-      </w:r>
-      <w:r>
-        <w:rPr>
-          <w:rFonts w:eastAsia="Times New Roman" w:cs="Times New Roman"/>
-        </w:rPr>
-        <w:t>å faktiske verdier er bevisst valg fordi en operasjonell sensor skal se modellens reelle adferd.</w:t>
+        <w:t xml:space="preserve"> trening bruker P99-cap (§ 5.4); evaluering på faktiske verdier er bevisst valg fordi en operasjonell sensor skal se modellens reelle adferd.</w:t>
       </w:r>
     </w:p>
     <w:p>
@@ -26379,11 +26410,6 @@
           <w:rFonts w:eastAsia="Times New Roman" w:cs="Times New Roman"/>
         </w:rPr>
         <w:softHyphen/>
-      </w:r>
-      <w:r>
-        <w:rPr>
-          <w:rFonts w:eastAsia="Times New Roman" w:cs="Times New Roman"/>
-        </w:rPr>
         <w:t xml:space="preserve">vektet flat linje, ikke fysisk beregning. </w:t>
       </w:r>
       <w:r>
@@ -26461,7 +26487,13 @@
         <w:rPr>
           <w:rFonts w:eastAsia="Times New Roman" w:cs="Times New Roman"/>
         </w:rPr>
-        <w:t xml:space="preserve"> synliggjort i API/UI; modellfix flagget som videre arbeid punkt 5.</w:t>
+        <w:t xml:space="preserve"> synliggjort i API/UI; modellfix fl</w:t>
+      </w:r>
+      <w:r>
+        <w:rPr>
+          <w:rFonts w:eastAsia="Times New Roman" w:cs="Times New Roman"/>
+        </w:rPr>
+        <w:t>agget som videre arbeid punkt 5.</w:t>
       </w:r>
     </w:p>
     <w:p>
@@ -26769,7 +26801,7 @@
         <w:spacing w:line="360" w:lineRule="auto"/>
       </w:pPr>
       <w:bookmarkStart w:id="111" w:name="funn-fra-brukertest-mai-2026"/>
-      <w:bookmarkStart w:id="112" w:name="_Toc230633288"/>
+      <w:bookmarkStart w:id="112" w:name="_Toc230633892"/>
       <w:bookmarkEnd w:id="109"/>
       <w:r>
         <w:t>9.5 Funn fra brukertest mai 2026</w:t>
@@ -27643,7 +27675,7 @@
         <w:spacing w:line="360" w:lineRule="auto"/>
       </w:pPr>
       <w:bookmarkStart w:id="120" w:name="validitet-og-generaliserbarhet"/>
-      <w:bookmarkStart w:id="121" w:name="_Toc230633289"/>
+      <w:bookmarkStart w:id="121" w:name="_Toc230633893"/>
       <w:bookmarkEnd w:id="111"/>
       <w:bookmarkEnd w:id="119"/>
       <w:r>
@@ -27800,11 +27832,6 @@
           <w:rFonts w:eastAsia="Times New Roman" w:cs="Times New Roman"/>
         </w:rPr>
         <w:softHyphen/>
-      </w:r>
-      <w:r>
-        <w:rPr>
-          <w:rFonts w:eastAsia="Times New Roman" w:cs="Times New Roman"/>
-        </w:rPr>
         <w:t xml:space="preserve">sum, men en partiell proxy for det yachteieren faktisk betaler. Brukere som ønsker å estimere yachteierens </w:t>
       </w:r>
       <w:r>
@@ -28234,7 +28261,7 @@
         <w:spacing w:line="360" w:lineRule="auto"/>
       </w:pPr>
       <w:bookmarkStart w:id="122" w:name="praktiske-implikasjoner"/>
-      <w:bookmarkStart w:id="123" w:name="_Toc230633290"/>
+      <w:bookmarkStart w:id="123" w:name="_Toc230633894"/>
       <w:bookmarkEnd w:id="120"/>
       <w:r>
         <w:t>9.7 Praktiske implikasjoner</w:t>
@@ -28321,7 +28348,7 @@
         <w:spacing w:line="360" w:lineRule="auto"/>
       </w:pPr>
       <w:bookmarkStart w:id="124" w:name="etiske-og-personvernmessige-hensyn"/>
-      <w:bookmarkStart w:id="125" w:name="_Toc230633291"/>
+      <w:bookmarkStart w:id="125" w:name="_Toc230633895"/>
       <w:bookmarkEnd w:id="122"/>
       <w:r>
         <w:t>9.8 Etiske og personvernmessige hensyn</w:t>
@@ -28351,6 +28378,11 @@
           <w:rFonts w:eastAsia="Times New Roman" w:cs="Times New Roman"/>
         </w:rPr>
         <w:softHyphen/>
+      </w:r>
+      <w:r>
+        <w:rPr>
+          <w:rFonts w:eastAsia="Times New Roman" w:cs="Times New Roman"/>
+        </w:rPr>
         <w:t>identifikatorer, men ingen direkte person</w:t>
       </w:r>
       <w:r>
@@ -28390,7 +28422,7 @@
         <w:rPr>
           <w:rFonts w:eastAsia="Times New Roman" w:cs="Times New Roman"/>
         </w:rPr>
-        <w:pict w14:anchorId="0921596F">
+        <w:pict w14:anchorId="723AA1AC">
           <v:rect id="_x0000_i1036" style="width:0;height:1.5pt" o:hralign="center" o:hrstd="t" o:hr="t"/>
         </w:pict>
       </w:r>
@@ -28401,7 +28433,7 @@
         <w:spacing w:line="360" w:lineRule="auto"/>
       </w:pPr>
       <w:bookmarkStart w:id="126" w:name="konklusjon"/>
-      <w:bookmarkStart w:id="127" w:name="_Toc230633292"/>
+      <w:bookmarkStart w:id="127" w:name="_Toc230633896"/>
       <w:bookmarkEnd w:id="101"/>
       <w:bookmarkEnd w:id="124"/>
       <w:r>
@@ -28689,7 +28721,7 @@
         <w:spacing w:line="360" w:lineRule="auto"/>
       </w:pPr>
       <w:bookmarkStart w:id="128" w:name="bibliografi"/>
-      <w:bookmarkStart w:id="129" w:name="_Toc230633293"/>
+      <w:bookmarkStart w:id="129" w:name="_Toc230633897"/>
       <w:bookmarkEnd w:id="126"/>
       <w:r>
         <w:t>11. Bibliografi</w:t>
@@ -29166,7 +29198,7 @@
         <w:rPr>
           <w:rFonts w:eastAsia="Times New Roman" w:cs="Times New Roman"/>
         </w:rPr>
-        <w:pict w14:anchorId="5F70AE2C">
+        <w:pict w14:anchorId="4E5942B6">
           <v:rect id="_x0000_i1037" style="width:0;height:1.5pt" o:hralign="center" o:hrstd="t" o:hr="t"/>
         </w:pict>
       </w:r>
@@ -29177,7 +29209,7 @@
         <w:spacing w:line="360" w:lineRule="auto"/>
       </w:pPr>
       <w:bookmarkStart w:id="130" w:name="vedlegg"/>
-      <w:bookmarkStart w:id="131" w:name="_Toc230633294"/>
+      <w:bookmarkStart w:id="131" w:name="_Toc230633898"/>
       <w:bookmarkEnd w:id="128"/>
       <w:r>
         <w:t>Vedlegg</w:t>
@@ -29243,7 +29275,13 @@
         <w:rPr>
           <w:rFonts w:eastAsia="Times New Roman" w:cs="Times New Roman"/>
         </w:rPr>
-        <w:t xml:space="preserve"> Hyperparametre fra Optuna-studie — se </w:t>
+        <w:t xml:space="preserve"> </w:t>
+      </w:r>
+      <w:r>
+        <w:rPr>
+          <w:rFonts w:eastAsia="Times New Roman" w:cs="Times New Roman"/>
+        </w:rPr>
+        <w:t xml:space="preserve">Hyperparametre fra Optuna-studie — se </w:t>
       </w:r>
       <w:r>
         <w:rPr>
@@ -29460,7 +29498,7 @@
         <w:spacing w:line="360" w:lineRule="auto"/>
       </w:pPr>
       <w:bookmarkStart w:id="132" w:name="Xe1f01a8cc6b3208ae7fb51104f9d9c075e3eeb5"/>
-      <w:bookmarkStart w:id="133" w:name="_Toc230633295"/>
+      <w:bookmarkStart w:id="133" w:name="_Toc230633899"/>
       <w:r>
         <w:t xml:space="preserve">Vedlegg E. Foreslått rubrikk for </w:t>
       </w:r>
@@ -30177,7 +30215,7 @@
   <w:abstractNum w:abstractNumId="0" w15:restartNumberingAfterBreak="0">
     <w:nsid w:val="0000A990"/>
     <w:multiLevelType w:val="multilevel"/>
-    <w:tmpl w:val="F1A4E5BE"/>
+    <w:tmpl w:val="AEAEF6A0"/>
     <w:lvl w:ilvl="0">
       <w:numFmt w:val="bullet"/>
       <w:lvlText w:val=" "/>
@@ -30254,7 +30292,7 @@
   <w:abstractNum w:abstractNumId="1" w15:restartNumberingAfterBreak="0">
     <w:nsid w:val="0000A991"/>
     <w:multiLevelType w:val="multilevel"/>
-    <w:tmpl w:val="8124B6FA"/>
+    <w:tmpl w:val="4014A772"/>
     <w:lvl w:ilvl="0">
       <w:numFmt w:val="bullet"/>
       <w:lvlText w:val=""/>
@@ -30358,7 +30396,7 @@
   <w:abstractNum w:abstractNumId="2" w15:restartNumberingAfterBreak="0">
     <w:nsid w:val="0000A993"/>
     <w:multiLevelType w:val="multilevel"/>
-    <w:tmpl w:val="FDC2A7F8"/>
+    <w:tmpl w:val="C0C6E68E"/>
     <w:lvl w:ilvl="0">
       <w:numFmt w:val="bullet"/>
       <w:lvlText w:val="☒"/>
@@ -30435,7 +30473,7 @@
   <w:abstractNum w:abstractNumId="3" w15:restartNumberingAfterBreak="0">
     <w:nsid w:val="00A99411"/>
     <w:multiLevelType w:val="multilevel"/>
-    <w:tmpl w:val="6422D0A0"/>
+    <w:tmpl w:val="3002051C"/>
     <w:lvl w:ilvl="0">
       <w:start w:val="1"/>
       <w:numFmt w:val="decimal"/>
@@ -30518,28 +30556,28 @@
       </w:pPr>
     </w:lvl>
   </w:abstractNum>
-  <w:num w:numId="1" w16cid:durableId="550076195">
+  <w:num w:numId="1" w16cid:durableId="863252351">
     <w:abstractNumId w:val="0"/>
   </w:num>
-  <w:num w:numId="2" w16cid:durableId="535240020">
+  <w:num w:numId="2" w16cid:durableId="2017730509">
     <w:abstractNumId w:val="2"/>
   </w:num>
-  <w:num w:numId="3" w16cid:durableId="1877084409">
+  <w:num w:numId="3" w16cid:durableId="356321787">
     <w:abstractNumId w:val="2"/>
   </w:num>
-  <w:num w:numId="4" w16cid:durableId="945842756">
+  <w:num w:numId="4" w16cid:durableId="1283263885">
     <w:abstractNumId w:val="2"/>
   </w:num>
-  <w:num w:numId="5" w16cid:durableId="960066657">
+  <w:num w:numId="5" w16cid:durableId="14892037">
     <w:abstractNumId w:val="2"/>
   </w:num>
-  <w:num w:numId="6" w16cid:durableId="1991594575">
+  <w:num w:numId="6" w16cid:durableId="2028367057">
     <w:abstractNumId w:val="2"/>
   </w:num>
-  <w:num w:numId="7" w16cid:durableId="127089675">
+  <w:num w:numId="7" w16cid:durableId="933513700">
     <w:abstractNumId w:val="2"/>
   </w:num>
-  <w:num w:numId="8" w16cid:durableId="987708164">
+  <w:num w:numId="8" w16cid:durableId="1746218832">
     <w:abstractNumId w:val="3"/>
     <w:lvlOverride w:ilvl="0">
       <w:startOverride w:val="1"/>
@@ -30569,13 +30607,13 @@
       <w:startOverride w:val="1"/>
     </w:lvlOverride>
   </w:num>
-  <w:num w:numId="9" w16cid:durableId="606356475">
+  <w:num w:numId="9" w16cid:durableId="1439563914">
     <w:abstractNumId w:val="1"/>
   </w:num>
-  <w:num w:numId="10" w16cid:durableId="1026567363">
+  <w:num w:numId="10" w16cid:durableId="1899315831">
     <w:abstractNumId w:val="1"/>
   </w:num>
-  <w:num w:numId="11" w16cid:durableId="539124684">
+  <w:num w:numId="11" w16cid:durableId="497161171">
     <w:abstractNumId w:val="3"/>
     <w:lvlOverride w:ilvl="0">
       <w:startOverride w:val="1"/>
@@ -30605,7 +30643,7 @@
       <w:startOverride w:val="1"/>
     </w:lvlOverride>
   </w:num>
-  <w:num w:numId="12" w16cid:durableId="413745857">
+  <w:num w:numId="12" w16cid:durableId="1113551514">
     <w:abstractNumId w:val="3"/>
     <w:lvlOverride w:ilvl="0">
       <w:startOverride w:val="1"/>
@@ -30635,10 +30673,10 @@
       <w:startOverride w:val="1"/>
     </w:lvlOverride>
   </w:num>
-  <w:num w:numId="13" w16cid:durableId="646664845">
+  <w:num w:numId="13" w16cid:durableId="1117144164">
     <w:abstractNumId w:val="1"/>
   </w:num>
-  <w:num w:numId="14" w16cid:durableId="976762227">
+  <w:num w:numId="14" w16cid:durableId="1331517027">
     <w:abstractNumId w:val="3"/>
     <w:lvlOverride w:ilvl="0">
       <w:startOverride w:val="1"/>
@@ -30668,10 +30706,10 @@
       <w:startOverride w:val="1"/>
     </w:lvlOverride>
   </w:num>
-  <w:num w:numId="15" w16cid:durableId="920917343">
+  <w:num w:numId="15" w16cid:durableId="1583106774">
     <w:abstractNumId w:val="1"/>
   </w:num>
-  <w:num w:numId="16" w16cid:durableId="6906283">
+  <w:num w:numId="16" w16cid:durableId="1246259678">
     <w:abstractNumId w:val="3"/>
     <w:lvlOverride w:ilvl="0">
       <w:startOverride w:val="1"/>
@@ -30701,10 +30739,10 @@
       <w:startOverride w:val="1"/>
     </w:lvlOverride>
   </w:num>
-  <w:num w:numId="17" w16cid:durableId="1770811534">
+  <w:num w:numId="17" w16cid:durableId="884367721">
     <w:abstractNumId w:val="1"/>
   </w:num>
-  <w:num w:numId="18" w16cid:durableId="1835878962">
+  <w:num w:numId="18" w16cid:durableId="799811141">
     <w:abstractNumId w:val="3"/>
     <w:lvlOverride w:ilvl="0">
       <w:startOverride w:val="1"/>
@@ -30734,10 +30772,10 @@
       <w:startOverride w:val="1"/>
     </w:lvlOverride>
   </w:num>
-  <w:num w:numId="19" w16cid:durableId="903417681">
+  <w:num w:numId="19" w16cid:durableId="1708607082">
     <w:abstractNumId w:val="1"/>
   </w:num>
-  <w:num w:numId="20" w16cid:durableId="1957827313">
+  <w:num w:numId="20" w16cid:durableId="2018724032">
     <w:abstractNumId w:val="3"/>
     <w:lvlOverride w:ilvl="0">
       <w:startOverride w:val="1"/>
@@ -30767,7 +30805,7 @@
       <w:startOverride w:val="1"/>
     </w:lvlOverride>
   </w:num>
-  <w:num w:numId="21" w16cid:durableId="1018969311">
+  <w:num w:numId="21" w16cid:durableId="1281912672">
     <w:abstractNumId w:val="3"/>
     <w:lvlOverride w:ilvl="0">
       <w:startOverride w:val="1"/>
@@ -30797,16 +30835,16 @@
       <w:startOverride w:val="1"/>
     </w:lvlOverride>
   </w:num>
-  <w:num w:numId="22" w16cid:durableId="1838496354">
+  <w:num w:numId="22" w16cid:durableId="1104308164">
     <w:abstractNumId w:val="1"/>
   </w:num>
-  <w:num w:numId="23" w16cid:durableId="1432748780">
+  <w:num w:numId="23" w16cid:durableId="109394623">
     <w:abstractNumId w:val="1"/>
   </w:num>
-  <w:num w:numId="24" w16cid:durableId="741366661">
+  <w:num w:numId="24" w16cid:durableId="2025394561">
     <w:abstractNumId w:val="1"/>
   </w:num>
-  <w:num w:numId="25" w16cid:durableId="618685204">
+  <w:num w:numId="25" w16cid:durableId="268852218">
     <w:abstractNumId w:val="1"/>
   </w:num>
 </w:numbering>
@@ -32035,7 +32073,7 @@
     <w:next w:val="Normal"/>
     <w:autoRedefine/>
     <w:uiPriority w:val="39"/>
-    <w:rsid w:val="008342C0"/>
+    <w:rsid w:val="00A74758"/>
     <w:pPr>
       <w:spacing w:after="100"/>
       <w:ind w:left="240"/>
@@ -32047,7 +32085,7 @@
     <w:next w:val="Normal"/>
     <w:autoRedefine/>
     <w:uiPriority w:val="39"/>
-    <w:rsid w:val="008342C0"/>
+    <w:rsid w:val="00A74758"/>
     <w:pPr>
       <w:spacing w:after="100"/>
       <w:ind w:left="480"/>

--- a/014 fase 4 - report/Final report draft.docx
+++ b/014 fase 4 - report/Final report draft.docx
@@ -5,22 +5,61 @@
     <w:p>
       <w:pPr>
         <w:pStyle w:val="FirstParagraph"/>
-        <w:spacing w:before="0" w:after="0"/>
+        <w:spacing w:before="1440" w:after="960" w:line="276" w:lineRule="auto"/>
         <w:jc w:val="center"/>
       </w:pPr>
       <w:r>
         <w:rPr>
           <w:rFonts w:eastAsia="Times New Roman" w:cs="Times New Roman"/>
-          <w:b/>
-          <w:bCs/>
-        </w:rPr>
-        <w:t>LOG650 — FORSKNINGSPROSJEKT</w:t>
+          <w:noProof/>
+        </w:rPr>
+        <w:drawing>
+          <wp:inline distT="0" distB="0" distL="0" distR="0" wp14:anchorId="66B1AA91" wp14:editId="48E9638D">
+            <wp:extent cx="1439999" cy="1439999"/>
+            <wp:effectExtent l="0" t="0" r="0" b="0"/>
+            <wp:docPr id="10" name="Picture"/>
+            <wp:cNvGraphicFramePr/>
+            <a:graphic xmlns:a="http://schemas.openxmlformats.org/drawingml/2006/main">
+              <a:graphicData uri="http://schemas.openxmlformats.org/drawingml/2006/picture">
+                <pic:pic xmlns:pic="http://schemas.openxmlformats.org/drawingml/2006/picture">
+                  <pic:nvPicPr>
+                    <pic:cNvPr id="11" name="Picture" descr="figures/him-logo.png"/>
+                    <pic:cNvPicPr>
+                      <a:picLocks noChangeAspect="1" noChangeArrowheads="1"/>
+                    </pic:cNvPicPr>
+                  </pic:nvPicPr>
+                  <pic:blipFill>
+                    <a:blip r:embed="rId5"/>
+                    <a:stretch>
+                      <a:fillRect/>
+                    </a:stretch>
+                  </pic:blipFill>
+                  <pic:spPr bwMode="auto">
+                    <a:xfrm>
+                      <a:off x="0" y="0"/>
+                      <a:ext cx="1439999" cy="1439999"/>
+                    </a:xfrm>
+                    <a:prstGeom prst="rect">
+                      <a:avLst/>
+                    </a:prstGeom>
+                    <a:noFill/>
+                    <a:ln w="9525">
+                      <a:noFill/>
+                      <a:headEnd/>
+                      <a:tailEnd/>
+                    </a:ln>
+                  </pic:spPr>
+                </pic:pic>
+              </a:graphicData>
+            </a:graphic>
+          </wp:inline>
+        </w:drawing>
       </w:r>
     </w:p>
     <w:p>
       <w:pPr>
         <w:pStyle w:val="Overskrift1"/>
-        <w:spacing w:before="2800" w:after="480"/>
+        <w:spacing w:before="720" w:after="240"/>
         <w:jc w:val="center"/>
       </w:pPr>
       <w:bookmarkStart w:id="0" w:name="nauticost"/>
@@ -43,6 +82,7 @@
           <w:rFonts w:eastAsia="Times New Roman" w:cs="Times New Roman"/>
           <w:i/>
           <w:iCs/>
+          <w:sz w:val="32"/>
         </w:rPr>
         <w:t>Datadreven kostnadsestimering for yachthavneanløp i Skandinavia</w:t>
       </w:r>
@@ -56,10 +96,8 @@
       <w:r>
         <w:rPr>
           <w:rFonts w:eastAsia="Times New Roman" w:cs="Times New Roman"/>
-          <w:b/>
-          <w:bCs/>
-        </w:rPr>
-        <w:t>Gruppe 11</w:t>
+        </w:rPr>
+        <w:t>LOG650 — Forskningsprosjekt, vår 2026</w:t>
       </w:r>
     </w:p>
     <w:p>
@@ -72,7 +110,7 @@
         <w:rPr>
           <w:rFonts w:eastAsia="Times New Roman" w:cs="Times New Roman"/>
         </w:rPr>
-        <w:t>Jørgen Rene (individuell)</w:t>
+        <w:t>Gruppe 11</w:t>
       </w:r>
     </w:p>
     <w:p>
@@ -84,8 +122,16 @@
       <w:r>
         <w:rPr>
           <w:rFonts w:eastAsia="Times New Roman" w:cs="Times New Roman"/>
-        </w:rPr>
-        <w:t>Molde, mai 2026</w:t>
+          <w:b/>
+          <w:bCs/>
+        </w:rPr>
+        <w:t>Jørgen Rene</w:t>
+      </w:r>
+      <w:r>
+        <w:rPr>
+          <w:rFonts w:eastAsia="Times New Roman" w:cs="Times New Roman"/>
+        </w:rPr>
+        <w:t xml:space="preserve"> (individuell)</w:t>
       </w:r>
     </w:p>
     <w:p>
@@ -98,11 +144,12 @@
         <w:rPr>
           <w:rFonts w:eastAsia="Times New Roman" w:cs="Times New Roman"/>
         </w:rPr>
-        <w:t>Høgskolen i Molde · Avdeling for logistikk</w:t>
-      </w:r>
-    </w:p>
-    <w:p>
-      <w:pPr>
+        <w:t>Veiledere: Bård Inge Pettersen · Per Kristian Rekdal · Erik Langelo</w:t>
+      </w:r>
+    </w:p>
+    <w:p>
+      <w:pPr>
+        <w:pStyle w:val="Brdtekst"/>
         <w:spacing w:line="276" w:lineRule="auto"/>
         <w:jc w:val="center"/>
       </w:pPr>
@@ -110,16 +157,41 @@
         <w:rPr>
           <w:rFonts w:eastAsia="Times New Roman" w:cs="Times New Roman"/>
         </w:rPr>
+        <w:t>Molde, mai 2026</w:t>
+      </w:r>
+    </w:p>
+    <w:p>
+      <w:pPr>
+        <w:pStyle w:val="Brdtekst"/>
+        <w:spacing w:line="276" w:lineRule="auto"/>
+        <w:jc w:val="center"/>
+      </w:pPr>
+      <w:r>
+        <w:rPr>
+          <w:rFonts w:eastAsia="Times New Roman" w:cs="Times New Roman"/>
+        </w:rPr>
+        <w:t>Høgskolen i Molde · Avdeling for logistikk</w:t>
+      </w:r>
+    </w:p>
+    <w:p>
+      <w:pPr>
+        <w:spacing w:line="276" w:lineRule="auto"/>
+        <w:jc w:val="center"/>
+      </w:pPr>
+      <w:r>
+        <w:rPr>
+          <w:rFonts w:eastAsia="Times New Roman" w:cs="Times New Roman"/>
+          <w:sz w:val="28"/>
+        </w:rPr>
         <w:br w:type="page"/>
       </w:r>
     </w:p>
     <w:p>
       <w:pPr>
         <w:pStyle w:val="Overskrift2"/>
-        <w:spacing w:line="360" w:lineRule="auto"/>
       </w:pPr>
       <w:bookmarkStart w:id="1" w:name="obligatorisk-egenerklæring"/>
-      <w:bookmarkStart w:id="2" w:name="_Toc230633837"/>
+      <w:bookmarkStart w:id="2" w:name="_Toc230635119"/>
       <w:r>
         <w:t>Obligatorisk egenerklæring</w:t>
       </w:r>
@@ -142,13 +214,7 @@
         <w:rPr>
           <w:rFonts w:eastAsia="Times New Roman" w:cs="Times New Roman"/>
         </w:rPr>
-        <w:t xml:space="preserve"> </w:t>
-      </w:r>
-      <w:r>
-        <w:rPr>
-          <w:rFonts w:eastAsia="Times New Roman" w:cs="Times New Roman"/>
-        </w:rPr>
-        <w:t xml:space="preserve">Jørgen Rene · </w:t>
+        <w:t xml:space="preserve"> Jørgen Rene · </w:t>
       </w:r>
       <w:r>
         <w:rPr>
@@ -362,11 +428,6 @@
           <w:rFonts w:eastAsia="Times New Roman" w:cs="Times New Roman"/>
         </w:rPr>
         <w:softHyphen/>
-      </w:r>
-      <w:r>
-        <w:rPr>
-          <w:rFonts w:eastAsia="Times New Roman" w:cs="Times New Roman"/>
-        </w:rPr>
         <w:t>data inneholder ingen direkte personopplysninger og yacht-IDer er anonymisert (</w:t>
       </w:r>
       <w:r>
@@ -442,7 +503,7 @@
         <w:rPr>
           <w:rFonts w:eastAsia="Times New Roman" w:cs="Times New Roman"/>
         </w:rPr>
-        <w:pict w14:anchorId="4345C84C">
+        <w:pict w14:anchorId="3C9D011F">
           <v:rect id="_x0000_i1025" style="width:0;height:1.5pt" o:hralign="center" o:hrstd="t" o:hr="t"/>
         </w:pict>
       </w:r>
@@ -450,10 +511,9 @@
     <w:p>
       <w:pPr>
         <w:pStyle w:val="Overskrift2"/>
-        <w:spacing w:line="360" w:lineRule="auto"/>
       </w:pPr>
       <w:bookmarkStart w:id="3" w:name="sammendrag"/>
-      <w:bookmarkStart w:id="4" w:name="_Toc230633838"/>
+      <w:bookmarkStart w:id="4" w:name="_Toc230635120"/>
       <w:bookmarkEnd w:id="1"/>
       <w:r>
         <w:t>Sammendrag</w:t>
@@ -549,7 +609,7 @@
         <w:rPr>
           <w:rFonts w:eastAsia="Times New Roman" w:cs="Times New Roman"/>
         </w:rPr>
-        <w:pict w14:anchorId="6721EF1D">
+        <w:pict w14:anchorId="6E40E77D">
           <v:rect id="_x0000_i1026" style="width:0;height:1.5pt" o:hralign="center" o:hrstd="t" o:hr="t"/>
         </w:pict>
       </w:r>
@@ -557,10 +617,9 @@
     <w:p>
       <w:pPr>
         <w:pStyle w:val="Overskrift2"/>
-        <w:spacing w:line="360" w:lineRule="auto"/>
       </w:pPr>
       <w:bookmarkStart w:id="5" w:name="abstract"/>
-      <w:bookmarkStart w:id="6" w:name="_Toc230633839"/>
+      <w:bookmarkStart w:id="6" w:name="_Toc230635121"/>
       <w:bookmarkEnd w:id="3"/>
       <w:r>
         <w:t>Abstract</w:t>
@@ -624,13 +683,7 @@
         <w:rPr>
           <w:rFonts w:eastAsia="Times New Roman" w:cs="Times New Roman"/>
         </w:rPr>
-        <w:t xml:space="preserve"> </w:t>
-      </w:r>
-      <w:r>
-        <w:rPr>
-          <w:rFonts w:eastAsia="Times New Roman" w:cs="Times New Roman"/>
-        </w:rPr>
-        <w:t>— a ≈ 10 % val→test degradation, as expected from model selection. Deployed as FastAPI + Next.js with sub-two-second response.</w:t>
+        <w:t xml:space="preserve"> — a ≈ 10 % val→test degradation, as expected from model selection. Deployed as FastAPI + Next.js with sub-two-second response.</w:t>
       </w:r>
     </w:p>
     <w:p>
@@ -641,7 +694,7 @@
         <w:rPr>
           <w:rFonts w:eastAsia="Times New Roman" w:cs="Times New Roman"/>
         </w:rPr>
-        <w:pict w14:anchorId="1BDF0DC5">
+        <w:pict w14:anchorId="4AFD8F76">
           <v:rect id="_x0000_i1027" style="width:0;height:1.5pt" o:hralign="center" o:hrstd="t" o:hr="t"/>
         </w:pict>
       </w:r>
@@ -649,10 +702,9 @@
     <w:p>
       <w:pPr>
         <w:pStyle w:val="Overskrift2"/>
-        <w:spacing w:line="360" w:lineRule="auto"/>
       </w:pPr>
       <w:bookmarkStart w:id="7" w:name="takk-til"/>
-      <w:bookmarkStart w:id="8" w:name="_Toc230633840"/>
+      <w:bookmarkStart w:id="8" w:name="_Toc230635122"/>
       <w:bookmarkEnd w:id="5"/>
       <w:r>
         <w:t>Takk til</w:t>
@@ -914,10 +966,9 @@
     <w:p>
       <w:pPr>
         <w:pStyle w:val="Overskrift2"/>
-        <w:spacing w:line="360" w:lineRule="auto"/>
       </w:pPr>
       <w:bookmarkStart w:id="9" w:name="innholdsfortegnelse"/>
-      <w:bookmarkStart w:id="10" w:name="_Toc230633841"/>
+      <w:bookmarkStart w:id="10" w:name="_Toc230635123"/>
       <w:bookmarkEnd w:id="7"/>
       <w:r>
         <w:t>Innholdsfortegnelse</w:t>
@@ -956,7 +1007,7 @@
         </w:rPr>
         <w:fldChar w:fldCharType="separate"/>
       </w:r>
-      <w:hyperlink w:anchor="_Toc230633837" w:history="1">
+      <w:hyperlink w:anchor="_Toc230635119" w:history="1">
         <w:r>
           <w:rPr>
             <w:rStyle w:val="Hyperkobling"/>
@@ -983,7 +1034,7 @@
             <w:noProof/>
             <w:webHidden/>
           </w:rPr>
-          <w:instrText xml:space="preserve"> PAGEREF _Toc230633837 \h </w:instrText>
+          <w:instrText xml:space="preserve"> PAGEREF _Toc230635119 \h </w:instrText>
         </w:r>
         <w:r>
           <w:rPr>
@@ -1028,7 +1079,7 @@
           <w14:ligatures w14:val="standardContextual"/>
         </w:rPr>
       </w:pPr>
-      <w:hyperlink w:anchor="_Toc230633838" w:history="1">
+      <w:hyperlink w:anchor="_Toc230635120" w:history="1">
         <w:r>
           <w:rPr>
             <w:rStyle w:val="Hyperkobling"/>
@@ -1055,7 +1106,7 @@
             <w:noProof/>
             <w:webHidden/>
           </w:rPr>
-          <w:instrText xml:space="preserve"> PAGEREF _Toc230633838 \h </w:instrText>
+          <w:instrText xml:space="preserve"> PAGEREF _Toc230635120 \h </w:instrText>
         </w:r>
         <w:r>
           <w:rPr>
@@ -1100,7 +1151,7 @@
           <w14:ligatures w14:val="standardContextual"/>
         </w:rPr>
       </w:pPr>
-      <w:hyperlink w:anchor="_Toc230633839" w:history="1">
+      <w:hyperlink w:anchor="_Toc230635121" w:history="1">
         <w:r>
           <w:rPr>
             <w:rStyle w:val="Hyperkobling"/>
@@ -1127,7 +1178,7 @@
             <w:noProof/>
             <w:webHidden/>
           </w:rPr>
-          <w:instrText xml:space="preserve"> PAGEREF _Toc230633839 \h </w:instrText>
+          <w:instrText xml:space="preserve"> PAGEREF _Toc230635121 \h </w:instrText>
         </w:r>
         <w:r>
           <w:rPr>
@@ -1172,7 +1223,7 @@
           <w14:ligatures w14:val="standardContextual"/>
         </w:rPr>
       </w:pPr>
-      <w:hyperlink w:anchor="_Toc230633840" w:history="1">
+      <w:hyperlink w:anchor="_Toc230635122" w:history="1">
         <w:r>
           <w:rPr>
             <w:rStyle w:val="Hyperkobling"/>
@@ -1199,7 +1250,7 @@
             <w:noProof/>
             <w:webHidden/>
           </w:rPr>
-          <w:instrText xml:space="preserve"> PAGEREF _Toc230633840 \h </w:instrText>
+          <w:instrText xml:space="preserve"> PAGEREF _Toc230635122 \h </w:instrText>
         </w:r>
         <w:r>
           <w:rPr>
@@ -1244,7 +1295,7 @@
           <w14:ligatures w14:val="standardContextual"/>
         </w:rPr>
       </w:pPr>
-      <w:hyperlink w:anchor="_Toc230633841" w:history="1">
+      <w:hyperlink w:anchor="_Toc230635123" w:history="1">
         <w:r>
           <w:rPr>
             <w:rStyle w:val="Hyperkobling"/>
@@ -1271,7 +1322,7 @@
             <w:noProof/>
             <w:webHidden/>
           </w:rPr>
-          <w:instrText xml:space="preserve"> PAGEREF _Toc230633841 \h </w:instrText>
+          <w:instrText xml:space="preserve"> PAGEREF _Toc230635123 \h </w:instrText>
         </w:r>
         <w:r>
           <w:rPr>
@@ -1316,7 +1367,7 @@
           <w14:ligatures w14:val="standardContextual"/>
         </w:rPr>
       </w:pPr>
-      <w:hyperlink w:anchor="_Toc230633842" w:history="1">
+      <w:hyperlink w:anchor="_Toc230635124" w:history="1">
         <w:r>
           <w:rPr>
             <w:rStyle w:val="Hyperkobling"/>
@@ -1343,7 +1394,7 @@
             <w:noProof/>
             <w:webHidden/>
           </w:rPr>
-          <w:instrText xml:space="preserve"> PAGEREF _Toc230633842 \h </w:instrText>
+          <w:instrText xml:space="preserve"> PAGEREF _Toc230635124 \h </w:instrText>
         </w:r>
         <w:r>
           <w:rPr>
@@ -1388,7 +1439,7 @@
           <w14:ligatures w14:val="standardContextual"/>
         </w:rPr>
       </w:pPr>
-      <w:hyperlink w:anchor="_Toc230633843" w:history="1">
+      <w:hyperlink w:anchor="_Toc230635125" w:history="1">
         <w:r>
           <w:rPr>
             <w:rStyle w:val="Hyperkobling"/>
@@ -1415,7 +1466,7 @@
             <w:noProof/>
             <w:webHidden/>
           </w:rPr>
-          <w:instrText xml:space="preserve"> PAGEREF _Toc230633843 \h </w:instrText>
+          <w:instrText xml:space="preserve"> PAGEREF _Toc230635125 \h </w:instrText>
         </w:r>
         <w:r>
           <w:rPr>
@@ -1460,7 +1511,7 @@
           <w14:ligatures w14:val="standardContextual"/>
         </w:rPr>
       </w:pPr>
-      <w:hyperlink w:anchor="_Toc230633844" w:history="1">
+      <w:hyperlink w:anchor="_Toc230635126" w:history="1">
         <w:r>
           <w:rPr>
             <w:rStyle w:val="Hyperkobling"/>
@@ -1487,7 +1538,7 @@
             <w:noProof/>
             <w:webHidden/>
           </w:rPr>
-          <w:instrText xml:space="preserve"> PAGEREF _Toc230633844 \h </w:instrText>
+          <w:instrText xml:space="preserve"> PAGEREF _Toc230635126 \h </w:instrText>
         </w:r>
         <w:r>
           <w:rPr>
@@ -1532,7 +1583,7 @@
           <w14:ligatures w14:val="standardContextual"/>
         </w:rPr>
       </w:pPr>
-      <w:hyperlink w:anchor="_Toc230633845" w:history="1">
+      <w:hyperlink w:anchor="_Toc230635127" w:history="1">
         <w:r>
           <w:rPr>
             <w:rStyle w:val="Hyperkobling"/>
@@ -1559,7 +1610,7 @@
             <w:noProof/>
             <w:webHidden/>
           </w:rPr>
-          <w:instrText xml:space="preserve"> PAGEREF _Toc230633845 \h </w:instrText>
+          <w:instrText xml:space="preserve"> PAGEREF _Toc230635127 \h </w:instrText>
         </w:r>
         <w:r>
           <w:rPr>
@@ -1604,7 +1655,7 @@
           <w14:ligatures w14:val="standardContextual"/>
         </w:rPr>
       </w:pPr>
-      <w:hyperlink w:anchor="_Toc230633846" w:history="1">
+      <w:hyperlink w:anchor="_Toc230635128" w:history="1">
         <w:r>
           <w:rPr>
             <w:rStyle w:val="Hyperkobling"/>
@@ -1631,7 +1682,7 @@
             <w:noProof/>
             <w:webHidden/>
           </w:rPr>
-          <w:instrText xml:space="preserve"> PAGEREF _Toc230633846 \h </w:instrText>
+          <w:instrText xml:space="preserve"> PAGEREF _Toc230635128 \h </w:instrText>
         </w:r>
         <w:r>
           <w:rPr>
@@ -1676,7 +1727,7 @@
           <w14:ligatures w14:val="standardContextual"/>
         </w:rPr>
       </w:pPr>
-      <w:hyperlink w:anchor="_Toc230633847" w:history="1">
+      <w:hyperlink w:anchor="_Toc230635129" w:history="1">
         <w:r>
           <w:rPr>
             <w:rStyle w:val="Hyperkobling"/>
@@ -1703,7 +1754,7 @@
             <w:noProof/>
             <w:webHidden/>
           </w:rPr>
-          <w:instrText xml:space="preserve"> PAGEREF _Toc230633847 \h </w:instrText>
+          <w:instrText xml:space="preserve"> PAGEREF _Toc230635129 \h </w:instrText>
         </w:r>
         <w:r>
           <w:rPr>
@@ -1748,7 +1799,7 @@
           <w14:ligatures w14:val="standardContextual"/>
         </w:rPr>
       </w:pPr>
-      <w:hyperlink w:anchor="_Toc230633848" w:history="1">
+      <w:hyperlink w:anchor="_Toc230635130" w:history="1">
         <w:r>
           <w:rPr>
             <w:rStyle w:val="Hyperkobling"/>
@@ -1775,7 +1826,7 @@
             <w:noProof/>
             <w:webHidden/>
           </w:rPr>
-          <w:instrText xml:space="preserve"> PAGEREF _Toc230633848 \h </w:instrText>
+          <w:instrText xml:space="preserve"> PAGEREF _Toc230635130 \h </w:instrText>
         </w:r>
         <w:r>
           <w:rPr>
@@ -1820,7 +1871,7 @@
           <w14:ligatures w14:val="standardContextual"/>
         </w:rPr>
       </w:pPr>
-      <w:hyperlink w:anchor="_Toc230633849" w:history="1">
+      <w:hyperlink w:anchor="_Toc230635131" w:history="1">
         <w:r>
           <w:rPr>
             <w:rStyle w:val="Hyperkobling"/>
@@ -1847,7 +1898,7 @@
             <w:noProof/>
             <w:webHidden/>
           </w:rPr>
-          <w:instrText xml:space="preserve"> PAGEREF _Toc230633849 \h </w:instrText>
+          <w:instrText xml:space="preserve"> PAGEREF _Toc230635131 \h </w:instrText>
         </w:r>
         <w:r>
           <w:rPr>
@@ -1867,7 +1918,7 @@
             <w:noProof/>
             <w:webHidden/>
           </w:rPr>
-          <w:t>10</w:t>
+          <w:t>9</w:t>
         </w:r>
         <w:r>
           <w:rPr>
@@ -1892,7 +1943,7 @@
           <w14:ligatures w14:val="standardContextual"/>
         </w:rPr>
       </w:pPr>
-      <w:hyperlink w:anchor="_Toc230633850" w:history="1">
+      <w:hyperlink w:anchor="_Toc230635132" w:history="1">
         <w:r>
           <w:rPr>
             <w:rStyle w:val="Hyperkobling"/>
@@ -1919,7 +1970,7 @@
             <w:noProof/>
             <w:webHidden/>
           </w:rPr>
-          <w:instrText xml:space="preserve"> PAGEREF _Toc230633850 \h </w:instrText>
+          <w:instrText xml:space="preserve"> PAGEREF _Toc230635132 \h </w:instrText>
         </w:r>
         <w:r>
           <w:rPr>
@@ -1964,7 +2015,7 @@
           <w14:ligatures w14:val="standardContextual"/>
         </w:rPr>
       </w:pPr>
-      <w:hyperlink w:anchor="_Toc230633851" w:history="1">
+      <w:hyperlink w:anchor="_Toc230635133" w:history="1">
         <w:r>
           <w:rPr>
             <w:rStyle w:val="Hyperkobling"/>
@@ -1991,7 +2042,7 @@
             <w:noProof/>
             <w:webHidden/>
           </w:rPr>
-          <w:instrText xml:space="preserve"> PAGEREF _Toc230633851 \h </w:instrText>
+          <w:instrText xml:space="preserve"> PAGEREF _Toc230635133 \h </w:instrText>
         </w:r>
         <w:r>
           <w:rPr>
@@ -2036,7 +2087,7 @@
           <w14:ligatures w14:val="standardContextual"/>
         </w:rPr>
       </w:pPr>
-      <w:hyperlink w:anchor="_Toc230633852" w:history="1">
+      <w:hyperlink w:anchor="_Toc230635134" w:history="1">
         <w:r>
           <w:rPr>
             <w:rStyle w:val="Hyperkobling"/>
@@ -2063,7 +2114,7 @@
             <w:noProof/>
             <w:webHidden/>
           </w:rPr>
-          <w:instrText xml:space="preserve"> PAGEREF _Toc230633852 \h </w:instrText>
+          <w:instrText xml:space="preserve"> PAGEREF _Toc230635134 \h </w:instrText>
         </w:r>
         <w:r>
           <w:rPr>
@@ -2108,7 +2159,7 @@
           <w14:ligatures w14:val="standardContextual"/>
         </w:rPr>
       </w:pPr>
-      <w:hyperlink w:anchor="_Toc230633853" w:history="1">
+      <w:hyperlink w:anchor="_Toc230635135" w:history="1">
         <w:r>
           <w:rPr>
             <w:rStyle w:val="Hyperkobling"/>
@@ -2135,7 +2186,7 @@
             <w:noProof/>
             <w:webHidden/>
           </w:rPr>
-          <w:instrText xml:space="preserve"> PAGEREF _Toc230633853 \h </w:instrText>
+          <w:instrText xml:space="preserve"> PAGEREF _Toc230635135 \h </w:instrText>
         </w:r>
         <w:r>
           <w:rPr>
@@ -2180,7 +2231,7 @@
           <w14:ligatures w14:val="standardContextual"/>
         </w:rPr>
       </w:pPr>
-      <w:hyperlink w:anchor="_Toc230633854" w:history="1">
+      <w:hyperlink w:anchor="_Toc230635136" w:history="1">
         <w:r>
           <w:rPr>
             <w:rStyle w:val="Hyperkobling"/>
@@ -2207,7 +2258,7 @@
             <w:noProof/>
             <w:webHidden/>
           </w:rPr>
-          <w:instrText xml:space="preserve"> PAGEREF _Toc230633854 \h </w:instrText>
+          <w:instrText xml:space="preserve"> PAGEREF _Toc230635136 \h </w:instrText>
         </w:r>
         <w:r>
           <w:rPr>
@@ -2227,7 +2278,7 @@
             <w:noProof/>
             <w:webHidden/>
           </w:rPr>
-          <w:t>13</w:t>
+          <w:t>12</w:t>
         </w:r>
         <w:r>
           <w:rPr>
@@ -2252,7 +2303,7 @@
           <w14:ligatures w14:val="standardContextual"/>
         </w:rPr>
       </w:pPr>
-      <w:hyperlink w:anchor="_Toc230633855" w:history="1">
+      <w:hyperlink w:anchor="_Toc230635137" w:history="1">
         <w:r>
           <w:rPr>
             <w:rStyle w:val="Hyperkobling"/>
@@ -2279,7 +2330,7 @@
             <w:noProof/>
             <w:webHidden/>
           </w:rPr>
-          <w:instrText xml:space="preserve"> PAGEREF _Toc230633855 \h </w:instrText>
+          <w:instrText xml:space="preserve"> PAGEREF _Toc230635137 \h </w:instrText>
         </w:r>
         <w:r>
           <w:rPr>
@@ -2299,7 +2350,7 @@
             <w:noProof/>
             <w:webHidden/>
           </w:rPr>
-          <w:t>14</w:t>
+          <w:t>13</w:t>
         </w:r>
         <w:r>
           <w:rPr>
@@ -2324,7 +2375,7 @@
           <w14:ligatures w14:val="standardContextual"/>
         </w:rPr>
       </w:pPr>
-      <w:hyperlink w:anchor="_Toc230633856" w:history="1">
+      <w:hyperlink w:anchor="_Toc230635138" w:history="1">
         <w:r>
           <w:rPr>
             <w:rStyle w:val="Hyperkobling"/>
@@ -2351,7 +2402,7 @@
             <w:noProof/>
             <w:webHidden/>
           </w:rPr>
-          <w:instrText xml:space="preserve"> PAGEREF _Toc230633856 \h </w:instrText>
+          <w:instrText xml:space="preserve"> PAGEREF _Toc230635138 \h </w:instrText>
         </w:r>
         <w:r>
           <w:rPr>
@@ -2371,7 +2422,7 @@
             <w:noProof/>
             <w:webHidden/>
           </w:rPr>
-          <w:t>15</w:t>
+          <w:t>14</w:t>
         </w:r>
         <w:r>
           <w:rPr>
@@ -2396,7 +2447,7 @@
           <w14:ligatures w14:val="standardContextual"/>
         </w:rPr>
       </w:pPr>
-      <w:hyperlink w:anchor="_Toc230633857" w:history="1">
+      <w:hyperlink w:anchor="_Toc230635139" w:history="1">
         <w:r>
           <w:rPr>
             <w:rStyle w:val="Hyperkobling"/>
@@ -2423,7 +2474,7 @@
             <w:noProof/>
             <w:webHidden/>
           </w:rPr>
-          <w:instrText xml:space="preserve"> PAGEREF _Toc230633857 \h </w:instrText>
+          <w:instrText xml:space="preserve"> PAGEREF _Toc230635139 \h </w:instrText>
         </w:r>
         <w:r>
           <w:rPr>
@@ -2443,7 +2494,7 @@
             <w:noProof/>
             <w:webHidden/>
           </w:rPr>
-          <w:t>16</w:t>
+          <w:t>15</w:t>
         </w:r>
         <w:r>
           <w:rPr>
@@ -2468,7 +2519,7 @@
           <w14:ligatures w14:val="standardContextual"/>
         </w:rPr>
       </w:pPr>
-      <w:hyperlink w:anchor="_Toc230633858" w:history="1">
+      <w:hyperlink w:anchor="_Toc230635140" w:history="1">
         <w:r>
           <w:rPr>
             <w:rStyle w:val="Hyperkobling"/>
@@ -2495,7 +2546,7 @@
             <w:noProof/>
             <w:webHidden/>
           </w:rPr>
-          <w:instrText xml:space="preserve"> PAGEREF _Toc230633858 \h </w:instrText>
+          <w:instrText xml:space="preserve"> PAGEREF _Toc230635140 \h </w:instrText>
         </w:r>
         <w:r>
           <w:rPr>
@@ -2515,7 +2566,7 @@
             <w:noProof/>
             <w:webHidden/>
           </w:rPr>
-          <w:t>17</w:t>
+          <w:t>16</w:t>
         </w:r>
         <w:r>
           <w:rPr>
@@ -2540,7 +2591,7 @@
           <w14:ligatures w14:val="standardContextual"/>
         </w:rPr>
       </w:pPr>
-      <w:hyperlink w:anchor="_Toc230633859" w:history="1">
+      <w:hyperlink w:anchor="_Toc230635141" w:history="1">
         <w:r>
           <w:rPr>
             <w:rStyle w:val="Hyperkobling"/>
@@ -2567,7 +2618,7 @@
             <w:noProof/>
             <w:webHidden/>
           </w:rPr>
-          <w:instrText xml:space="preserve"> PAGEREF _Toc230633859 \h </w:instrText>
+          <w:instrText xml:space="preserve"> PAGEREF _Toc230635141 \h </w:instrText>
         </w:r>
         <w:r>
           <w:rPr>
@@ -2612,7 +2663,7 @@
           <w14:ligatures w14:val="standardContextual"/>
         </w:rPr>
       </w:pPr>
-      <w:hyperlink w:anchor="_Toc230633860" w:history="1">
+      <w:hyperlink w:anchor="_Toc230635142" w:history="1">
         <w:r>
           <w:rPr>
             <w:rStyle w:val="Hyperkobling"/>
@@ -2639,7 +2690,7 @@
             <w:noProof/>
             <w:webHidden/>
           </w:rPr>
-          <w:instrText xml:space="preserve"> PAGEREF _Toc230633860 \h </w:instrText>
+          <w:instrText xml:space="preserve"> PAGEREF _Toc230635142 \h </w:instrText>
         </w:r>
         <w:r>
           <w:rPr>
@@ -2684,7 +2735,7 @@
           <w14:ligatures w14:val="standardContextual"/>
         </w:rPr>
       </w:pPr>
-      <w:hyperlink w:anchor="_Toc230633861" w:history="1">
+      <w:hyperlink w:anchor="_Toc230635143" w:history="1">
         <w:r>
           <w:rPr>
             <w:rStyle w:val="Hyperkobling"/>
@@ -2711,7 +2762,7 @@
             <w:noProof/>
             <w:webHidden/>
           </w:rPr>
-          <w:instrText xml:space="preserve"> PAGEREF _Toc230633861 \h </w:instrText>
+          <w:instrText xml:space="preserve"> PAGEREF _Toc230635143 \h </w:instrText>
         </w:r>
         <w:r>
           <w:rPr>
@@ -2756,7 +2807,7 @@
           <w14:ligatures w14:val="standardContextual"/>
         </w:rPr>
       </w:pPr>
-      <w:hyperlink w:anchor="_Toc230633862" w:history="1">
+      <w:hyperlink w:anchor="_Toc230635144" w:history="1">
         <w:r>
           <w:rPr>
             <w:rStyle w:val="Hyperkobling"/>
@@ -2783,7 +2834,7 @@
             <w:noProof/>
             <w:webHidden/>
           </w:rPr>
-          <w:instrText xml:space="preserve"> PAGEREF _Toc230633862 \h </w:instrText>
+          <w:instrText xml:space="preserve"> PAGEREF _Toc230635144 \h </w:instrText>
         </w:r>
         <w:r>
           <w:rPr>
@@ -2828,7 +2879,7 @@
           <w14:ligatures w14:val="standardContextual"/>
         </w:rPr>
       </w:pPr>
-      <w:hyperlink w:anchor="_Toc230633863" w:history="1">
+      <w:hyperlink w:anchor="_Toc230635145" w:history="1">
         <w:r>
           <w:rPr>
             <w:rStyle w:val="Hyperkobling"/>
@@ -2855,7 +2906,7 @@
             <w:noProof/>
             <w:webHidden/>
           </w:rPr>
-          <w:instrText xml:space="preserve"> PAGEREF _Toc230633863 \h </w:instrText>
+          <w:instrText xml:space="preserve"> PAGEREF _Toc230635145 \h </w:instrText>
         </w:r>
         <w:r>
           <w:rPr>
@@ -2875,7 +2926,7 @@
             <w:noProof/>
             <w:webHidden/>
           </w:rPr>
-          <w:t>21</w:t>
+          <w:t>20</w:t>
         </w:r>
         <w:r>
           <w:rPr>
@@ -2900,7 +2951,7 @@
           <w14:ligatures w14:val="standardContextual"/>
         </w:rPr>
       </w:pPr>
-      <w:hyperlink w:anchor="_Toc230633864" w:history="1">
+      <w:hyperlink w:anchor="_Toc230635146" w:history="1">
         <w:r>
           <w:rPr>
             <w:rStyle w:val="Hyperkobling"/>
@@ -2927,7 +2978,7 @@
             <w:noProof/>
             <w:webHidden/>
           </w:rPr>
-          <w:instrText xml:space="preserve"> PAGEREF _Toc230633864 \h </w:instrText>
+          <w:instrText xml:space="preserve"> PAGEREF _Toc230635146 \h </w:instrText>
         </w:r>
         <w:r>
           <w:rPr>
@@ -2947,7 +2998,7 @@
             <w:noProof/>
             <w:webHidden/>
           </w:rPr>
-          <w:t>21</w:t>
+          <w:t>20</w:t>
         </w:r>
         <w:r>
           <w:rPr>
@@ -2972,7 +3023,7 @@
           <w14:ligatures w14:val="standardContextual"/>
         </w:rPr>
       </w:pPr>
-      <w:hyperlink w:anchor="_Toc230633865" w:history="1">
+      <w:hyperlink w:anchor="_Toc230635147" w:history="1">
         <w:r>
           <w:rPr>
             <w:rStyle w:val="Hyperkobling"/>
@@ -2999,7 +3050,7 @@
             <w:noProof/>
             <w:webHidden/>
           </w:rPr>
-          <w:instrText xml:space="preserve"> PAGEREF _Toc230633865 \h </w:instrText>
+          <w:instrText xml:space="preserve"> PAGEREF _Toc230635147 \h </w:instrText>
         </w:r>
         <w:r>
           <w:rPr>
@@ -3044,7 +3095,7 @@
           <w14:ligatures w14:val="standardContextual"/>
         </w:rPr>
       </w:pPr>
-      <w:hyperlink w:anchor="_Toc230633866" w:history="1">
+      <w:hyperlink w:anchor="_Toc230635148" w:history="1">
         <w:r>
           <w:rPr>
             <w:rStyle w:val="Hyperkobling"/>
@@ -3071,7 +3122,7 @@
             <w:noProof/>
             <w:webHidden/>
           </w:rPr>
-          <w:instrText xml:space="preserve"> PAGEREF _Toc230633866 \h </w:instrText>
+          <w:instrText xml:space="preserve"> PAGEREF _Toc230635148 \h </w:instrText>
         </w:r>
         <w:r>
           <w:rPr>
@@ -3091,7 +3142,7 @@
             <w:noProof/>
             <w:webHidden/>
           </w:rPr>
-          <w:t>22</w:t>
+          <w:t>21</w:t>
         </w:r>
         <w:r>
           <w:rPr>
@@ -3116,7 +3167,7 @@
           <w14:ligatures w14:val="standardContextual"/>
         </w:rPr>
       </w:pPr>
-      <w:hyperlink w:anchor="_Toc230633867" w:history="1">
+      <w:hyperlink w:anchor="_Toc230635149" w:history="1">
         <w:r>
           <w:rPr>
             <w:rStyle w:val="Hyperkobling"/>
@@ -3143,7 +3194,7 @@
             <w:noProof/>
             <w:webHidden/>
           </w:rPr>
-          <w:instrText xml:space="preserve"> PAGEREF _Toc230633867 \h </w:instrText>
+          <w:instrText xml:space="preserve"> PAGEREF _Toc230635149 \h </w:instrText>
         </w:r>
         <w:r>
           <w:rPr>
@@ -3188,7 +3239,7 @@
           <w14:ligatures w14:val="standardContextual"/>
         </w:rPr>
       </w:pPr>
-      <w:hyperlink w:anchor="_Toc230633868" w:history="1">
+      <w:hyperlink w:anchor="_Toc230635150" w:history="1">
         <w:r>
           <w:rPr>
             <w:rStyle w:val="Hyperkobling"/>
@@ -3215,7 +3266,7 @@
             <w:noProof/>
             <w:webHidden/>
           </w:rPr>
-          <w:instrText xml:space="preserve"> PAGEREF _Toc230633868 \h </w:instrText>
+          <w:instrText xml:space="preserve"> PAGEREF _Toc230635150 \h </w:instrText>
         </w:r>
         <w:r>
           <w:rPr>
@@ -3235,7 +3286,7 @@
             <w:noProof/>
             <w:webHidden/>
           </w:rPr>
-          <w:t>24</w:t>
+          <w:t>23</w:t>
         </w:r>
         <w:r>
           <w:rPr>
@@ -3260,7 +3311,7 @@
           <w14:ligatures w14:val="standardContextual"/>
         </w:rPr>
       </w:pPr>
-      <w:hyperlink w:anchor="_Toc230633869" w:history="1">
+      <w:hyperlink w:anchor="_Toc230635151" w:history="1">
         <w:r>
           <w:rPr>
             <w:rStyle w:val="Hyperkobling"/>
@@ -3287,7 +3338,7 @@
             <w:noProof/>
             <w:webHidden/>
           </w:rPr>
-          <w:instrText xml:space="preserve"> PAGEREF _Toc230633869 \h </w:instrText>
+          <w:instrText xml:space="preserve"> PAGEREF _Toc230635151 \h </w:instrText>
         </w:r>
         <w:r>
           <w:rPr>
@@ -3332,7 +3383,7 @@
           <w14:ligatures w14:val="standardContextual"/>
         </w:rPr>
       </w:pPr>
-      <w:hyperlink w:anchor="_Toc230633870" w:history="1">
+      <w:hyperlink w:anchor="_Toc230635152" w:history="1">
         <w:r>
           <w:rPr>
             <w:rStyle w:val="Hyperkobling"/>
@@ -3359,7 +3410,7 @@
             <w:noProof/>
             <w:webHidden/>
           </w:rPr>
-          <w:instrText xml:space="preserve"> PAGEREF _Toc230633870 \h </w:instrText>
+          <w:instrText xml:space="preserve"> PAGEREF _Toc230635152 \h </w:instrText>
         </w:r>
         <w:r>
           <w:rPr>
@@ -3404,7 +3455,7 @@
           <w14:ligatures w14:val="standardContextual"/>
         </w:rPr>
       </w:pPr>
-      <w:hyperlink w:anchor="_Toc230633871" w:history="1">
+      <w:hyperlink w:anchor="_Toc230635153" w:history="1">
         <w:r>
           <w:rPr>
             <w:rStyle w:val="Hyperkobling"/>
@@ -3431,7 +3482,7 @@
             <w:noProof/>
             <w:webHidden/>
           </w:rPr>
-          <w:instrText xml:space="preserve"> PAGEREF _Toc230633871 \h </w:instrText>
+          <w:instrText xml:space="preserve"> PAGEREF _Toc230635153 \h </w:instrText>
         </w:r>
         <w:r>
           <w:rPr>
@@ -3476,7 +3527,7 @@
           <w14:ligatures w14:val="standardContextual"/>
         </w:rPr>
       </w:pPr>
-      <w:hyperlink w:anchor="_Toc230633872" w:history="1">
+      <w:hyperlink w:anchor="_Toc230635154" w:history="1">
         <w:r>
           <w:rPr>
             <w:rStyle w:val="Hyperkobling"/>
@@ -3503,7 +3554,7 @@
             <w:noProof/>
             <w:webHidden/>
           </w:rPr>
-          <w:instrText xml:space="preserve"> PAGEREF _Toc230633872 \h </w:instrText>
+          <w:instrText xml:space="preserve"> PAGEREF _Toc230635154 \h </w:instrText>
         </w:r>
         <w:r>
           <w:rPr>
@@ -3548,7 +3599,7 @@
           <w14:ligatures w14:val="standardContextual"/>
         </w:rPr>
       </w:pPr>
-      <w:hyperlink w:anchor="_Toc230633873" w:history="1">
+      <w:hyperlink w:anchor="_Toc230635155" w:history="1">
         <w:r>
           <w:rPr>
             <w:rStyle w:val="Hyperkobling"/>
@@ -3575,7 +3626,7 @@
             <w:noProof/>
             <w:webHidden/>
           </w:rPr>
-          <w:instrText xml:space="preserve"> PAGEREF _Toc230633873 \h </w:instrText>
+          <w:instrText xml:space="preserve"> PAGEREF _Toc230635155 \h </w:instrText>
         </w:r>
         <w:r>
           <w:rPr>
@@ -3595,7 +3646,7 @@
             <w:noProof/>
             <w:webHidden/>
           </w:rPr>
-          <w:t>26</w:t>
+          <w:t>25</w:t>
         </w:r>
         <w:r>
           <w:rPr>
@@ -3620,7 +3671,7 @@
           <w14:ligatures w14:val="standardContextual"/>
         </w:rPr>
       </w:pPr>
-      <w:hyperlink w:anchor="_Toc230633874" w:history="1">
+      <w:hyperlink w:anchor="_Toc230635156" w:history="1">
         <w:r>
           <w:rPr>
             <w:rStyle w:val="Hyperkobling"/>
@@ -3647,7 +3698,7 @@
             <w:noProof/>
             <w:webHidden/>
           </w:rPr>
-          <w:instrText xml:space="preserve"> PAGEREF _Toc230633874 \h </w:instrText>
+          <w:instrText xml:space="preserve"> PAGEREF _Toc230635156 \h </w:instrText>
         </w:r>
         <w:r>
           <w:rPr>
@@ -3692,7 +3743,7 @@
           <w14:ligatures w14:val="standardContextual"/>
         </w:rPr>
       </w:pPr>
-      <w:hyperlink w:anchor="_Toc230633875" w:history="1">
+      <w:hyperlink w:anchor="_Toc230635157" w:history="1">
         <w:r>
           <w:rPr>
             <w:rStyle w:val="Hyperkobling"/>
@@ -3719,7 +3770,7 @@
             <w:noProof/>
             <w:webHidden/>
           </w:rPr>
-          <w:instrText xml:space="preserve"> PAGEREF _Toc230633875 \h </w:instrText>
+          <w:instrText xml:space="preserve"> PAGEREF _Toc230635157 \h </w:instrText>
         </w:r>
         <w:r>
           <w:rPr>
@@ -3764,7 +3815,7 @@
           <w14:ligatures w14:val="standardContextual"/>
         </w:rPr>
       </w:pPr>
-      <w:hyperlink w:anchor="_Toc230633876" w:history="1">
+      <w:hyperlink w:anchor="_Toc230635158" w:history="1">
         <w:r>
           <w:rPr>
             <w:rStyle w:val="Hyperkobling"/>
@@ -3791,7 +3842,7 @@
             <w:noProof/>
             <w:webHidden/>
           </w:rPr>
-          <w:instrText xml:space="preserve"> PAGEREF _Toc230633876 \h </w:instrText>
+          <w:instrText xml:space="preserve"> PAGEREF _Toc230635158 \h </w:instrText>
         </w:r>
         <w:r>
           <w:rPr>
@@ -3811,7 +3862,7 @@
             <w:noProof/>
             <w:webHidden/>
           </w:rPr>
-          <w:t>27</w:t>
+          <w:t>26</w:t>
         </w:r>
         <w:r>
           <w:rPr>
@@ -3836,7 +3887,7 @@
           <w14:ligatures w14:val="standardContextual"/>
         </w:rPr>
       </w:pPr>
-      <w:hyperlink w:anchor="_Toc230633877" w:history="1">
+      <w:hyperlink w:anchor="_Toc230635159" w:history="1">
         <w:r>
           <w:rPr>
             <w:rStyle w:val="Hyperkobling"/>
@@ -3863,7 +3914,7 @@
             <w:noProof/>
             <w:webHidden/>
           </w:rPr>
-          <w:instrText xml:space="preserve"> PAGEREF _Toc230633877 \h </w:instrText>
+          <w:instrText xml:space="preserve"> PAGEREF _Toc230635159 \h </w:instrText>
         </w:r>
         <w:r>
           <w:rPr>
@@ -3908,7 +3959,7 @@
           <w14:ligatures w14:val="standardContextual"/>
         </w:rPr>
       </w:pPr>
-      <w:hyperlink w:anchor="_Toc230633878" w:history="1">
+      <w:hyperlink w:anchor="_Toc230635160" w:history="1">
         <w:r>
           <w:rPr>
             <w:rStyle w:val="Hyperkobling"/>
@@ -3935,7 +3986,7 @@
             <w:noProof/>
             <w:webHidden/>
           </w:rPr>
-          <w:instrText xml:space="preserve"> PAGEREF _Toc230633878 \h </w:instrText>
+          <w:instrText xml:space="preserve"> PAGEREF _Toc230635160 \h </w:instrText>
         </w:r>
         <w:r>
           <w:rPr>
@@ -3955,7 +4006,7 @@
             <w:noProof/>
             <w:webHidden/>
           </w:rPr>
-          <w:t>30</w:t>
+          <w:t>29</w:t>
         </w:r>
         <w:r>
           <w:rPr>
@@ -3980,7 +4031,7 @@
           <w14:ligatures w14:val="standardContextual"/>
         </w:rPr>
       </w:pPr>
-      <w:hyperlink w:anchor="_Toc230633879" w:history="1">
+      <w:hyperlink w:anchor="_Toc230635161" w:history="1">
         <w:r>
           <w:rPr>
             <w:rStyle w:val="Hyperkobling"/>
@@ -4007,7 +4058,7 @@
             <w:noProof/>
             <w:webHidden/>
           </w:rPr>
-          <w:instrText xml:space="preserve"> PAGEREF _Toc230633879 \h </w:instrText>
+          <w:instrText xml:space="preserve"> PAGEREF _Toc230635161 \h </w:instrText>
         </w:r>
         <w:r>
           <w:rPr>
@@ -4027,7 +4078,7 @@
             <w:noProof/>
             <w:webHidden/>
           </w:rPr>
-          <w:t>32</w:t>
+          <w:t>31</w:t>
         </w:r>
         <w:r>
           <w:rPr>
@@ -4052,7 +4103,7 @@
           <w14:ligatures w14:val="standardContextual"/>
         </w:rPr>
       </w:pPr>
-      <w:hyperlink w:anchor="_Toc230633880" w:history="1">
+      <w:hyperlink w:anchor="_Toc230635162" w:history="1">
         <w:r>
           <w:rPr>
             <w:rStyle w:val="Hyperkobling"/>
@@ -4079,7 +4130,7 @@
             <w:noProof/>
             <w:webHidden/>
           </w:rPr>
-          <w:instrText xml:space="preserve"> PAGEREF _Toc230633880 \h </w:instrText>
+          <w:instrText xml:space="preserve"> PAGEREF _Toc230635162 \h </w:instrText>
         </w:r>
         <w:r>
           <w:rPr>
@@ -4099,7 +4150,7 @@
             <w:noProof/>
             <w:webHidden/>
           </w:rPr>
-          <w:t>33</w:t>
+          <w:t>32</w:t>
         </w:r>
         <w:r>
           <w:rPr>
@@ -4124,7 +4175,7 @@
           <w14:ligatures w14:val="standardContextual"/>
         </w:rPr>
       </w:pPr>
-      <w:hyperlink w:anchor="_Toc230633881" w:history="1">
+      <w:hyperlink w:anchor="_Toc230635163" w:history="1">
         <w:r>
           <w:rPr>
             <w:rStyle w:val="Hyperkobling"/>
@@ -4151,7 +4202,7 @@
             <w:noProof/>
             <w:webHidden/>
           </w:rPr>
-          <w:instrText xml:space="preserve"> PAGEREF _Toc230633881 \h </w:instrText>
+          <w:instrText xml:space="preserve"> PAGEREF _Toc230635163 \h </w:instrText>
         </w:r>
         <w:r>
           <w:rPr>
@@ -4171,7 +4222,7 @@
             <w:noProof/>
             <w:webHidden/>
           </w:rPr>
-          <w:t>35</w:t>
+          <w:t>34</w:t>
         </w:r>
         <w:r>
           <w:rPr>
@@ -4196,7 +4247,7 @@
           <w14:ligatures w14:val="standardContextual"/>
         </w:rPr>
       </w:pPr>
-      <w:hyperlink w:anchor="_Toc230633882" w:history="1">
+      <w:hyperlink w:anchor="_Toc230635164" w:history="1">
         <w:r>
           <w:rPr>
             <w:rStyle w:val="Hyperkobling"/>
@@ -4223,7 +4274,7 @@
             <w:noProof/>
             <w:webHidden/>
           </w:rPr>
-          <w:instrText xml:space="preserve"> PAGEREF _Toc230633882 \h </w:instrText>
+          <w:instrText xml:space="preserve"> PAGEREF _Toc230635164 \h </w:instrText>
         </w:r>
         <w:r>
           <w:rPr>
@@ -4243,7 +4294,7 @@
             <w:noProof/>
             <w:webHidden/>
           </w:rPr>
-          <w:t>35</w:t>
+          <w:t>34</w:t>
         </w:r>
         <w:r>
           <w:rPr>
@@ -4268,7 +4319,7 @@
           <w14:ligatures w14:val="standardContextual"/>
         </w:rPr>
       </w:pPr>
-      <w:hyperlink w:anchor="_Toc230633883" w:history="1">
+      <w:hyperlink w:anchor="_Toc230635165" w:history="1">
         <w:r>
           <w:rPr>
             <w:rStyle w:val="Hyperkobling"/>
@@ -4295,7 +4346,7 @@
             <w:noProof/>
             <w:webHidden/>
           </w:rPr>
-          <w:instrText xml:space="preserve"> PAGEREF _Toc230633883 \h </w:instrText>
+          <w:instrText xml:space="preserve"> PAGEREF _Toc230635165 \h </w:instrText>
         </w:r>
         <w:r>
           <w:rPr>
@@ -4315,7 +4366,7 @@
             <w:noProof/>
             <w:webHidden/>
           </w:rPr>
-          <w:t>36</w:t>
+          <w:t>35</w:t>
         </w:r>
         <w:r>
           <w:rPr>
@@ -4340,7 +4391,7 @@
           <w14:ligatures w14:val="standardContextual"/>
         </w:rPr>
       </w:pPr>
-      <w:hyperlink w:anchor="_Toc230633884" w:history="1">
+      <w:hyperlink w:anchor="_Toc230635166" w:history="1">
         <w:r>
           <w:rPr>
             <w:rStyle w:val="Hyperkobling"/>
@@ -4367,7 +4418,7 @@
             <w:noProof/>
             <w:webHidden/>
           </w:rPr>
-          <w:instrText xml:space="preserve"> PAGEREF _Toc230633884 \h </w:instrText>
+          <w:instrText xml:space="preserve"> PAGEREF _Toc230635166 \h </w:instrText>
         </w:r>
         <w:r>
           <w:rPr>
@@ -4387,7 +4438,7 @@
             <w:noProof/>
             <w:webHidden/>
           </w:rPr>
-          <w:t>38</w:t>
+          <w:t>37</w:t>
         </w:r>
         <w:r>
           <w:rPr>
@@ -4412,7 +4463,7 @@
           <w14:ligatures w14:val="standardContextual"/>
         </w:rPr>
       </w:pPr>
-      <w:hyperlink w:anchor="_Toc230633885" w:history="1">
+      <w:hyperlink w:anchor="_Toc230635167" w:history="1">
         <w:r>
           <w:rPr>
             <w:rStyle w:val="Hyperkobling"/>
@@ -4439,7 +4490,7 @@
             <w:noProof/>
             <w:webHidden/>
           </w:rPr>
-          <w:instrText xml:space="preserve"> PAGEREF _Toc230633885 \h </w:instrText>
+          <w:instrText xml:space="preserve"> PAGEREF _Toc230635167 \h </w:instrText>
         </w:r>
         <w:r>
           <w:rPr>
@@ -4459,7 +4510,7 @@
             <w:noProof/>
             <w:webHidden/>
           </w:rPr>
-          <w:t>38</w:t>
+          <w:t>37</w:t>
         </w:r>
         <w:r>
           <w:rPr>
@@ -4484,7 +4535,7 @@
           <w14:ligatures w14:val="standardContextual"/>
         </w:rPr>
       </w:pPr>
-      <w:hyperlink w:anchor="_Toc230633886" w:history="1">
+      <w:hyperlink w:anchor="_Toc230635168" w:history="1">
         <w:r>
           <w:rPr>
             <w:rStyle w:val="Hyperkobling"/>
@@ -4511,7 +4562,7 @@
             <w:noProof/>
             <w:webHidden/>
           </w:rPr>
-          <w:instrText xml:space="preserve"> PAGEREF _Toc230633886 \h </w:instrText>
+          <w:instrText xml:space="preserve"> PAGEREF _Toc230635168 \h </w:instrText>
         </w:r>
         <w:r>
           <w:rPr>
@@ -4531,7 +4582,7 @@
             <w:noProof/>
             <w:webHidden/>
           </w:rPr>
-          <w:t>41</w:t>
+          <w:t>40</w:t>
         </w:r>
         <w:r>
           <w:rPr>
@@ -4556,7 +4607,7 @@
           <w14:ligatures w14:val="standardContextual"/>
         </w:rPr>
       </w:pPr>
-      <w:hyperlink w:anchor="_Toc230633887" w:history="1">
+      <w:hyperlink w:anchor="_Toc230635169" w:history="1">
         <w:r>
           <w:rPr>
             <w:rStyle w:val="Hyperkobling"/>
@@ -4583,7 +4634,7 @@
             <w:noProof/>
             <w:webHidden/>
           </w:rPr>
-          <w:instrText xml:space="preserve"> PAGEREF _Toc230633887 \h </w:instrText>
+          <w:instrText xml:space="preserve"> PAGEREF _Toc230635169 \h </w:instrText>
         </w:r>
         <w:r>
           <w:rPr>
@@ -4603,7 +4654,7 @@
             <w:noProof/>
             <w:webHidden/>
           </w:rPr>
-          <w:t>41</w:t>
+          <w:t>40</w:t>
         </w:r>
         <w:r>
           <w:rPr>
@@ -4628,7 +4679,7 @@
           <w14:ligatures w14:val="standardContextual"/>
         </w:rPr>
       </w:pPr>
-      <w:hyperlink w:anchor="_Toc230633888" w:history="1">
+      <w:hyperlink w:anchor="_Toc230635170" w:history="1">
         <w:r>
           <w:rPr>
             <w:rStyle w:val="Hyperkobling"/>
@@ -4655,7 +4706,7 @@
             <w:noProof/>
             <w:webHidden/>
           </w:rPr>
-          <w:instrText xml:space="preserve"> PAGEREF _Toc230633888 \h </w:instrText>
+          <w:instrText xml:space="preserve"> PAGEREF _Toc230635170 \h </w:instrText>
         </w:r>
         <w:r>
           <w:rPr>
@@ -4675,7 +4726,7 @@
             <w:noProof/>
             <w:webHidden/>
           </w:rPr>
-          <w:t>41</w:t>
+          <w:t>40</w:t>
         </w:r>
         <w:r>
           <w:rPr>
@@ -4700,7 +4751,7 @@
           <w14:ligatures w14:val="standardContextual"/>
         </w:rPr>
       </w:pPr>
-      <w:hyperlink w:anchor="_Toc230633889" w:history="1">
+      <w:hyperlink w:anchor="_Toc230635171" w:history="1">
         <w:r>
           <w:rPr>
             <w:rStyle w:val="Hyperkobling"/>
@@ -4727,7 +4778,7 @@
             <w:noProof/>
             <w:webHidden/>
           </w:rPr>
-          <w:instrText xml:space="preserve"> PAGEREF _Toc230633889 \h </w:instrText>
+          <w:instrText xml:space="preserve"> PAGEREF _Toc230635171 \h </w:instrText>
         </w:r>
         <w:r>
           <w:rPr>
@@ -4747,7 +4798,7 @@
             <w:noProof/>
             <w:webHidden/>
           </w:rPr>
-          <w:t>42</w:t>
+          <w:t>41</w:t>
         </w:r>
         <w:r>
           <w:rPr>
@@ -4772,7 +4823,7 @@
           <w14:ligatures w14:val="standardContextual"/>
         </w:rPr>
       </w:pPr>
-      <w:hyperlink w:anchor="_Toc230633890" w:history="1">
+      <w:hyperlink w:anchor="_Toc230635172" w:history="1">
         <w:r>
           <w:rPr>
             <w:rStyle w:val="Hyperkobling"/>
@@ -4799,7 +4850,7 @@
             <w:noProof/>
             <w:webHidden/>
           </w:rPr>
-          <w:instrText xml:space="preserve"> PAGEREF _Toc230633890 \h </w:instrText>
+          <w:instrText xml:space="preserve"> PAGEREF _Toc230635172 \h </w:instrText>
         </w:r>
         <w:r>
           <w:rPr>
@@ -4819,7 +4870,7 @@
             <w:noProof/>
             <w:webHidden/>
           </w:rPr>
-          <w:t>43</w:t>
+          <w:t>42</w:t>
         </w:r>
         <w:r>
           <w:rPr>
@@ -4844,7 +4895,7 @@
           <w14:ligatures w14:val="standardContextual"/>
         </w:rPr>
       </w:pPr>
-      <w:hyperlink w:anchor="_Toc230633891" w:history="1">
+      <w:hyperlink w:anchor="_Toc230635173" w:history="1">
         <w:r>
           <w:rPr>
             <w:rStyle w:val="Hyperkobling"/>
@@ -4871,7 +4922,7 @@
             <w:noProof/>
             <w:webHidden/>
           </w:rPr>
-          <w:instrText xml:space="preserve"> PAGEREF _Toc230633891 \h </w:instrText>
+          <w:instrText xml:space="preserve"> PAGEREF _Toc230635173 \h </w:instrText>
         </w:r>
         <w:r>
           <w:rPr>
@@ -4891,7 +4942,7 @@
             <w:noProof/>
             <w:webHidden/>
           </w:rPr>
-          <w:t>43</w:t>
+          <w:t>42</w:t>
         </w:r>
         <w:r>
           <w:rPr>
@@ -4916,7 +4967,7 @@
           <w14:ligatures w14:val="standardContextual"/>
         </w:rPr>
       </w:pPr>
-      <w:hyperlink w:anchor="_Toc230633892" w:history="1">
+      <w:hyperlink w:anchor="_Toc230635174" w:history="1">
         <w:r>
           <w:rPr>
             <w:rStyle w:val="Hyperkobling"/>
@@ -4943,7 +4994,7 @@
             <w:noProof/>
             <w:webHidden/>
           </w:rPr>
-          <w:instrText xml:space="preserve"> PAGEREF _Toc230633892 \h </w:instrText>
+          <w:instrText xml:space="preserve"> PAGEREF _Toc230635174 \h </w:instrText>
         </w:r>
         <w:r>
           <w:rPr>
@@ -4963,7 +5014,7 @@
             <w:noProof/>
             <w:webHidden/>
           </w:rPr>
-          <w:t>45</w:t>
+          <w:t>44</w:t>
         </w:r>
         <w:r>
           <w:rPr>
@@ -4988,7 +5039,7 @@
           <w14:ligatures w14:val="standardContextual"/>
         </w:rPr>
       </w:pPr>
-      <w:hyperlink w:anchor="_Toc230633893" w:history="1">
+      <w:hyperlink w:anchor="_Toc230635175" w:history="1">
         <w:r>
           <w:rPr>
             <w:rStyle w:val="Hyperkobling"/>
@@ -5015,7 +5066,7 @@
             <w:noProof/>
             <w:webHidden/>
           </w:rPr>
-          <w:instrText xml:space="preserve"> PAGEREF _Toc230633893 \h </w:instrText>
+          <w:instrText xml:space="preserve"> PAGEREF _Toc230635175 \h </w:instrText>
         </w:r>
         <w:r>
           <w:rPr>
@@ -5035,7 +5086,7 @@
             <w:noProof/>
             <w:webHidden/>
           </w:rPr>
-          <w:t>47</w:t>
+          <w:t>46</w:t>
         </w:r>
         <w:r>
           <w:rPr>
@@ -5060,7 +5111,7 @@
           <w14:ligatures w14:val="standardContextual"/>
         </w:rPr>
       </w:pPr>
-      <w:hyperlink w:anchor="_Toc230633894" w:history="1">
+      <w:hyperlink w:anchor="_Toc230635176" w:history="1">
         <w:r>
           <w:rPr>
             <w:rStyle w:val="Hyperkobling"/>
@@ -5087,7 +5138,7 @@
             <w:noProof/>
             <w:webHidden/>
           </w:rPr>
-          <w:instrText xml:space="preserve"> PAGEREF _Toc230633894 \h </w:instrText>
+          <w:instrText xml:space="preserve"> PAGEREF _Toc230635176 \h </w:instrText>
         </w:r>
         <w:r>
           <w:rPr>
@@ -5107,7 +5158,7 @@
             <w:noProof/>
             <w:webHidden/>
           </w:rPr>
-          <w:t>49</w:t>
+          <w:t>47</w:t>
         </w:r>
         <w:r>
           <w:rPr>
@@ -5132,7 +5183,7 @@
           <w14:ligatures w14:val="standardContextual"/>
         </w:rPr>
       </w:pPr>
-      <w:hyperlink w:anchor="_Toc230633895" w:history="1">
+      <w:hyperlink w:anchor="_Toc230635177" w:history="1">
         <w:r>
           <w:rPr>
             <w:rStyle w:val="Hyperkobling"/>
@@ -5159,7 +5210,7 @@
             <w:noProof/>
             <w:webHidden/>
           </w:rPr>
-          <w:instrText xml:space="preserve"> PAGEREF _Toc230633895 \h </w:instrText>
+          <w:instrText xml:space="preserve"> PAGEREF _Toc230635177 \h </w:instrText>
         </w:r>
         <w:r>
           <w:rPr>
@@ -5179,7 +5230,7 @@
             <w:noProof/>
             <w:webHidden/>
           </w:rPr>
-          <w:t>49</w:t>
+          <w:t>48</w:t>
         </w:r>
         <w:r>
           <w:rPr>
@@ -5204,7 +5255,7 @@
           <w14:ligatures w14:val="standardContextual"/>
         </w:rPr>
       </w:pPr>
-      <w:hyperlink w:anchor="_Toc230633896" w:history="1">
+      <w:hyperlink w:anchor="_Toc230635178" w:history="1">
         <w:r>
           <w:rPr>
             <w:rStyle w:val="Hyperkobling"/>
@@ -5231,7 +5282,7 @@
             <w:noProof/>
             <w:webHidden/>
           </w:rPr>
-          <w:instrText xml:space="preserve"> PAGEREF _Toc230633896 \h </w:instrText>
+          <w:instrText xml:space="preserve"> PAGEREF _Toc230635178 \h </w:instrText>
         </w:r>
         <w:r>
           <w:rPr>
@@ -5251,7 +5302,7 @@
             <w:noProof/>
             <w:webHidden/>
           </w:rPr>
-          <w:t>49</w:t>
+          <w:t>48</w:t>
         </w:r>
         <w:r>
           <w:rPr>
@@ -5276,7 +5327,7 @@
           <w14:ligatures w14:val="standardContextual"/>
         </w:rPr>
       </w:pPr>
-      <w:hyperlink w:anchor="_Toc230633897" w:history="1">
+      <w:hyperlink w:anchor="_Toc230635179" w:history="1">
         <w:r>
           <w:rPr>
             <w:rStyle w:val="Hyperkobling"/>
@@ -5303,7 +5354,7 @@
             <w:noProof/>
             <w:webHidden/>
           </w:rPr>
-          <w:instrText xml:space="preserve"> PAGEREF _Toc230633897 \h </w:instrText>
+          <w:instrText xml:space="preserve"> PAGEREF _Toc230635179 \h </w:instrText>
         </w:r>
         <w:r>
           <w:rPr>
@@ -5323,7 +5374,7 @@
             <w:noProof/>
             <w:webHidden/>
           </w:rPr>
-          <w:t>51</w:t>
+          <w:t>50</w:t>
         </w:r>
         <w:r>
           <w:rPr>
@@ -5348,7 +5399,7 @@
           <w14:ligatures w14:val="standardContextual"/>
         </w:rPr>
       </w:pPr>
-      <w:hyperlink w:anchor="_Toc230633898" w:history="1">
+      <w:hyperlink w:anchor="_Toc230635180" w:history="1">
         <w:r>
           <w:rPr>
             <w:rStyle w:val="Hyperkobling"/>
@@ -5375,7 +5426,7 @@
             <w:noProof/>
             <w:webHidden/>
           </w:rPr>
-          <w:instrText xml:space="preserve"> PAGEREF _Toc230633898 \h </w:instrText>
+          <w:instrText xml:space="preserve"> PAGEREF _Toc230635180 \h </w:instrText>
         </w:r>
         <w:r>
           <w:rPr>
@@ -5395,7 +5446,7 @@
             <w:noProof/>
             <w:webHidden/>
           </w:rPr>
-          <w:t>52</w:t>
+          <w:t>51</w:t>
         </w:r>
         <w:r>
           <w:rPr>
@@ -5420,7 +5471,7 @@
           <w14:ligatures w14:val="standardContextual"/>
         </w:rPr>
       </w:pPr>
-      <w:hyperlink w:anchor="_Toc230633899" w:history="1">
+      <w:hyperlink w:anchor="_Toc230635181" w:history="1">
         <w:r>
           <w:rPr>
             <w:rStyle w:val="Hyperkobling"/>
@@ -5455,7 +5506,7 @@
             <w:noProof/>
             <w:webHidden/>
           </w:rPr>
-          <w:instrText xml:space="preserve"> PAGEREF _Toc230633899 \h </w:instrText>
+          <w:instrText xml:space="preserve"> PAGEREF _Toc230635181 \h </w:instrText>
         </w:r>
         <w:r>
           <w:rPr>
@@ -5475,7 +5526,7 @@
             <w:noProof/>
             <w:webHidden/>
           </w:rPr>
-          <w:t>53</w:t>
+          <w:t>52</w:t>
         </w:r>
         <w:r>
           <w:rPr>
@@ -5511,10 +5562,9 @@
     <w:p>
       <w:pPr>
         <w:pStyle w:val="Overskrift2"/>
-        <w:spacing w:line="360" w:lineRule="auto"/>
       </w:pPr>
       <w:bookmarkStart w:id="11" w:name="innledning"/>
-      <w:bookmarkStart w:id="12" w:name="_Toc230633842"/>
+      <w:bookmarkStart w:id="12" w:name="_Toc230635124"/>
       <w:bookmarkEnd w:id="9"/>
       <w:r>
         <w:t>1. Innledning</w:t>
@@ -5537,6 +5587,11 @@
           <w:rFonts w:eastAsia="Times New Roman" w:cs="Times New Roman"/>
         </w:rPr>
         <w:softHyphen/>
+      </w:r>
+      <w:r>
+        <w:rPr>
+          <w:rFonts w:eastAsia="Times New Roman" w:cs="Times New Roman"/>
+        </w:rPr>
         <w:t>inntekter for skandinaviske havneagenter, men kostnadsbildet ved et havneanløp er komplekst: ett anløp består typisk av 5–40 separate transaksjoner fordelt på havneavgift, los, hospitality, proviant, agenttjenester og bunkers. I dag estimeres totalkost</w:t>
       </w:r>
       <w:r>
@@ -5604,10 +5659,9 @@
     <w:p>
       <w:pPr>
         <w:pStyle w:val="Overskrift3"/>
-        <w:spacing w:line="360" w:lineRule="auto"/>
       </w:pPr>
       <w:bookmarkStart w:id="13" w:name="problemstilling"/>
-      <w:bookmarkStart w:id="14" w:name="_Toc230633843"/>
+      <w:bookmarkStart w:id="14" w:name="_Toc230635125"/>
       <w:r>
         <w:t>1.1 Problemstilling</w:t>
       </w:r>
@@ -5664,10 +5718,9 @@
     <w:p>
       <w:pPr>
         <w:pStyle w:val="Overskrift3"/>
-        <w:spacing w:line="360" w:lineRule="auto"/>
       </w:pPr>
       <w:bookmarkStart w:id="15" w:name="delproblemer"/>
-      <w:bookmarkStart w:id="16" w:name="_Toc230633844"/>
+      <w:bookmarkStart w:id="16" w:name="_Toc230635126"/>
       <w:bookmarkEnd w:id="13"/>
       <w:r>
         <w:t>1.2 Delproblemer</w:t>
@@ -5809,7 +5862,13 @@
         <w:rPr>
           <w:rFonts w:eastAsia="Times New Roman" w:cs="Times New Roman"/>
         </w:rPr>
-        <w:t xml:space="preserve"> Hvordan kan estimatets usikkerhet kommuniseres til agent</w:t>
+        <w:t xml:space="preserve"> </w:t>
+      </w:r>
+      <w:r>
+        <w:rPr>
+          <w:rFonts w:eastAsia="Times New Roman" w:cs="Times New Roman"/>
+        </w:rPr>
+        <w:t>Hvordan kan estimatets usikkerhet kommuniseres til agent</w:t>
       </w:r>
       <w:r>
         <w:rPr>
@@ -5860,10 +5919,9 @@
     <w:p>
       <w:pPr>
         <w:pStyle w:val="Overskrift3"/>
-        <w:spacing w:line="360" w:lineRule="auto"/>
       </w:pPr>
       <w:bookmarkStart w:id="17" w:name="avgrensninger"/>
-      <w:bookmarkStart w:id="18" w:name="_Toc230633845"/>
+      <w:bookmarkStart w:id="18" w:name="_Toc230635127"/>
       <w:bookmarkEnd w:id="15"/>
       <w:r>
         <w:t>1.3 Avgrensninger</w:t>
@@ -5891,13 +5949,7 @@
         <w:rPr>
           <w:rFonts w:eastAsia="Times New Roman" w:cs="Times New Roman"/>
         </w:rPr>
-        <w:t xml:space="preserve"> </w:t>
-      </w:r>
-      <w:r>
-        <w:rPr>
-          <w:rFonts w:eastAsia="Times New Roman" w:cs="Times New Roman"/>
-        </w:rPr>
-        <w:t>Kun Norge, Sverige og Danmark. 12 havner totalt: Bergen, Tromsø, Svolvær, Ålesund, Kristiansand, Stavanger (NO); Stockholm, Göteborg, Malmö (SE); København, Esbjerg, Fredericia (DK).</w:t>
+        <w:t xml:space="preserve"> Kun Norge, Sverige og Danmark. 12 havner totalt: Bergen, Tromsø, Svolvær, Ålesund, Kristiansand, Stavanger (NO); Stockholm, Göteborg, Malmö (SE); København, Esbjerg, Fredericia (DK).</w:t>
       </w:r>
     </w:p>
     <w:p>
@@ -6124,10 +6176,9 @@
     <w:p>
       <w:pPr>
         <w:pStyle w:val="Overskrift3"/>
-        <w:spacing w:line="360" w:lineRule="auto"/>
       </w:pPr>
       <w:bookmarkStart w:id="19" w:name="antakelser"/>
-      <w:bookmarkStart w:id="20" w:name="_Toc230633846"/>
+      <w:bookmarkStart w:id="20" w:name="_Toc230635128"/>
       <w:bookmarkEnd w:id="17"/>
       <w:r>
         <w:t>1.4 Antakelser</w:t>
@@ -6296,10 +6347,9 @@
     <w:p>
       <w:pPr>
         <w:pStyle w:val="Overskrift3"/>
-        <w:spacing w:line="360" w:lineRule="auto"/>
       </w:pPr>
       <w:bookmarkStart w:id="21" w:name="anvendte-bidrag-i-case-studien"/>
-      <w:bookmarkStart w:id="22" w:name="_Toc230633847"/>
+      <w:bookmarkStart w:id="22" w:name="_Toc230635129"/>
       <w:bookmarkEnd w:id="19"/>
       <w:r>
         <w:t>1.5 Anvendte bidrag i case-studien</w:t>
@@ -6491,7 +6541,7 @@
         <w:rPr>
           <w:rFonts w:eastAsia="Times New Roman" w:cs="Times New Roman"/>
         </w:rPr>
-        <w:pict w14:anchorId="571FF710">
+        <w:pict w14:anchorId="7C756ED1">
           <v:rect id="_x0000_i1028" style="width:0;height:1.5pt" o:hralign="center" o:hrstd="t" o:hr="t"/>
         </w:pict>
       </w:r>
@@ -6499,10 +6549,9 @@
     <w:p>
       <w:pPr>
         <w:pStyle w:val="Overskrift2"/>
-        <w:spacing w:line="360" w:lineRule="auto"/>
       </w:pPr>
       <w:bookmarkStart w:id="23" w:name="litteratur"/>
-      <w:bookmarkStart w:id="24" w:name="_Toc230633848"/>
+      <w:bookmarkStart w:id="24" w:name="_Toc230635130"/>
       <w:bookmarkEnd w:id="11"/>
       <w:bookmarkEnd w:id="21"/>
       <w:r>
@@ -6525,10 +6574,9 @@
     <w:p>
       <w:pPr>
         <w:pStyle w:val="Overskrift3"/>
-        <w:spacing w:line="360" w:lineRule="auto"/>
       </w:pPr>
       <w:bookmarkStart w:id="25" w:name="X7c64d5c69e8be4aa342d1f5b50a96f4760fe6ea"/>
-      <w:bookmarkStart w:id="26" w:name="_Toc230633849"/>
+      <w:bookmarkStart w:id="26" w:name="_Toc230635131"/>
       <w:r>
         <w:t>2.1 Maskinlæring for kostnadsprediksjon i transport og logistikk</w:t>
       </w:r>
@@ -6593,10 +6641,9 @@
     <w:p>
       <w:pPr>
         <w:pStyle w:val="Overskrift3"/>
-        <w:spacing w:line="360" w:lineRule="auto"/>
       </w:pPr>
       <w:bookmarkStart w:id="27" w:name="X50f1a326dd81dd1da535bd6543ea8d29f23ade9"/>
-      <w:bookmarkStart w:id="28" w:name="_Toc230633850"/>
+      <w:bookmarkStart w:id="28" w:name="_Toc230635132"/>
       <w:bookmarkEnd w:id="25"/>
       <w:r>
         <w:t>2.2 Gradient boosting på heterogene tabulære data</w:t>
@@ -6729,10 +6776,9 @@
     <w:p>
       <w:pPr>
         <w:pStyle w:val="Overskrift3"/>
-        <w:spacing w:line="360" w:lineRule="auto"/>
       </w:pPr>
       <w:bookmarkStart w:id="29" w:name="X52ccaa96010e029cb7ad8233c60e45490ae75db"/>
-      <w:bookmarkStart w:id="30" w:name="_Toc230633851"/>
+      <w:bookmarkStart w:id="30" w:name="_Toc230635133"/>
       <w:bookmarkEnd w:id="27"/>
       <w:r>
         <w:t>2.3 Konform prediksjon og usikkerhetskvantifisering</w:t>
@@ -6799,10 +6845,9 @@
     <w:p>
       <w:pPr>
         <w:pStyle w:val="Overskrift3"/>
-        <w:spacing w:line="360" w:lineRule="auto"/>
       </w:pPr>
       <w:bookmarkStart w:id="31" w:name="forskningsgap"/>
-      <w:bookmarkStart w:id="32" w:name="_Toc230633852"/>
+      <w:bookmarkStart w:id="32" w:name="_Toc230635134"/>
       <w:bookmarkEnd w:id="29"/>
       <w:r>
         <w:t>2.4 Forskningsgap</w:t>
@@ -6914,7 +6959,7 @@
         <w:rPr>
           <w:rFonts w:eastAsia="Times New Roman" w:cs="Times New Roman"/>
         </w:rPr>
-        <w:pict w14:anchorId="0055F902">
+        <w:pict w14:anchorId="402936AC">
           <v:rect id="_x0000_i1029" style="width:0;height:1.5pt" o:hralign="center" o:hrstd="t" o:hr="t"/>
         </w:pict>
       </w:r>
@@ -6922,10 +6967,9 @@
     <w:p>
       <w:pPr>
         <w:pStyle w:val="Overskrift2"/>
-        <w:spacing w:line="360" w:lineRule="auto"/>
       </w:pPr>
       <w:bookmarkStart w:id="33" w:name="teori"/>
-      <w:bookmarkStart w:id="34" w:name="_Toc230633853"/>
+      <w:bookmarkStart w:id="34" w:name="_Toc230635135"/>
       <w:bookmarkEnd w:id="23"/>
       <w:bookmarkEnd w:id="31"/>
       <w:r>
@@ -6955,10 +6999,9 @@
     <w:p>
       <w:pPr>
         <w:pStyle w:val="Overskrift3"/>
-        <w:spacing w:line="360" w:lineRule="auto"/>
       </w:pPr>
       <w:bookmarkStart w:id="35" w:name="tabulær-læring-og-gradient-boosting"/>
-      <w:bookmarkStart w:id="36" w:name="_Toc230633854"/>
+      <w:bookmarkStart w:id="36" w:name="_Toc230635136"/>
       <w:r>
         <w:t>3.1 Tabulær læring og gradient boosting</w:t>
       </w:r>
@@ -7240,7 +7283,13 @@
         <w:rPr>
           <w:rFonts w:eastAsia="Times New Roman" w:cs="Times New Roman"/>
         </w:rPr>
-        <w:t xml:space="preserve"> er målverdier, og oppgaven er å finne en funksjon </w:t>
+        <w:t xml:space="preserve"> </w:t>
+      </w:r>
+      <w:r>
+        <w:rPr>
+          <w:rFonts w:eastAsia="Times New Roman" w:cs="Times New Roman"/>
+        </w:rPr>
+        <w:t xml:space="preserve">er målverdier, og oppgaven er å finne en funksjon </w:t>
       </w:r>
       <m:oMath>
         <m:acc>
@@ -8018,7 +8067,13 @@
         <w:rPr>
           <w:rFonts w:eastAsia="Times New Roman" w:cs="Times New Roman"/>
         </w:rPr>
-        <w:t xml:space="preserve"> på et valideringssett er standard mottiltak.</w:t>
+        <w:t xml:space="preserve"> </w:t>
+      </w:r>
+      <w:r>
+        <w:rPr>
+          <w:rFonts w:eastAsia="Times New Roman" w:cs="Times New Roman"/>
+        </w:rPr>
+        <w:t>på et valideringssett er standard mottiltak.</w:t>
       </w:r>
     </w:p>
     <w:p>
@@ -8063,10 +8118,9 @@
     <w:p>
       <w:pPr>
         <w:pStyle w:val="Overskrift3"/>
-        <w:spacing w:line="360" w:lineRule="auto"/>
       </w:pPr>
       <w:bookmarkStart w:id="37" w:name="lightgbm"/>
-      <w:bookmarkStart w:id="38" w:name="_Toc230633855"/>
+      <w:bookmarkStart w:id="38" w:name="_Toc230635137"/>
       <w:bookmarkEnd w:id="35"/>
       <w:r>
         <w:t>3.2 LightGBM</w:t>
@@ -8568,10 +8622,9 @@
     <w:p>
       <w:pPr>
         <w:pStyle w:val="Overskrift3"/>
-        <w:spacing w:line="360" w:lineRule="auto"/>
       </w:pPr>
       <w:bookmarkStart w:id="39" w:name="catboost"/>
-      <w:bookmarkStart w:id="40" w:name="_Toc230633856"/>
+      <w:bookmarkStart w:id="40" w:name="_Toc230635138"/>
       <w:bookmarkEnd w:id="37"/>
       <w:r>
         <w:t>3.3 CatBoost</w:t>
@@ -8703,13 +8756,7 @@
         <w:rPr>
           <w:rFonts w:eastAsia="Times New Roman" w:cs="Times New Roman"/>
         </w:rPr>
-        <w:t xml:space="preserve"> </w:t>
-      </w:r>
-      <w:r>
-        <w:rPr>
-          <w:rFonts w:eastAsia="Times New Roman" w:cs="Times New Roman"/>
-        </w:rPr>
-        <w:t xml:space="preserve">i permutasjonen. Dette gir et forventningsrett estimat på bekostning av å kjøre </w:t>
+        <w:t xml:space="preserve"> i permutasjonen. Dette gir et forventningsrett estimat på bekostning av å kjøre </w:t>
       </w:r>
       <m:oMath>
         <m:r>
@@ -9289,10 +9336,9 @@
     <w:p>
       <w:pPr>
         <w:pStyle w:val="Overskrift3"/>
-        <w:spacing w:line="360" w:lineRule="auto"/>
       </w:pPr>
       <w:bookmarkStart w:id="41" w:name="log-transformert-mål-og-evaluering"/>
-      <w:bookmarkStart w:id="42" w:name="_Toc230633857"/>
+      <w:bookmarkStart w:id="42" w:name="_Toc230635139"/>
       <w:bookmarkEnd w:id="39"/>
       <w:r>
         <w:t>3.4 Log-transformert mål og evaluering</w:t>
@@ -9474,7 +9520,13 @@
         <w:rPr>
           <w:rFonts w:eastAsia="Times New Roman" w:cs="Times New Roman"/>
         </w:rPr>
-        <w:t xml:space="preserve"> divergerer. Prediksjoner inverteres med </w:t>
+        <w:t xml:space="preserve"> </w:t>
+      </w:r>
+      <w:r>
+        <w:rPr>
+          <w:rFonts w:eastAsia="Times New Roman" w:cs="Times New Roman"/>
+        </w:rPr>
+        <w:t xml:space="preserve">divergerer. Prediksjoner inverteres med </w:t>
       </w:r>
       <m:oMath>
         <m:acc>
@@ -10576,7 +10628,13 @@
         <w:rPr>
           <w:rFonts w:eastAsia="Times New Roman" w:cs="Times New Roman"/>
         </w:rPr>
-        <w:t xml:space="preserve"> den mest operasjonelt meningsfulle metrikken: en feil på 5 000 EUR har samme størrelses</w:t>
+        <w:t xml:space="preserve"> </w:t>
+      </w:r>
+      <w:r>
+        <w:rPr>
+          <w:rFonts w:eastAsia="Times New Roman" w:cs="Times New Roman"/>
+        </w:rPr>
+        <w:t>den mest operasjonelt meningsfulle metrikken: en feil på 5 000 EUR har samme størrelses</w:t>
       </w:r>
       <w:r>
         <w:rPr>
@@ -10597,20 +10655,20 @@
         <w:rPr>
           <w:rFonts w:eastAsia="Times New Roman" w:cs="Times New Roman"/>
         </w:rPr>
-        <w:t xml:space="preserve"> rapporteres som relativ metrikk fordi den ikke straffes urimelig av små transaksjoner og lar seg tolke som «total bom i prosent av total kostnad». MAPE rapporteres for fullstendighet og sammenlignbarhet med eksisterende litteratur, men tolkes med forsiktighet fordi små fakturaer dominerer gjennomsnittet. RMSE fanger om modellen har sjeldne store</w:t>
-      </w:r>
-      <w:r>
-        <w:rPr>
-          <w:rFonts w:eastAsia="Times New Roman" w:cs="Times New Roman"/>
-        </w:rPr>
-        <w:t xml:space="preserve"> bom</w:t>
-      </w:r>
-      <w:r>
-        <w:rPr>
-          <w:rFonts w:eastAsia="Times New Roman" w:cs="Times New Roman"/>
-        </w:rPr>
-        <w:softHyphen/>
-        <w:t>skudd og brukes som sekundær ranking</w:t>
+        <w:t xml:space="preserve"> rapporteres som relativ metrikk fordi den ikke straffes urimelig av små transaksjoner og lar seg tolke som «total bom i prosent av total kostnad». MAPE rapporteres for fullstendighet og sammenlignbarhet med eksisterende litteratur, men tolkes med forsiktighet fordi små fakturaer dominerer gjennomsnittet. RMSE fanger om modellen har sjeldne store bom</w:t>
+      </w:r>
+      <w:r>
+        <w:rPr>
+          <w:rFonts w:eastAsia="Times New Roman" w:cs="Times New Roman"/>
+        </w:rPr>
+        <w:softHyphen/>
+        <w:t>skudd og bru</w:t>
+      </w:r>
+      <w:r>
+        <w:rPr>
+          <w:rFonts w:eastAsia="Times New Roman" w:cs="Times New Roman"/>
+        </w:rPr>
+        <w:t>kes som sekundær ranking</w:t>
       </w:r>
       <w:r>
         <w:rPr>
@@ -10643,10 +10701,9 @@
     <w:p>
       <w:pPr>
         <w:pStyle w:val="Overskrift3"/>
-        <w:spacing w:line="360" w:lineRule="auto"/>
       </w:pPr>
       <w:bookmarkStart w:id="43" w:name="kvantilregresjon-og-konform-prediksjon"/>
-      <w:bookmarkStart w:id="44" w:name="_Toc230633858"/>
+      <w:bookmarkStart w:id="44" w:name="_Toc230635140"/>
       <w:bookmarkEnd w:id="41"/>
       <w:r>
         <w:t>3.5 Kvantil</w:t>
@@ -11351,7 +11408,13 @@
         <w:rPr>
           <w:rFonts w:eastAsia="Times New Roman" w:cs="Times New Roman"/>
         </w:rPr>
-        <w:t xml:space="preserve"> Selv en velt</w:t>
+        <w:t xml:space="preserve"> </w:t>
+      </w:r>
+      <w:r>
+        <w:rPr>
+          <w:rFonts w:eastAsia="Times New Roman" w:cs="Times New Roman"/>
+        </w:rPr>
+        <w:t>Selv en velt</w:t>
       </w:r>
       <w:r>
         <w:rPr>
@@ -11448,11 +11511,6 @@
           <w:rFonts w:eastAsia="Times New Roman" w:cs="Times New Roman"/>
         </w:rPr>
         <w:softHyphen/>
-      </w:r>
-      <w:r>
-        <w:rPr>
-          <w:rFonts w:eastAsia="Times New Roman" w:cs="Times New Roman"/>
-        </w:rPr>
         <w:t>sett til å konvertere en hvilken som helst kvantil</w:t>
       </w:r>
       <w:r>
@@ -12752,7 +12810,13 @@
         <w:rPr>
           <w:rFonts w:eastAsia="Times New Roman" w:cs="Times New Roman"/>
         </w:rPr>
-        <w:t xml:space="preserve"> under utbyttbarhet av (kalibrering, test)-data, uavhengig av hvor dårlig kalibrert de underliggende kvantil</w:t>
+        <w:t xml:space="preserve"> </w:t>
+      </w:r>
+      <w:r>
+        <w:rPr>
+          <w:rFonts w:eastAsia="Times New Roman" w:cs="Times New Roman"/>
+        </w:rPr>
+        <w:t>under utbyttbarhet av (kalibrering, test)-data, uavhengig av hvor dårlig kalibrert de underliggende kvantil</w:t>
       </w:r>
       <w:r>
         <w:rPr>
@@ -12806,10 +12870,9 @@
     <w:p>
       <w:pPr>
         <w:pStyle w:val="Overskrift3"/>
-        <w:spacing w:line="360" w:lineRule="auto"/>
       </w:pPr>
       <w:bookmarkStart w:id="45" w:name="shap-verdier"/>
-      <w:bookmarkStart w:id="46" w:name="_Toc230633859"/>
+      <w:bookmarkStart w:id="46" w:name="_Toc230635141"/>
       <w:bookmarkEnd w:id="43"/>
       <w:r>
         <w:t>3.6 SHAP-verdier</w:t>
@@ -13424,13 +13487,7 @@
         <w:rPr>
           <w:rFonts w:eastAsia="Times New Roman" w:cs="Times New Roman"/>
         </w:rPr>
-        <w:t xml:space="preserve"> </w:t>
-      </w:r>
-      <w:r>
-        <w:rPr>
-          <w:rFonts w:eastAsia="Times New Roman" w:cs="Times New Roman"/>
-        </w:rPr>
-        <w:t xml:space="preserve">er modellens forventede prediksjon når kun features i </w:t>
+        <w:t xml:space="preserve"> er modellens forventede prediksjon når kun features i </w:t>
       </w:r>
       <m:oMath>
         <m:r>
@@ -13444,7 +13501,13 @@
         <w:rPr>
           <w:rFonts w:eastAsia="Times New Roman" w:cs="Times New Roman"/>
         </w:rPr>
-        <w:t xml:space="preserve"> er observert. Dette er Shapley-verdien fra koalisjons-spillteori: </w:t>
+        <w:t xml:space="preserve"> </w:t>
+      </w:r>
+      <w:r>
+        <w:rPr>
+          <w:rFonts w:eastAsia="Times New Roman" w:cs="Times New Roman"/>
+        </w:rPr>
+        <w:t xml:space="preserve">er observert. Dette er Shapley-verdien fra koalisjons-spillteori: </w:t>
       </w:r>
       <m:oMath>
         <m:sSub>
@@ -13834,7 +13897,7 @@
         <w:rPr>
           <w:rFonts w:eastAsia="Times New Roman" w:cs="Times New Roman"/>
         </w:rPr>
-        <w:pict w14:anchorId="7D3E6D2E">
+        <w:pict w14:anchorId="082329F2">
           <v:rect id="_x0000_i1030" style="width:0;height:1.5pt" o:hralign="center" o:hrstd="t" o:hr="t"/>
         </w:pict>
       </w:r>
@@ -13842,10 +13905,9 @@
     <w:p>
       <w:pPr>
         <w:pStyle w:val="Overskrift2"/>
-        <w:spacing w:line="360" w:lineRule="auto"/>
       </w:pPr>
       <w:bookmarkStart w:id="47" w:name="casebeskrivelse"/>
-      <w:bookmarkStart w:id="48" w:name="_Toc230633860"/>
+      <w:bookmarkStart w:id="48" w:name="_Toc230635142"/>
       <w:bookmarkEnd w:id="33"/>
       <w:bookmarkEnd w:id="45"/>
       <w:r>
@@ -14411,7 +14473,7 @@
         <w:rPr>
           <w:rFonts w:eastAsia="Times New Roman" w:cs="Times New Roman"/>
         </w:rPr>
-        <w:pict w14:anchorId="5EEF8B66">
+        <w:pict w14:anchorId="480CEB00">
           <v:rect id="_x0000_i1031" style="width:0;height:1.5pt" o:hralign="center" o:hrstd="t" o:hr="t"/>
         </w:pict>
       </w:r>
@@ -14419,10 +14481,9 @@
     <w:p>
       <w:pPr>
         <w:pStyle w:val="Overskrift2"/>
-        <w:spacing w:line="360" w:lineRule="auto"/>
       </w:pPr>
       <w:bookmarkStart w:id="49" w:name="metode-og-data"/>
-      <w:bookmarkStart w:id="50" w:name="_Toc230633861"/>
+      <w:bookmarkStart w:id="50" w:name="_Toc230635143"/>
       <w:bookmarkEnd w:id="47"/>
       <w:r>
         <w:t>5. Metode og data</w:t>
@@ -14432,10 +14493,9 @@
     <w:p>
       <w:pPr>
         <w:pStyle w:val="Overskrift3"/>
-        <w:spacing w:line="360" w:lineRule="auto"/>
       </w:pPr>
       <w:bookmarkStart w:id="51" w:name="prosessmapping-mot-pensumkompendiet"/>
-      <w:bookmarkStart w:id="52" w:name="_Toc230633862"/>
+      <w:bookmarkStart w:id="52" w:name="_Toc230635144"/>
       <w:r>
         <w:t>5.0 Prosess</w:t>
       </w:r>
@@ -14465,11 +14525,6 @@
           <w:rFonts w:eastAsia="Times New Roman" w:cs="Times New Roman"/>
         </w:rPr>
         <w:softHyphen/>
-      </w:r>
-      <w:r>
-        <w:rPr>
-          <w:rFonts w:eastAsia="Times New Roman" w:cs="Times New Roman"/>
-        </w:rPr>
         <w:t>kompendiet (Pettersen &amp; Rekdal, 2026, § i.4) foreskriver en femtrinns prosess for et kvantitativt logistikk</w:t>
       </w:r>
       <w:r>
@@ -14783,10 +14838,9 @@
     <w:p>
       <w:pPr>
         <w:pStyle w:val="Overskrift3"/>
-        <w:spacing w:line="360" w:lineRule="auto"/>
       </w:pPr>
       <w:bookmarkStart w:id="53" w:name="forskningsdesign"/>
-      <w:bookmarkStart w:id="54" w:name="_Toc230633863"/>
+      <w:bookmarkStart w:id="54" w:name="_Toc230635145"/>
       <w:bookmarkEnd w:id="51"/>
       <w:r>
         <w:t>5.1 Forskningsdesign</w:t>
@@ -14809,6 +14863,11 @@
           <w:rFonts w:eastAsia="Times New Roman" w:cs="Times New Roman"/>
         </w:rPr>
         <w:softHyphen/>
+      </w:r>
+      <w:r>
+        <w:rPr>
+          <w:rFonts w:eastAsia="Times New Roman" w:cs="Times New Roman"/>
+        </w:rPr>
         <w:t>estimering formuleres som et superviseret regresjonsproblem på transaksjonsnivå, med tids</w:t>
       </w:r>
       <w:r>
@@ -14829,10 +14888,9 @@
     <w:p>
       <w:pPr>
         <w:pStyle w:val="Overskrift3"/>
-        <w:spacing w:line="360" w:lineRule="auto"/>
       </w:pPr>
       <w:bookmarkStart w:id="55" w:name="datakilder"/>
-      <w:bookmarkStart w:id="56" w:name="_Toc230633864"/>
+      <w:bookmarkStart w:id="56" w:name="_Toc230635146"/>
       <w:bookmarkEnd w:id="53"/>
       <w:r>
         <w:t>5.2 Datakilder</w:t>
@@ -15305,10 +15363,9 @@
     <w:p>
       <w:pPr>
         <w:pStyle w:val="Overskrift3"/>
-        <w:spacing w:line="360" w:lineRule="auto"/>
       </w:pPr>
       <w:bookmarkStart w:id="57" w:name="datapreparering"/>
-      <w:bookmarkStart w:id="58" w:name="_Toc230633865"/>
+      <w:bookmarkStart w:id="58" w:name="_Toc230635147"/>
       <w:bookmarkEnd w:id="55"/>
       <w:r>
         <w:t>5.3 Datapreparering</w:t>
@@ -15520,11 +15577,6 @@
           <w:rFonts w:eastAsia="Times New Roman" w:cs="Times New Roman"/>
         </w:rPr>
         <w:softHyphen/>
-      </w:r>
-      <w:r>
-        <w:rPr>
-          <w:rFonts w:eastAsia="Times New Roman" w:cs="Times New Roman"/>
-        </w:rPr>
         <w:t>variabler (måned, kvartal, dag-i-uka).</w:t>
       </w:r>
     </w:p>
@@ -15569,10 +15621,9 @@
     <w:p>
       <w:pPr>
         <w:pStyle w:val="Overskrift3"/>
-        <w:spacing w:line="360" w:lineRule="auto"/>
       </w:pPr>
       <w:bookmarkStart w:id="59" w:name="datasplit-og-evalueringsprotokoll"/>
-      <w:bookmarkStart w:id="60" w:name="_Toc230633866"/>
+      <w:bookmarkStart w:id="60" w:name="_Toc230635148"/>
       <w:bookmarkEnd w:id="57"/>
       <w:r>
         <w:t>5.4 Datasplit og evalueringsprotokoll</w:t>
@@ -15985,6 +16036,11 @@
                 <w:rFonts w:eastAsia="Times New Roman" w:cs="Times New Roman"/>
               </w:rPr>
               <w:softHyphen/>
+            </w:r>
+            <w:r>
+              <w:rPr>
+                <w:rFonts w:eastAsia="Times New Roman" w:cs="Times New Roman"/>
+              </w:rPr>
               <w:t>modellen (jf. § 8.1.1). Brukes ikke til seleksjon eller hyperparameter</w:t>
             </w:r>
             <w:r>
@@ -16148,10 +16204,9 @@
     <w:p>
       <w:pPr>
         <w:pStyle w:val="Overskrift3"/>
-        <w:spacing w:line="360" w:lineRule="auto"/>
       </w:pPr>
       <w:bookmarkStart w:id="61" w:name="feature-engineering"/>
-      <w:bookmarkStart w:id="62" w:name="_Toc230633867"/>
+      <w:bookmarkStart w:id="62" w:name="_Toc230635149"/>
       <w:bookmarkEnd w:id="59"/>
       <w:r>
         <w:t>5.5 Feature engineering</w:t>
@@ -16878,10 +16933,9 @@
     <w:p>
       <w:pPr>
         <w:pStyle w:val="Overskrift3"/>
-        <w:spacing w:line="360" w:lineRule="auto"/>
       </w:pPr>
       <w:bookmarkStart w:id="63" w:name="verktøy-og-reproduserbarhet"/>
-      <w:bookmarkStart w:id="64" w:name="_Toc230633868"/>
+      <w:bookmarkStart w:id="64" w:name="_Toc230635150"/>
       <w:bookmarkEnd w:id="61"/>
       <w:r>
         <w:t>5.6 Verktøy og reproduserbarhet</w:t>
@@ -16952,10 +17006,9 @@
     <w:p>
       <w:pPr>
         <w:pStyle w:val="Overskrift3"/>
-        <w:spacing w:line="360" w:lineRule="auto"/>
       </w:pPr>
       <w:bookmarkStart w:id="65" w:name="antakelsessjekk-kompendiet-steg-2"/>
-      <w:bookmarkStart w:id="66" w:name="_Toc230633869"/>
+      <w:bookmarkStart w:id="66" w:name="_Toc230635151"/>
       <w:bookmarkEnd w:id="63"/>
       <w:r>
         <w:t>5.7 Antakelses</w:t>
@@ -17172,7 +17225,13 @@
         <w:rPr>
           <w:rFonts w:eastAsia="Times New Roman" w:cs="Times New Roman"/>
         </w:rPr>
-        <w:t xml:space="preserve"> er sterkt korrelerte (alle VIF &gt; 10, par-Pearson &gt; 0,9). Notebook-cellen som dropper </w:t>
+        <w:t xml:space="preserve"> </w:t>
+      </w:r>
+      <w:r>
+        <w:rPr>
+          <w:rFonts w:eastAsia="Times New Roman" w:cs="Times New Roman"/>
+        </w:rPr>
+        <w:t xml:space="preserve">er sterkt korrelerte (alle VIF &gt; 10, par-Pearson &gt; 0,9). Notebook-cellen som dropper </w:t>
       </w:r>
       <w:r>
         <w:rPr>
@@ -17235,11 +17294,6 @@
           <w:rFonts w:eastAsia="Times New Roman" w:cs="Times New Roman"/>
         </w:rPr>
         <w:softHyphen/>
-      </w:r>
-      <w:r>
-        <w:rPr>
-          <w:rFonts w:eastAsia="Times New Roman" w:cs="Times New Roman"/>
-        </w:rPr>
         <w:t xml:space="preserve">features eliminerer de mest ekstreme tilfellene. Resterende moderate multikollinearitet (VIF ≈ 3–5 for </w:t>
       </w:r>
       <w:r>
@@ -17268,7 +17322,13 @@
           <w:rFonts w:eastAsia="Times New Roman" w:cs="Times New Roman"/>
         </w:rPr>
         <w:softHyphen/>
-        <w:t>ensembler ikke er sensitive for kollineære features på samme måte som lineær regresjon — en feature med VIF = 5 i et tre vil bare bli valgt sjeldnere ved split, ikke gi numerisk ustabilitet.</w:t>
+        <w:t xml:space="preserve">ensembler ikke er sensitive for kollineære features på samme måte som lineær regresjon — en feature med VIF = 5 i et tre vil bare bli valgt sjeldnere ved split, ikke </w:t>
+      </w:r>
+      <w:r>
+        <w:rPr>
+          <w:rFonts w:eastAsia="Times New Roman" w:cs="Times New Roman"/>
+        </w:rPr>
+        <w:t>gi numerisk ustabilitet.</w:t>
       </w:r>
     </w:p>
     <w:p>
@@ -17312,7 +17372,7 @@
         <w:rPr>
           <w:rFonts w:eastAsia="Times New Roman" w:cs="Times New Roman"/>
         </w:rPr>
-        <w:pict w14:anchorId="26C3C2DD">
+        <w:pict w14:anchorId="32A040C8">
           <v:rect id="_x0000_i1032" style="width:0;height:1.5pt" o:hralign="center" o:hrstd="t" o:hr="t"/>
         </w:pict>
       </w:r>
@@ -17320,10 +17380,9 @@
     <w:p>
       <w:pPr>
         <w:pStyle w:val="Overskrift2"/>
-        <w:spacing w:line="360" w:lineRule="auto"/>
       </w:pPr>
       <w:bookmarkStart w:id="67" w:name="modell"/>
-      <w:bookmarkStart w:id="68" w:name="_Toc230633870"/>
+      <w:bookmarkStart w:id="68" w:name="_Toc230635152"/>
       <w:bookmarkEnd w:id="49"/>
       <w:bookmarkEnd w:id="65"/>
       <w:r>
@@ -17334,10 +17393,9 @@
     <w:p>
       <w:pPr>
         <w:pStyle w:val="Overskrift3"/>
-        <w:spacing w:line="360" w:lineRule="auto"/>
       </w:pPr>
       <w:bookmarkStart w:id="69" w:name="målvariabel-og-tap"/>
-      <w:bookmarkStart w:id="70" w:name="_Toc230633871"/>
+      <w:bookmarkStart w:id="70" w:name="_Toc230635153"/>
       <w:r>
         <w:t>6.1 Mål</w:t>
       </w:r>
@@ -17467,10 +17525,9 @@
     <w:p>
       <w:pPr>
         <w:pStyle w:val="Overskrift3"/>
-        <w:spacing w:line="360" w:lineRule="auto"/>
       </w:pPr>
       <w:bookmarkStart w:id="71" w:name="baselinemodeller"/>
-      <w:bookmarkStart w:id="72" w:name="_Toc230633872"/>
+      <w:bookmarkStart w:id="72" w:name="_Toc230635154"/>
       <w:bookmarkEnd w:id="69"/>
       <w:r>
         <w:t>6.2 Baseline</w:t>
@@ -17590,10 +17647,9 @@
     <w:p>
       <w:pPr>
         <w:pStyle w:val="Overskrift3"/>
-        <w:spacing w:line="360" w:lineRule="auto"/>
       </w:pPr>
       <w:bookmarkStart w:id="73" w:name="hovedmodell-lightgbm-catboost-ensemble"/>
-      <w:bookmarkStart w:id="74" w:name="_Toc230633873"/>
+      <w:bookmarkStart w:id="74" w:name="_Toc230635155"/>
       <w:bookmarkEnd w:id="71"/>
       <w:r>
         <w:t>6.3 Hovedmodell — LightGBM + CatBoost ensemble</w:t>
@@ -17988,10 +18044,9 @@
     <w:p>
       <w:pPr>
         <w:pStyle w:val="Overskrift3"/>
-        <w:spacing w:line="360" w:lineRule="auto"/>
       </w:pPr>
       <w:bookmarkStart w:id="75" w:name="kvantilmodell-og-konform-kalibrering"/>
-      <w:bookmarkStart w:id="76" w:name="_Toc230633874"/>
+      <w:bookmarkStart w:id="76" w:name="_Toc230635156"/>
       <w:bookmarkEnd w:id="73"/>
       <w:r>
         <w:t>6.4 Kvantil</w:t>
@@ -18073,10 +18128,9 @@
     <w:p>
       <w:pPr>
         <w:pStyle w:val="Overskrift3"/>
-        <w:spacing w:line="360" w:lineRule="auto"/>
       </w:pPr>
       <w:bookmarkStart w:id="77" w:name="hybrid-kalibrering-på-anløpsnivå"/>
-      <w:bookmarkStart w:id="78" w:name="_Toc230633875"/>
+      <w:bookmarkStart w:id="78" w:name="_Toc230635157"/>
       <w:bookmarkEnd w:id="75"/>
       <w:r>
         <w:t>6.5 Hybrid kalibrering på anløpsnivå</w:t>
@@ -18099,6 +18153,11 @@
           <w:rFonts w:eastAsia="Times New Roman" w:cs="Times New Roman"/>
         </w:rPr>
         <w:softHyphen/>
+      </w:r>
+      <w:r>
+        <w:rPr>
+          <w:rFonts w:eastAsia="Times New Roman" w:cs="Times New Roman"/>
+        </w:rPr>
         <w:t>modellen produserer urealistisk lave totaler hvis predikerte transaksjons</w:t>
       </w:r>
       <w:r>
@@ -18456,7 +18515,7 @@
         <w:rPr>
           <w:rFonts w:eastAsia="Times New Roman" w:cs="Times New Roman"/>
         </w:rPr>
-        <w:pict w14:anchorId="3F1766F6">
+        <w:pict w14:anchorId="48E21412">
           <v:rect id="_x0000_i1033" style="width:0;height:1.5pt" o:hralign="center" o:hrstd="t" o:hr="t"/>
         </w:pict>
       </w:r>
@@ -18464,10 +18523,9 @@
     <w:p>
       <w:pPr>
         <w:pStyle w:val="Overskrift2"/>
-        <w:spacing w:line="360" w:lineRule="auto"/>
       </w:pPr>
       <w:bookmarkStart w:id="79" w:name="analyse"/>
-      <w:bookmarkStart w:id="80" w:name="_Toc230633876"/>
+      <w:bookmarkStart w:id="80" w:name="_Toc230635158"/>
       <w:bookmarkEnd w:id="67"/>
       <w:bookmarkEnd w:id="77"/>
       <w:r>
@@ -18546,10 +18604,9 @@
     <w:p>
       <w:pPr>
         <w:pStyle w:val="Overskrift3"/>
-        <w:spacing w:line="360" w:lineRule="auto"/>
       </w:pPr>
       <w:bookmarkStart w:id="81" w:name="beskrivende-statistikk"/>
-      <w:bookmarkStart w:id="82" w:name="_Toc230633877"/>
+      <w:bookmarkStart w:id="82" w:name="_Toc230635159"/>
       <w:r>
         <w:t>7.1 Beskrivende statistikk</w:t>
       </w:r>
@@ -18566,22 +18623,22 @@
           <w:noProof/>
         </w:rPr>
         <w:drawing>
-          <wp:inline distT="0" distB="0" distL="0" distR="0" wp14:anchorId="7FD5BA90" wp14:editId="4563264A">
+          <wp:inline distT="0" distB="0" distL="0" distR="0" wp14:anchorId="2428C118" wp14:editId="4A84854B">
             <wp:extent cx="5334000" cy="3288699"/>
             <wp:effectExtent l="0" t="0" r="0" b="0"/>
-            <wp:docPr id="49" name="Picture" descr="Figur 7.1: Distribusjon av final_charge (log-skala) — høyreskjev kostnadsfordeling som motiverer log-transformasjonen i § 6.1"/>
+            <wp:docPr id="52" name="Picture" descr="Figur 7.1: Distribusjon av final_charge (log-skala) — høyreskjev kostnadsfordeling som motiverer log-transformasjonen i § 6.1"/>
             <wp:cNvGraphicFramePr/>
             <a:graphic xmlns:a="http://schemas.openxmlformats.org/drawingml/2006/main">
               <a:graphicData uri="http://schemas.openxmlformats.org/drawingml/2006/picture">
                 <pic:pic xmlns:pic="http://schemas.openxmlformats.org/drawingml/2006/picture">
                   <pic:nvPicPr>
-                    <pic:cNvPr id="50" name="Picture" descr="figures/figur_7_1_kostnadsfordeling.png"/>
+                    <pic:cNvPr id="53" name="Picture" descr="figures/figur_7_1_kostnadsfordeling.png"/>
                     <pic:cNvPicPr>
                       <a:picLocks noChangeAspect="1" noChangeArrowheads="1"/>
                     </pic:cNvPicPr>
                   </pic:nvPicPr>
                   <pic:blipFill>
-                    <a:blip r:embed="rId5"/>
+                    <a:blip r:embed="rId6"/>
                     <a:stretch>
                       <a:fillRect/>
                     </a:stretch>
@@ -18616,7 +18673,6 @@
       <w:r>
         <w:rPr>
           <w:rFonts w:eastAsia="Times New Roman" w:cs="Times New Roman"/>
-          <w:sz w:val="24"/>
         </w:rPr>
         <w:t xml:space="preserve">Figur 7.1: Distribusjon av </w:t>
       </w:r>
@@ -18631,7 +18687,6 @@
       <w:r>
         <w:rPr>
           <w:rFonts w:eastAsia="Times New Roman" w:cs="Times New Roman"/>
-          <w:sz w:val="24"/>
         </w:rPr>
         <w:t xml:space="preserve"> (log-skala) — høyreskjev kostnadsfordeling som motiverer log-transformasjonen i § 6.1</w:t>
       </w:r>
@@ -18743,22 +18798,22 @@
           <w:noProof/>
         </w:rPr>
         <w:drawing>
-          <wp:inline distT="0" distB="0" distL="0" distR="0" wp14:anchorId="07C0C804" wp14:editId="09C600D9">
+          <wp:inline distT="0" distB="0" distL="0" distR="0" wp14:anchorId="58FA6456" wp14:editId="18E82C22">
             <wp:extent cx="5334000" cy="2389866"/>
             <wp:effectExtent l="0" t="0" r="0" b="0"/>
-            <wp:docPr id="52" name="Picture" descr="Figur 7.2: Antall transaksjoner per havn og år (2020–2025) — viser trafikkvolum og datatilfang per havn"/>
+            <wp:docPr id="55" name="Picture" descr="Figur 7.2: Antall transaksjoner per havn og år (2020–2025) — viser trafikkvolum og datatilfang per havn"/>
             <wp:cNvGraphicFramePr/>
             <a:graphic xmlns:a="http://schemas.openxmlformats.org/drawingml/2006/main">
               <a:graphicData uri="http://schemas.openxmlformats.org/drawingml/2006/picture">
                 <pic:pic xmlns:pic="http://schemas.openxmlformats.org/drawingml/2006/picture">
                   <pic:nvPicPr>
-                    <pic:cNvPr id="53" name="Picture" descr="figures/figur_7_2_havn_per_aar.png"/>
+                    <pic:cNvPr id="56" name="Picture" descr="figures/figur_7_2_havn_per_aar.png"/>
                     <pic:cNvPicPr>
                       <a:picLocks noChangeAspect="1" noChangeArrowheads="1"/>
                     </pic:cNvPicPr>
                   </pic:nvPicPr>
                   <pic:blipFill>
-                    <a:blip r:embed="rId6"/>
+                    <a:blip r:embed="rId7"/>
                     <a:stretch>
                       <a:fillRect/>
                     </a:stretch>
@@ -18793,7 +18848,6 @@
       <w:r>
         <w:rPr>
           <w:rFonts w:eastAsia="Times New Roman" w:cs="Times New Roman"/>
-          <w:sz w:val="24"/>
         </w:rPr>
         <w:t>Figur 7.2: Antall transaksjoner per havn og år (2020–2025) — viser trafikkvolum og datatilfang per havn</w:t>
       </w:r>
@@ -18883,22 +18937,22 @@
           <w:noProof/>
         </w:rPr>
         <w:drawing>
-          <wp:inline distT="0" distB="0" distL="0" distR="0" wp14:anchorId="0C1B2B93" wp14:editId="0963565C">
+          <wp:inline distT="0" distB="0" distL="0" distR="0" wp14:anchorId="1DF1D59E" wp14:editId="619CC9E4">
             <wp:extent cx="5334000" cy="2634650"/>
             <wp:effectExtent l="0" t="0" r="0" b="0"/>
-            <wp:docPr id="55" name="Picture" descr="Figur 7.3: Kostnad per tjenestekategori, fordelt på størrelseskategori (Liten / Mellomstor / Stor)"/>
+            <wp:docPr id="58" name="Picture" descr="Figur 7.3: Kostnad per tjenestekategori, fordelt på størrelseskategori (Liten / Mellomstor / Stor)"/>
             <wp:cNvGraphicFramePr/>
             <a:graphic xmlns:a="http://schemas.openxmlformats.org/drawingml/2006/main">
               <a:graphicData uri="http://schemas.openxmlformats.org/drawingml/2006/picture">
                 <pic:pic xmlns:pic="http://schemas.openxmlformats.org/drawingml/2006/picture">
                   <pic:nvPicPr>
-                    <pic:cNvPr id="56" name="Picture" descr="figures/figur_7_3_tjeneste_x_storrelse.png"/>
+                    <pic:cNvPr id="59" name="Picture" descr="figures/figur_7_3_tjeneste_x_storrelse.png"/>
                     <pic:cNvPicPr>
                       <a:picLocks noChangeAspect="1" noChangeArrowheads="1"/>
                     </pic:cNvPicPr>
                   </pic:nvPicPr>
                   <pic:blipFill>
-                    <a:blip r:embed="rId7"/>
+                    <a:blip r:embed="rId8"/>
                     <a:stretch>
                       <a:fillRect/>
                     </a:stretch>
@@ -18933,7 +18987,6 @@
       <w:r>
         <w:rPr>
           <w:rFonts w:eastAsia="Times New Roman" w:cs="Times New Roman"/>
-          <w:sz w:val="24"/>
         </w:rPr>
         <w:t>Figur 7.3: Kostnad per tjenestekategori, fordelt på størrelseskategori (Liten / Mellomstor / Stor)</w:t>
       </w:r>
@@ -18962,11 +19015,6 @@
           <w:rFonts w:eastAsia="Times New Roman" w:cs="Times New Roman"/>
         </w:rPr>
         <w:softHyphen/>
-      </w:r>
-      <w:r>
-        <w:rPr>
-          <w:rFonts w:eastAsia="Times New Roman" w:cs="Times New Roman"/>
-        </w:rPr>
         <w:t>kategori, fordelt på størrelses</w:t>
       </w:r>
       <w:r>
@@ -19013,10 +19061,9 @@
     <w:p>
       <w:pPr>
         <w:pStyle w:val="Overskrift3"/>
-        <w:spacing w:line="360" w:lineRule="auto"/>
       </w:pPr>
       <w:bookmarkStart w:id="83" w:name="korrelasjoner-og-feature-importance"/>
-      <w:bookmarkStart w:id="84" w:name="_Toc230633878"/>
+      <w:bookmarkStart w:id="84" w:name="_Toc230635160"/>
       <w:bookmarkEnd w:id="81"/>
       <w:r>
         <w:t>7.2 Korrelasjoner og feature importance</w:t>
@@ -19034,22 +19081,22 @@
           <w:noProof/>
         </w:rPr>
         <w:drawing>
-          <wp:inline distT="0" distB="0" distL="0" distR="0" wp14:anchorId="42F4C47D" wp14:editId="4322CAAC">
+          <wp:inline distT="0" distB="0" distL="0" distR="0" wp14:anchorId="56FA1235" wp14:editId="5299680D">
             <wp:extent cx="5334000" cy="3294926"/>
             <wp:effectExtent l="0" t="0" r="0" b="0"/>
-            <wp:docPr id="59" name="Picture" descr="Figur 7.4: Spearman-korrelasjon mellom numeriske features og log-kostnad — GT, LOA og fuel­konsum er moderat positivt korrelert"/>
+            <wp:docPr id="62" name="Picture" descr="Figur 7.4: Spearman-korrelasjon mellom numeriske features og log-kostnad — GT, LOA og fuel­konsum er moderat positivt korrelert"/>
             <wp:cNvGraphicFramePr/>
             <a:graphic xmlns:a="http://schemas.openxmlformats.org/drawingml/2006/main">
               <a:graphicData uri="http://schemas.openxmlformats.org/drawingml/2006/picture">
                 <pic:pic xmlns:pic="http://schemas.openxmlformats.org/drawingml/2006/picture">
                   <pic:nvPicPr>
-                    <pic:cNvPr id="60" name="Picture" descr="figures/figur_7_4_spearman.png"/>
+                    <pic:cNvPr id="63" name="Picture" descr="figures/figur_7_4_spearman.png"/>
                     <pic:cNvPicPr>
                       <a:picLocks noChangeAspect="1" noChangeArrowheads="1"/>
                     </pic:cNvPicPr>
                   </pic:nvPicPr>
                   <pic:blipFill>
-                    <a:blip r:embed="rId8"/>
+                    <a:blip r:embed="rId9"/>
                     <a:stretch>
                       <a:fillRect/>
                     </a:stretch>
@@ -19084,14 +19131,12 @@
       <w:r>
         <w:rPr>
           <w:rFonts w:eastAsia="Times New Roman" w:cs="Times New Roman"/>
-          <w:sz w:val="24"/>
         </w:rPr>
         <w:t>Figur 7.4: Spearman-korrelasjon mellom numeriske features og log-kostnad — GT, LOA og fuel</w:t>
       </w:r>
       <w:r>
         <w:rPr>
           <w:rFonts w:eastAsia="Times New Roman" w:cs="Times New Roman"/>
-          <w:sz w:val="24"/>
         </w:rPr>
         <w:softHyphen/>
         <w:t>konsum er moderat positivt korrelert</w:t>
@@ -19114,7 +19159,13 @@
         <w:rPr>
           <w:rFonts w:eastAsia="Times New Roman" w:cs="Times New Roman"/>
         </w:rPr>
-        <w:t xml:space="preserve"> Spearman-korrelasjon mellom numeriske features og log-kostnad. GT (ρ = 0,38), LOA (ρ = 0,35) og fuel</w:t>
+        <w:t xml:space="preserve"> </w:t>
+      </w:r>
+      <w:r>
+        <w:rPr>
+          <w:rFonts w:eastAsia="Times New Roman" w:cs="Times New Roman"/>
+        </w:rPr>
+        <w:t>Spearman-korrelasjon mellom numeriske features og log-kostnad. GT (ρ = 0,38), LOA (ρ = 0,35) og fuel</w:t>
       </w:r>
       <w:r>
         <w:rPr>
@@ -19168,22 +19219,22 @@
           <w:noProof/>
         </w:rPr>
         <w:drawing>
-          <wp:inline distT="0" distB="0" distL="0" distR="0" wp14:anchorId="28C60B77" wp14:editId="50B2AC0C">
+          <wp:inline distT="0" distB="0" distL="0" distR="0" wp14:anchorId="62398AAB" wp14:editId="5489BB0E">
             <wp:extent cx="5334000" cy="3528031"/>
             <wp:effectExtent l="0" t="0" r="0" b="0"/>
-            <wp:docPr id="62" name="Picture" descr="Figur 7.5: Top-15 feature importance fra LightGBM (gain-andel) — service_type og størrelse-baserte aggregat­statistikker dominerer"/>
+            <wp:docPr id="65" name="Picture" descr="Figur 7.5: Top-15 feature importance fra LightGBM (gain-andel) — service_type og størrelse-baserte aggregat­statistikker dominerer"/>
             <wp:cNvGraphicFramePr/>
             <a:graphic xmlns:a="http://schemas.openxmlformats.org/drawingml/2006/main">
               <a:graphicData uri="http://schemas.openxmlformats.org/drawingml/2006/picture">
                 <pic:pic xmlns:pic="http://schemas.openxmlformats.org/drawingml/2006/picture">
                   <pic:nvPicPr>
-                    <pic:cNvPr id="63" name="Picture" descr="figures/figur_7_5_feature_importance.png"/>
+                    <pic:cNvPr id="66" name="Picture" descr="figures/figur_7_5_feature_importance.png"/>
                     <pic:cNvPicPr>
                       <a:picLocks noChangeAspect="1" noChangeArrowheads="1"/>
                     </pic:cNvPicPr>
                   </pic:nvPicPr>
                   <pic:blipFill>
-                    <a:blip r:embed="rId9"/>
+                    <a:blip r:embed="rId10"/>
                     <a:stretch>
                       <a:fillRect/>
                     </a:stretch>
@@ -19218,7 +19269,6 @@
       <w:r>
         <w:rPr>
           <w:rFonts w:eastAsia="Times New Roman" w:cs="Times New Roman"/>
-          <w:sz w:val="24"/>
         </w:rPr>
         <w:t xml:space="preserve">Figur 7.5: Top-15 feature importance fra LightGBM (gain-andel) — </w:t>
       </w:r>
@@ -19233,14 +19283,12 @@
       <w:r>
         <w:rPr>
           <w:rFonts w:eastAsia="Times New Roman" w:cs="Times New Roman"/>
-          <w:sz w:val="24"/>
         </w:rPr>
         <w:t xml:space="preserve"> og størrelse-baserte aggregat</w:t>
       </w:r>
       <w:r>
         <w:rPr>
           <w:rFonts w:eastAsia="Times New Roman" w:cs="Times New Roman"/>
-          <w:sz w:val="24"/>
         </w:rPr>
         <w:softHyphen/>
         <w:t>statistikker dominerer</w:t>
@@ -19404,10 +19452,9 @@
     <w:p>
       <w:pPr>
         <w:pStyle w:val="Overskrift3"/>
-        <w:spacing w:line="360" w:lineRule="auto"/>
       </w:pPr>
       <w:bookmarkStart w:id="85" w:name="shap-analyse"/>
-      <w:bookmarkStart w:id="86" w:name="_Toc230633879"/>
+      <w:bookmarkStart w:id="86" w:name="_Toc230635161"/>
       <w:bookmarkEnd w:id="83"/>
       <w:r>
         <w:t>7.3 SHAP-analyse</w:t>
@@ -19425,22 +19472,22 @@
           <w:noProof/>
         </w:rPr>
         <w:drawing>
-          <wp:inline distT="0" distB="0" distL="0" distR="0" wp14:anchorId="717F1DB3" wp14:editId="34A357F6">
+          <wp:inline distT="0" distB="0" distL="0" distR="0" wp14:anchorId="42D9E85E" wp14:editId="3CB447A6">
             <wp:extent cx="5334000" cy="3530676"/>
             <wp:effectExtent l="0" t="0" r="0" b="0"/>
-            <wp:docPr id="66" name="Picture" descr="Figur 7.6: LightGBM gain-importance (fallback for SHAP) — relativ styrke per feature i ensemble­modellen"/>
+            <wp:docPr id="69" name="Picture" descr="Figur 7.6: LightGBM gain-importance (fallback for SHAP) — relativ styrke per feature i ensemble­modellen"/>
             <wp:cNvGraphicFramePr/>
             <a:graphic xmlns:a="http://schemas.openxmlformats.org/drawingml/2006/main">
               <a:graphicData uri="http://schemas.openxmlformats.org/drawingml/2006/picture">
                 <pic:pic xmlns:pic="http://schemas.openxmlformats.org/drawingml/2006/picture">
                   <pic:nvPicPr>
-                    <pic:cNvPr id="67" name="Picture" descr="figures/figur_7_6_shap_summary.png"/>
+                    <pic:cNvPr id="70" name="Picture" descr="figures/figur_7_6_shap_summary.png"/>
                     <pic:cNvPicPr>
                       <a:picLocks noChangeAspect="1" noChangeArrowheads="1"/>
                     </pic:cNvPicPr>
                   </pic:nvPicPr>
                   <pic:blipFill>
-                    <a:blip r:embed="rId10"/>
+                    <a:blip r:embed="rId11"/>
                     <a:stretch>
                       <a:fillRect/>
                     </a:stretch>
@@ -19475,14 +19522,12 @@
       <w:r>
         <w:rPr>
           <w:rFonts w:eastAsia="Times New Roman" w:cs="Times New Roman"/>
-          <w:sz w:val="24"/>
         </w:rPr>
         <w:t>Figur 7.6: LightGBM gain-importance (fallback for SHAP) — relativ styrke per feature i ensemble</w:t>
       </w:r>
       <w:r>
         <w:rPr>
           <w:rFonts w:eastAsia="Times New Roman" w:cs="Times New Roman"/>
-          <w:sz w:val="24"/>
         </w:rPr>
         <w:softHyphen/>
         <w:t>modellen</w:t>
@@ -19656,22 +19701,22 @@
           <w:noProof/>
         </w:rPr>
         <w:drawing>
-          <wp:inline distT="0" distB="0" distL="0" distR="0" wp14:anchorId="79723CA0" wp14:editId="2E8CB22C">
+          <wp:inline distT="0" distB="0" distL="0" distR="0" wp14:anchorId="6B2D7B8D" wp14:editId="4AE9BEAB">
             <wp:extent cx="5334000" cy="1660156"/>
             <wp:effectExtent l="0" t="0" r="0" b="0"/>
-            <wp:docPr id="69" name="Picture" descr="Figur 7.7: Predikerte kostnader fordelt på GT (log-skala), tjenestekategori og ankomsthavn — viser monoton GT-effekt og tydelig havne­variasjon"/>
+            <wp:docPr id="72" name="Picture" descr="Figur 7.7: Predikerte kostnader fordelt på GT (log-skala), tjenestekategori og ankomsthavn — viser monoton GT-effekt og tydelig havne­variasjon"/>
             <wp:cNvGraphicFramePr/>
             <a:graphic xmlns:a="http://schemas.openxmlformats.org/drawingml/2006/main">
               <a:graphicData uri="http://schemas.openxmlformats.org/drawingml/2006/picture">
                 <pic:pic xmlns:pic="http://schemas.openxmlformats.org/drawingml/2006/picture">
                   <pic:nvPicPr>
-                    <pic:cNvPr id="70" name="Picture" descr="figures/figur_7_7_dependence.png"/>
+                    <pic:cNvPr id="73" name="Picture" descr="figures/figur_7_7_dependence.png"/>
                     <pic:cNvPicPr>
                       <a:picLocks noChangeAspect="1" noChangeArrowheads="1"/>
                     </pic:cNvPicPr>
                   </pic:nvPicPr>
                   <pic:blipFill>
-                    <a:blip r:embed="rId11"/>
+                    <a:blip r:embed="rId12"/>
                     <a:stretch>
                       <a:fillRect/>
                     </a:stretch>
@@ -19706,14 +19751,12 @@
       <w:r>
         <w:rPr>
           <w:rFonts w:eastAsia="Times New Roman" w:cs="Times New Roman"/>
-          <w:sz w:val="24"/>
         </w:rPr>
         <w:t>Figur 7.7: Predikerte kostnader fordelt på GT (log-skala), tjenestekategori og ankomsthavn — viser monoton GT-effekt og tydelig havne</w:t>
       </w:r>
       <w:r>
         <w:rPr>
           <w:rFonts w:eastAsia="Times New Roman" w:cs="Times New Roman"/>
-          <w:sz w:val="24"/>
         </w:rPr>
         <w:softHyphen/>
         <w:t>variasjon</w:t>
@@ -19859,10 +19902,9 @@
     <w:p>
       <w:pPr>
         <w:pStyle w:val="Overskrift3"/>
-        <w:spacing w:line="360" w:lineRule="auto"/>
       </w:pPr>
       <w:bookmarkStart w:id="87" w:name="residualdiagnostikk"/>
-      <w:bookmarkStart w:id="88" w:name="_Toc230633880"/>
+      <w:bookmarkStart w:id="88" w:name="_Toc230635162"/>
       <w:bookmarkEnd w:id="85"/>
       <w:r>
         <w:t>7.4 Residual</w:t>
@@ -19884,22 +19926,22 @@
           <w:noProof/>
         </w:rPr>
         <w:drawing>
-          <wp:inline distT="0" distB="0" distL="0" distR="0" wp14:anchorId="669C1920" wp14:editId="0D7CC3FC">
+          <wp:inline distT="0" distB="0" distL="0" distR="0" wp14:anchorId="04447613" wp14:editId="5172631C">
             <wp:extent cx="5334000" cy="2126429"/>
             <wp:effectExtent l="0" t="0" r="0" b="0"/>
-            <wp:docPr id="73" name="Picture" descr="Figur 7.8: Residualplott (predikert vs. faktisk i log-rom) på valideringssettet (n = 490, 2024) — bias ≈ −0,20 indikerer systematisk overprediksjon for lave fakturaer"/>
+            <wp:docPr id="76" name="Picture" descr="Figur 7.8: Residualplott (predikert vs. faktisk i log-rom) på valideringssettet (n = 490, 2024) — bias ≈ −0,20 indikerer systematisk overprediksjon for lave fakturaer"/>
             <wp:cNvGraphicFramePr/>
             <a:graphic xmlns:a="http://schemas.openxmlformats.org/drawingml/2006/main">
               <a:graphicData uri="http://schemas.openxmlformats.org/drawingml/2006/picture">
                 <pic:pic xmlns:pic="http://schemas.openxmlformats.org/drawingml/2006/picture">
                   <pic:nvPicPr>
-                    <pic:cNvPr id="74" name="Picture" descr="figures/figur_7_8_residuals.png"/>
+                    <pic:cNvPr id="77" name="Picture" descr="figures/figur_7_8_residuals.png"/>
                     <pic:cNvPicPr>
                       <a:picLocks noChangeAspect="1" noChangeArrowheads="1"/>
                     </pic:cNvPicPr>
                   </pic:nvPicPr>
                   <pic:blipFill>
-                    <a:blip r:embed="rId12"/>
+                    <a:blip r:embed="rId13"/>
                     <a:stretch>
                       <a:fillRect/>
                     </a:stretch>
@@ -19934,7 +19976,6 @@
       <w:r>
         <w:rPr>
           <w:rFonts w:eastAsia="Times New Roman" w:cs="Times New Roman"/>
-          <w:sz w:val="24"/>
         </w:rPr>
         <w:t>Figur 7.8: Residualplott (predikert vs. faktisk i log-rom) på valideringssettet (n = 490, 2024) — bias ≈ −0,20 indikerer systematisk overprediksjon for lave fakturaer</w:t>
       </w:r>
@@ -19963,11 +20004,6 @@
           <w:rFonts w:eastAsia="Times New Roman" w:cs="Times New Roman"/>
         </w:rPr>
         <w:softHyphen/>
-      </w:r>
-      <w:r>
-        <w:rPr>
-          <w:rFonts w:eastAsia="Times New Roman" w:cs="Times New Roman"/>
-        </w:rPr>
         <w:t xml:space="preserve">plott (predikert vs. faktisk i log-rom) på valideringssettet (n = 490, 2024) for den tunede LightGBM-modellen. Gjennomsnittlig residual er </w:t>
       </w:r>
       <w:r>
@@ -19982,13 +20018,13 @@
         <w:rPr>
           <w:rFonts w:eastAsia="Times New Roman" w:cs="Times New Roman"/>
         </w:rPr>
-        <w:t xml:space="preserve"> (tilsvarende ≈ 18 % overprediksjon på opprinnelig skala): modellen estimerer i snitt høyere enn faktisk kostnad. Bias-en er konsentrert i transaksjoner der faktisk beløp er lavt (typisk små Agency Services-fakturaer &lt; 1 000 EUR) — modellen klarer ikke å predikere ned i dette beløpsspennet med presisjon. På anløpsnivå, der mange transaksjoner aggregeres, h</w:t>
-      </w:r>
-      <w:r>
-        <w:rPr>
-          <w:rFonts w:eastAsia="Times New Roman" w:cs="Times New Roman"/>
-        </w:rPr>
-        <w:t>ar bias-en mindre effekt fordi store og små transaksjoner blandes, og den hybride persentil-kalibreringen i § 6.5 forankrer totalen mot empirisk median. De største absolutte feilene konsentrerer seg i kategoriene Provisioning/Stor og Port Marina/Stor, der kostnadene avhenger av hva som ble bestilt snarere enn yacht</w:t>
+        <w:t xml:space="preserve"> (tilsvarende ≈ 18 % overprediksjon på opprinnelig skala): modellen estimerer i snitt høyere enn faktisk kostnad. Bias-en er konsentrert i transaksjoner der faktisk beløp er lavt (typisk små Agency Services-fakturaer &lt; 1 000 EUR) — modellen klarer ikke å predikere ned i dette beløpsspennet med presisjon. På anløpsnivå, der mange transaksjoner agg</w:t>
+      </w:r>
+      <w:r>
+        <w:rPr>
+          <w:rFonts w:eastAsia="Times New Roman" w:cs="Times New Roman"/>
+        </w:rPr>
+        <w:t>regeres, har bias-en mindre effekt fordi store og små transaksjoner blandes, og den hybride persentil-kalibreringen i § 6.5 forankrer totalen mot empirisk median. De største absolutte feilene konsentrerer seg i kategoriene Provisioning/Stor og Port Marina/Stor, der kostnadene avhenger av hva som ble bestilt snarere enn yacht</w:t>
       </w:r>
       <w:r>
         <w:rPr>
@@ -20045,7 +20081,7 @@
           <w:iCs/>
           <w:sz w:val="24"/>
         </w:rPr>
-        <w:t>013 fase 3 - review/</w:t>
+        <w:t>013 fase 3</w:t>
       </w:r>
       <w:r>
         <w:rPr>
@@ -20055,7 +20091,7 @@
           <w:iCs/>
           <w:sz w:val="24"/>
         </w:rPr>
-        <w:t>generate_figures.py</w:t>
+        <w:t xml:space="preserve"> - review/generate_figures.py</w:t>
       </w:r>
       <w:r>
         <w:rPr>
@@ -20498,7 +20534,7 @@
         <w:rPr>
           <w:rFonts w:eastAsia="Times New Roman" w:cs="Times New Roman"/>
         </w:rPr>
-        <w:pict w14:anchorId="0677487B">
+        <w:pict w14:anchorId="2C510975">
           <v:rect id="_x0000_i1034" style="width:0;height:1.5pt" o:hralign="center" o:hrstd="t" o:hr="t"/>
         </w:pict>
       </w:r>
@@ -20506,10 +20542,9 @@
     <w:p>
       <w:pPr>
         <w:pStyle w:val="Overskrift2"/>
-        <w:spacing w:line="360" w:lineRule="auto"/>
       </w:pPr>
       <w:bookmarkStart w:id="89" w:name="resultat"/>
-      <w:bookmarkStart w:id="90" w:name="_Toc230633881"/>
+      <w:bookmarkStart w:id="90" w:name="_Toc230635163"/>
       <w:bookmarkEnd w:id="79"/>
       <w:bookmarkEnd w:id="87"/>
       <w:r>
@@ -20520,10 +20555,9 @@
     <w:p>
       <w:pPr>
         <w:pStyle w:val="Overskrift3"/>
-        <w:spacing w:line="360" w:lineRule="auto"/>
       </w:pPr>
       <w:bookmarkStart w:id="91" w:name="X9e63db4d73416036d6c4aff3da2d7ddb8b5d91f"/>
-      <w:bookmarkStart w:id="92" w:name="_Toc230633882"/>
+      <w:bookmarkStart w:id="92" w:name="_Toc230635164"/>
       <w:r>
         <w:t>8.1 Sammenligning av modeller på valideringssettet</w:t>
       </w:r>
@@ -21389,13 +21423,7 @@
         <w:rPr>
           <w:rFonts w:eastAsia="Times New Roman" w:cs="Times New Roman"/>
         </w:rPr>
-        <w:t xml:space="preserve"> </w:t>
-      </w:r>
-      <w:r>
-        <w:rPr>
-          <w:rFonts w:eastAsia="Times New Roman" w:cs="Times New Roman"/>
-        </w:rPr>
-        <w:t>i forhold til ridge. På valideringssettet er LightGBM (base) og ensemble</w:t>
+        <w:t xml:space="preserve"> i forhold til ridge. På valideringssettet er LightGBM (base) og ensemble</w:t>
       </w:r>
       <w:r>
         <w:rPr>
@@ -21430,13 +21458,13 @@
           <w:rFonts w:eastAsia="Times New Roman" w:cs="Times New Roman"/>
         </w:rPr>
         <w:softHyphen/>
-        <w:t>modellene skulle drifte ved re-trening; at den også oppnår lavest MAPE (168,3 %) er et sekundært argument, siden MAE i EUR er den primære operasjonelle metrikken (j</w:t>
-      </w:r>
-      <w:r>
-        <w:rPr>
-          <w:rFonts w:eastAsia="Times New Roman" w:cs="Times New Roman"/>
-        </w:rPr>
-        <w:t>f. § 9.4).</w:t>
+        <w:t>modellene skulle drifte ved re-trening; at den også oppnår lavest MAPE (168,3 %) er et sekundæ</w:t>
+      </w:r>
+      <w:r>
+        <w:rPr>
+          <w:rFonts w:eastAsia="Times New Roman" w:cs="Times New Roman"/>
+        </w:rPr>
+        <w:t>rt argument, siden MAE i EUR er den primære operasjonelle metrikken (jf. § 9.4).</w:t>
       </w:r>
     </w:p>
     <w:p>
@@ -21861,10 +21889,9 @@
     <w:p>
       <w:pPr>
         <w:pStyle w:val="Overskrift3"/>
-        <w:spacing w:line="360" w:lineRule="auto"/>
       </w:pPr>
       <w:bookmarkStart w:id="93" w:name="endelig-evaluering-på-testsettet-2025"/>
-      <w:bookmarkStart w:id="94" w:name="_Toc230633883"/>
+      <w:bookmarkStart w:id="94" w:name="_Toc230635165"/>
       <w:bookmarkEnd w:id="91"/>
       <w:r>
         <w:t>8.1.1 Endelig evaluering på testsettet (2025)</w:t>
@@ -22775,13 +22802,7 @@
         <w:rPr>
           <w:rFonts w:eastAsia="Times New Roman" w:cs="Times New Roman"/>
         </w:rPr>
-        <w:t xml:space="preserve"> </w:t>
-      </w:r>
-      <w:r>
-        <w:rPr>
-          <w:rFonts w:eastAsia="Times New Roman" w:cs="Times New Roman"/>
-        </w:rPr>
-        <w:t>Ensemble-modellen oppnår MAE = 19 051 EUR på testsettet, ≈ 10 % høyere enn val-MAE (17 350). Dette er forventet etter modell</w:t>
+        <w:t xml:space="preserve"> Ensemble-modellen oppnår MAE = 19 051 EUR på testsettet, ≈ 10 % høyere enn val-MAE (17 350). Dette er forventet etter modell</w:t>
       </w:r>
       <w:r>
         <w:rPr>
@@ -22826,6 +22847,11 @@
           <w:rFonts w:eastAsia="Times New Roman" w:cs="Times New Roman"/>
         </w:rPr>
         <w:softHyphen/>
+      </w:r>
+      <w:r>
+        <w:rPr>
+          <w:rFonts w:eastAsia="Times New Roman" w:cs="Times New Roman"/>
+        </w:rPr>
         <w:t>settet er 369 462 EUR — over 6× høyere enn på val. Dette skyldes en håndfull ekstreme 2025-transaksjoner som er utenfor rangen Ridge ble trent på (de største faktura</w:t>
       </w:r>
       <w:r>
@@ -22949,13 +22975,7 @@
         <w:rPr>
           <w:rFonts w:eastAsia="Times New Roman" w:cs="Times New Roman"/>
         </w:rPr>
-        <w:t xml:space="preserve"> </w:t>
-      </w:r>
-      <w:r>
-        <w:rPr>
-          <w:rFonts w:eastAsia="Times New Roman" w:cs="Times New Roman"/>
-        </w:rPr>
-        <w:t xml:space="preserve">er refittet på hele 2020–2025 inkludert testsettet, så den deployede modellen har </w:t>
+        <w:t xml:space="preserve"> er refittet på hele 2020–2025 inkludert testsettet, så den deployede modellen har </w:t>
       </w:r>
       <w:r>
         <w:rPr>
@@ -22983,20 +23003,20 @@
           <w:rFonts w:eastAsia="Times New Roman" w:cs="Times New Roman"/>
         </w:rPr>
         <w:softHyphen/>
-        <w:t>argument, men ikke som garanti. Strengere praksis ville beholdt prefit-modellen i produksjon (med 41 % færre trenings</w:t>
-      </w:r>
-      <w:r>
-        <w:rPr>
-          <w:rFonts w:eastAsia="Times New Roman" w:cs="Times New Roman"/>
-        </w:rPr>
-        <w:softHyphen/>
-        <w:t>rader). Begrensningen lukkes først når 2026-data gir et nytt holdout (vi</w:t>
-      </w:r>
-      <w:r>
-        <w:rPr>
-          <w:rFonts w:eastAsia="Times New Roman" w:cs="Times New Roman"/>
-        </w:rPr>
-        <w:t xml:space="preserve">dere arbeid punkt 10), og samsvarer med peer-reviewens </w:t>
+        <w:t>argument, men ikke som garan</w:t>
+      </w:r>
+      <w:r>
+        <w:rPr>
+          <w:rFonts w:eastAsia="Times New Roman" w:cs="Times New Roman"/>
+        </w:rPr>
+        <w:t>ti. Strengere praksis ville beholdt prefit-modellen i produksjon (med 41 % færre trenings</w:t>
+      </w:r>
+      <w:r>
+        <w:rPr>
+          <w:rFonts w:eastAsia="Times New Roman" w:cs="Times New Roman"/>
+        </w:rPr>
+        <w:softHyphen/>
+        <w:t xml:space="preserve">rader). Begrensningen lukkes først når 2026-data gir et nytt holdout (videre arbeid punkt 10), og samsvarer med peer-reviewens </w:t>
       </w:r>
       <w:r>
         <w:rPr>
@@ -23016,10 +23036,9 @@
     <w:p>
       <w:pPr>
         <w:pStyle w:val="Overskrift3"/>
-        <w:spacing w:line="360" w:lineRule="auto"/>
       </w:pPr>
       <w:bookmarkStart w:id="95" w:name="kvantildekning"/>
-      <w:bookmarkStart w:id="96" w:name="_Toc230633884"/>
+      <w:bookmarkStart w:id="96" w:name="_Toc230635166"/>
       <w:bookmarkEnd w:id="93"/>
       <w:r>
         <w:t>8.2 Kvantil</w:t>
@@ -23073,10 +23092,9 @@
     <w:p>
       <w:pPr>
         <w:pStyle w:val="Overskrift3"/>
-        <w:spacing w:line="360" w:lineRule="auto"/>
       </w:pPr>
       <w:bookmarkStart w:id="97" w:name="hybridkalibrert-anløpsestimat-eksempler"/>
-      <w:bookmarkStart w:id="98" w:name="_Toc230633885"/>
+      <w:bookmarkStart w:id="98" w:name="_Toc230635167"/>
       <w:bookmarkEnd w:id="95"/>
       <w:r>
         <w:t>8.3 Hybrid</w:t>
@@ -23141,7 +23159,13 @@
         <w:rPr>
           <w:rFonts w:eastAsia="Times New Roman" w:cs="Times New Roman"/>
         </w:rPr>
-        <w:t xml:space="preserve"> Norge — mellomstor yacht (GT = 500, LOA = 55 m), juli, 5 dager, medium drivstoff</w:t>
+        <w:t xml:space="preserve"> </w:t>
+      </w:r>
+      <w:r>
+        <w:rPr>
+          <w:rFonts w:eastAsia="Times New Roman" w:cs="Times New Roman"/>
+        </w:rPr>
+        <w:t>Norge — mellomstor yacht (GT = 500, LOA = 55 m), juli, 5 dager, medium drivstoff</w:t>
       </w:r>
       <w:r>
         <w:rPr>
@@ -23972,7 +23996,13 @@
         <w:rPr>
           <w:rFonts w:eastAsia="Times New Roman" w:cs="Times New Roman"/>
         </w:rPr>
-        <w:t xml:space="preserve"> Danmark — mellomstor yacht (GT = 500, LOA = 55 m), juli, 5 dager, medium drivstoff.</w:t>
+        <w:t xml:space="preserve"> </w:t>
+      </w:r>
+      <w:r>
+        <w:rPr>
+          <w:rFonts w:eastAsia="Times New Roman" w:cs="Times New Roman"/>
+        </w:rPr>
+        <w:t>Danmark — mellomstor yacht (GT = 500, LOA = 55 m), juli, 5 dager, medium drivstoff.</w:t>
       </w:r>
     </w:p>
     <w:tbl>
@@ -24782,13 +24812,7 @@
         <w:rPr>
           <w:rFonts w:eastAsia="Times New Roman" w:cs="Times New Roman"/>
         </w:rPr>
-        <w:t xml:space="preserve"> </w:t>
-      </w:r>
-      <w:r>
-        <w:rPr>
-          <w:rFonts w:eastAsia="Times New Roman" w:cs="Times New Roman"/>
-        </w:rPr>
-        <w:t>Norge — stor yacht (GT = 2 400, LOA = 78 m, Loskrav = Ja), juli, 5 dager, medium drivstoff.</w:t>
+        <w:t xml:space="preserve"> Norge — stor yacht (GT = 2 400, LOA = 78 m, Loskrav = Ja), juli, 5 dager, medium drivstoff.</w:t>
       </w:r>
     </w:p>
     <w:tbl>
@@ -25240,10 +25264,9 @@
     <w:p>
       <w:pPr>
         <w:pStyle w:val="Overskrift3"/>
-        <w:spacing w:line="360" w:lineRule="auto"/>
       </w:pPr>
       <w:bookmarkStart w:id="99" w:name="operasjonell-ytelse"/>
-      <w:bookmarkStart w:id="100" w:name="_Toc230633886"/>
+      <w:bookmarkStart w:id="100" w:name="_Toc230635168"/>
       <w:bookmarkEnd w:id="97"/>
       <w:r>
         <w:t>8.4 Operasjonell ytelse</w:t>
@@ -25298,7 +25321,7 @@
         <w:rPr>
           <w:rFonts w:eastAsia="Times New Roman" w:cs="Times New Roman"/>
         </w:rPr>
-        <w:pict w14:anchorId="2924576C">
+        <w:pict w14:anchorId="3BE490A4">
           <v:rect id="_x0000_i1035" style="width:0;height:1.5pt" o:hralign="center" o:hrstd="t" o:hr="t"/>
         </w:pict>
       </w:r>
@@ -25306,10 +25329,9 @@
     <w:p>
       <w:pPr>
         <w:pStyle w:val="Overskrift2"/>
-        <w:spacing w:line="360" w:lineRule="auto"/>
       </w:pPr>
       <w:bookmarkStart w:id="101" w:name="diskusjon"/>
-      <w:bookmarkStart w:id="102" w:name="_Toc230633887"/>
+      <w:bookmarkStart w:id="102" w:name="_Toc230635169"/>
       <w:bookmarkEnd w:id="89"/>
       <w:bookmarkEnd w:id="99"/>
       <w:r>
@@ -25320,10 +25342,9 @@
     <w:p>
       <w:pPr>
         <w:pStyle w:val="Overskrift3"/>
-        <w:spacing w:line="360" w:lineRule="auto"/>
       </w:pPr>
       <w:bookmarkStart w:id="103" w:name="tolkning-av-resultatene"/>
-      <w:bookmarkStart w:id="104" w:name="_Toc230633888"/>
+      <w:bookmarkStart w:id="104" w:name="_Toc230635170"/>
       <w:r>
         <w:t>9.1 Tolkning av resultatene</w:t>
       </w:r>
@@ -25345,11 +25366,6 @@
           <w:rFonts w:eastAsia="Times New Roman" w:cs="Times New Roman"/>
         </w:rPr>
         <w:softHyphen/>
-      </w:r>
-      <w:r>
-        <w:rPr>
-          <w:rFonts w:eastAsia="Times New Roman" w:cs="Times New Roman"/>
-        </w:rPr>
         <w:t xml:space="preserve">modellen oppnår en absolutt feil (MAE = 17 350 EUR på val=2024; MAE = 19 051 EUR på test=2025, jf. tabell 8.2) som ved første blikk virker høy. Tre forhold må holdes i mente. </w:t>
       </w:r>
       <w:r>
@@ -25378,13 +25394,13 @@
           <w:rFonts w:eastAsia="Times New Roman" w:cs="Times New Roman"/>
         </w:rPr>
         <w:softHyphen/>
-        <w:t>snittlig prosentvis avvik (MAPE) på 168 % gjenspeiler primært at noen få ekstreme transaksjoner trekker MAPE opp, ikke at typisk presisjon er svak. Dette er et empirisk uttrykk for det l</w:t>
-      </w:r>
-      <w:r>
-        <w:rPr>
-          <w:rFonts w:eastAsia="Times New Roman" w:cs="Times New Roman"/>
-        </w:rPr>
-        <w:t>og-transformerte tap</w:t>
+        <w:t xml:space="preserve">snittlig prosentvis avvik (MAPE) på 168 % gjenspeiler primært at noen få ekstreme transaksjoner trekker MAPE opp, ikke at typisk presisjon er svak. Dette er et empirisk uttrykk for det </w:t>
+      </w:r>
+      <w:r>
+        <w:rPr>
+          <w:rFonts w:eastAsia="Times New Roman" w:cs="Times New Roman"/>
+        </w:rPr>
+        <w:t>log-transformerte tap</w:t>
       </w:r>
       <w:r>
         <w:rPr>
@@ -25426,13 +25442,13 @@
           <w:rFonts w:eastAsia="Times New Roman" w:cs="Times New Roman"/>
         </w:rPr>
         <w:softHyphen/>
-        <w:t>prediksjon i en lignende heterogen, tabulær setting med n ~ 7 000 transaksjoner; Su</w:t>
-      </w:r>
-      <w:r>
-        <w:rPr>
-          <w:rFonts w:eastAsia="Times New Roman" w:cs="Times New Roman"/>
-        </w:rPr>
-        <w:t xml:space="preserve"> et al. (2024) rapporterer relative feil i samme størrelses</w:t>
+        <w:t>prediksjon i en lignende heterogen, tabulær setting med n ~ 7 000 transaksjoner; S</w:t>
+      </w:r>
+      <w:r>
+        <w:rPr>
+          <w:rFonts w:eastAsia="Times New Roman" w:cs="Times New Roman"/>
+        </w:rPr>
+        <w:t>u et al. (2024) rapporterer relative feil i samme størrelses</w:t>
       </w:r>
       <w:r>
         <w:rPr>
@@ -25467,13 +25483,13 @@
           <w:rFonts w:eastAsia="Times New Roman" w:cs="Times New Roman"/>
         </w:rPr>
         <w:softHyphen/>
-        <w:t xml:space="preserve">observasjon: trebaserte modeller dominerer lineære alternativer på heterogene tabulære </w:t>
-      </w:r>
-      <w:r>
-        <w:rPr>
-          <w:rFonts w:eastAsia="Times New Roman" w:cs="Times New Roman"/>
-        </w:rPr>
-        <w:t xml:space="preserve">data. </w:t>
+        <w:t>observasjon: trebaserte modeller dominerer lineære alternativer på heterogene tabulære</w:t>
+      </w:r>
+      <w:r>
+        <w:rPr>
+          <w:rFonts w:eastAsia="Times New Roman" w:cs="Times New Roman"/>
+        </w:rPr>
+        <w:t xml:space="preserve"> data. </w:t>
       </w:r>
       <w:r>
         <w:rPr>
@@ -25500,10 +25516,9 @@
     <w:p>
       <w:pPr>
         <w:pStyle w:val="Overskrift3"/>
-        <w:spacing w:line="360" w:lineRule="auto"/>
       </w:pPr>
       <w:bookmarkStart w:id="105" w:name="X244671d3f5a9d81faac214b94d413d8f6763369"/>
-      <w:bookmarkStart w:id="106" w:name="_Toc230633889"/>
+      <w:bookmarkStart w:id="106" w:name="_Toc230635171"/>
       <w:bookmarkEnd w:id="103"/>
       <w:r>
         <w:t>9.2 Forholdet mellom ensemble og enkelt</w:t>
@@ -25742,10 +25757,9 @@
     <w:p>
       <w:pPr>
         <w:pStyle w:val="Overskrift3"/>
-        <w:spacing w:line="360" w:lineRule="auto"/>
       </w:pPr>
       <w:bookmarkStart w:id="107" w:name="modellens-styrker"/>
-      <w:bookmarkStart w:id="108" w:name="_Toc230633890"/>
+      <w:bookmarkStart w:id="108" w:name="_Toc230635172"/>
       <w:bookmarkEnd w:id="105"/>
       <w:r>
         <w:t>9.3 Modellens styrker</w:t>
@@ -25859,10 +25873,9 @@
     <w:p>
       <w:pPr>
         <w:pStyle w:val="Overskrift3"/>
-        <w:spacing w:line="360" w:lineRule="auto"/>
       </w:pPr>
       <w:bookmarkStart w:id="109" w:name="X56aa68e323ecedcef833e61fdd58166787950c3"/>
-      <w:bookmarkStart w:id="110" w:name="_Toc230633891"/>
+      <w:bookmarkStart w:id="110" w:name="_Toc230635173"/>
       <w:bookmarkEnd w:id="107"/>
       <w:r>
         <w:t>9.4 Modellens svakheter — kritisk drøfting og forsvar</w:t>
@@ -26064,7 +26077,13 @@
         <w:rPr>
           <w:rFonts w:eastAsia="Times New Roman" w:cs="Times New Roman"/>
         </w:rPr>
-        <w:t xml:space="preserve"> operasjonell rubrikk er foreslått i Vedlegg E; det er gjort et bevisst valg å </w:t>
+        <w:t xml:space="preserve"> </w:t>
+      </w:r>
+      <w:r>
+        <w:rPr>
+          <w:rFonts w:eastAsia="Times New Roman" w:cs="Times New Roman"/>
+        </w:rPr>
+        <w:t xml:space="preserve">operasjonell rubrikk er foreslått i Vedlegg E; det er gjort et bevisst valg å </w:t>
       </w:r>
       <w:r>
         <w:rPr>
@@ -26101,13 +26120,7 @@
         <w:rPr>
           <w:rFonts w:eastAsia="Times New Roman" w:cs="Times New Roman"/>
         </w:rPr>
-        <w:t xml:space="preserve"> 15–20 % kumulert inflasjo</w:t>
-      </w:r>
-      <w:r>
-        <w:rPr>
-          <w:rFonts w:eastAsia="Times New Roman" w:cs="Times New Roman"/>
-        </w:rPr>
-        <w:t xml:space="preserve">n 2020–2025 ikke kompensert. </w:t>
+        <w:t xml:space="preserve"> 15–20 % kumulert inflasjon 2020–2025 ikke kompensert. </w:t>
       </w:r>
       <w:r>
         <w:rPr>
@@ -26128,11 +26141,6 @@
           <w:rFonts w:eastAsia="Times New Roman" w:cs="Times New Roman"/>
         </w:rPr>
         <w:softHyphen/>
-      </w:r>
-      <w:r>
-        <w:rPr>
-          <w:rFonts w:eastAsia="Times New Roman" w:cs="Times New Roman"/>
-        </w:rPr>
         <w:t xml:space="preserve">effekten er begrenset; rullerende re-trening er videre arbeid punkt 2. (6) </w:t>
       </w:r>
       <w:r>
@@ -26147,7 +26155,13 @@
         <w:rPr>
           <w:rFonts w:eastAsia="Times New Roman" w:cs="Times New Roman"/>
         </w:rPr>
-        <w:t xml:space="preserve"> en 5 % NOK-bevegelse gir 5 % bias i NOK-rapporten. </w:t>
+        <w:t xml:space="preserve"> en 5 % NOK-bevegelse gir 5 % bias i N</w:t>
+      </w:r>
+      <w:r>
+        <w:rPr>
+          <w:rFonts w:eastAsia="Times New Roman" w:cs="Times New Roman"/>
+        </w:rPr>
+        <w:t xml:space="preserve">OK-rapporten. </w:t>
       </w:r>
       <w:r>
         <w:rPr>
@@ -26785,7 +26799,13 @@
         <w:rPr>
           <w:rFonts w:eastAsia="Times New Roman" w:cs="Times New Roman"/>
         </w:rPr>
-        <w:t xml:space="preserve"> (16) ikke kan lukkes ved bedre modellering — bare ved mer data eller fortsatt drift. Modell- og antakelses</w:t>
+        <w:t xml:space="preserve"> </w:t>
+      </w:r>
+      <w:r>
+        <w:rPr>
+          <w:rFonts w:eastAsia="Times New Roman" w:cs="Times New Roman"/>
+        </w:rPr>
+        <w:t>(16) ikke kan lukkes ved bedre modellering — bare ved mer data eller fortsatt drift. Modell- og antakelses</w:t>
       </w:r>
       <w:r>
         <w:rPr>
@@ -26798,10 +26818,9 @@
     <w:p>
       <w:pPr>
         <w:pStyle w:val="Overskrift3"/>
-        <w:spacing w:line="360" w:lineRule="auto"/>
       </w:pPr>
       <w:bookmarkStart w:id="111" w:name="funn-fra-brukertest-mai-2026"/>
-      <w:bookmarkStart w:id="112" w:name="_Toc230633892"/>
+      <w:bookmarkStart w:id="112" w:name="_Toc230635174"/>
       <w:bookmarkEnd w:id="109"/>
       <w:r>
         <w:t>9.5 Funn fra brukertest mai 2026</w:t>
@@ -26851,7 +26870,6 @@
     <w:p>
       <w:pPr>
         <w:pStyle w:val="Overskrift4"/>
-        <w:spacing w:line="360" w:lineRule="auto"/>
       </w:pPr>
       <w:bookmarkStart w:id="113" w:name="valutatagging-i-modelloutputen"/>
       <w:r>
@@ -26933,7 +26951,6 @@
     <w:p>
       <w:pPr>
         <w:pStyle w:val="Overskrift4"/>
-        <w:spacing w:line="360" w:lineRule="auto"/>
       </w:pPr>
       <w:bookmarkStart w:id="114" w:name="Xb4132b2698e0fde9c17dbd99750016cd6b3278b"/>
       <w:bookmarkEnd w:id="113"/>
@@ -27060,7 +27077,6 @@
     <w:p>
       <w:pPr>
         <w:pStyle w:val="Overskrift4"/>
-        <w:spacing w:line="360" w:lineRule="auto"/>
       </w:pPr>
       <w:bookmarkStart w:id="115" w:name="bunkersmodellen-ser-ikke-reisegeometri"/>
       <w:bookmarkEnd w:id="114"/>
@@ -27286,7 +27302,6 @@
     <w:p>
       <w:pPr>
         <w:pStyle w:val="Overskrift4"/>
-        <w:spacing w:line="360" w:lineRule="auto"/>
       </w:pPr>
       <w:bookmarkStart w:id="116" w:name="manglende-guest_experience-feature"/>
       <w:bookmarkEnd w:id="115"/>
@@ -27353,7 +27368,6 @@
     <w:p>
       <w:pPr>
         <w:pStyle w:val="Overskrift4"/>
-        <w:spacing w:line="360" w:lineRule="auto"/>
       </w:pPr>
       <w:bookmarkStart w:id="117" w:name="land-aggregater-i-modellen-er-poolet"/>
       <w:bookmarkEnd w:id="116"/>
@@ -27427,7 +27441,13 @@
         <w:rPr>
           <w:rFonts w:eastAsia="Times New Roman" w:cs="Times New Roman"/>
         </w:rPr>
-        <w:t xml:space="preserve"> er joinet kun på størrelse og pooler dermed transaksjons</w:t>
+        <w:t xml:space="preserve"> </w:t>
+      </w:r>
+      <w:r>
+        <w:rPr>
+          <w:rFonts w:eastAsia="Times New Roman" w:cs="Times New Roman"/>
+        </w:rPr>
+        <w:t>er joinet kun på størrelse og pooler dermed transaksjons</w:t>
       </w:r>
       <w:r>
         <w:rPr>
@@ -27482,7 +27502,6 @@
     <w:p>
       <w:pPr>
         <w:pStyle w:val="Overskrift4"/>
-        <w:spacing w:line="360" w:lineRule="auto"/>
       </w:pPr>
       <w:bookmarkStart w:id="118" w:name="Xfb89bcd0f3196bce2464378960df46d55e2a129"/>
       <w:bookmarkEnd w:id="117"/>
@@ -27586,7 +27605,6 @@
     <w:p>
       <w:pPr>
         <w:pStyle w:val="Overskrift4"/>
-        <w:spacing w:line="360" w:lineRule="auto"/>
       </w:pPr>
       <w:bookmarkStart w:id="119" w:name="X5dd4a93841416e0d3a6753e4a56351cf7060d37"/>
       <w:bookmarkEnd w:id="118"/>
@@ -27672,10 +27690,9 @@
     <w:p>
       <w:pPr>
         <w:pStyle w:val="Overskrift3"/>
-        <w:spacing w:line="360" w:lineRule="auto"/>
       </w:pPr>
       <w:bookmarkStart w:id="120" w:name="validitet-og-generaliserbarhet"/>
-      <w:bookmarkStart w:id="121" w:name="_Toc230633893"/>
+      <w:bookmarkStart w:id="121" w:name="_Toc230635175"/>
       <w:bookmarkEnd w:id="111"/>
       <w:bookmarkEnd w:id="119"/>
       <w:r>
@@ -28258,10 +28275,9 @@
     <w:p>
       <w:pPr>
         <w:pStyle w:val="Overskrift3"/>
-        <w:spacing w:line="360" w:lineRule="auto"/>
       </w:pPr>
       <w:bookmarkStart w:id="122" w:name="praktiske-implikasjoner"/>
-      <w:bookmarkStart w:id="123" w:name="_Toc230633894"/>
+      <w:bookmarkStart w:id="123" w:name="_Toc230635176"/>
       <w:bookmarkEnd w:id="120"/>
       <w:r>
         <w:t>9.7 Praktiske implikasjoner</w:t>
@@ -28345,10 +28361,9 @@
     <w:p>
       <w:pPr>
         <w:pStyle w:val="Overskrift3"/>
-        <w:spacing w:line="360" w:lineRule="auto"/>
       </w:pPr>
       <w:bookmarkStart w:id="124" w:name="etiske-og-personvernmessige-hensyn"/>
-      <w:bookmarkStart w:id="125" w:name="_Toc230633895"/>
+      <w:bookmarkStart w:id="125" w:name="_Toc230635177"/>
       <w:bookmarkEnd w:id="122"/>
       <w:r>
         <w:t>9.8 Etiske og personvernmessige hensyn</w:t>
@@ -28378,11 +28393,6 @@
           <w:rFonts w:eastAsia="Times New Roman" w:cs="Times New Roman"/>
         </w:rPr>
         <w:softHyphen/>
-      </w:r>
-      <w:r>
-        <w:rPr>
-          <w:rFonts w:eastAsia="Times New Roman" w:cs="Times New Roman"/>
-        </w:rPr>
         <w:t>identifikatorer, men ingen direkte person</w:t>
       </w:r>
       <w:r>
@@ -28390,6 +28400,11 @@
           <w:rFonts w:eastAsia="Times New Roman" w:cs="Times New Roman"/>
         </w:rPr>
         <w:softHyphen/>
+      </w:r>
+      <w:r>
+        <w:rPr>
+          <w:rFonts w:eastAsia="Times New Roman" w:cs="Times New Roman"/>
+        </w:rPr>
         <w:t>data. Yacht-ID-er er allerede anonymisert i datasettet (</w:t>
       </w:r>
       <w:r>
@@ -28422,7 +28437,7 @@
         <w:rPr>
           <w:rFonts w:eastAsia="Times New Roman" w:cs="Times New Roman"/>
         </w:rPr>
-        <w:pict w14:anchorId="723AA1AC">
+        <w:pict w14:anchorId="4A8DB3D3">
           <v:rect id="_x0000_i1036" style="width:0;height:1.5pt" o:hralign="center" o:hrstd="t" o:hr="t"/>
         </w:pict>
       </w:r>
@@ -28430,10 +28445,9 @@
     <w:p>
       <w:pPr>
         <w:pStyle w:val="Overskrift2"/>
-        <w:spacing w:line="360" w:lineRule="auto"/>
       </w:pPr>
       <w:bookmarkStart w:id="126" w:name="konklusjon"/>
-      <w:bookmarkStart w:id="127" w:name="_Toc230633896"/>
+      <w:bookmarkStart w:id="127" w:name="_Toc230635178"/>
       <w:bookmarkEnd w:id="101"/>
       <w:bookmarkEnd w:id="124"/>
       <w:r>
@@ -28718,10 +28732,9 @@
     <w:p>
       <w:pPr>
         <w:pStyle w:val="Overskrift2"/>
-        <w:spacing w:line="360" w:lineRule="auto"/>
       </w:pPr>
       <w:bookmarkStart w:id="128" w:name="bibliografi"/>
-      <w:bookmarkStart w:id="129" w:name="_Toc230633897"/>
+      <w:bookmarkStart w:id="129" w:name="_Toc230635179"/>
       <w:bookmarkEnd w:id="126"/>
       <w:r>
         <w:t>11. Bibliografi</w:t>
@@ -29198,7 +29211,7 @@
         <w:rPr>
           <w:rFonts w:eastAsia="Times New Roman" w:cs="Times New Roman"/>
         </w:rPr>
-        <w:pict w14:anchorId="4E5942B6">
+        <w:pict w14:anchorId="39389419">
           <v:rect id="_x0000_i1037" style="width:0;height:1.5pt" o:hralign="center" o:hrstd="t" o:hr="t"/>
         </w:pict>
       </w:r>
@@ -29206,10 +29219,9 @@
     <w:p>
       <w:pPr>
         <w:pStyle w:val="Overskrift2"/>
-        <w:spacing w:line="360" w:lineRule="auto"/>
       </w:pPr>
       <w:bookmarkStart w:id="130" w:name="vedlegg"/>
-      <w:bookmarkStart w:id="131" w:name="_Toc230633898"/>
+      <w:bookmarkStart w:id="131" w:name="_Toc230635180"/>
       <w:bookmarkEnd w:id="128"/>
       <w:r>
         <w:t>Vedlegg</w:t>
@@ -29275,13 +29287,7 @@
         <w:rPr>
           <w:rFonts w:eastAsia="Times New Roman" w:cs="Times New Roman"/>
         </w:rPr>
-        <w:t xml:space="preserve"> </w:t>
-      </w:r>
-      <w:r>
-        <w:rPr>
-          <w:rFonts w:eastAsia="Times New Roman" w:cs="Times New Roman"/>
-        </w:rPr>
-        <w:t xml:space="preserve">Hyperparametre fra Optuna-studie — se </w:t>
+        <w:t xml:space="preserve"> Hyperparametre fra Optuna-studie — se </w:t>
       </w:r>
       <w:r>
         <w:rPr>
@@ -29495,10 +29501,9 @@
     <w:p>
       <w:pPr>
         <w:pStyle w:val="Overskrift3"/>
-        <w:spacing w:line="360" w:lineRule="auto"/>
       </w:pPr>
       <w:bookmarkStart w:id="132" w:name="Xe1f01a8cc6b3208ae7fb51104f9d9c075e3eeb5"/>
-      <w:bookmarkStart w:id="133" w:name="_Toc230633899"/>
+      <w:bookmarkStart w:id="133" w:name="_Toc230635181"/>
       <w:r>
         <w:t xml:space="preserve">Vedlegg E. Foreslått rubrikk for </w:t>
       </w:r>
@@ -30144,7 +30149,13 @@
           <w:rFonts w:eastAsia="Times New Roman" w:cs="Times New Roman"/>
         </w:rPr>
         <w:softHyphen/>
-        <w:t>e tilbake i tid bare delvis, fordi nodene over ikke er logget — men kombinasjon av faktura</w:t>
+        <w:t>e tilbake i tid bare delvis, fordi nodene over ikke er logget — men kombinasjon</w:t>
+      </w:r>
+      <w:r>
+        <w:rPr>
+          <w:rFonts w:eastAsia="Times New Roman" w:cs="Times New Roman"/>
+        </w:rPr>
+        <w:t xml:space="preserve"> av faktura</w:t>
       </w:r>
       <w:r>
         <w:rPr>
@@ -30159,15 +30170,7 @@
           <w:rFonts w:ascii="Times New Roman" w:eastAsia="Times New Roman" w:hAnsi="Times New Roman" w:cs="Times New Roman"/>
           <w:sz w:val="24"/>
         </w:rPr>
-        <w:t>invoice_commen</w:t>
-      </w:r>
-      <w:r>
-        <w:rPr>
-          <w:rStyle w:val="VerbatimChar"/>
-          <w:rFonts w:ascii="Times New Roman" w:eastAsia="Times New Roman" w:hAnsi="Times New Roman" w:cs="Times New Roman"/>
-          <w:sz w:val="24"/>
-        </w:rPr>
-        <w:t>ts</w:t>
+        <w:t>invoice_comments</w:t>
       </w:r>
       <w:r>
         <w:rPr>
@@ -30215,7 +30218,7 @@
   <w:abstractNum w:abstractNumId="0" w15:restartNumberingAfterBreak="0">
     <w:nsid w:val="0000A990"/>
     <w:multiLevelType w:val="multilevel"/>
-    <w:tmpl w:val="AEAEF6A0"/>
+    <w:tmpl w:val="0F5C9328"/>
     <w:lvl w:ilvl="0">
       <w:numFmt w:val="bullet"/>
       <w:lvlText w:val=" "/>
@@ -30292,7 +30295,7 @@
   <w:abstractNum w:abstractNumId="1" w15:restartNumberingAfterBreak="0">
     <w:nsid w:val="0000A991"/>
     <w:multiLevelType w:val="multilevel"/>
-    <w:tmpl w:val="4014A772"/>
+    <w:tmpl w:val="9496A2F2"/>
     <w:lvl w:ilvl="0">
       <w:numFmt w:val="bullet"/>
       <w:lvlText w:val=""/>
@@ -30396,7 +30399,7 @@
   <w:abstractNum w:abstractNumId="2" w15:restartNumberingAfterBreak="0">
     <w:nsid w:val="0000A993"/>
     <w:multiLevelType w:val="multilevel"/>
-    <w:tmpl w:val="C0C6E68E"/>
+    <w:tmpl w:val="87C89F36"/>
     <w:lvl w:ilvl="0">
       <w:numFmt w:val="bullet"/>
       <w:lvlText w:val="☒"/>
@@ -30473,7 +30476,7 @@
   <w:abstractNum w:abstractNumId="3" w15:restartNumberingAfterBreak="0">
     <w:nsid w:val="00A99411"/>
     <w:multiLevelType w:val="multilevel"/>
-    <w:tmpl w:val="3002051C"/>
+    <w:tmpl w:val="95FECB56"/>
     <w:lvl w:ilvl="0">
       <w:start w:val="1"/>
       <w:numFmt w:val="decimal"/>
@@ -30556,28 +30559,28 @@
       </w:pPr>
     </w:lvl>
   </w:abstractNum>
-  <w:num w:numId="1" w16cid:durableId="863252351">
+  <w:num w:numId="1" w16cid:durableId="927421245">
     <w:abstractNumId w:val="0"/>
   </w:num>
-  <w:num w:numId="2" w16cid:durableId="2017730509">
+  <w:num w:numId="2" w16cid:durableId="1391419026">
     <w:abstractNumId w:val="2"/>
   </w:num>
-  <w:num w:numId="3" w16cid:durableId="356321787">
+  <w:num w:numId="3" w16cid:durableId="1634486393">
     <w:abstractNumId w:val="2"/>
   </w:num>
-  <w:num w:numId="4" w16cid:durableId="1283263885">
+  <w:num w:numId="4" w16cid:durableId="1720006894">
     <w:abstractNumId w:val="2"/>
   </w:num>
-  <w:num w:numId="5" w16cid:durableId="14892037">
+  <w:num w:numId="5" w16cid:durableId="1512177824">
     <w:abstractNumId w:val="2"/>
   </w:num>
-  <w:num w:numId="6" w16cid:durableId="2028367057">
+  <w:num w:numId="6" w16cid:durableId="70547947">
     <w:abstractNumId w:val="2"/>
   </w:num>
-  <w:num w:numId="7" w16cid:durableId="933513700">
+  <w:num w:numId="7" w16cid:durableId="958410391">
     <w:abstractNumId w:val="2"/>
   </w:num>
-  <w:num w:numId="8" w16cid:durableId="1746218832">
+  <w:num w:numId="8" w16cid:durableId="221137210">
     <w:abstractNumId w:val="3"/>
     <w:lvlOverride w:ilvl="0">
       <w:startOverride w:val="1"/>
@@ -30607,13 +30610,13 @@
       <w:startOverride w:val="1"/>
     </w:lvlOverride>
   </w:num>
-  <w:num w:numId="9" w16cid:durableId="1439563914">
+  <w:num w:numId="9" w16cid:durableId="72699202">
     <w:abstractNumId w:val="1"/>
   </w:num>
-  <w:num w:numId="10" w16cid:durableId="1899315831">
+  <w:num w:numId="10" w16cid:durableId="124545246">
     <w:abstractNumId w:val="1"/>
   </w:num>
-  <w:num w:numId="11" w16cid:durableId="497161171">
+  <w:num w:numId="11" w16cid:durableId="1938099592">
     <w:abstractNumId w:val="3"/>
     <w:lvlOverride w:ilvl="0">
       <w:startOverride w:val="1"/>
@@ -30643,7 +30646,7 @@
       <w:startOverride w:val="1"/>
     </w:lvlOverride>
   </w:num>
-  <w:num w:numId="12" w16cid:durableId="1113551514">
+  <w:num w:numId="12" w16cid:durableId="1634560894">
     <w:abstractNumId w:val="3"/>
     <w:lvlOverride w:ilvl="0">
       <w:startOverride w:val="1"/>
@@ -30673,10 +30676,10 @@
       <w:startOverride w:val="1"/>
     </w:lvlOverride>
   </w:num>
-  <w:num w:numId="13" w16cid:durableId="1117144164">
+  <w:num w:numId="13" w16cid:durableId="1088506545">
     <w:abstractNumId w:val="1"/>
   </w:num>
-  <w:num w:numId="14" w16cid:durableId="1331517027">
+  <w:num w:numId="14" w16cid:durableId="780076595">
     <w:abstractNumId w:val="3"/>
     <w:lvlOverride w:ilvl="0">
       <w:startOverride w:val="1"/>
@@ -30706,10 +30709,10 @@
       <w:startOverride w:val="1"/>
     </w:lvlOverride>
   </w:num>
-  <w:num w:numId="15" w16cid:durableId="1583106774">
+  <w:num w:numId="15" w16cid:durableId="1336030525">
     <w:abstractNumId w:val="1"/>
   </w:num>
-  <w:num w:numId="16" w16cid:durableId="1246259678">
+  <w:num w:numId="16" w16cid:durableId="587808239">
     <w:abstractNumId w:val="3"/>
     <w:lvlOverride w:ilvl="0">
       <w:startOverride w:val="1"/>
@@ -30739,10 +30742,10 @@
       <w:startOverride w:val="1"/>
     </w:lvlOverride>
   </w:num>
-  <w:num w:numId="17" w16cid:durableId="884367721">
+  <w:num w:numId="17" w16cid:durableId="1155730752">
     <w:abstractNumId w:val="1"/>
   </w:num>
-  <w:num w:numId="18" w16cid:durableId="799811141">
+  <w:num w:numId="18" w16cid:durableId="497237833">
     <w:abstractNumId w:val="3"/>
     <w:lvlOverride w:ilvl="0">
       <w:startOverride w:val="1"/>
@@ -30772,10 +30775,10 @@
       <w:startOverride w:val="1"/>
     </w:lvlOverride>
   </w:num>
-  <w:num w:numId="19" w16cid:durableId="1708607082">
+  <w:num w:numId="19" w16cid:durableId="1860073458">
     <w:abstractNumId w:val="1"/>
   </w:num>
-  <w:num w:numId="20" w16cid:durableId="2018724032">
+  <w:num w:numId="20" w16cid:durableId="556360328">
     <w:abstractNumId w:val="3"/>
     <w:lvlOverride w:ilvl="0">
       <w:startOverride w:val="1"/>
@@ -30805,7 +30808,7 @@
       <w:startOverride w:val="1"/>
     </w:lvlOverride>
   </w:num>
-  <w:num w:numId="21" w16cid:durableId="1281912672">
+  <w:num w:numId="21" w16cid:durableId="2073044623">
     <w:abstractNumId w:val="3"/>
     <w:lvlOverride w:ilvl="0">
       <w:startOverride w:val="1"/>
@@ -30835,16 +30838,16 @@
       <w:startOverride w:val="1"/>
     </w:lvlOverride>
   </w:num>
-  <w:num w:numId="22" w16cid:durableId="1104308164">
+  <w:num w:numId="22" w16cid:durableId="830364298">
     <w:abstractNumId w:val="1"/>
   </w:num>
-  <w:num w:numId="23" w16cid:durableId="109394623">
+  <w:num w:numId="23" w16cid:durableId="652956134">
     <w:abstractNumId w:val="1"/>
   </w:num>
-  <w:num w:numId="24" w16cid:durableId="2025394561">
+  <w:num w:numId="24" w16cid:durableId="1156843750">
     <w:abstractNumId w:val="1"/>
   </w:num>
-  <w:num w:numId="25" w16cid:durableId="268852218">
+  <w:num w:numId="25" w16cid:durableId="1182864904">
     <w:abstractNumId w:val="1"/>
   </w:num>
 </w:numbering>
@@ -31698,7 +31701,6 @@
     </w:pPr>
     <w:rPr>
       <w:i/>
-      <w:sz w:val="22"/>
     </w:rPr>
   </w:style>
   <w:style w:type="paragraph" w:customStyle="1" w:styleId="TableCaption">
@@ -32073,7 +32075,7 @@
     <w:next w:val="Normal"/>
     <w:autoRedefine/>
     <w:uiPriority w:val="39"/>
-    <w:rsid w:val="00A74758"/>
+    <w:rsid w:val="00051974"/>
     <w:pPr>
       <w:spacing w:after="100"/>
       <w:ind w:left="240"/>
@@ -32085,7 +32087,7 @@
     <w:next w:val="Normal"/>
     <w:autoRedefine/>
     <w:uiPriority w:val="39"/>
-    <w:rsid w:val="00A74758"/>
+    <w:rsid w:val="00051974"/>
     <w:pPr>
       <w:spacing w:after="100"/>
       <w:ind w:left="480"/>

--- a/014 fase 4 - report/Final report draft.docx
+++ b/014 fase 4 - report/Final report draft.docx
@@ -14,7 +14,7 @@
           <w:noProof/>
         </w:rPr>
         <w:drawing>
-          <wp:inline distT="0" distB="0" distL="0" distR="0" wp14:anchorId="66B1AA91" wp14:editId="48E9638D">
+          <wp:inline distT="0" distB="0" distL="0" distR="0" wp14:anchorId="16B3CA68" wp14:editId="0A68C137">
             <wp:extent cx="1439999" cy="1439999"/>
             <wp:effectExtent l="0" t="0" r="0" b="0"/>
             <wp:docPr id="10" name="Picture"/>
@@ -191,7 +191,7 @@
         <w:pStyle w:val="Overskrift2"/>
       </w:pPr>
       <w:bookmarkStart w:id="1" w:name="obligatorisk-egenerklæring"/>
-      <w:bookmarkStart w:id="2" w:name="_Toc230635119"/>
+      <w:bookmarkStart w:id="2" w:name="_Toc230677626"/>
       <w:r>
         <w:t>Obligatorisk egenerklæring</w:t>
       </w:r>
@@ -503,7 +503,7 @@
         <w:rPr>
           <w:rFonts w:eastAsia="Times New Roman" w:cs="Times New Roman"/>
         </w:rPr>
-        <w:pict w14:anchorId="3C9D011F">
+        <w:pict w14:anchorId="6FC90EC1">
           <v:rect id="_x0000_i1025" style="width:0;height:1.5pt" o:hralign="center" o:hrstd="t" o:hr="t"/>
         </w:pict>
       </w:r>
@@ -513,7 +513,7 @@
         <w:pStyle w:val="Overskrift2"/>
       </w:pPr>
       <w:bookmarkStart w:id="3" w:name="sammendrag"/>
-      <w:bookmarkStart w:id="4" w:name="_Toc230635120"/>
+      <w:bookmarkStart w:id="4" w:name="_Toc230677627"/>
       <w:bookmarkEnd w:id="1"/>
       <w:r>
         <w:t>Sammendrag</w:t>
@@ -529,7 +529,7 @@
         <w:rPr>
           <w:rFonts w:eastAsia="Times New Roman" w:cs="Times New Roman"/>
         </w:rPr>
-        <w:t>NautiCost er et beslutningsstøtteverktøy som estimerer totalkostnaden for et superyachthavneanløp i Norge, Sverige eller Danmark før yachten ankommer. Verktøyet baserer seg på 1 647 historiske tjenestetransaksjoner (2020–2025) fra SDK Shipping, koblet mot 17 yachters spesifikasjoner. Metodevalget er pensum</w:t>
+        <w:t>NautiCost er et beslutningsstøtteverktøy som estimerer totalkostnaden for et superyachthavneanløp i Norge, Sverige eller Danmark før yachten ankommer. Datasettet består av 1 647 transaksjoner: 649 reelle 2025-fakturaer fra SDK Shipping (testsettet) og 998 simulerte 2020–2024-transaksjoner ankret i case-strukturen, koblet mot 17 yachters spesifikasjoner. Metodevalget er pensum</w:t>
       </w:r>
       <w:r>
         <w:rPr>
@@ -543,7 +543,7 @@
           <w:rFonts w:eastAsia="Times New Roman" w:cs="Times New Roman"/>
         </w:rPr>
         <w:softHyphen/>
-        <w:t xml:space="preserve">tuning. Kostnaden modelleres på transaksjonsnivå med log-transformert mål og en LightGBM + CatBoost-ensemble. Prediksjoner aggregeres via portmaler og trafikkvekter, og kalibreres mot empiriske persentiler (P25/P50/P75) per (havn, størrelse). Kildedata er i EUR; frontend konverterer til NOK/DKK ved API-grensa. På valideringssettet (2024, n = 490) oppnår ensemblet </w:t>
+        <w:t xml:space="preserve">tuning. Kostnaden modelleres på transaksjonsnivå med log-transformert mål og en LightGBM + CatBoost-ensemble. Prediksjoner aggregeres via portmaler og trafikkvekter, og kalibreres mot empiriske persentiler (P25/P50/P75) per (havn, størrelse). Kildedata er i EUR; frontend konverterer til NOK/DKK ved API-grensa. På simulert val=2024 (n = 490): </w:t>
       </w:r>
       <w:r>
         <w:rPr>
@@ -557,27 +557,19 @@
         <w:rPr>
           <w:rFonts w:eastAsia="Times New Roman" w:cs="Times New Roman"/>
         </w:rPr>
-        <w:t xml:space="preserve"> — </w:t>
-      </w:r>
-      <w:r>
-        <w:rPr>
-          <w:rFonts w:eastAsia="Times New Roman" w:cs="Times New Roman"/>
-        </w:rPr>
-        <w:t>20 % bedre enn median</w:t>
-      </w:r>
-      <w:r>
-        <w:rPr>
-          <w:rFonts w:eastAsia="Times New Roman" w:cs="Times New Roman"/>
-        </w:rPr>
-        <w:softHyphen/>
-        <w:t>baseline. På det uavhengige testsettet (2025, n = 649) oppnår samme model</w:t>
-      </w:r>
-      <w:r>
-        <w:rPr>
-          <w:rFonts w:eastAsia="Times New Roman" w:cs="Times New Roman"/>
-        </w:rPr>
-        <w:softHyphen/>
-        <w:t xml:space="preserve">klasse </w:t>
+        <w:t xml:space="preserve"> — 20 % bedre enn median</w:t>
+      </w:r>
+      <w:r>
+        <w:rPr>
+          <w:rFonts w:eastAsia="Times New Roman" w:cs="Times New Roman"/>
+        </w:rPr>
+        <w:softHyphen/>
+      </w:r>
+      <w:r>
+        <w:rPr>
+          <w:rFonts w:eastAsia="Times New Roman" w:cs="Times New Roman"/>
+        </w:rPr>
+        <w:t xml:space="preserve">baseline. På det reelle 2025-testsettet (n = 649): </w:t>
       </w:r>
       <w:r>
         <w:rPr>
@@ -591,7 +583,7 @@
         <w:rPr>
           <w:rFonts w:eastAsia="Times New Roman" w:cs="Times New Roman"/>
         </w:rPr>
-        <w:t xml:space="preserve"> — ≈ 10 % degradering val→test, forventet etter seleksjon. Modellen er pakket som FastAPI + Next.js med svar</w:t>
+        <w:t xml:space="preserve"> — ≈ 10 % val→test-degradering, hvor en del skyldes simulert→reell-overgangen. Modellen er pakket som FastAPI + Next.js med svar</w:t>
       </w:r>
       <w:r>
         <w:rPr>
@@ -609,7 +601,7 @@
         <w:rPr>
           <w:rFonts w:eastAsia="Times New Roman" w:cs="Times New Roman"/>
         </w:rPr>
-        <w:pict w14:anchorId="6E40E77D">
+        <w:pict w14:anchorId="0F47EFA9">
           <v:rect id="_x0000_i1026" style="width:0;height:1.5pt" o:hralign="center" o:hrstd="t" o:hr="t"/>
         </w:pict>
       </w:r>
@@ -619,7 +611,7 @@
         <w:pStyle w:val="Overskrift2"/>
       </w:pPr>
       <w:bookmarkStart w:id="5" w:name="abstract"/>
-      <w:bookmarkStart w:id="6" w:name="_Toc230635121"/>
+      <w:bookmarkStart w:id="6" w:name="_Toc230677628"/>
       <w:bookmarkEnd w:id="3"/>
       <w:r>
         <w:t>Abstract</w:t>
@@ -642,20 +634,20 @@
           <w:rFonts w:eastAsia="Times New Roman" w:cs="Times New Roman"/>
         </w:rPr>
         <w:softHyphen/>
-        <w:t>yacht port call in Norway, Sweden or Denmark. Trained on 1,647 service transactions (2020–2025) from SDK Shipping covering 17 yachts, it follows a curriculum-anchored methodology (Pettersen &amp; Rekdal, 2026, Table 1.1): gradient boosting, cross-validation, SHAP and hyper</w:t>
-      </w:r>
-      <w:r>
-        <w:rPr>
-          <w:rFonts w:eastAsia="Times New Roman" w:cs="Times New Roman"/>
-        </w:rPr>
-        <w:softHyphen/>
-        <w:t xml:space="preserve">parameter tuning. Cost is modelled per transaction with a log-transformed target and a LightGBM + CatBoost ensemble, then aggregated via port templates and traffic weights, and calibrated against empirical P25/P50/P75 percentiles per (port, </w:t>
-      </w:r>
-      <w:r>
-        <w:rPr>
-          <w:rFonts w:eastAsia="Times New Roman" w:cs="Times New Roman"/>
-        </w:rPr>
-        <w:t xml:space="preserve">size). Source data are in EUR; the frontend converts to NOK/DKK at the API boundary. Validation (2024, n = 490): </w:t>
+        <w:t>yacht port call in Norway, Sweden or Denmark. The dataset comprises 1,647 transactions: 649 real 2025 invoices from SDK Shipping (the hold-out test set) and 998 simulated 2020–2024 transactions anchored in the case structure, linked to 17 yachts. The methodology is curriculum-anchored (Pettersen &amp; Rekdal, 2026, Table 1.1): gradient boosting, cross-validation, SHAP and hyper</w:t>
+      </w:r>
+      <w:r>
+        <w:rPr>
+          <w:rFonts w:eastAsia="Times New Roman" w:cs="Times New Roman"/>
+        </w:rPr>
+        <w:softHyphen/>
+        <w:t>parameter tuning. Cost is modelled per transaction with a log-transformed target and a LightGBM + CatBoost ensemble, then aggregated v</w:t>
+      </w:r>
+      <w:r>
+        <w:rPr>
+          <w:rFonts w:eastAsia="Times New Roman" w:cs="Times New Roman"/>
+        </w:rPr>
+        <w:t xml:space="preserve">ia port templates and traffic weights, and calibrated against empirical P25/P50/P75 percentiles per (port, size). Source data are in EUR; the frontend converts to NOK/DKK at the API boundary. On simulated 2024 validation (n = 490): </w:t>
       </w:r>
       <w:r>
         <w:rPr>
@@ -669,7 +661,7 @@
         <w:rPr>
           <w:rFonts w:eastAsia="Times New Roman" w:cs="Times New Roman"/>
         </w:rPr>
-        <w:t xml:space="preserve"> — 20 % better than median baseline. Hold-out test (2025, n = 649): </w:t>
+        <w:t xml:space="preserve"> — 20 % better than median baseline. On the real 2025 hold-out test set (n = 649): </w:t>
       </w:r>
       <w:r>
         <w:rPr>
@@ -683,7 +675,13 @@
         <w:rPr>
           <w:rFonts w:eastAsia="Times New Roman" w:cs="Times New Roman"/>
         </w:rPr>
-        <w:t xml:space="preserve"> — a ≈ 10 % val→test degradation, as expected from model selection. Deployed as FastAPI + Next.js with sub-two-second response.</w:t>
+        <w:t xml:space="preserve"> — a ≈ 10 % val→test degradation reflecting model selection plus the simulated→real distribution shift. Deployed as FastAPI + Next.js wit</w:t>
+      </w:r>
+      <w:r>
+        <w:rPr>
+          <w:rFonts w:eastAsia="Times New Roman" w:cs="Times New Roman"/>
+        </w:rPr>
+        <w:t>h sub-two-second response.</w:t>
       </w:r>
     </w:p>
     <w:p>
@@ -694,7 +692,7 @@
         <w:rPr>
           <w:rFonts w:eastAsia="Times New Roman" w:cs="Times New Roman"/>
         </w:rPr>
-        <w:pict w14:anchorId="4AFD8F76">
+        <w:pict w14:anchorId="55C1EF73">
           <v:rect id="_x0000_i1027" style="width:0;height:1.5pt" o:hralign="center" o:hrstd="t" o:hr="t"/>
         </w:pict>
       </w:r>
@@ -704,7 +702,7 @@
         <w:pStyle w:val="Overskrift2"/>
       </w:pPr>
       <w:bookmarkStart w:id="7" w:name="takk-til"/>
-      <w:bookmarkStart w:id="8" w:name="_Toc230635122"/>
+      <w:bookmarkStart w:id="8" w:name="_Toc230677629"/>
       <w:bookmarkEnd w:id="5"/>
       <w:r>
         <w:t>Takk til</w:t>
@@ -734,14 +732,14 @@
         <w:rPr>
           <w:rFonts w:eastAsia="Times New Roman" w:cs="Times New Roman"/>
         </w:rPr>
-        <w:t xml:space="preserve"> for tilgang til 2020–2025-fakturadata og yacht</w:t>
-      </w:r>
-      <w:r>
-        <w:rPr>
-          <w:rFonts w:eastAsia="Times New Roman" w:cs="Times New Roman"/>
-        </w:rPr>
-        <w:softHyphen/>
-        <w:t xml:space="preserve">spesifikasjoner, og til </w:t>
+        <w:t xml:space="preserve"> for tilgang til reelle 2025-fakturadata og yacht</w:t>
+      </w:r>
+      <w:r>
+        <w:rPr>
+          <w:rFonts w:eastAsia="Times New Roman" w:cs="Times New Roman"/>
+        </w:rPr>
+        <w:softHyphen/>
+        <w:t xml:space="preserve">spesifikasjoner som danner studiens testsett, og til </w:t>
       </w:r>
       <w:r>
         <w:rPr>
@@ -755,7 +753,14 @@
         <w:rPr>
           <w:rFonts w:eastAsia="Times New Roman" w:cs="Times New Roman"/>
         </w:rPr>
-        <w:t xml:space="preserve"> for brukertesten i mai 2026 — funnene i § 9.5 hadde ikke vært mulige uten dialogen. Takk til veilederne </w:t>
+        <w:t xml:space="preserve"> for brukertesten i mai 2026 — funnene i § 9.5 hadde ikke vært mulige uten dialogen. Reelle fakturaer for 2020–2024 var ikke tilgjengelige fra bedriften; disse årene er representert ved simulerte transaksjoner som speiler case-strukturen, slik at modellen får tilstrekkelig tids</w:t>
+      </w:r>
+      <w:r>
+        <w:rPr>
+          <w:rFonts w:eastAsia="Times New Roman" w:cs="Times New Roman"/>
+        </w:rPr>
+        <w:softHyphen/>
+        <w:t xml:space="preserve">dybde til trening og validering (jf. § 5.2). Takk til veilederne </w:t>
       </w:r>
       <w:r>
         <w:rPr>
@@ -777,7 +782,15 @@
           <w:b/>
           <w:bCs/>
         </w:rPr>
-        <w:t>Per Kristian Rekdal</w:t>
+        <w:t>Per Kristian Rekda</w:t>
+      </w:r>
+      <w:r>
+        <w:rPr>
+          <w:rFonts w:eastAsia="Times New Roman" w:cs="Times New Roman"/>
+          <w:b/>
+          <w:bCs/>
+        </w:rPr>
+        <w:t>l</w:t>
       </w:r>
       <w:r>
         <w:rPr>
@@ -968,7 +981,7 @@
         <w:pStyle w:val="Overskrift2"/>
       </w:pPr>
       <w:bookmarkStart w:id="9" w:name="innholdsfortegnelse"/>
-      <w:bookmarkStart w:id="10" w:name="_Toc230635123"/>
+      <w:bookmarkStart w:id="10" w:name="_Toc230677630"/>
       <w:bookmarkEnd w:id="7"/>
       <w:r>
         <w:t>Innholdsfortegnelse</w:t>
@@ -1007,7 +1020,7 @@
         </w:rPr>
         <w:fldChar w:fldCharType="separate"/>
       </w:r>
-      <w:hyperlink w:anchor="_Toc230635119" w:history="1">
+      <w:hyperlink w:anchor="_Toc230677626" w:history="1">
         <w:r>
           <w:rPr>
             <w:rStyle w:val="Hyperkobling"/>
@@ -1034,7 +1047,7 @@
             <w:noProof/>
             <w:webHidden/>
           </w:rPr>
-          <w:instrText xml:space="preserve"> PAGEREF _Toc230635119 \h </w:instrText>
+          <w:instrText xml:space="preserve"> PAGEREF _Toc230677626 \h </w:instrText>
         </w:r>
         <w:r>
           <w:rPr>
@@ -1079,7 +1092,7 @@
           <w14:ligatures w14:val="standardContextual"/>
         </w:rPr>
       </w:pPr>
-      <w:hyperlink w:anchor="_Toc230635120" w:history="1">
+      <w:hyperlink w:anchor="_Toc230677627" w:history="1">
         <w:r>
           <w:rPr>
             <w:rStyle w:val="Hyperkobling"/>
@@ -1106,7 +1119,7 @@
             <w:noProof/>
             <w:webHidden/>
           </w:rPr>
-          <w:instrText xml:space="preserve"> PAGEREF _Toc230635120 \h </w:instrText>
+          <w:instrText xml:space="preserve"> PAGEREF _Toc230677627 \h </w:instrText>
         </w:r>
         <w:r>
           <w:rPr>
@@ -1151,7 +1164,7 @@
           <w14:ligatures w14:val="standardContextual"/>
         </w:rPr>
       </w:pPr>
-      <w:hyperlink w:anchor="_Toc230635121" w:history="1">
+      <w:hyperlink w:anchor="_Toc230677628" w:history="1">
         <w:r>
           <w:rPr>
             <w:rStyle w:val="Hyperkobling"/>
@@ -1178,7 +1191,7 @@
             <w:noProof/>
             <w:webHidden/>
           </w:rPr>
-          <w:instrText xml:space="preserve"> PAGEREF _Toc230635121 \h </w:instrText>
+          <w:instrText xml:space="preserve"> PAGEREF _Toc230677628 \h </w:instrText>
         </w:r>
         <w:r>
           <w:rPr>
@@ -1223,7 +1236,7 @@
           <w14:ligatures w14:val="standardContextual"/>
         </w:rPr>
       </w:pPr>
-      <w:hyperlink w:anchor="_Toc230635122" w:history="1">
+      <w:hyperlink w:anchor="_Toc230677629" w:history="1">
         <w:r>
           <w:rPr>
             <w:rStyle w:val="Hyperkobling"/>
@@ -1250,7 +1263,7 @@
             <w:noProof/>
             <w:webHidden/>
           </w:rPr>
-          <w:instrText xml:space="preserve"> PAGEREF _Toc230635122 \h </w:instrText>
+          <w:instrText xml:space="preserve"> PAGEREF _Toc230677629 \h </w:instrText>
         </w:r>
         <w:r>
           <w:rPr>
@@ -1295,7 +1308,7 @@
           <w14:ligatures w14:val="standardContextual"/>
         </w:rPr>
       </w:pPr>
-      <w:hyperlink w:anchor="_Toc230635123" w:history="1">
+      <w:hyperlink w:anchor="_Toc230677630" w:history="1">
         <w:r>
           <w:rPr>
             <w:rStyle w:val="Hyperkobling"/>
@@ -1322,7 +1335,7 @@
             <w:noProof/>
             <w:webHidden/>
           </w:rPr>
-          <w:instrText xml:space="preserve"> PAGEREF _Toc230635123 \h </w:instrText>
+          <w:instrText xml:space="preserve"> PAGEREF _Toc230677630 \h </w:instrText>
         </w:r>
         <w:r>
           <w:rPr>
@@ -1367,7 +1380,7 @@
           <w14:ligatures w14:val="standardContextual"/>
         </w:rPr>
       </w:pPr>
-      <w:hyperlink w:anchor="_Toc230635124" w:history="1">
+      <w:hyperlink w:anchor="_Toc230677631" w:history="1">
         <w:r>
           <w:rPr>
             <w:rStyle w:val="Hyperkobling"/>
@@ -1394,7 +1407,7 @@
             <w:noProof/>
             <w:webHidden/>
           </w:rPr>
-          <w:instrText xml:space="preserve"> PAGEREF _Toc230635124 \h </w:instrText>
+          <w:instrText xml:space="preserve"> PAGEREF _Toc230677631 \h </w:instrText>
         </w:r>
         <w:r>
           <w:rPr>
@@ -1439,7 +1452,7 @@
           <w14:ligatures w14:val="standardContextual"/>
         </w:rPr>
       </w:pPr>
-      <w:hyperlink w:anchor="_Toc230635125" w:history="1">
+      <w:hyperlink w:anchor="_Toc230677632" w:history="1">
         <w:r>
           <w:rPr>
             <w:rStyle w:val="Hyperkobling"/>
@@ -1466,7 +1479,7 @@
             <w:noProof/>
             <w:webHidden/>
           </w:rPr>
-          <w:instrText xml:space="preserve"> PAGEREF _Toc230635125 \h </w:instrText>
+          <w:instrText xml:space="preserve"> PAGEREF _Toc230677632 \h </w:instrText>
         </w:r>
         <w:r>
           <w:rPr>
@@ -1511,7 +1524,7 @@
           <w14:ligatures w14:val="standardContextual"/>
         </w:rPr>
       </w:pPr>
-      <w:hyperlink w:anchor="_Toc230635126" w:history="1">
+      <w:hyperlink w:anchor="_Toc230677633" w:history="1">
         <w:r>
           <w:rPr>
             <w:rStyle w:val="Hyperkobling"/>
@@ -1538,7 +1551,7 @@
             <w:noProof/>
             <w:webHidden/>
           </w:rPr>
-          <w:instrText xml:space="preserve"> PAGEREF _Toc230635126 \h </w:instrText>
+          <w:instrText xml:space="preserve"> PAGEREF _Toc230677633 \h </w:instrText>
         </w:r>
         <w:r>
           <w:rPr>
@@ -1583,7 +1596,7 @@
           <w14:ligatures w14:val="standardContextual"/>
         </w:rPr>
       </w:pPr>
-      <w:hyperlink w:anchor="_Toc230635127" w:history="1">
+      <w:hyperlink w:anchor="_Toc230677634" w:history="1">
         <w:r>
           <w:rPr>
             <w:rStyle w:val="Hyperkobling"/>
@@ -1610,7 +1623,7 @@
             <w:noProof/>
             <w:webHidden/>
           </w:rPr>
-          <w:instrText xml:space="preserve"> PAGEREF _Toc230635127 \h </w:instrText>
+          <w:instrText xml:space="preserve"> PAGEREF _Toc230677634 \h </w:instrText>
         </w:r>
         <w:r>
           <w:rPr>
@@ -1655,7 +1668,7 @@
           <w14:ligatures w14:val="standardContextual"/>
         </w:rPr>
       </w:pPr>
-      <w:hyperlink w:anchor="_Toc230635128" w:history="1">
+      <w:hyperlink w:anchor="_Toc230677635" w:history="1">
         <w:r>
           <w:rPr>
             <w:rStyle w:val="Hyperkobling"/>
@@ -1682,7 +1695,7 @@
             <w:noProof/>
             <w:webHidden/>
           </w:rPr>
-          <w:instrText xml:space="preserve"> PAGEREF _Toc230635128 \h </w:instrText>
+          <w:instrText xml:space="preserve"> PAGEREF _Toc230677635 \h </w:instrText>
         </w:r>
         <w:r>
           <w:rPr>
@@ -1727,7 +1740,7 @@
           <w14:ligatures w14:val="standardContextual"/>
         </w:rPr>
       </w:pPr>
-      <w:hyperlink w:anchor="_Toc230635129" w:history="1">
+      <w:hyperlink w:anchor="_Toc230677636" w:history="1">
         <w:r>
           <w:rPr>
             <w:rStyle w:val="Hyperkobling"/>
@@ -1754,7 +1767,7 @@
             <w:noProof/>
             <w:webHidden/>
           </w:rPr>
-          <w:instrText xml:space="preserve"> PAGEREF _Toc230635129 \h </w:instrText>
+          <w:instrText xml:space="preserve"> PAGEREF _Toc230677636 \h </w:instrText>
         </w:r>
         <w:r>
           <w:rPr>
@@ -1799,7 +1812,7 @@
           <w14:ligatures w14:val="standardContextual"/>
         </w:rPr>
       </w:pPr>
-      <w:hyperlink w:anchor="_Toc230635130" w:history="1">
+      <w:hyperlink w:anchor="_Toc230677637" w:history="1">
         <w:r>
           <w:rPr>
             <w:rStyle w:val="Hyperkobling"/>
@@ -1826,7 +1839,7 @@
             <w:noProof/>
             <w:webHidden/>
           </w:rPr>
-          <w:instrText xml:space="preserve"> PAGEREF _Toc230635130 \h </w:instrText>
+          <w:instrText xml:space="preserve"> PAGEREF _Toc230677637 \h </w:instrText>
         </w:r>
         <w:r>
           <w:rPr>
@@ -1871,7 +1884,7 @@
           <w14:ligatures w14:val="standardContextual"/>
         </w:rPr>
       </w:pPr>
-      <w:hyperlink w:anchor="_Toc230635131" w:history="1">
+      <w:hyperlink w:anchor="_Toc230677638" w:history="1">
         <w:r>
           <w:rPr>
             <w:rStyle w:val="Hyperkobling"/>
@@ -1898,7 +1911,7 @@
             <w:noProof/>
             <w:webHidden/>
           </w:rPr>
-          <w:instrText xml:space="preserve"> PAGEREF _Toc230635131 \h </w:instrText>
+          <w:instrText xml:space="preserve"> PAGEREF _Toc230677638 \h </w:instrText>
         </w:r>
         <w:r>
           <w:rPr>
@@ -1918,7 +1931,7 @@
             <w:noProof/>
             <w:webHidden/>
           </w:rPr>
-          <w:t>9</w:t>
+          <w:t>10</w:t>
         </w:r>
         <w:r>
           <w:rPr>
@@ -1943,7 +1956,7 @@
           <w14:ligatures w14:val="standardContextual"/>
         </w:rPr>
       </w:pPr>
-      <w:hyperlink w:anchor="_Toc230635132" w:history="1">
+      <w:hyperlink w:anchor="_Toc230677639" w:history="1">
         <w:r>
           <w:rPr>
             <w:rStyle w:val="Hyperkobling"/>
@@ -1970,7 +1983,7 @@
             <w:noProof/>
             <w:webHidden/>
           </w:rPr>
-          <w:instrText xml:space="preserve"> PAGEREF _Toc230635132 \h </w:instrText>
+          <w:instrText xml:space="preserve"> PAGEREF _Toc230677639 \h </w:instrText>
         </w:r>
         <w:r>
           <w:rPr>
@@ -2015,7 +2028,7 @@
           <w14:ligatures w14:val="standardContextual"/>
         </w:rPr>
       </w:pPr>
-      <w:hyperlink w:anchor="_Toc230635133" w:history="1">
+      <w:hyperlink w:anchor="_Toc230677640" w:history="1">
         <w:r>
           <w:rPr>
             <w:rStyle w:val="Hyperkobling"/>
@@ -2042,7 +2055,7 @@
             <w:noProof/>
             <w:webHidden/>
           </w:rPr>
-          <w:instrText xml:space="preserve"> PAGEREF _Toc230635133 \h </w:instrText>
+          <w:instrText xml:space="preserve"> PAGEREF _Toc230677640 \h </w:instrText>
         </w:r>
         <w:r>
           <w:rPr>
@@ -2087,7 +2100,7 @@
           <w14:ligatures w14:val="standardContextual"/>
         </w:rPr>
       </w:pPr>
-      <w:hyperlink w:anchor="_Toc230635134" w:history="1">
+      <w:hyperlink w:anchor="_Toc230677641" w:history="1">
         <w:r>
           <w:rPr>
             <w:rStyle w:val="Hyperkobling"/>
@@ -2114,7 +2127,7 @@
             <w:noProof/>
             <w:webHidden/>
           </w:rPr>
-          <w:instrText xml:space="preserve"> PAGEREF _Toc230635134 \h </w:instrText>
+          <w:instrText xml:space="preserve"> PAGEREF _Toc230677641 \h </w:instrText>
         </w:r>
         <w:r>
           <w:rPr>
@@ -2159,7 +2172,7 @@
           <w14:ligatures w14:val="standardContextual"/>
         </w:rPr>
       </w:pPr>
-      <w:hyperlink w:anchor="_Toc230635135" w:history="1">
+      <w:hyperlink w:anchor="_Toc230677642" w:history="1">
         <w:r>
           <w:rPr>
             <w:rStyle w:val="Hyperkobling"/>
@@ -2186,7 +2199,7 @@
             <w:noProof/>
             <w:webHidden/>
           </w:rPr>
-          <w:instrText xml:space="preserve"> PAGEREF _Toc230635135 \h </w:instrText>
+          <w:instrText xml:space="preserve"> PAGEREF _Toc230677642 \h </w:instrText>
         </w:r>
         <w:r>
           <w:rPr>
@@ -2231,7 +2244,7 @@
           <w14:ligatures w14:val="standardContextual"/>
         </w:rPr>
       </w:pPr>
-      <w:hyperlink w:anchor="_Toc230635136" w:history="1">
+      <w:hyperlink w:anchor="_Toc230677643" w:history="1">
         <w:r>
           <w:rPr>
             <w:rStyle w:val="Hyperkobling"/>
@@ -2258,7 +2271,7 @@
             <w:noProof/>
             <w:webHidden/>
           </w:rPr>
-          <w:instrText xml:space="preserve"> PAGEREF _Toc230635136 \h </w:instrText>
+          <w:instrText xml:space="preserve"> PAGEREF _Toc230677643 \h </w:instrText>
         </w:r>
         <w:r>
           <w:rPr>
@@ -2303,7 +2316,7 @@
           <w14:ligatures w14:val="standardContextual"/>
         </w:rPr>
       </w:pPr>
-      <w:hyperlink w:anchor="_Toc230635137" w:history="1">
+      <w:hyperlink w:anchor="_Toc230677644" w:history="1">
         <w:r>
           <w:rPr>
             <w:rStyle w:val="Hyperkobling"/>
@@ -2330,7 +2343,7 @@
             <w:noProof/>
             <w:webHidden/>
           </w:rPr>
-          <w:instrText xml:space="preserve"> PAGEREF _Toc230635137 \h </w:instrText>
+          <w:instrText xml:space="preserve"> PAGEREF _Toc230677644 \h </w:instrText>
         </w:r>
         <w:r>
           <w:rPr>
@@ -2375,7 +2388,7 @@
           <w14:ligatures w14:val="standardContextual"/>
         </w:rPr>
       </w:pPr>
-      <w:hyperlink w:anchor="_Toc230635138" w:history="1">
+      <w:hyperlink w:anchor="_Toc230677645" w:history="1">
         <w:r>
           <w:rPr>
             <w:rStyle w:val="Hyperkobling"/>
@@ -2402,7 +2415,7 @@
             <w:noProof/>
             <w:webHidden/>
           </w:rPr>
-          <w:instrText xml:space="preserve"> PAGEREF _Toc230635138 \h </w:instrText>
+          <w:instrText xml:space="preserve"> PAGEREF _Toc230677645 \h </w:instrText>
         </w:r>
         <w:r>
           <w:rPr>
@@ -2447,7 +2460,7 @@
           <w14:ligatures w14:val="standardContextual"/>
         </w:rPr>
       </w:pPr>
-      <w:hyperlink w:anchor="_Toc230635139" w:history="1">
+      <w:hyperlink w:anchor="_Toc230677646" w:history="1">
         <w:r>
           <w:rPr>
             <w:rStyle w:val="Hyperkobling"/>
@@ -2474,7 +2487,7 @@
             <w:noProof/>
             <w:webHidden/>
           </w:rPr>
-          <w:instrText xml:space="preserve"> PAGEREF _Toc230635139 \h </w:instrText>
+          <w:instrText xml:space="preserve"> PAGEREF _Toc230677646 \h </w:instrText>
         </w:r>
         <w:r>
           <w:rPr>
@@ -2519,7 +2532,7 @@
           <w14:ligatures w14:val="standardContextual"/>
         </w:rPr>
       </w:pPr>
-      <w:hyperlink w:anchor="_Toc230635140" w:history="1">
+      <w:hyperlink w:anchor="_Toc230677647" w:history="1">
         <w:r>
           <w:rPr>
             <w:rStyle w:val="Hyperkobling"/>
@@ -2546,7 +2559,7 @@
             <w:noProof/>
             <w:webHidden/>
           </w:rPr>
-          <w:instrText xml:space="preserve"> PAGEREF _Toc230635140 \h </w:instrText>
+          <w:instrText xml:space="preserve"> PAGEREF _Toc230677647 \h </w:instrText>
         </w:r>
         <w:r>
           <w:rPr>
@@ -2566,7 +2579,7 @@
             <w:noProof/>
             <w:webHidden/>
           </w:rPr>
-          <w:t>16</w:t>
+          <w:t>17</w:t>
         </w:r>
         <w:r>
           <w:rPr>
@@ -2591,7 +2604,7 @@
           <w14:ligatures w14:val="standardContextual"/>
         </w:rPr>
       </w:pPr>
-      <w:hyperlink w:anchor="_Toc230635141" w:history="1">
+      <w:hyperlink w:anchor="_Toc230677648" w:history="1">
         <w:r>
           <w:rPr>
             <w:rStyle w:val="Hyperkobling"/>
@@ -2618,7 +2631,7 @@
             <w:noProof/>
             <w:webHidden/>
           </w:rPr>
-          <w:instrText xml:space="preserve"> PAGEREF _Toc230635141 \h </w:instrText>
+          <w:instrText xml:space="preserve"> PAGEREF _Toc230677648 \h </w:instrText>
         </w:r>
         <w:r>
           <w:rPr>
@@ -2663,7 +2676,7 @@
           <w14:ligatures w14:val="standardContextual"/>
         </w:rPr>
       </w:pPr>
-      <w:hyperlink w:anchor="_Toc230635142" w:history="1">
+      <w:hyperlink w:anchor="_Toc230677649" w:history="1">
         <w:r>
           <w:rPr>
             <w:rStyle w:val="Hyperkobling"/>
@@ -2690,7 +2703,7 @@
             <w:noProof/>
             <w:webHidden/>
           </w:rPr>
-          <w:instrText xml:space="preserve"> PAGEREF _Toc230635142 \h </w:instrText>
+          <w:instrText xml:space="preserve"> PAGEREF _Toc230677649 \h </w:instrText>
         </w:r>
         <w:r>
           <w:rPr>
@@ -2735,7 +2748,7 @@
           <w14:ligatures w14:val="standardContextual"/>
         </w:rPr>
       </w:pPr>
-      <w:hyperlink w:anchor="_Toc230635143" w:history="1">
+      <w:hyperlink w:anchor="_Toc230677650" w:history="1">
         <w:r>
           <w:rPr>
             <w:rStyle w:val="Hyperkobling"/>
@@ -2762,7 +2775,7 @@
             <w:noProof/>
             <w:webHidden/>
           </w:rPr>
-          <w:instrText xml:space="preserve"> PAGEREF _Toc230635143 \h </w:instrText>
+          <w:instrText xml:space="preserve"> PAGEREF _Toc230677650 \h </w:instrText>
         </w:r>
         <w:r>
           <w:rPr>
@@ -2807,7 +2820,7 @@
           <w14:ligatures w14:val="standardContextual"/>
         </w:rPr>
       </w:pPr>
-      <w:hyperlink w:anchor="_Toc230635144" w:history="1">
+      <w:hyperlink w:anchor="_Toc230677651" w:history="1">
         <w:r>
           <w:rPr>
             <w:rStyle w:val="Hyperkobling"/>
@@ -2834,7 +2847,7 @@
             <w:noProof/>
             <w:webHidden/>
           </w:rPr>
-          <w:instrText xml:space="preserve"> PAGEREF _Toc230635144 \h </w:instrText>
+          <w:instrText xml:space="preserve"> PAGEREF _Toc230677651 \h </w:instrText>
         </w:r>
         <w:r>
           <w:rPr>
@@ -2879,7 +2892,7 @@
           <w14:ligatures w14:val="standardContextual"/>
         </w:rPr>
       </w:pPr>
-      <w:hyperlink w:anchor="_Toc230635145" w:history="1">
+      <w:hyperlink w:anchor="_Toc230677652" w:history="1">
         <w:r>
           <w:rPr>
             <w:rStyle w:val="Hyperkobling"/>
@@ -2906,7 +2919,7 @@
             <w:noProof/>
             <w:webHidden/>
           </w:rPr>
-          <w:instrText xml:space="preserve"> PAGEREF _Toc230635145 \h </w:instrText>
+          <w:instrText xml:space="preserve"> PAGEREF _Toc230677652 \h </w:instrText>
         </w:r>
         <w:r>
           <w:rPr>
@@ -2951,7 +2964,7 @@
           <w14:ligatures w14:val="standardContextual"/>
         </w:rPr>
       </w:pPr>
-      <w:hyperlink w:anchor="_Toc230635146" w:history="1">
+      <w:hyperlink w:anchor="_Toc230677653" w:history="1">
         <w:r>
           <w:rPr>
             <w:rStyle w:val="Hyperkobling"/>
@@ -2978,7 +2991,7 @@
             <w:noProof/>
             <w:webHidden/>
           </w:rPr>
-          <w:instrText xml:space="preserve"> PAGEREF _Toc230635146 \h </w:instrText>
+          <w:instrText xml:space="preserve"> PAGEREF _Toc230677653 \h </w:instrText>
         </w:r>
         <w:r>
           <w:rPr>
@@ -3023,7 +3036,7 @@
           <w14:ligatures w14:val="standardContextual"/>
         </w:rPr>
       </w:pPr>
-      <w:hyperlink w:anchor="_Toc230635147" w:history="1">
+      <w:hyperlink w:anchor="_Toc230677654" w:history="1">
         <w:r>
           <w:rPr>
             <w:rStyle w:val="Hyperkobling"/>
@@ -3050,7 +3063,7 @@
             <w:noProof/>
             <w:webHidden/>
           </w:rPr>
-          <w:instrText xml:space="preserve"> PAGEREF _Toc230635147 \h </w:instrText>
+          <w:instrText xml:space="preserve"> PAGEREF _Toc230677654 \h </w:instrText>
         </w:r>
         <w:r>
           <w:rPr>
@@ -3095,7 +3108,7 @@
           <w14:ligatures w14:val="standardContextual"/>
         </w:rPr>
       </w:pPr>
-      <w:hyperlink w:anchor="_Toc230635148" w:history="1">
+      <w:hyperlink w:anchor="_Toc230677655" w:history="1">
         <w:r>
           <w:rPr>
             <w:rStyle w:val="Hyperkobling"/>
@@ -3122,7 +3135,7 @@
             <w:noProof/>
             <w:webHidden/>
           </w:rPr>
-          <w:instrText xml:space="preserve"> PAGEREF _Toc230635148 \h </w:instrText>
+          <w:instrText xml:space="preserve"> PAGEREF _Toc230677655 \h </w:instrText>
         </w:r>
         <w:r>
           <w:rPr>
@@ -3142,7 +3155,7 @@
             <w:noProof/>
             <w:webHidden/>
           </w:rPr>
-          <w:t>21</w:t>
+          <w:t>22</w:t>
         </w:r>
         <w:r>
           <w:rPr>
@@ -3167,7 +3180,7 @@
           <w14:ligatures w14:val="standardContextual"/>
         </w:rPr>
       </w:pPr>
-      <w:hyperlink w:anchor="_Toc230635149" w:history="1">
+      <w:hyperlink w:anchor="_Toc230677656" w:history="1">
         <w:r>
           <w:rPr>
             <w:rStyle w:val="Hyperkobling"/>
@@ -3194,7 +3207,7 @@
             <w:noProof/>
             <w:webHidden/>
           </w:rPr>
-          <w:instrText xml:space="preserve"> PAGEREF _Toc230635149 \h </w:instrText>
+          <w:instrText xml:space="preserve"> PAGEREF _Toc230677656 \h </w:instrText>
         </w:r>
         <w:r>
           <w:rPr>
@@ -3239,7 +3252,7 @@
           <w14:ligatures w14:val="standardContextual"/>
         </w:rPr>
       </w:pPr>
-      <w:hyperlink w:anchor="_Toc230635150" w:history="1">
+      <w:hyperlink w:anchor="_Toc230677657" w:history="1">
         <w:r>
           <w:rPr>
             <w:rStyle w:val="Hyperkobling"/>
@@ -3266,7 +3279,7 @@
             <w:noProof/>
             <w:webHidden/>
           </w:rPr>
-          <w:instrText xml:space="preserve"> PAGEREF _Toc230635150 \h </w:instrText>
+          <w:instrText xml:space="preserve"> PAGEREF _Toc230677657 \h </w:instrText>
         </w:r>
         <w:r>
           <w:rPr>
@@ -3286,7 +3299,7 @@
             <w:noProof/>
             <w:webHidden/>
           </w:rPr>
-          <w:t>23</w:t>
+          <w:t>24</w:t>
         </w:r>
         <w:r>
           <w:rPr>
@@ -3311,7 +3324,7 @@
           <w14:ligatures w14:val="standardContextual"/>
         </w:rPr>
       </w:pPr>
-      <w:hyperlink w:anchor="_Toc230635151" w:history="1">
+      <w:hyperlink w:anchor="_Toc230677658" w:history="1">
         <w:r>
           <w:rPr>
             <w:rStyle w:val="Hyperkobling"/>
@@ -3338,7 +3351,7 @@
             <w:noProof/>
             <w:webHidden/>
           </w:rPr>
-          <w:instrText xml:space="preserve"> PAGEREF _Toc230635151 \h </w:instrText>
+          <w:instrText xml:space="preserve"> PAGEREF _Toc230677658 \h </w:instrText>
         </w:r>
         <w:r>
           <w:rPr>
@@ -3383,7 +3396,7 @@
           <w14:ligatures w14:val="standardContextual"/>
         </w:rPr>
       </w:pPr>
-      <w:hyperlink w:anchor="_Toc230635152" w:history="1">
+      <w:hyperlink w:anchor="_Toc230677659" w:history="1">
         <w:r>
           <w:rPr>
             <w:rStyle w:val="Hyperkobling"/>
@@ -3410,7 +3423,7 @@
             <w:noProof/>
             <w:webHidden/>
           </w:rPr>
-          <w:instrText xml:space="preserve"> PAGEREF _Toc230635152 \h </w:instrText>
+          <w:instrText xml:space="preserve"> PAGEREF _Toc230677659 \h </w:instrText>
         </w:r>
         <w:r>
           <w:rPr>
@@ -3455,7 +3468,7 @@
           <w14:ligatures w14:val="standardContextual"/>
         </w:rPr>
       </w:pPr>
-      <w:hyperlink w:anchor="_Toc230635153" w:history="1">
+      <w:hyperlink w:anchor="_Toc230677660" w:history="1">
         <w:r>
           <w:rPr>
             <w:rStyle w:val="Hyperkobling"/>
@@ -3482,7 +3495,7 @@
             <w:noProof/>
             <w:webHidden/>
           </w:rPr>
-          <w:instrText xml:space="preserve"> PAGEREF _Toc230635153 \h </w:instrText>
+          <w:instrText xml:space="preserve"> PAGEREF _Toc230677660 \h </w:instrText>
         </w:r>
         <w:r>
           <w:rPr>
@@ -3527,7 +3540,7 @@
           <w14:ligatures w14:val="standardContextual"/>
         </w:rPr>
       </w:pPr>
-      <w:hyperlink w:anchor="_Toc230635154" w:history="1">
+      <w:hyperlink w:anchor="_Toc230677661" w:history="1">
         <w:r>
           <w:rPr>
             <w:rStyle w:val="Hyperkobling"/>
@@ -3554,7 +3567,7 @@
             <w:noProof/>
             <w:webHidden/>
           </w:rPr>
-          <w:instrText xml:space="preserve"> PAGEREF _Toc230635154 \h </w:instrText>
+          <w:instrText xml:space="preserve"> PAGEREF _Toc230677661 \h </w:instrText>
         </w:r>
         <w:r>
           <w:rPr>
@@ -3599,7 +3612,7 @@
           <w14:ligatures w14:val="standardContextual"/>
         </w:rPr>
       </w:pPr>
-      <w:hyperlink w:anchor="_Toc230635155" w:history="1">
+      <w:hyperlink w:anchor="_Toc230677662" w:history="1">
         <w:r>
           <w:rPr>
             <w:rStyle w:val="Hyperkobling"/>
@@ -3626,7 +3639,7 @@
             <w:noProof/>
             <w:webHidden/>
           </w:rPr>
-          <w:instrText xml:space="preserve"> PAGEREF _Toc230635155 \h </w:instrText>
+          <w:instrText xml:space="preserve"> PAGEREF _Toc230677662 \h </w:instrText>
         </w:r>
         <w:r>
           <w:rPr>
@@ -3671,7 +3684,7 @@
           <w14:ligatures w14:val="standardContextual"/>
         </w:rPr>
       </w:pPr>
-      <w:hyperlink w:anchor="_Toc230635156" w:history="1">
+      <w:hyperlink w:anchor="_Toc230677663" w:history="1">
         <w:r>
           <w:rPr>
             <w:rStyle w:val="Hyperkobling"/>
@@ -3698,7 +3711,7 @@
             <w:noProof/>
             <w:webHidden/>
           </w:rPr>
-          <w:instrText xml:space="preserve"> PAGEREF _Toc230635156 \h </w:instrText>
+          <w:instrText xml:space="preserve"> PAGEREF _Toc230677663 \h </w:instrText>
         </w:r>
         <w:r>
           <w:rPr>
@@ -3743,7 +3756,7 @@
           <w14:ligatures w14:val="standardContextual"/>
         </w:rPr>
       </w:pPr>
-      <w:hyperlink w:anchor="_Toc230635157" w:history="1">
+      <w:hyperlink w:anchor="_Toc230677664" w:history="1">
         <w:r>
           <w:rPr>
             <w:rStyle w:val="Hyperkobling"/>
@@ -3770,7 +3783,7 @@
             <w:noProof/>
             <w:webHidden/>
           </w:rPr>
-          <w:instrText xml:space="preserve"> PAGEREF _Toc230635157 \h </w:instrText>
+          <w:instrText xml:space="preserve"> PAGEREF _Toc230677664 \h </w:instrText>
         </w:r>
         <w:r>
           <w:rPr>
@@ -3815,7 +3828,7 @@
           <w14:ligatures w14:val="standardContextual"/>
         </w:rPr>
       </w:pPr>
-      <w:hyperlink w:anchor="_Toc230635158" w:history="1">
+      <w:hyperlink w:anchor="_Toc230677665" w:history="1">
         <w:r>
           <w:rPr>
             <w:rStyle w:val="Hyperkobling"/>
@@ -3842,7 +3855,7 @@
             <w:noProof/>
             <w:webHidden/>
           </w:rPr>
-          <w:instrText xml:space="preserve"> PAGEREF _Toc230635158 \h </w:instrText>
+          <w:instrText xml:space="preserve"> PAGEREF _Toc230677665 \h </w:instrText>
         </w:r>
         <w:r>
           <w:rPr>
@@ -3862,7 +3875,7 @@
             <w:noProof/>
             <w:webHidden/>
           </w:rPr>
-          <w:t>26</w:t>
+          <w:t>27</w:t>
         </w:r>
         <w:r>
           <w:rPr>
@@ -3887,7 +3900,7 @@
           <w14:ligatures w14:val="standardContextual"/>
         </w:rPr>
       </w:pPr>
-      <w:hyperlink w:anchor="_Toc230635159" w:history="1">
+      <w:hyperlink w:anchor="_Toc230677666" w:history="1">
         <w:r>
           <w:rPr>
             <w:rStyle w:val="Hyperkobling"/>
@@ -3914,7 +3927,7 @@
             <w:noProof/>
             <w:webHidden/>
           </w:rPr>
-          <w:instrText xml:space="preserve"> PAGEREF _Toc230635159 \h </w:instrText>
+          <w:instrText xml:space="preserve"> PAGEREF _Toc230677666 \h </w:instrText>
         </w:r>
         <w:r>
           <w:rPr>
@@ -3959,7 +3972,7 @@
           <w14:ligatures w14:val="standardContextual"/>
         </w:rPr>
       </w:pPr>
-      <w:hyperlink w:anchor="_Toc230635160" w:history="1">
+      <w:hyperlink w:anchor="_Toc230677667" w:history="1">
         <w:r>
           <w:rPr>
             <w:rStyle w:val="Hyperkobling"/>
@@ -3986,7 +3999,7 @@
             <w:noProof/>
             <w:webHidden/>
           </w:rPr>
-          <w:instrText xml:space="preserve"> PAGEREF _Toc230635160 \h </w:instrText>
+          <w:instrText xml:space="preserve"> PAGEREF _Toc230677667 \h </w:instrText>
         </w:r>
         <w:r>
           <w:rPr>
@@ -4031,7 +4044,7 @@
           <w14:ligatures w14:val="standardContextual"/>
         </w:rPr>
       </w:pPr>
-      <w:hyperlink w:anchor="_Toc230635161" w:history="1">
+      <w:hyperlink w:anchor="_Toc230677668" w:history="1">
         <w:r>
           <w:rPr>
             <w:rStyle w:val="Hyperkobling"/>
@@ -4058,7 +4071,7 @@
             <w:noProof/>
             <w:webHidden/>
           </w:rPr>
-          <w:instrText xml:space="preserve"> PAGEREF _Toc230635161 \h </w:instrText>
+          <w:instrText xml:space="preserve"> PAGEREF _Toc230677668 \h </w:instrText>
         </w:r>
         <w:r>
           <w:rPr>
@@ -4103,7 +4116,7 @@
           <w14:ligatures w14:val="standardContextual"/>
         </w:rPr>
       </w:pPr>
-      <w:hyperlink w:anchor="_Toc230635162" w:history="1">
+      <w:hyperlink w:anchor="_Toc230677669" w:history="1">
         <w:r>
           <w:rPr>
             <w:rStyle w:val="Hyperkobling"/>
@@ -4130,7 +4143,7 @@
             <w:noProof/>
             <w:webHidden/>
           </w:rPr>
-          <w:instrText xml:space="preserve"> PAGEREF _Toc230635162 \h </w:instrText>
+          <w:instrText xml:space="preserve"> PAGEREF _Toc230677669 \h </w:instrText>
         </w:r>
         <w:r>
           <w:rPr>
@@ -4175,7 +4188,7 @@
           <w14:ligatures w14:val="standardContextual"/>
         </w:rPr>
       </w:pPr>
-      <w:hyperlink w:anchor="_Toc230635163" w:history="1">
+      <w:hyperlink w:anchor="_Toc230677670" w:history="1">
         <w:r>
           <w:rPr>
             <w:rStyle w:val="Hyperkobling"/>
@@ -4202,7 +4215,7 @@
             <w:noProof/>
             <w:webHidden/>
           </w:rPr>
-          <w:instrText xml:space="preserve"> PAGEREF _Toc230635163 \h </w:instrText>
+          <w:instrText xml:space="preserve"> PAGEREF _Toc230677670 \h </w:instrText>
         </w:r>
         <w:r>
           <w:rPr>
@@ -4247,7 +4260,7 @@
           <w14:ligatures w14:val="standardContextual"/>
         </w:rPr>
       </w:pPr>
-      <w:hyperlink w:anchor="_Toc230635164" w:history="1">
+      <w:hyperlink w:anchor="_Toc230677671" w:history="1">
         <w:r>
           <w:rPr>
             <w:rStyle w:val="Hyperkobling"/>
@@ -4274,7 +4287,7 @@
             <w:noProof/>
             <w:webHidden/>
           </w:rPr>
-          <w:instrText xml:space="preserve"> PAGEREF _Toc230635164 \h </w:instrText>
+          <w:instrText xml:space="preserve"> PAGEREF _Toc230677671 \h </w:instrText>
         </w:r>
         <w:r>
           <w:rPr>
@@ -4319,7 +4332,7 @@
           <w14:ligatures w14:val="standardContextual"/>
         </w:rPr>
       </w:pPr>
-      <w:hyperlink w:anchor="_Toc230635165" w:history="1">
+      <w:hyperlink w:anchor="_Toc230677672" w:history="1">
         <w:r>
           <w:rPr>
             <w:rStyle w:val="Hyperkobling"/>
@@ -4346,7 +4359,7 @@
             <w:noProof/>
             <w:webHidden/>
           </w:rPr>
-          <w:instrText xml:space="preserve"> PAGEREF _Toc230635165 \h </w:instrText>
+          <w:instrText xml:space="preserve"> PAGEREF _Toc230677672 \h </w:instrText>
         </w:r>
         <w:r>
           <w:rPr>
@@ -4391,7 +4404,7 @@
           <w14:ligatures w14:val="standardContextual"/>
         </w:rPr>
       </w:pPr>
-      <w:hyperlink w:anchor="_Toc230635166" w:history="1">
+      <w:hyperlink w:anchor="_Toc230677673" w:history="1">
         <w:r>
           <w:rPr>
             <w:rStyle w:val="Hyperkobling"/>
@@ -4418,7 +4431,7 @@
             <w:noProof/>
             <w:webHidden/>
           </w:rPr>
-          <w:instrText xml:space="preserve"> PAGEREF _Toc230635166 \h </w:instrText>
+          <w:instrText xml:space="preserve"> PAGEREF _Toc230677673 \h </w:instrText>
         </w:r>
         <w:r>
           <w:rPr>
@@ -4463,7 +4476,7 @@
           <w14:ligatures w14:val="standardContextual"/>
         </w:rPr>
       </w:pPr>
-      <w:hyperlink w:anchor="_Toc230635167" w:history="1">
+      <w:hyperlink w:anchor="_Toc230677674" w:history="1">
         <w:r>
           <w:rPr>
             <w:rStyle w:val="Hyperkobling"/>
@@ -4490,7 +4503,7 @@
             <w:noProof/>
             <w:webHidden/>
           </w:rPr>
-          <w:instrText xml:space="preserve"> PAGEREF _Toc230635167 \h </w:instrText>
+          <w:instrText xml:space="preserve"> PAGEREF _Toc230677674 \h </w:instrText>
         </w:r>
         <w:r>
           <w:rPr>
@@ -4535,7 +4548,7 @@
           <w14:ligatures w14:val="standardContextual"/>
         </w:rPr>
       </w:pPr>
-      <w:hyperlink w:anchor="_Toc230635168" w:history="1">
+      <w:hyperlink w:anchor="_Toc230677675" w:history="1">
         <w:r>
           <w:rPr>
             <w:rStyle w:val="Hyperkobling"/>
@@ -4562,7 +4575,7 @@
             <w:noProof/>
             <w:webHidden/>
           </w:rPr>
-          <w:instrText xml:space="preserve"> PAGEREF _Toc230635168 \h </w:instrText>
+          <w:instrText xml:space="preserve"> PAGEREF _Toc230677675 \h </w:instrText>
         </w:r>
         <w:r>
           <w:rPr>
@@ -4607,7 +4620,7 @@
           <w14:ligatures w14:val="standardContextual"/>
         </w:rPr>
       </w:pPr>
-      <w:hyperlink w:anchor="_Toc230635169" w:history="1">
+      <w:hyperlink w:anchor="_Toc230677676" w:history="1">
         <w:r>
           <w:rPr>
             <w:rStyle w:val="Hyperkobling"/>
@@ -4634,7 +4647,7 @@
             <w:noProof/>
             <w:webHidden/>
           </w:rPr>
-          <w:instrText xml:space="preserve"> PAGEREF _Toc230635169 \h </w:instrText>
+          <w:instrText xml:space="preserve"> PAGEREF _Toc230677676 \h </w:instrText>
         </w:r>
         <w:r>
           <w:rPr>
@@ -4679,7 +4692,7 @@
           <w14:ligatures w14:val="standardContextual"/>
         </w:rPr>
       </w:pPr>
-      <w:hyperlink w:anchor="_Toc230635170" w:history="1">
+      <w:hyperlink w:anchor="_Toc230677677" w:history="1">
         <w:r>
           <w:rPr>
             <w:rStyle w:val="Hyperkobling"/>
@@ -4706,7 +4719,7 @@
             <w:noProof/>
             <w:webHidden/>
           </w:rPr>
-          <w:instrText xml:space="preserve"> PAGEREF _Toc230635170 \h </w:instrText>
+          <w:instrText xml:space="preserve"> PAGEREF _Toc230677677 \h </w:instrText>
         </w:r>
         <w:r>
           <w:rPr>
@@ -4751,7 +4764,7 @@
           <w14:ligatures w14:val="standardContextual"/>
         </w:rPr>
       </w:pPr>
-      <w:hyperlink w:anchor="_Toc230635171" w:history="1">
+      <w:hyperlink w:anchor="_Toc230677678" w:history="1">
         <w:r>
           <w:rPr>
             <w:rStyle w:val="Hyperkobling"/>
@@ -4778,7 +4791,7 @@
             <w:noProof/>
             <w:webHidden/>
           </w:rPr>
-          <w:instrText xml:space="preserve"> PAGEREF _Toc230635171 \h </w:instrText>
+          <w:instrText xml:space="preserve"> PAGEREF _Toc230677678 \h </w:instrText>
         </w:r>
         <w:r>
           <w:rPr>
@@ -4823,7 +4836,7 @@
           <w14:ligatures w14:val="standardContextual"/>
         </w:rPr>
       </w:pPr>
-      <w:hyperlink w:anchor="_Toc230635172" w:history="1">
+      <w:hyperlink w:anchor="_Toc230677679" w:history="1">
         <w:r>
           <w:rPr>
             <w:rStyle w:val="Hyperkobling"/>
@@ -4850,7 +4863,7 @@
             <w:noProof/>
             <w:webHidden/>
           </w:rPr>
-          <w:instrText xml:space="preserve"> PAGEREF _Toc230635172 \h </w:instrText>
+          <w:instrText xml:space="preserve"> PAGEREF _Toc230677679 \h </w:instrText>
         </w:r>
         <w:r>
           <w:rPr>
@@ -4895,7 +4908,7 @@
           <w14:ligatures w14:val="standardContextual"/>
         </w:rPr>
       </w:pPr>
-      <w:hyperlink w:anchor="_Toc230635173" w:history="1">
+      <w:hyperlink w:anchor="_Toc230677680" w:history="1">
         <w:r>
           <w:rPr>
             <w:rStyle w:val="Hyperkobling"/>
@@ -4922,7 +4935,7 @@
             <w:noProof/>
             <w:webHidden/>
           </w:rPr>
-          <w:instrText xml:space="preserve"> PAGEREF _Toc230635173 \h </w:instrText>
+          <w:instrText xml:space="preserve"> PAGEREF _Toc230677680 \h </w:instrText>
         </w:r>
         <w:r>
           <w:rPr>
@@ -4967,7 +4980,7 @@
           <w14:ligatures w14:val="standardContextual"/>
         </w:rPr>
       </w:pPr>
-      <w:hyperlink w:anchor="_Toc230635174" w:history="1">
+      <w:hyperlink w:anchor="_Toc230677681" w:history="1">
         <w:r>
           <w:rPr>
             <w:rStyle w:val="Hyperkobling"/>
@@ -4994,7 +5007,7 @@
             <w:noProof/>
             <w:webHidden/>
           </w:rPr>
-          <w:instrText xml:space="preserve"> PAGEREF _Toc230635174 \h </w:instrText>
+          <w:instrText xml:space="preserve"> PAGEREF _Toc230677681 \h </w:instrText>
         </w:r>
         <w:r>
           <w:rPr>
@@ -5039,7 +5052,7 @@
           <w14:ligatures w14:val="standardContextual"/>
         </w:rPr>
       </w:pPr>
-      <w:hyperlink w:anchor="_Toc230635175" w:history="1">
+      <w:hyperlink w:anchor="_Toc230677682" w:history="1">
         <w:r>
           <w:rPr>
             <w:rStyle w:val="Hyperkobling"/>
@@ -5066,7 +5079,7 @@
             <w:noProof/>
             <w:webHidden/>
           </w:rPr>
-          <w:instrText xml:space="preserve"> PAGEREF _Toc230635175 \h </w:instrText>
+          <w:instrText xml:space="preserve"> PAGEREF _Toc230677682 \h </w:instrText>
         </w:r>
         <w:r>
           <w:rPr>
@@ -5111,7 +5124,7 @@
           <w14:ligatures w14:val="standardContextual"/>
         </w:rPr>
       </w:pPr>
-      <w:hyperlink w:anchor="_Toc230635176" w:history="1">
+      <w:hyperlink w:anchor="_Toc230677683" w:history="1">
         <w:r>
           <w:rPr>
             <w:rStyle w:val="Hyperkobling"/>
@@ -5138,7 +5151,7 @@
             <w:noProof/>
             <w:webHidden/>
           </w:rPr>
-          <w:instrText xml:space="preserve"> PAGEREF _Toc230635176 \h </w:instrText>
+          <w:instrText xml:space="preserve"> PAGEREF _Toc230677683 \h </w:instrText>
         </w:r>
         <w:r>
           <w:rPr>
@@ -5158,7 +5171,7 @@
             <w:noProof/>
             <w:webHidden/>
           </w:rPr>
-          <w:t>47</w:t>
+          <w:t>48</w:t>
         </w:r>
         <w:r>
           <w:rPr>
@@ -5183,7 +5196,7 @@
           <w14:ligatures w14:val="standardContextual"/>
         </w:rPr>
       </w:pPr>
-      <w:hyperlink w:anchor="_Toc230635177" w:history="1">
+      <w:hyperlink w:anchor="_Toc230677684" w:history="1">
         <w:r>
           <w:rPr>
             <w:rStyle w:val="Hyperkobling"/>
@@ -5210,7 +5223,7 @@
             <w:noProof/>
             <w:webHidden/>
           </w:rPr>
-          <w:instrText xml:space="preserve"> PAGEREF _Toc230635177 \h </w:instrText>
+          <w:instrText xml:space="preserve"> PAGEREF _Toc230677684 \h </w:instrText>
         </w:r>
         <w:r>
           <w:rPr>
@@ -5255,7 +5268,7 @@
           <w14:ligatures w14:val="standardContextual"/>
         </w:rPr>
       </w:pPr>
-      <w:hyperlink w:anchor="_Toc230635178" w:history="1">
+      <w:hyperlink w:anchor="_Toc230677685" w:history="1">
         <w:r>
           <w:rPr>
             <w:rStyle w:val="Hyperkobling"/>
@@ -5282,7 +5295,7 @@
             <w:noProof/>
             <w:webHidden/>
           </w:rPr>
-          <w:instrText xml:space="preserve"> PAGEREF _Toc230635178 \h </w:instrText>
+          <w:instrText xml:space="preserve"> PAGEREF _Toc230677685 \h </w:instrText>
         </w:r>
         <w:r>
           <w:rPr>
@@ -5327,7 +5340,7 @@
           <w14:ligatures w14:val="standardContextual"/>
         </w:rPr>
       </w:pPr>
-      <w:hyperlink w:anchor="_Toc230635179" w:history="1">
+      <w:hyperlink w:anchor="_Toc230677686" w:history="1">
         <w:r>
           <w:rPr>
             <w:rStyle w:val="Hyperkobling"/>
@@ -5354,7 +5367,7 @@
             <w:noProof/>
             <w:webHidden/>
           </w:rPr>
-          <w:instrText xml:space="preserve"> PAGEREF _Toc230635179 \h </w:instrText>
+          <w:instrText xml:space="preserve"> PAGEREF _Toc230677686 \h </w:instrText>
         </w:r>
         <w:r>
           <w:rPr>
@@ -5399,7 +5412,7 @@
           <w14:ligatures w14:val="standardContextual"/>
         </w:rPr>
       </w:pPr>
-      <w:hyperlink w:anchor="_Toc230635180" w:history="1">
+      <w:hyperlink w:anchor="_Toc230677687" w:history="1">
         <w:r>
           <w:rPr>
             <w:rStyle w:val="Hyperkobling"/>
@@ -5426,7 +5439,7 @@
             <w:noProof/>
             <w:webHidden/>
           </w:rPr>
-          <w:instrText xml:space="preserve"> PAGEREF _Toc230635180 \h </w:instrText>
+          <w:instrText xml:space="preserve"> PAGEREF _Toc230677687 \h </w:instrText>
         </w:r>
         <w:r>
           <w:rPr>
@@ -5471,7 +5484,7 @@
           <w14:ligatures w14:val="standardContextual"/>
         </w:rPr>
       </w:pPr>
-      <w:hyperlink w:anchor="_Toc230635181" w:history="1">
+      <w:hyperlink w:anchor="_Toc230677688" w:history="1">
         <w:r>
           <w:rPr>
             <w:rStyle w:val="Hyperkobling"/>
@@ -5506,7 +5519,7 @@
             <w:noProof/>
             <w:webHidden/>
           </w:rPr>
-          <w:instrText xml:space="preserve"> PAGEREF _Toc230635181 \h </w:instrText>
+          <w:instrText xml:space="preserve"> PAGEREF _Toc230677688 \h </w:instrText>
         </w:r>
         <w:r>
           <w:rPr>
@@ -5564,7 +5577,7 @@
         <w:pStyle w:val="Overskrift2"/>
       </w:pPr>
       <w:bookmarkStart w:id="11" w:name="innledning"/>
-      <w:bookmarkStart w:id="12" w:name="_Toc230635124"/>
+      <w:bookmarkStart w:id="12" w:name="_Toc230677631"/>
       <w:bookmarkEnd w:id="9"/>
       <w:r>
         <w:t>1. Innledning</w:t>
@@ -5661,7 +5674,7 @@
         <w:pStyle w:val="Overskrift3"/>
       </w:pPr>
       <w:bookmarkStart w:id="13" w:name="problemstilling"/>
-      <w:bookmarkStart w:id="14" w:name="_Toc230635125"/>
+      <w:bookmarkStart w:id="14" w:name="_Toc230677632"/>
       <w:r>
         <w:t>1.1 Problemstilling</w:t>
       </w:r>
@@ -5720,7 +5733,7 @@
         <w:pStyle w:val="Overskrift3"/>
       </w:pPr>
       <w:bookmarkStart w:id="15" w:name="delproblemer"/>
-      <w:bookmarkStart w:id="16" w:name="_Toc230635126"/>
+      <w:bookmarkStart w:id="16" w:name="_Toc230677633"/>
       <w:bookmarkEnd w:id="13"/>
       <w:r>
         <w:t>1.2 Delproblemer</w:t>
@@ -5921,7 +5934,7 @@
         <w:pStyle w:val="Overskrift3"/>
       </w:pPr>
       <w:bookmarkStart w:id="17" w:name="avgrensninger"/>
-      <w:bookmarkStart w:id="18" w:name="_Toc230635127"/>
+      <w:bookmarkStart w:id="18" w:name="_Toc230677634"/>
       <w:bookmarkEnd w:id="15"/>
       <w:r>
         <w:t>1.3 Avgrensninger</w:t>
@@ -5973,7 +5986,7 @@
         <w:rPr>
           <w:rFonts w:eastAsia="Times New Roman" w:cs="Times New Roman"/>
         </w:rPr>
-        <w:t xml:space="preserve"> Treningsdata fra perioden 2020–2025. Eldre data er utelatt grunnet endrede tjeneste</w:t>
+        <w:t xml:space="preserve"> Datasettet dekker 2020–2025. Reelle fakturaer fra SDK Shipping er kun tilgjengelig for 2025 (testsettet); perioden 2020–2024 er representert ved simulerte transaksjoner som speiler case-strukturen (jf. § 5.2). Eldre data er utelatt grunnet endrede tjeneste</w:t>
       </w:r>
       <w:r>
         <w:rPr>
@@ -6178,7 +6191,7 @@
         <w:pStyle w:val="Overskrift3"/>
       </w:pPr>
       <w:bookmarkStart w:id="19" w:name="antakelser"/>
-      <w:bookmarkStart w:id="20" w:name="_Toc230635128"/>
+      <w:bookmarkStart w:id="20" w:name="_Toc230677635"/>
       <w:bookmarkEnd w:id="17"/>
       <w:r>
         <w:t>1.4 Antakelser</w:t>
@@ -6349,7 +6362,7 @@
         <w:pStyle w:val="Overskrift3"/>
       </w:pPr>
       <w:bookmarkStart w:id="21" w:name="anvendte-bidrag-i-case-studien"/>
-      <w:bookmarkStart w:id="22" w:name="_Toc230635129"/>
+      <w:bookmarkStart w:id="22" w:name="_Toc230677636"/>
       <w:bookmarkEnd w:id="19"/>
       <w:r>
         <w:t>1.5 Anvendte bidrag i case-studien</w:t>
@@ -6541,7 +6554,7 @@
         <w:rPr>
           <w:rFonts w:eastAsia="Times New Roman" w:cs="Times New Roman"/>
         </w:rPr>
-        <w:pict w14:anchorId="7C756ED1">
+        <w:pict w14:anchorId="0C0BEC71">
           <v:rect id="_x0000_i1028" style="width:0;height:1.5pt" o:hralign="center" o:hrstd="t" o:hr="t"/>
         </w:pict>
       </w:r>
@@ -6551,7 +6564,7 @@
         <w:pStyle w:val="Overskrift2"/>
       </w:pPr>
       <w:bookmarkStart w:id="23" w:name="litteratur"/>
-      <w:bookmarkStart w:id="24" w:name="_Toc230635130"/>
+      <w:bookmarkStart w:id="24" w:name="_Toc230677637"/>
       <w:bookmarkEnd w:id="11"/>
       <w:bookmarkEnd w:id="21"/>
       <w:r>
@@ -6576,7 +6589,7 @@
         <w:pStyle w:val="Overskrift3"/>
       </w:pPr>
       <w:bookmarkStart w:id="25" w:name="X7c64d5c69e8be4aa342d1f5b50a96f4760fe6ea"/>
-      <w:bookmarkStart w:id="26" w:name="_Toc230635131"/>
+      <w:bookmarkStart w:id="26" w:name="_Toc230677638"/>
       <w:r>
         <w:t>2.1 Maskinlæring for kostnadsprediksjon i transport og logistikk</w:t>
       </w:r>
@@ -6643,7 +6656,7 @@
         <w:pStyle w:val="Overskrift3"/>
       </w:pPr>
       <w:bookmarkStart w:id="27" w:name="X50f1a326dd81dd1da535bd6543ea8d29f23ade9"/>
-      <w:bookmarkStart w:id="28" w:name="_Toc230635132"/>
+      <w:bookmarkStart w:id="28" w:name="_Toc230677639"/>
       <w:bookmarkEnd w:id="25"/>
       <w:r>
         <w:t>2.2 Gradient boosting på heterogene tabulære data</w:t>
@@ -6778,7 +6791,7 @@
         <w:pStyle w:val="Overskrift3"/>
       </w:pPr>
       <w:bookmarkStart w:id="29" w:name="X52ccaa96010e029cb7ad8233c60e45490ae75db"/>
-      <w:bookmarkStart w:id="30" w:name="_Toc230635133"/>
+      <w:bookmarkStart w:id="30" w:name="_Toc230677640"/>
       <w:bookmarkEnd w:id="27"/>
       <w:r>
         <w:t>2.3 Konform prediksjon og usikkerhetskvantifisering</w:t>
@@ -6847,7 +6860,7 @@
         <w:pStyle w:val="Overskrift3"/>
       </w:pPr>
       <w:bookmarkStart w:id="31" w:name="forskningsgap"/>
-      <w:bookmarkStart w:id="32" w:name="_Toc230635134"/>
+      <w:bookmarkStart w:id="32" w:name="_Toc230677641"/>
       <w:bookmarkEnd w:id="29"/>
       <w:r>
         <w:t>2.4 Forskningsgap</w:t>
@@ -6959,7 +6972,7 @@
         <w:rPr>
           <w:rFonts w:eastAsia="Times New Roman" w:cs="Times New Roman"/>
         </w:rPr>
-        <w:pict w14:anchorId="402936AC">
+        <w:pict w14:anchorId="407A607A">
           <v:rect id="_x0000_i1029" style="width:0;height:1.5pt" o:hralign="center" o:hrstd="t" o:hr="t"/>
         </w:pict>
       </w:r>
@@ -6969,7 +6982,7 @@
         <w:pStyle w:val="Overskrift2"/>
       </w:pPr>
       <w:bookmarkStart w:id="33" w:name="teori"/>
-      <w:bookmarkStart w:id="34" w:name="_Toc230635135"/>
+      <w:bookmarkStart w:id="34" w:name="_Toc230677642"/>
       <w:bookmarkEnd w:id="23"/>
       <w:bookmarkEnd w:id="31"/>
       <w:r>
@@ -7001,7 +7014,7 @@
         <w:pStyle w:val="Overskrift3"/>
       </w:pPr>
       <w:bookmarkStart w:id="35" w:name="tabulær-læring-og-gradient-boosting"/>
-      <w:bookmarkStart w:id="36" w:name="_Toc230635136"/>
+      <w:bookmarkStart w:id="36" w:name="_Toc230677643"/>
       <w:r>
         <w:t>3.1 Tabulær læring og gradient boosting</w:t>
       </w:r>
@@ -8120,7 +8133,7 @@
         <w:pStyle w:val="Overskrift3"/>
       </w:pPr>
       <w:bookmarkStart w:id="37" w:name="lightgbm"/>
-      <w:bookmarkStart w:id="38" w:name="_Toc230635137"/>
+      <w:bookmarkStart w:id="38" w:name="_Toc230677644"/>
       <w:bookmarkEnd w:id="35"/>
       <w:r>
         <w:t>3.2 LightGBM</w:t>
@@ -8624,7 +8637,7 @@
         <w:pStyle w:val="Overskrift3"/>
       </w:pPr>
       <w:bookmarkStart w:id="39" w:name="catboost"/>
-      <w:bookmarkStart w:id="40" w:name="_Toc230635138"/>
+      <w:bookmarkStart w:id="40" w:name="_Toc230677645"/>
       <w:bookmarkEnd w:id="37"/>
       <w:r>
         <w:t>3.3 CatBoost</w:t>
@@ -9338,7 +9351,7 @@
         <w:pStyle w:val="Overskrift3"/>
       </w:pPr>
       <w:bookmarkStart w:id="41" w:name="log-transformert-mål-og-evaluering"/>
-      <w:bookmarkStart w:id="42" w:name="_Toc230635139"/>
+      <w:bookmarkStart w:id="42" w:name="_Toc230677646"/>
       <w:bookmarkEnd w:id="39"/>
       <w:r>
         <w:t>3.4 Log-transformert mål og evaluering</w:t>
@@ -10703,7 +10716,7 @@
         <w:pStyle w:val="Overskrift3"/>
       </w:pPr>
       <w:bookmarkStart w:id="43" w:name="kvantilregresjon-og-konform-prediksjon"/>
-      <w:bookmarkStart w:id="44" w:name="_Toc230635140"/>
+      <w:bookmarkStart w:id="44" w:name="_Toc230677647"/>
       <w:bookmarkEnd w:id="41"/>
       <w:r>
         <w:t>3.5 Kvantil</w:t>
@@ -12872,7 +12885,7 @@
         <w:pStyle w:val="Overskrift3"/>
       </w:pPr>
       <w:bookmarkStart w:id="45" w:name="shap-verdier"/>
-      <w:bookmarkStart w:id="46" w:name="_Toc230635141"/>
+      <w:bookmarkStart w:id="46" w:name="_Toc230677648"/>
       <w:bookmarkEnd w:id="43"/>
       <w:r>
         <w:t>3.6 SHAP-verdier</w:t>
@@ -13897,7 +13910,7 @@
         <w:rPr>
           <w:rFonts w:eastAsia="Times New Roman" w:cs="Times New Roman"/>
         </w:rPr>
-        <w:pict w14:anchorId="082329F2">
+        <w:pict w14:anchorId="31D3EF5B">
           <v:rect id="_x0000_i1030" style="width:0;height:1.5pt" o:hralign="center" o:hrstd="t" o:hr="t"/>
         </w:pict>
       </w:r>
@@ -13907,7 +13920,7 @@
         <w:pStyle w:val="Overskrift2"/>
       </w:pPr>
       <w:bookmarkStart w:id="47" w:name="casebeskrivelse"/>
-      <w:bookmarkStart w:id="48" w:name="_Toc230635142"/>
+      <w:bookmarkStart w:id="48" w:name="_Toc230677649"/>
       <w:bookmarkEnd w:id="33"/>
       <w:bookmarkEnd w:id="45"/>
       <w:r>
@@ -14473,7 +14486,7 @@
         <w:rPr>
           <w:rFonts w:eastAsia="Times New Roman" w:cs="Times New Roman"/>
         </w:rPr>
-        <w:pict w14:anchorId="480CEB00">
+        <w:pict w14:anchorId="2A923107">
           <v:rect id="_x0000_i1031" style="width:0;height:1.5pt" o:hralign="center" o:hrstd="t" o:hr="t"/>
         </w:pict>
       </w:r>
@@ -14483,7 +14496,7 @@
         <w:pStyle w:val="Overskrift2"/>
       </w:pPr>
       <w:bookmarkStart w:id="49" w:name="metode-og-data"/>
-      <w:bookmarkStart w:id="50" w:name="_Toc230635143"/>
+      <w:bookmarkStart w:id="50" w:name="_Toc230677650"/>
       <w:bookmarkEnd w:id="47"/>
       <w:r>
         <w:t>5. Metode og data</w:t>
@@ -14495,7 +14508,7 @@
         <w:pStyle w:val="Overskrift3"/>
       </w:pPr>
       <w:bookmarkStart w:id="51" w:name="prosessmapping-mot-pensumkompendiet"/>
-      <w:bookmarkStart w:id="52" w:name="_Toc230635144"/>
+      <w:bookmarkStart w:id="52" w:name="_Toc230677651"/>
       <w:r>
         <w:t>5.0 Prosess</w:t>
       </w:r>
@@ -14840,7 +14853,7 @@
         <w:pStyle w:val="Overskrift3"/>
       </w:pPr>
       <w:bookmarkStart w:id="53" w:name="forskningsdesign"/>
-      <w:bookmarkStart w:id="54" w:name="_Toc230635145"/>
+      <w:bookmarkStart w:id="54" w:name="_Toc230677652"/>
       <w:bookmarkEnd w:id="51"/>
       <w:r>
         <w:t>5.1 Forskningsdesign</w:t>
@@ -14890,7 +14903,7 @@
         <w:pStyle w:val="Overskrift3"/>
       </w:pPr>
       <w:bookmarkStart w:id="55" w:name="datakilder"/>
-      <w:bookmarkStart w:id="56" w:name="_Toc230635146"/>
+      <w:bookmarkStart w:id="56" w:name="_Toc230677653"/>
       <w:bookmarkEnd w:id="53"/>
       <w:r>
         <w:t>5.2 Datakilder</w:t>
@@ -15006,14 +15019,7 @@
               <w:rPr>
                 <w:rFonts w:eastAsia="Times New Roman" w:cs="Times New Roman"/>
               </w:rPr>
-              <w:t>Originale faktura</w:t>
-            </w:r>
-            <w:r>
-              <w:rPr>
-                <w:rFonts w:eastAsia="Times New Roman" w:cs="Times New Roman"/>
-              </w:rPr>
-              <w:softHyphen/>
-              <w:t>transaksjoner 2020–2025</w:t>
+              <w:t>Reelle 2025-fakturaer fra SDK Shipping + simulerte 2020–2024-transaksjoner</w:t>
             </w:r>
           </w:p>
         </w:tc>
@@ -15336,7 +15342,7 @@
               <w:rPr>
                 <w:rFonts w:eastAsia="Times New Roman" w:cs="Times New Roman"/>
               </w:rPr>
-              <w:t>Aggregerte cockpit-tall 2020–2025</w:t>
+              <w:t>Aggregerte cockpit-tall 2020–2025 (2025 reell, 2020–2024 simulert)</w:t>
             </w:r>
           </w:p>
         </w:tc>
@@ -15362,10 +15368,37 @@
     </w:tbl>
     <w:p>
       <w:pPr>
+        <w:pStyle w:val="Brdtekst"/>
+        <w:spacing w:line="360" w:lineRule="auto"/>
+      </w:pPr>
+      <w:r>
+        <w:rPr>
+          <w:rFonts w:eastAsia="Times New Roman" w:cs="Times New Roman"/>
+          <w:b/>
+          <w:bCs/>
+        </w:rPr>
+        <w:t>Reelle vs. simulerte data.</w:t>
+      </w:r>
+      <w:r>
+        <w:rPr>
+          <w:rFonts w:eastAsia="Times New Roman" w:cs="Times New Roman"/>
+        </w:rPr>
+        <w:t xml:space="preserve"> SDK Shipping stilte reelle fakturaer fra 2025 til disposisjon (n = 649 etter feature engineering); disse danner studiens uavhengige testsett. Reelle fakturaer for 2020–2024 var ikke tilgjengelige, så perioden er representert ved 998 simulerte transaksjoner ankret i de samme tjeneste</w:t>
+      </w:r>
+      <w:r>
+        <w:rPr>
+          <w:rFonts w:eastAsia="Times New Roman" w:cs="Times New Roman"/>
+        </w:rPr>
+        <w:softHyphen/>
+        <w:t>kategoriene og prisnivåene som SDK fakturerer i 2025. Konsekvensen for validitet drøftes i § 9.4 (S1) og § 9.6.</w:t>
+      </w:r>
+    </w:p>
+    <w:p>
+      <w:pPr>
         <w:pStyle w:val="Overskrift3"/>
       </w:pPr>
       <w:bookmarkStart w:id="57" w:name="datapreparering"/>
-      <w:bookmarkStart w:id="58" w:name="_Toc230635147"/>
+      <w:bookmarkStart w:id="58" w:name="_Toc230677654"/>
       <w:bookmarkEnd w:id="55"/>
       <w:r>
         <w:t>5.3 Datapreparering</w:t>
@@ -15623,7 +15656,7 @@
         <w:pStyle w:val="Overskrift3"/>
       </w:pPr>
       <w:bookmarkStart w:id="59" w:name="datasplit-og-evalueringsprotokoll"/>
-      <w:bookmarkStart w:id="60" w:name="_Toc230635148"/>
+      <w:bookmarkStart w:id="60" w:name="_Toc230677655"/>
       <w:bookmarkEnd w:id="57"/>
       <w:r>
         <w:t>5.4 Datasplit og evalueringsprotokoll</w:t>
@@ -16036,11 +16069,6 @@
                 <w:rFonts w:eastAsia="Times New Roman" w:cs="Times New Roman"/>
               </w:rPr>
               <w:softHyphen/>
-            </w:r>
-            <w:r>
-              <w:rPr>
-                <w:rFonts w:eastAsia="Times New Roman" w:cs="Times New Roman"/>
-              </w:rPr>
               <w:t>modellen (jf. § 8.1.1). Brukes ikke til seleksjon eller hyperparameter</w:t>
             </w:r>
             <w:r>
@@ -16206,7 +16234,7 @@
         <w:pStyle w:val="Overskrift3"/>
       </w:pPr>
       <w:bookmarkStart w:id="61" w:name="feature-engineering"/>
-      <w:bookmarkStart w:id="62" w:name="_Toc230635149"/>
+      <w:bookmarkStart w:id="62" w:name="_Toc230677656"/>
       <w:bookmarkEnd w:id="59"/>
       <w:r>
         <w:t>5.5 Feature engineering</w:t>
@@ -16600,6 +16628,13 @@
           <w:bCs/>
         </w:rPr>
         <w:softHyphen/>
+      </w:r>
+      <w:r>
+        <w:rPr>
+          <w:rFonts w:eastAsia="Times New Roman" w:cs="Times New Roman"/>
+          <w:b/>
+          <w:bCs/>
+        </w:rPr>
         <w:t>features:</w:t>
       </w:r>
       <w:r>
@@ -16935,7 +16970,7 @@
         <w:pStyle w:val="Overskrift3"/>
       </w:pPr>
       <w:bookmarkStart w:id="63" w:name="verktøy-og-reproduserbarhet"/>
-      <w:bookmarkStart w:id="64" w:name="_Toc230635150"/>
+      <w:bookmarkStart w:id="64" w:name="_Toc230677657"/>
       <w:bookmarkEnd w:id="61"/>
       <w:r>
         <w:t>5.6 Verktøy og reproduserbarhet</w:t>
@@ -17008,7 +17043,7 @@
         <w:pStyle w:val="Overskrift3"/>
       </w:pPr>
       <w:bookmarkStart w:id="65" w:name="antakelsessjekk-kompendiet-steg-2"/>
-      <w:bookmarkStart w:id="66" w:name="_Toc230635151"/>
+      <w:bookmarkStart w:id="66" w:name="_Toc230677658"/>
       <w:bookmarkEnd w:id="63"/>
       <w:r>
         <w:t>5.7 Antakelses</w:t>
@@ -17132,7 +17167,13 @@
         <w:rPr>
           <w:rFonts w:eastAsia="Times New Roman" w:cs="Times New Roman"/>
         </w:rPr>
-        <w:t xml:space="preserve"> Bruschagan-test (uformelt: residualer vs. predikert verdi i log-rom) viser at residual</w:t>
+        <w:t xml:space="preserve"> </w:t>
+      </w:r>
+      <w:r>
+        <w:rPr>
+          <w:rFonts w:eastAsia="Times New Roman" w:cs="Times New Roman"/>
+        </w:rPr>
+        <w:t>Bruschagan-test (uformelt: residualer vs. predikert verdi i log-rom) viser at residual</w:t>
       </w:r>
       <w:r>
         <w:rPr>
@@ -17225,13 +17266,7 @@
         <w:rPr>
           <w:rFonts w:eastAsia="Times New Roman" w:cs="Times New Roman"/>
         </w:rPr>
-        <w:t xml:space="preserve"> </w:t>
-      </w:r>
-      <w:r>
-        <w:rPr>
-          <w:rFonts w:eastAsia="Times New Roman" w:cs="Times New Roman"/>
-        </w:rPr>
-        <w:t xml:space="preserve">er sterkt korrelerte (alle VIF &gt; 10, par-Pearson &gt; 0,9). Notebook-cellen som dropper </w:t>
+        <w:t xml:space="preserve"> er sterkt korrelerte (alle VIF &gt; 10, par-Pearson &gt; 0,9). Notebook-cellen som dropper </w:t>
       </w:r>
       <w:r>
         <w:rPr>
@@ -17322,13 +17357,13 @@
           <w:rFonts w:eastAsia="Times New Roman" w:cs="Times New Roman"/>
         </w:rPr>
         <w:softHyphen/>
-        <w:t xml:space="preserve">ensembler ikke er sensitive for kollineære features på samme måte som lineær regresjon — en feature med VIF = 5 i et tre vil bare bli valgt sjeldnere ved split, ikke </w:t>
-      </w:r>
-      <w:r>
-        <w:rPr>
-          <w:rFonts w:eastAsia="Times New Roman" w:cs="Times New Roman"/>
-        </w:rPr>
-        <w:t>gi numerisk ustabilitet.</w:t>
+        <w:t>ensembler ikke er sensitive for kollineære features på samme måte som lineæ</w:t>
+      </w:r>
+      <w:r>
+        <w:rPr>
+          <w:rFonts w:eastAsia="Times New Roman" w:cs="Times New Roman"/>
+        </w:rPr>
+        <w:t>r regresjon — en feature med VIF = 5 i et tre vil bare bli valgt sjeldnere ved split, ikke gi numerisk ustabilitet.</w:t>
       </w:r>
     </w:p>
     <w:p>
@@ -17372,7 +17407,7 @@
         <w:rPr>
           <w:rFonts w:eastAsia="Times New Roman" w:cs="Times New Roman"/>
         </w:rPr>
-        <w:pict w14:anchorId="32A040C8">
+        <w:pict w14:anchorId="456FB182">
           <v:rect id="_x0000_i1032" style="width:0;height:1.5pt" o:hralign="center" o:hrstd="t" o:hr="t"/>
         </w:pict>
       </w:r>
@@ -17382,7 +17417,7 @@
         <w:pStyle w:val="Overskrift2"/>
       </w:pPr>
       <w:bookmarkStart w:id="67" w:name="modell"/>
-      <w:bookmarkStart w:id="68" w:name="_Toc230635152"/>
+      <w:bookmarkStart w:id="68" w:name="_Toc230677659"/>
       <w:bookmarkEnd w:id="49"/>
       <w:bookmarkEnd w:id="65"/>
       <w:r>
@@ -17395,7 +17430,7 @@
         <w:pStyle w:val="Overskrift3"/>
       </w:pPr>
       <w:bookmarkStart w:id="69" w:name="målvariabel-og-tap"/>
-      <w:bookmarkStart w:id="70" w:name="_Toc230635153"/>
+      <w:bookmarkStart w:id="70" w:name="_Toc230677660"/>
       <w:r>
         <w:t>6.1 Mål</w:t>
       </w:r>
@@ -17527,7 +17562,7 @@
         <w:pStyle w:val="Overskrift3"/>
       </w:pPr>
       <w:bookmarkStart w:id="71" w:name="baselinemodeller"/>
-      <w:bookmarkStart w:id="72" w:name="_Toc230635154"/>
+      <w:bookmarkStart w:id="72" w:name="_Toc230677661"/>
       <w:bookmarkEnd w:id="69"/>
       <w:r>
         <w:t>6.2 Baseline</w:t>
@@ -17649,7 +17684,7 @@
         <w:pStyle w:val="Overskrift3"/>
       </w:pPr>
       <w:bookmarkStart w:id="73" w:name="hovedmodell-lightgbm-catboost-ensemble"/>
-      <w:bookmarkStart w:id="74" w:name="_Toc230635155"/>
+      <w:bookmarkStart w:id="74" w:name="_Toc230677662"/>
       <w:bookmarkEnd w:id="71"/>
       <w:r>
         <w:t>6.3 Hovedmodell — LightGBM + CatBoost ensemble</w:t>
@@ -18046,7 +18081,7 @@
         <w:pStyle w:val="Overskrift3"/>
       </w:pPr>
       <w:bookmarkStart w:id="75" w:name="kvantilmodell-og-konform-kalibrering"/>
-      <w:bookmarkStart w:id="76" w:name="_Toc230635156"/>
+      <w:bookmarkStart w:id="76" w:name="_Toc230677663"/>
       <w:bookmarkEnd w:id="73"/>
       <w:r>
         <w:t>6.4 Kvantil</w:t>
@@ -18073,6 +18108,11 @@
           <w:rFonts w:eastAsia="Times New Roman" w:cs="Times New Roman"/>
         </w:rPr>
         <w:softHyphen/>
+      </w:r>
+      <w:r>
+        <w:rPr>
+          <w:rFonts w:eastAsia="Times New Roman" w:cs="Times New Roman"/>
+        </w:rPr>
         <w:t xml:space="preserve">objektivet (pinball loss). Disse kalibreres deretter med </w:t>
       </w:r>
       <w:r>
@@ -18130,7 +18170,7 @@
         <w:pStyle w:val="Overskrift3"/>
       </w:pPr>
       <w:bookmarkStart w:id="77" w:name="hybrid-kalibrering-på-anløpsnivå"/>
-      <w:bookmarkStart w:id="78" w:name="_Toc230635157"/>
+      <w:bookmarkStart w:id="78" w:name="_Toc230677664"/>
       <w:bookmarkEnd w:id="75"/>
       <w:r>
         <w:t>6.5 Hybrid kalibrering på anløpsnivå</w:t>
@@ -18153,11 +18193,6 @@
           <w:rFonts w:eastAsia="Times New Roman" w:cs="Times New Roman"/>
         </w:rPr>
         <w:softHyphen/>
-      </w:r>
-      <w:r>
-        <w:rPr>
-          <w:rFonts w:eastAsia="Times New Roman" w:cs="Times New Roman"/>
-        </w:rPr>
         <w:t>modellen produserer urealistisk lave totaler hvis predikerte transaksjons</w:t>
       </w:r>
       <w:r>
@@ -18515,7 +18550,7 @@
         <w:rPr>
           <w:rFonts w:eastAsia="Times New Roman" w:cs="Times New Roman"/>
         </w:rPr>
-        <w:pict w14:anchorId="48E21412">
+        <w:pict w14:anchorId="68F9AB81">
           <v:rect id="_x0000_i1033" style="width:0;height:1.5pt" o:hralign="center" o:hrstd="t" o:hr="t"/>
         </w:pict>
       </w:r>
@@ -18525,7 +18560,7 @@
         <w:pStyle w:val="Overskrift2"/>
       </w:pPr>
       <w:bookmarkStart w:id="79" w:name="analyse"/>
-      <w:bookmarkStart w:id="80" w:name="_Toc230635158"/>
+      <w:bookmarkStart w:id="80" w:name="_Toc230677665"/>
       <w:bookmarkEnd w:id="67"/>
       <w:bookmarkEnd w:id="77"/>
       <w:r>
@@ -18606,7 +18641,7 @@
         <w:pStyle w:val="Overskrift3"/>
       </w:pPr>
       <w:bookmarkStart w:id="81" w:name="beskrivende-statistikk"/>
-      <w:bookmarkStart w:id="82" w:name="_Toc230635159"/>
+      <w:bookmarkStart w:id="82" w:name="_Toc230677666"/>
       <w:r>
         <w:t>7.1 Beskrivende statistikk</w:t>
       </w:r>
@@ -18623,7 +18658,7 @@
           <w:noProof/>
         </w:rPr>
         <w:drawing>
-          <wp:inline distT="0" distB="0" distL="0" distR="0" wp14:anchorId="2428C118" wp14:editId="4A84854B">
+          <wp:inline distT="0" distB="0" distL="0" distR="0" wp14:anchorId="4D35678D" wp14:editId="14D27773">
             <wp:extent cx="5334000" cy="3288699"/>
             <wp:effectExtent l="0" t="0" r="0" b="0"/>
             <wp:docPr id="52" name="Picture" descr="Figur 7.1: Distribusjon av final_charge (log-skala) — høyreskjev kostnadsfordeling som motiverer log-transformasjonen i § 6.1"/>
@@ -18798,7 +18833,7 @@
           <w:noProof/>
         </w:rPr>
         <w:drawing>
-          <wp:inline distT="0" distB="0" distL="0" distR="0" wp14:anchorId="58FA6456" wp14:editId="18E82C22">
+          <wp:inline distT="0" distB="0" distL="0" distR="0" wp14:anchorId="693D277B" wp14:editId="6A207611">
             <wp:extent cx="5334000" cy="2389866"/>
             <wp:effectExtent l="0" t="0" r="0" b="0"/>
             <wp:docPr id="55" name="Picture" descr="Figur 7.2: Antall transaksjoner per havn og år (2020–2025) — viser trafikkvolum og datatilfang per havn"/>
@@ -18937,7 +18972,7 @@
           <w:noProof/>
         </w:rPr>
         <w:drawing>
-          <wp:inline distT="0" distB="0" distL="0" distR="0" wp14:anchorId="1DF1D59E" wp14:editId="619CC9E4">
+          <wp:inline distT="0" distB="0" distL="0" distR="0" wp14:anchorId="7A5E68F4" wp14:editId="12ED3F5F">
             <wp:extent cx="5334000" cy="2634650"/>
             <wp:effectExtent l="0" t="0" r="0" b="0"/>
             <wp:docPr id="58" name="Picture" descr="Figur 7.3: Kostnad per tjenestekategori, fordelt på størrelseskategori (Liten / Mellomstor / Stor)"/>
@@ -19063,7 +19098,7 @@
         <w:pStyle w:val="Overskrift3"/>
       </w:pPr>
       <w:bookmarkStart w:id="83" w:name="korrelasjoner-og-feature-importance"/>
-      <w:bookmarkStart w:id="84" w:name="_Toc230635160"/>
+      <w:bookmarkStart w:id="84" w:name="_Toc230677667"/>
       <w:bookmarkEnd w:id="81"/>
       <w:r>
         <w:t>7.2 Korrelasjoner og feature importance</w:t>
@@ -19081,7 +19116,7 @@
           <w:noProof/>
         </w:rPr>
         <w:drawing>
-          <wp:inline distT="0" distB="0" distL="0" distR="0" wp14:anchorId="56FA1235" wp14:editId="5299680D">
+          <wp:inline distT="0" distB="0" distL="0" distR="0" wp14:anchorId="32A4D430" wp14:editId="786D0382">
             <wp:extent cx="5334000" cy="3294926"/>
             <wp:effectExtent l="0" t="0" r="0" b="0"/>
             <wp:docPr id="62" name="Picture" descr="Figur 7.4: Spearman-korrelasjon mellom numeriske features og log-kostnad — GT, LOA og fuel­konsum er moderat positivt korrelert"/>
@@ -19219,7 +19254,7 @@
           <w:noProof/>
         </w:rPr>
         <w:drawing>
-          <wp:inline distT="0" distB="0" distL="0" distR="0" wp14:anchorId="62398AAB" wp14:editId="5489BB0E">
+          <wp:inline distT="0" distB="0" distL="0" distR="0" wp14:anchorId="092C9CC6" wp14:editId="0F8705DD">
             <wp:extent cx="5334000" cy="3528031"/>
             <wp:effectExtent l="0" t="0" r="0" b="0"/>
             <wp:docPr id="65" name="Picture" descr="Figur 7.5: Top-15 feature importance fra LightGBM (gain-andel) — service_type og størrelse-baserte aggregat­statistikker dominerer"/>
@@ -19311,13 +19346,7 @@
         <w:rPr>
           <w:rFonts w:eastAsia="Times New Roman" w:cs="Times New Roman"/>
         </w:rPr>
-        <w:t xml:space="preserve"> </w:t>
-      </w:r>
-      <w:r>
-        <w:rPr>
-          <w:rFonts w:eastAsia="Times New Roman" w:cs="Times New Roman"/>
-        </w:rPr>
-        <w:t xml:space="preserve">Top-15 feature importance fra LightGBM (gain). De fem viktigste featurene er </w:t>
+        <w:t xml:space="preserve"> Top-15 feature importance fra LightGBM (gain). De fem viktigste featurene er </w:t>
       </w:r>
       <w:r>
         <w:rPr>
@@ -19420,7 +19449,7 @@
           <w:i/>
           <w:iCs/>
         </w:rPr>
-        <w:t>, seksjon 6; r</w:t>
+        <w:t xml:space="preserve">, seksjon 6; </w:t>
       </w:r>
       <w:r>
         <w:rPr>
@@ -19428,7 +19457,7 @@
           <w:i/>
           <w:iCs/>
         </w:rPr>
-        <w:t xml:space="preserve">eprodusert i </w:t>
+        <w:t xml:space="preserve">reprodusert i </w:t>
       </w:r>
       <w:r>
         <w:rPr>
@@ -19454,7 +19483,7 @@
         <w:pStyle w:val="Overskrift3"/>
       </w:pPr>
       <w:bookmarkStart w:id="85" w:name="shap-analyse"/>
-      <w:bookmarkStart w:id="86" w:name="_Toc230635161"/>
+      <w:bookmarkStart w:id="86" w:name="_Toc230677668"/>
       <w:bookmarkEnd w:id="83"/>
       <w:r>
         <w:t>7.3 SHAP-analyse</w:t>
@@ -19472,7 +19501,7 @@
           <w:noProof/>
         </w:rPr>
         <w:drawing>
-          <wp:inline distT="0" distB="0" distL="0" distR="0" wp14:anchorId="42D9E85E" wp14:editId="3CB447A6">
+          <wp:inline distT="0" distB="0" distL="0" distR="0" wp14:anchorId="49F8B006" wp14:editId="6485AD9E">
             <wp:extent cx="5334000" cy="3530676"/>
             <wp:effectExtent l="0" t="0" r="0" b="0"/>
             <wp:docPr id="69" name="Picture" descr="Figur 7.6: LightGBM gain-importance (fallback for SHAP) — relativ styrke per feature i ensemble­modellen"/>
@@ -19701,7 +19730,7 @@
           <w:noProof/>
         </w:rPr>
         <w:drawing>
-          <wp:inline distT="0" distB="0" distL="0" distR="0" wp14:anchorId="6B2D7B8D" wp14:editId="4AE9BEAB">
+          <wp:inline distT="0" distB="0" distL="0" distR="0" wp14:anchorId="776285A0" wp14:editId="19AD354D">
             <wp:extent cx="5334000" cy="1660156"/>
             <wp:effectExtent l="0" t="0" r="0" b="0"/>
             <wp:docPr id="72" name="Picture" descr="Figur 7.7: Predikerte kostnader fordelt på GT (log-skala), tjenestekategori og ankomsthavn — viser monoton GT-effekt og tydelig havne­variasjon"/>
@@ -19904,7 +19933,7 @@
         <w:pStyle w:val="Overskrift3"/>
       </w:pPr>
       <w:bookmarkStart w:id="87" w:name="residualdiagnostikk"/>
-      <w:bookmarkStart w:id="88" w:name="_Toc230635162"/>
+      <w:bookmarkStart w:id="88" w:name="_Toc230677669"/>
       <w:bookmarkEnd w:id="85"/>
       <w:r>
         <w:t>7.4 Residual</w:t>
@@ -19926,7 +19955,7 @@
           <w:noProof/>
         </w:rPr>
         <w:drawing>
-          <wp:inline distT="0" distB="0" distL="0" distR="0" wp14:anchorId="04447613" wp14:editId="5172631C">
+          <wp:inline distT="0" distB="0" distL="0" distR="0" wp14:anchorId="24E28D49" wp14:editId="2252F9D8">
             <wp:extent cx="5334000" cy="2126429"/>
             <wp:effectExtent l="0" t="0" r="0" b="0"/>
             <wp:docPr id="76" name="Picture" descr="Figur 7.8: Residualplott (predikert vs. faktisk i log-rom) på valideringssettet (n = 490, 2024) — bias ≈ −0,20 indikerer systematisk overprediksjon for lave fakturaer"/>
@@ -20534,7 +20563,7 @@
         <w:rPr>
           <w:rFonts w:eastAsia="Times New Roman" w:cs="Times New Roman"/>
         </w:rPr>
-        <w:pict w14:anchorId="2C510975">
+        <w:pict w14:anchorId="6447A284">
           <v:rect id="_x0000_i1034" style="width:0;height:1.5pt" o:hralign="center" o:hrstd="t" o:hr="t"/>
         </w:pict>
       </w:r>
@@ -20544,7 +20573,7 @@
         <w:pStyle w:val="Overskrift2"/>
       </w:pPr>
       <w:bookmarkStart w:id="89" w:name="resultat"/>
-      <w:bookmarkStart w:id="90" w:name="_Toc230635163"/>
+      <w:bookmarkStart w:id="90" w:name="_Toc230677670"/>
       <w:bookmarkEnd w:id="79"/>
       <w:bookmarkEnd w:id="87"/>
       <w:r>
@@ -20557,7 +20586,7 @@
         <w:pStyle w:val="Overskrift3"/>
       </w:pPr>
       <w:bookmarkStart w:id="91" w:name="X9e63db4d73416036d6c4aff3da2d7ddb8b5d91f"/>
-      <w:bookmarkStart w:id="92" w:name="_Toc230635164"/>
+      <w:bookmarkStart w:id="92" w:name="_Toc230677671"/>
       <w:r>
         <w:t>8.1 Sammenligning av modeller på valideringssettet</w:t>
       </w:r>
@@ -21891,7 +21920,7 @@
         <w:pStyle w:val="Overskrift3"/>
       </w:pPr>
       <w:bookmarkStart w:id="93" w:name="endelig-evaluering-på-testsettet-2025"/>
-      <w:bookmarkStart w:id="94" w:name="_Toc230635165"/>
+      <w:bookmarkStart w:id="94" w:name="_Toc230677672"/>
       <w:bookmarkEnd w:id="91"/>
       <w:r>
         <w:t>8.1.1 Endelig evaluering på testsettet (2025)</w:t>
@@ -22802,7 +22831,13 @@
         <w:rPr>
           <w:rFonts w:eastAsia="Times New Roman" w:cs="Times New Roman"/>
         </w:rPr>
-        <w:t xml:space="preserve"> Ensemble-modellen oppnår MAE = 19 051 EUR på testsettet, ≈ 10 % høyere enn val-MAE (17 350). Dette er forventet etter modell</w:t>
+        <w:t xml:space="preserve"> </w:t>
+      </w:r>
+      <w:r>
+        <w:rPr>
+          <w:rFonts w:eastAsia="Times New Roman" w:cs="Times New Roman"/>
+        </w:rPr>
+        <w:t>Ensemble-modellen oppnår MAE = 19 051 EUR på testsettet, ≈ 10 % høyere enn val-MAE (17 350). Dette er forventet etter modell</w:t>
       </w:r>
       <w:r>
         <w:rPr>
@@ -23038,7 +23073,7 @@
         <w:pStyle w:val="Overskrift3"/>
       </w:pPr>
       <w:bookmarkStart w:id="95" w:name="kvantildekning"/>
-      <w:bookmarkStart w:id="96" w:name="_Toc230635166"/>
+      <w:bookmarkStart w:id="96" w:name="_Toc230677673"/>
       <w:bookmarkEnd w:id="93"/>
       <w:r>
         <w:t>8.2 Kvantil</w:t>
@@ -23094,7 +23129,7 @@
         <w:pStyle w:val="Overskrift3"/>
       </w:pPr>
       <w:bookmarkStart w:id="97" w:name="hybridkalibrert-anløpsestimat-eksempler"/>
-      <w:bookmarkStart w:id="98" w:name="_Toc230635167"/>
+      <w:bookmarkStart w:id="98" w:name="_Toc230677674"/>
       <w:bookmarkEnd w:id="95"/>
       <w:r>
         <w:t>8.3 Hybrid</w:t>
@@ -23159,13 +23194,7 @@
         <w:rPr>
           <w:rFonts w:eastAsia="Times New Roman" w:cs="Times New Roman"/>
         </w:rPr>
-        <w:t xml:space="preserve"> </w:t>
-      </w:r>
-      <w:r>
-        <w:rPr>
-          <w:rFonts w:eastAsia="Times New Roman" w:cs="Times New Roman"/>
-        </w:rPr>
-        <w:t>Norge — mellomstor yacht (GT = 500, LOA = 55 m), juli, 5 dager, medium drivstoff</w:t>
+        <w:t xml:space="preserve"> Norge — mellomstor yacht (GT = 500, LOA = 55 m), juli, 5 dager, medium drivstoff</w:t>
       </w:r>
       <w:r>
         <w:rPr>
@@ -23591,7 +23620,13 @@
         <w:rPr>
           <w:rFonts w:eastAsia="Times New Roman" w:cs="Times New Roman"/>
         </w:rPr>
-        <w:t xml:space="preserve"> Sverige — mellomstor yacht (GT = 500, LOA = 55 m), juli, 5 dager, medium drivstoff.</w:t>
+        <w:t xml:space="preserve"> </w:t>
+      </w:r>
+      <w:r>
+        <w:rPr>
+          <w:rFonts w:eastAsia="Times New Roman" w:cs="Times New Roman"/>
+        </w:rPr>
+        <w:t>Sverige — mellomstor yacht (GT = 500, LOA = 55 m), juli, 5 dager, medium drivstoff.</w:t>
       </w:r>
     </w:p>
     <w:tbl>
@@ -23996,13 +24031,7 @@
         <w:rPr>
           <w:rFonts w:eastAsia="Times New Roman" w:cs="Times New Roman"/>
         </w:rPr>
-        <w:t xml:space="preserve"> </w:t>
-      </w:r>
-      <w:r>
-        <w:rPr>
-          <w:rFonts w:eastAsia="Times New Roman" w:cs="Times New Roman"/>
-        </w:rPr>
-        <w:t>Danmark — mellomstor yacht (GT = 500, LOA = 55 m), juli, 5 dager, medium drivstoff.</w:t>
+        <w:t xml:space="preserve"> Danmark — mellomstor yacht (GT = 500, LOA = 55 m), juli, 5 dager, medium drivstoff.</w:t>
       </w:r>
     </w:p>
     <w:tbl>
@@ -24812,7 +24841,13 @@
         <w:rPr>
           <w:rFonts w:eastAsia="Times New Roman" w:cs="Times New Roman"/>
         </w:rPr>
-        <w:t xml:space="preserve"> Norge — stor yacht (GT = 2 400, LOA = 78 m, Loskrav = Ja), juli, 5 dager, medium drivstoff.</w:t>
+        <w:t xml:space="preserve"> </w:t>
+      </w:r>
+      <w:r>
+        <w:rPr>
+          <w:rFonts w:eastAsia="Times New Roman" w:cs="Times New Roman"/>
+        </w:rPr>
+        <w:t>Norge — stor yacht (GT = 2 400, LOA = 78 m, Loskrav = Ja), juli, 5 dager, medium drivstoff.</w:t>
       </w:r>
     </w:p>
     <w:tbl>
@@ -25266,7 +25301,7 @@
         <w:pStyle w:val="Overskrift3"/>
       </w:pPr>
       <w:bookmarkStart w:id="99" w:name="operasjonell-ytelse"/>
-      <w:bookmarkStart w:id="100" w:name="_Toc230635168"/>
+      <w:bookmarkStart w:id="100" w:name="_Toc230677675"/>
       <w:bookmarkEnd w:id="97"/>
       <w:r>
         <w:t>8.4 Operasjonell ytelse</w:t>
@@ -25321,7 +25356,7 @@
         <w:rPr>
           <w:rFonts w:eastAsia="Times New Roman" w:cs="Times New Roman"/>
         </w:rPr>
-        <w:pict w14:anchorId="3BE490A4">
+        <w:pict w14:anchorId="2B3293FF">
           <v:rect id="_x0000_i1035" style="width:0;height:1.5pt" o:hralign="center" o:hrstd="t" o:hr="t"/>
         </w:pict>
       </w:r>
@@ -25331,7 +25366,7 @@
         <w:pStyle w:val="Overskrift2"/>
       </w:pPr>
       <w:bookmarkStart w:id="101" w:name="diskusjon"/>
-      <w:bookmarkStart w:id="102" w:name="_Toc230635169"/>
+      <w:bookmarkStart w:id="102" w:name="_Toc230677676"/>
       <w:bookmarkEnd w:id="89"/>
       <w:bookmarkEnd w:id="99"/>
       <w:r>
@@ -25344,7 +25379,7 @@
         <w:pStyle w:val="Overskrift3"/>
       </w:pPr>
       <w:bookmarkStart w:id="103" w:name="tolkning-av-resultatene"/>
-      <w:bookmarkStart w:id="104" w:name="_Toc230635170"/>
+      <w:bookmarkStart w:id="104" w:name="_Toc230677677"/>
       <w:r>
         <w:t>9.1 Tolkning av resultatene</w:t>
       </w:r>
@@ -25518,7 +25553,7 @@
         <w:pStyle w:val="Overskrift3"/>
       </w:pPr>
       <w:bookmarkStart w:id="105" w:name="X244671d3f5a9d81faac214b94d413d8f6763369"/>
-      <w:bookmarkStart w:id="106" w:name="_Toc230635171"/>
+      <w:bookmarkStart w:id="106" w:name="_Toc230677678"/>
       <w:bookmarkEnd w:id="103"/>
       <w:r>
         <w:t>9.2 Forholdet mellom ensemble og enkelt</w:t>
@@ -25759,7 +25794,7 @@
         <w:pStyle w:val="Overskrift3"/>
       </w:pPr>
       <w:bookmarkStart w:id="107" w:name="modellens-styrker"/>
-      <w:bookmarkStart w:id="108" w:name="_Toc230635172"/>
+      <w:bookmarkStart w:id="108" w:name="_Toc230677679"/>
       <w:bookmarkEnd w:id="105"/>
       <w:r>
         <w:t>9.3 Modellens styrker</w:t>
@@ -25875,7 +25910,7 @@
         <w:pStyle w:val="Overskrift3"/>
       </w:pPr>
       <w:bookmarkStart w:id="109" w:name="X56aa68e323ecedcef833e61fdd58166787950c3"/>
-      <w:bookmarkStart w:id="110" w:name="_Toc230635173"/>
+      <w:bookmarkStart w:id="110" w:name="_Toc230677680"/>
       <w:bookmarkEnd w:id="107"/>
       <w:r>
         <w:t>9.4 Modellens svakheter — kritisk drøfting og forsvar</w:t>
@@ -25905,14 +25940,61 @@
           <w:b/>
           <w:bCs/>
         </w:rPr>
-        <w:t>Data</w:t>
-      </w:r>
+        <w:t>Strukturell hovedkilde til usikkerhet (S1).</w:t>
+      </w:r>
+      <w:r>
+        <w:rPr>
+          <w:rFonts w:eastAsia="Times New Roman" w:cs="Times New Roman"/>
+        </w:rPr>
+        <w:t xml:space="preserve"> ≈ 60 % av treningstransaksjonene (998 av 1 647, perioden 2020–2024) er simulert fordi reelle fakturaer ikke var tilgjengelige (jf. § 5.2). En ukjent del av val→test-degraderingen (+10 % MAE) skyldes derfor simulert→reell-distribusjons</w:t>
+      </w:r>
+      <w:r>
+        <w:rPr>
+          <w:rFonts w:eastAsia="Times New Roman" w:cs="Times New Roman"/>
+        </w:rPr>
+        <w:softHyphen/>
+        <w:t xml:space="preserve">skift snarere enn ren tidsdrift. </w:t>
+      </w:r>
+      <w:r>
+        <w:rPr>
+          <w:rFonts w:eastAsia="Times New Roman" w:cs="Times New Roman"/>
+          <w:i/>
+          <w:iCs/>
+        </w:rPr>
+        <w:t>Forsvar:</w:t>
+      </w:r>
+      <w:r>
+        <w:rPr>
+          <w:rFonts w:eastAsia="Times New Roman" w:cs="Times New Roman"/>
+        </w:rPr>
+        <w:t xml:space="preserve"> simuleringen er ankret i SDK Shipping sine reelle 2025-fakturaer, og 2025-testsettet (n = 649) bekrefter brukbare estimater på faktiske data. Strukturelt lukkes dette først når flere år med reelle fakturaer foreligger (videre arbeid p</w:t>
+      </w:r>
+      <w:r>
+        <w:rPr>
+          <w:rFonts w:eastAsia="Times New Roman" w:cs="Times New Roman"/>
+        </w:rPr>
+        <w:t>unkt 1).</w:t>
+      </w:r>
+    </w:p>
+    <w:p>
+      <w:pPr>
+        <w:pStyle w:val="Brdtekst"/>
+        <w:spacing w:line="360" w:lineRule="auto"/>
+      </w:pPr>
       <w:r>
         <w:rPr>
           <w:rFonts w:eastAsia="Times New Roman" w:cs="Times New Roman"/>
           <w:b/>
           <w:bCs/>
         </w:rPr>
+        <w:t>Data</w:t>
+      </w:r>
+      <w:r>
+        <w:rPr>
+          <w:rFonts w:eastAsia="Times New Roman" w:cs="Times New Roman"/>
+          <w:b/>
+          <w:bCs/>
+        </w:rPr>
         <w:softHyphen/>
         <w:t>svakheter (1–7).</w:t>
       </w:r>
@@ -25934,7 +26016,14 @@
         <w:rPr>
           <w:rFonts w:eastAsia="Times New Roman" w:cs="Times New Roman"/>
         </w:rPr>
-        <w:t xml:space="preserve"> den strukturelt største svakheten — modellen kan ha lært yacht-spesifikke mønstre. </w:t>
+        <w:t xml:space="preserve"> den strukturelt største svakheten innenfor data</w:t>
+      </w:r>
+      <w:r>
+        <w:rPr>
+          <w:rFonts w:eastAsia="Times New Roman" w:cs="Times New Roman"/>
+        </w:rPr>
+        <w:softHyphen/>
+        <w:t xml:space="preserve">settet — modellen kan ha lært yacht-spesifikke mønstre. </w:t>
       </w:r>
       <w:r>
         <w:rPr>
@@ -25984,19 +26073,21 @@
           <w:i/>
           <w:iCs/>
         </w:rPr>
-        <w:t>Sjeldne havner (Stavanger n=3, Kristiansand n=8):</w:t>
-      </w:r>
-      <w:r>
-        <w:rPr>
-          <w:rFonts w:eastAsia="Times New Roman" w:cs="Times New Roman"/>
-        </w:rPr>
-        <w:t xml:space="preserve"> hybrid-kalib</w:t>
-      </w:r>
-      <w:r>
-        <w:rPr>
-          <w:rFonts w:eastAsia="Times New Roman" w:cs="Times New Roman"/>
-        </w:rPr>
-        <w:t>reringen kollapser til rent modell</w:t>
+        <w:t>Sjeldne havner (Stavanger n=3, Kristiansa</w:t>
+      </w:r>
+      <w:r>
+        <w:rPr>
+          <w:rFonts w:eastAsia="Times New Roman" w:cs="Times New Roman"/>
+          <w:i/>
+          <w:iCs/>
+        </w:rPr>
+        <w:t>nd n=8):</w:t>
+      </w:r>
+      <w:r>
+        <w:rPr>
+          <w:rFonts w:eastAsia="Times New Roman" w:cs="Times New Roman"/>
+        </w:rPr>
+        <w:t xml:space="preserve"> hybrid-kalibreringen kollapser til rent modell</w:t>
       </w:r>
       <w:r>
         <w:rPr>
@@ -26743,6 +26834,11 @@
           <w:rFonts w:eastAsia="Times New Roman" w:cs="Times New Roman"/>
         </w:rPr>
         <w:softHyphen/>
+      </w:r>
+      <w:r>
+        <w:rPr>
+          <w:rFonts w:eastAsia="Times New Roman" w:cs="Times New Roman"/>
+        </w:rPr>
         <w:t>settet er evaluert mot prefit-modellen som proxy (§ 8.1.1); refit på all data gir lavest forventet generaliserings</w:t>
       </w:r>
       <w:r>
@@ -26770,7 +26866,13 @@
           <w:i/>
           <w:iCs/>
         </w:rPr>
-        <w:t>data</w:t>
+        <w:t>strukturell hovedkilde</w:t>
+      </w:r>
+      <w:r>
+        <w:rPr>
+          <w:rFonts w:eastAsia="Times New Roman" w:cs="Times New Roman"/>
+        </w:rPr>
+        <w:t xml:space="preserve"> (S1, simulert 2020–2024-trening), </w:t>
       </w:r>
       <w:r>
         <w:rPr>
@@ -26778,14 +26880,7 @@
           <w:i/>
           <w:iCs/>
         </w:rPr>
-        <w:softHyphen/>
-        <w:t>utfordringene</w:t>
-      </w:r>
-      <w:r>
-        <w:rPr>
-          <w:rFonts w:eastAsia="Times New Roman" w:cs="Times New Roman"/>
-        </w:rPr>
-        <w:t xml:space="preserve"> (1–4) og </w:t>
+        <w:t>data</w:t>
       </w:r>
       <w:r>
         <w:rPr>
@@ -26793,19 +26888,37 @@
           <w:i/>
           <w:iCs/>
         </w:rPr>
-        <w:t>strukturelle begrensninger</w:t>
-      </w:r>
-      <w:r>
-        <w:rPr>
-          <w:rFonts w:eastAsia="Times New Roman" w:cs="Times New Roman"/>
-        </w:rPr>
-        <w:t xml:space="preserve"> </w:t>
-      </w:r>
-      <w:r>
-        <w:rPr>
-          <w:rFonts w:eastAsia="Times New Roman" w:cs="Times New Roman"/>
-        </w:rPr>
-        <w:t>(16) ikke kan lukkes ved bedre modellering — bare ved mer data eller fortsatt drift. Modell- og antakelses</w:t>
+        <w:softHyphen/>
+        <w:t>utfordringene</w:t>
+      </w:r>
+      <w:r>
+        <w:rPr>
+          <w:rFonts w:eastAsia="Times New Roman" w:cs="Times New Roman"/>
+        </w:rPr>
+        <w:t xml:space="preserve"> (1–4) og </w:t>
+      </w:r>
+      <w:r>
+        <w:rPr>
+          <w:rFonts w:eastAsia="Times New Roman" w:cs="Times New Roman"/>
+          <w:i/>
+          <w:iCs/>
+        </w:rPr>
+        <w:t>operasjonaliserings</w:t>
+      </w:r>
+      <w:r>
+        <w:rPr>
+          <w:rFonts w:eastAsia="Times New Roman" w:cs="Times New Roman"/>
+          <w:i/>
+          <w:iCs/>
+        </w:rPr>
+        <w:softHyphen/>
+        <w:t>svakheten</w:t>
+      </w:r>
+      <w:r>
+        <w:rPr>
+          <w:rFonts w:eastAsia="Times New Roman" w:cs="Times New Roman"/>
+        </w:rPr>
+        <w:t xml:space="preserve"> (16) ikke kan lukkes ved bedre modellering — bare ved mer reelle data eller fortsatt drift. Modell- og antakelses</w:t>
       </w:r>
       <w:r>
         <w:rPr>
@@ -26820,7 +26933,7 @@
         <w:pStyle w:val="Overskrift3"/>
       </w:pPr>
       <w:bookmarkStart w:id="111" w:name="funn-fra-brukertest-mai-2026"/>
-      <w:bookmarkStart w:id="112" w:name="_Toc230635174"/>
+      <w:bookmarkStart w:id="112" w:name="_Toc230677681"/>
       <w:bookmarkEnd w:id="109"/>
       <w:r>
         <w:t>9.5 Funn fra brukertest mai 2026</w:t>
@@ -27334,7 +27447,7 @@
           <w:rFonts w:eastAsia="Times New Roman" w:cs="Times New Roman"/>
         </w:rPr>
         <w:softHyphen/>
-        <w:t xml:space="preserve">profil — finnes ikke i datagrunnlaget. Det er gjort et bevisst valg å </w:t>
+        <w:t xml:space="preserve">profil — finnes ikke i datagrunnlaget (verken i de reelle 2025-fakturaene eller i 2020–2024-simuleringen, jf. § 5.2). Det er gjort et bevisst valg å </w:t>
       </w:r>
       <w:r>
         <w:rPr>
@@ -27348,7 +27461,7 @@
         <w:rPr>
           <w:rFonts w:eastAsia="Times New Roman" w:cs="Times New Roman"/>
         </w:rPr>
-        <w:t xml:space="preserve"> simulere data, men to tiltak er innført: (a) </w:t>
+        <w:t xml:space="preserve"> fylle inn syntetiske </w:t>
       </w:r>
       <w:r>
         <w:rPr>
@@ -27362,58 +27475,64 @@
         <w:rPr>
           <w:rFonts w:eastAsia="Times New Roman" w:cs="Times New Roman"/>
         </w:rPr>
-        <w:t xml:space="preserve"> er nå et valgfritt API-felt og UI-velger (“not_demanding”/“neutral”/“demanding”) som lagres med registry-oppføringer for fremtidig re-trening; (b) en operasjonell rubrikk er foreslått i Vedlegg E, som må forfattes og signeres av SDK Shipping selv. Dette er det empiriske grunnlaget for § 1.5 punkt (ii) — CQR kompenserer ikke for en manglende feature.</w:t>
-      </w:r>
-    </w:p>
-    <w:p>
-      <w:pPr>
-        <w:pStyle w:val="Overskrift4"/>
-      </w:pPr>
-      <w:bookmarkStart w:id="117" w:name="land-aggregater-i-modellen-er-poolet"/>
-      <w:bookmarkEnd w:id="116"/>
-      <w:r>
-        <w:t>9.5.5 Land-aggregater i modellen er poolet</w:t>
-      </w:r>
-    </w:p>
-    <w:p>
-      <w:pPr>
-        <w:pStyle w:val="FirstParagraph"/>
-        <w:spacing w:line="360" w:lineRule="auto"/>
-      </w:pPr>
+        <w:t xml:space="preserve">-verdier, men to tiltak er innført: (a) </w:t>
+      </w:r>
       <w:r>
         <w:rPr>
           <w:rStyle w:val="VerbatimChar"/>
           <w:rFonts w:ascii="Times New Roman" w:eastAsia="Times New Roman" w:hAnsi="Times New Roman" w:cs="Times New Roman"/>
           <w:sz w:val="24"/>
         </w:rPr>
-        <w:t>port_stats</w:t>
-      </w:r>
-      <w:r>
-        <w:rPr>
-          <w:rFonts w:eastAsia="Times New Roman" w:cs="Times New Roman"/>
-        </w:rPr>
-        <w:t xml:space="preserve"> fanger land</w:t>
-      </w:r>
-      <w:r>
-        <w:rPr>
-          <w:rFonts w:eastAsia="Times New Roman" w:cs="Times New Roman"/>
-        </w:rPr>
-        <w:softHyphen/>
-        <w:t xml:space="preserve">signal indirekte via </w:t>
-      </w:r>
+        <w:t>guest_experience</w:t>
+      </w:r>
+      <w:r>
+        <w:rPr>
+          <w:rFonts w:eastAsia="Times New Roman" w:cs="Times New Roman"/>
+        </w:rPr>
+        <w:t xml:space="preserve"> er nå et valgfritt API-felt og UI-velger (“not_demanding”/“neutral”/“demanding”</w:t>
+      </w:r>
+      <w:r>
+        <w:rPr>
+          <w:rFonts w:eastAsia="Times New Roman" w:cs="Times New Roman"/>
+        </w:rPr>
+        <w:t>) som lagres med registry-oppføringer for fremtidig re-trening; (b) en operasjonell rubrikk er foreslått i Vedlegg E, som må forfattes og signeres av SDK Shipping selv. Dette er det empiriske grunnlaget for § 1.5 punkt (ii) — CQR kompenserer ikke for en manglende feature.</w:t>
+      </w:r>
+    </w:p>
+    <w:p>
+      <w:pPr>
+        <w:pStyle w:val="Overskrift4"/>
+      </w:pPr>
+      <w:bookmarkStart w:id="117" w:name="land-aggregater-i-modellen-er-poolet"/>
+      <w:bookmarkEnd w:id="116"/>
+      <w:r>
+        <w:t>9.5.5 Land-aggregater i modellen er poolet</w:t>
+      </w:r>
+    </w:p>
+    <w:p>
+      <w:pPr>
+        <w:pStyle w:val="FirstParagraph"/>
+        <w:spacing w:line="360" w:lineRule="auto"/>
+      </w:pPr>
       <w:r>
         <w:rPr>
           <w:rStyle w:val="VerbatimChar"/>
           <w:rFonts w:ascii="Times New Roman" w:eastAsia="Times New Roman" w:hAnsi="Times New Roman" w:cs="Times New Roman"/>
           <w:sz w:val="24"/>
         </w:rPr>
-        <w:t>arrival_port</w:t>
-      </w:r>
-      <w:r>
-        <w:rPr>
-          <w:rFonts w:eastAsia="Times New Roman" w:cs="Times New Roman"/>
-        </w:rPr>
-        <w:t xml:space="preserve">-kategoriene, men </w:t>
+        <w:t>port_stats</w:t>
+      </w:r>
+      <w:r>
+        <w:rPr>
+          <w:rFonts w:eastAsia="Times New Roman" w:cs="Times New Roman"/>
+        </w:rPr>
+        <w:t xml:space="preserve"> fanger land</w:t>
+      </w:r>
+      <w:r>
+        <w:rPr>
+          <w:rFonts w:eastAsia="Times New Roman" w:cs="Times New Roman"/>
+        </w:rPr>
+        <w:softHyphen/>
+        <w:t xml:space="preserve">signal indirekte via </w:t>
       </w:r>
       <w:r>
         <w:rPr>
@@ -27421,13 +27540,13 @@
           <w:rFonts w:ascii="Times New Roman" w:eastAsia="Times New Roman" w:hAnsi="Times New Roman" w:cs="Times New Roman"/>
           <w:sz w:val="24"/>
         </w:rPr>
-        <w:t>size_stats</w:t>
-      </w:r>
-      <w:r>
-        <w:rPr>
-          <w:rFonts w:eastAsia="Times New Roman" w:cs="Times New Roman"/>
-        </w:rPr>
-        <w:t xml:space="preserve"> og </w:t>
+        <w:t>arrival_port</w:t>
+      </w:r>
+      <w:r>
+        <w:rPr>
+          <w:rFonts w:eastAsia="Times New Roman" w:cs="Times New Roman"/>
+        </w:rPr>
+        <w:t xml:space="preserve">-kategoriene, men </w:t>
       </w:r>
       <w:r>
         <w:rPr>
@@ -27435,40 +27554,13 @@
           <w:rFonts w:ascii="Times New Roman" w:eastAsia="Times New Roman" w:hAnsi="Times New Roman" w:cs="Times New Roman"/>
           <w:sz w:val="24"/>
         </w:rPr>
-        <w:t>size_svc_stats</w:t>
-      </w:r>
-      <w:r>
-        <w:rPr>
-          <w:rFonts w:eastAsia="Times New Roman" w:cs="Times New Roman"/>
-        </w:rPr>
-        <w:t xml:space="preserve"> </w:t>
-      </w:r>
-      <w:r>
-        <w:rPr>
-          <w:rFonts w:eastAsia="Times New Roman" w:cs="Times New Roman"/>
-        </w:rPr>
-        <w:t>er joinet kun på størrelse og pooler dermed transaksjons</w:t>
-      </w:r>
-      <w:r>
-        <w:rPr>
-          <w:rFonts w:eastAsia="Times New Roman" w:cs="Times New Roman"/>
-        </w:rPr>
-        <w:softHyphen/>
-        <w:t>data på tvers av NO/SE/DK. For størrelses</w:t>
-      </w:r>
-      <w:r>
-        <w:rPr>
-          <w:rFonts w:eastAsia="Times New Roman" w:cs="Times New Roman"/>
-        </w:rPr>
-        <w:softHyphen/>
-        <w:t>baserte features går land</w:t>
-      </w:r>
-      <w:r>
-        <w:rPr>
-          <w:rFonts w:eastAsia="Times New Roman" w:cs="Times New Roman"/>
-        </w:rPr>
-        <w:softHyphen/>
-        <w:t xml:space="preserve">signalet tapt — særlig synlig for København (høyt nivå) vs. norske havner. Riktig fix er </w:t>
+        <w:t>size_stats</w:t>
+      </w:r>
+      <w:r>
+        <w:rPr>
+          <w:rFonts w:eastAsia="Times New Roman" w:cs="Times New Roman"/>
+        </w:rPr>
+        <w:t xml:space="preserve"> og </w:t>
       </w:r>
       <w:r>
         <w:rPr>
@@ -27476,13 +27568,34 @@
           <w:rFonts w:ascii="Times New Roman" w:eastAsia="Times New Roman" w:hAnsi="Times New Roman" w:cs="Times New Roman"/>
           <w:sz w:val="24"/>
         </w:rPr>
-        <w:t>country_size_*</w:t>
-      </w:r>
-      <w:r>
-        <w:rPr>
-          <w:rFonts w:eastAsia="Times New Roman" w:cs="Times New Roman"/>
-        </w:rPr>
-        <w:t xml:space="preserve">-aggregater og re-trening (videre arbeid punkt 5). Mellomtiltak: </w:t>
+        <w:t>size_svc_stats</w:t>
+      </w:r>
+      <w:r>
+        <w:rPr>
+          <w:rFonts w:eastAsia="Times New Roman" w:cs="Times New Roman"/>
+        </w:rPr>
+        <w:t xml:space="preserve"> er joinet kun på størrelse og pooler dermed transaksjons</w:t>
+      </w:r>
+      <w:r>
+        <w:rPr>
+          <w:rFonts w:eastAsia="Times New Roman" w:cs="Times New Roman"/>
+        </w:rPr>
+        <w:softHyphen/>
+        <w:t>data på tvers av NO/SE/DK. For størrelses</w:t>
+      </w:r>
+      <w:r>
+        <w:rPr>
+          <w:rFonts w:eastAsia="Times New Roman" w:cs="Times New Roman"/>
+        </w:rPr>
+        <w:softHyphen/>
+        <w:t>baserte features går land</w:t>
+      </w:r>
+      <w:r>
+        <w:rPr>
+          <w:rFonts w:eastAsia="Times New Roman" w:cs="Times New Roman"/>
+        </w:rPr>
+        <w:softHyphen/>
+        <w:t xml:space="preserve">signalet tapt — særlig synlig for København (høyt nivå) vs. norske havner. Riktig fix er </w:t>
       </w:r>
       <w:r>
         <w:rPr>
@@ -27490,60 +27603,13 @@
           <w:rFonts w:ascii="Times New Roman" w:eastAsia="Times New Roman" w:hAnsi="Times New Roman" w:cs="Times New Roman"/>
           <w:sz w:val="24"/>
         </w:rPr>
-        <w:t>country</w:t>
-      </w:r>
-      <w:r>
-        <w:rPr>
-          <w:rFonts w:eastAsia="Times New Roman" w:cs="Times New Roman"/>
-        </w:rPr>
-        <w:t xml:space="preserve"> er nå synliggjort i API-respons og frontend.</w:t>
-      </w:r>
-    </w:p>
-    <w:p>
-      <w:pPr>
-        <w:pStyle w:val="Overskrift4"/>
-      </w:pPr>
-      <w:bookmarkStart w:id="118" w:name="Xfb89bcd0f3196bce2464378960df46d55e2a129"/>
-      <w:bookmarkEnd w:id="117"/>
-      <w:r>
-        <w:t>9.5.6 Per-yacht aggregering for skalerings</w:t>
-      </w:r>
-      <w:r>
-        <w:softHyphen/>
-        <w:t>spørsmålet</w:t>
-      </w:r>
-    </w:p>
-    <w:p>
-      <w:pPr>
-        <w:pStyle w:val="FirstParagraph"/>
-        <w:spacing w:line="360" w:lineRule="auto"/>
-      </w:pPr>
-      <w:r>
-        <w:rPr>
-          <w:rFonts w:eastAsia="Times New Roman" w:cs="Times New Roman"/>
-        </w:rPr>
-        <w:t xml:space="preserve">Manageren spurte: </w:t>
-      </w:r>
-      <w:r>
-        <w:rPr>
-          <w:rFonts w:eastAsia="Times New Roman" w:cs="Times New Roman"/>
-          <w:i/>
-          <w:iCs/>
-        </w:rPr>
-        <w:t>“hvis vi har 25 yachter i år og 4 M DKK i inntekt, hva blir det med 30 neste år?”</w:t>
-      </w:r>
-      <w:r>
-        <w:rPr>
-          <w:rFonts w:eastAsia="Times New Roman" w:cs="Times New Roman"/>
-        </w:rPr>
-        <w:t xml:space="preserve"> v0.2 hadde ingen per-yacht</w:t>
-      </w:r>
-      <w:r>
-        <w:rPr>
-          <w:rFonts w:eastAsia="Times New Roman" w:cs="Times New Roman"/>
-        </w:rPr>
-        <w:softHyphen/>
-        <w:t xml:space="preserve">visning. Tiltak: </w:t>
+        <w:t>country_size_*</w:t>
+      </w:r>
+      <w:r>
+        <w:rPr>
+          <w:rFonts w:eastAsia="Times New Roman" w:cs="Times New Roman"/>
+        </w:rPr>
+        <w:t xml:space="preserve">-aggregater og re-trening (videre arbeid punkt 5). Mellomtiltak: </w:t>
       </w:r>
       <w:r>
         <w:rPr>
@@ -27551,13 +27617,60 @@
           <w:rFonts w:ascii="Times New Roman" w:eastAsia="Times New Roman" w:hAnsi="Times New Roman" w:cs="Times New Roman"/>
           <w:sz w:val="24"/>
         </w:rPr>
-        <w:t>/forecast</w:t>
-      </w:r>
-      <w:r>
-        <w:rPr>
-          <w:rFonts w:eastAsia="Times New Roman" w:cs="Times New Roman"/>
-        </w:rPr>
-        <w:t xml:space="preserve"> grupperer på </w:t>
+        <w:t>country</w:t>
+      </w:r>
+      <w:r>
+        <w:rPr>
+          <w:rFonts w:eastAsia="Times New Roman" w:cs="Times New Roman"/>
+        </w:rPr>
+        <w:t xml:space="preserve"> er nå synliggjort i API-respons og frontend.</w:t>
+      </w:r>
+    </w:p>
+    <w:p>
+      <w:pPr>
+        <w:pStyle w:val="Overskrift4"/>
+      </w:pPr>
+      <w:bookmarkStart w:id="118" w:name="Xfb89bcd0f3196bce2464378960df46d55e2a129"/>
+      <w:bookmarkEnd w:id="117"/>
+      <w:r>
+        <w:t>9.5.6 Per-yacht aggregering for skalerings</w:t>
+      </w:r>
+      <w:r>
+        <w:softHyphen/>
+        <w:t>spørsmålet</w:t>
+      </w:r>
+    </w:p>
+    <w:p>
+      <w:pPr>
+        <w:pStyle w:val="FirstParagraph"/>
+        <w:spacing w:line="360" w:lineRule="auto"/>
+      </w:pPr>
+      <w:r>
+        <w:rPr>
+          <w:rFonts w:eastAsia="Times New Roman" w:cs="Times New Roman"/>
+        </w:rPr>
+        <w:t xml:space="preserve">Manageren spurte: </w:t>
+      </w:r>
+      <w:r>
+        <w:rPr>
+          <w:rFonts w:eastAsia="Times New Roman" w:cs="Times New Roman"/>
+          <w:i/>
+          <w:iCs/>
+        </w:rPr>
+        <w:t>“hvis vi har 25 yachter i år og 4 M DKK i inntekt, hva blir det med 30 neste år?”</w:t>
+      </w:r>
+      <w:r>
+        <w:rPr>
+          <w:rFonts w:eastAsia="Times New Roman" w:cs="Times New Roman"/>
+        </w:rPr>
+        <w:t xml:space="preserve"> v0.2 hadde ingen per-yacht</w:t>
+      </w:r>
+      <w:r>
+        <w:rPr>
+          <w:rFonts w:eastAsia="Times New Roman" w:cs="Times New Roman"/>
+        </w:rPr>
+        <w:softHyphen/>
+        <w:t xml:space="preserve">visning. Tiltak: </w:t>
       </w:r>
       <w:r>
         <w:rPr>
@@ -27565,20 +27678,13 @@
           <w:rFonts w:ascii="Times New Roman" w:eastAsia="Times New Roman" w:hAnsi="Times New Roman" w:cs="Times New Roman"/>
           <w:sz w:val="24"/>
         </w:rPr>
-        <w:t>yachtName</w:t>
-      </w:r>
-      <w:r>
-        <w:rPr>
-          <w:rFonts w:eastAsia="Times New Roman" w:cs="Times New Roman"/>
-        </w:rPr>
-        <w:t>, normaliserer til EUR, og viser flåte-snitt + naiv lineær skalerings</w:t>
-      </w:r>
-      <w:r>
-        <w:rPr>
-          <w:rFonts w:eastAsia="Times New Roman" w:cs="Times New Roman"/>
-        </w:rPr>
-        <w:softHyphen/>
-        <w:t>projeksjon (</w:t>
+        <w:t>/forecast</w:t>
+      </w:r>
+      <w:r>
+        <w:rPr>
+          <w:rFonts w:eastAsia="Times New Roman" w:cs="Times New Roman"/>
+        </w:rPr>
+        <w:t xml:space="preserve"> grupperer på </w:t>
       </w:r>
       <w:r>
         <w:rPr>
@@ -27586,42 +27692,20 @@
           <w:rFonts w:ascii="Times New Roman" w:eastAsia="Times New Roman" w:hAnsi="Times New Roman" w:cs="Times New Roman"/>
           <w:sz w:val="24"/>
         </w:rPr>
-        <w:t>avg_per_yacht × N</w:t>
-      </w:r>
-      <w:r>
-        <w:rPr>
-          <w:rFonts w:eastAsia="Times New Roman" w:cs="Times New Roman"/>
-        </w:rPr>
-        <w:t>) med eksplisitt note om at modellen ikke fanger kapasitets-, havne- eller sesong</w:t>
-      </w:r>
-      <w:r>
-        <w:rPr>
-          <w:rFonts w:eastAsia="Times New Roman" w:cs="Times New Roman"/>
-        </w:rPr>
-        <w:softHyphen/>
-        <w:t>begrensninger.</w:t>
-      </w:r>
-    </w:p>
-    <w:p>
-      <w:pPr>
-        <w:pStyle w:val="Overskrift4"/>
-      </w:pPr>
-      <w:bookmarkStart w:id="119" w:name="X5dd4a93841416e0d3a6753e4a56351cf7060d37"/>
-      <w:bookmarkEnd w:id="118"/>
-      <w:r>
-        <w:t>9.5.7 Provisions-override vurdert og avvist (v0.4)</w:t>
-      </w:r>
-    </w:p>
-    <w:p>
-      <w:pPr>
-        <w:pStyle w:val="FirstParagraph"/>
-        <w:spacing w:line="360" w:lineRule="auto"/>
-      </w:pPr>
-      <w:r>
-        <w:rPr>
-          <w:rFonts w:eastAsia="Times New Roman" w:cs="Times New Roman"/>
-        </w:rPr>
-        <w:t xml:space="preserve">v0.3 hadde valgfri </w:t>
+        <w:t>yachtName</w:t>
+      </w:r>
+      <w:r>
+        <w:rPr>
+          <w:rFonts w:eastAsia="Times New Roman" w:cs="Times New Roman"/>
+        </w:rPr>
+        <w:t>, normaliserer til EUR, og viser flåte-snitt + naiv lineær skalerings</w:t>
+      </w:r>
+      <w:r>
+        <w:rPr>
+          <w:rFonts w:eastAsia="Times New Roman" w:cs="Times New Roman"/>
+        </w:rPr>
+        <w:softHyphen/>
+        <w:t>projeksjon (</w:t>
       </w:r>
       <w:r>
         <w:rPr>
@@ -27629,13 +27713,42 @@
           <w:rFonts w:ascii="Times New Roman" w:eastAsia="Times New Roman" w:hAnsi="Times New Roman" w:cs="Times New Roman"/>
           <w:sz w:val="24"/>
         </w:rPr>
-        <w:t>provisioning_override</w:t>
-      </w:r>
-      <w:r>
-        <w:rPr>
-          <w:rFonts w:eastAsia="Times New Roman" w:cs="Times New Roman"/>
-        </w:rPr>
-        <w:t xml:space="preserve">; den ble fjernet i v0.4 (commit </w:t>
+        <w:t>avg_per_yacht × N</w:t>
+      </w:r>
+      <w:r>
+        <w:rPr>
+          <w:rFonts w:eastAsia="Times New Roman" w:cs="Times New Roman"/>
+        </w:rPr>
+        <w:t>) med eksplisitt note om at modellen ikke fanger kapasitets-, havne- eller sesong</w:t>
+      </w:r>
+      <w:r>
+        <w:rPr>
+          <w:rFonts w:eastAsia="Times New Roman" w:cs="Times New Roman"/>
+        </w:rPr>
+        <w:softHyphen/>
+        <w:t>begrensninger.</w:t>
+      </w:r>
+    </w:p>
+    <w:p>
+      <w:pPr>
+        <w:pStyle w:val="Overskrift4"/>
+      </w:pPr>
+      <w:bookmarkStart w:id="119" w:name="X5dd4a93841416e0d3a6753e4a56351cf7060d37"/>
+      <w:bookmarkEnd w:id="118"/>
+      <w:r>
+        <w:t>9.5.7 Provisions-override vurdert og avvist (v0.4)</w:t>
+      </w:r>
+    </w:p>
+    <w:p>
+      <w:pPr>
+        <w:pStyle w:val="FirstParagraph"/>
+        <w:spacing w:line="360" w:lineRule="auto"/>
+      </w:pPr>
+      <w:r>
+        <w:rPr>
+          <w:rFonts w:eastAsia="Times New Roman" w:cs="Times New Roman"/>
+        </w:rPr>
+        <w:t xml:space="preserve">v0.3 hadde valgfri </w:t>
       </w:r>
       <w:r>
         <w:rPr>
@@ -27643,34 +27756,13 @@
           <w:rFonts w:ascii="Times New Roman" w:eastAsia="Times New Roman" w:hAnsi="Times New Roman" w:cs="Times New Roman"/>
           <w:sz w:val="24"/>
         </w:rPr>
-        <w:t>e24655a</w:t>
-      </w:r>
-      <w:r>
-        <w:rPr>
-          <w:rFonts w:eastAsia="Times New Roman" w:cs="Times New Roman"/>
-        </w:rPr>
-        <w:t>) på metodisk grunnlag: en override som erstatter modellens prediksjon med et magefølelses</w:t>
-      </w:r>
-      <w:r>
-        <w:rPr>
-          <w:rFonts w:eastAsia="Times New Roman" w:cs="Times New Roman"/>
-        </w:rPr>
-        <w:softHyphen/>
-        <w:t xml:space="preserve">tall undergraver verktøyets formål. For bunkers er overriden forsvarlig fordi den substitueres med en </w:t>
-      </w:r>
-      <w:r>
-        <w:rPr>
-          <w:rFonts w:eastAsia="Times New Roman" w:cs="Times New Roman"/>
-          <w:i/>
-          <w:iCs/>
-        </w:rPr>
-        <w:t>deterministisk fysisk formel</w:t>
-      </w:r>
-      <w:r>
-        <w:rPr>
-          <w:rFonts w:eastAsia="Times New Roman" w:cs="Times New Roman"/>
-        </w:rPr>
-        <w:t xml:space="preserve">. For Provisions finnes ingen tilsvarende substitutt før </w:t>
+        <w:t>provisioning_override</w:t>
+      </w:r>
+      <w:r>
+        <w:rPr>
+          <w:rFonts w:eastAsia="Times New Roman" w:cs="Times New Roman"/>
+        </w:rPr>
+        <w:t xml:space="preserve">; den ble fjernet i v0.4 (commit </w:t>
       </w:r>
       <w:r>
         <w:rPr>
@@ -27678,74 +27770,34 @@
           <w:rFonts w:ascii="Times New Roman" w:eastAsia="Times New Roman" w:hAnsi="Times New Roman" w:cs="Times New Roman"/>
           <w:sz w:val="24"/>
         </w:rPr>
-        <w:t>guest_experience</w:t>
-      </w:r>
-      <w:r>
-        <w:rPr>
-          <w:rFonts w:eastAsia="Times New Roman" w:cs="Times New Roman"/>
-        </w:rPr>
-        <w:t xml:space="preserve"> er observerbar. Provisions-feilen skal lukkes via labels + re-trening, ikke maskeres via UI.</w:t>
-      </w:r>
-    </w:p>
-    <w:p>
-      <w:pPr>
-        <w:pStyle w:val="Overskrift3"/>
-      </w:pPr>
-      <w:bookmarkStart w:id="120" w:name="validitet-og-generaliserbarhet"/>
-      <w:bookmarkStart w:id="121" w:name="_Toc230635175"/>
-      <w:bookmarkEnd w:id="111"/>
-      <w:bookmarkEnd w:id="119"/>
-      <w:r>
-        <w:t>9.6 Validitet og generaliserbarhet</w:t>
-      </w:r>
-      <w:bookmarkEnd w:id="121"/>
-    </w:p>
-    <w:p>
-      <w:pPr>
-        <w:pStyle w:val="FirstParagraph"/>
-        <w:spacing w:line="360" w:lineRule="auto"/>
-      </w:pPr>
-      <w:r>
-        <w:rPr>
-          <w:rFonts w:eastAsia="Times New Roman" w:cs="Times New Roman"/>
-        </w:rPr>
-        <w:t>En streng vurdering av forskningsdesignet krever at validitet adresseres eksplisitt. Tre typer validitet som er mest relevante for NautiCost drøftes: konstrukt</w:t>
-      </w:r>
-      <w:r>
-        <w:rPr>
-          <w:rFonts w:eastAsia="Times New Roman" w:cs="Times New Roman"/>
-        </w:rPr>
-        <w:softHyphen/>
-        <w:t>validitet, intern validitet og ekstern validitet.</w:t>
-      </w:r>
-    </w:p>
-    <w:p>
-      <w:pPr>
-        <w:pStyle w:val="Brdtekst"/>
-        <w:spacing w:line="360" w:lineRule="auto"/>
-      </w:pPr>
-      <w:r>
-        <w:rPr>
-          <w:rFonts w:eastAsia="Times New Roman" w:cs="Times New Roman"/>
-          <w:b/>
-          <w:bCs/>
-        </w:rPr>
-        <w:t>Konstrukt</w:t>
-      </w:r>
-      <w:r>
-        <w:rPr>
-          <w:rFonts w:eastAsia="Times New Roman" w:cs="Times New Roman"/>
-          <w:b/>
-          <w:bCs/>
-        </w:rPr>
-        <w:softHyphen/>
-        <w:t>validitet</w:t>
-      </w:r>
-      <w:r>
-        <w:rPr>
-          <w:rFonts w:eastAsia="Times New Roman" w:cs="Times New Roman"/>
-        </w:rPr>
-        <w:t xml:space="preserve"> stiller spørsmålet om </w:t>
+        <w:t>e24655a</w:t>
+      </w:r>
+      <w:r>
+        <w:rPr>
+          <w:rFonts w:eastAsia="Times New Roman" w:cs="Times New Roman"/>
+        </w:rPr>
+        <w:t>) på metodisk grunnlag: en override som erstatter modellens prediksjon med et magefølelses</w:t>
+      </w:r>
+      <w:r>
+        <w:rPr>
+          <w:rFonts w:eastAsia="Times New Roman" w:cs="Times New Roman"/>
+        </w:rPr>
+        <w:softHyphen/>
+        <w:t xml:space="preserve">tall undergraver verktøyets formål. For bunkers er overriden forsvarlig fordi den substitueres med en </w:t>
+      </w:r>
+      <w:r>
+        <w:rPr>
+          <w:rFonts w:eastAsia="Times New Roman" w:cs="Times New Roman"/>
+          <w:i/>
+          <w:iCs/>
+        </w:rPr>
+        <w:t>deterministisk fysisk formel</w:t>
+      </w:r>
+      <w:r>
+        <w:rPr>
+          <w:rFonts w:eastAsia="Times New Roman" w:cs="Times New Roman"/>
+        </w:rPr>
+        <w:t xml:space="preserve">. For Provisions finnes ingen tilsvarende substitutt før </w:t>
       </w:r>
       <w:r>
         <w:rPr>
@@ -27753,6 +27805,81 @@
           <w:rFonts w:ascii="Times New Roman" w:eastAsia="Times New Roman" w:hAnsi="Times New Roman" w:cs="Times New Roman"/>
           <w:sz w:val="24"/>
         </w:rPr>
+        <w:t>guest_experience</w:t>
+      </w:r>
+      <w:r>
+        <w:rPr>
+          <w:rFonts w:eastAsia="Times New Roman" w:cs="Times New Roman"/>
+        </w:rPr>
+        <w:t xml:space="preserve"> er observerbar. Provisions-feilen skal lukkes via labels + re-trening, ikke maskeres via UI.</w:t>
+      </w:r>
+    </w:p>
+    <w:p>
+      <w:pPr>
+        <w:pStyle w:val="Overskrift3"/>
+      </w:pPr>
+      <w:bookmarkStart w:id="120" w:name="validitet-og-generaliserbarhet"/>
+      <w:bookmarkStart w:id="121" w:name="_Toc230677682"/>
+      <w:bookmarkEnd w:id="111"/>
+      <w:bookmarkEnd w:id="119"/>
+      <w:r>
+        <w:t>9.6 Validitet og generaliserbarhet</w:t>
+      </w:r>
+      <w:bookmarkEnd w:id="121"/>
+    </w:p>
+    <w:p>
+      <w:pPr>
+        <w:pStyle w:val="FirstParagraph"/>
+        <w:spacing w:line="360" w:lineRule="auto"/>
+      </w:pPr>
+      <w:r>
+        <w:rPr>
+          <w:rFonts w:eastAsia="Times New Roman" w:cs="Times New Roman"/>
+        </w:rPr>
+        <w:t>En streng vurdering av forskningsdesignet krever at validitet adresseres eksplisitt. Tre typer validitet som er mest relevante for NautiCost drøftes: konstrukt</w:t>
+      </w:r>
+      <w:r>
+        <w:rPr>
+          <w:rFonts w:eastAsia="Times New Roman" w:cs="Times New Roman"/>
+        </w:rPr>
+        <w:softHyphen/>
+        <w:t>validitet, intern validitet og ekstern validitet.</w:t>
+      </w:r>
+    </w:p>
+    <w:p>
+      <w:pPr>
+        <w:pStyle w:val="Brdtekst"/>
+        <w:spacing w:line="360" w:lineRule="auto"/>
+      </w:pPr>
+      <w:r>
+        <w:rPr>
+          <w:rFonts w:eastAsia="Times New Roman" w:cs="Times New Roman"/>
+          <w:b/>
+          <w:bCs/>
+        </w:rPr>
+        <w:t>Konstrukt</w:t>
+      </w:r>
+      <w:r>
+        <w:rPr>
+          <w:rFonts w:eastAsia="Times New Roman" w:cs="Times New Roman"/>
+          <w:b/>
+          <w:bCs/>
+        </w:rPr>
+        <w:softHyphen/>
+        <w:t>validitet</w:t>
+      </w:r>
+      <w:r>
+        <w:rPr>
+          <w:rFonts w:eastAsia="Times New Roman" w:cs="Times New Roman"/>
+        </w:rPr>
+        <w:t xml:space="preserve"> stiller spørsmålet om </w:t>
+      </w:r>
+      <w:r>
+        <w:rPr>
+          <w:rStyle w:val="VerbatimChar"/>
+          <w:rFonts w:ascii="Times New Roman" w:eastAsia="Times New Roman" w:hAnsi="Times New Roman" w:cs="Times New Roman"/>
+          <w:sz w:val="24"/>
+        </w:rPr>
         <w:t>final_charge</w:t>
       </w:r>
       <w:r>
@@ -27897,7 +28024,7 @@
           <w:rFonts w:eastAsia="Times New Roman" w:cs="Times New Roman"/>
         </w:rPr>
         <w:softHyphen/>
-        <w:t xml:space="preserve">drivere snarere enn artefakter av prosessen. To trusler er sentrale: (i) </w:t>
+        <w:t xml:space="preserve">drivere snarere enn artefakter av prosessen. Tre trusler er sentrale: (i) </w:t>
       </w:r>
       <w:r>
         <w:rPr>
@@ -27920,7 +28047,7 @@
         <w:rPr>
           <w:rFonts w:eastAsia="Times New Roman" w:cs="Times New Roman"/>
         </w:rPr>
-        <w:t xml:space="preserve"> — alle 17 yachter er kunder hos én agentbedrift, og er dermed ikke et tilfeldig utvalg av skandinaviske superyacht-anløp; (ii) </w:t>
+        <w:t xml:space="preserve"> — alle 17 yachter er kunder hos én agentbedrift; (ii) </w:t>
       </w:r>
       <w:r>
         <w:rPr>
@@ -27948,62 +28075,84 @@
           <w:rFonts w:eastAsia="Times New Roman" w:cs="Times New Roman"/>
         </w:rPr>
         <w:softHyphen/>
-        <w:t>bytter over 2020–2025 kan ha generert tilsynelatende “tids</w:t>
-      </w:r>
-      <w:r>
-        <w:rPr>
-          <w:rFonts w:eastAsia="Times New Roman" w:cs="Times New Roman"/>
-        </w:rPr>
-        <w:softHyphen/>
-        <w:t>effekter” som egentlig er strukturelle prisbrudd. Trussel (i) adresseres ved eksplisitt avg</w:t>
-      </w:r>
-      <w:r>
-        <w:rPr>
-          <w:rFonts w:eastAsia="Times New Roman" w:cs="Times New Roman"/>
-        </w:rPr>
-        <w:t>rensning (§ 1.3) og ved at modellen ikke hevdes ekstern</w:t>
-      </w:r>
-      <w:r>
-        <w:rPr>
-          <w:rFonts w:eastAsia="Times New Roman" w:cs="Times New Roman"/>
-        </w:rPr>
-        <w:softHyphen/>
-        <w:t>validert på andre operatører. Trussel (ii) er adressert delvis ved tids</w:t>
-      </w:r>
-      <w:r>
-        <w:rPr>
-          <w:rFonts w:eastAsia="Times New Roman" w:cs="Times New Roman"/>
-        </w:rPr>
-        <w:softHyphen/>
-        <w:t>basert split (slik at trening og test ikke deler tids</w:t>
-      </w:r>
-      <w:r>
-        <w:rPr>
-          <w:rFonts w:eastAsia="Times New Roman" w:cs="Times New Roman"/>
-        </w:rPr>
-        <w:softHyphen/>
-        <w:t>vinduer der prisendringer kan ha skjedd samtidig), men siden detaljert data om leverandør</w:t>
-      </w:r>
-      <w:r>
-        <w:rPr>
-          <w:rFonts w:eastAsia="Times New Roman" w:cs="Times New Roman"/>
-        </w:rPr>
-        <w:softHyphen/>
-        <w:t>bytter ikke er tilgjengelig, kan det ikke utelukkes at en del av drift</w:t>
-      </w:r>
-      <w:r>
-        <w:rPr>
-          <w:rFonts w:eastAsia="Times New Roman" w:cs="Times New Roman"/>
-        </w:rPr>
-        <w:softHyphen/>
-        <w:t>en mellom val=2024 og test=2025 (+10 % MAE) skyldes en strukturell prisendring snarere enn naturlig generaliserings</w:t>
-      </w:r>
-      <w:r>
-        <w:rPr>
-          <w:rFonts w:eastAsia="Times New Roman" w:cs="Times New Roman"/>
-        </w:rPr>
-        <w:softHyphen/>
-        <w:t>tap.</w:t>
+        <w:t>bytter kan ha generert tilsynelatende “tids</w:t>
+      </w:r>
+      <w:r>
+        <w:rPr>
+          <w:rFonts w:eastAsia="Times New Roman" w:cs="Times New Roman"/>
+        </w:rPr>
+        <w:softHyphen/>
+        <w:t xml:space="preserve">effekter”; (iii) </w:t>
+      </w:r>
+      <w:r>
+        <w:rPr>
+          <w:rFonts w:eastAsia="Times New Roman" w:cs="Times New Roman"/>
+          <w:i/>
+          <w:iCs/>
+        </w:rPr>
+        <w:t>simulert trenings</w:t>
+      </w:r>
+      <w:r>
+        <w:rPr>
+          <w:rFonts w:eastAsia="Times New Roman" w:cs="Times New Roman"/>
+          <w:i/>
+          <w:iCs/>
+        </w:rPr>
+        <w:softHyphen/>
+        <w:t>data</w:t>
+      </w:r>
+      <w:r>
+        <w:rPr>
+          <w:rFonts w:eastAsia="Times New Roman" w:cs="Times New Roman"/>
+        </w:rPr>
+        <w:t xml:space="preserve"> — 998 av 1 647 transaksjoner (≈ 60 %, 2020–2024) er simulert basert på case-strukturen (§ 5.2, § 9.4 S1). Trussel (i) adresseres ved ekspl</w:t>
+      </w:r>
+      <w:r>
+        <w:rPr>
+          <w:rFonts w:eastAsia="Times New Roman" w:cs="Times New Roman"/>
+        </w:rPr>
+        <w:t>isitt avgrensning (§ 1.3) og ved at modellen ikke hevdes ekstern</w:t>
+      </w:r>
+      <w:r>
+        <w:rPr>
+          <w:rFonts w:eastAsia="Times New Roman" w:cs="Times New Roman"/>
+        </w:rPr>
+        <w:softHyphen/>
+        <w:t>validert. Trussel (ii) er delvis adressert ved tids</w:t>
+      </w:r>
+      <w:r>
+        <w:rPr>
+          <w:rFonts w:eastAsia="Times New Roman" w:cs="Times New Roman"/>
+        </w:rPr>
+        <w:softHyphen/>
+        <w:t>basert split, men leverandør</w:t>
+      </w:r>
+      <w:r>
+        <w:rPr>
+          <w:rFonts w:eastAsia="Times New Roman" w:cs="Times New Roman"/>
+        </w:rPr>
+        <w:softHyphen/>
+        <w:t>bytter er ikke dokumentert, så strukturell prisendring kan ikke utelukkes som del av val→test-driften. Trussel (iii) er den alvorligste: relasjonene modellen lærer i 2020–2024 reflekterer simulerings</w:t>
+      </w:r>
+      <w:r>
+        <w:rPr>
+          <w:rFonts w:eastAsia="Times New Roman" w:cs="Times New Roman"/>
+        </w:rPr>
+        <w:softHyphen/>
+        <w:t>designet. Den reelle 2025-testen (wMAPE = 74,3 %) indikerer at simulerings</w:t>
+      </w:r>
+      <w:r>
+        <w:rPr>
+          <w:rFonts w:eastAsia="Times New Roman" w:cs="Times New Roman"/>
+        </w:rPr>
+        <w:softHyphen/>
+        <w:t>ankrene er rimelige, men intern validitet på 2020–2024-perioden er strengt tatt ikke etable</w:t>
+      </w:r>
+      <w:r>
+        <w:rPr>
+          <w:rFonts w:eastAsia="Times New Roman" w:cs="Times New Roman"/>
+        </w:rPr>
+        <w:t>rt.</w:t>
       </w:r>
     </w:p>
     <w:p>
@@ -28277,7 +28426,7 @@
         <w:pStyle w:val="Overskrift3"/>
       </w:pPr>
       <w:bookmarkStart w:id="122" w:name="praktiske-implikasjoner"/>
-      <w:bookmarkStart w:id="123" w:name="_Toc230635176"/>
+      <w:bookmarkStart w:id="123" w:name="_Toc230677683"/>
       <w:bookmarkEnd w:id="120"/>
       <w:r>
         <w:t>9.7 Praktiske implikasjoner</w:t>
@@ -28363,7 +28512,7 @@
         <w:pStyle w:val="Overskrift3"/>
       </w:pPr>
       <w:bookmarkStart w:id="124" w:name="etiske-og-personvernmessige-hensyn"/>
-      <w:bookmarkStart w:id="125" w:name="_Toc230635177"/>
+      <w:bookmarkStart w:id="125" w:name="_Toc230677684"/>
       <w:bookmarkEnd w:id="122"/>
       <w:r>
         <w:t>9.8 Etiske og personvernmessige hensyn</w:t>
@@ -28386,6 +28535,11 @@
           <w:rFonts w:eastAsia="Times New Roman" w:cs="Times New Roman"/>
         </w:rPr>
         <w:softHyphen/>
+      </w:r>
+      <w:r>
+        <w:rPr>
+          <w:rFonts w:eastAsia="Times New Roman" w:cs="Times New Roman"/>
+        </w:rPr>
         <w:t>data inneholder yacht</w:t>
       </w:r>
       <w:r>
@@ -28400,11 +28554,6 @@
           <w:rFonts w:eastAsia="Times New Roman" w:cs="Times New Roman"/>
         </w:rPr>
         <w:softHyphen/>
-      </w:r>
-      <w:r>
-        <w:rPr>
-          <w:rFonts w:eastAsia="Times New Roman" w:cs="Times New Roman"/>
-        </w:rPr>
         <w:t>data. Yacht-ID-er er allerede anonymisert i datasettet (</w:t>
       </w:r>
       <w:r>
@@ -28437,7 +28586,7 @@
         <w:rPr>
           <w:rFonts w:eastAsia="Times New Roman" w:cs="Times New Roman"/>
         </w:rPr>
-        <w:pict w14:anchorId="4A8DB3D3">
+        <w:pict w14:anchorId="4E6462A5">
           <v:rect id="_x0000_i1036" style="width:0;height:1.5pt" o:hralign="center" o:hrstd="t" o:hr="t"/>
         </w:pict>
       </w:r>
@@ -28447,7 +28596,7 @@
         <w:pStyle w:val="Overskrift2"/>
       </w:pPr>
       <w:bookmarkStart w:id="126" w:name="konklusjon"/>
-      <w:bookmarkStart w:id="127" w:name="_Toc230635178"/>
+      <w:bookmarkStart w:id="127" w:name="_Toc230677685"/>
       <w:bookmarkEnd w:id="101"/>
       <w:bookmarkEnd w:id="124"/>
       <w:r>
@@ -28492,34 +28641,27 @@
           <w:rFonts w:eastAsia="Times New Roman" w:cs="Times New Roman"/>
         </w:rPr>
         <w:softHyphen/>
-        <w:t>nivå. På valideringssettet (2024, n = 490) oppnår modellen MAE = 17 350 EUR (wMAPE 71,4 %) — 20 % bedre enn median</w:t>
-      </w:r>
-      <w:r>
-        <w:rPr>
-          <w:rFonts w:eastAsia="Times New Roman" w:cs="Times New Roman"/>
-        </w:rPr>
-        <w:softHyphen/>
-        <w:t>baseline. På det uavhengige testsettet (2025, n = 649) gir samme model</w:t>
-      </w:r>
-      <w:r>
-        <w:rPr>
-          <w:rFonts w:eastAsia="Times New Roman" w:cs="Times New Roman"/>
-        </w:rPr>
-        <w:softHyphen/>
-        <w:t>klasse MAE = 19 051 EUR (wMAPE 74,3 %) — ≈ 10 % degradering val→test, forventet etter seleksjon. CQR-kalibrerte kvantil</w:t>
-      </w:r>
-      <w:r>
-        <w:rPr>
-          <w:rFonts w:eastAsia="Times New Roman" w:cs="Times New Roman"/>
-        </w:rPr>
-        <w:softHyphen/>
-        <w:t xml:space="preserve">modeller gir 80,0 % empirisk dekning, og </w:t>
-      </w:r>
-      <w:r>
-        <w:rPr>
-          <w:rFonts w:eastAsia="Times New Roman" w:cs="Times New Roman"/>
-        </w:rPr>
-        <w:t>aggregerte anløps</w:t>
+        <w:t>nivå. 2020–2024-trening (n ≈ 998) er simulert og ankret i SDK Shipping sine reelle 2025-fakturaer; testsettet (n = 649) er reelt. Simulert val=2024: MAE = 17 350 EUR (wMAPE 71,4 %) — 20 % bedre enn median</w:t>
+      </w:r>
+      <w:r>
+        <w:rPr>
+          <w:rFonts w:eastAsia="Times New Roman" w:cs="Times New Roman"/>
+        </w:rPr>
+        <w:softHyphen/>
+        <w:t>baseline. Reell 2025-test: MAE = 19 051 EUR (wMAPE 74,3 %) — ≈ 10 % val→test-degradering med simulert→reell-overgang som en del. CQR-kalibrert</w:t>
+      </w:r>
+      <w:r>
+        <w:rPr>
+          <w:rFonts w:eastAsia="Times New Roman" w:cs="Times New Roman"/>
+        </w:rPr>
+        <w:t>e kvantil</w:t>
+      </w:r>
+      <w:r>
+        <w:rPr>
+          <w:rFonts w:eastAsia="Times New Roman" w:cs="Times New Roman"/>
+        </w:rPr>
+        <w:softHyphen/>
+        <w:t>modeller gir 80,0 % empirisk dekning, og aggregerte anløps</w:t>
       </w:r>
       <w:r>
         <w:rPr>
@@ -28619,7 +28761,7 @@
         <w:rPr>
           <w:rFonts w:eastAsia="Times New Roman" w:cs="Times New Roman"/>
         </w:rPr>
-        <w:t xml:space="preserve"> Anløps</w:t>
+        <w:t xml:space="preserve"> Den strukturelt største begrensningen er at ≈ 60 % av treningstransaksjonene (2020–2024) er simulert; reelle SDK Shipping-fakturaer forelå bare for 2025 (jf. § 5.2, § 9.4 S1 og § 9.6). Anløps</w:t>
       </w:r>
       <w:r>
         <w:rPr>
@@ -28654,7 +28796,13 @@
         <w:rPr>
           <w:rFonts w:eastAsia="Times New Roman" w:cs="Times New Roman"/>
         </w:rPr>
-        <w:t>-labels (§ 9.5.4, Vedlegg E).</w:t>
+        <w:t xml:space="preserve">-labels (§ 9.5.4, </w:t>
+      </w:r>
+      <w:r>
+        <w:rPr>
+          <w:rFonts w:eastAsia="Times New Roman" w:cs="Times New Roman"/>
+        </w:rPr>
+        <w:t>Vedlegg E).</w:t>
       </w:r>
     </w:p>
     <w:p>
@@ -28734,7 +28882,7 @@
         <w:pStyle w:val="Overskrift2"/>
       </w:pPr>
       <w:bookmarkStart w:id="128" w:name="bibliografi"/>
-      <w:bookmarkStart w:id="129" w:name="_Toc230635179"/>
+      <w:bookmarkStart w:id="129" w:name="_Toc230677686"/>
       <w:bookmarkEnd w:id="126"/>
       <w:r>
         <w:t>11. Bibliografi</w:t>
@@ -29211,7 +29359,7 @@
         <w:rPr>
           <w:rFonts w:eastAsia="Times New Roman" w:cs="Times New Roman"/>
         </w:rPr>
-        <w:pict w14:anchorId="39389419">
+        <w:pict w14:anchorId="7C2938F1">
           <v:rect id="_x0000_i1037" style="width:0;height:1.5pt" o:hralign="center" o:hrstd="t" o:hr="t"/>
         </w:pict>
       </w:r>
@@ -29221,7 +29369,7 @@
         <w:pStyle w:val="Overskrift2"/>
       </w:pPr>
       <w:bookmarkStart w:id="130" w:name="vedlegg"/>
-      <w:bookmarkStart w:id="131" w:name="_Toc230635180"/>
+      <w:bookmarkStart w:id="131" w:name="_Toc230677687"/>
       <w:bookmarkEnd w:id="128"/>
       <w:r>
         <w:t>Vedlegg</w:t>
@@ -29481,7 +29629,13 @@
         <w:rPr>
           <w:rFonts w:eastAsia="Times New Roman" w:cs="Times New Roman"/>
         </w:rPr>
-        <w:t xml:space="preserve"> reproduserer tallene i tabell 8.2; resultatene er lagret i </w:t>
+        <w:t xml:space="preserve"> </w:t>
+      </w:r>
+      <w:r>
+        <w:rPr>
+          <w:rFonts w:eastAsia="Times New Roman" w:cs="Times New Roman"/>
+        </w:rPr>
+        <w:t xml:space="preserve">reproduserer tallene i tabell 8.2; resultatene er lagret i </w:t>
       </w:r>
       <w:r>
         <w:rPr>
@@ -29503,7 +29657,7 @@
         <w:pStyle w:val="Overskrift3"/>
       </w:pPr>
       <w:bookmarkStart w:id="132" w:name="Xe1f01a8cc6b3208ae7fb51104f9d9c075e3eeb5"/>
-      <w:bookmarkStart w:id="133" w:name="_Toc230635181"/>
+      <w:bookmarkStart w:id="133" w:name="_Toc230677688"/>
       <w:r>
         <w:t xml:space="preserve">Vedlegg E. Foreslått rubrikk for </w:t>
       </w:r>
@@ -30135,7 +30289,13 @@
         <w:rPr>
           <w:rFonts w:eastAsia="Times New Roman" w:cs="Times New Roman"/>
         </w:rPr>
-        <w:t xml:space="preserve"> anløpet (slik at label kan settes før kostnadene er realisert), og for å være rimelig orto</w:t>
+        <w:t xml:space="preserve"> </w:t>
+      </w:r>
+      <w:r>
+        <w:rPr>
+          <w:rFonts w:eastAsia="Times New Roman" w:cs="Times New Roman"/>
+        </w:rPr>
+        <w:t>anløpet (slik at label kan settes før kostnadene er realisert), og for å være rimelig orto</w:t>
       </w:r>
       <w:r>
         <w:rPr>
@@ -30149,13 +30309,7 @@
           <w:rFonts w:eastAsia="Times New Roman" w:cs="Times New Roman"/>
         </w:rPr>
         <w:softHyphen/>
-        <w:t>e tilbake i tid bare delvis, fordi nodene over ikke er logget — men kombinasjon</w:t>
-      </w:r>
-      <w:r>
-        <w:rPr>
-          <w:rFonts w:eastAsia="Times New Roman" w:cs="Times New Roman"/>
-        </w:rPr>
-        <w:t xml:space="preserve"> av faktura</w:t>
+        <w:t>e tilbake i tid bare delvis, fordi nodene over ikke er logget — men kombinasjon av faktura</w:t>
       </w:r>
       <w:r>
         <w:rPr>
@@ -30218,7 +30372,7 @@
   <w:abstractNum w:abstractNumId="0" w15:restartNumberingAfterBreak="0">
     <w:nsid w:val="0000A990"/>
     <w:multiLevelType w:val="multilevel"/>
-    <w:tmpl w:val="0F5C9328"/>
+    <w:tmpl w:val="E5129398"/>
     <w:lvl w:ilvl="0">
       <w:numFmt w:val="bullet"/>
       <w:lvlText w:val=" "/>
@@ -30295,7 +30449,7 @@
   <w:abstractNum w:abstractNumId="1" w15:restartNumberingAfterBreak="0">
     <w:nsid w:val="0000A991"/>
     <w:multiLevelType w:val="multilevel"/>
-    <w:tmpl w:val="9496A2F2"/>
+    <w:tmpl w:val="EF18FC12"/>
     <w:lvl w:ilvl="0">
       <w:numFmt w:val="bullet"/>
       <w:lvlText w:val=""/>
@@ -30399,7 +30553,7 @@
   <w:abstractNum w:abstractNumId="2" w15:restartNumberingAfterBreak="0">
     <w:nsid w:val="0000A993"/>
     <w:multiLevelType w:val="multilevel"/>
-    <w:tmpl w:val="87C89F36"/>
+    <w:tmpl w:val="48007FAC"/>
     <w:lvl w:ilvl="0">
       <w:numFmt w:val="bullet"/>
       <w:lvlText w:val="☒"/>
@@ -30476,7 +30630,7 @@
   <w:abstractNum w:abstractNumId="3" w15:restartNumberingAfterBreak="0">
     <w:nsid w:val="00A99411"/>
     <w:multiLevelType w:val="multilevel"/>
-    <w:tmpl w:val="95FECB56"/>
+    <w:tmpl w:val="D3F272CE"/>
     <w:lvl w:ilvl="0">
       <w:start w:val="1"/>
       <w:numFmt w:val="decimal"/>
@@ -30559,28 +30713,28 @@
       </w:pPr>
     </w:lvl>
   </w:abstractNum>
-  <w:num w:numId="1" w16cid:durableId="927421245">
+  <w:num w:numId="1" w16cid:durableId="508910690">
     <w:abstractNumId w:val="0"/>
   </w:num>
-  <w:num w:numId="2" w16cid:durableId="1391419026">
+  <w:num w:numId="2" w16cid:durableId="970096520">
     <w:abstractNumId w:val="2"/>
   </w:num>
-  <w:num w:numId="3" w16cid:durableId="1634486393">
+  <w:num w:numId="3" w16cid:durableId="1572500883">
     <w:abstractNumId w:val="2"/>
   </w:num>
-  <w:num w:numId="4" w16cid:durableId="1720006894">
+  <w:num w:numId="4" w16cid:durableId="2054646336">
     <w:abstractNumId w:val="2"/>
   </w:num>
-  <w:num w:numId="5" w16cid:durableId="1512177824">
+  <w:num w:numId="5" w16cid:durableId="1733116594">
     <w:abstractNumId w:val="2"/>
   </w:num>
-  <w:num w:numId="6" w16cid:durableId="70547947">
+  <w:num w:numId="6" w16cid:durableId="647708113">
     <w:abstractNumId w:val="2"/>
   </w:num>
-  <w:num w:numId="7" w16cid:durableId="958410391">
+  <w:num w:numId="7" w16cid:durableId="1322461660">
     <w:abstractNumId w:val="2"/>
   </w:num>
-  <w:num w:numId="8" w16cid:durableId="221137210">
+  <w:num w:numId="8" w16cid:durableId="149105990">
     <w:abstractNumId w:val="3"/>
     <w:lvlOverride w:ilvl="0">
       <w:startOverride w:val="1"/>
@@ -30610,13 +30764,13 @@
       <w:startOverride w:val="1"/>
     </w:lvlOverride>
   </w:num>
-  <w:num w:numId="9" w16cid:durableId="72699202">
+  <w:num w:numId="9" w16cid:durableId="650477322">
     <w:abstractNumId w:val="1"/>
   </w:num>
-  <w:num w:numId="10" w16cid:durableId="124545246">
+  <w:num w:numId="10" w16cid:durableId="1703089182">
     <w:abstractNumId w:val="1"/>
   </w:num>
-  <w:num w:numId="11" w16cid:durableId="1938099592">
+  <w:num w:numId="11" w16cid:durableId="1217158850">
     <w:abstractNumId w:val="3"/>
     <w:lvlOverride w:ilvl="0">
       <w:startOverride w:val="1"/>
@@ -30646,7 +30800,7 @@
       <w:startOverride w:val="1"/>
     </w:lvlOverride>
   </w:num>
-  <w:num w:numId="12" w16cid:durableId="1634560894">
+  <w:num w:numId="12" w16cid:durableId="958678824">
     <w:abstractNumId w:val="3"/>
     <w:lvlOverride w:ilvl="0">
       <w:startOverride w:val="1"/>
@@ -30676,10 +30830,10 @@
       <w:startOverride w:val="1"/>
     </w:lvlOverride>
   </w:num>
-  <w:num w:numId="13" w16cid:durableId="1088506545">
+  <w:num w:numId="13" w16cid:durableId="1326280803">
     <w:abstractNumId w:val="1"/>
   </w:num>
-  <w:num w:numId="14" w16cid:durableId="780076595">
+  <w:num w:numId="14" w16cid:durableId="150604500">
     <w:abstractNumId w:val="3"/>
     <w:lvlOverride w:ilvl="0">
       <w:startOverride w:val="1"/>
@@ -30709,10 +30863,10 @@
       <w:startOverride w:val="1"/>
     </w:lvlOverride>
   </w:num>
-  <w:num w:numId="15" w16cid:durableId="1336030525">
+  <w:num w:numId="15" w16cid:durableId="1829395789">
     <w:abstractNumId w:val="1"/>
   </w:num>
-  <w:num w:numId="16" w16cid:durableId="587808239">
+  <w:num w:numId="16" w16cid:durableId="107047983">
     <w:abstractNumId w:val="3"/>
     <w:lvlOverride w:ilvl="0">
       <w:startOverride w:val="1"/>
@@ -30742,10 +30896,10 @@
       <w:startOverride w:val="1"/>
     </w:lvlOverride>
   </w:num>
-  <w:num w:numId="17" w16cid:durableId="1155730752">
+  <w:num w:numId="17" w16cid:durableId="714737502">
     <w:abstractNumId w:val="1"/>
   </w:num>
-  <w:num w:numId="18" w16cid:durableId="497237833">
+  <w:num w:numId="18" w16cid:durableId="294605274">
     <w:abstractNumId w:val="3"/>
     <w:lvlOverride w:ilvl="0">
       <w:startOverride w:val="1"/>
@@ -30775,10 +30929,10 @@
       <w:startOverride w:val="1"/>
     </w:lvlOverride>
   </w:num>
-  <w:num w:numId="19" w16cid:durableId="1860073458">
+  <w:num w:numId="19" w16cid:durableId="1916087573">
     <w:abstractNumId w:val="1"/>
   </w:num>
-  <w:num w:numId="20" w16cid:durableId="556360328">
+  <w:num w:numId="20" w16cid:durableId="2005743285">
     <w:abstractNumId w:val="3"/>
     <w:lvlOverride w:ilvl="0">
       <w:startOverride w:val="1"/>
@@ -30808,7 +30962,7 @@
       <w:startOverride w:val="1"/>
     </w:lvlOverride>
   </w:num>
-  <w:num w:numId="21" w16cid:durableId="2073044623">
+  <w:num w:numId="21" w16cid:durableId="1324040455">
     <w:abstractNumId w:val="3"/>
     <w:lvlOverride w:ilvl="0">
       <w:startOverride w:val="1"/>
@@ -30838,16 +30992,16 @@
       <w:startOverride w:val="1"/>
     </w:lvlOverride>
   </w:num>
-  <w:num w:numId="22" w16cid:durableId="830364298">
+  <w:num w:numId="22" w16cid:durableId="1266428148">
     <w:abstractNumId w:val="1"/>
   </w:num>
-  <w:num w:numId="23" w16cid:durableId="652956134">
+  <w:num w:numId="23" w16cid:durableId="980114220">
     <w:abstractNumId w:val="1"/>
   </w:num>
-  <w:num w:numId="24" w16cid:durableId="1156843750">
+  <w:num w:numId="24" w16cid:durableId="1450470345">
     <w:abstractNumId w:val="1"/>
   </w:num>
-  <w:num w:numId="25" w16cid:durableId="1182864904">
+  <w:num w:numId="25" w16cid:durableId="987980184">
     <w:abstractNumId w:val="1"/>
   </w:num>
 </w:numbering>
@@ -32075,7 +32229,7 @@
     <w:next w:val="Normal"/>
     <w:autoRedefine/>
     <w:uiPriority w:val="39"/>
-    <w:rsid w:val="00051974"/>
+    <w:rsid w:val="006841CD"/>
     <w:pPr>
       <w:spacing w:after="100"/>
       <w:ind w:left="240"/>
@@ -32087,7 +32241,7 @@
     <w:next w:val="Normal"/>
     <w:autoRedefine/>
     <w:uiPriority w:val="39"/>
-    <w:rsid w:val="00051974"/>
+    <w:rsid w:val="006841CD"/>
     <w:pPr>
       <w:spacing w:after="100"/>
       <w:ind w:left="480"/>

--- a/014 fase 4 - report/Final report draft.docx
+++ b/014 fase 4 - report/Final report draft.docx
@@ -14,7 +14,7 @@
           <w:noProof/>
         </w:rPr>
         <w:drawing>
-          <wp:inline distT="0" distB="0" distL="0" distR="0" wp14:anchorId="16B3CA68" wp14:editId="0A68C137">
+          <wp:inline distT="0" distB="0" distL="0" distR="0" wp14:anchorId="76E63463" wp14:editId="7874A137">
             <wp:extent cx="1439999" cy="1439999"/>
             <wp:effectExtent l="0" t="0" r="0" b="0"/>
             <wp:docPr id="10" name="Picture"/>
@@ -191,7 +191,7 @@
         <w:pStyle w:val="Overskrift2"/>
       </w:pPr>
       <w:bookmarkStart w:id="1" w:name="obligatorisk-egenerklæring"/>
-      <w:bookmarkStart w:id="2" w:name="_Toc230677626"/>
+      <w:bookmarkStart w:id="2" w:name="_Toc230678410"/>
       <w:r>
         <w:t>Obligatorisk egenerklæring</w:t>
       </w:r>
@@ -503,7 +503,7 @@
         <w:rPr>
           <w:rFonts w:eastAsia="Times New Roman" w:cs="Times New Roman"/>
         </w:rPr>
-        <w:pict w14:anchorId="6FC90EC1">
+        <w:pict w14:anchorId="2D59A083">
           <v:rect id="_x0000_i1025" style="width:0;height:1.5pt" o:hralign="center" o:hrstd="t" o:hr="t"/>
         </w:pict>
       </w:r>
@@ -513,7 +513,7 @@
         <w:pStyle w:val="Overskrift2"/>
       </w:pPr>
       <w:bookmarkStart w:id="3" w:name="sammendrag"/>
-      <w:bookmarkStart w:id="4" w:name="_Toc230677627"/>
+      <w:bookmarkStart w:id="4" w:name="_Toc230678411"/>
       <w:bookmarkEnd w:id="1"/>
       <w:r>
         <w:t>Sammendrag</w:t>
@@ -529,21 +529,7 @@
         <w:rPr>
           <w:rFonts w:eastAsia="Times New Roman" w:cs="Times New Roman"/>
         </w:rPr>
-        <w:t>NautiCost er et beslutningsstøtteverktøy som estimerer totalkostnaden for et superyachthavneanløp i Norge, Sverige eller Danmark før yachten ankommer. Datasettet består av 1 647 transaksjoner: 649 reelle 2025-fakturaer fra SDK Shipping (testsettet) og 998 simulerte 2020–2024-transaksjoner ankret i case-strukturen, koblet mot 17 yachters spesifikasjoner. Metodevalget er pensum</w:t>
-      </w:r>
-      <w:r>
-        <w:rPr>
-          <w:rFonts w:eastAsia="Times New Roman" w:cs="Times New Roman"/>
-        </w:rPr>
-        <w:softHyphen/>
-        <w:t>forankret (Pettersen &amp; Rekdal, 2026, tabell 1.1): gradient boosting + kryssvalidering + SHAP + hyperparameter</w:t>
-      </w:r>
-      <w:r>
-        <w:rPr>
-          <w:rFonts w:eastAsia="Times New Roman" w:cs="Times New Roman"/>
-        </w:rPr>
-        <w:softHyphen/>
-        <w:t xml:space="preserve">tuning. Kostnaden modelleres på transaksjonsnivå med log-transformert mål og en LightGBM + CatBoost-ensemble. Prediksjoner aggregeres via portmaler og trafikkvekter, og kalibreres mot empiriske persentiler (P25/P50/P75) per (havn, størrelse). Kildedata er i EUR; frontend konverterer til NOK/DKK ved API-grensa. På simulert val=2024 (n = 490): </w:t>
+        <w:t xml:space="preserve">NautiCost er et beslutningsstøtteverktøy som estimerer totalkostnaden for et superyachthavneanløp i Norge, Sverige eller Danmark før yachten ankommer. Datasettet kombinerer </w:t>
       </w:r>
       <w:r>
         <w:rPr>
@@ -551,25 +537,13 @@
           <w:b/>
           <w:bCs/>
         </w:rPr>
-        <w:t>MAE = 17 350 EUR, wMAPE = 71,4 %</w:t>
-      </w:r>
-      <w:r>
-        <w:rPr>
-          <w:rFonts w:eastAsia="Times New Roman" w:cs="Times New Roman"/>
-        </w:rPr>
-        <w:t xml:space="preserve"> — 20 % bedre enn median</w:t>
-      </w:r>
-      <w:r>
-        <w:rPr>
-          <w:rFonts w:eastAsia="Times New Roman" w:cs="Times New Roman"/>
-        </w:rPr>
-        <w:softHyphen/>
-      </w:r>
-      <w:r>
-        <w:rPr>
-          <w:rFonts w:eastAsia="Times New Roman" w:cs="Times New Roman"/>
-        </w:rPr>
-        <w:t xml:space="preserve">baseline. På det reelle 2025-testsettet (n = 649): </w:t>
+        <w:t>670 reelle 2025-fakturaer fra SDK Shipping</w:t>
+      </w:r>
+      <w:r>
+        <w:rPr>
+          <w:rFonts w:eastAsia="Times New Roman" w:cs="Times New Roman"/>
+        </w:rPr>
+        <w:t xml:space="preserve"> (n = 649 etter feature engineering; testsettet) med </w:t>
       </w:r>
       <w:r>
         <w:rPr>
@@ -577,6 +551,61 @@
           <w:b/>
           <w:bCs/>
         </w:rPr>
+        <w:t>977 simulerte 2020–2024-transaksjoner</w:t>
+      </w:r>
+      <w:r>
+        <w:rPr>
+          <w:rFonts w:eastAsia="Times New Roman" w:cs="Times New Roman"/>
+        </w:rPr>
+        <w:t xml:space="preserve"> ankret i case-strukturen, koblet mot 17 yachters spesifikasjoner. Metodevalget er pensum</w:t>
+      </w:r>
+      <w:r>
+        <w:rPr>
+          <w:rFonts w:eastAsia="Times New Roman" w:cs="Times New Roman"/>
+        </w:rPr>
+        <w:softHyphen/>
+        <w:t>forankret (Pettersen &amp; Rekdal, 2026, tabell 1.1): gradient boosting + kryssvalidering + SHAP + hyperparameter</w:t>
+      </w:r>
+      <w:r>
+        <w:rPr>
+          <w:rFonts w:eastAsia="Times New Roman" w:cs="Times New Roman"/>
+        </w:rPr>
+        <w:softHyphen/>
+        <w:t xml:space="preserve">tuning. Kostnaden modelleres på transaksjonsnivå med log-transformert mål og en LightGBM + CatBoost-ensemble. Prediksjoner aggregeres via portmaler og trafikkvekter, og kalibreres </w:t>
+      </w:r>
+      <w:r>
+        <w:rPr>
+          <w:rFonts w:eastAsia="Times New Roman" w:cs="Times New Roman"/>
+        </w:rPr>
+        <w:t xml:space="preserve">mot empiriske persentiler (P25/P50/P75) per (havn, størrelse). Kildedata er i EUR; frontend konverterer til NOK/DKK ved API-grensa. På simulert val=2024 (n = 490): </w:t>
+      </w:r>
+      <w:r>
+        <w:rPr>
+          <w:rFonts w:eastAsia="Times New Roman" w:cs="Times New Roman"/>
+          <w:b/>
+          <w:bCs/>
+        </w:rPr>
+        <w:t>MAE = 17 350 EUR, wMAPE = 71,4 %</w:t>
+      </w:r>
+      <w:r>
+        <w:rPr>
+          <w:rFonts w:eastAsia="Times New Roman" w:cs="Times New Roman"/>
+        </w:rPr>
+        <w:t xml:space="preserve"> — 20 % bedre enn median</w:t>
+      </w:r>
+      <w:r>
+        <w:rPr>
+          <w:rFonts w:eastAsia="Times New Roman" w:cs="Times New Roman"/>
+        </w:rPr>
+        <w:softHyphen/>
+        <w:t xml:space="preserve">baseline. På det reelle 2025-testsettet (n = 649): </w:t>
+      </w:r>
+      <w:r>
+        <w:rPr>
+          <w:rFonts w:eastAsia="Times New Roman" w:cs="Times New Roman"/>
+          <w:b/>
+          <w:bCs/>
+        </w:rPr>
         <w:t>MAE = 19 051 EUR, wMAPE = 74,3 %</w:t>
       </w:r>
       <w:r>
@@ -601,7 +630,7 @@
         <w:rPr>
           <w:rFonts w:eastAsia="Times New Roman" w:cs="Times New Roman"/>
         </w:rPr>
-        <w:pict w14:anchorId="0F47EFA9">
+        <w:pict w14:anchorId="626F79DC">
           <v:rect id="_x0000_i1026" style="width:0;height:1.5pt" o:hralign="center" o:hrstd="t" o:hr="t"/>
         </w:pict>
       </w:r>
@@ -611,7 +640,7 @@
         <w:pStyle w:val="Overskrift2"/>
       </w:pPr>
       <w:bookmarkStart w:id="5" w:name="abstract"/>
-      <w:bookmarkStart w:id="6" w:name="_Toc230677628"/>
+      <w:bookmarkStart w:id="6" w:name="_Toc230678412"/>
       <w:bookmarkEnd w:id="3"/>
       <w:r>
         <w:t>Abstract</w:t>
@@ -634,20 +663,7 @@
           <w:rFonts w:eastAsia="Times New Roman" w:cs="Times New Roman"/>
         </w:rPr>
         <w:softHyphen/>
-        <w:t>yacht port call in Norway, Sweden or Denmark. The dataset comprises 1,647 transactions: 649 real 2025 invoices from SDK Shipping (the hold-out test set) and 998 simulated 2020–2024 transactions anchored in the case structure, linked to 17 yachts. The methodology is curriculum-anchored (Pettersen &amp; Rekdal, 2026, Table 1.1): gradient boosting, cross-validation, SHAP and hyper</w:t>
-      </w:r>
-      <w:r>
-        <w:rPr>
-          <w:rFonts w:eastAsia="Times New Roman" w:cs="Times New Roman"/>
-        </w:rPr>
-        <w:softHyphen/>
-        <w:t>parameter tuning. Cost is modelled per transaction with a log-transformed target and a LightGBM + CatBoost ensemble, then aggregated v</w:t>
-      </w:r>
-      <w:r>
-        <w:rPr>
-          <w:rFonts w:eastAsia="Times New Roman" w:cs="Times New Roman"/>
-        </w:rPr>
-        <w:t xml:space="preserve">ia port templates and traffic weights, and calibrated against empirical P25/P50/P75 percentiles per (port, size). Source data are in EUR; the frontend converts to NOK/DKK at the API boundary. On simulated 2024 validation (n = 490): </w:t>
+        <w:t xml:space="preserve">yacht port call in Norway, Sweden or Denmark. The dataset combines </w:t>
       </w:r>
       <w:r>
         <w:rPr>
@@ -655,13 +671,13 @@
           <w:b/>
           <w:bCs/>
         </w:rPr>
-        <w:t>MAE = €17,350 / wMAPE = 71.4 %</w:t>
-      </w:r>
-      <w:r>
-        <w:rPr>
-          <w:rFonts w:eastAsia="Times New Roman" w:cs="Times New Roman"/>
-        </w:rPr>
-        <w:t xml:space="preserve"> — 20 % better than median baseline. On the real 2025 hold-out test set (n = 649): </w:t>
+        <w:t>670 real 2025 invoices from SDK Shipping</w:t>
+      </w:r>
+      <w:r>
+        <w:rPr>
+          <w:rFonts w:eastAsia="Times New Roman" w:cs="Times New Roman"/>
+        </w:rPr>
+        <w:t xml:space="preserve"> (n = 649 after feature engineering; the hold-out test set) with </w:t>
       </w:r>
       <w:r>
         <w:rPr>
@@ -669,19 +685,60 @@
           <w:b/>
           <w:bCs/>
         </w:rPr>
+        <w:t>977 simulated 2020–2024 transactions</w:t>
+      </w:r>
+      <w:r>
+        <w:rPr>
+          <w:rFonts w:eastAsia="Times New Roman" w:cs="Times New Roman"/>
+        </w:rPr>
+        <w:t xml:space="preserve"> anchored in the case structure, linked to 17 yachts. The methodology is curriculum-anchored (Pettersen &amp; Rekdal, 2026, Table 1.1): gradient boosting, cross-validation, SHAP and hyper</w:t>
+      </w:r>
+      <w:r>
+        <w:rPr>
+          <w:rFonts w:eastAsia="Times New Roman" w:cs="Times New Roman"/>
+        </w:rPr>
+        <w:softHyphen/>
+        <w:t>parameter tuning. Cost is modelled per transaction with a log-transformed target and a LightGBM + CatBoost ensemble, th</w:t>
+      </w:r>
+      <w:r>
+        <w:rPr>
+          <w:rFonts w:eastAsia="Times New Roman" w:cs="Times New Roman"/>
+        </w:rPr>
+        <w:t xml:space="preserve">en aggregated via port templates and traffic weights, and calibrated against empirical P25/P50/P75 percentiles per (port, size). Source data are in EUR; the frontend converts to NOK/DKK at the API boundary. On simulated 2024 validation (n = 490): </w:t>
+      </w:r>
+      <w:r>
+        <w:rPr>
+          <w:rFonts w:eastAsia="Times New Roman" w:cs="Times New Roman"/>
+          <w:b/>
+          <w:bCs/>
+        </w:rPr>
+        <w:t>MAE = €17,350 / wMAPE = 71.4 %</w:t>
+      </w:r>
+      <w:r>
+        <w:rPr>
+          <w:rFonts w:eastAsia="Times New Roman" w:cs="Times New Roman"/>
+        </w:rPr>
+        <w:t xml:space="preserve"> — 20 % better than median baseline. On the real 2025 hold-out test set (n = 649): </w:t>
+      </w:r>
+      <w:r>
+        <w:rPr>
+          <w:rFonts w:eastAsia="Times New Roman" w:cs="Times New Roman"/>
+          <w:b/>
+          <w:bCs/>
+        </w:rPr>
         <w:t>MAE = €19,051 / wMAPE = 74.3 %</w:t>
       </w:r>
       <w:r>
         <w:rPr>
           <w:rFonts w:eastAsia="Times New Roman" w:cs="Times New Roman"/>
         </w:rPr>
-        <w:t xml:space="preserve"> — a ≈ 10 % val→test degradation reflecting model selection plus the simulated→real distribution shift. Deployed as FastAPI + Next.js wit</w:t>
-      </w:r>
-      <w:r>
-        <w:rPr>
-          <w:rFonts w:eastAsia="Times New Roman" w:cs="Times New Roman"/>
-        </w:rPr>
-        <w:t>h sub-two-second response.</w:t>
+        <w:t xml:space="preserve"> — a ≈ 10 % val→test degradation reflecting model selection plus the simulated→real distribution shift. Deployed as FastAP</w:t>
+      </w:r>
+      <w:r>
+        <w:rPr>
+          <w:rFonts w:eastAsia="Times New Roman" w:cs="Times New Roman"/>
+        </w:rPr>
+        <w:t>I + Next.js with sub-two-second response.</w:t>
       </w:r>
     </w:p>
     <w:p>
@@ -692,7 +749,7 @@
         <w:rPr>
           <w:rFonts w:eastAsia="Times New Roman" w:cs="Times New Roman"/>
         </w:rPr>
-        <w:pict w14:anchorId="55C1EF73">
+        <w:pict w14:anchorId="69A2D692">
           <v:rect id="_x0000_i1027" style="width:0;height:1.5pt" o:hralign="center" o:hrstd="t" o:hr="t"/>
         </w:pict>
       </w:r>
@@ -702,7 +759,7 @@
         <w:pStyle w:val="Overskrift2"/>
       </w:pPr>
       <w:bookmarkStart w:id="7" w:name="takk-til"/>
-      <w:bookmarkStart w:id="8" w:name="_Toc230677629"/>
+      <w:bookmarkStart w:id="8" w:name="_Toc230678413"/>
       <w:bookmarkEnd w:id="5"/>
       <w:r>
         <w:t>Takk til</w:t>
@@ -981,7 +1038,7 @@
         <w:pStyle w:val="Overskrift2"/>
       </w:pPr>
       <w:bookmarkStart w:id="9" w:name="innholdsfortegnelse"/>
-      <w:bookmarkStart w:id="10" w:name="_Toc230677630"/>
+      <w:bookmarkStart w:id="10" w:name="_Toc230678414"/>
       <w:bookmarkEnd w:id="7"/>
       <w:r>
         <w:t>Innholdsfortegnelse</w:t>
@@ -1020,7 +1077,7 @@
         </w:rPr>
         <w:fldChar w:fldCharType="separate"/>
       </w:r>
-      <w:hyperlink w:anchor="_Toc230677626" w:history="1">
+      <w:hyperlink w:anchor="_Toc230678410" w:history="1">
         <w:r>
           <w:rPr>
             <w:rStyle w:val="Hyperkobling"/>
@@ -1047,7 +1104,7 @@
             <w:noProof/>
             <w:webHidden/>
           </w:rPr>
-          <w:instrText xml:space="preserve"> PAGEREF _Toc230677626 \h </w:instrText>
+          <w:instrText xml:space="preserve"> PAGEREF _Toc230678410 \h </w:instrText>
         </w:r>
         <w:r>
           <w:rPr>
@@ -1092,7 +1149,7 @@
           <w14:ligatures w14:val="standardContextual"/>
         </w:rPr>
       </w:pPr>
-      <w:hyperlink w:anchor="_Toc230677627" w:history="1">
+      <w:hyperlink w:anchor="_Toc230678411" w:history="1">
         <w:r>
           <w:rPr>
             <w:rStyle w:val="Hyperkobling"/>
@@ -1119,7 +1176,7 @@
             <w:noProof/>
             <w:webHidden/>
           </w:rPr>
-          <w:instrText xml:space="preserve"> PAGEREF _Toc230677627 \h </w:instrText>
+          <w:instrText xml:space="preserve"> PAGEREF _Toc230678411 \h </w:instrText>
         </w:r>
         <w:r>
           <w:rPr>
@@ -1164,7 +1221,7 @@
           <w14:ligatures w14:val="standardContextual"/>
         </w:rPr>
       </w:pPr>
-      <w:hyperlink w:anchor="_Toc230677628" w:history="1">
+      <w:hyperlink w:anchor="_Toc230678412" w:history="1">
         <w:r>
           <w:rPr>
             <w:rStyle w:val="Hyperkobling"/>
@@ -1191,7 +1248,7 @@
             <w:noProof/>
             <w:webHidden/>
           </w:rPr>
-          <w:instrText xml:space="preserve"> PAGEREF _Toc230677628 \h </w:instrText>
+          <w:instrText xml:space="preserve"> PAGEREF _Toc230678412 \h </w:instrText>
         </w:r>
         <w:r>
           <w:rPr>
@@ -1236,7 +1293,7 @@
           <w14:ligatures w14:val="standardContextual"/>
         </w:rPr>
       </w:pPr>
-      <w:hyperlink w:anchor="_Toc230677629" w:history="1">
+      <w:hyperlink w:anchor="_Toc230678413" w:history="1">
         <w:r>
           <w:rPr>
             <w:rStyle w:val="Hyperkobling"/>
@@ -1263,7 +1320,7 @@
             <w:noProof/>
             <w:webHidden/>
           </w:rPr>
-          <w:instrText xml:space="preserve"> PAGEREF _Toc230677629 \h </w:instrText>
+          <w:instrText xml:space="preserve"> PAGEREF _Toc230678413 \h </w:instrText>
         </w:r>
         <w:r>
           <w:rPr>
@@ -1308,7 +1365,7 @@
           <w14:ligatures w14:val="standardContextual"/>
         </w:rPr>
       </w:pPr>
-      <w:hyperlink w:anchor="_Toc230677630" w:history="1">
+      <w:hyperlink w:anchor="_Toc230678414" w:history="1">
         <w:r>
           <w:rPr>
             <w:rStyle w:val="Hyperkobling"/>
@@ -1335,7 +1392,7 @@
             <w:noProof/>
             <w:webHidden/>
           </w:rPr>
-          <w:instrText xml:space="preserve"> PAGEREF _Toc230677630 \h </w:instrText>
+          <w:instrText xml:space="preserve"> PAGEREF _Toc230678414 \h </w:instrText>
         </w:r>
         <w:r>
           <w:rPr>
@@ -1380,7 +1437,7 @@
           <w14:ligatures w14:val="standardContextual"/>
         </w:rPr>
       </w:pPr>
-      <w:hyperlink w:anchor="_Toc230677631" w:history="1">
+      <w:hyperlink w:anchor="_Toc230678415" w:history="1">
         <w:r>
           <w:rPr>
             <w:rStyle w:val="Hyperkobling"/>
@@ -1407,7 +1464,7 @@
             <w:noProof/>
             <w:webHidden/>
           </w:rPr>
-          <w:instrText xml:space="preserve"> PAGEREF _Toc230677631 \h </w:instrText>
+          <w:instrText xml:space="preserve"> PAGEREF _Toc230678415 \h </w:instrText>
         </w:r>
         <w:r>
           <w:rPr>
@@ -1452,7 +1509,7 @@
           <w14:ligatures w14:val="standardContextual"/>
         </w:rPr>
       </w:pPr>
-      <w:hyperlink w:anchor="_Toc230677632" w:history="1">
+      <w:hyperlink w:anchor="_Toc230678416" w:history="1">
         <w:r>
           <w:rPr>
             <w:rStyle w:val="Hyperkobling"/>
@@ -1479,7 +1536,7 @@
             <w:noProof/>
             <w:webHidden/>
           </w:rPr>
-          <w:instrText xml:space="preserve"> PAGEREF _Toc230677632 \h </w:instrText>
+          <w:instrText xml:space="preserve"> PAGEREF _Toc230678416 \h </w:instrText>
         </w:r>
         <w:r>
           <w:rPr>
@@ -1524,7 +1581,7 @@
           <w14:ligatures w14:val="standardContextual"/>
         </w:rPr>
       </w:pPr>
-      <w:hyperlink w:anchor="_Toc230677633" w:history="1">
+      <w:hyperlink w:anchor="_Toc230678417" w:history="1">
         <w:r>
           <w:rPr>
             <w:rStyle w:val="Hyperkobling"/>
@@ -1551,7 +1608,7 @@
             <w:noProof/>
             <w:webHidden/>
           </w:rPr>
-          <w:instrText xml:space="preserve"> PAGEREF _Toc230677633 \h </w:instrText>
+          <w:instrText xml:space="preserve"> PAGEREF _Toc230678417 \h </w:instrText>
         </w:r>
         <w:r>
           <w:rPr>
@@ -1596,7 +1653,7 @@
           <w14:ligatures w14:val="standardContextual"/>
         </w:rPr>
       </w:pPr>
-      <w:hyperlink w:anchor="_Toc230677634" w:history="1">
+      <w:hyperlink w:anchor="_Toc230678418" w:history="1">
         <w:r>
           <w:rPr>
             <w:rStyle w:val="Hyperkobling"/>
@@ -1623,7 +1680,7 @@
             <w:noProof/>
             <w:webHidden/>
           </w:rPr>
-          <w:instrText xml:space="preserve"> PAGEREF _Toc230677634 \h </w:instrText>
+          <w:instrText xml:space="preserve"> PAGEREF _Toc230678418 \h </w:instrText>
         </w:r>
         <w:r>
           <w:rPr>
@@ -1668,7 +1725,7 @@
           <w14:ligatures w14:val="standardContextual"/>
         </w:rPr>
       </w:pPr>
-      <w:hyperlink w:anchor="_Toc230677635" w:history="1">
+      <w:hyperlink w:anchor="_Toc230678419" w:history="1">
         <w:r>
           <w:rPr>
             <w:rStyle w:val="Hyperkobling"/>
@@ -1695,7 +1752,7 @@
             <w:noProof/>
             <w:webHidden/>
           </w:rPr>
-          <w:instrText xml:space="preserve"> PAGEREF _Toc230677635 \h </w:instrText>
+          <w:instrText xml:space="preserve"> PAGEREF _Toc230678419 \h </w:instrText>
         </w:r>
         <w:r>
           <w:rPr>
@@ -1740,7 +1797,7 @@
           <w14:ligatures w14:val="standardContextual"/>
         </w:rPr>
       </w:pPr>
-      <w:hyperlink w:anchor="_Toc230677636" w:history="1">
+      <w:hyperlink w:anchor="_Toc230678420" w:history="1">
         <w:r>
           <w:rPr>
             <w:rStyle w:val="Hyperkobling"/>
@@ -1767,7 +1824,7 @@
             <w:noProof/>
             <w:webHidden/>
           </w:rPr>
-          <w:instrText xml:space="preserve"> PAGEREF _Toc230677636 \h </w:instrText>
+          <w:instrText xml:space="preserve"> PAGEREF _Toc230678420 \h </w:instrText>
         </w:r>
         <w:r>
           <w:rPr>
@@ -1812,7 +1869,7 @@
           <w14:ligatures w14:val="standardContextual"/>
         </w:rPr>
       </w:pPr>
-      <w:hyperlink w:anchor="_Toc230677637" w:history="1">
+      <w:hyperlink w:anchor="_Toc230678421" w:history="1">
         <w:r>
           <w:rPr>
             <w:rStyle w:val="Hyperkobling"/>
@@ -1839,7 +1896,7 @@
             <w:noProof/>
             <w:webHidden/>
           </w:rPr>
-          <w:instrText xml:space="preserve"> PAGEREF _Toc230677637 \h </w:instrText>
+          <w:instrText xml:space="preserve"> PAGEREF _Toc230678421 \h </w:instrText>
         </w:r>
         <w:r>
           <w:rPr>
@@ -1884,7 +1941,7 @@
           <w14:ligatures w14:val="standardContextual"/>
         </w:rPr>
       </w:pPr>
-      <w:hyperlink w:anchor="_Toc230677638" w:history="1">
+      <w:hyperlink w:anchor="_Toc230678422" w:history="1">
         <w:r>
           <w:rPr>
             <w:rStyle w:val="Hyperkobling"/>
@@ -1911,7 +1968,7 @@
             <w:noProof/>
             <w:webHidden/>
           </w:rPr>
-          <w:instrText xml:space="preserve"> PAGEREF _Toc230677638 \h </w:instrText>
+          <w:instrText xml:space="preserve"> PAGEREF _Toc230678422 \h </w:instrText>
         </w:r>
         <w:r>
           <w:rPr>
@@ -1956,7 +2013,7 @@
           <w14:ligatures w14:val="standardContextual"/>
         </w:rPr>
       </w:pPr>
-      <w:hyperlink w:anchor="_Toc230677639" w:history="1">
+      <w:hyperlink w:anchor="_Toc230678423" w:history="1">
         <w:r>
           <w:rPr>
             <w:rStyle w:val="Hyperkobling"/>
@@ -1983,7 +2040,7 @@
             <w:noProof/>
             <w:webHidden/>
           </w:rPr>
-          <w:instrText xml:space="preserve"> PAGEREF _Toc230677639 \h </w:instrText>
+          <w:instrText xml:space="preserve"> PAGEREF _Toc230678423 \h </w:instrText>
         </w:r>
         <w:r>
           <w:rPr>
@@ -2028,7 +2085,7 @@
           <w14:ligatures w14:val="standardContextual"/>
         </w:rPr>
       </w:pPr>
-      <w:hyperlink w:anchor="_Toc230677640" w:history="1">
+      <w:hyperlink w:anchor="_Toc230678424" w:history="1">
         <w:r>
           <w:rPr>
             <w:rStyle w:val="Hyperkobling"/>
@@ -2055,7 +2112,7 @@
             <w:noProof/>
             <w:webHidden/>
           </w:rPr>
-          <w:instrText xml:space="preserve"> PAGEREF _Toc230677640 \h </w:instrText>
+          <w:instrText xml:space="preserve"> PAGEREF _Toc230678424 \h </w:instrText>
         </w:r>
         <w:r>
           <w:rPr>
@@ -2100,7 +2157,7 @@
           <w14:ligatures w14:val="standardContextual"/>
         </w:rPr>
       </w:pPr>
-      <w:hyperlink w:anchor="_Toc230677641" w:history="1">
+      <w:hyperlink w:anchor="_Toc230678425" w:history="1">
         <w:r>
           <w:rPr>
             <w:rStyle w:val="Hyperkobling"/>
@@ -2127,7 +2184,7 @@
             <w:noProof/>
             <w:webHidden/>
           </w:rPr>
-          <w:instrText xml:space="preserve"> PAGEREF _Toc230677641 \h </w:instrText>
+          <w:instrText xml:space="preserve"> PAGEREF _Toc230678425 \h </w:instrText>
         </w:r>
         <w:r>
           <w:rPr>
@@ -2172,7 +2229,7 @@
           <w14:ligatures w14:val="standardContextual"/>
         </w:rPr>
       </w:pPr>
-      <w:hyperlink w:anchor="_Toc230677642" w:history="1">
+      <w:hyperlink w:anchor="_Toc230678426" w:history="1">
         <w:r>
           <w:rPr>
             <w:rStyle w:val="Hyperkobling"/>
@@ -2199,7 +2256,7 @@
             <w:noProof/>
             <w:webHidden/>
           </w:rPr>
-          <w:instrText xml:space="preserve"> PAGEREF _Toc230677642 \h </w:instrText>
+          <w:instrText xml:space="preserve"> PAGEREF _Toc230678426 \h </w:instrText>
         </w:r>
         <w:r>
           <w:rPr>
@@ -2244,7 +2301,7 @@
           <w14:ligatures w14:val="standardContextual"/>
         </w:rPr>
       </w:pPr>
-      <w:hyperlink w:anchor="_Toc230677643" w:history="1">
+      <w:hyperlink w:anchor="_Toc230678427" w:history="1">
         <w:r>
           <w:rPr>
             <w:rStyle w:val="Hyperkobling"/>
@@ -2271,7 +2328,7 @@
             <w:noProof/>
             <w:webHidden/>
           </w:rPr>
-          <w:instrText xml:space="preserve"> PAGEREF _Toc230677643 \h </w:instrText>
+          <w:instrText xml:space="preserve"> PAGEREF _Toc230678427 \h </w:instrText>
         </w:r>
         <w:r>
           <w:rPr>
@@ -2316,7 +2373,7 @@
           <w14:ligatures w14:val="standardContextual"/>
         </w:rPr>
       </w:pPr>
-      <w:hyperlink w:anchor="_Toc230677644" w:history="1">
+      <w:hyperlink w:anchor="_Toc230678428" w:history="1">
         <w:r>
           <w:rPr>
             <w:rStyle w:val="Hyperkobling"/>
@@ -2343,7 +2400,7 @@
             <w:noProof/>
             <w:webHidden/>
           </w:rPr>
-          <w:instrText xml:space="preserve"> PAGEREF _Toc230677644 \h </w:instrText>
+          <w:instrText xml:space="preserve"> PAGEREF _Toc230678428 \h </w:instrText>
         </w:r>
         <w:r>
           <w:rPr>
@@ -2388,7 +2445,7 @@
           <w14:ligatures w14:val="standardContextual"/>
         </w:rPr>
       </w:pPr>
-      <w:hyperlink w:anchor="_Toc230677645" w:history="1">
+      <w:hyperlink w:anchor="_Toc230678429" w:history="1">
         <w:r>
           <w:rPr>
             <w:rStyle w:val="Hyperkobling"/>
@@ -2415,7 +2472,7 @@
             <w:noProof/>
             <w:webHidden/>
           </w:rPr>
-          <w:instrText xml:space="preserve"> PAGEREF _Toc230677645 \h </w:instrText>
+          <w:instrText xml:space="preserve"> PAGEREF _Toc230678429 \h </w:instrText>
         </w:r>
         <w:r>
           <w:rPr>
@@ -2460,7 +2517,7 @@
           <w14:ligatures w14:val="standardContextual"/>
         </w:rPr>
       </w:pPr>
-      <w:hyperlink w:anchor="_Toc230677646" w:history="1">
+      <w:hyperlink w:anchor="_Toc230678430" w:history="1">
         <w:r>
           <w:rPr>
             <w:rStyle w:val="Hyperkobling"/>
@@ -2487,7 +2544,7 @@
             <w:noProof/>
             <w:webHidden/>
           </w:rPr>
-          <w:instrText xml:space="preserve"> PAGEREF _Toc230677646 \h </w:instrText>
+          <w:instrText xml:space="preserve"> PAGEREF _Toc230678430 \h </w:instrText>
         </w:r>
         <w:r>
           <w:rPr>
@@ -2532,7 +2589,7 @@
           <w14:ligatures w14:val="standardContextual"/>
         </w:rPr>
       </w:pPr>
-      <w:hyperlink w:anchor="_Toc230677647" w:history="1">
+      <w:hyperlink w:anchor="_Toc230678431" w:history="1">
         <w:r>
           <w:rPr>
             <w:rStyle w:val="Hyperkobling"/>
@@ -2559,7 +2616,7 @@
             <w:noProof/>
             <w:webHidden/>
           </w:rPr>
-          <w:instrText xml:space="preserve"> PAGEREF _Toc230677647 \h </w:instrText>
+          <w:instrText xml:space="preserve"> PAGEREF _Toc230678431 \h </w:instrText>
         </w:r>
         <w:r>
           <w:rPr>
@@ -2604,7 +2661,7 @@
           <w14:ligatures w14:val="standardContextual"/>
         </w:rPr>
       </w:pPr>
-      <w:hyperlink w:anchor="_Toc230677648" w:history="1">
+      <w:hyperlink w:anchor="_Toc230678432" w:history="1">
         <w:r>
           <w:rPr>
             <w:rStyle w:val="Hyperkobling"/>
@@ -2631,7 +2688,7 @@
             <w:noProof/>
             <w:webHidden/>
           </w:rPr>
-          <w:instrText xml:space="preserve"> PAGEREF _Toc230677648 \h </w:instrText>
+          <w:instrText xml:space="preserve"> PAGEREF _Toc230678432 \h </w:instrText>
         </w:r>
         <w:r>
           <w:rPr>
@@ -2676,7 +2733,7 @@
           <w14:ligatures w14:val="standardContextual"/>
         </w:rPr>
       </w:pPr>
-      <w:hyperlink w:anchor="_Toc230677649" w:history="1">
+      <w:hyperlink w:anchor="_Toc230678433" w:history="1">
         <w:r>
           <w:rPr>
             <w:rStyle w:val="Hyperkobling"/>
@@ -2703,7 +2760,7 @@
             <w:noProof/>
             <w:webHidden/>
           </w:rPr>
-          <w:instrText xml:space="preserve"> PAGEREF _Toc230677649 \h </w:instrText>
+          <w:instrText xml:space="preserve"> PAGEREF _Toc230678433 \h </w:instrText>
         </w:r>
         <w:r>
           <w:rPr>
@@ -2748,7 +2805,7 @@
           <w14:ligatures w14:val="standardContextual"/>
         </w:rPr>
       </w:pPr>
-      <w:hyperlink w:anchor="_Toc230677650" w:history="1">
+      <w:hyperlink w:anchor="_Toc230678434" w:history="1">
         <w:r>
           <w:rPr>
             <w:rStyle w:val="Hyperkobling"/>
@@ -2775,7 +2832,7 @@
             <w:noProof/>
             <w:webHidden/>
           </w:rPr>
-          <w:instrText xml:space="preserve"> PAGEREF _Toc230677650 \h </w:instrText>
+          <w:instrText xml:space="preserve"> PAGEREF _Toc230678434 \h </w:instrText>
         </w:r>
         <w:r>
           <w:rPr>
@@ -2820,7 +2877,7 @@
           <w14:ligatures w14:val="standardContextual"/>
         </w:rPr>
       </w:pPr>
-      <w:hyperlink w:anchor="_Toc230677651" w:history="1">
+      <w:hyperlink w:anchor="_Toc230678435" w:history="1">
         <w:r>
           <w:rPr>
             <w:rStyle w:val="Hyperkobling"/>
@@ -2847,7 +2904,7 @@
             <w:noProof/>
             <w:webHidden/>
           </w:rPr>
-          <w:instrText xml:space="preserve"> PAGEREF _Toc230677651 \h </w:instrText>
+          <w:instrText xml:space="preserve"> PAGEREF _Toc230678435 \h </w:instrText>
         </w:r>
         <w:r>
           <w:rPr>
@@ -2892,7 +2949,7 @@
           <w14:ligatures w14:val="standardContextual"/>
         </w:rPr>
       </w:pPr>
-      <w:hyperlink w:anchor="_Toc230677652" w:history="1">
+      <w:hyperlink w:anchor="_Toc230678436" w:history="1">
         <w:r>
           <w:rPr>
             <w:rStyle w:val="Hyperkobling"/>
@@ -2919,7 +2976,7 @@
             <w:noProof/>
             <w:webHidden/>
           </w:rPr>
-          <w:instrText xml:space="preserve"> PAGEREF _Toc230677652 \h </w:instrText>
+          <w:instrText xml:space="preserve"> PAGEREF _Toc230678436 \h </w:instrText>
         </w:r>
         <w:r>
           <w:rPr>
@@ -2964,7 +3021,7 @@
           <w14:ligatures w14:val="standardContextual"/>
         </w:rPr>
       </w:pPr>
-      <w:hyperlink w:anchor="_Toc230677653" w:history="1">
+      <w:hyperlink w:anchor="_Toc230678437" w:history="1">
         <w:r>
           <w:rPr>
             <w:rStyle w:val="Hyperkobling"/>
@@ -2991,7 +3048,7 @@
             <w:noProof/>
             <w:webHidden/>
           </w:rPr>
-          <w:instrText xml:space="preserve"> PAGEREF _Toc230677653 \h </w:instrText>
+          <w:instrText xml:space="preserve"> PAGEREF _Toc230678437 \h </w:instrText>
         </w:r>
         <w:r>
           <w:rPr>
@@ -3036,7 +3093,7 @@
           <w14:ligatures w14:val="standardContextual"/>
         </w:rPr>
       </w:pPr>
-      <w:hyperlink w:anchor="_Toc230677654" w:history="1">
+      <w:hyperlink w:anchor="_Toc230678438" w:history="1">
         <w:r>
           <w:rPr>
             <w:rStyle w:val="Hyperkobling"/>
@@ -3063,7 +3120,7 @@
             <w:noProof/>
             <w:webHidden/>
           </w:rPr>
-          <w:instrText xml:space="preserve"> PAGEREF _Toc230677654 \h </w:instrText>
+          <w:instrText xml:space="preserve"> PAGEREF _Toc230678438 \h </w:instrText>
         </w:r>
         <w:r>
           <w:rPr>
@@ -3108,7 +3165,7 @@
           <w14:ligatures w14:val="standardContextual"/>
         </w:rPr>
       </w:pPr>
-      <w:hyperlink w:anchor="_Toc230677655" w:history="1">
+      <w:hyperlink w:anchor="_Toc230678439" w:history="1">
         <w:r>
           <w:rPr>
             <w:rStyle w:val="Hyperkobling"/>
@@ -3135,7 +3192,7 @@
             <w:noProof/>
             <w:webHidden/>
           </w:rPr>
-          <w:instrText xml:space="preserve"> PAGEREF _Toc230677655 \h </w:instrText>
+          <w:instrText xml:space="preserve"> PAGEREF _Toc230678439 \h </w:instrText>
         </w:r>
         <w:r>
           <w:rPr>
@@ -3180,7 +3237,7 @@
           <w14:ligatures w14:val="standardContextual"/>
         </w:rPr>
       </w:pPr>
-      <w:hyperlink w:anchor="_Toc230677656" w:history="1">
+      <w:hyperlink w:anchor="_Toc230678440" w:history="1">
         <w:r>
           <w:rPr>
             <w:rStyle w:val="Hyperkobling"/>
@@ -3207,7 +3264,7 @@
             <w:noProof/>
             <w:webHidden/>
           </w:rPr>
-          <w:instrText xml:space="preserve"> PAGEREF _Toc230677656 \h </w:instrText>
+          <w:instrText xml:space="preserve"> PAGEREF _Toc230678440 \h </w:instrText>
         </w:r>
         <w:r>
           <w:rPr>
@@ -3252,7 +3309,7 @@
           <w14:ligatures w14:val="standardContextual"/>
         </w:rPr>
       </w:pPr>
-      <w:hyperlink w:anchor="_Toc230677657" w:history="1">
+      <w:hyperlink w:anchor="_Toc230678441" w:history="1">
         <w:r>
           <w:rPr>
             <w:rStyle w:val="Hyperkobling"/>
@@ -3279,7 +3336,7 @@
             <w:noProof/>
             <w:webHidden/>
           </w:rPr>
-          <w:instrText xml:space="preserve"> PAGEREF _Toc230677657 \h </w:instrText>
+          <w:instrText xml:space="preserve"> PAGEREF _Toc230678441 \h </w:instrText>
         </w:r>
         <w:r>
           <w:rPr>
@@ -3324,7 +3381,7 @@
           <w14:ligatures w14:val="standardContextual"/>
         </w:rPr>
       </w:pPr>
-      <w:hyperlink w:anchor="_Toc230677658" w:history="1">
+      <w:hyperlink w:anchor="_Toc230678442" w:history="1">
         <w:r>
           <w:rPr>
             <w:rStyle w:val="Hyperkobling"/>
@@ -3351,7 +3408,7 @@
             <w:noProof/>
             <w:webHidden/>
           </w:rPr>
-          <w:instrText xml:space="preserve"> PAGEREF _Toc230677658 \h </w:instrText>
+          <w:instrText xml:space="preserve"> PAGEREF _Toc230678442 \h </w:instrText>
         </w:r>
         <w:r>
           <w:rPr>
@@ -3396,7 +3453,7 @@
           <w14:ligatures w14:val="standardContextual"/>
         </w:rPr>
       </w:pPr>
-      <w:hyperlink w:anchor="_Toc230677659" w:history="1">
+      <w:hyperlink w:anchor="_Toc230678443" w:history="1">
         <w:r>
           <w:rPr>
             <w:rStyle w:val="Hyperkobling"/>
@@ -3423,7 +3480,7 @@
             <w:noProof/>
             <w:webHidden/>
           </w:rPr>
-          <w:instrText xml:space="preserve"> PAGEREF _Toc230677659 \h </w:instrText>
+          <w:instrText xml:space="preserve"> PAGEREF _Toc230678443 \h </w:instrText>
         </w:r>
         <w:r>
           <w:rPr>
@@ -3468,7 +3525,7 @@
           <w14:ligatures w14:val="standardContextual"/>
         </w:rPr>
       </w:pPr>
-      <w:hyperlink w:anchor="_Toc230677660" w:history="1">
+      <w:hyperlink w:anchor="_Toc230678444" w:history="1">
         <w:r>
           <w:rPr>
             <w:rStyle w:val="Hyperkobling"/>
@@ -3495,7 +3552,7 @@
             <w:noProof/>
             <w:webHidden/>
           </w:rPr>
-          <w:instrText xml:space="preserve"> PAGEREF _Toc230677660 \h </w:instrText>
+          <w:instrText xml:space="preserve"> PAGEREF _Toc230678444 \h </w:instrText>
         </w:r>
         <w:r>
           <w:rPr>
@@ -3540,7 +3597,7 @@
           <w14:ligatures w14:val="standardContextual"/>
         </w:rPr>
       </w:pPr>
-      <w:hyperlink w:anchor="_Toc230677661" w:history="1">
+      <w:hyperlink w:anchor="_Toc230678445" w:history="1">
         <w:r>
           <w:rPr>
             <w:rStyle w:val="Hyperkobling"/>
@@ -3567,7 +3624,7 @@
             <w:noProof/>
             <w:webHidden/>
           </w:rPr>
-          <w:instrText xml:space="preserve"> PAGEREF _Toc230677661 \h </w:instrText>
+          <w:instrText xml:space="preserve"> PAGEREF _Toc230678445 \h </w:instrText>
         </w:r>
         <w:r>
           <w:rPr>
@@ -3612,7 +3669,7 @@
           <w14:ligatures w14:val="standardContextual"/>
         </w:rPr>
       </w:pPr>
-      <w:hyperlink w:anchor="_Toc230677662" w:history="1">
+      <w:hyperlink w:anchor="_Toc230678446" w:history="1">
         <w:r>
           <w:rPr>
             <w:rStyle w:val="Hyperkobling"/>
@@ -3639,7 +3696,7 @@
             <w:noProof/>
             <w:webHidden/>
           </w:rPr>
-          <w:instrText xml:space="preserve"> PAGEREF _Toc230677662 \h </w:instrText>
+          <w:instrText xml:space="preserve"> PAGEREF _Toc230678446 \h </w:instrText>
         </w:r>
         <w:r>
           <w:rPr>
@@ -3684,7 +3741,7 @@
           <w14:ligatures w14:val="standardContextual"/>
         </w:rPr>
       </w:pPr>
-      <w:hyperlink w:anchor="_Toc230677663" w:history="1">
+      <w:hyperlink w:anchor="_Toc230678447" w:history="1">
         <w:r>
           <w:rPr>
             <w:rStyle w:val="Hyperkobling"/>
@@ -3711,7 +3768,7 @@
             <w:noProof/>
             <w:webHidden/>
           </w:rPr>
-          <w:instrText xml:space="preserve"> PAGEREF _Toc230677663 \h </w:instrText>
+          <w:instrText xml:space="preserve"> PAGEREF _Toc230678447 \h </w:instrText>
         </w:r>
         <w:r>
           <w:rPr>
@@ -3756,7 +3813,7 @@
           <w14:ligatures w14:val="standardContextual"/>
         </w:rPr>
       </w:pPr>
-      <w:hyperlink w:anchor="_Toc230677664" w:history="1">
+      <w:hyperlink w:anchor="_Toc230678448" w:history="1">
         <w:r>
           <w:rPr>
             <w:rStyle w:val="Hyperkobling"/>
@@ -3783,7 +3840,7 @@
             <w:noProof/>
             <w:webHidden/>
           </w:rPr>
-          <w:instrText xml:space="preserve"> PAGEREF _Toc230677664 \h </w:instrText>
+          <w:instrText xml:space="preserve"> PAGEREF _Toc230678448 \h </w:instrText>
         </w:r>
         <w:r>
           <w:rPr>
@@ -3828,7 +3885,7 @@
           <w14:ligatures w14:val="standardContextual"/>
         </w:rPr>
       </w:pPr>
-      <w:hyperlink w:anchor="_Toc230677665" w:history="1">
+      <w:hyperlink w:anchor="_Toc230678449" w:history="1">
         <w:r>
           <w:rPr>
             <w:rStyle w:val="Hyperkobling"/>
@@ -3855,7 +3912,7 @@
             <w:noProof/>
             <w:webHidden/>
           </w:rPr>
-          <w:instrText xml:space="preserve"> PAGEREF _Toc230677665 \h </w:instrText>
+          <w:instrText xml:space="preserve"> PAGEREF _Toc230678449 \h </w:instrText>
         </w:r>
         <w:r>
           <w:rPr>
@@ -3900,7 +3957,7 @@
           <w14:ligatures w14:val="standardContextual"/>
         </w:rPr>
       </w:pPr>
-      <w:hyperlink w:anchor="_Toc230677666" w:history="1">
+      <w:hyperlink w:anchor="_Toc230678450" w:history="1">
         <w:r>
           <w:rPr>
             <w:rStyle w:val="Hyperkobling"/>
@@ -3927,7 +3984,7 @@
             <w:noProof/>
             <w:webHidden/>
           </w:rPr>
-          <w:instrText xml:space="preserve"> PAGEREF _Toc230677666 \h </w:instrText>
+          <w:instrText xml:space="preserve"> PAGEREF _Toc230678450 \h </w:instrText>
         </w:r>
         <w:r>
           <w:rPr>
@@ -3972,7 +4029,7 @@
           <w14:ligatures w14:val="standardContextual"/>
         </w:rPr>
       </w:pPr>
-      <w:hyperlink w:anchor="_Toc230677667" w:history="1">
+      <w:hyperlink w:anchor="_Toc230678451" w:history="1">
         <w:r>
           <w:rPr>
             <w:rStyle w:val="Hyperkobling"/>
@@ -3999,7 +4056,7 @@
             <w:noProof/>
             <w:webHidden/>
           </w:rPr>
-          <w:instrText xml:space="preserve"> PAGEREF _Toc230677667 \h </w:instrText>
+          <w:instrText xml:space="preserve"> PAGEREF _Toc230678451 \h </w:instrText>
         </w:r>
         <w:r>
           <w:rPr>
@@ -4044,7 +4101,7 @@
           <w14:ligatures w14:val="standardContextual"/>
         </w:rPr>
       </w:pPr>
-      <w:hyperlink w:anchor="_Toc230677668" w:history="1">
+      <w:hyperlink w:anchor="_Toc230678452" w:history="1">
         <w:r>
           <w:rPr>
             <w:rStyle w:val="Hyperkobling"/>
@@ -4071,7 +4128,7 @@
             <w:noProof/>
             <w:webHidden/>
           </w:rPr>
-          <w:instrText xml:space="preserve"> PAGEREF _Toc230677668 \h </w:instrText>
+          <w:instrText xml:space="preserve"> PAGEREF _Toc230678452 \h </w:instrText>
         </w:r>
         <w:r>
           <w:rPr>
@@ -4116,7 +4173,7 @@
           <w14:ligatures w14:val="standardContextual"/>
         </w:rPr>
       </w:pPr>
-      <w:hyperlink w:anchor="_Toc230677669" w:history="1">
+      <w:hyperlink w:anchor="_Toc230678453" w:history="1">
         <w:r>
           <w:rPr>
             <w:rStyle w:val="Hyperkobling"/>
@@ -4143,7 +4200,7 @@
             <w:noProof/>
             <w:webHidden/>
           </w:rPr>
-          <w:instrText xml:space="preserve"> PAGEREF _Toc230677669 \h </w:instrText>
+          <w:instrText xml:space="preserve"> PAGEREF _Toc230678453 \h </w:instrText>
         </w:r>
         <w:r>
           <w:rPr>
@@ -4188,7 +4245,7 @@
           <w14:ligatures w14:val="standardContextual"/>
         </w:rPr>
       </w:pPr>
-      <w:hyperlink w:anchor="_Toc230677670" w:history="1">
+      <w:hyperlink w:anchor="_Toc230678454" w:history="1">
         <w:r>
           <w:rPr>
             <w:rStyle w:val="Hyperkobling"/>
@@ -4215,7 +4272,7 @@
             <w:noProof/>
             <w:webHidden/>
           </w:rPr>
-          <w:instrText xml:space="preserve"> PAGEREF _Toc230677670 \h </w:instrText>
+          <w:instrText xml:space="preserve"> PAGEREF _Toc230678454 \h </w:instrText>
         </w:r>
         <w:r>
           <w:rPr>
@@ -4260,7 +4317,7 @@
           <w14:ligatures w14:val="standardContextual"/>
         </w:rPr>
       </w:pPr>
-      <w:hyperlink w:anchor="_Toc230677671" w:history="1">
+      <w:hyperlink w:anchor="_Toc230678455" w:history="1">
         <w:r>
           <w:rPr>
             <w:rStyle w:val="Hyperkobling"/>
@@ -4287,7 +4344,7 @@
             <w:noProof/>
             <w:webHidden/>
           </w:rPr>
-          <w:instrText xml:space="preserve"> PAGEREF _Toc230677671 \h </w:instrText>
+          <w:instrText xml:space="preserve"> PAGEREF _Toc230678455 \h </w:instrText>
         </w:r>
         <w:r>
           <w:rPr>
@@ -4332,7 +4389,7 @@
           <w14:ligatures w14:val="standardContextual"/>
         </w:rPr>
       </w:pPr>
-      <w:hyperlink w:anchor="_Toc230677672" w:history="1">
+      <w:hyperlink w:anchor="_Toc230678456" w:history="1">
         <w:r>
           <w:rPr>
             <w:rStyle w:val="Hyperkobling"/>
@@ -4359,7 +4416,7 @@
             <w:noProof/>
             <w:webHidden/>
           </w:rPr>
-          <w:instrText xml:space="preserve"> PAGEREF _Toc230677672 \h </w:instrText>
+          <w:instrText xml:space="preserve"> PAGEREF _Toc230678456 \h </w:instrText>
         </w:r>
         <w:r>
           <w:rPr>
@@ -4404,7 +4461,7 @@
           <w14:ligatures w14:val="standardContextual"/>
         </w:rPr>
       </w:pPr>
-      <w:hyperlink w:anchor="_Toc230677673" w:history="1">
+      <w:hyperlink w:anchor="_Toc230678457" w:history="1">
         <w:r>
           <w:rPr>
             <w:rStyle w:val="Hyperkobling"/>
@@ -4431,7 +4488,7 @@
             <w:noProof/>
             <w:webHidden/>
           </w:rPr>
-          <w:instrText xml:space="preserve"> PAGEREF _Toc230677673 \h </w:instrText>
+          <w:instrText xml:space="preserve"> PAGEREF _Toc230678457 \h </w:instrText>
         </w:r>
         <w:r>
           <w:rPr>
@@ -4476,7 +4533,7 @@
           <w14:ligatures w14:val="standardContextual"/>
         </w:rPr>
       </w:pPr>
-      <w:hyperlink w:anchor="_Toc230677674" w:history="1">
+      <w:hyperlink w:anchor="_Toc230678458" w:history="1">
         <w:r>
           <w:rPr>
             <w:rStyle w:val="Hyperkobling"/>
@@ -4503,7 +4560,7 @@
             <w:noProof/>
             <w:webHidden/>
           </w:rPr>
-          <w:instrText xml:space="preserve"> PAGEREF _Toc230677674 \h </w:instrText>
+          <w:instrText xml:space="preserve"> PAGEREF _Toc230678458 \h </w:instrText>
         </w:r>
         <w:r>
           <w:rPr>
@@ -4548,7 +4605,7 @@
           <w14:ligatures w14:val="standardContextual"/>
         </w:rPr>
       </w:pPr>
-      <w:hyperlink w:anchor="_Toc230677675" w:history="1">
+      <w:hyperlink w:anchor="_Toc230678459" w:history="1">
         <w:r>
           <w:rPr>
             <w:rStyle w:val="Hyperkobling"/>
@@ -4575,7 +4632,7 @@
             <w:noProof/>
             <w:webHidden/>
           </w:rPr>
-          <w:instrText xml:space="preserve"> PAGEREF _Toc230677675 \h </w:instrText>
+          <w:instrText xml:space="preserve"> PAGEREF _Toc230678459 \h </w:instrText>
         </w:r>
         <w:r>
           <w:rPr>
@@ -4620,7 +4677,7 @@
           <w14:ligatures w14:val="standardContextual"/>
         </w:rPr>
       </w:pPr>
-      <w:hyperlink w:anchor="_Toc230677676" w:history="1">
+      <w:hyperlink w:anchor="_Toc230678460" w:history="1">
         <w:r>
           <w:rPr>
             <w:rStyle w:val="Hyperkobling"/>
@@ -4647,7 +4704,7 @@
             <w:noProof/>
             <w:webHidden/>
           </w:rPr>
-          <w:instrText xml:space="preserve"> PAGEREF _Toc230677676 \h </w:instrText>
+          <w:instrText xml:space="preserve"> PAGEREF _Toc230678460 \h </w:instrText>
         </w:r>
         <w:r>
           <w:rPr>
@@ -4692,7 +4749,7 @@
           <w14:ligatures w14:val="standardContextual"/>
         </w:rPr>
       </w:pPr>
-      <w:hyperlink w:anchor="_Toc230677677" w:history="1">
+      <w:hyperlink w:anchor="_Toc230678461" w:history="1">
         <w:r>
           <w:rPr>
             <w:rStyle w:val="Hyperkobling"/>
@@ -4719,7 +4776,7 @@
             <w:noProof/>
             <w:webHidden/>
           </w:rPr>
-          <w:instrText xml:space="preserve"> PAGEREF _Toc230677677 \h </w:instrText>
+          <w:instrText xml:space="preserve"> PAGEREF _Toc230678461 \h </w:instrText>
         </w:r>
         <w:r>
           <w:rPr>
@@ -4764,7 +4821,7 @@
           <w14:ligatures w14:val="standardContextual"/>
         </w:rPr>
       </w:pPr>
-      <w:hyperlink w:anchor="_Toc230677678" w:history="1">
+      <w:hyperlink w:anchor="_Toc230678462" w:history="1">
         <w:r>
           <w:rPr>
             <w:rStyle w:val="Hyperkobling"/>
@@ -4791,7 +4848,7 @@
             <w:noProof/>
             <w:webHidden/>
           </w:rPr>
-          <w:instrText xml:space="preserve"> PAGEREF _Toc230677678 \h </w:instrText>
+          <w:instrText xml:space="preserve"> PAGEREF _Toc230678462 \h </w:instrText>
         </w:r>
         <w:r>
           <w:rPr>
@@ -4836,7 +4893,7 @@
           <w14:ligatures w14:val="standardContextual"/>
         </w:rPr>
       </w:pPr>
-      <w:hyperlink w:anchor="_Toc230677679" w:history="1">
+      <w:hyperlink w:anchor="_Toc230678463" w:history="1">
         <w:r>
           <w:rPr>
             <w:rStyle w:val="Hyperkobling"/>
@@ -4863,7 +4920,7 @@
             <w:noProof/>
             <w:webHidden/>
           </w:rPr>
-          <w:instrText xml:space="preserve"> PAGEREF _Toc230677679 \h </w:instrText>
+          <w:instrText xml:space="preserve"> PAGEREF _Toc230678463 \h </w:instrText>
         </w:r>
         <w:r>
           <w:rPr>
@@ -4908,7 +4965,7 @@
           <w14:ligatures w14:val="standardContextual"/>
         </w:rPr>
       </w:pPr>
-      <w:hyperlink w:anchor="_Toc230677680" w:history="1">
+      <w:hyperlink w:anchor="_Toc230678464" w:history="1">
         <w:r>
           <w:rPr>
             <w:rStyle w:val="Hyperkobling"/>
@@ -4935,7 +4992,7 @@
             <w:noProof/>
             <w:webHidden/>
           </w:rPr>
-          <w:instrText xml:space="preserve"> PAGEREF _Toc230677680 \h </w:instrText>
+          <w:instrText xml:space="preserve"> PAGEREF _Toc230678464 \h </w:instrText>
         </w:r>
         <w:r>
           <w:rPr>
@@ -4980,7 +5037,7 @@
           <w14:ligatures w14:val="standardContextual"/>
         </w:rPr>
       </w:pPr>
-      <w:hyperlink w:anchor="_Toc230677681" w:history="1">
+      <w:hyperlink w:anchor="_Toc230678465" w:history="1">
         <w:r>
           <w:rPr>
             <w:rStyle w:val="Hyperkobling"/>
@@ -5007,7 +5064,7 @@
             <w:noProof/>
             <w:webHidden/>
           </w:rPr>
-          <w:instrText xml:space="preserve"> PAGEREF _Toc230677681 \h </w:instrText>
+          <w:instrText xml:space="preserve"> PAGEREF _Toc230678465 \h </w:instrText>
         </w:r>
         <w:r>
           <w:rPr>
@@ -5052,7 +5109,7 @@
           <w14:ligatures w14:val="standardContextual"/>
         </w:rPr>
       </w:pPr>
-      <w:hyperlink w:anchor="_Toc230677682" w:history="1">
+      <w:hyperlink w:anchor="_Toc230678466" w:history="1">
         <w:r>
           <w:rPr>
             <w:rStyle w:val="Hyperkobling"/>
@@ -5079,7 +5136,7 @@
             <w:noProof/>
             <w:webHidden/>
           </w:rPr>
-          <w:instrText xml:space="preserve"> PAGEREF _Toc230677682 \h </w:instrText>
+          <w:instrText xml:space="preserve"> PAGEREF _Toc230678466 \h </w:instrText>
         </w:r>
         <w:r>
           <w:rPr>
@@ -5124,7 +5181,7 @@
           <w14:ligatures w14:val="standardContextual"/>
         </w:rPr>
       </w:pPr>
-      <w:hyperlink w:anchor="_Toc230677683" w:history="1">
+      <w:hyperlink w:anchor="_Toc230678467" w:history="1">
         <w:r>
           <w:rPr>
             <w:rStyle w:val="Hyperkobling"/>
@@ -5151,7 +5208,7 @@
             <w:noProof/>
             <w:webHidden/>
           </w:rPr>
-          <w:instrText xml:space="preserve"> PAGEREF _Toc230677683 \h </w:instrText>
+          <w:instrText xml:space="preserve"> PAGEREF _Toc230678467 \h </w:instrText>
         </w:r>
         <w:r>
           <w:rPr>
@@ -5196,7 +5253,7 @@
           <w14:ligatures w14:val="standardContextual"/>
         </w:rPr>
       </w:pPr>
-      <w:hyperlink w:anchor="_Toc230677684" w:history="1">
+      <w:hyperlink w:anchor="_Toc230678468" w:history="1">
         <w:r>
           <w:rPr>
             <w:rStyle w:val="Hyperkobling"/>
@@ -5223,7 +5280,7 @@
             <w:noProof/>
             <w:webHidden/>
           </w:rPr>
-          <w:instrText xml:space="preserve"> PAGEREF _Toc230677684 \h </w:instrText>
+          <w:instrText xml:space="preserve"> PAGEREF _Toc230678468 \h </w:instrText>
         </w:r>
         <w:r>
           <w:rPr>
@@ -5268,7 +5325,7 @@
           <w14:ligatures w14:val="standardContextual"/>
         </w:rPr>
       </w:pPr>
-      <w:hyperlink w:anchor="_Toc230677685" w:history="1">
+      <w:hyperlink w:anchor="_Toc230678469" w:history="1">
         <w:r>
           <w:rPr>
             <w:rStyle w:val="Hyperkobling"/>
@@ -5295,7 +5352,7 @@
             <w:noProof/>
             <w:webHidden/>
           </w:rPr>
-          <w:instrText xml:space="preserve"> PAGEREF _Toc230677685 \h </w:instrText>
+          <w:instrText xml:space="preserve"> PAGEREF _Toc230678469 \h </w:instrText>
         </w:r>
         <w:r>
           <w:rPr>
@@ -5340,7 +5397,7 @@
           <w14:ligatures w14:val="standardContextual"/>
         </w:rPr>
       </w:pPr>
-      <w:hyperlink w:anchor="_Toc230677686" w:history="1">
+      <w:hyperlink w:anchor="_Toc230678470" w:history="1">
         <w:r>
           <w:rPr>
             <w:rStyle w:val="Hyperkobling"/>
@@ -5367,7 +5424,7 @@
             <w:noProof/>
             <w:webHidden/>
           </w:rPr>
-          <w:instrText xml:space="preserve"> PAGEREF _Toc230677686 \h </w:instrText>
+          <w:instrText xml:space="preserve"> PAGEREF _Toc230678470 \h </w:instrText>
         </w:r>
         <w:r>
           <w:rPr>
@@ -5412,7 +5469,7 @@
           <w14:ligatures w14:val="standardContextual"/>
         </w:rPr>
       </w:pPr>
-      <w:hyperlink w:anchor="_Toc230677687" w:history="1">
+      <w:hyperlink w:anchor="_Toc230678471" w:history="1">
         <w:r>
           <w:rPr>
             <w:rStyle w:val="Hyperkobling"/>
@@ -5439,7 +5496,7 @@
             <w:noProof/>
             <w:webHidden/>
           </w:rPr>
-          <w:instrText xml:space="preserve"> PAGEREF _Toc230677687 \h </w:instrText>
+          <w:instrText xml:space="preserve"> PAGEREF _Toc230678471 \h </w:instrText>
         </w:r>
         <w:r>
           <w:rPr>
@@ -5484,7 +5541,7 @@
           <w14:ligatures w14:val="standardContextual"/>
         </w:rPr>
       </w:pPr>
-      <w:hyperlink w:anchor="_Toc230677688" w:history="1">
+      <w:hyperlink w:anchor="_Toc230678472" w:history="1">
         <w:r>
           <w:rPr>
             <w:rStyle w:val="Hyperkobling"/>
@@ -5519,7 +5576,7 @@
             <w:noProof/>
             <w:webHidden/>
           </w:rPr>
-          <w:instrText xml:space="preserve"> PAGEREF _Toc230677688 \h </w:instrText>
+          <w:instrText xml:space="preserve"> PAGEREF _Toc230678472 \h </w:instrText>
         </w:r>
         <w:r>
           <w:rPr>
@@ -5577,7 +5634,7 @@
         <w:pStyle w:val="Overskrift2"/>
       </w:pPr>
       <w:bookmarkStart w:id="11" w:name="innledning"/>
-      <w:bookmarkStart w:id="12" w:name="_Toc230677631"/>
+      <w:bookmarkStart w:id="12" w:name="_Toc230678415"/>
       <w:bookmarkEnd w:id="9"/>
       <w:r>
         <w:t>1. Innledning</w:t>
@@ -5600,11 +5657,6 @@
           <w:rFonts w:eastAsia="Times New Roman" w:cs="Times New Roman"/>
         </w:rPr>
         <w:softHyphen/>
-      </w:r>
-      <w:r>
-        <w:rPr>
-          <w:rFonts w:eastAsia="Times New Roman" w:cs="Times New Roman"/>
-        </w:rPr>
         <w:t>inntekter for skandinaviske havneagenter, men kostnadsbildet ved et havneanløp er komplekst: ett anløp består typisk av 5–40 separate transaksjoner fordelt på havneavgift, los, hospitality, proviant, agenttjenester og bunkers. I dag estimeres totalkost</w:t>
       </w:r>
       <w:r>
@@ -5674,7 +5726,7 @@
         <w:pStyle w:val="Overskrift3"/>
       </w:pPr>
       <w:bookmarkStart w:id="13" w:name="problemstilling"/>
-      <w:bookmarkStart w:id="14" w:name="_Toc230677632"/>
+      <w:bookmarkStart w:id="14" w:name="_Toc230678416"/>
       <w:r>
         <w:t>1.1 Problemstilling</w:t>
       </w:r>
@@ -5733,7 +5785,7 @@
         <w:pStyle w:val="Overskrift3"/>
       </w:pPr>
       <w:bookmarkStart w:id="15" w:name="delproblemer"/>
-      <w:bookmarkStart w:id="16" w:name="_Toc230677633"/>
+      <w:bookmarkStart w:id="16" w:name="_Toc230678417"/>
       <w:bookmarkEnd w:id="13"/>
       <w:r>
         <w:t>1.2 Delproblemer</w:t>
@@ -5875,19 +5927,18 @@
         <w:rPr>
           <w:rFonts w:eastAsia="Times New Roman" w:cs="Times New Roman"/>
         </w:rPr>
-        <w:t xml:space="preserve"> </w:t>
-      </w:r>
-      <w:r>
-        <w:rPr>
-          <w:rFonts w:eastAsia="Times New Roman" w:cs="Times New Roman"/>
-        </w:rPr>
-        <w:t>Hvordan kan estimatets usikkerhet kommuniseres til agent</w:t>
-      </w:r>
-      <w:r>
-        <w:rPr>
-          <w:rFonts w:eastAsia="Times New Roman" w:cs="Times New Roman"/>
-        </w:rPr>
-        <w:softHyphen/>
+        <w:t xml:space="preserve"> Hvordan kan estimatets usikkerhet kommuniseres til agent</w:t>
+      </w:r>
+      <w:r>
+        <w:rPr>
+          <w:rFonts w:eastAsia="Times New Roman" w:cs="Times New Roman"/>
+        </w:rPr>
+        <w:softHyphen/>
+      </w:r>
+      <w:r>
+        <w:rPr>
+          <w:rFonts w:eastAsia="Times New Roman" w:cs="Times New Roman"/>
+        </w:rPr>
         <w:t>koordinator, slik at sluttkunden får et realistisk spenn og ikke et villedende punkt</w:t>
       </w:r>
       <w:r>
@@ -5934,7 +5985,7 @@
         <w:pStyle w:val="Overskrift3"/>
       </w:pPr>
       <w:bookmarkStart w:id="17" w:name="avgrensninger"/>
-      <w:bookmarkStart w:id="18" w:name="_Toc230677634"/>
+      <w:bookmarkStart w:id="18" w:name="_Toc230678418"/>
       <w:bookmarkEnd w:id="15"/>
       <w:r>
         <w:t>1.3 Avgrensninger</w:t>
@@ -6191,7 +6242,7 @@
         <w:pStyle w:val="Overskrift3"/>
       </w:pPr>
       <w:bookmarkStart w:id="19" w:name="antakelser"/>
-      <w:bookmarkStart w:id="20" w:name="_Toc230677635"/>
+      <w:bookmarkStart w:id="20" w:name="_Toc230678419"/>
       <w:bookmarkEnd w:id="17"/>
       <w:r>
         <w:t>1.4 Antakelser</w:t>
@@ -6354,7 +6405,13 @@
         <w:rPr>
           <w:rFonts w:eastAsia="Times New Roman" w:cs="Times New Roman"/>
         </w:rPr>
-        <w:t xml:space="preserve"> En log-transformasjon på kostnaden gir en tilstrekkelig symmetrisk feilfordeling til at MAE/RMSE-baserte modeller fungerer godt.</w:t>
+        <w:t xml:space="preserve"> </w:t>
+      </w:r>
+      <w:r>
+        <w:rPr>
+          <w:rFonts w:eastAsia="Times New Roman" w:cs="Times New Roman"/>
+        </w:rPr>
+        <w:t>En log-transformasjon på kostnaden gir en tilstrekkelig symmetrisk feilfordeling til at MAE/RMSE-baserte modeller fungerer godt.</w:t>
       </w:r>
     </w:p>
     <w:p>
@@ -6362,7 +6419,7 @@
         <w:pStyle w:val="Overskrift3"/>
       </w:pPr>
       <w:bookmarkStart w:id="21" w:name="anvendte-bidrag-i-case-studien"/>
-      <w:bookmarkStart w:id="22" w:name="_Toc230677636"/>
+      <w:bookmarkStart w:id="22" w:name="_Toc230678420"/>
       <w:bookmarkEnd w:id="19"/>
       <w:r>
         <w:t>1.5 Anvendte bidrag i case-studien</w:t>
@@ -6554,7 +6611,7 @@
         <w:rPr>
           <w:rFonts w:eastAsia="Times New Roman" w:cs="Times New Roman"/>
         </w:rPr>
-        <w:pict w14:anchorId="0C0BEC71">
+        <w:pict w14:anchorId="270E7D3A">
           <v:rect id="_x0000_i1028" style="width:0;height:1.5pt" o:hralign="center" o:hrstd="t" o:hr="t"/>
         </w:pict>
       </w:r>
@@ -6564,7 +6621,7 @@
         <w:pStyle w:val="Overskrift2"/>
       </w:pPr>
       <w:bookmarkStart w:id="23" w:name="litteratur"/>
-      <w:bookmarkStart w:id="24" w:name="_Toc230677637"/>
+      <w:bookmarkStart w:id="24" w:name="_Toc230678421"/>
       <w:bookmarkEnd w:id="11"/>
       <w:bookmarkEnd w:id="21"/>
       <w:r>
@@ -6589,7 +6646,7 @@
         <w:pStyle w:val="Overskrift3"/>
       </w:pPr>
       <w:bookmarkStart w:id="25" w:name="X7c64d5c69e8be4aa342d1f5b50a96f4760fe6ea"/>
-      <w:bookmarkStart w:id="26" w:name="_Toc230677638"/>
+      <w:bookmarkStart w:id="26" w:name="_Toc230678422"/>
       <w:r>
         <w:t>2.1 Maskinlæring for kostnadsprediksjon i transport og logistikk</w:t>
       </w:r>
@@ -6656,7 +6713,7 @@
         <w:pStyle w:val="Overskrift3"/>
       </w:pPr>
       <w:bookmarkStart w:id="27" w:name="X50f1a326dd81dd1da535bd6543ea8d29f23ade9"/>
-      <w:bookmarkStart w:id="28" w:name="_Toc230677639"/>
+      <w:bookmarkStart w:id="28" w:name="_Toc230678423"/>
       <w:bookmarkEnd w:id="25"/>
       <w:r>
         <w:t>2.2 Gradient boosting på heterogene tabulære data</w:t>
@@ -6791,7 +6848,7 @@
         <w:pStyle w:val="Overskrift3"/>
       </w:pPr>
       <w:bookmarkStart w:id="29" w:name="X52ccaa96010e029cb7ad8233c60e45490ae75db"/>
-      <w:bookmarkStart w:id="30" w:name="_Toc230677640"/>
+      <w:bookmarkStart w:id="30" w:name="_Toc230678424"/>
       <w:bookmarkEnd w:id="27"/>
       <w:r>
         <w:t>2.3 Konform prediksjon og usikkerhetskvantifisering</w:t>
@@ -6860,7 +6917,7 @@
         <w:pStyle w:val="Overskrift3"/>
       </w:pPr>
       <w:bookmarkStart w:id="31" w:name="forskningsgap"/>
-      <w:bookmarkStart w:id="32" w:name="_Toc230677641"/>
+      <w:bookmarkStart w:id="32" w:name="_Toc230678425"/>
       <w:bookmarkEnd w:id="29"/>
       <w:r>
         <w:t>2.4 Forskningsgap</w:t>
@@ -6972,7 +7029,7 @@
         <w:rPr>
           <w:rFonts w:eastAsia="Times New Roman" w:cs="Times New Roman"/>
         </w:rPr>
-        <w:pict w14:anchorId="407A607A">
+        <w:pict w14:anchorId="71E6D9E8">
           <v:rect id="_x0000_i1029" style="width:0;height:1.5pt" o:hralign="center" o:hrstd="t" o:hr="t"/>
         </w:pict>
       </w:r>
@@ -6982,7 +7039,7 @@
         <w:pStyle w:val="Overskrift2"/>
       </w:pPr>
       <w:bookmarkStart w:id="33" w:name="teori"/>
-      <w:bookmarkStart w:id="34" w:name="_Toc230677642"/>
+      <w:bookmarkStart w:id="34" w:name="_Toc230678426"/>
       <w:bookmarkEnd w:id="23"/>
       <w:bookmarkEnd w:id="31"/>
       <w:r>
@@ -7014,7 +7071,7 @@
         <w:pStyle w:val="Overskrift3"/>
       </w:pPr>
       <w:bookmarkStart w:id="35" w:name="tabulær-læring-og-gradient-boosting"/>
-      <w:bookmarkStart w:id="36" w:name="_Toc230677643"/>
+      <w:bookmarkStart w:id="36" w:name="_Toc230678427"/>
       <w:r>
         <w:t>3.1 Tabulær læring og gradient boosting</w:t>
       </w:r>
@@ -8080,13 +8137,7 @@
         <w:rPr>
           <w:rFonts w:eastAsia="Times New Roman" w:cs="Times New Roman"/>
         </w:rPr>
-        <w:t xml:space="preserve"> </w:t>
-      </w:r>
-      <w:r>
-        <w:rPr>
-          <w:rFonts w:eastAsia="Times New Roman" w:cs="Times New Roman"/>
-        </w:rPr>
-        <w:t>på et valideringssett er standard mottiltak.</w:t>
+        <w:t xml:space="preserve"> på et valideringssett er standard mottiltak.</w:t>
       </w:r>
     </w:p>
     <w:p>
@@ -8133,7 +8184,7 @@
         <w:pStyle w:val="Overskrift3"/>
       </w:pPr>
       <w:bookmarkStart w:id="37" w:name="lightgbm"/>
-      <w:bookmarkStart w:id="38" w:name="_Toc230677644"/>
+      <w:bookmarkStart w:id="38" w:name="_Toc230678428"/>
       <w:bookmarkEnd w:id="35"/>
       <w:r>
         <w:t>3.2 LightGBM</w:t>
@@ -8629,7 +8680,13 @@
         <w:rPr>
           <w:rFonts w:eastAsia="Times New Roman" w:cs="Times New Roman"/>
         </w:rPr>
-        <w:t xml:space="preserve"> LightGBM håndterer blandet input og lav rad-til-feature-ratio (63) effektivt — derav valget i § 6.3.</w:t>
+        <w:t xml:space="preserve"> </w:t>
+      </w:r>
+      <w:r>
+        <w:rPr>
+          <w:rFonts w:eastAsia="Times New Roman" w:cs="Times New Roman"/>
+        </w:rPr>
+        <w:t>LightGBM håndterer blandet input og lav rad-til-feature-ratio (63) effektivt — derav valget i § 6.3.</w:t>
       </w:r>
     </w:p>
     <w:p>
@@ -8637,7 +8694,7 @@
         <w:pStyle w:val="Overskrift3"/>
       </w:pPr>
       <w:bookmarkStart w:id="39" w:name="catboost"/>
-      <w:bookmarkStart w:id="40" w:name="_Toc230677645"/>
+      <w:bookmarkStart w:id="40" w:name="_Toc230678429"/>
       <w:bookmarkEnd w:id="37"/>
       <w:r>
         <w:t>3.3 CatBoost</w:t>
@@ -9351,7 +9408,7 @@
         <w:pStyle w:val="Overskrift3"/>
       </w:pPr>
       <w:bookmarkStart w:id="41" w:name="log-transformert-mål-og-evaluering"/>
-      <w:bookmarkStart w:id="42" w:name="_Toc230677646"/>
+      <w:bookmarkStart w:id="42" w:name="_Toc230678430"/>
       <w:bookmarkEnd w:id="39"/>
       <w:r>
         <w:t>3.4 Log-transformert mål og evaluering</w:t>
@@ -9388,7 +9445,13 @@
         <w:rPr>
           <w:rFonts w:eastAsia="Times New Roman" w:cs="Times New Roman"/>
         </w:rPr>
-        <w:t xml:space="preserve"> er sterkt høyreskjev: enkelte transaksjoner er 50–100× større enn medianen (jf. § 7.1). To konsekvenser for modellering:</w:t>
+        <w:t xml:space="preserve"> </w:t>
+      </w:r>
+      <w:r>
+        <w:rPr>
+          <w:rFonts w:eastAsia="Times New Roman" w:cs="Times New Roman"/>
+        </w:rPr>
+        <w:t>er sterkt høyreskjev: enkelte transaksjoner er 50–100× større enn medianen (jf. § 7.1). To konsekvenser for modellering:</w:t>
       </w:r>
     </w:p>
     <w:p>
@@ -9533,13 +9596,7 @@
         <w:rPr>
           <w:rFonts w:eastAsia="Times New Roman" w:cs="Times New Roman"/>
         </w:rPr>
-        <w:t xml:space="preserve"> </w:t>
-      </w:r>
-      <w:r>
-        <w:rPr>
-          <w:rFonts w:eastAsia="Times New Roman" w:cs="Times New Roman"/>
-        </w:rPr>
-        <w:t xml:space="preserve">divergerer. Prediksjoner inverteres med </w:t>
+        <w:t xml:space="preserve"> divergerer. Prediksjoner inverteres med </w:t>
       </w:r>
       <m:oMath>
         <m:acc>
@@ -10560,6 +10617,11 @@
           <w:rFonts w:eastAsia="Times New Roman" w:cs="Times New Roman"/>
         </w:rPr>
         <w:softHyphen/>
+      </w:r>
+      <w:r>
+        <w:rPr>
+          <w:rFonts w:eastAsia="Times New Roman" w:cs="Times New Roman"/>
+        </w:rPr>
         <w:t>vektet versjon av MAPE der hver feil vektes etter faktura</w:t>
       </w:r>
       <w:r>
@@ -10641,13 +10703,7 @@
         <w:rPr>
           <w:rFonts w:eastAsia="Times New Roman" w:cs="Times New Roman"/>
         </w:rPr>
-        <w:t xml:space="preserve"> </w:t>
-      </w:r>
-      <w:r>
-        <w:rPr>
-          <w:rFonts w:eastAsia="Times New Roman" w:cs="Times New Roman"/>
-        </w:rPr>
-        <w:t>den mest operasjonelt meningsfulle metrikken: en feil på 5 000 EUR har samme størrelses</w:t>
+        <w:t xml:space="preserve"> den mest operasjonelt meningsfulle metrikken: en feil på 5 000 EUR har samme størrelses</w:t>
       </w:r>
       <w:r>
         <w:rPr>
@@ -10668,20 +10724,20 @@
         <w:rPr>
           <w:rFonts w:eastAsia="Times New Roman" w:cs="Times New Roman"/>
         </w:rPr>
-        <w:t xml:space="preserve"> rapporteres som relativ metrikk fordi den ikke straffes urimelig av små transaksjoner og lar seg tolke som «total bom i prosent av total kostnad». MAPE rapporteres for fullstendighet og sammenlignbarhet med eksisterende litteratur, men tolkes med forsiktighet fordi små fakturaer dominerer gjennomsnittet. RMSE fanger om modellen har sjeldne store bom</w:t>
-      </w:r>
-      <w:r>
-        <w:rPr>
-          <w:rFonts w:eastAsia="Times New Roman" w:cs="Times New Roman"/>
-        </w:rPr>
-        <w:softHyphen/>
-        <w:t>skudd og bru</w:t>
-      </w:r>
-      <w:r>
-        <w:rPr>
-          <w:rFonts w:eastAsia="Times New Roman" w:cs="Times New Roman"/>
-        </w:rPr>
-        <w:t>kes som sekundær ranking</w:t>
+        <w:t xml:space="preserve"> rapporteres som relativ metrikk fordi den ikke straffes urimelig av små transaksjoner og lar seg tolke som «total bom i prosent av total kostnad». MAPE rapporteres for fullstendighet og sammenlignbarhet med eksisterende litteratur, men tolkes med forsiktighet fordi små fakturaer dominerer gjennomsnittet. RMSE fanger om modellen har sjeldne store</w:t>
+      </w:r>
+      <w:r>
+        <w:rPr>
+          <w:rFonts w:eastAsia="Times New Roman" w:cs="Times New Roman"/>
+        </w:rPr>
+        <w:t xml:space="preserve"> bom</w:t>
+      </w:r>
+      <w:r>
+        <w:rPr>
+          <w:rFonts w:eastAsia="Times New Roman" w:cs="Times New Roman"/>
+        </w:rPr>
+        <w:softHyphen/>
+        <w:t>skudd og brukes som sekundær ranking</w:t>
       </w:r>
       <w:r>
         <w:rPr>
@@ -10716,7 +10772,7 @@
         <w:pStyle w:val="Overskrift3"/>
       </w:pPr>
       <w:bookmarkStart w:id="43" w:name="kvantilregresjon-og-konform-prediksjon"/>
-      <w:bookmarkStart w:id="44" w:name="_Toc230677647"/>
+      <w:bookmarkStart w:id="44" w:name="_Toc230678431"/>
       <w:bookmarkEnd w:id="41"/>
       <w:r>
         <w:t>3.5 Kvantil</w:t>
@@ -11421,13 +11477,7 @@
         <w:rPr>
           <w:rFonts w:eastAsia="Times New Roman" w:cs="Times New Roman"/>
         </w:rPr>
-        <w:t xml:space="preserve"> </w:t>
-      </w:r>
-      <w:r>
-        <w:rPr>
-          <w:rFonts w:eastAsia="Times New Roman" w:cs="Times New Roman"/>
-        </w:rPr>
-        <w:t>Selv en velt</w:t>
+        <w:t xml:space="preserve"> Selv en velt</w:t>
       </w:r>
       <w:r>
         <w:rPr>
@@ -11441,6 +11491,11 @@
           <w:rFonts w:eastAsia="Times New Roman" w:cs="Times New Roman"/>
         </w:rPr>
         <w:softHyphen/>
+      </w:r>
+      <w:r>
+        <w:rPr>
+          <w:rFonts w:eastAsia="Times New Roman" w:cs="Times New Roman"/>
+        </w:rPr>
         <w:t xml:space="preserve">modell garanteres ikke å oppnå nominell dekning på hold-out-data. Empirisk dekning kan drifte fra </w:t>
       </w:r>
       <m:oMath>
@@ -12515,7 +12570,16 @@
                 <w:rPr>
                   <w:rFonts w:ascii="Cambria Math" w:hAnsi="Cambria Math"/>
                 </w:rPr>
-                <m:t>)-</m:t>
+                <m:t>)</m:t>
+              </m:r>
+              <m:r>
+                <m:rPr>
+                  <m:sty m:val="p"/>
+                </m:rPr>
+                <w:rPr>
+                  <w:rFonts w:ascii="Cambria Math" w:hAnsi="Cambria Math"/>
+                </w:rPr>
+                <m:t>-</m:t>
               </m:r>
               <m:sSub>
                 <m:sSubPr>
@@ -12823,13 +12887,7 @@
         <w:rPr>
           <w:rFonts w:eastAsia="Times New Roman" w:cs="Times New Roman"/>
         </w:rPr>
-        <w:t xml:space="preserve"> </w:t>
-      </w:r>
-      <w:r>
-        <w:rPr>
-          <w:rFonts w:eastAsia="Times New Roman" w:cs="Times New Roman"/>
-        </w:rPr>
-        <w:t>under utbyttbarhet av (kalibrering, test)-data, uavhengig av hvor dårlig kalibrert de underliggende kvantil</w:t>
+        <w:t xml:space="preserve"> under utbyttbarhet av (kalibrering, test)-data, uavhengig av hvor dårlig kalibrert de underliggende kvantil</w:t>
       </w:r>
       <w:r>
         <w:rPr>
@@ -12885,7 +12943,7 @@
         <w:pStyle w:val="Overskrift3"/>
       </w:pPr>
       <w:bookmarkStart w:id="45" w:name="shap-verdier"/>
-      <w:bookmarkStart w:id="46" w:name="_Toc230677648"/>
+      <w:bookmarkStart w:id="46" w:name="_Toc230678432"/>
       <w:bookmarkEnd w:id="43"/>
       <w:r>
         <w:t>3.6 SHAP-verdier</w:t>
@@ -13500,7 +13558,13 @@
         <w:rPr>
           <w:rFonts w:eastAsia="Times New Roman" w:cs="Times New Roman"/>
         </w:rPr>
-        <w:t xml:space="preserve"> er modellens forventede prediksjon når kun features i </w:t>
+        <w:t xml:space="preserve"> </w:t>
+      </w:r>
+      <w:r>
+        <w:rPr>
+          <w:rFonts w:eastAsia="Times New Roman" w:cs="Times New Roman"/>
+        </w:rPr>
+        <w:t xml:space="preserve">er modellens forventede prediksjon når kun features i </w:t>
       </w:r>
       <m:oMath>
         <m:r>
@@ -13514,13 +13578,7 @@
         <w:rPr>
           <w:rFonts w:eastAsia="Times New Roman" w:cs="Times New Roman"/>
         </w:rPr>
-        <w:t xml:space="preserve"> </w:t>
-      </w:r>
-      <w:r>
-        <w:rPr>
-          <w:rFonts w:eastAsia="Times New Roman" w:cs="Times New Roman"/>
-        </w:rPr>
-        <w:t xml:space="preserve">er observert. Dette er Shapley-verdien fra koalisjons-spillteori: </w:t>
+        <w:t xml:space="preserve"> er observert. Dette er Shapley-verdien fra koalisjons-spillteori: </w:t>
       </w:r>
       <m:oMath>
         <m:sSub>
@@ -13910,7 +13968,7 @@
         <w:rPr>
           <w:rFonts w:eastAsia="Times New Roman" w:cs="Times New Roman"/>
         </w:rPr>
-        <w:pict w14:anchorId="31D3EF5B">
+        <w:pict w14:anchorId="40429031">
           <v:rect id="_x0000_i1030" style="width:0;height:1.5pt" o:hralign="center" o:hrstd="t" o:hr="t"/>
         </w:pict>
       </w:r>
@@ -13920,7 +13978,7 @@
         <w:pStyle w:val="Overskrift2"/>
       </w:pPr>
       <w:bookmarkStart w:id="47" w:name="casebeskrivelse"/>
-      <w:bookmarkStart w:id="48" w:name="_Toc230677649"/>
+      <w:bookmarkStart w:id="48" w:name="_Toc230678433"/>
       <w:bookmarkEnd w:id="33"/>
       <w:bookmarkEnd w:id="45"/>
       <w:r>
@@ -14323,6 +14381,11 @@
           <w:rFonts w:eastAsia="Times New Roman" w:cs="Times New Roman"/>
         </w:rPr>
         <w:softHyphen/>
+      </w:r>
+      <w:r>
+        <w:rPr>
+          <w:rFonts w:eastAsia="Times New Roman" w:cs="Times New Roman"/>
+        </w:rPr>
         <w:t>miksen varierer betydelig mellom havner: Tromsø har en høy andel agent</w:t>
       </w:r>
       <w:r>
@@ -14486,7 +14549,7 @@
         <w:rPr>
           <w:rFonts w:eastAsia="Times New Roman" w:cs="Times New Roman"/>
         </w:rPr>
-        <w:pict w14:anchorId="2A923107">
+        <w:pict w14:anchorId="54A28BD4">
           <v:rect id="_x0000_i1031" style="width:0;height:1.5pt" o:hralign="center" o:hrstd="t" o:hr="t"/>
         </w:pict>
       </w:r>
@@ -14496,7 +14559,7 @@
         <w:pStyle w:val="Overskrift2"/>
       </w:pPr>
       <w:bookmarkStart w:id="49" w:name="metode-og-data"/>
-      <w:bookmarkStart w:id="50" w:name="_Toc230677650"/>
+      <w:bookmarkStart w:id="50" w:name="_Toc230678434"/>
       <w:bookmarkEnd w:id="47"/>
       <w:r>
         <w:t>5. Metode og data</w:t>
@@ -14508,7 +14571,7 @@
         <w:pStyle w:val="Overskrift3"/>
       </w:pPr>
       <w:bookmarkStart w:id="51" w:name="prosessmapping-mot-pensumkompendiet"/>
-      <w:bookmarkStart w:id="52" w:name="_Toc230677651"/>
+      <w:bookmarkStart w:id="52" w:name="_Toc230678435"/>
       <w:r>
         <w:t>5.0 Prosess</w:t>
       </w:r>
@@ -14584,6 +14647,11 @@
                 <w:rFonts w:eastAsia="Times New Roman" w:cs="Times New Roman"/>
               </w:rPr>
               <w:softHyphen/>
+            </w:r>
+            <w:r>
+              <w:rPr>
+                <w:rFonts w:eastAsia="Times New Roman" w:cs="Times New Roman"/>
+              </w:rPr>
               <w:t>steg (kompendiet § i.4)</w:t>
             </w:r>
           </w:p>
@@ -14853,7 +14921,7 @@
         <w:pStyle w:val="Overskrift3"/>
       </w:pPr>
       <w:bookmarkStart w:id="53" w:name="forskningsdesign"/>
-      <w:bookmarkStart w:id="54" w:name="_Toc230677652"/>
+      <w:bookmarkStart w:id="54" w:name="_Toc230678436"/>
       <w:bookmarkEnd w:id="51"/>
       <w:r>
         <w:t>5.1 Forskningsdesign</w:t>
@@ -14876,11 +14944,6 @@
           <w:rFonts w:eastAsia="Times New Roman" w:cs="Times New Roman"/>
         </w:rPr>
         <w:softHyphen/>
-      </w:r>
-      <w:r>
-        <w:rPr>
-          <w:rFonts w:eastAsia="Times New Roman" w:cs="Times New Roman"/>
-        </w:rPr>
         <w:t>estimering formuleres som et superviseret regresjonsproblem på transaksjonsnivå, med tids</w:t>
       </w:r>
       <w:r>
@@ -14903,7 +14966,7 @@
         <w:pStyle w:val="Overskrift3"/>
       </w:pPr>
       <w:bookmarkStart w:id="55" w:name="datakilder"/>
-      <w:bookmarkStart w:id="56" w:name="_Toc230677653"/>
+      <w:bookmarkStart w:id="56" w:name="_Toc230678437"/>
       <w:bookmarkEnd w:id="53"/>
       <w:r>
         <w:t>5.2 Datakilder</w:t>
@@ -15383,7 +15446,7 @@
         <w:rPr>
           <w:rFonts w:eastAsia="Times New Roman" w:cs="Times New Roman"/>
         </w:rPr>
-        <w:t xml:space="preserve"> SDK Shipping stilte reelle fakturaer fra 2025 til disposisjon (n = 649 etter feature engineering); disse danner studiens uavhengige testsett. Reelle fakturaer for 2020–2024 var ikke tilgjengelige, så perioden er representert ved 998 simulerte transaksjoner ankret i de samme tjeneste</w:t>
+        <w:t xml:space="preserve"> SDK Shipping stilte 670 reelle fakturaer fra 2025 til disposisjon (n = 649 etter feature engineering); disse danner studiens uavhengige testsett. Reelle fakturaer for 2020–2024 var ikke tilgjengelige, så perioden er representert ved 977 simulerte transaksjoner ankret i de samme tjeneste</w:t>
       </w:r>
       <w:r>
         <w:rPr>
@@ -15398,7 +15461,7 @@
         <w:pStyle w:val="Overskrift3"/>
       </w:pPr>
       <w:bookmarkStart w:id="57" w:name="datapreparering"/>
-      <w:bookmarkStart w:id="58" w:name="_Toc230677654"/>
+      <w:bookmarkStart w:id="58" w:name="_Toc230678438"/>
       <w:bookmarkEnd w:id="55"/>
       <w:r>
         <w:t>5.3 Datapreparering</w:t>
@@ -15551,6 +15614,11 @@
           <w:rFonts w:eastAsia="Times New Roman" w:cs="Times New Roman"/>
         </w:rPr>
         <w:softHyphen/>
+      </w:r>
+      <w:r>
+        <w:rPr>
+          <w:rFonts w:eastAsia="Times New Roman" w:cs="Times New Roman"/>
+        </w:rPr>
         <w:t>spesifikasjoner (GT, LOA, beam, draft, fuel) via yacht-ID.</w:t>
       </w:r>
     </w:p>
@@ -15648,7 +15716,13 @@
         <w:rPr>
           <w:rFonts w:eastAsia="Times New Roman" w:cs="Times New Roman"/>
         </w:rPr>
-        <w:t xml:space="preserve"> fjernes (jf. antakelse A3).</w:t>
+        <w:t xml:space="preserve"> </w:t>
+      </w:r>
+      <w:r>
+        <w:rPr>
+          <w:rFonts w:eastAsia="Times New Roman" w:cs="Times New Roman"/>
+        </w:rPr>
+        <w:t>fjernes (jf. antakelse A3).</w:t>
       </w:r>
     </w:p>
     <w:p>
@@ -15656,7 +15730,7 @@
         <w:pStyle w:val="Overskrift3"/>
       </w:pPr>
       <w:bookmarkStart w:id="59" w:name="datasplit-og-evalueringsprotokoll"/>
-      <w:bookmarkStart w:id="60" w:name="_Toc230677655"/>
+      <w:bookmarkStart w:id="60" w:name="_Toc230678439"/>
       <w:bookmarkEnd w:id="57"/>
       <w:r>
         <w:t>5.4 Datasplit og evalueringsprotokoll</w:t>
@@ -16234,7 +16308,7 @@
         <w:pStyle w:val="Overskrift3"/>
       </w:pPr>
       <w:bookmarkStart w:id="61" w:name="feature-engineering"/>
-      <w:bookmarkStart w:id="62" w:name="_Toc230677656"/>
+      <w:bookmarkStart w:id="62" w:name="_Toc230678440"/>
       <w:bookmarkEnd w:id="59"/>
       <w:r>
         <w:t>5.5 Feature engineering</w:t>
@@ -16628,13 +16702,6 @@
           <w:bCs/>
         </w:rPr>
         <w:softHyphen/>
-      </w:r>
-      <w:r>
-        <w:rPr>
-          <w:rFonts w:eastAsia="Times New Roman" w:cs="Times New Roman"/>
-          <w:b/>
-          <w:bCs/>
-        </w:rPr>
         <w:t>features:</w:t>
       </w:r>
       <w:r>
@@ -16970,7 +17037,7 @@
         <w:pStyle w:val="Overskrift3"/>
       </w:pPr>
       <w:bookmarkStart w:id="63" w:name="verktøy-og-reproduserbarhet"/>
-      <w:bookmarkStart w:id="64" w:name="_Toc230677657"/>
+      <w:bookmarkStart w:id="64" w:name="_Toc230678441"/>
       <w:bookmarkEnd w:id="61"/>
       <w:r>
         <w:t>5.6 Verktøy og reproduserbarhet</w:t>
@@ -17043,7 +17110,7 @@
         <w:pStyle w:val="Overskrift3"/>
       </w:pPr>
       <w:bookmarkStart w:id="65" w:name="antakelsessjekk-kompendiet-steg-2"/>
-      <w:bookmarkStart w:id="66" w:name="_Toc230677658"/>
+      <w:bookmarkStart w:id="66" w:name="_Toc230678442"/>
       <w:bookmarkEnd w:id="63"/>
       <w:r>
         <w:t>5.7 Antakelses</w:t>
@@ -17167,13 +17234,7 @@
         <w:rPr>
           <w:rFonts w:eastAsia="Times New Roman" w:cs="Times New Roman"/>
         </w:rPr>
-        <w:t xml:space="preserve"> </w:t>
-      </w:r>
-      <w:r>
-        <w:rPr>
-          <w:rFonts w:eastAsia="Times New Roman" w:cs="Times New Roman"/>
-        </w:rPr>
-        <w:t>Bruschagan-test (uformelt: residualer vs. predikert verdi i log-rom) viser at residual</w:t>
+        <w:t xml:space="preserve"> Bruschagan-test (uformelt: residualer vs. predikert verdi i log-rom) viser at residual</w:t>
       </w:r>
       <w:r>
         <w:rPr>
@@ -17407,7 +17468,7 @@
         <w:rPr>
           <w:rFonts w:eastAsia="Times New Roman" w:cs="Times New Roman"/>
         </w:rPr>
-        <w:pict w14:anchorId="456FB182">
+        <w:pict w14:anchorId="7ADB30A9">
           <v:rect id="_x0000_i1032" style="width:0;height:1.5pt" o:hralign="center" o:hrstd="t" o:hr="t"/>
         </w:pict>
       </w:r>
@@ -17417,7 +17478,7 @@
         <w:pStyle w:val="Overskrift2"/>
       </w:pPr>
       <w:bookmarkStart w:id="67" w:name="modell"/>
-      <w:bookmarkStart w:id="68" w:name="_Toc230677659"/>
+      <w:bookmarkStart w:id="68" w:name="_Toc230678443"/>
       <w:bookmarkEnd w:id="49"/>
       <w:bookmarkEnd w:id="65"/>
       <w:r>
@@ -17430,7 +17491,7 @@
         <w:pStyle w:val="Overskrift3"/>
       </w:pPr>
       <w:bookmarkStart w:id="69" w:name="målvariabel-og-tap"/>
-      <w:bookmarkStart w:id="70" w:name="_Toc230677660"/>
+      <w:bookmarkStart w:id="70" w:name="_Toc230678444"/>
       <w:r>
         <w:t>6.1 Mål</w:t>
       </w:r>
@@ -17562,7 +17623,7 @@
         <w:pStyle w:val="Overskrift3"/>
       </w:pPr>
       <w:bookmarkStart w:id="71" w:name="baselinemodeller"/>
-      <w:bookmarkStart w:id="72" w:name="_Toc230677661"/>
+      <w:bookmarkStart w:id="72" w:name="_Toc230678445"/>
       <w:bookmarkEnd w:id="69"/>
       <w:r>
         <w:t>6.2 Baseline</w:t>
@@ -17676,7 +17737,13 @@
         <w:rPr>
           <w:rFonts w:eastAsia="Times New Roman" w:cs="Times New Roman"/>
         </w:rPr>
-        <w:t xml:space="preserve"> lineær modell med one-hot-kodede kategorier og standardiserte numeriske features.</w:t>
+        <w:t xml:space="preserve"> </w:t>
+      </w:r>
+      <w:r>
+        <w:rPr>
+          <w:rFonts w:eastAsia="Times New Roman" w:cs="Times New Roman"/>
+        </w:rPr>
+        <w:t>lineær modell med one-hot-kodede kategorier og standardiserte numeriske features.</w:t>
       </w:r>
     </w:p>
     <w:p>
@@ -17684,7 +17751,7 @@
         <w:pStyle w:val="Overskrift3"/>
       </w:pPr>
       <w:bookmarkStart w:id="73" w:name="hovedmodell-lightgbm-catboost-ensemble"/>
-      <w:bookmarkStart w:id="74" w:name="_Toc230677662"/>
+      <w:bookmarkStart w:id="74" w:name="_Toc230678446"/>
       <w:bookmarkEnd w:id="71"/>
       <w:r>
         <w:t>6.3 Hovedmodell — LightGBM + CatBoost ensemble</w:t>
@@ -18081,7 +18148,7 @@
         <w:pStyle w:val="Overskrift3"/>
       </w:pPr>
       <w:bookmarkStart w:id="75" w:name="kvantilmodell-og-konform-kalibrering"/>
-      <w:bookmarkStart w:id="76" w:name="_Toc230677663"/>
+      <w:bookmarkStart w:id="76" w:name="_Toc230678447"/>
       <w:bookmarkEnd w:id="73"/>
       <w:r>
         <w:t>6.4 Kvantil</w:t>
@@ -18108,11 +18175,6 @@
           <w:rFonts w:eastAsia="Times New Roman" w:cs="Times New Roman"/>
         </w:rPr>
         <w:softHyphen/>
-      </w:r>
-      <w:r>
-        <w:rPr>
-          <w:rFonts w:eastAsia="Times New Roman" w:cs="Times New Roman"/>
-        </w:rPr>
         <w:t xml:space="preserve">objektivet (pinball loss). Disse kalibreres deretter med </w:t>
       </w:r>
       <w:r>
@@ -18170,7 +18232,7 @@
         <w:pStyle w:val="Overskrift3"/>
       </w:pPr>
       <w:bookmarkStart w:id="77" w:name="hybrid-kalibrering-på-anløpsnivå"/>
-      <w:bookmarkStart w:id="78" w:name="_Toc230677664"/>
+      <w:bookmarkStart w:id="78" w:name="_Toc230678448"/>
       <w:bookmarkEnd w:id="75"/>
       <w:r>
         <w:t>6.5 Hybrid kalibrering på anløpsnivå</w:t>
@@ -18550,7 +18612,7 @@
         <w:rPr>
           <w:rFonts w:eastAsia="Times New Roman" w:cs="Times New Roman"/>
         </w:rPr>
-        <w:pict w14:anchorId="68F9AB81">
+        <w:pict w14:anchorId="45E6ABC5">
           <v:rect id="_x0000_i1033" style="width:0;height:1.5pt" o:hralign="center" o:hrstd="t" o:hr="t"/>
         </w:pict>
       </w:r>
@@ -18560,7 +18622,7 @@
         <w:pStyle w:val="Overskrift2"/>
       </w:pPr>
       <w:bookmarkStart w:id="79" w:name="analyse"/>
-      <w:bookmarkStart w:id="80" w:name="_Toc230677665"/>
+      <w:bookmarkStart w:id="80" w:name="_Toc230678449"/>
       <w:bookmarkEnd w:id="67"/>
       <w:bookmarkEnd w:id="77"/>
       <w:r>
@@ -18641,7 +18703,7 @@
         <w:pStyle w:val="Overskrift3"/>
       </w:pPr>
       <w:bookmarkStart w:id="81" w:name="beskrivende-statistikk"/>
-      <w:bookmarkStart w:id="82" w:name="_Toc230677666"/>
+      <w:bookmarkStart w:id="82" w:name="_Toc230678450"/>
       <w:r>
         <w:t>7.1 Beskrivende statistikk</w:t>
       </w:r>
@@ -18658,7 +18720,7 @@
           <w:noProof/>
         </w:rPr>
         <w:drawing>
-          <wp:inline distT="0" distB="0" distL="0" distR="0" wp14:anchorId="4D35678D" wp14:editId="14D27773">
+          <wp:inline distT="0" distB="0" distL="0" distR="0" wp14:anchorId="3D587F74" wp14:editId="071E6BA5">
             <wp:extent cx="5334000" cy="3288699"/>
             <wp:effectExtent l="0" t="0" r="0" b="0"/>
             <wp:docPr id="52" name="Picture" descr="Figur 7.1: Distribusjon av final_charge (log-skala) — høyreskjev kostnadsfordeling som motiverer log-transformasjonen i § 6.1"/>
@@ -18833,7 +18895,7 @@
           <w:noProof/>
         </w:rPr>
         <w:drawing>
-          <wp:inline distT="0" distB="0" distL="0" distR="0" wp14:anchorId="693D277B" wp14:editId="6A207611">
+          <wp:inline distT="0" distB="0" distL="0" distR="0" wp14:anchorId="35145F00" wp14:editId="698D5678">
             <wp:extent cx="5334000" cy="2389866"/>
             <wp:effectExtent l="0" t="0" r="0" b="0"/>
             <wp:docPr id="55" name="Picture" descr="Figur 7.2: Antall transaksjoner per havn og år (2020–2025) — viser trafikkvolum og datatilfang per havn"/>
@@ -18972,7 +19034,7 @@
           <w:noProof/>
         </w:rPr>
         <w:drawing>
-          <wp:inline distT="0" distB="0" distL="0" distR="0" wp14:anchorId="7A5E68F4" wp14:editId="12ED3F5F">
+          <wp:inline distT="0" distB="0" distL="0" distR="0" wp14:anchorId="6E3B20C4" wp14:editId="6D6503F9">
             <wp:extent cx="5334000" cy="2634650"/>
             <wp:effectExtent l="0" t="0" r="0" b="0"/>
             <wp:docPr id="58" name="Picture" descr="Figur 7.3: Kostnad per tjenestekategori, fordelt på størrelseskategori (Liten / Mellomstor / Stor)"/>
@@ -19098,7 +19160,7 @@
         <w:pStyle w:val="Overskrift3"/>
       </w:pPr>
       <w:bookmarkStart w:id="83" w:name="korrelasjoner-og-feature-importance"/>
-      <w:bookmarkStart w:id="84" w:name="_Toc230677667"/>
+      <w:bookmarkStart w:id="84" w:name="_Toc230678451"/>
       <w:bookmarkEnd w:id="81"/>
       <w:r>
         <w:t>7.2 Korrelasjoner og feature importance</w:t>
@@ -19116,7 +19178,7 @@
           <w:noProof/>
         </w:rPr>
         <w:drawing>
-          <wp:inline distT="0" distB="0" distL="0" distR="0" wp14:anchorId="32A4D430" wp14:editId="786D0382">
+          <wp:inline distT="0" distB="0" distL="0" distR="0" wp14:anchorId="57566290" wp14:editId="281018F0">
             <wp:extent cx="5334000" cy="3294926"/>
             <wp:effectExtent l="0" t="0" r="0" b="0"/>
             <wp:docPr id="62" name="Picture" descr="Figur 7.4: Spearman-korrelasjon mellom numeriske features og log-kostnad — GT, LOA og fuel­konsum er moderat positivt korrelert"/>
@@ -19194,13 +19256,7 @@
         <w:rPr>
           <w:rFonts w:eastAsia="Times New Roman" w:cs="Times New Roman"/>
         </w:rPr>
-        <w:t xml:space="preserve"> </w:t>
-      </w:r>
-      <w:r>
-        <w:rPr>
-          <w:rFonts w:eastAsia="Times New Roman" w:cs="Times New Roman"/>
-        </w:rPr>
-        <w:t>Spearman-korrelasjon mellom numeriske features og log-kostnad. GT (ρ = 0,38), LOA (ρ = 0,35) og fuel</w:t>
+        <w:t xml:space="preserve"> Spearman-korrelasjon mellom numeriske features og log-kostnad. GT (ρ = 0,38), LOA (ρ = 0,35) og fuel</w:t>
       </w:r>
       <w:r>
         <w:rPr>
@@ -19254,7 +19310,7 @@
           <w:noProof/>
         </w:rPr>
         <w:drawing>
-          <wp:inline distT="0" distB="0" distL="0" distR="0" wp14:anchorId="092C9CC6" wp14:editId="0F8705DD">
+          <wp:inline distT="0" distB="0" distL="0" distR="0" wp14:anchorId="0C9974E0" wp14:editId="76256600">
             <wp:extent cx="5334000" cy="3528031"/>
             <wp:effectExtent l="0" t="0" r="0" b="0"/>
             <wp:docPr id="65" name="Picture" descr="Figur 7.5: Top-15 feature importance fra LightGBM (gain-andel) — service_type og størrelse-baserte aggregat­statistikker dominerer"/>
@@ -19483,7 +19539,7 @@
         <w:pStyle w:val="Overskrift3"/>
       </w:pPr>
       <w:bookmarkStart w:id="85" w:name="shap-analyse"/>
-      <w:bookmarkStart w:id="86" w:name="_Toc230677668"/>
+      <w:bookmarkStart w:id="86" w:name="_Toc230678452"/>
       <w:bookmarkEnd w:id="83"/>
       <w:r>
         <w:t>7.3 SHAP-analyse</w:t>
@@ -19501,7 +19557,7 @@
           <w:noProof/>
         </w:rPr>
         <w:drawing>
-          <wp:inline distT="0" distB="0" distL="0" distR="0" wp14:anchorId="49F8B006" wp14:editId="6485AD9E">
+          <wp:inline distT="0" distB="0" distL="0" distR="0" wp14:anchorId="13C709C9" wp14:editId="55CF1A31">
             <wp:extent cx="5334000" cy="3530676"/>
             <wp:effectExtent l="0" t="0" r="0" b="0"/>
             <wp:docPr id="69" name="Picture" descr="Figur 7.6: LightGBM gain-importance (fallback for SHAP) — relativ styrke per feature i ensemble­modellen"/>
@@ -19677,20 +19733,20 @@
         <w:rPr>
           <w:rFonts w:eastAsia="Times New Roman" w:cs="Times New Roman"/>
         </w:rPr>
-        <w:t xml:space="preserve"> som viktige sekundære drivere. Et ekte SHAP-plott ville i tillegg gitt fortegns</w:t>
-      </w:r>
-      <w:r>
-        <w:rPr>
-          <w:rFonts w:eastAsia="Times New Roman" w:cs="Times New Roman"/>
-        </w:rPr>
-        <w:softHyphen/>
-        <w:t>informasjon (positiv/negativ påvirkning på predikert kostnad) som denn</w:t>
-      </w:r>
-      <w:r>
-        <w:rPr>
-          <w:rFonts w:eastAsia="Times New Roman" w:cs="Times New Roman"/>
-        </w:rPr>
-        <w:t xml:space="preserve">e proxyen ikke fanger — fortegnet er rekonstruert kvalitativt i teksten under: høyere GT, lengre opphold og dyre tjenestetyper (Provisioning, Port Marina) gir høyere predikert kostnad. </w:t>
+        <w:t xml:space="preserve"> </w:t>
+      </w:r>
+      <w:r>
+        <w:rPr>
+          <w:rFonts w:eastAsia="Times New Roman" w:cs="Times New Roman"/>
+        </w:rPr>
+        <w:t>som viktige sekundære drivere. Et ekte SHAP-plott ville i tillegg gitt fortegns</w:t>
+      </w:r>
+      <w:r>
+        <w:rPr>
+          <w:rFonts w:eastAsia="Times New Roman" w:cs="Times New Roman"/>
+        </w:rPr>
+        <w:softHyphen/>
+        <w:t xml:space="preserve">informasjon (positiv/negativ påvirkning på predikert kostnad) som denne proxyen ikke fanger — fortegnet er rekonstruert kvalitativt i teksten under: høyere GT, lengre opphold og dyre tjenestetyper (Provisioning, Port Marina) gir høyere predikert kostnad. </w:t>
       </w:r>
       <w:r>
         <w:rPr>
@@ -19730,7 +19786,7 @@
           <w:noProof/>
         </w:rPr>
         <w:drawing>
-          <wp:inline distT="0" distB="0" distL="0" distR="0" wp14:anchorId="776285A0" wp14:editId="19AD354D">
+          <wp:inline distT="0" distB="0" distL="0" distR="0" wp14:anchorId="052CB028" wp14:editId="1E6EA6A8">
             <wp:extent cx="5334000" cy="1660156"/>
             <wp:effectExtent l="0" t="0" r="0" b="0"/>
             <wp:docPr id="72" name="Picture" descr="Figur 7.7: Predikerte kostnader fordelt på GT (log-skala), tjenestekategori og ankomsthavn — viser monoton GT-effekt og tydelig havne­variasjon"/>
@@ -19933,7 +19989,7 @@
         <w:pStyle w:val="Overskrift3"/>
       </w:pPr>
       <w:bookmarkStart w:id="87" w:name="residualdiagnostikk"/>
-      <w:bookmarkStart w:id="88" w:name="_Toc230677669"/>
+      <w:bookmarkStart w:id="88" w:name="_Toc230678453"/>
       <w:bookmarkEnd w:id="85"/>
       <w:r>
         <w:t>7.4 Residual</w:t>
@@ -19955,7 +20011,7 @@
           <w:noProof/>
         </w:rPr>
         <w:drawing>
-          <wp:inline distT="0" distB="0" distL="0" distR="0" wp14:anchorId="24E28D49" wp14:editId="2252F9D8">
+          <wp:inline distT="0" distB="0" distL="0" distR="0" wp14:anchorId="15FC3062" wp14:editId="06D8DFAB">
             <wp:extent cx="5334000" cy="2126429"/>
             <wp:effectExtent l="0" t="0" r="0" b="0"/>
             <wp:docPr id="76" name="Picture" descr="Figur 7.8: Residualplott (predikert vs. faktisk i log-rom) på valideringssettet (n = 490, 2024) — bias ≈ −0,20 indikerer systematisk overprediksjon for lave fakturaer"/>
@@ -20563,7 +20619,7 @@
         <w:rPr>
           <w:rFonts w:eastAsia="Times New Roman" w:cs="Times New Roman"/>
         </w:rPr>
-        <w:pict w14:anchorId="6447A284">
+        <w:pict w14:anchorId="49096236">
           <v:rect id="_x0000_i1034" style="width:0;height:1.5pt" o:hralign="center" o:hrstd="t" o:hr="t"/>
         </w:pict>
       </w:r>
@@ -20573,7 +20629,7 @@
         <w:pStyle w:val="Overskrift2"/>
       </w:pPr>
       <w:bookmarkStart w:id="89" w:name="resultat"/>
-      <w:bookmarkStart w:id="90" w:name="_Toc230677670"/>
+      <w:bookmarkStart w:id="90" w:name="_Toc230678454"/>
       <w:bookmarkEnd w:id="79"/>
       <w:bookmarkEnd w:id="87"/>
       <w:r>
@@ -20586,7 +20642,7 @@
         <w:pStyle w:val="Overskrift3"/>
       </w:pPr>
       <w:bookmarkStart w:id="91" w:name="X9e63db4d73416036d6c4aff3da2d7ddb8b5d91f"/>
-      <w:bookmarkStart w:id="92" w:name="_Toc230677671"/>
+      <w:bookmarkStart w:id="92" w:name="_Toc230678455"/>
       <w:r>
         <w:t>8.1 Sammenligning av modeller på valideringssettet</w:t>
       </w:r>
@@ -21920,7 +21976,7 @@
         <w:pStyle w:val="Overskrift3"/>
       </w:pPr>
       <w:bookmarkStart w:id="93" w:name="endelig-evaluering-på-testsettet-2025"/>
-      <w:bookmarkStart w:id="94" w:name="_Toc230677672"/>
+      <w:bookmarkStart w:id="94" w:name="_Toc230678456"/>
       <w:bookmarkEnd w:id="91"/>
       <w:r>
         <w:t>8.1.1 Endelig evaluering på testsettet (2025)</w:t>
@@ -22882,11 +22938,6 @@
           <w:rFonts w:eastAsia="Times New Roman" w:cs="Times New Roman"/>
         </w:rPr>
         <w:softHyphen/>
-      </w:r>
-      <w:r>
-        <w:rPr>
-          <w:rFonts w:eastAsia="Times New Roman" w:cs="Times New Roman"/>
-        </w:rPr>
         <w:t>settet er 369 462 EUR — over 6× høyere enn på val. Dette skyldes en håndfull ekstreme 2025-transaksjoner som er utenfor rangen Ridge ble trent på (de største faktura</w:t>
       </w:r>
       <w:r>
@@ -23073,7 +23124,7 @@
         <w:pStyle w:val="Overskrift3"/>
       </w:pPr>
       <w:bookmarkStart w:id="95" w:name="kvantildekning"/>
-      <w:bookmarkStart w:id="96" w:name="_Toc230677673"/>
+      <w:bookmarkStart w:id="96" w:name="_Toc230678457"/>
       <w:bookmarkEnd w:id="93"/>
       <w:r>
         <w:t>8.2 Kvantil</w:t>
@@ -23129,7 +23180,7 @@
         <w:pStyle w:val="Overskrift3"/>
       </w:pPr>
       <w:bookmarkStart w:id="97" w:name="hybridkalibrert-anløpsestimat-eksempler"/>
-      <w:bookmarkStart w:id="98" w:name="_Toc230677674"/>
+      <w:bookmarkStart w:id="98" w:name="_Toc230678458"/>
       <w:bookmarkEnd w:id="95"/>
       <w:r>
         <w:t>8.3 Hybrid</w:t>
@@ -25301,7 +25352,7 @@
         <w:pStyle w:val="Overskrift3"/>
       </w:pPr>
       <w:bookmarkStart w:id="99" w:name="operasjonell-ytelse"/>
-      <w:bookmarkStart w:id="100" w:name="_Toc230677675"/>
+      <w:bookmarkStart w:id="100" w:name="_Toc230678459"/>
       <w:bookmarkEnd w:id="97"/>
       <w:r>
         <w:t>8.4 Operasjonell ytelse</w:t>
@@ -25356,7 +25407,7 @@
         <w:rPr>
           <w:rFonts w:eastAsia="Times New Roman" w:cs="Times New Roman"/>
         </w:rPr>
-        <w:pict w14:anchorId="2B3293FF">
+        <w:pict w14:anchorId="08098936">
           <v:rect id="_x0000_i1035" style="width:0;height:1.5pt" o:hralign="center" o:hrstd="t" o:hr="t"/>
         </w:pict>
       </w:r>
@@ -25366,7 +25417,7 @@
         <w:pStyle w:val="Overskrift2"/>
       </w:pPr>
       <w:bookmarkStart w:id="101" w:name="diskusjon"/>
-      <w:bookmarkStart w:id="102" w:name="_Toc230677676"/>
+      <w:bookmarkStart w:id="102" w:name="_Toc230678460"/>
       <w:bookmarkEnd w:id="89"/>
       <w:bookmarkEnd w:id="99"/>
       <w:r>
@@ -25379,7 +25430,7 @@
         <w:pStyle w:val="Overskrift3"/>
       </w:pPr>
       <w:bookmarkStart w:id="103" w:name="tolkning-av-resultatene"/>
-      <w:bookmarkStart w:id="104" w:name="_Toc230677677"/>
+      <w:bookmarkStart w:id="104" w:name="_Toc230678461"/>
       <w:r>
         <w:t>9.1 Tolkning av resultatene</w:t>
       </w:r>
@@ -25553,7 +25604,7 @@
         <w:pStyle w:val="Overskrift3"/>
       </w:pPr>
       <w:bookmarkStart w:id="105" w:name="X244671d3f5a9d81faac214b94d413d8f6763369"/>
-      <w:bookmarkStart w:id="106" w:name="_Toc230677678"/>
+      <w:bookmarkStart w:id="106" w:name="_Toc230678462"/>
       <w:bookmarkEnd w:id="103"/>
       <w:r>
         <w:t>9.2 Forholdet mellom ensemble og enkelt</w:t>
@@ -25794,7 +25845,7 @@
         <w:pStyle w:val="Overskrift3"/>
       </w:pPr>
       <w:bookmarkStart w:id="107" w:name="modellens-styrker"/>
-      <w:bookmarkStart w:id="108" w:name="_Toc230677679"/>
+      <w:bookmarkStart w:id="108" w:name="_Toc230678463"/>
       <w:bookmarkEnd w:id="105"/>
       <w:r>
         <w:t>9.3 Modellens styrker</w:t>
@@ -25910,7 +25961,7 @@
         <w:pStyle w:val="Overskrift3"/>
       </w:pPr>
       <w:bookmarkStart w:id="109" w:name="X56aa68e323ecedcef833e61fdd58166787950c3"/>
-      <w:bookmarkStart w:id="110" w:name="_Toc230677680"/>
+      <w:bookmarkStart w:id="110" w:name="_Toc230678464"/>
       <w:bookmarkEnd w:id="107"/>
       <w:r>
         <w:t>9.4 Modellens svakheter — kritisk drøfting og forsvar</w:t>
@@ -25946,7 +25997,7 @@
         <w:rPr>
           <w:rFonts w:eastAsia="Times New Roman" w:cs="Times New Roman"/>
         </w:rPr>
-        <w:t xml:space="preserve"> ≈ 60 % av treningstransaksjonene (998 av 1 647, perioden 2020–2024) er simulert fordi reelle fakturaer ikke var tilgjengelige (jf. § 5.2). En ukjent del av val→test-degraderingen (+10 % MAE) skyldes derfor simulert→reell-distribusjons</w:t>
+        <w:t xml:space="preserve"> 977 av 1 647 transaksjoner (≈ 59 %, perioden 2020–2024) er simulert fordi reelle fakturaer ikke var tilgjengelige (jf. § 5.2). En ukjent del av val→test-degraderingen (+10 % MAE) skyldes derfor simulert→reell-distribusjons</w:t>
       </w:r>
       <w:r>
         <w:rPr>
@@ -25967,13 +26018,7 @@
         <w:rPr>
           <w:rFonts w:eastAsia="Times New Roman" w:cs="Times New Roman"/>
         </w:rPr>
-        <w:t xml:space="preserve"> simuleringen er ankret i SDK Shipping sine reelle 2025-fakturaer, og 2025-testsettet (n = 649) bekrefter brukbare estimater på faktiske data. Strukturelt lukkes dette først når flere år med reelle fakturaer foreligger (videre arbeid p</w:t>
-      </w:r>
-      <w:r>
-        <w:rPr>
-          <w:rFonts w:eastAsia="Times New Roman" w:cs="Times New Roman"/>
-        </w:rPr>
-        <w:t>unkt 1).</w:t>
+        <w:t xml:space="preserve"> simuleringen er ankret i SDK Shipping sine reelle 2025-fakturaer, og 2025-testsettet (n = 649) bekrefter brukbare estimater på faktiske data. Strukturelt lukkes dette først når flere år med reelle fakturaer foreligger (videre arbeid punkt 1).</w:t>
       </w:r>
     </w:p>
     <w:p>
@@ -26023,6 +26068,11 @@
           <w:rFonts w:eastAsia="Times New Roman" w:cs="Times New Roman"/>
         </w:rPr>
         <w:softHyphen/>
+      </w:r>
+      <w:r>
+        <w:rPr>
+          <w:rFonts w:eastAsia="Times New Roman" w:cs="Times New Roman"/>
+        </w:rPr>
         <w:t xml:space="preserve">settet — modellen kan ha lært yacht-spesifikke mønstre. </w:t>
       </w:r>
       <w:r>
@@ -26073,15 +26123,7 @@
           <w:i/>
           <w:iCs/>
         </w:rPr>
-        <w:t>Sjeldne havner (Stavanger n=3, Kristiansa</w:t>
-      </w:r>
-      <w:r>
-        <w:rPr>
-          <w:rFonts w:eastAsia="Times New Roman" w:cs="Times New Roman"/>
-          <w:i/>
-          <w:iCs/>
-        </w:rPr>
-        <w:t>nd n=8):</w:t>
+        <w:t>Sjeldne havner (Stavanger n=3, Kristiansand n=8):</w:t>
       </w:r>
       <w:r>
         <w:rPr>
@@ -26168,13 +26210,7 @@
         <w:rPr>
           <w:rFonts w:eastAsia="Times New Roman" w:cs="Times New Roman"/>
         </w:rPr>
-        <w:t xml:space="preserve"> </w:t>
-      </w:r>
-      <w:r>
-        <w:rPr>
-          <w:rFonts w:eastAsia="Times New Roman" w:cs="Times New Roman"/>
-        </w:rPr>
-        <w:t xml:space="preserve">operasjonell rubrikk er foreslått i Vedlegg E; det er gjort et bevisst valg å </w:t>
+        <w:t xml:space="preserve"> operasjonell rubrikk er foreslått i Vedlegg E; det er gjort et bevisst valg å </w:t>
       </w:r>
       <w:r>
         <w:rPr>
@@ -26225,7 +26261,13 @@
         <w:rPr>
           <w:rFonts w:eastAsia="Times New Roman" w:cs="Times New Roman"/>
         </w:rPr>
-        <w:t xml:space="preserve"> eldste rader (2020–2021) er underrepresentert (n = 163 av 1 633), så drift</w:t>
+        <w:t xml:space="preserve"> eldste rader (2020–2021) er unde</w:t>
+      </w:r>
+      <w:r>
+        <w:rPr>
+          <w:rFonts w:eastAsia="Times New Roman" w:cs="Times New Roman"/>
+        </w:rPr>
+        <w:t>rrepresentert (n = 163 av 1 633), så drift</w:t>
       </w:r>
       <w:r>
         <w:rPr>
@@ -26246,13 +26288,7 @@
         <w:rPr>
           <w:rFonts w:eastAsia="Times New Roman" w:cs="Times New Roman"/>
         </w:rPr>
-        <w:t xml:space="preserve"> en 5 % NOK-bevegelse gir 5 % bias i N</w:t>
-      </w:r>
-      <w:r>
-        <w:rPr>
-          <w:rFonts w:eastAsia="Times New Roman" w:cs="Times New Roman"/>
-        </w:rPr>
-        <w:t xml:space="preserve">OK-rapporten. </w:t>
+        <w:t xml:space="preserve"> en 5 % NOK-bevegelse gir 5 % bias i NOK-rapporten. </w:t>
       </w:r>
       <w:r>
         <w:rPr>
@@ -26301,7 +26337,13 @@
         <w:rPr>
           <w:rFonts w:eastAsia="Times New Roman" w:cs="Times New Roman"/>
         </w:rPr>
-        <w:t xml:space="preserve"> trening bruker P99-cap (§ 5.4); evaluering på faktiske verdier er bevisst valg fordi en operasjonell sensor skal se modellens reelle adferd.</w:t>
+        <w:t xml:space="preserve"> trening bruker P99-cap (§ 5.4); evaluering på faktiske verdier er bevisst valg fordi en operasjonell sensor skal s</w:t>
+      </w:r>
+      <w:r>
+        <w:rPr>
+          <w:rFonts w:eastAsia="Times New Roman" w:cs="Times New Roman"/>
+        </w:rPr>
+        <w:t>e modellens reelle adferd.</w:t>
       </w:r>
     </w:p>
     <w:p>
@@ -26671,7 +26713,13 @@
         <w:rPr>
           <w:rFonts w:eastAsia="Times New Roman" w:cs="Times New Roman"/>
         </w:rPr>
-        <w:t xml:space="preserve"> antakelsen er eksplisitt i § 1.4; rullerende re-trening (videre arbeid punkt 2) er foreslått mekanisme. (14) </w:t>
+        <w:t xml:space="preserve"> </w:t>
+      </w:r>
+      <w:r>
+        <w:rPr>
+          <w:rFonts w:eastAsia="Times New Roman" w:cs="Times New Roman"/>
+        </w:rPr>
+        <w:t xml:space="preserve">antakelsen er eksplisitt i § 1.4; rullerende re-trening (videre arbeid punkt 2) er foreslått mekanisme. (14) </w:t>
       </w:r>
       <w:r>
         <w:rPr>
@@ -26741,13 +26789,13 @@
         <w:rPr>
           <w:rFonts w:eastAsia="Times New Roman" w:cs="Times New Roman"/>
         </w:rPr>
-        <w:t xml:space="preserve"> egenskap ved konformprediksjon (Shafer</w:t>
-      </w:r>
-      <w:r>
-        <w:rPr>
-          <w:rFonts w:eastAsia="Times New Roman" w:cs="Times New Roman"/>
-        </w:rPr>
-        <w:t xml:space="preserve"> &amp; Vovk, 2008), og avgrensningen er løftet til anvendt bidrag (§ 1.5 punkt ii); kommunikasjon i frontend bør tydeliggjøre at båndet er marginalt.</w:t>
+        <w:t xml:space="preserve"> egenskap ved konformprediksjon (Shafer &amp; Vovk, 2008), og avgrensningen er løftet til anvendt bidrag (§ 1.5 punkt ii); komm</w:t>
+      </w:r>
+      <w:r>
+        <w:rPr>
+          <w:rFonts w:eastAsia="Times New Roman" w:cs="Times New Roman"/>
+        </w:rPr>
+        <w:t>unikasjon i frontend bør tydeliggjøre at båndet er marginalt.</w:t>
       </w:r>
     </w:p>
     <w:p>
@@ -26834,11 +26882,6 @@
           <w:rFonts w:eastAsia="Times New Roman" w:cs="Times New Roman"/>
         </w:rPr>
         <w:softHyphen/>
-      </w:r>
-      <w:r>
-        <w:rPr>
-          <w:rFonts w:eastAsia="Times New Roman" w:cs="Times New Roman"/>
-        </w:rPr>
         <w:t>settet er evaluert mot prefit-modellen som proxy (§ 8.1.1); refit på all data gir lavest forventet generaliserings</w:t>
       </w:r>
       <w:r>
@@ -26933,7 +26976,7 @@
         <w:pStyle w:val="Overskrift3"/>
       </w:pPr>
       <w:bookmarkStart w:id="111" w:name="funn-fra-brukertest-mai-2026"/>
-      <w:bookmarkStart w:id="112" w:name="_Toc230677681"/>
+      <w:bookmarkStart w:id="112" w:name="_Toc230678465"/>
       <w:bookmarkEnd w:id="109"/>
       <w:r>
         <w:t>9.5 Funn fra brukertest mai 2026</w:t>
@@ -27489,13 +27532,13 @@
         <w:rPr>
           <w:rFonts w:eastAsia="Times New Roman" w:cs="Times New Roman"/>
         </w:rPr>
-        <w:t xml:space="preserve"> er nå et valgfritt API-felt og UI-velger (“not_demanding”/“neutral”/“demanding”</w:t>
-      </w:r>
-      <w:r>
-        <w:rPr>
-          <w:rFonts w:eastAsia="Times New Roman" w:cs="Times New Roman"/>
-        </w:rPr>
-        <w:t>) som lagres med registry-oppføringer for fremtidig re-trening; (b) en operasjonell rubrikk er foreslått i Vedlegg E, som må forfattes og signeres av SDK Shipping selv. Dette er det empiriske grunnlaget for § 1.5 punkt (ii) — CQR kompenserer ikke for en manglende feature.</w:t>
+        <w:t xml:space="preserve"> er nå et valgfritt API-felt og UI-velger (“not_demanding”/“neutral”/“demanding”) som lagres med registry-oppføringer for fremtidig re-trening; (b) en operasjonell rubrikk er foreslått i Vedlegg E, som må forfattes og signeres av SDK Shipping selv. Dette er det em</w:t>
+      </w:r>
+      <w:r>
+        <w:rPr>
+          <w:rFonts w:eastAsia="Times New Roman" w:cs="Times New Roman"/>
+        </w:rPr>
+        <w:t>piriske grunnlaget for § 1.5 punkt (ii) — CQR kompenserer ikke for en manglende feature.</w:t>
       </w:r>
     </w:p>
     <w:p>
@@ -27819,7 +27862,7 @@
         <w:pStyle w:val="Overskrift3"/>
       </w:pPr>
       <w:bookmarkStart w:id="120" w:name="validitet-og-generaliserbarhet"/>
-      <w:bookmarkStart w:id="121" w:name="_Toc230677682"/>
+      <w:bookmarkStart w:id="121" w:name="_Toc230678466"/>
       <w:bookmarkEnd w:id="111"/>
       <w:bookmarkEnd w:id="119"/>
       <w:r>
@@ -28017,7 +28060,13 @@
         <w:rPr>
           <w:rFonts w:eastAsia="Times New Roman" w:cs="Times New Roman"/>
         </w:rPr>
-        <w:t xml:space="preserve"> dreier seg om hvorvidt observerte sammenhenger i datasettet faktisk reflekterer kostnads</w:t>
+        <w:t xml:space="preserve"> </w:t>
+      </w:r>
+      <w:r>
+        <w:rPr>
+          <w:rFonts w:eastAsia="Times New Roman" w:cs="Times New Roman"/>
+        </w:rPr>
+        <w:t>dreier seg om hvorvidt observerte sammenhenger i datasettet faktisk reflekterer kostnads</w:t>
       </w:r>
       <w:r>
         <w:rPr>
@@ -28105,13 +28154,13 @@
         <w:rPr>
           <w:rFonts w:eastAsia="Times New Roman" w:cs="Times New Roman"/>
         </w:rPr>
-        <w:t xml:space="preserve"> — 998 av 1 647 transaksjoner (≈ 60 %, 2020–2024) er simulert basert på case-strukturen (§ 5.2, § 9.4 S1). Trussel (i) adresseres ved ekspl</w:t>
-      </w:r>
-      <w:r>
-        <w:rPr>
-          <w:rFonts w:eastAsia="Times New Roman" w:cs="Times New Roman"/>
-        </w:rPr>
-        <w:t>isitt avgrensning (§ 1.3) og ved at modellen ikke hevdes ekstern</w:t>
+        <w:t xml:space="preserve"> — 977 av 1 647 transaksjoner (≈ 59 %, 2020–2024) er simulert basert på case-strukturen (§ 5.2, § 9.4 S1). Trussel (i) adresseres ved ekspli</w:t>
+      </w:r>
+      <w:r>
+        <w:rPr>
+          <w:rFonts w:eastAsia="Times New Roman" w:cs="Times New Roman"/>
+        </w:rPr>
+        <w:t>sitt avgrensning (§ 1.3) og ved at modellen ikke hevdes ekstern</w:t>
       </w:r>
       <w:r>
         <w:rPr>
@@ -28146,13 +28195,13 @@
           <w:rFonts w:eastAsia="Times New Roman" w:cs="Times New Roman"/>
         </w:rPr>
         <w:softHyphen/>
-        <w:t>ankrene er rimelige, men intern validitet på 2020–2024-perioden er strengt tatt ikke etable</w:t>
-      </w:r>
-      <w:r>
-        <w:rPr>
-          <w:rFonts w:eastAsia="Times New Roman" w:cs="Times New Roman"/>
-        </w:rPr>
-        <w:t>rt.</w:t>
+        <w:t>ankrene er rimelige, men intern validitet på 2020–2024-perioden er strengt tatt ikke etabler</w:t>
+      </w:r>
+      <w:r>
+        <w:rPr>
+          <w:rFonts w:eastAsia="Times New Roman" w:cs="Times New Roman"/>
+        </w:rPr>
+        <w:t>t.</w:t>
       </w:r>
     </w:p>
     <w:p>
@@ -28426,7 +28475,7 @@
         <w:pStyle w:val="Overskrift3"/>
       </w:pPr>
       <w:bookmarkStart w:id="122" w:name="praktiske-implikasjoner"/>
-      <w:bookmarkStart w:id="123" w:name="_Toc230677683"/>
+      <w:bookmarkStart w:id="123" w:name="_Toc230678467"/>
       <w:bookmarkEnd w:id="120"/>
       <w:r>
         <w:t>9.7 Praktiske implikasjoner</w:t>
@@ -28512,7 +28561,7 @@
         <w:pStyle w:val="Overskrift3"/>
       </w:pPr>
       <w:bookmarkStart w:id="124" w:name="etiske-og-personvernmessige-hensyn"/>
-      <w:bookmarkStart w:id="125" w:name="_Toc230677684"/>
+      <w:bookmarkStart w:id="125" w:name="_Toc230678468"/>
       <w:bookmarkEnd w:id="122"/>
       <w:r>
         <w:t>9.8 Etiske og personvernmessige hensyn</w:t>
@@ -28535,11 +28584,6 @@
           <w:rFonts w:eastAsia="Times New Roman" w:cs="Times New Roman"/>
         </w:rPr>
         <w:softHyphen/>
-      </w:r>
-      <w:r>
-        <w:rPr>
-          <w:rFonts w:eastAsia="Times New Roman" w:cs="Times New Roman"/>
-        </w:rPr>
         <w:t>data inneholder yacht</w:t>
       </w:r>
       <w:r>
@@ -28547,6 +28591,11 @@
           <w:rFonts w:eastAsia="Times New Roman" w:cs="Times New Roman"/>
         </w:rPr>
         <w:softHyphen/>
+      </w:r>
+      <w:r>
+        <w:rPr>
+          <w:rFonts w:eastAsia="Times New Roman" w:cs="Times New Roman"/>
+        </w:rPr>
         <w:t>identifikatorer, men ingen direkte person</w:t>
       </w:r>
       <w:r>
@@ -28586,7 +28635,7 @@
         <w:rPr>
           <w:rFonts w:eastAsia="Times New Roman" w:cs="Times New Roman"/>
         </w:rPr>
-        <w:pict w14:anchorId="4E6462A5">
+        <w:pict w14:anchorId="70E19D0E">
           <v:rect id="_x0000_i1036" style="width:0;height:1.5pt" o:hralign="center" o:hrstd="t" o:hr="t"/>
         </w:pict>
       </w:r>
@@ -28596,7 +28645,7 @@
         <w:pStyle w:val="Overskrift2"/>
       </w:pPr>
       <w:bookmarkStart w:id="126" w:name="konklusjon"/>
-      <w:bookmarkStart w:id="127" w:name="_Toc230677685"/>
+      <w:bookmarkStart w:id="127" w:name="_Toc230678469"/>
       <w:bookmarkEnd w:id="101"/>
       <w:bookmarkEnd w:id="124"/>
       <w:r>
@@ -28641,7 +28690,7 @@
           <w:rFonts w:eastAsia="Times New Roman" w:cs="Times New Roman"/>
         </w:rPr>
         <w:softHyphen/>
-        <w:t>nivå. 2020–2024-trening (n ≈ 998) er simulert og ankret i SDK Shipping sine reelle 2025-fakturaer; testsettet (n = 649) er reelt. Simulert val=2024: MAE = 17 350 EUR (wMAPE 71,4 %) — 20 % bedre enn median</w:t>
+        <w:t>nivå. 2020–2024-trening (n = 977) er simulert og ankret i SDK Shipping sine reelle 2025-fakturaer; testsettet (n = 649) er reelt. Simulert val=2024: MAE = 17 350 EUR (wMAPE 71,4 %) — 20 % bedre enn median</w:t>
       </w:r>
       <w:r>
         <w:rPr>
@@ -28761,7 +28810,7 @@
         <w:rPr>
           <w:rFonts w:eastAsia="Times New Roman" w:cs="Times New Roman"/>
         </w:rPr>
-        <w:t xml:space="preserve"> Den strukturelt største begrensningen er at ≈ 60 % av treningstransaksjonene (2020–2024) er simulert; reelle SDK Shipping-fakturaer forelå bare for 2025 (jf. § 5.2, § 9.4 S1 og § 9.6). Anløps</w:t>
+        <w:t xml:space="preserve"> Den strukturelt største begrensningen er at ≈ 59 % av treningstransaksjonene (n = 977, 2020–2024) er simulert; reelle SDK Shipping-fakturaer forelå bare for 2025 (jf. § 5.2, § 9.4 S1 og § 9.6). Anløps</w:t>
       </w:r>
       <w:r>
         <w:rPr>
@@ -28796,13 +28845,13 @@
         <w:rPr>
           <w:rFonts w:eastAsia="Times New Roman" w:cs="Times New Roman"/>
         </w:rPr>
-        <w:t xml:space="preserve">-labels (§ 9.5.4, </w:t>
-      </w:r>
-      <w:r>
-        <w:rPr>
-          <w:rFonts w:eastAsia="Times New Roman" w:cs="Times New Roman"/>
-        </w:rPr>
-        <w:t>Vedlegg E).</w:t>
+        <w:t>-labels (</w:t>
+      </w:r>
+      <w:r>
+        <w:rPr>
+          <w:rFonts w:eastAsia="Times New Roman" w:cs="Times New Roman"/>
+        </w:rPr>
+        <w:t>§ 9.5.4, Vedlegg E).</w:t>
       </w:r>
     </w:p>
     <w:p>
@@ -28882,7 +28931,7 @@
         <w:pStyle w:val="Overskrift2"/>
       </w:pPr>
       <w:bookmarkStart w:id="128" w:name="bibliografi"/>
-      <w:bookmarkStart w:id="129" w:name="_Toc230677686"/>
+      <w:bookmarkStart w:id="129" w:name="_Toc230678470"/>
       <w:bookmarkEnd w:id="126"/>
       <w:r>
         <w:t>11. Bibliografi</w:t>
@@ -28978,7 +29027,13 @@
         <w:rPr>
           <w:rFonts w:eastAsia="Times New Roman" w:cs="Times New Roman"/>
         </w:rPr>
-        <w:t xml:space="preserve"> (2nd ed.). Springer. https://doi.org/10.1007/978-0-387-84858-7</w:t>
+        <w:t xml:space="preserve"> </w:t>
+      </w:r>
+      <w:r>
+        <w:rPr>
+          <w:rFonts w:eastAsia="Times New Roman" w:cs="Times New Roman"/>
+        </w:rPr>
+        <w:t>(2nd ed.). Springer. https://doi.org/10.1007/978-0-387-84858-7</w:t>
       </w:r>
     </w:p>
     <w:p>
@@ -29359,7 +29414,7 @@
         <w:rPr>
           <w:rFonts w:eastAsia="Times New Roman" w:cs="Times New Roman"/>
         </w:rPr>
-        <w:pict w14:anchorId="7C2938F1">
+        <w:pict w14:anchorId="1A530405">
           <v:rect id="_x0000_i1037" style="width:0;height:1.5pt" o:hralign="center" o:hrstd="t" o:hr="t"/>
         </w:pict>
       </w:r>
@@ -29369,7 +29424,7 @@
         <w:pStyle w:val="Overskrift2"/>
       </w:pPr>
       <w:bookmarkStart w:id="130" w:name="vedlegg"/>
-      <w:bookmarkStart w:id="131" w:name="_Toc230677687"/>
+      <w:bookmarkStart w:id="131" w:name="_Toc230678471"/>
       <w:bookmarkEnd w:id="128"/>
       <w:r>
         <w:t>Vedlegg</w:t>
@@ -29397,7 +29452,13 @@
         <w:rPr>
           <w:rFonts w:eastAsia="Times New Roman" w:cs="Times New Roman"/>
         </w:rPr>
-        <w:t xml:space="preserve"> Featureliste og dtype-tabell — se </w:t>
+        <w:t xml:space="preserve"> </w:t>
+      </w:r>
+      <w:r>
+        <w:rPr>
+          <w:rFonts w:eastAsia="Times New Roman" w:cs="Times New Roman"/>
+        </w:rPr>
+        <w:t xml:space="preserve">Featureliste og dtype-tabell — se </w:t>
       </w:r>
       <w:r>
         <w:rPr>
@@ -29629,13 +29690,7 @@
         <w:rPr>
           <w:rFonts w:eastAsia="Times New Roman" w:cs="Times New Roman"/>
         </w:rPr>
-        <w:t xml:space="preserve"> </w:t>
-      </w:r>
-      <w:r>
-        <w:rPr>
-          <w:rFonts w:eastAsia="Times New Roman" w:cs="Times New Roman"/>
-        </w:rPr>
-        <w:t xml:space="preserve">reproduserer tallene i tabell 8.2; resultatene er lagret i </w:t>
+        <w:t xml:space="preserve"> reproduserer tallene i tabell 8.2; resultatene er lagret i </w:t>
       </w:r>
       <w:r>
         <w:rPr>
@@ -29657,7 +29712,7 @@
         <w:pStyle w:val="Overskrift3"/>
       </w:pPr>
       <w:bookmarkStart w:id="132" w:name="Xe1f01a8cc6b3208ae7fb51104f9d9c075e3eeb5"/>
-      <w:bookmarkStart w:id="133" w:name="_Toc230677688"/>
+      <w:bookmarkStart w:id="133" w:name="_Toc230678472"/>
       <w:r>
         <w:t xml:space="preserve">Vedlegg E. Foreslått rubrikk for </w:t>
       </w:r>
@@ -30289,13 +30344,7 @@
         <w:rPr>
           <w:rFonts w:eastAsia="Times New Roman" w:cs="Times New Roman"/>
         </w:rPr>
-        <w:t xml:space="preserve"> </w:t>
-      </w:r>
-      <w:r>
-        <w:rPr>
-          <w:rFonts w:eastAsia="Times New Roman" w:cs="Times New Roman"/>
-        </w:rPr>
-        <w:t>anløpet (slik at label kan settes før kostnadene er realisert), og for å være rimelig orto</w:t>
+        <w:t xml:space="preserve"> anløpet (slik at label kan settes før kostnadene er realisert), og for å være rimelig orto</w:t>
       </w:r>
       <w:r>
         <w:rPr>
@@ -30324,7 +30373,15 @@
           <w:rFonts w:ascii="Times New Roman" w:eastAsia="Times New Roman" w:hAnsi="Times New Roman" w:cs="Times New Roman"/>
           <w:sz w:val="24"/>
         </w:rPr>
-        <w:t>invoice_comments</w:t>
+        <w:t>invoice_commen</w:t>
+      </w:r>
+      <w:r>
+        <w:rPr>
+          <w:rStyle w:val="VerbatimChar"/>
+          <w:rFonts w:ascii="Times New Roman" w:eastAsia="Times New Roman" w:hAnsi="Times New Roman" w:cs="Times New Roman"/>
+          <w:sz w:val="24"/>
+        </w:rPr>
+        <w:t>ts</w:t>
       </w:r>
       <w:r>
         <w:rPr>
@@ -30372,7 +30429,7 @@
   <w:abstractNum w:abstractNumId="0" w15:restartNumberingAfterBreak="0">
     <w:nsid w:val="0000A990"/>
     <w:multiLevelType w:val="multilevel"/>
-    <w:tmpl w:val="E5129398"/>
+    <w:tmpl w:val="584601B8"/>
     <w:lvl w:ilvl="0">
       <w:numFmt w:val="bullet"/>
       <w:lvlText w:val=" "/>
@@ -30449,7 +30506,7 @@
   <w:abstractNum w:abstractNumId="1" w15:restartNumberingAfterBreak="0">
     <w:nsid w:val="0000A991"/>
     <w:multiLevelType w:val="multilevel"/>
-    <w:tmpl w:val="EF18FC12"/>
+    <w:tmpl w:val="F1DAB9E0"/>
     <w:lvl w:ilvl="0">
       <w:numFmt w:val="bullet"/>
       <w:lvlText w:val=""/>
@@ -30553,7 +30610,7 @@
   <w:abstractNum w:abstractNumId="2" w15:restartNumberingAfterBreak="0">
     <w:nsid w:val="0000A993"/>
     <w:multiLevelType w:val="multilevel"/>
-    <w:tmpl w:val="48007FAC"/>
+    <w:tmpl w:val="4260CB78"/>
     <w:lvl w:ilvl="0">
       <w:numFmt w:val="bullet"/>
       <w:lvlText w:val="☒"/>
@@ -30630,7 +30687,7 @@
   <w:abstractNum w:abstractNumId="3" w15:restartNumberingAfterBreak="0">
     <w:nsid w:val="00A99411"/>
     <w:multiLevelType w:val="multilevel"/>
-    <w:tmpl w:val="D3F272CE"/>
+    <w:tmpl w:val="DCA8AF3A"/>
     <w:lvl w:ilvl="0">
       <w:start w:val="1"/>
       <w:numFmt w:val="decimal"/>
@@ -30713,28 +30770,28 @@
       </w:pPr>
     </w:lvl>
   </w:abstractNum>
-  <w:num w:numId="1" w16cid:durableId="508910690">
+  <w:num w:numId="1" w16cid:durableId="1740976091">
     <w:abstractNumId w:val="0"/>
   </w:num>
-  <w:num w:numId="2" w16cid:durableId="970096520">
+  <w:num w:numId="2" w16cid:durableId="1450659573">
     <w:abstractNumId w:val="2"/>
   </w:num>
-  <w:num w:numId="3" w16cid:durableId="1572500883">
+  <w:num w:numId="3" w16cid:durableId="1596135499">
     <w:abstractNumId w:val="2"/>
   </w:num>
-  <w:num w:numId="4" w16cid:durableId="2054646336">
+  <w:num w:numId="4" w16cid:durableId="1658268971">
     <w:abstractNumId w:val="2"/>
   </w:num>
-  <w:num w:numId="5" w16cid:durableId="1733116594">
+  <w:num w:numId="5" w16cid:durableId="1023822909">
     <w:abstractNumId w:val="2"/>
   </w:num>
-  <w:num w:numId="6" w16cid:durableId="647708113">
+  <w:num w:numId="6" w16cid:durableId="92866564">
     <w:abstractNumId w:val="2"/>
   </w:num>
-  <w:num w:numId="7" w16cid:durableId="1322461660">
+  <w:num w:numId="7" w16cid:durableId="1997104122">
     <w:abstractNumId w:val="2"/>
   </w:num>
-  <w:num w:numId="8" w16cid:durableId="149105990">
+  <w:num w:numId="8" w16cid:durableId="1737242222">
     <w:abstractNumId w:val="3"/>
     <w:lvlOverride w:ilvl="0">
       <w:startOverride w:val="1"/>
@@ -30764,13 +30821,13 @@
       <w:startOverride w:val="1"/>
     </w:lvlOverride>
   </w:num>
-  <w:num w:numId="9" w16cid:durableId="650477322">
+  <w:num w:numId="9" w16cid:durableId="1389718813">
     <w:abstractNumId w:val="1"/>
   </w:num>
-  <w:num w:numId="10" w16cid:durableId="1703089182">
+  <w:num w:numId="10" w16cid:durableId="1159465882">
     <w:abstractNumId w:val="1"/>
   </w:num>
-  <w:num w:numId="11" w16cid:durableId="1217158850">
+  <w:num w:numId="11" w16cid:durableId="1292519554">
     <w:abstractNumId w:val="3"/>
     <w:lvlOverride w:ilvl="0">
       <w:startOverride w:val="1"/>
@@ -30800,7 +30857,7 @@
       <w:startOverride w:val="1"/>
     </w:lvlOverride>
   </w:num>
-  <w:num w:numId="12" w16cid:durableId="958678824">
+  <w:num w:numId="12" w16cid:durableId="67190142">
     <w:abstractNumId w:val="3"/>
     <w:lvlOverride w:ilvl="0">
       <w:startOverride w:val="1"/>
@@ -30830,10 +30887,10 @@
       <w:startOverride w:val="1"/>
     </w:lvlOverride>
   </w:num>
-  <w:num w:numId="13" w16cid:durableId="1326280803">
+  <w:num w:numId="13" w16cid:durableId="1289051958">
     <w:abstractNumId w:val="1"/>
   </w:num>
-  <w:num w:numId="14" w16cid:durableId="150604500">
+  <w:num w:numId="14" w16cid:durableId="47384090">
     <w:abstractNumId w:val="3"/>
     <w:lvlOverride w:ilvl="0">
       <w:startOverride w:val="1"/>
@@ -30863,10 +30920,10 @@
       <w:startOverride w:val="1"/>
     </w:lvlOverride>
   </w:num>
-  <w:num w:numId="15" w16cid:durableId="1829395789">
+  <w:num w:numId="15" w16cid:durableId="1417555689">
     <w:abstractNumId w:val="1"/>
   </w:num>
-  <w:num w:numId="16" w16cid:durableId="107047983">
+  <w:num w:numId="16" w16cid:durableId="1161115897">
     <w:abstractNumId w:val="3"/>
     <w:lvlOverride w:ilvl="0">
       <w:startOverride w:val="1"/>
@@ -30896,10 +30953,10 @@
       <w:startOverride w:val="1"/>
     </w:lvlOverride>
   </w:num>
-  <w:num w:numId="17" w16cid:durableId="714737502">
+  <w:num w:numId="17" w16cid:durableId="715469189">
     <w:abstractNumId w:val="1"/>
   </w:num>
-  <w:num w:numId="18" w16cid:durableId="294605274">
+  <w:num w:numId="18" w16cid:durableId="210919402">
     <w:abstractNumId w:val="3"/>
     <w:lvlOverride w:ilvl="0">
       <w:startOverride w:val="1"/>
@@ -30929,10 +30986,10 @@
       <w:startOverride w:val="1"/>
     </w:lvlOverride>
   </w:num>
-  <w:num w:numId="19" w16cid:durableId="1916087573">
+  <w:num w:numId="19" w16cid:durableId="981155741">
     <w:abstractNumId w:val="1"/>
   </w:num>
-  <w:num w:numId="20" w16cid:durableId="2005743285">
+  <w:num w:numId="20" w16cid:durableId="1807627145">
     <w:abstractNumId w:val="3"/>
     <w:lvlOverride w:ilvl="0">
       <w:startOverride w:val="1"/>
@@ -30962,7 +31019,7 @@
       <w:startOverride w:val="1"/>
     </w:lvlOverride>
   </w:num>
-  <w:num w:numId="21" w16cid:durableId="1324040455">
+  <w:num w:numId="21" w16cid:durableId="1161652464">
     <w:abstractNumId w:val="3"/>
     <w:lvlOverride w:ilvl="0">
       <w:startOverride w:val="1"/>
@@ -30992,16 +31049,16 @@
       <w:startOverride w:val="1"/>
     </w:lvlOverride>
   </w:num>
-  <w:num w:numId="22" w16cid:durableId="1266428148">
+  <w:num w:numId="22" w16cid:durableId="1734935733">
     <w:abstractNumId w:val="1"/>
   </w:num>
-  <w:num w:numId="23" w16cid:durableId="980114220">
+  <w:num w:numId="23" w16cid:durableId="745879654">
     <w:abstractNumId w:val="1"/>
   </w:num>
-  <w:num w:numId="24" w16cid:durableId="1450470345">
+  <w:num w:numId="24" w16cid:durableId="1074202257">
     <w:abstractNumId w:val="1"/>
   </w:num>
-  <w:num w:numId="25" w16cid:durableId="987980184">
+  <w:num w:numId="25" w16cid:durableId="1791588303">
     <w:abstractNumId w:val="1"/>
   </w:num>
 </w:numbering>
@@ -32229,7 +32286,7 @@
     <w:next w:val="Normal"/>
     <w:autoRedefine/>
     <w:uiPriority w:val="39"/>
-    <w:rsid w:val="006841CD"/>
+    <w:rsid w:val="0063261F"/>
     <w:pPr>
       <w:spacing w:after="100"/>
       <w:ind w:left="240"/>
@@ -32241,7 +32298,7 @@
     <w:next w:val="Normal"/>
     <w:autoRedefine/>
     <w:uiPriority w:val="39"/>
-    <w:rsid w:val="006841CD"/>
+    <w:rsid w:val="0063261F"/>
     <w:pPr>
       <w:spacing w:after="100"/>
       <w:ind w:left="480"/>

--- a/014 fase 4 - report/Final report draft.docx
+++ b/014 fase 4 - report/Final report draft.docx
@@ -14,7 +14,7 @@
           <w:noProof/>
         </w:rPr>
         <w:drawing>
-          <wp:inline distT="0" distB="0" distL="0" distR="0" wp14:anchorId="76E63463" wp14:editId="7874A137">
+          <wp:inline distT="0" distB="0" distL="0" distR="0" wp14:anchorId="1A4032ED" wp14:editId="2BEE7E0C">
             <wp:extent cx="1439999" cy="1439999"/>
             <wp:effectExtent l="0" t="0" r="0" b="0"/>
             <wp:docPr id="10" name="Picture"/>
@@ -191,7 +191,7 @@
         <w:pStyle w:val="Overskrift2"/>
       </w:pPr>
       <w:bookmarkStart w:id="1" w:name="obligatorisk-egenerklæring"/>
-      <w:bookmarkStart w:id="2" w:name="_Toc230678410"/>
+      <w:bookmarkStart w:id="2" w:name="_Toc230678976"/>
       <w:r>
         <w:t>Obligatorisk egenerklæring</w:t>
       </w:r>
@@ -503,7 +503,7 @@
         <w:rPr>
           <w:rFonts w:eastAsia="Times New Roman" w:cs="Times New Roman"/>
         </w:rPr>
-        <w:pict w14:anchorId="2D59A083">
+        <w:pict w14:anchorId="776664ED">
           <v:rect id="_x0000_i1025" style="width:0;height:1.5pt" o:hralign="center" o:hrstd="t" o:hr="t"/>
         </w:pict>
       </w:r>
@@ -513,7 +513,7 @@
         <w:pStyle w:val="Overskrift2"/>
       </w:pPr>
       <w:bookmarkStart w:id="3" w:name="sammendrag"/>
-      <w:bookmarkStart w:id="4" w:name="_Toc230678411"/>
+      <w:bookmarkStart w:id="4" w:name="_Toc230678977"/>
       <w:bookmarkEnd w:id="1"/>
       <w:r>
         <w:t>Sammendrag</w:t>
@@ -630,7 +630,7 @@
         <w:rPr>
           <w:rFonts w:eastAsia="Times New Roman" w:cs="Times New Roman"/>
         </w:rPr>
-        <w:pict w14:anchorId="626F79DC">
+        <w:pict w14:anchorId="2E3ADEBF">
           <v:rect id="_x0000_i1026" style="width:0;height:1.5pt" o:hralign="center" o:hrstd="t" o:hr="t"/>
         </w:pict>
       </w:r>
@@ -640,7 +640,7 @@
         <w:pStyle w:val="Overskrift2"/>
       </w:pPr>
       <w:bookmarkStart w:id="5" w:name="abstract"/>
-      <w:bookmarkStart w:id="6" w:name="_Toc230678412"/>
+      <w:bookmarkStart w:id="6" w:name="_Toc230678978"/>
       <w:bookmarkEnd w:id="3"/>
       <w:r>
         <w:t>Abstract</w:t>
@@ -749,7 +749,7 @@
         <w:rPr>
           <w:rFonts w:eastAsia="Times New Roman" w:cs="Times New Roman"/>
         </w:rPr>
-        <w:pict w14:anchorId="69A2D692">
+        <w:pict w14:anchorId="23800899">
           <v:rect id="_x0000_i1027" style="width:0;height:1.5pt" o:hralign="center" o:hrstd="t" o:hr="t"/>
         </w:pict>
       </w:r>
@@ -759,7 +759,7 @@
         <w:pStyle w:val="Overskrift2"/>
       </w:pPr>
       <w:bookmarkStart w:id="7" w:name="takk-til"/>
-      <w:bookmarkStart w:id="8" w:name="_Toc230678413"/>
+      <w:bookmarkStart w:id="8" w:name="_Toc230678979"/>
       <w:bookmarkEnd w:id="5"/>
       <w:r>
         <w:t>Takk til</w:t>
@@ -796,28 +796,7 @@
           <w:rFonts w:eastAsia="Times New Roman" w:cs="Times New Roman"/>
         </w:rPr>
         <w:softHyphen/>
-        <w:t xml:space="preserve">spesifikasjoner som danner studiens testsett, og til </w:t>
-      </w:r>
-      <w:r>
-        <w:rPr>
-          <w:rFonts w:eastAsia="Times New Roman" w:cs="Times New Roman"/>
-          <w:i/>
-          <w:iCs/>
-        </w:rPr>
-        <w:t>agency manager</w:t>
-      </w:r>
-      <w:r>
-        <w:rPr>
-          <w:rFonts w:eastAsia="Times New Roman" w:cs="Times New Roman"/>
-        </w:rPr>
-        <w:t xml:space="preserve"> for brukertesten i mai 2026 — funnene i § 9.5 hadde ikke vært mulige uten dialogen. Reelle fakturaer for 2020–2024 var ikke tilgjengelige fra bedriften; disse årene er representert ved simulerte transaksjoner som speiler case-strukturen, slik at modellen får tilstrekkelig tids</w:t>
-      </w:r>
-      <w:r>
-        <w:rPr>
-          <w:rFonts w:eastAsia="Times New Roman" w:cs="Times New Roman"/>
-        </w:rPr>
-        <w:softHyphen/>
-        <w:t xml:space="preserve">dybde til trening og validering (jf. § 5.2). Takk til veilederne </w:t>
+        <w:t xml:space="preserve">spesifikasjoner som danner studiens testsett, og til Operations manager </w:t>
       </w:r>
       <w:r>
         <w:rPr>
@@ -825,13 +804,20 @@
           <w:b/>
           <w:bCs/>
         </w:rPr>
-        <w:t>Bård Inge Pettersen</w:t>
-      </w:r>
-      <w:r>
-        <w:rPr>
-          <w:rFonts w:eastAsia="Times New Roman" w:cs="Times New Roman"/>
-        </w:rPr>
-        <w:t xml:space="preserve">, </w:t>
+        <w:t>Melanie Oksjö</w:t>
+      </w:r>
+      <w:r>
+        <w:rPr>
+          <w:rFonts w:eastAsia="Times New Roman" w:cs="Times New Roman"/>
+        </w:rPr>
+        <w:t xml:space="preserve"> for brukertesten i mai 2026 — funnene i § 9.5 hadde ikke vært mulige uten dialogen. Reelle fakturaer for 2020–2024 var ikke tilgjengelige fra bedriften; disse årene er representert ved simulerte transaksjoner som speiler case-strukturen, slik at modellen får tilstrekkelig tids</w:t>
+      </w:r>
+      <w:r>
+        <w:rPr>
+          <w:rFonts w:eastAsia="Times New Roman" w:cs="Times New Roman"/>
+        </w:rPr>
+        <w:softHyphen/>
+        <w:t xml:space="preserve">dybde til trening og validering (jf. § 5.2). Takk til veilederne </w:t>
       </w:r>
       <w:r>
         <w:rPr>
@@ -839,7 +825,13 @@
           <w:b/>
           <w:bCs/>
         </w:rPr>
-        <w:t>Per Kristian Rekda</w:t>
+        <w:t>Bård Inge Pettersen</w:t>
+      </w:r>
+      <w:r>
+        <w:rPr>
+          <w:rFonts w:eastAsia="Times New Roman" w:cs="Times New Roman"/>
+        </w:rPr>
+        <w:t xml:space="preserve">, </w:t>
       </w:r>
       <w:r>
         <w:rPr>
@@ -847,7 +839,7 @@
           <w:b/>
           <w:bCs/>
         </w:rPr>
-        <w:t>l</w:t>
+        <w:t>Per Kristian Rekdal</w:t>
       </w:r>
       <w:r>
         <w:rPr>
@@ -1038,7 +1030,7 @@
         <w:pStyle w:val="Overskrift2"/>
       </w:pPr>
       <w:bookmarkStart w:id="9" w:name="innholdsfortegnelse"/>
-      <w:bookmarkStart w:id="10" w:name="_Toc230678414"/>
+      <w:bookmarkStart w:id="10" w:name="_Toc230678980"/>
       <w:bookmarkEnd w:id="7"/>
       <w:r>
         <w:t>Innholdsfortegnelse</w:t>
@@ -1077,7 +1069,7 @@
         </w:rPr>
         <w:fldChar w:fldCharType="separate"/>
       </w:r>
-      <w:hyperlink w:anchor="_Toc230678410" w:history="1">
+      <w:hyperlink w:anchor="_Toc230678976" w:history="1">
         <w:r>
           <w:rPr>
             <w:rStyle w:val="Hyperkobling"/>
@@ -1104,7 +1096,7 @@
             <w:noProof/>
             <w:webHidden/>
           </w:rPr>
-          <w:instrText xml:space="preserve"> PAGEREF _Toc230678410 \h </w:instrText>
+          <w:instrText xml:space="preserve"> PAGEREF _Toc230678976 \h </w:instrText>
         </w:r>
         <w:r>
           <w:rPr>
@@ -1149,7 +1141,7 @@
           <w14:ligatures w14:val="standardContextual"/>
         </w:rPr>
       </w:pPr>
-      <w:hyperlink w:anchor="_Toc230678411" w:history="1">
+      <w:hyperlink w:anchor="_Toc230678977" w:history="1">
         <w:r>
           <w:rPr>
             <w:rStyle w:val="Hyperkobling"/>
@@ -1176,7 +1168,7 @@
             <w:noProof/>
             <w:webHidden/>
           </w:rPr>
-          <w:instrText xml:space="preserve"> PAGEREF _Toc230678411 \h </w:instrText>
+          <w:instrText xml:space="preserve"> PAGEREF _Toc230678977 \h </w:instrText>
         </w:r>
         <w:r>
           <w:rPr>
@@ -1221,7 +1213,7 @@
           <w14:ligatures w14:val="standardContextual"/>
         </w:rPr>
       </w:pPr>
-      <w:hyperlink w:anchor="_Toc230678412" w:history="1">
+      <w:hyperlink w:anchor="_Toc230678978" w:history="1">
         <w:r>
           <w:rPr>
             <w:rStyle w:val="Hyperkobling"/>
@@ -1248,7 +1240,7 @@
             <w:noProof/>
             <w:webHidden/>
           </w:rPr>
-          <w:instrText xml:space="preserve"> PAGEREF _Toc230678412 \h </w:instrText>
+          <w:instrText xml:space="preserve"> PAGEREF _Toc230678978 \h </w:instrText>
         </w:r>
         <w:r>
           <w:rPr>
@@ -1293,7 +1285,7 @@
           <w14:ligatures w14:val="standardContextual"/>
         </w:rPr>
       </w:pPr>
-      <w:hyperlink w:anchor="_Toc230678413" w:history="1">
+      <w:hyperlink w:anchor="_Toc230678979" w:history="1">
         <w:r>
           <w:rPr>
             <w:rStyle w:val="Hyperkobling"/>
@@ -1320,7 +1312,7 @@
             <w:noProof/>
             <w:webHidden/>
           </w:rPr>
-          <w:instrText xml:space="preserve"> PAGEREF _Toc230678413 \h </w:instrText>
+          <w:instrText xml:space="preserve"> PAGEREF _Toc230678979 \h </w:instrText>
         </w:r>
         <w:r>
           <w:rPr>
@@ -1365,7 +1357,7 @@
           <w14:ligatures w14:val="standardContextual"/>
         </w:rPr>
       </w:pPr>
-      <w:hyperlink w:anchor="_Toc230678414" w:history="1">
+      <w:hyperlink w:anchor="_Toc230678980" w:history="1">
         <w:r>
           <w:rPr>
             <w:rStyle w:val="Hyperkobling"/>
@@ -1392,7 +1384,7 @@
             <w:noProof/>
             <w:webHidden/>
           </w:rPr>
-          <w:instrText xml:space="preserve"> PAGEREF _Toc230678414 \h </w:instrText>
+          <w:instrText xml:space="preserve"> PAGEREF _Toc230678980 \h </w:instrText>
         </w:r>
         <w:r>
           <w:rPr>
@@ -1437,7 +1429,7 @@
           <w14:ligatures w14:val="standardContextual"/>
         </w:rPr>
       </w:pPr>
-      <w:hyperlink w:anchor="_Toc230678415" w:history="1">
+      <w:hyperlink w:anchor="_Toc230678981" w:history="1">
         <w:r>
           <w:rPr>
             <w:rStyle w:val="Hyperkobling"/>
@@ -1464,7 +1456,7 @@
             <w:noProof/>
             <w:webHidden/>
           </w:rPr>
-          <w:instrText xml:space="preserve"> PAGEREF _Toc230678415 \h </w:instrText>
+          <w:instrText xml:space="preserve"> PAGEREF _Toc230678981 \h </w:instrText>
         </w:r>
         <w:r>
           <w:rPr>
@@ -1509,7 +1501,7 @@
           <w14:ligatures w14:val="standardContextual"/>
         </w:rPr>
       </w:pPr>
-      <w:hyperlink w:anchor="_Toc230678416" w:history="1">
+      <w:hyperlink w:anchor="_Toc230678982" w:history="1">
         <w:r>
           <w:rPr>
             <w:rStyle w:val="Hyperkobling"/>
@@ -1536,7 +1528,7 @@
             <w:noProof/>
             <w:webHidden/>
           </w:rPr>
-          <w:instrText xml:space="preserve"> PAGEREF _Toc230678416 \h </w:instrText>
+          <w:instrText xml:space="preserve"> PAGEREF _Toc230678982 \h </w:instrText>
         </w:r>
         <w:r>
           <w:rPr>
@@ -1581,7 +1573,7 @@
           <w14:ligatures w14:val="standardContextual"/>
         </w:rPr>
       </w:pPr>
-      <w:hyperlink w:anchor="_Toc230678417" w:history="1">
+      <w:hyperlink w:anchor="_Toc230678983" w:history="1">
         <w:r>
           <w:rPr>
             <w:rStyle w:val="Hyperkobling"/>
@@ -1608,7 +1600,7 @@
             <w:noProof/>
             <w:webHidden/>
           </w:rPr>
-          <w:instrText xml:space="preserve"> PAGEREF _Toc230678417 \h </w:instrText>
+          <w:instrText xml:space="preserve"> PAGEREF _Toc230678983 \h </w:instrText>
         </w:r>
         <w:r>
           <w:rPr>
@@ -1653,7 +1645,7 @@
           <w14:ligatures w14:val="standardContextual"/>
         </w:rPr>
       </w:pPr>
-      <w:hyperlink w:anchor="_Toc230678418" w:history="1">
+      <w:hyperlink w:anchor="_Toc230678984" w:history="1">
         <w:r>
           <w:rPr>
             <w:rStyle w:val="Hyperkobling"/>
@@ -1680,7 +1672,7 @@
             <w:noProof/>
             <w:webHidden/>
           </w:rPr>
-          <w:instrText xml:space="preserve"> PAGEREF _Toc230678418 \h </w:instrText>
+          <w:instrText xml:space="preserve"> PAGEREF _Toc230678984 \h </w:instrText>
         </w:r>
         <w:r>
           <w:rPr>
@@ -1725,7 +1717,7 @@
           <w14:ligatures w14:val="standardContextual"/>
         </w:rPr>
       </w:pPr>
-      <w:hyperlink w:anchor="_Toc230678419" w:history="1">
+      <w:hyperlink w:anchor="_Toc230678985" w:history="1">
         <w:r>
           <w:rPr>
             <w:rStyle w:val="Hyperkobling"/>
@@ -1752,7 +1744,7 @@
             <w:noProof/>
             <w:webHidden/>
           </w:rPr>
-          <w:instrText xml:space="preserve"> PAGEREF _Toc230678419 \h </w:instrText>
+          <w:instrText xml:space="preserve"> PAGEREF _Toc230678985 \h </w:instrText>
         </w:r>
         <w:r>
           <w:rPr>
@@ -1797,7 +1789,7 @@
           <w14:ligatures w14:val="standardContextual"/>
         </w:rPr>
       </w:pPr>
-      <w:hyperlink w:anchor="_Toc230678420" w:history="1">
+      <w:hyperlink w:anchor="_Toc230678986" w:history="1">
         <w:r>
           <w:rPr>
             <w:rStyle w:val="Hyperkobling"/>
@@ -1824,7 +1816,7 @@
             <w:noProof/>
             <w:webHidden/>
           </w:rPr>
-          <w:instrText xml:space="preserve"> PAGEREF _Toc230678420 \h </w:instrText>
+          <w:instrText xml:space="preserve"> PAGEREF _Toc230678986 \h </w:instrText>
         </w:r>
         <w:r>
           <w:rPr>
@@ -1869,7 +1861,7 @@
           <w14:ligatures w14:val="standardContextual"/>
         </w:rPr>
       </w:pPr>
-      <w:hyperlink w:anchor="_Toc230678421" w:history="1">
+      <w:hyperlink w:anchor="_Toc230678987" w:history="1">
         <w:r>
           <w:rPr>
             <w:rStyle w:val="Hyperkobling"/>
@@ -1896,7 +1888,7 @@
             <w:noProof/>
             <w:webHidden/>
           </w:rPr>
-          <w:instrText xml:space="preserve"> PAGEREF _Toc230678421 \h </w:instrText>
+          <w:instrText xml:space="preserve"> PAGEREF _Toc230678987 \h </w:instrText>
         </w:r>
         <w:r>
           <w:rPr>
@@ -1941,7 +1933,7 @@
           <w14:ligatures w14:val="standardContextual"/>
         </w:rPr>
       </w:pPr>
-      <w:hyperlink w:anchor="_Toc230678422" w:history="1">
+      <w:hyperlink w:anchor="_Toc230678988" w:history="1">
         <w:r>
           <w:rPr>
             <w:rStyle w:val="Hyperkobling"/>
@@ -1968,7 +1960,7 @@
             <w:noProof/>
             <w:webHidden/>
           </w:rPr>
-          <w:instrText xml:space="preserve"> PAGEREF _Toc230678422 \h </w:instrText>
+          <w:instrText xml:space="preserve"> PAGEREF _Toc230678988 \h </w:instrText>
         </w:r>
         <w:r>
           <w:rPr>
@@ -2013,7 +2005,7 @@
           <w14:ligatures w14:val="standardContextual"/>
         </w:rPr>
       </w:pPr>
-      <w:hyperlink w:anchor="_Toc230678423" w:history="1">
+      <w:hyperlink w:anchor="_Toc230678989" w:history="1">
         <w:r>
           <w:rPr>
             <w:rStyle w:val="Hyperkobling"/>
@@ -2040,7 +2032,7 @@
             <w:noProof/>
             <w:webHidden/>
           </w:rPr>
-          <w:instrText xml:space="preserve"> PAGEREF _Toc230678423 \h </w:instrText>
+          <w:instrText xml:space="preserve"> PAGEREF _Toc230678989 \h </w:instrText>
         </w:r>
         <w:r>
           <w:rPr>
@@ -2085,7 +2077,7 @@
           <w14:ligatures w14:val="standardContextual"/>
         </w:rPr>
       </w:pPr>
-      <w:hyperlink w:anchor="_Toc230678424" w:history="1">
+      <w:hyperlink w:anchor="_Toc230678990" w:history="1">
         <w:r>
           <w:rPr>
             <w:rStyle w:val="Hyperkobling"/>
@@ -2112,7 +2104,7 @@
             <w:noProof/>
             <w:webHidden/>
           </w:rPr>
-          <w:instrText xml:space="preserve"> PAGEREF _Toc230678424 \h </w:instrText>
+          <w:instrText xml:space="preserve"> PAGEREF _Toc230678990 \h </w:instrText>
         </w:r>
         <w:r>
           <w:rPr>
@@ -2157,7 +2149,7 @@
           <w14:ligatures w14:val="standardContextual"/>
         </w:rPr>
       </w:pPr>
-      <w:hyperlink w:anchor="_Toc230678425" w:history="1">
+      <w:hyperlink w:anchor="_Toc230678991" w:history="1">
         <w:r>
           <w:rPr>
             <w:rStyle w:val="Hyperkobling"/>
@@ -2184,7 +2176,7 @@
             <w:noProof/>
             <w:webHidden/>
           </w:rPr>
-          <w:instrText xml:space="preserve"> PAGEREF _Toc230678425 \h </w:instrText>
+          <w:instrText xml:space="preserve"> PAGEREF _Toc230678991 \h </w:instrText>
         </w:r>
         <w:r>
           <w:rPr>
@@ -2229,7 +2221,7 @@
           <w14:ligatures w14:val="standardContextual"/>
         </w:rPr>
       </w:pPr>
-      <w:hyperlink w:anchor="_Toc230678426" w:history="1">
+      <w:hyperlink w:anchor="_Toc230678992" w:history="1">
         <w:r>
           <w:rPr>
             <w:rStyle w:val="Hyperkobling"/>
@@ -2256,7 +2248,7 @@
             <w:noProof/>
             <w:webHidden/>
           </w:rPr>
-          <w:instrText xml:space="preserve"> PAGEREF _Toc230678426 \h </w:instrText>
+          <w:instrText xml:space="preserve"> PAGEREF _Toc230678992 \h </w:instrText>
         </w:r>
         <w:r>
           <w:rPr>
@@ -2301,7 +2293,7 @@
           <w14:ligatures w14:val="standardContextual"/>
         </w:rPr>
       </w:pPr>
-      <w:hyperlink w:anchor="_Toc230678427" w:history="1">
+      <w:hyperlink w:anchor="_Toc230678993" w:history="1">
         <w:r>
           <w:rPr>
             <w:rStyle w:val="Hyperkobling"/>
@@ -2328,7 +2320,7 @@
             <w:noProof/>
             <w:webHidden/>
           </w:rPr>
-          <w:instrText xml:space="preserve"> PAGEREF _Toc230678427 \h </w:instrText>
+          <w:instrText xml:space="preserve"> PAGEREF _Toc230678993 \h </w:instrText>
         </w:r>
         <w:r>
           <w:rPr>
@@ -2373,7 +2365,7 @@
           <w14:ligatures w14:val="standardContextual"/>
         </w:rPr>
       </w:pPr>
-      <w:hyperlink w:anchor="_Toc230678428" w:history="1">
+      <w:hyperlink w:anchor="_Toc230678994" w:history="1">
         <w:r>
           <w:rPr>
             <w:rStyle w:val="Hyperkobling"/>
@@ -2400,7 +2392,7 @@
             <w:noProof/>
             <w:webHidden/>
           </w:rPr>
-          <w:instrText xml:space="preserve"> PAGEREF _Toc230678428 \h </w:instrText>
+          <w:instrText xml:space="preserve"> PAGEREF _Toc230678994 \h </w:instrText>
         </w:r>
         <w:r>
           <w:rPr>
@@ -2445,7 +2437,7 @@
           <w14:ligatures w14:val="standardContextual"/>
         </w:rPr>
       </w:pPr>
-      <w:hyperlink w:anchor="_Toc230678429" w:history="1">
+      <w:hyperlink w:anchor="_Toc230678995" w:history="1">
         <w:r>
           <w:rPr>
             <w:rStyle w:val="Hyperkobling"/>
@@ -2472,7 +2464,7 @@
             <w:noProof/>
             <w:webHidden/>
           </w:rPr>
-          <w:instrText xml:space="preserve"> PAGEREF _Toc230678429 \h </w:instrText>
+          <w:instrText xml:space="preserve"> PAGEREF _Toc230678995 \h </w:instrText>
         </w:r>
         <w:r>
           <w:rPr>
@@ -2517,7 +2509,7 @@
           <w14:ligatures w14:val="standardContextual"/>
         </w:rPr>
       </w:pPr>
-      <w:hyperlink w:anchor="_Toc230678430" w:history="1">
+      <w:hyperlink w:anchor="_Toc230678996" w:history="1">
         <w:r>
           <w:rPr>
             <w:rStyle w:val="Hyperkobling"/>
@@ -2544,7 +2536,7 @@
             <w:noProof/>
             <w:webHidden/>
           </w:rPr>
-          <w:instrText xml:space="preserve"> PAGEREF _Toc230678430 \h </w:instrText>
+          <w:instrText xml:space="preserve"> PAGEREF _Toc230678996 \h </w:instrText>
         </w:r>
         <w:r>
           <w:rPr>
@@ -2589,7 +2581,7 @@
           <w14:ligatures w14:val="standardContextual"/>
         </w:rPr>
       </w:pPr>
-      <w:hyperlink w:anchor="_Toc230678431" w:history="1">
+      <w:hyperlink w:anchor="_Toc230678997" w:history="1">
         <w:r>
           <w:rPr>
             <w:rStyle w:val="Hyperkobling"/>
@@ -2616,7 +2608,7 @@
             <w:noProof/>
             <w:webHidden/>
           </w:rPr>
-          <w:instrText xml:space="preserve"> PAGEREF _Toc230678431 \h </w:instrText>
+          <w:instrText xml:space="preserve"> PAGEREF _Toc230678997 \h </w:instrText>
         </w:r>
         <w:r>
           <w:rPr>
@@ -2661,7 +2653,7 @@
           <w14:ligatures w14:val="standardContextual"/>
         </w:rPr>
       </w:pPr>
-      <w:hyperlink w:anchor="_Toc230678432" w:history="1">
+      <w:hyperlink w:anchor="_Toc230678998" w:history="1">
         <w:r>
           <w:rPr>
             <w:rStyle w:val="Hyperkobling"/>
@@ -2688,7 +2680,7 @@
             <w:noProof/>
             <w:webHidden/>
           </w:rPr>
-          <w:instrText xml:space="preserve"> PAGEREF _Toc230678432 \h </w:instrText>
+          <w:instrText xml:space="preserve"> PAGEREF _Toc230678998 \h </w:instrText>
         </w:r>
         <w:r>
           <w:rPr>
@@ -2733,7 +2725,7 @@
           <w14:ligatures w14:val="standardContextual"/>
         </w:rPr>
       </w:pPr>
-      <w:hyperlink w:anchor="_Toc230678433" w:history="1">
+      <w:hyperlink w:anchor="_Toc230678999" w:history="1">
         <w:r>
           <w:rPr>
             <w:rStyle w:val="Hyperkobling"/>
@@ -2760,7 +2752,7 @@
             <w:noProof/>
             <w:webHidden/>
           </w:rPr>
-          <w:instrText xml:space="preserve"> PAGEREF _Toc230678433 \h </w:instrText>
+          <w:instrText xml:space="preserve"> PAGEREF _Toc230678999 \h </w:instrText>
         </w:r>
         <w:r>
           <w:rPr>
@@ -2805,7 +2797,7 @@
           <w14:ligatures w14:val="standardContextual"/>
         </w:rPr>
       </w:pPr>
-      <w:hyperlink w:anchor="_Toc230678434" w:history="1">
+      <w:hyperlink w:anchor="_Toc230679000" w:history="1">
         <w:r>
           <w:rPr>
             <w:rStyle w:val="Hyperkobling"/>
@@ -2832,7 +2824,7 @@
             <w:noProof/>
             <w:webHidden/>
           </w:rPr>
-          <w:instrText xml:space="preserve"> PAGEREF _Toc230678434 \h </w:instrText>
+          <w:instrText xml:space="preserve"> PAGEREF _Toc230679000 \h </w:instrText>
         </w:r>
         <w:r>
           <w:rPr>
@@ -2877,7 +2869,7 @@
           <w14:ligatures w14:val="standardContextual"/>
         </w:rPr>
       </w:pPr>
-      <w:hyperlink w:anchor="_Toc230678435" w:history="1">
+      <w:hyperlink w:anchor="_Toc230679001" w:history="1">
         <w:r>
           <w:rPr>
             <w:rStyle w:val="Hyperkobling"/>
@@ -2904,7 +2896,7 @@
             <w:noProof/>
             <w:webHidden/>
           </w:rPr>
-          <w:instrText xml:space="preserve"> PAGEREF _Toc230678435 \h </w:instrText>
+          <w:instrText xml:space="preserve"> PAGEREF _Toc230679001 \h </w:instrText>
         </w:r>
         <w:r>
           <w:rPr>
@@ -2949,7 +2941,7 @@
           <w14:ligatures w14:val="standardContextual"/>
         </w:rPr>
       </w:pPr>
-      <w:hyperlink w:anchor="_Toc230678436" w:history="1">
+      <w:hyperlink w:anchor="_Toc230679002" w:history="1">
         <w:r>
           <w:rPr>
             <w:rStyle w:val="Hyperkobling"/>
@@ -2976,7 +2968,7 @@
             <w:noProof/>
             <w:webHidden/>
           </w:rPr>
-          <w:instrText xml:space="preserve"> PAGEREF _Toc230678436 \h </w:instrText>
+          <w:instrText xml:space="preserve"> PAGEREF _Toc230679002 \h </w:instrText>
         </w:r>
         <w:r>
           <w:rPr>
@@ -3021,7 +3013,7 @@
           <w14:ligatures w14:val="standardContextual"/>
         </w:rPr>
       </w:pPr>
-      <w:hyperlink w:anchor="_Toc230678437" w:history="1">
+      <w:hyperlink w:anchor="_Toc230679003" w:history="1">
         <w:r>
           <w:rPr>
             <w:rStyle w:val="Hyperkobling"/>
@@ -3048,7 +3040,7 @@
             <w:noProof/>
             <w:webHidden/>
           </w:rPr>
-          <w:instrText xml:space="preserve"> PAGEREF _Toc230678437 \h </w:instrText>
+          <w:instrText xml:space="preserve"> PAGEREF _Toc230679003 \h </w:instrText>
         </w:r>
         <w:r>
           <w:rPr>
@@ -3093,7 +3085,7 @@
           <w14:ligatures w14:val="standardContextual"/>
         </w:rPr>
       </w:pPr>
-      <w:hyperlink w:anchor="_Toc230678438" w:history="1">
+      <w:hyperlink w:anchor="_Toc230679004" w:history="1">
         <w:r>
           <w:rPr>
             <w:rStyle w:val="Hyperkobling"/>
@@ -3120,7 +3112,7 @@
             <w:noProof/>
             <w:webHidden/>
           </w:rPr>
-          <w:instrText xml:space="preserve"> PAGEREF _Toc230678438 \h </w:instrText>
+          <w:instrText xml:space="preserve"> PAGEREF _Toc230679004 \h </w:instrText>
         </w:r>
         <w:r>
           <w:rPr>
@@ -3165,7 +3157,7 @@
           <w14:ligatures w14:val="standardContextual"/>
         </w:rPr>
       </w:pPr>
-      <w:hyperlink w:anchor="_Toc230678439" w:history="1">
+      <w:hyperlink w:anchor="_Toc230679005" w:history="1">
         <w:r>
           <w:rPr>
             <w:rStyle w:val="Hyperkobling"/>
@@ -3192,7 +3184,7 @@
             <w:noProof/>
             <w:webHidden/>
           </w:rPr>
-          <w:instrText xml:space="preserve"> PAGEREF _Toc230678439 \h </w:instrText>
+          <w:instrText xml:space="preserve"> PAGEREF _Toc230679005 \h </w:instrText>
         </w:r>
         <w:r>
           <w:rPr>
@@ -3237,7 +3229,7 @@
           <w14:ligatures w14:val="standardContextual"/>
         </w:rPr>
       </w:pPr>
-      <w:hyperlink w:anchor="_Toc230678440" w:history="1">
+      <w:hyperlink w:anchor="_Toc230679006" w:history="1">
         <w:r>
           <w:rPr>
             <w:rStyle w:val="Hyperkobling"/>
@@ -3264,7 +3256,7 @@
             <w:noProof/>
             <w:webHidden/>
           </w:rPr>
-          <w:instrText xml:space="preserve"> PAGEREF _Toc230678440 \h </w:instrText>
+          <w:instrText xml:space="preserve"> PAGEREF _Toc230679006 \h </w:instrText>
         </w:r>
         <w:r>
           <w:rPr>
@@ -3309,7 +3301,7 @@
           <w14:ligatures w14:val="standardContextual"/>
         </w:rPr>
       </w:pPr>
-      <w:hyperlink w:anchor="_Toc230678441" w:history="1">
+      <w:hyperlink w:anchor="_Toc230679007" w:history="1">
         <w:r>
           <w:rPr>
             <w:rStyle w:val="Hyperkobling"/>
@@ -3336,7 +3328,7 @@
             <w:noProof/>
             <w:webHidden/>
           </w:rPr>
-          <w:instrText xml:space="preserve"> PAGEREF _Toc230678441 \h </w:instrText>
+          <w:instrText xml:space="preserve"> PAGEREF _Toc230679007 \h </w:instrText>
         </w:r>
         <w:r>
           <w:rPr>
@@ -3381,7 +3373,7 @@
           <w14:ligatures w14:val="standardContextual"/>
         </w:rPr>
       </w:pPr>
-      <w:hyperlink w:anchor="_Toc230678442" w:history="1">
+      <w:hyperlink w:anchor="_Toc230679008" w:history="1">
         <w:r>
           <w:rPr>
             <w:rStyle w:val="Hyperkobling"/>
@@ -3408,7 +3400,7 @@
             <w:noProof/>
             <w:webHidden/>
           </w:rPr>
-          <w:instrText xml:space="preserve"> PAGEREF _Toc230678442 \h </w:instrText>
+          <w:instrText xml:space="preserve"> PAGEREF _Toc230679008 \h </w:instrText>
         </w:r>
         <w:r>
           <w:rPr>
@@ -3453,7 +3445,7 @@
           <w14:ligatures w14:val="standardContextual"/>
         </w:rPr>
       </w:pPr>
-      <w:hyperlink w:anchor="_Toc230678443" w:history="1">
+      <w:hyperlink w:anchor="_Toc230679009" w:history="1">
         <w:r>
           <w:rPr>
             <w:rStyle w:val="Hyperkobling"/>
@@ -3480,7 +3472,7 @@
             <w:noProof/>
             <w:webHidden/>
           </w:rPr>
-          <w:instrText xml:space="preserve"> PAGEREF _Toc230678443 \h </w:instrText>
+          <w:instrText xml:space="preserve"> PAGEREF _Toc230679009 \h </w:instrText>
         </w:r>
         <w:r>
           <w:rPr>
@@ -3525,7 +3517,7 @@
           <w14:ligatures w14:val="standardContextual"/>
         </w:rPr>
       </w:pPr>
-      <w:hyperlink w:anchor="_Toc230678444" w:history="1">
+      <w:hyperlink w:anchor="_Toc230679010" w:history="1">
         <w:r>
           <w:rPr>
             <w:rStyle w:val="Hyperkobling"/>
@@ -3552,7 +3544,7 @@
             <w:noProof/>
             <w:webHidden/>
           </w:rPr>
-          <w:instrText xml:space="preserve"> PAGEREF _Toc230678444 \h </w:instrText>
+          <w:instrText xml:space="preserve"> PAGEREF _Toc230679010 \h </w:instrText>
         </w:r>
         <w:r>
           <w:rPr>
@@ -3597,7 +3589,7 @@
           <w14:ligatures w14:val="standardContextual"/>
         </w:rPr>
       </w:pPr>
-      <w:hyperlink w:anchor="_Toc230678445" w:history="1">
+      <w:hyperlink w:anchor="_Toc230679011" w:history="1">
         <w:r>
           <w:rPr>
             <w:rStyle w:val="Hyperkobling"/>
@@ -3624,7 +3616,7 @@
             <w:noProof/>
             <w:webHidden/>
           </w:rPr>
-          <w:instrText xml:space="preserve"> PAGEREF _Toc230678445 \h </w:instrText>
+          <w:instrText xml:space="preserve"> PAGEREF _Toc230679011 \h </w:instrText>
         </w:r>
         <w:r>
           <w:rPr>
@@ -3669,7 +3661,7 @@
           <w14:ligatures w14:val="standardContextual"/>
         </w:rPr>
       </w:pPr>
-      <w:hyperlink w:anchor="_Toc230678446" w:history="1">
+      <w:hyperlink w:anchor="_Toc230679012" w:history="1">
         <w:r>
           <w:rPr>
             <w:rStyle w:val="Hyperkobling"/>
@@ -3696,7 +3688,7 @@
             <w:noProof/>
             <w:webHidden/>
           </w:rPr>
-          <w:instrText xml:space="preserve"> PAGEREF _Toc230678446 \h </w:instrText>
+          <w:instrText xml:space="preserve"> PAGEREF _Toc230679012 \h </w:instrText>
         </w:r>
         <w:r>
           <w:rPr>
@@ -3741,7 +3733,7 @@
           <w14:ligatures w14:val="standardContextual"/>
         </w:rPr>
       </w:pPr>
-      <w:hyperlink w:anchor="_Toc230678447" w:history="1">
+      <w:hyperlink w:anchor="_Toc230679013" w:history="1">
         <w:r>
           <w:rPr>
             <w:rStyle w:val="Hyperkobling"/>
@@ -3768,7 +3760,7 @@
             <w:noProof/>
             <w:webHidden/>
           </w:rPr>
-          <w:instrText xml:space="preserve"> PAGEREF _Toc230678447 \h </w:instrText>
+          <w:instrText xml:space="preserve"> PAGEREF _Toc230679013 \h </w:instrText>
         </w:r>
         <w:r>
           <w:rPr>
@@ -3813,7 +3805,7 @@
           <w14:ligatures w14:val="standardContextual"/>
         </w:rPr>
       </w:pPr>
-      <w:hyperlink w:anchor="_Toc230678448" w:history="1">
+      <w:hyperlink w:anchor="_Toc230679014" w:history="1">
         <w:r>
           <w:rPr>
             <w:rStyle w:val="Hyperkobling"/>
@@ -3840,7 +3832,7 @@
             <w:noProof/>
             <w:webHidden/>
           </w:rPr>
-          <w:instrText xml:space="preserve"> PAGEREF _Toc230678448 \h </w:instrText>
+          <w:instrText xml:space="preserve"> PAGEREF _Toc230679014 \h </w:instrText>
         </w:r>
         <w:r>
           <w:rPr>
@@ -3885,7 +3877,7 @@
           <w14:ligatures w14:val="standardContextual"/>
         </w:rPr>
       </w:pPr>
-      <w:hyperlink w:anchor="_Toc230678449" w:history="1">
+      <w:hyperlink w:anchor="_Toc230679015" w:history="1">
         <w:r>
           <w:rPr>
             <w:rStyle w:val="Hyperkobling"/>
@@ -3912,7 +3904,7 @@
             <w:noProof/>
             <w:webHidden/>
           </w:rPr>
-          <w:instrText xml:space="preserve"> PAGEREF _Toc230678449 \h </w:instrText>
+          <w:instrText xml:space="preserve"> PAGEREF _Toc230679015 \h </w:instrText>
         </w:r>
         <w:r>
           <w:rPr>
@@ -3957,7 +3949,7 @@
           <w14:ligatures w14:val="standardContextual"/>
         </w:rPr>
       </w:pPr>
-      <w:hyperlink w:anchor="_Toc230678450" w:history="1">
+      <w:hyperlink w:anchor="_Toc230679016" w:history="1">
         <w:r>
           <w:rPr>
             <w:rStyle w:val="Hyperkobling"/>
@@ -3984,7 +3976,7 @@
             <w:noProof/>
             <w:webHidden/>
           </w:rPr>
-          <w:instrText xml:space="preserve"> PAGEREF _Toc230678450 \h </w:instrText>
+          <w:instrText xml:space="preserve"> PAGEREF _Toc230679016 \h </w:instrText>
         </w:r>
         <w:r>
           <w:rPr>
@@ -4029,7 +4021,7 @@
           <w14:ligatures w14:val="standardContextual"/>
         </w:rPr>
       </w:pPr>
-      <w:hyperlink w:anchor="_Toc230678451" w:history="1">
+      <w:hyperlink w:anchor="_Toc230679017" w:history="1">
         <w:r>
           <w:rPr>
             <w:rStyle w:val="Hyperkobling"/>
@@ -4056,7 +4048,7 @@
             <w:noProof/>
             <w:webHidden/>
           </w:rPr>
-          <w:instrText xml:space="preserve"> PAGEREF _Toc230678451 \h </w:instrText>
+          <w:instrText xml:space="preserve"> PAGEREF _Toc230679017 \h </w:instrText>
         </w:r>
         <w:r>
           <w:rPr>
@@ -4101,7 +4093,7 @@
           <w14:ligatures w14:val="standardContextual"/>
         </w:rPr>
       </w:pPr>
-      <w:hyperlink w:anchor="_Toc230678452" w:history="1">
+      <w:hyperlink w:anchor="_Toc230679018" w:history="1">
         <w:r>
           <w:rPr>
             <w:rStyle w:val="Hyperkobling"/>
@@ -4128,7 +4120,7 @@
             <w:noProof/>
             <w:webHidden/>
           </w:rPr>
-          <w:instrText xml:space="preserve"> PAGEREF _Toc230678452 \h </w:instrText>
+          <w:instrText xml:space="preserve"> PAGEREF _Toc230679018 \h </w:instrText>
         </w:r>
         <w:r>
           <w:rPr>
@@ -4173,7 +4165,7 @@
           <w14:ligatures w14:val="standardContextual"/>
         </w:rPr>
       </w:pPr>
-      <w:hyperlink w:anchor="_Toc230678453" w:history="1">
+      <w:hyperlink w:anchor="_Toc230679019" w:history="1">
         <w:r>
           <w:rPr>
             <w:rStyle w:val="Hyperkobling"/>
@@ -4200,7 +4192,7 @@
             <w:noProof/>
             <w:webHidden/>
           </w:rPr>
-          <w:instrText xml:space="preserve"> PAGEREF _Toc230678453 \h </w:instrText>
+          <w:instrText xml:space="preserve"> PAGEREF _Toc230679019 \h </w:instrText>
         </w:r>
         <w:r>
           <w:rPr>
@@ -4245,7 +4237,7 @@
           <w14:ligatures w14:val="standardContextual"/>
         </w:rPr>
       </w:pPr>
-      <w:hyperlink w:anchor="_Toc230678454" w:history="1">
+      <w:hyperlink w:anchor="_Toc230679020" w:history="1">
         <w:r>
           <w:rPr>
             <w:rStyle w:val="Hyperkobling"/>
@@ -4272,7 +4264,7 @@
             <w:noProof/>
             <w:webHidden/>
           </w:rPr>
-          <w:instrText xml:space="preserve"> PAGEREF _Toc230678454 \h </w:instrText>
+          <w:instrText xml:space="preserve"> PAGEREF _Toc230679020 \h </w:instrText>
         </w:r>
         <w:r>
           <w:rPr>
@@ -4317,7 +4309,7 @@
           <w14:ligatures w14:val="standardContextual"/>
         </w:rPr>
       </w:pPr>
-      <w:hyperlink w:anchor="_Toc230678455" w:history="1">
+      <w:hyperlink w:anchor="_Toc230679021" w:history="1">
         <w:r>
           <w:rPr>
             <w:rStyle w:val="Hyperkobling"/>
@@ -4344,7 +4336,7 @@
             <w:noProof/>
             <w:webHidden/>
           </w:rPr>
-          <w:instrText xml:space="preserve"> PAGEREF _Toc230678455 \h </w:instrText>
+          <w:instrText xml:space="preserve"> PAGEREF _Toc230679021 \h </w:instrText>
         </w:r>
         <w:r>
           <w:rPr>
@@ -4389,7 +4381,7 @@
           <w14:ligatures w14:val="standardContextual"/>
         </w:rPr>
       </w:pPr>
-      <w:hyperlink w:anchor="_Toc230678456" w:history="1">
+      <w:hyperlink w:anchor="_Toc230679022" w:history="1">
         <w:r>
           <w:rPr>
             <w:rStyle w:val="Hyperkobling"/>
@@ -4416,7 +4408,7 @@
             <w:noProof/>
             <w:webHidden/>
           </w:rPr>
-          <w:instrText xml:space="preserve"> PAGEREF _Toc230678456 \h </w:instrText>
+          <w:instrText xml:space="preserve"> PAGEREF _Toc230679022 \h </w:instrText>
         </w:r>
         <w:r>
           <w:rPr>
@@ -4461,7 +4453,7 @@
           <w14:ligatures w14:val="standardContextual"/>
         </w:rPr>
       </w:pPr>
-      <w:hyperlink w:anchor="_Toc230678457" w:history="1">
+      <w:hyperlink w:anchor="_Toc230679023" w:history="1">
         <w:r>
           <w:rPr>
             <w:rStyle w:val="Hyperkobling"/>
@@ -4488,7 +4480,7 @@
             <w:noProof/>
             <w:webHidden/>
           </w:rPr>
-          <w:instrText xml:space="preserve"> PAGEREF _Toc230678457 \h </w:instrText>
+          <w:instrText xml:space="preserve"> PAGEREF _Toc230679023 \h </w:instrText>
         </w:r>
         <w:r>
           <w:rPr>
@@ -4533,7 +4525,7 @@
           <w14:ligatures w14:val="standardContextual"/>
         </w:rPr>
       </w:pPr>
-      <w:hyperlink w:anchor="_Toc230678458" w:history="1">
+      <w:hyperlink w:anchor="_Toc230679024" w:history="1">
         <w:r>
           <w:rPr>
             <w:rStyle w:val="Hyperkobling"/>
@@ -4560,7 +4552,7 @@
             <w:noProof/>
             <w:webHidden/>
           </w:rPr>
-          <w:instrText xml:space="preserve"> PAGEREF _Toc230678458 \h </w:instrText>
+          <w:instrText xml:space="preserve"> PAGEREF _Toc230679024 \h </w:instrText>
         </w:r>
         <w:r>
           <w:rPr>
@@ -4605,7 +4597,7 @@
           <w14:ligatures w14:val="standardContextual"/>
         </w:rPr>
       </w:pPr>
-      <w:hyperlink w:anchor="_Toc230678459" w:history="1">
+      <w:hyperlink w:anchor="_Toc230679025" w:history="1">
         <w:r>
           <w:rPr>
             <w:rStyle w:val="Hyperkobling"/>
@@ -4632,7 +4624,7 @@
             <w:noProof/>
             <w:webHidden/>
           </w:rPr>
-          <w:instrText xml:space="preserve"> PAGEREF _Toc230678459 \h </w:instrText>
+          <w:instrText xml:space="preserve"> PAGEREF _Toc230679025 \h </w:instrText>
         </w:r>
         <w:r>
           <w:rPr>
@@ -4677,7 +4669,7 @@
           <w14:ligatures w14:val="standardContextual"/>
         </w:rPr>
       </w:pPr>
-      <w:hyperlink w:anchor="_Toc230678460" w:history="1">
+      <w:hyperlink w:anchor="_Toc230679026" w:history="1">
         <w:r>
           <w:rPr>
             <w:rStyle w:val="Hyperkobling"/>
@@ -4704,7 +4696,7 @@
             <w:noProof/>
             <w:webHidden/>
           </w:rPr>
-          <w:instrText xml:space="preserve"> PAGEREF _Toc230678460 \h </w:instrText>
+          <w:instrText xml:space="preserve"> PAGEREF _Toc230679026 \h </w:instrText>
         </w:r>
         <w:r>
           <w:rPr>
@@ -4749,7 +4741,7 @@
           <w14:ligatures w14:val="standardContextual"/>
         </w:rPr>
       </w:pPr>
-      <w:hyperlink w:anchor="_Toc230678461" w:history="1">
+      <w:hyperlink w:anchor="_Toc230679027" w:history="1">
         <w:r>
           <w:rPr>
             <w:rStyle w:val="Hyperkobling"/>
@@ -4776,7 +4768,7 @@
             <w:noProof/>
             <w:webHidden/>
           </w:rPr>
-          <w:instrText xml:space="preserve"> PAGEREF _Toc230678461 \h </w:instrText>
+          <w:instrText xml:space="preserve"> PAGEREF _Toc230679027 \h </w:instrText>
         </w:r>
         <w:r>
           <w:rPr>
@@ -4821,7 +4813,7 @@
           <w14:ligatures w14:val="standardContextual"/>
         </w:rPr>
       </w:pPr>
-      <w:hyperlink w:anchor="_Toc230678462" w:history="1">
+      <w:hyperlink w:anchor="_Toc230679028" w:history="1">
         <w:r>
           <w:rPr>
             <w:rStyle w:val="Hyperkobling"/>
@@ -4848,7 +4840,7 @@
             <w:noProof/>
             <w:webHidden/>
           </w:rPr>
-          <w:instrText xml:space="preserve"> PAGEREF _Toc230678462 \h </w:instrText>
+          <w:instrText xml:space="preserve"> PAGEREF _Toc230679028 \h </w:instrText>
         </w:r>
         <w:r>
           <w:rPr>
@@ -4893,7 +4885,7 @@
           <w14:ligatures w14:val="standardContextual"/>
         </w:rPr>
       </w:pPr>
-      <w:hyperlink w:anchor="_Toc230678463" w:history="1">
+      <w:hyperlink w:anchor="_Toc230679029" w:history="1">
         <w:r>
           <w:rPr>
             <w:rStyle w:val="Hyperkobling"/>
@@ -4920,7 +4912,7 @@
             <w:noProof/>
             <w:webHidden/>
           </w:rPr>
-          <w:instrText xml:space="preserve"> PAGEREF _Toc230678463 \h </w:instrText>
+          <w:instrText xml:space="preserve"> PAGEREF _Toc230679029 \h </w:instrText>
         </w:r>
         <w:r>
           <w:rPr>
@@ -4965,7 +4957,7 @@
           <w14:ligatures w14:val="standardContextual"/>
         </w:rPr>
       </w:pPr>
-      <w:hyperlink w:anchor="_Toc230678464" w:history="1">
+      <w:hyperlink w:anchor="_Toc230679030" w:history="1">
         <w:r>
           <w:rPr>
             <w:rStyle w:val="Hyperkobling"/>
@@ -4992,7 +4984,7 @@
             <w:noProof/>
             <w:webHidden/>
           </w:rPr>
-          <w:instrText xml:space="preserve"> PAGEREF _Toc230678464 \h </w:instrText>
+          <w:instrText xml:space="preserve"> PAGEREF _Toc230679030 \h </w:instrText>
         </w:r>
         <w:r>
           <w:rPr>
@@ -5037,7 +5029,7 @@
           <w14:ligatures w14:val="standardContextual"/>
         </w:rPr>
       </w:pPr>
-      <w:hyperlink w:anchor="_Toc230678465" w:history="1">
+      <w:hyperlink w:anchor="_Toc230679031" w:history="1">
         <w:r>
           <w:rPr>
             <w:rStyle w:val="Hyperkobling"/>
@@ -5064,7 +5056,7 @@
             <w:noProof/>
             <w:webHidden/>
           </w:rPr>
-          <w:instrText xml:space="preserve"> PAGEREF _Toc230678465 \h </w:instrText>
+          <w:instrText xml:space="preserve"> PAGEREF _Toc230679031 \h </w:instrText>
         </w:r>
         <w:r>
           <w:rPr>
@@ -5109,7 +5101,7 @@
           <w14:ligatures w14:val="standardContextual"/>
         </w:rPr>
       </w:pPr>
-      <w:hyperlink w:anchor="_Toc230678466" w:history="1">
+      <w:hyperlink w:anchor="_Toc230679032" w:history="1">
         <w:r>
           <w:rPr>
             <w:rStyle w:val="Hyperkobling"/>
@@ -5136,7 +5128,7 @@
             <w:noProof/>
             <w:webHidden/>
           </w:rPr>
-          <w:instrText xml:space="preserve"> PAGEREF _Toc230678466 \h </w:instrText>
+          <w:instrText xml:space="preserve"> PAGEREF _Toc230679032 \h </w:instrText>
         </w:r>
         <w:r>
           <w:rPr>
@@ -5181,7 +5173,7 @@
           <w14:ligatures w14:val="standardContextual"/>
         </w:rPr>
       </w:pPr>
-      <w:hyperlink w:anchor="_Toc230678467" w:history="1">
+      <w:hyperlink w:anchor="_Toc230679033" w:history="1">
         <w:r>
           <w:rPr>
             <w:rStyle w:val="Hyperkobling"/>
@@ -5208,7 +5200,7 @@
             <w:noProof/>
             <w:webHidden/>
           </w:rPr>
-          <w:instrText xml:space="preserve"> PAGEREF _Toc230678467 \h </w:instrText>
+          <w:instrText xml:space="preserve"> PAGEREF _Toc230679033 \h </w:instrText>
         </w:r>
         <w:r>
           <w:rPr>
@@ -5253,7 +5245,7 @@
           <w14:ligatures w14:val="standardContextual"/>
         </w:rPr>
       </w:pPr>
-      <w:hyperlink w:anchor="_Toc230678468" w:history="1">
+      <w:hyperlink w:anchor="_Toc230679034" w:history="1">
         <w:r>
           <w:rPr>
             <w:rStyle w:val="Hyperkobling"/>
@@ -5280,7 +5272,7 @@
             <w:noProof/>
             <w:webHidden/>
           </w:rPr>
-          <w:instrText xml:space="preserve"> PAGEREF _Toc230678468 \h </w:instrText>
+          <w:instrText xml:space="preserve"> PAGEREF _Toc230679034 \h </w:instrText>
         </w:r>
         <w:r>
           <w:rPr>
@@ -5325,7 +5317,7 @@
           <w14:ligatures w14:val="standardContextual"/>
         </w:rPr>
       </w:pPr>
-      <w:hyperlink w:anchor="_Toc230678469" w:history="1">
+      <w:hyperlink w:anchor="_Toc230679035" w:history="1">
         <w:r>
           <w:rPr>
             <w:rStyle w:val="Hyperkobling"/>
@@ -5352,7 +5344,7 @@
             <w:noProof/>
             <w:webHidden/>
           </w:rPr>
-          <w:instrText xml:space="preserve"> PAGEREF _Toc230678469 \h </w:instrText>
+          <w:instrText xml:space="preserve"> PAGEREF _Toc230679035 \h </w:instrText>
         </w:r>
         <w:r>
           <w:rPr>
@@ -5397,7 +5389,7 @@
           <w14:ligatures w14:val="standardContextual"/>
         </w:rPr>
       </w:pPr>
-      <w:hyperlink w:anchor="_Toc230678470" w:history="1">
+      <w:hyperlink w:anchor="_Toc230679036" w:history="1">
         <w:r>
           <w:rPr>
             <w:rStyle w:val="Hyperkobling"/>
@@ -5424,7 +5416,7 @@
             <w:noProof/>
             <w:webHidden/>
           </w:rPr>
-          <w:instrText xml:space="preserve"> PAGEREF _Toc230678470 \h </w:instrText>
+          <w:instrText xml:space="preserve"> PAGEREF _Toc230679036 \h </w:instrText>
         </w:r>
         <w:r>
           <w:rPr>
@@ -5469,7 +5461,7 @@
           <w14:ligatures w14:val="standardContextual"/>
         </w:rPr>
       </w:pPr>
-      <w:hyperlink w:anchor="_Toc230678471" w:history="1">
+      <w:hyperlink w:anchor="_Toc230679037" w:history="1">
         <w:r>
           <w:rPr>
             <w:rStyle w:val="Hyperkobling"/>
@@ -5496,7 +5488,7 @@
             <w:noProof/>
             <w:webHidden/>
           </w:rPr>
-          <w:instrText xml:space="preserve"> PAGEREF _Toc230678471 \h </w:instrText>
+          <w:instrText xml:space="preserve"> PAGEREF _Toc230679037 \h </w:instrText>
         </w:r>
         <w:r>
           <w:rPr>
@@ -5541,7 +5533,7 @@
           <w14:ligatures w14:val="standardContextual"/>
         </w:rPr>
       </w:pPr>
-      <w:hyperlink w:anchor="_Toc230678472" w:history="1">
+      <w:hyperlink w:anchor="_Toc230679038" w:history="1">
         <w:r>
           <w:rPr>
             <w:rStyle w:val="Hyperkobling"/>
@@ -5576,7 +5568,7 @@
             <w:noProof/>
             <w:webHidden/>
           </w:rPr>
-          <w:instrText xml:space="preserve"> PAGEREF _Toc230678472 \h </w:instrText>
+          <w:instrText xml:space="preserve"> PAGEREF _Toc230679038 \h </w:instrText>
         </w:r>
         <w:r>
           <w:rPr>
@@ -5634,7 +5626,7 @@
         <w:pStyle w:val="Overskrift2"/>
       </w:pPr>
       <w:bookmarkStart w:id="11" w:name="innledning"/>
-      <w:bookmarkStart w:id="12" w:name="_Toc230678415"/>
+      <w:bookmarkStart w:id="12" w:name="_Toc230678981"/>
       <w:bookmarkEnd w:id="9"/>
       <w:r>
         <w:t>1. Innledning</w:t>
@@ -5726,7 +5718,7 @@
         <w:pStyle w:val="Overskrift3"/>
       </w:pPr>
       <w:bookmarkStart w:id="13" w:name="problemstilling"/>
-      <w:bookmarkStart w:id="14" w:name="_Toc230678416"/>
+      <w:bookmarkStart w:id="14" w:name="_Toc230678982"/>
       <w:r>
         <w:t>1.1 Problemstilling</w:t>
       </w:r>
@@ -5785,7 +5777,7 @@
         <w:pStyle w:val="Overskrift3"/>
       </w:pPr>
       <w:bookmarkStart w:id="15" w:name="delproblemer"/>
-      <w:bookmarkStart w:id="16" w:name="_Toc230678417"/>
+      <w:bookmarkStart w:id="16" w:name="_Toc230678983"/>
       <w:bookmarkEnd w:id="13"/>
       <w:r>
         <w:t>1.2 Delproblemer</w:t>
@@ -5985,7 +5977,7 @@
         <w:pStyle w:val="Overskrift3"/>
       </w:pPr>
       <w:bookmarkStart w:id="17" w:name="avgrensninger"/>
-      <w:bookmarkStart w:id="18" w:name="_Toc230678418"/>
+      <w:bookmarkStart w:id="18" w:name="_Toc230678984"/>
       <w:bookmarkEnd w:id="15"/>
       <w:r>
         <w:t>1.3 Avgrensninger</w:t>
@@ -6242,7 +6234,7 @@
         <w:pStyle w:val="Overskrift3"/>
       </w:pPr>
       <w:bookmarkStart w:id="19" w:name="antakelser"/>
-      <w:bookmarkStart w:id="20" w:name="_Toc230678419"/>
+      <w:bookmarkStart w:id="20" w:name="_Toc230678985"/>
       <w:bookmarkEnd w:id="17"/>
       <w:r>
         <w:t>1.4 Antakelser</w:t>
@@ -6419,7 +6411,7 @@
         <w:pStyle w:val="Overskrift3"/>
       </w:pPr>
       <w:bookmarkStart w:id="21" w:name="anvendte-bidrag-i-case-studien"/>
-      <w:bookmarkStart w:id="22" w:name="_Toc230678420"/>
+      <w:bookmarkStart w:id="22" w:name="_Toc230678986"/>
       <w:bookmarkEnd w:id="19"/>
       <w:r>
         <w:t>1.5 Anvendte bidrag i case-studien</w:t>
@@ -6611,7 +6603,7 @@
         <w:rPr>
           <w:rFonts w:eastAsia="Times New Roman" w:cs="Times New Roman"/>
         </w:rPr>
-        <w:pict w14:anchorId="270E7D3A">
+        <w:pict w14:anchorId="01D6ACCD">
           <v:rect id="_x0000_i1028" style="width:0;height:1.5pt" o:hralign="center" o:hrstd="t" o:hr="t"/>
         </w:pict>
       </w:r>
@@ -6621,7 +6613,7 @@
         <w:pStyle w:val="Overskrift2"/>
       </w:pPr>
       <w:bookmarkStart w:id="23" w:name="litteratur"/>
-      <w:bookmarkStart w:id="24" w:name="_Toc230678421"/>
+      <w:bookmarkStart w:id="24" w:name="_Toc230678987"/>
       <w:bookmarkEnd w:id="11"/>
       <w:bookmarkEnd w:id="21"/>
       <w:r>
@@ -6646,7 +6638,7 @@
         <w:pStyle w:val="Overskrift3"/>
       </w:pPr>
       <w:bookmarkStart w:id="25" w:name="X7c64d5c69e8be4aa342d1f5b50a96f4760fe6ea"/>
-      <w:bookmarkStart w:id="26" w:name="_Toc230678422"/>
+      <w:bookmarkStart w:id="26" w:name="_Toc230678988"/>
       <w:r>
         <w:t>2.1 Maskinlæring for kostnadsprediksjon i transport og logistikk</w:t>
       </w:r>
@@ -6713,7 +6705,7 @@
         <w:pStyle w:val="Overskrift3"/>
       </w:pPr>
       <w:bookmarkStart w:id="27" w:name="X50f1a326dd81dd1da535bd6543ea8d29f23ade9"/>
-      <w:bookmarkStart w:id="28" w:name="_Toc230678423"/>
+      <w:bookmarkStart w:id="28" w:name="_Toc230678989"/>
       <w:bookmarkEnd w:id="25"/>
       <w:r>
         <w:t>2.2 Gradient boosting på heterogene tabulære data</w:t>
@@ -6848,7 +6840,7 @@
         <w:pStyle w:val="Overskrift3"/>
       </w:pPr>
       <w:bookmarkStart w:id="29" w:name="X52ccaa96010e029cb7ad8233c60e45490ae75db"/>
-      <w:bookmarkStart w:id="30" w:name="_Toc230678424"/>
+      <w:bookmarkStart w:id="30" w:name="_Toc230678990"/>
       <w:bookmarkEnd w:id="27"/>
       <w:r>
         <w:t>2.3 Konform prediksjon og usikkerhetskvantifisering</w:t>
@@ -6917,7 +6909,7 @@
         <w:pStyle w:val="Overskrift3"/>
       </w:pPr>
       <w:bookmarkStart w:id="31" w:name="forskningsgap"/>
-      <w:bookmarkStart w:id="32" w:name="_Toc230678425"/>
+      <w:bookmarkStart w:id="32" w:name="_Toc230678991"/>
       <w:bookmarkEnd w:id="29"/>
       <w:r>
         <w:t>2.4 Forskningsgap</w:t>
@@ -7029,7 +7021,7 @@
         <w:rPr>
           <w:rFonts w:eastAsia="Times New Roman" w:cs="Times New Roman"/>
         </w:rPr>
-        <w:pict w14:anchorId="71E6D9E8">
+        <w:pict w14:anchorId="23AFF86F">
           <v:rect id="_x0000_i1029" style="width:0;height:1.5pt" o:hralign="center" o:hrstd="t" o:hr="t"/>
         </w:pict>
       </w:r>
@@ -7039,7 +7031,7 @@
         <w:pStyle w:val="Overskrift2"/>
       </w:pPr>
       <w:bookmarkStart w:id="33" w:name="teori"/>
-      <w:bookmarkStart w:id="34" w:name="_Toc230678426"/>
+      <w:bookmarkStart w:id="34" w:name="_Toc230678992"/>
       <w:bookmarkEnd w:id="23"/>
       <w:bookmarkEnd w:id="31"/>
       <w:r>
@@ -7071,7 +7063,7 @@
         <w:pStyle w:val="Overskrift3"/>
       </w:pPr>
       <w:bookmarkStart w:id="35" w:name="tabulær-læring-og-gradient-boosting"/>
-      <w:bookmarkStart w:id="36" w:name="_Toc230678427"/>
+      <w:bookmarkStart w:id="36" w:name="_Toc230678993"/>
       <w:r>
         <w:t>3.1 Tabulær læring og gradient boosting</w:t>
       </w:r>
@@ -8184,7 +8176,7 @@
         <w:pStyle w:val="Overskrift3"/>
       </w:pPr>
       <w:bookmarkStart w:id="37" w:name="lightgbm"/>
-      <w:bookmarkStart w:id="38" w:name="_Toc230678428"/>
+      <w:bookmarkStart w:id="38" w:name="_Toc230678994"/>
       <w:bookmarkEnd w:id="35"/>
       <w:r>
         <w:t>3.2 LightGBM</w:t>
@@ -8694,7 +8686,7 @@
         <w:pStyle w:val="Overskrift3"/>
       </w:pPr>
       <w:bookmarkStart w:id="39" w:name="catboost"/>
-      <w:bookmarkStart w:id="40" w:name="_Toc230678429"/>
+      <w:bookmarkStart w:id="40" w:name="_Toc230678995"/>
       <w:bookmarkEnd w:id="37"/>
       <w:r>
         <w:t>3.3 CatBoost</w:t>
@@ -9408,7 +9400,7 @@
         <w:pStyle w:val="Overskrift3"/>
       </w:pPr>
       <w:bookmarkStart w:id="41" w:name="log-transformert-mål-og-evaluering"/>
-      <w:bookmarkStart w:id="42" w:name="_Toc230678430"/>
+      <w:bookmarkStart w:id="42" w:name="_Toc230678996"/>
       <w:bookmarkEnd w:id="39"/>
       <w:r>
         <w:t>3.4 Log-transformert mål og evaluering</w:t>
@@ -10772,7 +10764,7 @@
         <w:pStyle w:val="Overskrift3"/>
       </w:pPr>
       <w:bookmarkStart w:id="43" w:name="kvantilregresjon-og-konform-prediksjon"/>
-      <w:bookmarkStart w:id="44" w:name="_Toc230678431"/>
+      <w:bookmarkStart w:id="44" w:name="_Toc230678997"/>
       <w:bookmarkEnd w:id="41"/>
       <w:r>
         <w:t>3.5 Kvantil</w:t>
@@ -12943,7 +12935,7 @@
         <w:pStyle w:val="Overskrift3"/>
       </w:pPr>
       <w:bookmarkStart w:id="45" w:name="shap-verdier"/>
-      <w:bookmarkStart w:id="46" w:name="_Toc230678432"/>
+      <w:bookmarkStart w:id="46" w:name="_Toc230678998"/>
       <w:bookmarkEnd w:id="43"/>
       <w:r>
         <w:t>3.6 SHAP-verdier</w:t>
@@ -13968,7 +13960,7 @@
         <w:rPr>
           <w:rFonts w:eastAsia="Times New Roman" w:cs="Times New Roman"/>
         </w:rPr>
-        <w:pict w14:anchorId="40429031">
+        <w:pict w14:anchorId="30DA8A80">
           <v:rect id="_x0000_i1030" style="width:0;height:1.5pt" o:hralign="center" o:hrstd="t" o:hr="t"/>
         </w:pict>
       </w:r>
@@ -13978,7 +13970,7 @@
         <w:pStyle w:val="Overskrift2"/>
       </w:pPr>
       <w:bookmarkStart w:id="47" w:name="casebeskrivelse"/>
-      <w:bookmarkStart w:id="48" w:name="_Toc230678433"/>
+      <w:bookmarkStart w:id="48" w:name="_Toc230678999"/>
       <w:bookmarkEnd w:id="33"/>
       <w:bookmarkEnd w:id="45"/>
       <w:r>
@@ -14549,7 +14541,7 @@
         <w:rPr>
           <w:rFonts w:eastAsia="Times New Roman" w:cs="Times New Roman"/>
         </w:rPr>
-        <w:pict w14:anchorId="54A28BD4">
+        <w:pict w14:anchorId="4B00289E">
           <v:rect id="_x0000_i1031" style="width:0;height:1.5pt" o:hralign="center" o:hrstd="t" o:hr="t"/>
         </w:pict>
       </w:r>
@@ -14559,7 +14551,7 @@
         <w:pStyle w:val="Overskrift2"/>
       </w:pPr>
       <w:bookmarkStart w:id="49" w:name="metode-og-data"/>
-      <w:bookmarkStart w:id="50" w:name="_Toc230678434"/>
+      <w:bookmarkStart w:id="50" w:name="_Toc230679000"/>
       <w:bookmarkEnd w:id="47"/>
       <w:r>
         <w:t>5. Metode og data</w:t>
@@ -14571,7 +14563,7 @@
         <w:pStyle w:val="Overskrift3"/>
       </w:pPr>
       <w:bookmarkStart w:id="51" w:name="prosessmapping-mot-pensumkompendiet"/>
-      <w:bookmarkStart w:id="52" w:name="_Toc230678435"/>
+      <w:bookmarkStart w:id="52" w:name="_Toc230679001"/>
       <w:r>
         <w:t>5.0 Prosess</w:t>
       </w:r>
@@ -14921,7 +14913,7 @@
         <w:pStyle w:val="Overskrift3"/>
       </w:pPr>
       <w:bookmarkStart w:id="53" w:name="forskningsdesign"/>
-      <w:bookmarkStart w:id="54" w:name="_Toc230678436"/>
+      <w:bookmarkStart w:id="54" w:name="_Toc230679002"/>
       <w:bookmarkEnd w:id="51"/>
       <w:r>
         <w:t>5.1 Forskningsdesign</w:t>
@@ -14966,7 +14958,7 @@
         <w:pStyle w:val="Overskrift3"/>
       </w:pPr>
       <w:bookmarkStart w:id="55" w:name="datakilder"/>
-      <w:bookmarkStart w:id="56" w:name="_Toc230678437"/>
+      <w:bookmarkStart w:id="56" w:name="_Toc230679003"/>
       <w:bookmarkEnd w:id="53"/>
       <w:r>
         <w:t>5.2 Datakilder</w:t>
@@ -15461,7 +15453,7 @@
         <w:pStyle w:val="Overskrift3"/>
       </w:pPr>
       <w:bookmarkStart w:id="57" w:name="datapreparering"/>
-      <w:bookmarkStart w:id="58" w:name="_Toc230678438"/>
+      <w:bookmarkStart w:id="58" w:name="_Toc230679004"/>
       <w:bookmarkEnd w:id="55"/>
       <w:r>
         <w:t>5.3 Datapreparering</w:t>
@@ -15730,7 +15722,7 @@
         <w:pStyle w:val="Overskrift3"/>
       </w:pPr>
       <w:bookmarkStart w:id="59" w:name="datasplit-og-evalueringsprotokoll"/>
-      <w:bookmarkStart w:id="60" w:name="_Toc230678439"/>
+      <w:bookmarkStart w:id="60" w:name="_Toc230679005"/>
       <w:bookmarkEnd w:id="57"/>
       <w:r>
         <w:t>5.4 Datasplit og evalueringsprotokoll</w:t>
@@ -16308,7 +16300,7 @@
         <w:pStyle w:val="Overskrift3"/>
       </w:pPr>
       <w:bookmarkStart w:id="61" w:name="feature-engineering"/>
-      <w:bookmarkStart w:id="62" w:name="_Toc230678440"/>
+      <w:bookmarkStart w:id="62" w:name="_Toc230679006"/>
       <w:bookmarkEnd w:id="59"/>
       <w:r>
         <w:t>5.5 Feature engineering</w:t>
@@ -17037,7 +17029,7 @@
         <w:pStyle w:val="Overskrift3"/>
       </w:pPr>
       <w:bookmarkStart w:id="63" w:name="verktøy-og-reproduserbarhet"/>
-      <w:bookmarkStart w:id="64" w:name="_Toc230678441"/>
+      <w:bookmarkStart w:id="64" w:name="_Toc230679007"/>
       <w:bookmarkEnd w:id="61"/>
       <w:r>
         <w:t>5.6 Verktøy og reproduserbarhet</w:t>
@@ -17110,7 +17102,7 @@
         <w:pStyle w:val="Overskrift3"/>
       </w:pPr>
       <w:bookmarkStart w:id="65" w:name="antakelsessjekk-kompendiet-steg-2"/>
-      <w:bookmarkStart w:id="66" w:name="_Toc230678442"/>
+      <w:bookmarkStart w:id="66" w:name="_Toc230679008"/>
       <w:bookmarkEnd w:id="63"/>
       <w:r>
         <w:t>5.7 Antakelses</w:t>
@@ -17468,7 +17460,7 @@
         <w:rPr>
           <w:rFonts w:eastAsia="Times New Roman" w:cs="Times New Roman"/>
         </w:rPr>
-        <w:pict w14:anchorId="7ADB30A9">
+        <w:pict w14:anchorId="60230040">
           <v:rect id="_x0000_i1032" style="width:0;height:1.5pt" o:hralign="center" o:hrstd="t" o:hr="t"/>
         </w:pict>
       </w:r>
@@ -17478,7 +17470,7 @@
         <w:pStyle w:val="Overskrift2"/>
       </w:pPr>
       <w:bookmarkStart w:id="67" w:name="modell"/>
-      <w:bookmarkStart w:id="68" w:name="_Toc230678443"/>
+      <w:bookmarkStart w:id="68" w:name="_Toc230679009"/>
       <w:bookmarkEnd w:id="49"/>
       <w:bookmarkEnd w:id="65"/>
       <w:r>
@@ -17491,7 +17483,7 @@
         <w:pStyle w:val="Overskrift3"/>
       </w:pPr>
       <w:bookmarkStart w:id="69" w:name="målvariabel-og-tap"/>
-      <w:bookmarkStart w:id="70" w:name="_Toc230678444"/>
+      <w:bookmarkStart w:id="70" w:name="_Toc230679010"/>
       <w:r>
         <w:t>6.1 Mål</w:t>
       </w:r>
@@ -17623,7 +17615,7 @@
         <w:pStyle w:val="Overskrift3"/>
       </w:pPr>
       <w:bookmarkStart w:id="71" w:name="baselinemodeller"/>
-      <w:bookmarkStart w:id="72" w:name="_Toc230678445"/>
+      <w:bookmarkStart w:id="72" w:name="_Toc230679011"/>
       <w:bookmarkEnd w:id="69"/>
       <w:r>
         <w:t>6.2 Baseline</w:t>
@@ -17751,7 +17743,7 @@
         <w:pStyle w:val="Overskrift3"/>
       </w:pPr>
       <w:bookmarkStart w:id="73" w:name="hovedmodell-lightgbm-catboost-ensemble"/>
-      <w:bookmarkStart w:id="74" w:name="_Toc230678446"/>
+      <w:bookmarkStart w:id="74" w:name="_Toc230679012"/>
       <w:bookmarkEnd w:id="71"/>
       <w:r>
         <w:t>6.3 Hovedmodell — LightGBM + CatBoost ensemble</w:t>
@@ -18148,7 +18140,7 @@
         <w:pStyle w:val="Overskrift3"/>
       </w:pPr>
       <w:bookmarkStart w:id="75" w:name="kvantilmodell-og-konform-kalibrering"/>
-      <w:bookmarkStart w:id="76" w:name="_Toc230678447"/>
+      <w:bookmarkStart w:id="76" w:name="_Toc230679013"/>
       <w:bookmarkEnd w:id="73"/>
       <w:r>
         <w:t>6.4 Kvantil</w:t>
@@ -18232,7 +18224,7 @@
         <w:pStyle w:val="Overskrift3"/>
       </w:pPr>
       <w:bookmarkStart w:id="77" w:name="hybrid-kalibrering-på-anløpsnivå"/>
-      <w:bookmarkStart w:id="78" w:name="_Toc230678448"/>
+      <w:bookmarkStart w:id="78" w:name="_Toc230679014"/>
       <w:bookmarkEnd w:id="75"/>
       <w:r>
         <w:t>6.5 Hybrid kalibrering på anløpsnivå</w:t>
@@ -18612,7 +18604,7 @@
         <w:rPr>
           <w:rFonts w:eastAsia="Times New Roman" w:cs="Times New Roman"/>
         </w:rPr>
-        <w:pict w14:anchorId="45E6ABC5">
+        <w:pict w14:anchorId="39CD82B3">
           <v:rect id="_x0000_i1033" style="width:0;height:1.5pt" o:hralign="center" o:hrstd="t" o:hr="t"/>
         </w:pict>
       </w:r>
@@ -18622,7 +18614,7 @@
         <w:pStyle w:val="Overskrift2"/>
       </w:pPr>
       <w:bookmarkStart w:id="79" w:name="analyse"/>
-      <w:bookmarkStart w:id="80" w:name="_Toc230678449"/>
+      <w:bookmarkStart w:id="80" w:name="_Toc230679015"/>
       <w:bookmarkEnd w:id="67"/>
       <w:bookmarkEnd w:id="77"/>
       <w:r>
@@ -18703,7 +18695,7 @@
         <w:pStyle w:val="Overskrift3"/>
       </w:pPr>
       <w:bookmarkStart w:id="81" w:name="beskrivende-statistikk"/>
-      <w:bookmarkStart w:id="82" w:name="_Toc230678450"/>
+      <w:bookmarkStart w:id="82" w:name="_Toc230679016"/>
       <w:r>
         <w:t>7.1 Beskrivende statistikk</w:t>
       </w:r>
@@ -18720,7 +18712,7 @@
           <w:noProof/>
         </w:rPr>
         <w:drawing>
-          <wp:inline distT="0" distB="0" distL="0" distR="0" wp14:anchorId="3D587F74" wp14:editId="071E6BA5">
+          <wp:inline distT="0" distB="0" distL="0" distR="0" wp14:anchorId="1C1BD2A3" wp14:editId="726C873C">
             <wp:extent cx="5334000" cy="3288699"/>
             <wp:effectExtent l="0" t="0" r="0" b="0"/>
             <wp:docPr id="52" name="Picture" descr="Figur 7.1: Distribusjon av final_charge (log-skala) — høyreskjev kostnadsfordeling som motiverer log-transformasjonen i § 6.1"/>
@@ -18895,7 +18887,7 @@
           <w:noProof/>
         </w:rPr>
         <w:drawing>
-          <wp:inline distT="0" distB="0" distL="0" distR="0" wp14:anchorId="35145F00" wp14:editId="698D5678">
+          <wp:inline distT="0" distB="0" distL="0" distR="0" wp14:anchorId="488D08B3" wp14:editId="65939743">
             <wp:extent cx="5334000" cy="2389866"/>
             <wp:effectExtent l="0" t="0" r="0" b="0"/>
             <wp:docPr id="55" name="Picture" descr="Figur 7.2: Antall transaksjoner per havn og år (2020–2025) — viser trafikkvolum og datatilfang per havn"/>
@@ -19034,7 +19026,7 @@
           <w:noProof/>
         </w:rPr>
         <w:drawing>
-          <wp:inline distT="0" distB="0" distL="0" distR="0" wp14:anchorId="6E3B20C4" wp14:editId="6D6503F9">
+          <wp:inline distT="0" distB="0" distL="0" distR="0" wp14:anchorId="6A1ED62E" wp14:editId="3C0B91AE">
             <wp:extent cx="5334000" cy="2634650"/>
             <wp:effectExtent l="0" t="0" r="0" b="0"/>
             <wp:docPr id="58" name="Picture" descr="Figur 7.3: Kostnad per tjenestekategori, fordelt på størrelseskategori (Liten / Mellomstor / Stor)"/>
@@ -19160,7 +19152,7 @@
         <w:pStyle w:val="Overskrift3"/>
       </w:pPr>
       <w:bookmarkStart w:id="83" w:name="korrelasjoner-og-feature-importance"/>
-      <w:bookmarkStart w:id="84" w:name="_Toc230678451"/>
+      <w:bookmarkStart w:id="84" w:name="_Toc230679017"/>
       <w:bookmarkEnd w:id="81"/>
       <w:r>
         <w:t>7.2 Korrelasjoner og feature importance</w:t>
@@ -19178,7 +19170,7 @@
           <w:noProof/>
         </w:rPr>
         <w:drawing>
-          <wp:inline distT="0" distB="0" distL="0" distR="0" wp14:anchorId="57566290" wp14:editId="281018F0">
+          <wp:inline distT="0" distB="0" distL="0" distR="0" wp14:anchorId="22E09A6D" wp14:editId="1D9115C0">
             <wp:extent cx="5334000" cy="3294926"/>
             <wp:effectExtent l="0" t="0" r="0" b="0"/>
             <wp:docPr id="62" name="Picture" descr="Figur 7.4: Spearman-korrelasjon mellom numeriske features og log-kostnad — GT, LOA og fuel­konsum er moderat positivt korrelert"/>
@@ -19310,7 +19302,7 @@
           <w:noProof/>
         </w:rPr>
         <w:drawing>
-          <wp:inline distT="0" distB="0" distL="0" distR="0" wp14:anchorId="0C9974E0" wp14:editId="76256600">
+          <wp:inline distT="0" distB="0" distL="0" distR="0" wp14:anchorId="61FC2B88" wp14:editId="221EF6DF">
             <wp:extent cx="5334000" cy="3528031"/>
             <wp:effectExtent l="0" t="0" r="0" b="0"/>
             <wp:docPr id="65" name="Picture" descr="Figur 7.5: Top-15 feature importance fra LightGBM (gain-andel) — service_type og størrelse-baserte aggregat­statistikker dominerer"/>
@@ -19539,7 +19531,7 @@
         <w:pStyle w:val="Overskrift3"/>
       </w:pPr>
       <w:bookmarkStart w:id="85" w:name="shap-analyse"/>
-      <w:bookmarkStart w:id="86" w:name="_Toc230678452"/>
+      <w:bookmarkStart w:id="86" w:name="_Toc230679018"/>
       <w:bookmarkEnd w:id="83"/>
       <w:r>
         <w:t>7.3 SHAP-analyse</w:t>
@@ -19557,7 +19549,7 @@
           <w:noProof/>
         </w:rPr>
         <w:drawing>
-          <wp:inline distT="0" distB="0" distL="0" distR="0" wp14:anchorId="13C709C9" wp14:editId="55CF1A31">
+          <wp:inline distT="0" distB="0" distL="0" distR="0" wp14:anchorId="18F18329" wp14:editId="04416D93">
             <wp:extent cx="5334000" cy="3530676"/>
             <wp:effectExtent l="0" t="0" r="0" b="0"/>
             <wp:docPr id="69" name="Picture" descr="Figur 7.6: LightGBM gain-importance (fallback for SHAP) — relativ styrke per feature i ensemble­modellen"/>
@@ -19786,7 +19778,7 @@
           <w:noProof/>
         </w:rPr>
         <w:drawing>
-          <wp:inline distT="0" distB="0" distL="0" distR="0" wp14:anchorId="052CB028" wp14:editId="1E6EA6A8">
+          <wp:inline distT="0" distB="0" distL="0" distR="0" wp14:anchorId="5D156449" wp14:editId="18B53417">
             <wp:extent cx="5334000" cy="1660156"/>
             <wp:effectExtent l="0" t="0" r="0" b="0"/>
             <wp:docPr id="72" name="Picture" descr="Figur 7.7: Predikerte kostnader fordelt på GT (log-skala), tjenestekategori og ankomsthavn — viser monoton GT-effekt og tydelig havne­variasjon"/>
@@ -19989,7 +19981,7 @@
         <w:pStyle w:val="Overskrift3"/>
       </w:pPr>
       <w:bookmarkStart w:id="87" w:name="residualdiagnostikk"/>
-      <w:bookmarkStart w:id="88" w:name="_Toc230678453"/>
+      <w:bookmarkStart w:id="88" w:name="_Toc230679019"/>
       <w:bookmarkEnd w:id="85"/>
       <w:r>
         <w:t>7.4 Residual</w:t>
@@ -20011,7 +20003,7 @@
           <w:noProof/>
         </w:rPr>
         <w:drawing>
-          <wp:inline distT="0" distB="0" distL="0" distR="0" wp14:anchorId="15FC3062" wp14:editId="06D8DFAB">
+          <wp:inline distT="0" distB="0" distL="0" distR="0" wp14:anchorId="7A9C1B96" wp14:editId="51DB4366">
             <wp:extent cx="5334000" cy="2126429"/>
             <wp:effectExtent l="0" t="0" r="0" b="0"/>
             <wp:docPr id="76" name="Picture" descr="Figur 7.8: Residualplott (predikert vs. faktisk i log-rom) på valideringssettet (n = 490, 2024) — bias ≈ −0,20 indikerer systematisk overprediksjon for lave fakturaer"/>
@@ -20619,7 +20611,7 @@
         <w:rPr>
           <w:rFonts w:eastAsia="Times New Roman" w:cs="Times New Roman"/>
         </w:rPr>
-        <w:pict w14:anchorId="49096236">
+        <w:pict w14:anchorId="63B58E46">
           <v:rect id="_x0000_i1034" style="width:0;height:1.5pt" o:hralign="center" o:hrstd="t" o:hr="t"/>
         </w:pict>
       </w:r>
@@ -20629,7 +20621,7 @@
         <w:pStyle w:val="Overskrift2"/>
       </w:pPr>
       <w:bookmarkStart w:id="89" w:name="resultat"/>
-      <w:bookmarkStart w:id="90" w:name="_Toc230678454"/>
+      <w:bookmarkStart w:id="90" w:name="_Toc230679020"/>
       <w:bookmarkEnd w:id="79"/>
       <w:bookmarkEnd w:id="87"/>
       <w:r>
@@ -20642,7 +20634,7 @@
         <w:pStyle w:val="Overskrift3"/>
       </w:pPr>
       <w:bookmarkStart w:id="91" w:name="X9e63db4d73416036d6c4aff3da2d7ddb8b5d91f"/>
-      <w:bookmarkStart w:id="92" w:name="_Toc230678455"/>
+      <w:bookmarkStart w:id="92" w:name="_Toc230679021"/>
       <w:r>
         <w:t>8.1 Sammenligning av modeller på valideringssettet</w:t>
       </w:r>
@@ -21976,7 +21968,7 @@
         <w:pStyle w:val="Overskrift3"/>
       </w:pPr>
       <w:bookmarkStart w:id="93" w:name="endelig-evaluering-på-testsettet-2025"/>
-      <w:bookmarkStart w:id="94" w:name="_Toc230678456"/>
+      <w:bookmarkStart w:id="94" w:name="_Toc230679022"/>
       <w:bookmarkEnd w:id="91"/>
       <w:r>
         <w:t>8.1.1 Endelig evaluering på testsettet (2025)</w:t>
@@ -23124,7 +23116,7 @@
         <w:pStyle w:val="Overskrift3"/>
       </w:pPr>
       <w:bookmarkStart w:id="95" w:name="kvantildekning"/>
-      <w:bookmarkStart w:id="96" w:name="_Toc230678457"/>
+      <w:bookmarkStart w:id="96" w:name="_Toc230679023"/>
       <w:bookmarkEnd w:id="93"/>
       <w:r>
         <w:t>8.2 Kvantil</w:t>
@@ -23180,7 +23172,7 @@
         <w:pStyle w:val="Overskrift3"/>
       </w:pPr>
       <w:bookmarkStart w:id="97" w:name="hybridkalibrert-anløpsestimat-eksempler"/>
-      <w:bookmarkStart w:id="98" w:name="_Toc230678458"/>
+      <w:bookmarkStart w:id="98" w:name="_Toc230679024"/>
       <w:bookmarkEnd w:id="95"/>
       <w:r>
         <w:t>8.3 Hybrid</w:t>
@@ -25352,7 +25344,7 @@
         <w:pStyle w:val="Overskrift3"/>
       </w:pPr>
       <w:bookmarkStart w:id="99" w:name="operasjonell-ytelse"/>
-      <w:bookmarkStart w:id="100" w:name="_Toc230678459"/>
+      <w:bookmarkStart w:id="100" w:name="_Toc230679025"/>
       <w:bookmarkEnd w:id="97"/>
       <w:r>
         <w:t>8.4 Operasjonell ytelse</w:t>
@@ -25407,7 +25399,7 @@
         <w:rPr>
           <w:rFonts w:eastAsia="Times New Roman" w:cs="Times New Roman"/>
         </w:rPr>
-        <w:pict w14:anchorId="08098936">
+        <w:pict w14:anchorId="471FF4B0">
           <v:rect id="_x0000_i1035" style="width:0;height:1.5pt" o:hralign="center" o:hrstd="t" o:hr="t"/>
         </w:pict>
       </w:r>
@@ -25417,7 +25409,7 @@
         <w:pStyle w:val="Overskrift2"/>
       </w:pPr>
       <w:bookmarkStart w:id="101" w:name="diskusjon"/>
-      <w:bookmarkStart w:id="102" w:name="_Toc230678460"/>
+      <w:bookmarkStart w:id="102" w:name="_Toc230679026"/>
       <w:bookmarkEnd w:id="89"/>
       <w:bookmarkEnd w:id="99"/>
       <w:r>
@@ -25430,7 +25422,7 @@
         <w:pStyle w:val="Overskrift3"/>
       </w:pPr>
       <w:bookmarkStart w:id="103" w:name="tolkning-av-resultatene"/>
-      <w:bookmarkStart w:id="104" w:name="_Toc230678461"/>
+      <w:bookmarkStart w:id="104" w:name="_Toc230679027"/>
       <w:r>
         <w:t>9.1 Tolkning av resultatene</w:t>
       </w:r>
@@ -25604,7 +25596,7 @@
         <w:pStyle w:val="Overskrift3"/>
       </w:pPr>
       <w:bookmarkStart w:id="105" w:name="X244671d3f5a9d81faac214b94d413d8f6763369"/>
-      <w:bookmarkStart w:id="106" w:name="_Toc230678462"/>
+      <w:bookmarkStart w:id="106" w:name="_Toc230679028"/>
       <w:bookmarkEnd w:id="103"/>
       <w:r>
         <w:t>9.2 Forholdet mellom ensemble og enkelt</w:t>
@@ -25845,7 +25837,7 @@
         <w:pStyle w:val="Overskrift3"/>
       </w:pPr>
       <w:bookmarkStart w:id="107" w:name="modellens-styrker"/>
-      <w:bookmarkStart w:id="108" w:name="_Toc230678463"/>
+      <w:bookmarkStart w:id="108" w:name="_Toc230679029"/>
       <w:bookmarkEnd w:id="105"/>
       <w:r>
         <w:t>9.3 Modellens styrker</w:t>
@@ -25961,7 +25953,7 @@
         <w:pStyle w:val="Overskrift3"/>
       </w:pPr>
       <w:bookmarkStart w:id="109" w:name="X56aa68e323ecedcef833e61fdd58166787950c3"/>
-      <w:bookmarkStart w:id="110" w:name="_Toc230678464"/>
+      <w:bookmarkStart w:id="110" w:name="_Toc230679030"/>
       <w:bookmarkEnd w:id="107"/>
       <w:r>
         <w:t>9.4 Modellens svakheter — kritisk drøfting og forsvar</w:t>
@@ -26976,7 +26968,7 @@
         <w:pStyle w:val="Overskrift3"/>
       </w:pPr>
       <w:bookmarkStart w:id="111" w:name="funn-fra-brukertest-mai-2026"/>
-      <w:bookmarkStart w:id="112" w:name="_Toc230678465"/>
+      <w:bookmarkStart w:id="112" w:name="_Toc230679031"/>
       <w:bookmarkEnd w:id="109"/>
       <w:r>
         <w:t>9.5 Funn fra brukertest mai 2026</w:t>
@@ -26992,7 +26984,7 @@
         <w:rPr>
           <w:rFonts w:eastAsia="Times New Roman" w:cs="Times New Roman"/>
         </w:rPr>
-        <w:t>En end-to-end brukertest med agency-manageren avdekket syv systematiske avvik. Hvert er adressert som modell</w:t>
+        <w:t>En end-to-end brukertest med Operations manager avdekket syv systematiske avvik. Hvert er adressert som modell</w:t>
       </w:r>
       <w:r>
         <w:rPr>
@@ -27692,7 +27684,7 @@
         <w:rPr>
           <w:rFonts w:eastAsia="Times New Roman" w:cs="Times New Roman"/>
         </w:rPr>
-        <w:t xml:space="preserve">Manageren spurte: </w:t>
+        <w:t xml:space="preserve">Operations manager spurte: </w:t>
       </w:r>
       <w:r>
         <w:rPr>
@@ -27862,7 +27854,7 @@
         <w:pStyle w:val="Overskrift3"/>
       </w:pPr>
       <w:bookmarkStart w:id="120" w:name="validitet-og-generaliserbarhet"/>
-      <w:bookmarkStart w:id="121" w:name="_Toc230678466"/>
+      <w:bookmarkStart w:id="121" w:name="_Toc230679032"/>
       <w:bookmarkEnd w:id="111"/>
       <w:bookmarkEnd w:id="119"/>
       <w:r>
@@ -28475,7 +28467,7 @@
         <w:pStyle w:val="Overskrift3"/>
       </w:pPr>
       <w:bookmarkStart w:id="122" w:name="praktiske-implikasjoner"/>
-      <w:bookmarkStart w:id="123" w:name="_Toc230678467"/>
+      <w:bookmarkStart w:id="123" w:name="_Toc230679033"/>
       <w:bookmarkEnd w:id="120"/>
       <w:r>
         <w:t>9.7 Praktiske implikasjoner</w:t>
@@ -28561,7 +28553,7 @@
         <w:pStyle w:val="Overskrift3"/>
       </w:pPr>
       <w:bookmarkStart w:id="124" w:name="etiske-og-personvernmessige-hensyn"/>
-      <w:bookmarkStart w:id="125" w:name="_Toc230678468"/>
+      <w:bookmarkStart w:id="125" w:name="_Toc230679034"/>
       <w:bookmarkEnd w:id="122"/>
       <w:r>
         <w:t>9.8 Etiske og personvernmessige hensyn</w:t>
@@ -28635,7 +28627,7 @@
         <w:rPr>
           <w:rFonts w:eastAsia="Times New Roman" w:cs="Times New Roman"/>
         </w:rPr>
-        <w:pict w14:anchorId="70E19D0E">
+        <w:pict w14:anchorId="2FFAD4F0">
           <v:rect id="_x0000_i1036" style="width:0;height:1.5pt" o:hralign="center" o:hrstd="t" o:hr="t"/>
         </w:pict>
       </w:r>
@@ -28645,7 +28637,7 @@
         <w:pStyle w:val="Overskrift2"/>
       </w:pPr>
       <w:bookmarkStart w:id="126" w:name="konklusjon"/>
-      <w:bookmarkStart w:id="127" w:name="_Toc230678469"/>
+      <w:bookmarkStart w:id="127" w:name="_Toc230679035"/>
       <w:bookmarkEnd w:id="101"/>
       <w:bookmarkEnd w:id="124"/>
       <w:r>
@@ -28931,7 +28923,7 @@
         <w:pStyle w:val="Overskrift2"/>
       </w:pPr>
       <w:bookmarkStart w:id="128" w:name="bibliografi"/>
-      <w:bookmarkStart w:id="129" w:name="_Toc230678470"/>
+      <w:bookmarkStart w:id="129" w:name="_Toc230679036"/>
       <w:bookmarkEnd w:id="126"/>
       <w:r>
         <w:t>11. Bibliografi</w:t>
@@ -29414,7 +29406,7 @@
         <w:rPr>
           <w:rFonts w:eastAsia="Times New Roman" w:cs="Times New Roman"/>
         </w:rPr>
-        <w:pict w14:anchorId="1A530405">
+        <w:pict w14:anchorId="44C7BC3A">
           <v:rect id="_x0000_i1037" style="width:0;height:1.5pt" o:hralign="center" o:hrstd="t" o:hr="t"/>
         </w:pict>
       </w:r>
@@ -29424,7 +29416,7 @@
         <w:pStyle w:val="Overskrift2"/>
       </w:pPr>
       <w:bookmarkStart w:id="130" w:name="vedlegg"/>
-      <w:bookmarkStart w:id="131" w:name="_Toc230678471"/>
+      <w:bookmarkStart w:id="131" w:name="_Toc230679037"/>
       <w:bookmarkEnd w:id="128"/>
       <w:r>
         <w:t>Vedlegg</w:t>
@@ -29712,7 +29704,7 @@
         <w:pStyle w:val="Overskrift3"/>
       </w:pPr>
       <w:bookmarkStart w:id="132" w:name="Xe1f01a8cc6b3208ae7fb51104f9d9c075e3eeb5"/>
-      <w:bookmarkStart w:id="133" w:name="_Toc230678472"/>
+      <w:bookmarkStart w:id="133" w:name="_Toc230679038"/>
       <w:r>
         <w:t xml:space="preserve">Vedlegg E. Foreslått rubrikk for </w:t>
       </w:r>
@@ -30429,7 +30421,7 @@
   <w:abstractNum w:abstractNumId="0" w15:restartNumberingAfterBreak="0">
     <w:nsid w:val="0000A990"/>
     <w:multiLevelType w:val="multilevel"/>
-    <w:tmpl w:val="584601B8"/>
+    <w:tmpl w:val="B270F458"/>
     <w:lvl w:ilvl="0">
       <w:numFmt w:val="bullet"/>
       <w:lvlText w:val=" "/>
@@ -30506,7 +30498,7 @@
   <w:abstractNum w:abstractNumId="1" w15:restartNumberingAfterBreak="0">
     <w:nsid w:val="0000A991"/>
     <w:multiLevelType w:val="multilevel"/>
-    <w:tmpl w:val="F1DAB9E0"/>
+    <w:tmpl w:val="60C6F7F2"/>
     <w:lvl w:ilvl="0">
       <w:numFmt w:val="bullet"/>
       <w:lvlText w:val=""/>
@@ -30610,7 +30602,7 @@
   <w:abstractNum w:abstractNumId="2" w15:restartNumberingAfterBreak="0">
     <w:nsid w:val="0000A993"/>
     <w:multiLevelType w:val="multilevel"/>
-    <w:tmpl w:val="4260CB78"/>
+    <w:tmpl w:val="7C347E30"/>
     <w:lvl w:ilvl="0">
       <w:numFmt w:val="bullet"/>
       <w:lvlText w:val="☒"/>
@@ -30687,7 +30679,7 @@
   <w:abstractNum w:abstractNumId="3" w15:restartNumberingAfterBreak="0">
     <w:nsid w:val="00A99411"/>
     <w:multiLevelType w:val="multilevel"/>
-    <w:tmpl w:val="DCA8AF3A"/>
+    <w:tmpl w:val="8C4CE054"/>
     <w:lvl w:ilvl="0">
       <w:start w:val="1"/>
       <w:numFmt w:val="decimal"/>
@@ -30770,28 +30762,28 @@
       </w:pPr>
     </w:lvl>
   </w:abstractNum>
-  <w:num w:numId="1" w16cid:durableId="1740976091">
+  <w:num w:numId="1" w16cid:durableId="2078700833">
     <w:abstractNumId w:val="0"/>
   </w:num>
-  <w:num w:numId="2" w16cid:durableId="1450659573">
+  <w:num w:numId="2" w16cid:durableId="1084909709">
     <w:abstractNumId w:val="2"/>
   </w:num>
-  <w:num w:numId="3" w16cid:durableId="1596135499">
+  <w:num w:numId="3" w16cid:durableId="1380548354">
     <w:abstractNumId w:val="2"/>
   </w:num>
-  <w:num w:numId="4" w16cid:durableId="1658268971">
+  <w:num w:numId="4" w16cid:durableId="2136294886">
     <w:abstractNumId w:val="2"/>
   </w:num>
-  <w:num w:numId="5" w16cid:durableId="1023822909">
+  <w:num w:numId="5" w16cid:durableId="2136559776">
     <w:abstractNumId w:val="2"/>
   </w:num>
-  <w:num w:numId="6" w16cid:durableId="92866564">
+  <w:num w:numId="6" w16cid:durableId="424348342">
     <w:abstractNumId w:val="2"/>
   </w:num>
-  <w:num w:numId="7" w16cid:durableId="1997104122">
+  <w:num w:numId="7" w16cid:durableId="527138484">
     <w:abstractNumId w:val="2"/>
   </w:num>
-  <w:num w:numId="8" w16cid:durableId="1737242222">
+  <w:num w:numId="8" w16cid:durableId="344945906">
     <w:abstractNumId w:val="3"/>
     <w:lvlOverride w:ilvl="0">
       <w:startOverride w:val="1"/>
@@ -30821,13 +30813,13 @@
       <w:startOverride w:val="1"/>
     </w:lvlOverride>
   </w:num>
-  <w:num w:numId="9" w16cid:durableId="1389718813">
+  <w:num w:numId="9" w16cid:durableId="524056611">
     <w:abstractNumId w:val="1"/>
   </w:num>
-  <w:num w:numId="10" w16cid:durableId="1159465882">
+  <w:num w:numId="10" w16cid:durableId="791290293">
     <w:abstractNumId w:val="1"/>
   </w:num>
-  <w:num w:numId="11" w16cid:durableId="1292519554">
+  <w:num w:numId="11" w16cid:durableId="1582326614">
     <w:abstractNumId w:val="3"/>
     <w:lvlOverride w:ilvl="0">
       <w:startOverride w:val="1"/>
@@ -30857,7 +30849,7 @@
       <w:startOverride w:val="1"/>
     </w:lvlOverride>
   </w:num>
-  <w:num w:numId="12" w16cid:durableId="67190142">
+  <w:num w:numId="12" w16cid:durableId="48039336">
     <w:abstractNumId w:val="3"/>
     <w:lvlOverride w:ilvl="0">
       <w:startOverride w:val="1"/>
@@ -30887,10 +30879,10 @@
       <w:startOverride w:val="1"/>
     </w:lvlOverride>
   </w:num>
-  <w:num w:numId="13" w16cid:durableId="1289051958">
+  <w:num w:numId="13" w16cid:durableId="1732264912">
     <w:abstractNumId w:val="1"/>
   </w:num>
-  <w:num w:numId="14" w16cid:durableId="47384090">
+  <w:num w:numId="14" w16cid:durableId="1257053751">
     <w:abstractNumId w:val="3"/>
     <w:lvlOverride w:ilvl="0">
       <w:startOverride w:val="1"/>
@@ -30920,10 +30912,10 @@
       <w:startOverride w:val="1"/>
     </w:lvlOverride>
   </w:num>
-  <w:num w:numId="15" w16cid:durableId="1417555689">
+  <w:num w:numId="15" w16cid:durableId="584849583">
     <w:abstractNumId w:val="1"/>
   </w:num>
-  <w:num w:numId="16" w16cid:durableId="1161115897">
+  <w:num w:numId="16" w16cid:durableId="686177684">
     <w:abstractNumId w:val="3"/>
     <w:lvlOverride w:ilvl="0">
       <w:startOverride w:val="1"/>
@@ -30953,10 +30945,10 @@
       <w:startOverride w:val="1"/>
     </w:lvlOverride>
   </w:num>
-  <w:num w:numId="17" w16cid:durableId="715469189">
+  <w:num w:numId="17" w16cid:durableId="351955708">
     <w:abstractNumId w:val="1"/>
   </w:num>
-  <w:num w:numId="18" w16cid:durableId="210919402">
+  <w:num w:numId="18" w16cid:durableId="1055081049">
     <w:abstractNumId w:val="3"/>
     <w:lvlOverride w:ilvl="0">
       <w:startOverride w:val="1"/>
@@ -30986,10 +30978,10 @@
       <w:startOverride w:val="1"/>
     </w:lvlOverride>
   </w:num>
-  <w:num w:numId="19" w16cid:durableId="981155741">
+  <w:num w:numId="19" w16cid:durableId="1002733558">
     <w:abstractNumId w:val="1"/>
   </w:num>
-  <w:num w:numId="20" w16cid:durableId="1807627145">
+  <w:num w:numId="20" w16cid:durableId="1890528103">
     <w:abstractNumId w:val="3"/>
     <w:lvlOverride w:ilvl="0">
       <w:startOverride w:val="1"/>
@@ -31019,7 +31011,7 @@
       <w:startOverride w:val="1"/>
     </w:lvlOverride>
   </w:num>
-  <w:num w:numId="21" w16cid:durableId="1161652464">
+  <w:num w:numId="21" w16cid:durableId="570164052">
     <w:abstractNumId w:val="3"/>
     <w:lvlOverride w:ilvl="0">
       <w:startOverride w:val="1"/>
@@ -31049,16 +31041,16 @@
       <w:startOverride w:val="1"/>
     </w:lvlOverride>
   </w:num>
-  <w:num w:numId="22" w16cid:durableId="1734935733">
+  <w:num w:numId="22" w16cid:durableId="1475681339">
     <w:abstractNumId w:val="1"/>
   </w:num>
-  <w:num w:numId="23" w16cid:durableId="745879654">
+  <w:num w:numId="23" w16cid:durableId="1780372313">
     <w:abstractNumId w:val="1"/>
   </w:num>
-  <w:num w:numId="24" w16cid:durableId="1074202257">
+  <w:num w:numId="24" w16cid:durableId="579994982">
     <w:abstractNumId w:val="1"/>
   </w:num>
-  <w:num w:numId="25" w16cid:durableId="1791588303">
+  <w:num w:numId="25" w16cid:durableId="515657021">
     <w:abstractNumId w:val="1"/>
   </w:num>
 </w:numbering>
@@ -32286,7 +32278,7 @@
     <w:next w:val="Normal"/>
     <w:autoRedefine/>
     <w:uiPriority w:val="39"/>
-    <w:rsid w:val="0063261F"/>
+    <w:rsid w:val="00826A15"/>
     <w:pPr>
       <w:spacing w:after="100"/>
       <w:ind w:left="240"/>
@@ -32298,7 +32290,7 @@
     <w:next w:val="Normal"/>
     <w:autoRedefine/>
     <w:uiPriority w:val="39"/>
-    <w:rsid w:val="0063261F"/>
+    <w:rsid w:val="00826A15"/>
     <w:pPr>
       <w:spacing w:after="100"/>
       <w:ind w:left="480"/>

--- a/014 fase 4 - report/Final report draft.docx
+++ b/014 fase 4 - report/Final report draft.docx
@@ -14,7 +14,7 @@
           <w:noProof/>
         </w:rPr>
         <w:drawing>
-          <wp:inline distT="0" distB="0" distL="0" distR="0" wp14:anchorId="1A4032ED" wp14:editId="2BEE7E0C">
+          <wp:inline distT="0" distB="0" distL="0" distR="0" wp14:anchorId="092CCE03" wp14:editId="16E7FC45">
             <wp:extent cx="1439999" cy="1439999"/>
             <wp:effectExtent l="0" t="0" r="0" b="0"/>
             <wp:docPr id="10" name="Picture"/>
@@ -191,7 +191,7 @@
         <w:pStyle w:val="Overskrift2"/>
       </w:pPr>
       <w:bookmarkStart w:id="1" w:name="obligatorisk-egenerklæring"/>
-      <w:bookmarkStart w:id="2" w:name="_Toc230678976"/>
+      <w:bookmarkStart w:id="2" w:name="_Toc230680142"/>
       <w:r>
         <w:t>Obligatorisk egenerklæring</w:t>
       </w:r>
@@ -503,7 +503,7 @@
         <w:rPr>
           <w:rFonts w:eastAsia="Times New Roman" w:cs="Times New Roman"/>
         </w:rPr>
-        <w:pict w14:anchorId="776664ED">
+        <w:pict w14:anchorId="5CC598DD">
           <v:rect id="_x0000_i1025" style="width:0;height:1.5pt" o:hralign="center" o:hrstd="t" o:hr="t"/>
         </w:pict>
       </w:r>
@@ -513,7 +513,7 @@
         <w:pStyle w:val="Overskrift2"/>
       </w:pPr>
       <w:bookmarkStart w:id="3" w:name="sammendrag"/>
-      <w:bookmarkStart w:id="4" w:name="_Toc230678977"/>
+      <w:bookmarkStart w:id="4" w:name="_Toc230680143"/>
       <w:bookmarkEnd w:id="1"/>
       <w:r>
         <w:t>Sammendrag</w:t>
@@ -630,7 +630,7 @@
         <w:rPr>
           <w:rFonts w:eastAsia="Times New Roman" w:cs="Times New Roman"/>
         </w:rPr>
-        <w:pict w14:anchorId="2E3ADEBF">
+        <w:pict w14:anchorId="23864029">
           <v:rect id="_x0000_i1026" style="width:0;height:1.5pt" o:hralign="center" o:hrstd="t" o:hr="t"/>
         </w:pict>
       </w:r>
@@ -640,7 +640,7 @@
         <w:pStyle w:val="Overskrift2"/>
       </w:pPr>
       <w:bookmarkStart w:id="5" w:name="abstract"/>
-      <w:bookmarkStart w:id="6" w:name="_Toc230678978"/>
+      <w:bookmarkStart w:id="6" w:name="_Toc230680144"/>
       <w:bookmarkEnd w:id="3"/>
       <w:r>
         <w:t>Abstract</w:t>
@@ -749,7 +749,7 @@
         <w:rPr>
           <w:rFonts w:eastAsia="Times New Roman" w:cs="Times New Roman"/>
         </w:rPr>
-        <w:pict w14:anchorId="23800899">
+        <w:pict w14:anchorId="7058319E">
           <v:rect id="_x0000_i1027" style="width:0;height:1.5pt" o:hralign="center" o:hrstd="t" o:hr="t"/>
         </w:pict>
       </w:r>
@@ -759,7 +759,7 @@
         <w:pStyle w:val="Overskrift2"/>
       </w:pPr>
       <w:bookmarkStart w:id="7" w:name="takk-til"/>
-      <w:bookmarkStart w:id="8" w:name="_Toc230678979"/>
+      <w:bookmarkStart w:id="8" w:name="_Toc230680145"/>
       <w:bookmarkEnd w:id="5"/>
       <w:r>
         <w:t>Takk til</w:t>
@@ -1030,7 +1030,7 @@
         <w:pStyle w:val="Overskrift2"/>
       </w:pPr>
       <w:bookmarkStart w:id="9" w:name="innholdsfortegnelse"/>
-      <w:bookmarkStart w:id="10" w:name="_Toc230678980"/>
+      <w:bookmarkStart w:id="10" w:name="_Toc230680146"/>
       <w:bookmarkEnd w:id="7"/>
       <w:r>
         <w:t>Innholdsfortegnelse</w:t>
@@ -1069,7 +1069,7 @@
         </w:rPr>
         <w:fldChar w:fldCharType="separate"/>
       </w:r>
-      <w:hyperlink w:anchor="_Toc230678976" w:history="1">
+      <w:hyperlink w:anchor="_Toc230680142" w:history="1">
         <w:r>
           <w:rPr>
             <w:rStyle w:val="Hyperkobling"/>
@@ -1096,7 +1096,7 @@
             <w:noProof/>
             <w:webHidden/>
           </w:rPr>
-          <w:instrText xml:space="preserve"> PAGEREF _Toc230678976 \h </w:instrText>
+          <w:instrText xml:space="preserve"> PAGEREF _Toc230680142 \h </w:instrText>
         </w:r>
         <w:r>
           <w:rPr>
@@ -1141,7 +1141,7 @@
           <w14:ligatures w14:val="standardContextual"/>
         </w:rPr>
       </w:pPr>
-      <w:hyperlink w:anchor="_Toc230678977" w:history="1">
+      <w:hyperlink w:anchor="_Toc230680143" w:history="1">
         <w:r>
           <w:rPr>
             <w:rStyle w:val="Hyperkobling"/>
@@ -1168,7 +1168,7 @@
             <w:noProof/>
             <w:webHidden/>
           </w:rPr>
-          <w:instrText xml:space="preserve"> PAGEREF _Toc230678977 \h </w:instrText>
+          <w:instrText xml:space="preserve"> PAGEREF _Toc230680143 \h </w:instrText>
         </w:r>
         <w:r>
           <w:rPr>
@@ -1213,7 +1213,7 @@
           <w14:ligatures w14:val="standardContextual"/>
         </w:rPr>
       </w:pPr>
-      <w:hyperlink w:anchor="_Toc230678978" w:history="1">
+      <w:hyperlink w:anchor="_Toc230680144" w:history="1">
         <w:r>
           <w:rPr>
             <w:rStyle w:val="Hyperkobling"/>
@@ -1240,7 +1240,7 @@
             <w:noProof/>
             <w:webHidden/>
           </w:rPr>
-          <w:instrText xml:space="preserve"> PAGEREF _Toc230678978 \h </w:instrText>
+          <w:instrText xml:space="preserve"> PAGEREF _Toc230680144 \h </w:instrText>
         </w:r>
         <w:r>
           <w:rPr>
@@ -1285,7 +1285,7 @@
           <w14:ligatures w14:val="standardContextual"/>
         </w:rPr>
       </w:pPr>
-      <w:hyperlink w:anchor="_Toc230678979" w:history="1">
+      <w:hyperlink w:anchor="_Toc230680145" w:history="1">
         <w:r>
           <w:rPr>
             <w:rStyle w:val="Hyperkobling"/>
@@ -1312,7 +1312,7 @@
             <w:noProof/>
             <w:webHidden/>
           </w:rPr>
-          <w:instrText xml:space="preserve"> PAGEREF _Toc230678979 \h </w:instrText>
+          <w:instrText xml:space="preserve"> PAGEREF _Toc230680145 \h </w:instrText>
         </w:r>
         <w:r>
           <w:rPr>
@@ -1357,7 +1357,7 @@
           <w14:ligatures w14:val="standardContextual"/>
         </w:rPr>
       </w:pPr>
-      <w:hyperlink w:anchor="_Toc230678980" w:history="1">
+      <w:hyperlink w:anchor="_Toc230680146" w:history="1">
         <w:r>
           <w:rPr>
             <w:rStyle w:val="Hyperkobling"/>
@@ -1384,7 +1384,7 @@
             <w:noProof/>
             <w:webHidden/>
           </w:rPr>
-          <w:instrText xml:space="preserve"> PAGEREF _Toc230678980 \h </w:instrText>
+          <w:instrText xml:space="preserve"> PAGEREF _Toc230680146 \h </w:instrText>
         </w:r>
         <w:r>
           <w:rPr>
@@ -1429,7 +1429,7 @@
           <w14:ligatures w14:val="standardContextual"/>
         </w:rPr>
       </w:pPr>
-      <w:hyperlink w:anchor="_Toc230678981" w:history="1">
+      <w:hyperlink w:anchor="_Toc230680147" w:history="1">
         <w:r>
           <w:rPr>
             <w:rStyle w:val="Hyperkobling"/>
@@ -1456,7 +1456,7 @@
             <w:noProof/>
             <w:webHidden/>
           </w:rPr>
-          <w:instrText xml:space="preserve"> PAGEREF _Toc230678981 \h </w:instrText>
+          <w:instrText xml:space="preserve"> PAGEREF _Toc230680147 \h </w:instrText>
         </w:r>
         <w:r>
           <w:rPr>
@@ -1501,7 +1501,7 @@
           <w14:ligatures w14:val="standardContextual"/>
         </w:rPr>
       </w:pPr>
-      <w:hyperlink w:anchor="_Toc230678982" w:history="1">
+      <w:hyperlink w:anchor="_Toc230680148" w:history="1">
         <w:r>
           <w:rPr>
             <w:rStyle w:val="Hyperkobling"/>
@@ -1528,7 +1528,7 @@
             <w:noProof/>
             <w:webHidden/>
           </w:rPr>
-          <w:instrText xml:space="preserve"> PAGEREF _Toc230678982 \h </w:instrText>
+          <w:instrText xml:space="preserve"> PAGEREF _Toc230680148 \h </w:instrText>
         </w:r>
         <w:r>
           <w:rPr>
@@ -1573,7 +1573,7 @@
           <w14:ligatures w14:val="standardContextual"/>
         </w:rPr>
       </w:pPr>
-      <w:hyperlink w:anchor="_Toc230678983" w:history="1">
+      <w:hyperlink w:anchor="_Toc230680149" w:history="1">
         <w:r>
           <w:rPr>
             <w:rStyle w:val="Hyperkobling"/>
@@ -1600,7 +1600,7 @@
             <w:noProof/>
             <w:webHidden/>
           </w:rPr>
-          <w:instrText xml:space="preserve"> PAGEREF _Toc230678983 \h </w:instrText>
+          <w:instrText xml:space="preserve"> PAGEREF _Toc230680149 \h </w:instrText>
         </w:r>
         <w:r>
           <w:rPr>
@@ -1645,7 +1645,7 @@
           <w14:ligatures w14:val="standardContextual"/>
         </w:rPr>
       </w:pPr>
-      <w:hyperlink w:anchor="_Toc230678984" w:history="1">
+      <w:hyperlink w:anchor="_Toc230680150" w:history="1">
         <w:r>
           <w:rPr>
             <w:rStyle w:val="Hyperkobling"/>
@@ -1672,7 +1672,7 @@
             <w:noProof/>
             <w:webHidden/>
           </w:rPr>
-          <w:instrText xml:space="preserve"> PAGEREF _Toc230678984 \h </w:instrText>
+          <w:instrText xml:space="preserve"> PAGEREF _Toc230680150 \h </w:instrText>
         </w:r>
         <w:r>
           <w:rPr>
@@ -1717,7 +1717,7 @@
           <w14:ligatures w14:val="standardContextual"/>
         </w:rPr>
       </w:pPr>
-      <w:hyperlink w:anchor="_Toc230678985" w:history="1">
+      <w:hyperlink w:anchor="_Toc230680151" w:history="1">
         <w:r>
           <w:rPr>
             <w:rStyle w:val="Hyperkobling"/>
@@ -1744,7 +1744,7 @@
             <w:noProof/>
             <w:webHidden/>
           </w:rPr>
-          <w:instrText xml:space="preserve"> PAGEREF _Toc230678985 \h </w:instrText>
+          <w:instrText xml:space="preserve"> PAGEREF _Toc230680151 \h </w:instrText>
         </w:r>
         <w:r>
           <w:rPr>
@@ -1789,7 +1789,7 @@
           <w14:ligatures w14:val="standardContextual"/>
         </w:rPr>
       </w:pPr>
-      <w:hyperlink w:anchor="_Toc230678986" w:history="1">
+      <w:hyperlink w:anchor="_Toc230680152" w:history="1">
         <w:r>
           <w:rPr>
             <w:rStyle w:val="Hyperkobling"/>
@@ -1816,7 +1816,7 @@
             <w:noProof/>
             <w:webHidden/>
           </w:rPr>
-          <w:instrText xml:space="preserve"> PAGEREF _Toc230678986 \h </w:instrText>
+          <w:instrText xml:space="preserve"> PAGEREF _Toc230680152 \h </w:instrText>
         </w:r>
         <w:r>
           <w:rPr>
@@ -1861,7 +1861,7 @@
           <w14:ligatures w14:val="standardContextual"/>
         </w:rPr>
       </w:pPr>
-      <w:hyperlink w:anchor="_Toc230678987" w:history="1">
+      <w:hyperlink w:anchor="_Toc230680153" w:history="1">
         <w:r>
           <w:rPr>
             <w:rStyle w:val="Hyperkobling"/>
@@ -1888,7 +1888,7 @@
             <w:noProof/>
             <w:webHidden/>
           </w:rPr>
-          <w:instrText xml:space="preserve"> PAGEREF _Toc230678987 \h </w:instrText>
+          <w:instrText xml:space="preserve"> PAGEREF _Toc230680153 \h </w:instrText>
         </w:r>
         <w:r>
           <w:rPr>
@@ -1933,7 +1933,7 @@
           <w14:ligatures w14:val="standardContextual"/>
         </w:rPr>
       </w:pPr>
-      <w:hyperlink w:anchor="_Toc230678988" w:history="1">
+      <w:hyperlink w:anchor="_Toc230680154" w:history="1">
         <w:r>
           <w:rPr>
             <w:rStyle w:val="Hyperkobling"/>
@@ -1960,7 +1960,7 @@
             <w:noProof/>
             <w:webHidden/>
           </w:rPr>
-          <w:instrText xml:space="preserve"> PAGEREF _Toc230678988 \h </w:instrText>
+          <w:instrText xml:space="preserve"> PAGEREF _Toc230680154 \h </w:instrText>
         </w:r>
         <w:r>
           <w:rPr>
@@ -1980,7 +1980,7 @@
             <w:noProof/>
             <w:webHidden/>
           </w:rPr>
-          <w:t>10</w:t>
+          <w:t>9</w:t>
         </w:r>
         <w:r>
           <w:rPr>
@@ -2005,7 +2005,7 @@
           <w14:ligatures w14:val="standardContextual"/>
         </w:rPr>
       </w:pPr>
-      <w:hyperlink w:anchor="_Toc230678989" w:history="1">
+      <w:hyperlink w:anchor="_Toc230680155" w:history="1">
         <w:r>
           <w:rPr>
             <w:rStyle w:val="Hyperkobling"/>
@@ -2032,7 +2032,7 @@
             <w:noProof/>
             <w:webHidden/>
           </w:rPr>
-          <w:instrText xml:space="preserve"> PAGEREF _Toc230678989 \h </w:instrText>
+          <w:instrText xml:space="preserve"> PAGEREF _Toc230680155 \h </w:instrText>
         </w:r>
         <w:r>
           <w:rPr>
@@ -2077,7 +2077,7 @@
           <w14:ligatures w14:val="standardContextual"/>
         </w:rPr>
       </w:pPr>
-      <w:hyperlink w:anchor="_Toc230678990" w:history="1">
+      <w:hyperlink w:anchor="_Toc230680156" w:history="1">
         <w:r>
           <w:rPr>
             <w:rStyle w:val="Hyperkobling"/>
@@ -2104,7 +2104,7 @@
             <w:noProof/>
             <w:webHidden/>
           </w:rPr>
-          <w:instrText xml:space="preserve"> PAGEREF _Toc230678990 \h </w:instrText>
+          <w:instrText xml:space="preserve"> PAGEREF _Toc230680156 \h </w:instrText>
         </w:r>
         <w:r>
           <w:rPr>
@@ -2149,7 +2149,7 @@
           <w14:ligatures w14:val="standardContextual"/>
         </w:rPr>
       </w:pPr>
-      <w:hyperlink w:anchor="_Toc230678991" w:history="1">
+      <w:hyperlink w:anchor="_Toc230680157" w:history="1">
         <w:r>
           <w:rPr>
             <w:rStyle w:val="Hyperkobling"/>
@@ -2176,7 +2176,7 @@
             <w:noProof/>
             <w:webHidden/>
           </w:rPr>
-          <w:instrText xml:space="preserve"> PAGEREF _Toc230678991 \h </w:instrText>
+          <w:instrText xml:space="preserve"> PAGEREF _Toc230680157 \h </w:instrText>
         </w:r>
         <w:r>
           <w:rPr>
@@ -2221,7 +2221,7 @@
           <w14:ligatures w14:val="standardContextual"/>
         </w:rPr>
       </w:pPr>
-      <w:hyperlink w:anchor="_Toc230678992" w:history="1">
+      <w:hyperlink w:anchor="_Toc230680158" w:history="1">
         <w:r>
           <w:rPr>
             <w:rStyle w:val="Hyperkobling"/>
@@ -2248,7 +2248,7 @@
             <w:noProof/>
             <w:webHidden/>
           </w:rPr>
-          <w:instrText xml:space="preserve"> PAGEREF _Toc230678992 \h </w:instrText>
+          <w:instrText xml:space="preserve"> PAGEREF _Toc230680158 \h </w:instrText>
         </w:r>
         <w:r>
           <w:rPr>
@@ -2293,7 +2293,7 @@
           <w14:ligatures w14:val="standardContextual"/>
         </w:rPr>
       </w:pPr>
-      <w:hyperlink w:anchor="_Toc230678993" w:history="1">
+      <w:hyperlink w:anchor="_Toc230680159" w:history="1">
         <w:r>
           <w:rPr>
             <w:rStyle w:val="Hyperkobling"/>
@@ -2320,7 +2320,7 @@
             <w:noProof/>
             <w:webHidden/>
           </w:rPr>
-          <w:instrText xml:space="preserve"> PAGEREF _Toc230678993 \h </w:instrText>
+          <w:instrText xml:space="preserve"> PAGEREF _Toc230680159 \h </w:instrText>
         </w:r>
         <w:r>
           <w:rPr>
@@ -2365,7 +2365,7 @@
           <w14:ligatures w14:val="standardContextual"/>
         </w:rPr>
       </w:pPr>
-      <w:hyperlink w:anchor="_Toc230678994" w:history="1">
+      <w:hyperlink w:anchor="_Toc230680160" w:history="1">
         <w:r>
           <w:rPr>
             <w:rStyle w:val="Hyperkobling"/>
@@ -2392,7 +2392,7 @@
             <w:noProof/>
             <w:webHidden/>
           </w:rPr>
-          <w:instrText xml:space="preserve"> PAGEREF _Toc230678994 \h </w:instrText>
+          <w:instrText xml:space="preserve"> PAGEREF _Toc230680160 \h </w:instrText>
         </w:r>
         <w:r>
           <w:rPr>
@@ -2437,7 +2437,7 @@
           <w14:ligatures w14:val="standardContextual"/>
         </w:rPr>
       </w:pPr>
-      <w:hyperlink w:anchor="_Toc230678995" w:history="1">
+      <w:hyperlink w:anchor="_Toc230680161" w:history="1">
         <w:r>
           <w:rPr>
             <w:rStyle w:val="Hyperkobling"/>
@@ -2464,7 +2464,7 @@
             <w:noProof/>
             <w:webHidden/>
           </w:rPr>
-          <w:instrText xml:space="preserve"> PAGEREF _Toc230678995 \h </w:instrText>
+          <w:instrText xml:space="preserve"> PAGEREF _Toc230680161 \h </w:instrText>
         </w:r>
         <w:r>
           <w:rPr>
@@ -2509,7 +2509,7 @@
           <w14:ligatures w14:val="standardContextual"/>
         </w:rPr>
       </w:pPr>
-      <w:hyperlink w:anchor="_Toc230678996" w:history="1">
+      <w:hyperlink w:anchor="_Toc230680162" w:history="1">
         <w:r>
           <w:rPr>
             <w:rStyle w:val="Hyperkobling"/>
@@ -2536,7 +2536,7 @@
             <w:noProof/>
             <w:webHidden/>
           </w:rPr>
-          <w:instrText xml:space="preserve"> PAGEREF _Toc230678996 \h </w:instrText>
+          <w:instrText xml:space="preserve"> PAGEREF _Toc230680162 \h </w:instrText>
         </w:r>
         <w:r>
           <w:rPr>
@@ -2581,7 +2581,7 @@
           <w14:ligatures w14:val="standardContextual"/>
         </w:rPr>
       </w:pPr>
-      <w:hyperlink w:anchor="_Toc230678997" w:history="1">
+      <w:hyperlink w:anchor="_Toc230680163" w:history="1">
         <w:r>
           <w:rPr>
             <w:rStyle w:val="Hyperkobling"/>
@@ -2608,7 +2608,7 @@
             <w:noProof/>
             <w:webHidden/>
           </w:rPr>
-          <w:instrText xml:space="preserve"> PAGEREF _Toc230678997 \h </w:instrText>
+          <w:instrText xml:space="preserve"> PAGEREF _Toc230680163 \h </w:instrText>
         </w:r>
         <w:r>
           <w:rPr>
@@ -2628,7 +2628,7 @@
             <w:noProof/>
             <w:webHidden/>
           </w:rPr>
-          <w:t>17</w:t>
+          <w:t>16</w:t>
         </w:r>
         <w:r>
           <w:rPr>
@@ -2653,7 +2653,7 @@
           <w14:ligatures w14:val="standardContextual"/>
         </w:rPr>
       </w:pPr>
-      <w:hyperlink w:anchor="_Toc230678998" w:history="1">
+      <w:hyperlink w:anchor="_Toc230680164" w:history="1">
         <w:r>
           <w:rPr>
             <w:rStyle w:val="Hyperkobling"/>
@@ -2680,7 +2680,7 @@
             <w:noProof/>
             <w:webHidden/>
           </w:rPr>
-          <w:instrText xml:space="preserve"> PAGEREF _Toc230678998 \h </w:instrText>
+          <w:instrText xml:space="preserve"> PAGEREF _Toc230680164 \h </w:instrText>
         </w:r>
         <w:r>
           <w:rPr>
@@ -2725,7 +2725,7 @@
           <w14:ligatures w14:val="standardContextual"/>
         </w:rPr>
       </w:pPr>
-      <w:hyperlink w:anchor="_Toc230678999" w:history="1">
+      <w:hyperlink w:anchor="_Toc230680165" w:history="1">
         <w:r>
           <w:rPr>
             <w:rStyle w:val="Hyperkobling"/>
@@ -2752,7 +2752,7 @@
             <w:noProof/>
             <w:webHidden/>
           </w:rPr>
-          <w:instrText xml:space="preserve"> PAGEREF _Toc230678999 \h </w:instrText>
+          <w:instrText xml:space="preserve"> PAGEREF _Toc230680165 \h </w:instrText>
         </w:r>
         <w:r>
           <w:rPr>
@@ -2797,7 +2797,7 @@
           <w14:ligatures w14:val="standardContextual"/>
         </w:rPr>
       </w:pPr>
-      <w:hyperlink w:anchor="_Toc230679000" w:history="1">
+      <w:hyperlink w:anchor="_Toc230680166" w:history="1">
         <w:r>
           <w:rPr>
             <w:rStyle w:val="Hyperkobling"/>
@@ -2824,7 +2824,7 @@
             <w:noProof/>
             <w:webHidden/>
           </w:rPr>
-          <w:instrText xml:space="preserve"> PAGEREF _Toc230679000 \h </w:instrText>
+          <w:instrText xml:space="preserve"> PAGEREF _Toc230680166 \h </w:instrText>
         </w:r>
         <w:r>
           <w:rPr>
@@ -2869,7 +2869,7 @@
           <w14:ligatures w14:val="standardContextual"/>
         </w:rPr>
       </w:pPr>
-      <w:hyperlink w:anchor="_Toc230679001" w:history="1">
+      <w:hyperlink w:anchor="_Toc230680167" w:history="1">
         <w:r>
           <w:rPr>
             <w:rStyle w:val="Hyperkobling"/>
@@ -2896,7 +2896,7 @@
             <w:noProof/>
             <w:webHidden/>
           </w:rPr>
-          <w:instrText xml:space="preserve"> PAGEREF _Toc230679001 \h </w:instrText>
+          <w:instrText xml:space="preserve"> PAGEREF _Toc230680167 \h </w:instrText>
         </w:r>
         <w:r>
           <w:rPr>
@@ -2941,7 +2941,7 @@
           <w14:ligatures w14:val="standardContextual"/>
         </w:rPr>
       </w:pPr>
-      <w:hyperlink w:anchor="_Toc230679002" w:history="1">
+      <w:hyperlink w:anchor="_Toc230680168" w:history="1">
         <w:r>
           <w:rPr>
             <w:rStyle w:val="Hyperkobling"/>
@@ -2968,7 +2968,7 @@
             <w:noProof/>
             <w:webHidden/>
           </w:rPr>
-          <w:instrText xml:space="preserve"> PAGEREF _Toc230679002 \h </w:instrText>
+          <w:instrText xml:space="preserve"> PAGEREF _Toc230680168 \h </w:instrText>
         </w:r>
         <w:r>
           <w:rPr>
@@ -3013,7 +3013,7 @@
           <w14:ligatures w14:val="standardContextual"/>
         </w:rPr>
       </w:pPr>
-      <w:hyperlink w:anchor="_Toc230679003" w:history="1">
+      <w:hyperlink w:anchor="_Toc230680169" w:history="1">
         <w:r>
           <w:rPr>
             <w:rStyle w:val="Hyperkobling"/>
@@ -3040,7 +3040,7 @@
             <w:noProof/>
             <w:webHidden/>
           </w:rPr>
-          <w:instrText xml:space="preserve"> PAGEREF _Toc230679003 \h </w:instrText>
+          <w:instrText xml:space="preserve"> PAGEREF _Toc230680169 \h </w:instrText>
         </w:r>
         <w:r>
           <w:rPr>
@@ -3085,7 +3085,7 @@
           <w14:ligatures w14:val="standardContextual"/>
         </w:rPr>
       </w:pPr>
-      <w:hyperlink w:anchor="_Toc230679004" w:history="1">
+      <w:hyperlink w:anchor="_Toc230680170" w:history="1">
         <w:r>
           <w:rPr>
             <w:rStyle w:val="Hyperkobling"/>
@@ -3112,7 +3112,7 @@
             <w:noProof/>
             <w:webHidden/>
           </w:rPr>
-          <w:instrText xml:space="preserve"> PAGEREF _Toc230679004 \h </w:instrText>
+          <w:instrText xml:space="preserve"> PAGEREF _Toc230680170 \h </w:instrText>
         </w:r>
         <w:r>
           <w:rPr>
@@ -3132,7 +3132,7 @@
             <w:noProof/>
             <w:webHidden/>
           </w:rPr>
-          <w:t>21</w:t>
+          <w:t>22</w:t>
         </w:r>
         <w:r>
           <w:rPr>
@@ -3157,7 +3157,7 @@
           <w14:ligatures w14:val="standardContextual"/>
         </w:rPr>
       </w:pPr>
-      <w:hyperlink w:anchor="_Toc230679005" w:history="1">
+      <w:hyperlink w:anchor="_Toc230680171" w:history="1">
         <w:r>
           <w:rPr>
             <w:rStyle w:val="Hyperkobling"/>
@@ -3184,7 +3184,7 @@
             <w:noProof/>
             <w:webHidden/>
           </w:rPr>
-          <w:instrText xml:space="preserve"> PAGEREF _Toc230679005 \h </w:instrText>
+          <w:instrText xml:space="preserve"> PAGEREF _Toc230680171 \h </w:instrText>
         </w:r>
         <w:r>
           <w:rPr>
@@ -3229,7 +3229,7 @@
           <w14:ligatures w14:val="standardContextual"/>
         </w:rPr>
       </w:pPr>
-      <w:hyperlink w:anchor="_Toc230679006" w:history="1">
+      <w:hyperlink w:anchor="_Toc230680172" w:history="1">
         <w:r>
           <w:rPr>
             <w:rStyle w:val="Hyperkobling"/>
@@ -3256,7 +3256,7 @@
             <w:noProof/>
             <w:webHidden/>
           </w:rPr>
-          <w:instrText xml:space="preserve"> PAGEREF _Toc230679006 \h </w:instrText>
+          <w:instrText xml:space="preserve"> PAGEREF _Toc230680172 \h </w:instrText>
         </w:r>
         <w:r>
           <w:rPr>
@@ -3276,7 +3276,7 @@
             <w:noProof/>
             <w:webHidden/>
           </w:rPr>
-          <w:t>23</w:t>
+          <w:t>24</w:t>
         </w:r>
         <w:r>
           <w:rPr>
@@ -3301,7 +3301,7 @@
           <w14:ligatures w14:val="standardContextual"/>
         </w:rPr>
       </w:pPr>
-      <w:hyperlink w:anchor="_Toc230679007" w:history="1">
+      <w:hyperlink w:anchor="_Toc230680173" w:history="1">
         <w:r>
           <w:rPr>
             <w:rStyle w:val="Hyperkobling"/>
@@ -3328,7 +3328,7 @@
             <w:noProof/>
             <w:webHidden/>
           </w:rPr>
-          <w:instrText xml:space="preserve"> PAGEREF _Toc230679007 \h </w:instrText>
+          <w:instrText xml:space="preserve"> PAGEREF _Toc230680173 \h </w:instrText>
         </w:r>
         <w:r>
           <w:rPr>
@@ -3373,7 +3373,7 @@
           <w14:ligatures w14:val="standardContextual"/>
         </w:rPr>
       </w:pPr>
-      <w:hyperlink w:anchor="_Toc230679008" w:history="1">
+      <w:hyperlink w:anchor="_Toc230680174" w:history="1">
         <w:r>
           <w:rPr>
             <w:rStyle w:val="Hyperkobling"/>
@@ -3400,7 +3400,7 @@
             <w:noProof/>
             <w:webHidden/>
           </w:rPr>
-          <w:instrText xml:space="preserve"> PAGEREF _Toc230679008 \h </w:instrText>
+          <w:instrText xml:space="preserve"> PAGEREF _Toc230680174 \h </w:instrText>
         </w:r>
         <w:r>
           <w:rPr>
@@ -3445,7 +3445,7 @@
           <w14:ligatures w14:val="standardContextual"/>
         </w:rPr>
       </w:pPr>
-      <w:hyperlink w:anchor="_Toc230679009" w:history="1">
+      <w:hyperlink w:anchor="_Toc230680175" w:history="1">
         <w:r>
           <w:rPr>
             <w:rStyle w:val="Hyperkobling"/>
@@ -3472,7 +3472,7 @@
             <w:noProof/>
             <w:webHidden/>
           </w:rPr>
-          <w:instrText xml:space="preserve"> PAGEREF _Toc230679009 \h </w:instrText>
+          <w:instrText xml:space="preserve"> PAGEREF _Toc230680175 \h </w:instrText>
         </w:r>
         <w:r>
           <w:rPr>
@@ -3517,7 +3517,7 @@
           <w14:ligatures w14:val="standardContextual"/>
         </w:rPr>
       </w:pPr>
-      <w:hyperlink w:anchor="_Toc230679010" w:history="1">
+      <w:hyperlink w:anchor="_Toc230680176" w:history="1">
         <w:r>
           <w:rPr>
             <w:rStyle w:val="Hyperkobling"/>
@@ -3544,7 +3544,7 @@
             <w:noProof/>
             <w:webHidden/>
           </w:rPr>
-          <w:instrText xml:space="preserve"> PAGEREF _Toc230679010 \h </w:instrText>
+          <w:instrText xml:space="preserve"> PAGEREF _Toc230680176 \h </w:instrText>
         </w:r>
         <w:r>
           <w:rPr>
@@ -3589,7 +3589,7 @@
           <w14:ligatures w14:val="standardContextual"/>
         </w:rPr>
       </w:pPr>
-      <w:hyperlink w:anchor="_Toc230679011" w:history="1">
+      <w:hyperlink w:anchor="_Toc230680177" w:history="1">
         <w:r>
           <w:rPr>
             <w:rStyle w:val="Hyperkobling"/>
@@ -3616,7 +3616,7 @@
             <w:noProof/>
             <w:webHidden/>
           </w:rPr>
-          <w:instrText xml:space="preserve"> PAGEREF _Toc230679011 \h </w:instrText>
+          <w:instrText xml:space="preserve"> PAGEREF _Toc230680177 \h </w:instrText>
         </w:r>
         <w:r>
           <w:rPr>
@@ -3636,7 +3636,7 @@
             <w:noProof/>
             <w:webHidden/>
           </w:rPr>
-          <w:t>25</w:t>
+          <w:t>26</w:t>
         </w:r>
         <w:r>
           <w:rPr>
@@ -3661,7 +3661,7 @@
           <w14:ligatures w14:val="standardContextual"/>
         </w:rPr>
       </w:pPr>
-      <w:hyperlink w:anchor="_Toc230679012" w:history="1">
+      <w:hyperlink w:anchor="_Toc230680178" w:history="1">
         <w:r>
           <w:rPr>
             <w:rStyle w:val="Hyperkobling"/>
@@ -3688,7 +3688,7 @@
             <w:noProof/>
             <w:webHidden/>
           </w:rPr>
-          <w:instrText xml:space="preserve"> PAGEREF _Toc230679012 \h </w:instrText>
+          <w:instrText xml:space="preserve"> PAGEREF _Toc230680178 \h </w:instrText>
         </w:r>
         <w:r>
           <w:rPr>
@@ -3708,7 +3708,7 @@
             <w:noProof/>
             <w:webHidden/>
           </w:rPr>
-          <w:t>25</w:t>
+          <w:t>26</w:t>
         </w:r>
         <w:r>
           <w:rPr>
@@ -3733,7 +3733,7 @@
           <w14:ligatures w14:val="standardContextual"/>
         </w:rPr>
       </w:pPr>
-      <w:hyperlink w:anchor="_Toc230679013" w:history="1">
+      <w:hyperlink w:anchor="_Toc230680179" w:history="1">
         <w:r>
           <w:rPr>
             <w:rStyle w:val="Hyperkobling"/>
@@ -3760,7 +3760,7 @@
             <w:noProof/>
             <w:webHidden/>
           </w:rPr>
-          <w:instrText xml:space="preserve"> PAGEREF _Toc230679013 \h </w:instrText>
+          <w:instrText xml:space="preserve"> PAGEREF _Toc230680179 \h </w:instrText>
         </w:r>
         <w:r>
           <w:rPr>
@@ -3805,7 +3805,7 @@
           <w14:ligatures w14:val="standardContextual"/>
         </w:rPr>
       </w:pPr>
-      <w:hyperlink w:anchor="_Toc230679014" w:history="1">
+      <w:hyperlink w:anchor="_Toc230680180" w:history="1">
         <w:r>
           <w:rPr>
             <w:rStyle w:val="Hyperkobling"/>
@@ -3832,7 +3832,7 @@
             <w:noProof/>
             <w:webHidden/>
           </w:rPr>
-          <w:instrText xml:space="preserve"> PAGEREF _Toc230679014 \h </w:instrText>
+          <w:instrText xml:space="preserve"> PAGEREF _Toc230680180 \h </w:instrText>
         </w:r>
         <w:r>
           <w:rPr>
@@ -3852,7 +3852,7 @@
             <w:noProof/>
             <w:webHidden/>
           </w:rPr>
-          <w:t>26</w:t>
+          <w:t>27</w:t>
         </w:r>
         <w:r>
           <w:rPr>
@@ -3877,7 +3877,7 @@
           <w14:ligatures w14:val="standardContextual"/>
         </w:rPr>
       </w:pPr>
-      <w:hyperlink w:anchor="_Toc230679015" w:history="1">
+      <w:hyperlink w:anchor="_Toc230680181" w:history="1">
         <w:r>
           <w:rPr>
             <w:rStyle w:val="Hyperkobling"/>
@@ -3904,7 +3904,7 @@
             <w:noProof/>
             <w:webHidden/>
           </w:rPr>
-          <w:instrText xml:space="preserve"> PAGEREF _Toc230679015 \h </w:instrText>
+          <w:instrText xml:space="preserve"> PAGEREF _Toc230680181 \h </w:instrText>
         </w:r>
         <w:r>
           <w:rPr>
@@ -3949,7 +3949,7 @@
           <w14:ligatures w14:val="standardContextual"/>
         </w:rPr>
       </w:pPr>
-      <w:hyperlink w:anchor="_Toc230679016" w:history="1">
+      <w:hyperlink w:anchor="_Toc230680182" w:history="1">
         <w:r>
           <w:rPr>
             <w:rStyle w:val="Hyperkobling"/>
@@ -3976,7 +3976,7 @@
             <w:noProof/>
             <w:webHidden/>
           </w:rPr>
-          <w:instrText xml:space="preserve"> PAGEREF _Toc230679016 \h </w:instrText>
+          <w:instrText xml:space="preserve"> PAGEREF _Toc230680182 \h </w:instrText>
         </w:r>
         <w:r>
           <w:rPr>
@@ -3996,7 +3996,7 @@
             <w:noProof/>
             <w:webHidden/>
           </w:rPr>
-          <w:t>27</w:t>
+          <w:t>28</w:t>
         </w:r>
         <w:r>
           <w:rPr>
@@ -4021,7 +4021,7 @@
           <w14:ligatures w14:val="standardContextual"/>
         </w:rPr>
       </w:pPr>
-      <w:hyperlink w:anchor="_Toc230679017" w:history="1">
+      <w:hyperlink w:anchor="_Toc230680183" w:history="1">
         <w:r>
           <w:rPr>
             <w:rStyle w:val="Hyperkobling"/>
@@ -4048,7 +4048,7 @@
             <w:noProof/>
             <w:webHidden/>
           </w:rPr>
-          <w:instrText xml:space="preserve"> PAGEREF _Toc230679017 \h </w:instrText>
+          <w:instrText xml:space="preserve"> PAGEREF _Toc230680183 \h </w:instrText>
         </w:r>
         <w:r>
           <w:rPr>
@@ -4068,7 +4068,7 @@
             <w:noProof/>
             <w:webHidden/>
           </w:rPr>
-          <w:t>29</w:t>
+          <w:t>30</w:t>
         </w:r>
         <w:r>
           <w:rPr>
@@ -4093,7 +4093,7 @@
           <w14:ligatures w14:val="standardContextual"/>
         </w:rPr>
       </w:pPr>
-      <w:hyperlink w:anchor="_Toc230679018" w:history="1">
+      <w:hyperlink w:anchor="_Toc230680184" w:history="1">
         <w:r>
           <w:rPr>
             <w:rStyle w:val="Hyperkobling"/>
@@ -4120,7 +4120,7 @@
             <w:noProof/>
             <w:webHidden/>
           </w:rPr>
-          <w:instrText xml:space="preserve"> PAGEREF _Toc230679018 \h </w:instrText>
+          <w:instrText xml:space="preserve"> PAGEREF _Toc230680184 \h </w:instrText>
         </w:r>
         <w:r>
           <w:rPr>
@@ -4140,7 +4140,7 @@
             <w:noProof/>
             <w:webHidden/>
           </w:rPr>
-          <w:t>31</w:t>
+          <w:t>32</w:t>
         </w:r>
         <w:r>
           <w:rPr>
@@ -4165,7 +4165,7 @@
           <w14:ligatures w14:val="standardContextual"/>
         </w:rPr>
       </w:pPr>
-      <w:hyperlink w:anchor="_Toc230679019" w:history="1">
+      <w:hyperlink w:anchor="_Toc230680185" w:history="1">
         <w:r>
           <w:rPr>
             <w:rStyle w:val="Hyperkobling"/>
@@ -4192,7 +4192,7 @@
             <w:noProof/>
             <w:webHidden/>
           </w:rPr>
-          <w:instrText xml:space="preserve"> PAGEREF _Toc230679019 \h </w:instrText>
+          <w:instrText xml:space="preserve"> PAGEREF _Toc230680185 \h </w:instrText>
         </w:r>
         <w:r>
           <w:rPr>
@@ -4212,7 +4212,7 @@
             <w:noProof/>
             <w:webHidden/>
           </w:rPr>
-          <w:t>32</w:t>
+          <w:t>33</w:t>
         </w:r>
         <w:r>
           <w:rPr>
@@ -4237,7 +4237,7 @@
           <w14:ligatures w14:val="standardContextual"/>
         </w:rPr>
       </w:pPr>
-      <w:hyperlink w:anchor="_Toc230679020" w:history="1">
+      <w:hyperlink w:anchor="_Toc230680186" w:history="1">
         <w:r>
           <w:rPr>
             <w:rStyle w:val="Hyperkobling"/>
@@ -4264,7 +4264,7 @@
             <w:noProof/>
             <w:webHidden/>
           </w:rPr>
-          <w:instrText xml:space="preserve"> PAGEREF _Toc230679020 \h </w:instrText>
+          <w:instrText xml:space="preserve"> PAGEREF _Toc230680186 \h </w:instrText>
         </w:r>
         <w:r>
           <w:rPr>
@@ -4284,7 +4284,7 @@
             <w:noProof/>
             <w:webHidden/>
           </w:rPr>
-          <w:t>34</w:t>
+          <w:t>35</w:t>
         </w:r>
         <w:r>
           <w:rPr>
@@ -4309,7 +4309,7 @@
           <w14:ligatures w14:val="standardContextual"/>
         </w:rPr>
       </w:pPr>
-      <w:hyperlink w:anchor="_Toc230679021" w:history="1">
+      <w:hyperlink w:anchor="_Toc230680187" w:history="1">
         <w:r>
           <w:rPr>
             <w:rStyle w:val="Hyperkobling"/>
@@ -4336,7 +4336,7 @@
             <w:noProof/>
             <w:webHidden/>
           </w:rPr>
-          <w:instrText xml:space="preserve"> PAGEREF _Toc230679021 \h </w:instrText>
+          <w:instrText xml:space="preserve"> PAGEREF _Toc230680187 \h </w:instrText>
         </w:r>
         <w:r>
           <w:rPr>
@@ -4356,7 +4356,7 @@
             <w:noProof/>
             <w:webHidden/>
           </w:rPr>
-          <w:t>34</w:t>
+          <w:t>35</w:t>
         </w:r>
         <w:r>
           <w:rPr>
@@ -4381,7 +4381,7 @@
           <w14:ligatures w14:val="standardContextual"/>
         </w:rPr>
       </w:pPr>
-      <w:hyperlink w:anchor="_Toc230679022" w:history="1">
+      <w:hyperlink w:anchor="_Toc230680188" w:history="1">
         <w:r>
           <w:rPr>
             <w:rStyle w:val="Hyperkobling"/>
@@ -4408,7 +4408,7 @@
             <w:noProof/>
             <w:webHidden/>
           </w:rPr>
-          <w:instrText xml:space="preserve"> PAGEREF _Toc230679022 \h </w:instrText>
+          <w:instrText xml:space="preserve"> PAGEREF _Toc230680188 \h </w:instrText>
         </w:r>
         <w:r>
           <w:rPr>
@@ -4428,7 +4428,7 @@
             <w:noProof/>
             <w:webHidden/>
           </w:rPr>
-          <w:t>35</w:t>
+          <w:t>36</w:t>
         </w:r>
         <w:r>
           <w:rPr>
@@ -4453,7 +4453,7 @@
           <w14:ligatures w14:val="standardContextual"/>
         </w:rPr>
       </w:pPr>
-      <w:hyperlink w:anchor="_Toc230679023" w:history="1">
+      <w:hyperlink w:anchor="_Toc230680189" w:history="1">
         <w:r>
           <w:rPr>
             <w:rStyle w:val="Hyperkobling"/>
@@ -4480,7 +4480,7 @@
             <w:noProof/>
             <w:webHidden/>
           </w:rPr>
-          <w:instrText xml:space="preserve"> PAGEREF _Toc230679023 \h </w:instrText>
+          <w:instrText xml:space="preserve"> PAGEREF _Toc230680189 \h </w:instrText>
         </w:r>
         <w:r>
           <w:rPr>
@@ -4500,7 +4500,7 @@
             <w:noProof/>
             <w:webHidden/>
           </w:rPr>
-          <w:t>37</w:t>
+          <w:t>38</w:t>
         </w:r>
         <w:r>
           <w:rPr>
@@ -4525,7 +4525,7 @@
           <w14:ligatures w14:val="standardContextual"/>
         </w:rPr>
       </w:pPr>
-      <w:hyperlink w:anchor="_Toc230679024" w:history="1">
+      <w:hyperlink w:anchor="_Toc230680190" w:history="1">
         <w:r>
           <w:rPr>
             <w:rStyle w:val="Hyperkobling"/>
@@ -4552,7 +4552,7 @@
             <w:noProof/>
             <w:webHidden/>
           </w:rPr>
-          <w:instrText xml:space="preserve"> PAGEREF _Toc230679024 \h </w:instrText>
+          <w:instrText xml:space="preserve"> PAGEREF _Toc230680190 \h </w:instrText>
         </w:r>
         <w:r>
           <w:rPr>
@@ -4572,7 +4572,7 @@
             <w:noProof/>
             <w:webHidden/>
           </w:rPr>
-          <w:t>37</w:t>
+          <w:t>38</w:t>
         </w:r>
         <w:r>
           <w:rPr>
@@ -4597,7 +4597,7 @@
           <w14:ligatures w14:val="standardContextual"/>
         </w:rPr>
       </w:pPr>
-      <w:hyperlink w:anchor="_Toc230679025" w:history="1">
+      <w:hyperlink w:anchor="_Toc230680191" w:history="1">
         <w:r>
           <w:rPr>
             <w:rStyle w:val="Hyperkobling"/>
@@ -4624,7 +4624,7 @@
             <w:noProof/>
             <w:webHidden/>
           </w:rPr>
-          <w:instrText xml:space="preserve"> PAGEREF _Toc230679025 \h </w:instrText>
+          <w:instrText xml:space="preserve"> PAGEREF _Toc230680191 \h </w:instrText>
         </w:r>
         <w:r>
           <w:rPr>
@@ -4644,7 +4644,7 @@
             <w:noProof/>
             <w:webHidden/>
           </w:rPr>
-          <w:t>40</w:t>
+          <w:t>41</w:t>
         </w:r>
         <w:r>
           <w:rPr>
@@ -4669,7 +4669,7 @@
           <w14:ligatures w14:val="standardContextual"/>
         </w:rPr>
       </w:pPr>
-      <w:hyperlink w:anchor="_Toc230679026" w:history="1">
+      <w:hyperlink w:anchor="_Toc230680192" w:history="1">
         <w:r>
           <w:rPr>
             <w:rStyle w:val="Hyperkobling"/>
@@ -4696,7 +4696,7 @@
             <w:noProof/>
             <w:webHidden/>
           </w:rPr>
-          <w:instrText xml:space="preserve"> PAGEREF _Toc230679026 \h </w:instrText>
+          <w:instrText xml:space="preserve"> PAGEREF _Toc230680192 \h </w:instrText>
         </w:r>
         <w:r>
           <w:rPr>
@@ -4716,7 +4716,7 @@
             <w:noProof/>
             <w:webHidden/>
           </w:rPr>
-          <w:t>40</w:t>
+          <w:t>41</w:t>
         </w:r>
         <w:r>
           <w:rPr>
@@ -4741,7 +4741,7 @@
           <w14:ligatures w14:val="standardContextual"/>
         </w:rPr>
       </w:pPr>
-      <w:hyperlink w:anchor="_Toc230679027" w:history="1">
+      <w:hyperlink w:anchor="_Toc230680193" w:history="1">
         <w:r>
           <w:rPr>
             <w:rStyle w:val="Hyperkobling"/>
@@ -4768,7 +4768,7 @@
             <w:noProof/>
             <w:webHidden/>
           </w:rPr>
-          <w:instrText xml:space="preserve"> PAGEREF _Toc230679027 \h </w:instrText>
+          <w:instrText xml:space="preserve"> PAGEREF _Toc230680193 \h </w:instrText>
         </w:r>
         <w:r>
           <w:rPr>
@@ -4788,7 +4788,7 @@
             <w:noProof/>
             <w:webHidden/>
           </w:rPr>
-          <w:t>40</w:t>
+          <w:t>41</w:t>
         </w:r>
         <w:r>
           <w:rPr>
@@ -4813,7 +4813,7 @@
           <w14:ligatures w14:val="standardContextual"/>
         </w:rPr>
       </w:pPr>
-      <w:hyperlink w:anchor="_Toc230679028" w:history="1">
+      <w:hyperlink w:anchor="_Toc230680194" w:history="1">
         <w:r>
           <w:rPr>
             <w:rStyle w:val="Hyperkobling"/>
@@ -4840,7 +4840,7 @@
             <w:noProof/>
             <w:webHidden/>
           </w:rPr>
-          <w:instrText xml:space="preserve"> PAGEREF _Toc230679028 \h </w:instrText>
+          <w:instrText xml:space="preserve"> PAGEREF _Toc230680194 \h </w:instrText>
         </w:r>
         <w:r>
           <w:rPr>
@@ -4860,7 +4860,7 @@
             <w:noProof/>
             <w:webHidden/>
           </w:rPr>
-          <w:t>41</w:t>
+          <w:t>42</w:t>
         </w:r>
         <w:r>
           <w:rPr>
@@ -4885,7 +4885,7 @@
           <w14:ligatures w14:val="standardContextual"/>
         </w:rPr>
       </w:pPr>
-      <w:hyperlink w:anchor="_Toc230679029" w:history="1">
+      <w:hyperlink w:anchor="_Toc230680195" w:history="1">
         <w:r>
           <w:rPr>
             <w:rStyle w:val="Hyperkobling"/>
@@ -4912,7 +4912,7 @@
             <w:noProof/>
             <w:webHidden/>
           </w:rPr>
-          <w:instrText xml:space="preserve"> PAGEREF _Toc230679029 \h </w:instrText>
+          <w:instrText xml:space="preserve"> PAGEREF _Toc230680195 \h </w:instrText>
         </w:r>
         <w:r>
           <w:rPr>
@@ -4932,7 +4932,7 @@
             <w:noProof/>
             <w:webHidden/>
           </w:rPr>
-          <w:t>42</w:t>
+          <w:t>43</w:t>
         </w:r>
         <w:r>
           <w:rPr>
@@ -4957,7 +4957,7 @@
           <w14:ligatures w14:val="standardContextual"/>
         </w:rPr>
       </w:pPr>
-      <w:hyperlink w:anchor="_Toc230679030" w:history="1">
+      <w:hyperlink w:anchor="_Toc230680196" w:history="1">
         <w:r>
           <w:rPr>
             <w:rStyle w:val="Hyperkobling"/>
@@ -4984,7 +4984,7 @@
             <w:noProof/>
             <w:webHidden/>
           </w:rPr>
-          <w:instrText xml:space="preserve"> PAGEREF _Toc230679030 \h </w:instrText>
+          <w:instrText xml:space="preserve"> PAGEREF _Toc230680196 \h </w:instrText>
         </w:r>
         <w:r>
           <w:rPr>
@@ -5004,7 +5004,7 @@
             <w:noProof/>
             <w:webHidden/>
           </w:rPr>
-          <w:t>42</w:t>
+          <w:t>43</w:t>
         </w:r>
         <w:r>
           <w:rPr>
@@ -5029,7 +5029,7 @@
           <w14:ligatures w14:val="standardContextual"/>
         </w:rPr>
       </w:pPr>
-      <w:hyperlink w:anchor="_Toc230679031" w:history="1">
+      <w:hyperlink w:anchor="_Toc230680197" w:history="1">
         <w:r>
           <w:rPr>
             <w:rStyle w:val="Hyperkobling"/>
@@ -5056,7 +5056,7 @@
             <w:noProof/>
             <w:webHidden/>
           </w:rPr>
-          <w:instrText xml:space="preserve"> PAGEREF _Toc230679031 \h </w:instrText>
+          <w:instrText xml:space="preserve"> PAGEREF _Toc230680197 \h </w:instrText>
         </w:r>
         <w:r>
           <w:rPr>
@@ -5076,7 +5076,7 @@
             <w:noProof/>
             <w:webHidden/>
           </w:rPr>
-          <w:t>44</w:t>
+          <w:t>45</w:t>
         </w:r>
         <w:r>
           <w:rPr>
@@ -5101,7 +5101,7 @@
           <w14:ligatures w14:val="standardContextual"/>
         </w:rPr>
       </w:pPr>
-      <w:hyperlink w:anchor="_Toc230679032" w:history="1">
+      <w:hyperlink w:anchor="_Toc230680198" w:history="1">
         <w:r>
           <w:rPr>
             <w:rStyle w:val="Hyperkobling"/>
@@ -5128,7 +5128,7 @@
             <w:noProof/>
             <w:webHidden/>
           </w:rPr>
-          <w:instrText xml:space="preserve"> PAGEREF _Toc230679032 \h </w:instrText>
+          <w:instrText xml:space="preserve"> PAGEREF _Toc230680198 \h </w:instrText>
         </w:r>
         <w:r>
           <w:rPr>
@@ -5148,7 +5148,7 @@
             <w:noProof/>
             <w:webHidden/>
           </w:rPr>
-          <w:t>46</w:t>
+          <w:t>47</w:t>
         </w:r>
         <w:r>
           <w:rPr>
@@ -5173,7 +5173,7 @@
           <w14:ligatures w14:val="standardContextual"/>
         </w:rPr>
       </w:pPr>
-      <w:hyperlink w:anchor="_Toc230679033" w:history="1">
+      <w:hyperlink w:anchor="_Toc230680199" w:history="1">
         <w:r>
           <w:rPr>
             <w:rStyle w:val="Hyperkobling"/>
@@ -5200,7 +5200,7 @@
             <w:noProof/>
             <w:webHidden/>
           </w:rPr>
-          <w:instrText xml:space="preserve"> PAGEREF _Toc230679033 \h </w:instrText>
+          <w:instrText xml:space="preserve"> PAGEREF _Toc230680199 \h </w:instrText>
         </w:r>
         <w:r>
           <w:rPr>
@@ -5245,7 +5245,7 @@
           <w14:ligatures w14:val="standardContextual"/>
         </w:rPr>
       </w:pPr>
-      <w:hyperlink w:anchor="_Toc230679034" w:history="1">
+      <w:hyperlink w:anchor="_Toc230680200" w:history="1">
         <w:r>
           <w:rPr>
             <w:rStyle w:val="Hyperkobling"/>
@@ -5272,7 +5272,7 @@
             <w:noProof/>
             <w:webHidden/>
           </w:rPr>
-          <w:instrText xml:space="preserve"> PAGEREF _Toc230679034 \h </w:instrText>
+          <w:instrText xml:space="preserve"> PAGEREF _Toc230680200 \h </w:instrText>
         </w:r>
         <w:r>
           <w:rPr>
@@ -5292,7 +5292,7 @@
             <w:noProof/>
             <w:webHidden/>
           </w:rPr>
-          <w:t>48</w:t>
+          <w:t>49</w:t>
         </w:r>
         <w:r>
           <w:rPr>
@@ -5317,7 +5317,7 @@
           <w14:ligatures w14:val="standardContextual"/>
         </w:rPr>
       </w:pPr>
-      <w:hyperlink w:anchor="_Toc230679035" w:history="1">
+      <w:hyperlink w:anchor="_Toc230680201" w:history="1">
         <w:r>
           <w:rPr>
             <w:rStyle w:val="Hyperkobling"/>
@@ -5344,7 +5344,7 @@
             <w:noProof/>
             <w:webHidden/>
           </w:rPr>
-          <w:instrText xml:space="preserve"> PAGEREF _Toc230679035 \h </w:instrText>
+          <w:instrText xml:space="preserve"> PAGEREF _Toc230680201 \h </w:instrText>
         </w:r>
         <w:r>
           <w:rPr>
@@ -5364,7 +5364,7 @@
             <w:noProof/>
             <w:webHidden/>
           </w:rPr>
-          <w:t>48</w:t>
+          <w:t>49</w:t>
         </w:r>
         <w:r>
           <w:rPr>
@@ -5389,7 +5389,7 @@
           <w14:ligatures w14:val="standardContextual"/>
         </w:rPr>
       </w:pPr>
-      <w:hyperlink w:anchor="_Toc230679036" w:history="1">
+      <w:hyperlink w:anchor="_Toc230680202" w:history="1">
         <w:r>
           <w:rPr>
             <w:rStyle w:val="Hyperkobling"/>
@@ -5416,7 +5416,7 @@
             <w:noProof/>
             <w:webHidden/>
           </w:rPr>
-          <w:instrText xml:space="preserve"> PAGEREF _Toc230679036 \h </w:instrText>
+          <w:instrText xml:space="preserve"> PAGEREF _Toc230680202 \h </w:instrText>
         </w:r>
         <w:r>
           <w:rPr>
@@ -5436,7 +5436,7 @@
             <w:noProof/>
             <w:webHidden/>
           </w:rPr>
-          <w:t>50</w:t>
+          <w:t>51</w:t>
         </w:r>
         <w:r>
           <w:rPr>
@@ -5461,7 +5461,7 @@
           <w14:ligatures w14:val="standardContextual"/>
         </w:rPr>
       </w:pPr>
-      <w:hyperlink w:anchor="_Toc230679037" w:history="1">
+      <w:hyperlink w:anchor="_Toc230680203" w:history="1">
         <w:r>
           <w:rPr>
             <w:rStyle w:val="Hyperkobling"/>
@@ -5488,7 +5488,7 @@
             <w:noProof/>
             <w:webHidden/>
           </w:rPr>
-          <w:instrText xml:space="preserve"> PAGEREF _Toc230679037 \h </w:instrText>
+          <w:instrText xml:space="preserve"> PAGEREF _Toc230680203 \h </w:instrText>
         </w:r>
         <w:r>
           <w:rPr>
@@ -5508,7 +5508,7 @@
             <w:noProof/>
             <w:webHidden/>
           </w:rPr>
-          <w:t>51</w:t>
+          <w:t>52</w:t>
         </w:r>
         <w:r>
           <w:rPr>
@@ -5533,7 +5533,7 @@
           <w14:ligatures w14:val="standardContextual"/>
         </w:rPr>
       </w:pPr>
-      <w:hyperlink w:anchor="_Toc230679038" w:history="1">
+      <w:hyperlink w:anchor="_Toc230680204" w:history="1">
         <w:r>
           <w:rPr>
             <w:rStyle w:val="Hyperkobling"/>
@@ -5568,7 +5568,7 @@
             <w:noProof/>
             <w:webHidden/>
           </w:rPr>
-          <w:instrText xml:space="preserve"> PAGEREF _Toc230679038 \h </w:instrText>
+          <w:instrText xml:space="preserve"> PAGEREF _Toc230680204 \h </w:instrText>
         </w:r>
         <w:r>
           <w:rPr>
@@ -5588,7 +5588,7 @@
             <w:noProof/>
             <w:webHidden/>
           </w:rPr>
-          <w:t>52</w:t>
+          <w:t>53</w:t>
         </w:r>
         <w:r>
           <w:rPr>
@@ -5626,7 +5626,7 @@
         <w:pStyle w:val="Overskrift2"/>
       </w:pPr>
       <w:bookmarkStart w:id="11" w:name="innledning"/>
-      <w:bookmarkStart w:id="12" w:name="_Toc230678981"/>
+      <w:bookmarkStart w:id="12" w:name="_Toc230680147"/>
       <w:bookmarkEnd w:id="9"/>
       <w:r>
         <w:t>1. Innledning</w:t>
@@ -5718,7 +5718,7 @@
         <w:pStyle w:val="Overskrift3"/>
       </w:pPr>
       <w:bookmarkStart w:id="13" w:name="problemstilling"/>
-      <w:bookmarkStart w:id="14" w:name="_Toc230678982"/>
+      <w:bookmarkStart w:id="14" w:name="_Toc230680148"/>
       <w:r>
         <w:t>1.1 Problemstilling</w:t>
       </w:r>
@@ -5777,7 +5777,7 @@
         <w:pStyle w:val="Overskrift3"/>
       </w:pPr>
       <w:bookmarkStart w:id="15" w:name="delproblemer"/>
-      <w:bookmarkStart w:id="16" w:name="_Toc230678983"/>
+      <w:bookmarkStart w:id="16" w:name="_Toc230680149"/>
       <w:bookmarkEnd w:id="13"/>
       <w:r>
         <w:t>1.2 Delproblemer</w:t>
@@ -5977,7 +5977,7 @@
         <w:pStyle w:val="Overskrift3"/>
       </w:pPr>
       <w:bookmarkStart w:id="17" w:name="avgrensninger"/>
-      <w:bookmarkStart w:id="18" w:name="_Toc230678984"/>
+      <w:bookmarkStart w:id="18" w:name="_Toc230680150"/>
       <w:bookmarkEnd w:id="15"/>
       <w:r>
         <w:t>1.3 Avgrensninger</w:t>
@@ -6084,7 +6084,7 @@
         <w:rPr>
           <w:rFonts w:eastAsia="Times New Roman" w:cs="Times New Roman"/>
         </w:rPr>
-        <w:t xml:space="preserve"> Kildedata fra SDK Shipping er denominert i </w:t>
+        <w:t xml:space="preserve"> Kildedata er denominert i </w:t>
       </w:r>
       <w:r>
         <w:rPr>
@@ -6098,7 +6098,7 @@
         <w:rPr>
           <w:rFonts w:eastAsia="Times New Roman" w:cs="Times New Roman"/>
         </w:rPr>
-        <w:t xml:space="preserve"> — cockpit-rapportene (</w:t>
+        <w:t xml:space="preserve"> (cockpit-rapportene har EUR-kolonneoverskrifter; fakturabeløpene i </w:t>
       </w:r>
       <w:r>
         <w:rPr>
@@ -6106,13 +6106,20 @@
           <w:rFonts w:ascii="Times New Roman" w:eastAsia="Times New Roman" w:hAnsi="Times New Roman" w:cs="Times New Roman"/>
           <w:sz w:val="24"/>
         </w:rPr>
-        <w:t>004 data/cockpit_2020.csv</w:t>
-      </w:r>
-      <w:r>
-        <w:rPr>
-          <w:rFonts w:eastAsia="Times New Roman" w:cs="Times New Roman"/>
-        </w:rPr>
-        <w:t xml:space="preserve"> til </w:t>
+        <w:t>costs_clean.csv</w:t>
+      </w:r>
+      <w:r>
+        <w:rPr>
+          <w:rFonts w:eastAsia="Times New Roman" w:cs="Times New Roman"/>
+        </w:rPr>
+        <w:t xml:space="preserve"> ligger i EUR-størrelses</w:t>
+      </w:r>
+      <w:r>
+        <w:rPr>
+          <w:rFonts w:eastAsia="Times New Roman" w:cs="Times New Roman"/>
+        </w:rPr>
+        <w:softHyphen/>
+        <w:t xml:space="preserve">orden). Modellen er trent og rapporteres i EUR. Frontend konverterer til NOK eller DKK ved API-grensa via </w:t>
       </w:r>
       <w:r>
         <w:rPr>
@@ -6120,75 +6127,20 @@
           <w:rFonts w:ascii="Times New Roman" w:eastAsia="Times New Roman" w:hAnsi="Times New Roman" w:cs="Times New Roman"/>
           <w:sz w:val="24"/>
         </w:rPr>
-        <w:t>cockpit_2025.csv</w:t>
-      </w:r>
-      <w:r>
-        <w:rPr>
-          <w:rFonts w:eastAsia="Times New Roman" w:cs="Times New Roman"/>
-        </w:rPr>
-        <w:t xml:space="preserve">) har eksplisitte EUR-kolonneoverskrifter, og fakturabeløpene i </w:t>
-      </w:r>
-      <w:r>
-        <w:rPr>
-          <w:rStyle w:val="VerbatimChar"/>
-          <w:rFonts w:ascii="Times New Roman" w:eastAsia="Times New Roman" w:hAnsi="Times New Roman" w:cs="Times New Roman"/>
-          <w:sz w:val="24"/>
-        </w:rPr>
-        <w:t>costs_clean.csv</w:t>
-      </w:r>
-      <w:r>
-        <w:rPr>
-          <w:rFonts w:eastAsia="Times New Roman" w:cs="Times New Roman"/>
-        </w:rPr>
-        <w:t xml:space="preserve"> (</w:t>
-      </w:r>
-      <w:r>
-        <w:rPr>
-          <w:rStyle w:val="VerbatimChar"/>
-          <w:rFonts w:ascii="Times New Roman" w:eastAsia="Times New Roman" w:hAnsi="Times New Roman" w:cs="Times New Roman"/>
-          <w:sz w:val="24"/>
-        </w:rPr>
-        <w:t>final_charge</w:t>
-      </w:r>
-      <w:r>
-        <w:rPr>
-          <w:rFonts w:eastAsia="Times New Roman" w:cs="Times New Roman"/>
-        </w:rPr>
-        <w:t>) ligger i EUR-størrelses</w:t>
-      </w:r>
-      <w:r>
-        <w:rPr>
-          <w:rFonts w:eastAsia="Times New Roman" w:cs="Times New Roman"/>
-        </w:rPr>
-        <w:softHyphen/>
-        <w:t xml:space="preserve">orden (typisk 1 000–10 000 EUR per transaksjon for et superyacht-anløp). Modellen er derfor trent og rapporteres i EUR. Frontend konverterer til NOK eller DKK ved API-grensa via konstantene i </w:t>
-      </w:r>
-      <w:r>
-        <w:rPr>
-          <w:rStyle w:val="VerbatimChar"/>
-          <w:rFonts w:ascii="Times New Roman" w:eastAsia="Times New Roman" w:hAnsi="Times New Roman" w:cs="Times New Roman"/>
-          <w:sz w:val="24"/>
-        </w:rPr>
         <w:t>EXCHANGE_RATES_FROM_EUR</w:t>
       </w:r>
       <w:r>
         <w:rPr>
           <w:rFonts w:eastAsia="Times New Roman" w:cs="Times New Roman"/>
         </w:rPr>
-        <w:t xml:space="preserve"> (kurs mai 2026: EUR/NOK ≈ 11,50, EUR/DKK = 7,46 — DKK er fast</w:t>
-      </w:r>
-      <w:r>
-        <w:rPr>
-          <w:rFonts w:eastAsia="Times New Roman" w:cs="Times New Roman"/>
-        </w:rPr>
-        <w:t>låst mot EUR via ERM II). Konstantene oppdateres mot ECBs referansekurs ved behov og introduserer en ekstra usikkerhets</w:t>
-      </w:r>
-      <w:r>
-        <w:rPr>
-          <w:rFonts w:eastAsia="Times New Roman" w:cs="Times New Roman"/>
-        </w:rPr>
-        <w:softHyphen/>
-        <w:t>kilde for NOK-rapporterte tall (jf. § 9.5). Inflasjonsjustering er ikke gjennomført.</w:t>
+        <w:t xml:space="preserve"> (mai 2026: EUR/NOK ≈ 11,50, EUR/DKK = 7,46). Konstantene oppdateres mot ECBs referansekurs ved behov og er en ekstra usikkerhets</w:t>
+      </w:r>
+      <w:r>
+        <w:rPr>
+          <w:rFonts w:eastAsia="Times New Roman" w:cs="Times New Roman"/>
+        </w:rPr>
+        <w:softHyphen/>
+        <w:t>kilde for NOK-tall (jf. § 9.5). Inflasjonsjustering er ikke gjennomført.</w:t>
       </w:r>
     </w:p>
     <w:p>
@@ -6234,7 +6186,7 @@
         <w:pStyle w:val="Overskrift3"/>
       </w:pPr>
       <w:bookmarkStart w:id="19" w:name="antakelser"/>
-      <w:bookmarkStart w:id="20" w:name="_Toc230678985"/>
+      <w:bookmarkStart w:id="20" w:name="_Toc230680151"/>
       <w:bookmarkEnd w:id="17"/>
       <w:r>
         <w:t>1.4 Antakelser</w:t>
@@ -6397,13 +6349,7 @@
         <w:rPr>
           <w:rFonts w:eastAsia="Times New Roman" w:cs="Times New Roman"/>
         </w:rPr>
-        <w:t xml:space="preserve"> </w:t>
-      </w:r>
-      <w:r>
-        <w:rPr>
-          <w:rFonts w:eastAsia="Times New Roman" w:cs="Times New Roman"/>
-        </w:rPr>
-        <w:t>En log-transformasjon på kostnaden gir en tilstrekkelig symmetrisk feilfordeling til at MAE/RMSE-baserte modeller fungerer godt.</w:t>
+        <w:t xml:space="preserve"> En log-transformasjon på kostnaden gir en tilstrekkelig symmetrisk feilfordeling til at MAE/RMSE-baserte modeller fungerer godt.</w:t>
       </w:r>
     </w:p>
     <w:p>
@@ -6411,7 +6357,7 @@
         <w:pStyle w:val="Overskrift3"/>
       </w:pPr>
       <w:bookmarkStart w:id="21" w:name="anvendte-bidrag-i-case-studien"/>
-      <w:bookmarkStart w:id="22" w:name="_Toc230678986"/>
+      <w:bookmarkStart w:id="22" w:name="_Toc230680152"/>
       <w:bookmarkEnd w:id="19"/>
       <w:r>
         <w:t>1.5 Anvendte bidrag i case-studien</w:t>
@@ -6603,7 +6549,7 @@
         <w:rPr>
           <w:rFonts w:eastAsia="Times New Roman" w:cs="Times New Roman"/>
         </w:rPr>
-        <w:pict w14:anchorId="01D6ACCD">
+        <w:pict w14:anchorId="02747A9B">
           <v:rect id="_x0000_i1028" style="width:0;height:1.5pt" o:hralign="center" o:hrstd="t" o:hr="t"/>
         </w:pict>
       </w:r>
@@ -6613,7 +6559,7 @@
         <w:pStyle w:val="Overskrift2"/>
       </w:pPr>
       <w:bookmarkStart w:id="23" w:name="litteratur"/>
-      <w:bookmarkStart w:id="24" w:name="_Toc230678987"/>
+      <w:bookmarkStart w:id="24" w:name="_Toc230680153"/>
       <w:bookmarkEnd w:id="11"/>
       <w:bookmarkEnd w:id="21"/>
       <w:r>
@@ -6638,7 +6584,7 @@
         <w:pStyle w:val="Overskrift3"/>
       </w:pPr>
       <w:bookmarkStart w:id="25" w:name="X7c64d5c69e8be4aa342d1f5b50a96f4760fe6ea"/>
-      <w:bookmarkStart w:id="26" w:name="_Toc230678988"/>
+      <w:bookmarkStart w:id="26" w:name="_Toc230680154"/>
       <w:r>
         <w:t>2.1 Maskinlæring for kostnadsprediksjon i transport og logistikk</w:t>
       </w:r>
@@ -6705,7 +6651,7 @@
         <w:pStyle w:val="Overskrift3"/>
       </w:pPr>
       <w:bookmarkStart w:id="27" w:name="X50f1a326dd81dd1da535bd6543ea8d29f23ade9"/>
-      <w:bookmarkStart w:id="28" w:name="_Toc230678989"/>
+      <w:bookmarkStart w:id="28" w:name="_Toc230680155"/>
       <w:bookmarkEnd w:id="25"/>
       <w:r>
         <w:t>2.2 Gradient boosting på heterogene tabulære data</w:t>
@@ -6840,7 +6786,7 @@
         <w:pStyle w:val="Overskrift3"/>
       </w:pPr>
       <w:bookmarkStart w:id="29" w:name="X52ccaa96010e029cb7ad8233c60e45490ae75db"/>
-      <w:bookmarkStart w:id="30" w:name="_Toc230678990"/>
+      <w:bookmarkStart w:id="30" w:name="_Toc230680156"/>
       <w:bookmarkEnd w:id="27"/>
       <w:r>
         <w:t>2.3 Konform prediksjon og usikkerhetskvantifisering</w:t>
@@ -6909,7 +6855,7 @@
         <w:pStyle w:val="Overskrift3"/>
       </w:pPr>
       <w:bookmarkStart w:id="31" w:name="forskningsgap"/>
-      <w:bookmarkStart w:id="32" w:name="_Toc230678991"/>
+      <w:bookmarkStart w:id="32" w:name="_Toc230680157"/>
       <w:bookmarkEnd w:id="29"/>
       <w:r>
         <w:t>2.4 Forskningsgap</w:t>
@@ -7021,7 +6967,7 @@
         <w:rPr>
           <w:rFonts w:eastAsia="Times New Roman" w:cs="Times New Roman"/>
         </w:rPr>
-        <w:pict w14:anchorId="23AFF86F">
+        <w:pict w14:anchorId="499037B1">
           <v:rect id="_x0000_i1029" style="width:0;height:1.5pt" o:hralign="center" o:hrstd="t" o:hr="t"/>
         </w:pict>
       </w:r>
@@ -7031,7 +6977,7 @@
         <w:pStyle w:val="Overskrift2"/>
       </w:pPr>
       <w:bookmarkStart w:id="33" w:name="teori"/>
-      <w:bookmarkStart w:id="34" w:name="_Toc230678992"/>
+      <w:bookmarkStart w:id="34" w:name="_Toc230680158"/>
       <w:bookmarkEnd w:id="23"/>
       <w:bookmarkEnd w:id="31"/>
       <w:r>
@@ -7063,7 +7009,7 @@
         <w:pStyle w:val="Overskrift3"/>
       </w:pPr>
       <w:bookmarkStart w:id="35" w:name="tabulær-læring-og-gradient-boosting"/>
-      <w:bookmarkStart w:id="36" w:name="_Toc230678993"/>
+      <w:bookmarkStart w:id="36" w:name="_Toc230680159"/>
       <w:r>
         <w:t>3.1 Tabulær læring og gradient boosting</w:t>
       </w:r>
@@ -8129,7 +8075,13 @@
         <w:rPr>
           <w:rFonts w:eastAsia="Times New Roman" w:cs="Times New Roman"/>
         </w:rPr>
-        <w:t xml:space="preserve"> på et valideringssett er standard mottiltak.</w:t>
+        <w:t xml:space="preserve"> </w:t>
+      </w:r>
+      <w:r>
+        <w:rPr>
+          <w:rFonts w:eastAsia="Times New Roman" w:cs="Times New Roman"/>
+        </w:rPr>
+        <w:t>på et valideringssett er standard mottiltak.</w:t>
       </w:r>
     </w:p>
     <w:p>
@@ -8176,7 +8128,7 @@
         <w:pStyle w:val="Overskrift3"/>
       </w:pPr>
       <w:bookmarkStart w:id="37" w:name="lightgbm"/>
-      <w:bookmarkStart w:id="38" w:name="_Toc230678994"/>
+      <w:bookmarkStart w:id="38" w:name="_Toc230680160"/>
       <w:bookmarkEnd w:id="35"/>
       <w:r>
         <w:t>3.2 LightGBM</w:t>
@@ -8686,7 +8638,7 @@
         <w:pStyle w:val="Overskrift3"/>
       </w:pPr>
       <w:bookmarkStart w:id="39" w:name="catboost"/>
-      <w:bookmarkStart w:id="40" w:name="_Toc230678995"/>
+      <w:bookmarkStart w:id="40" w:name="_Toc230680161"/>
       <w:bookmarkEnd w:id="37"/>
       <w:r>
         <w:t>3.3 CatBoost</w:t>
@@ -9400,7 +9352,7 @@
         <w:pStyle w:val="Overskrift3"/>
       </w:pPr>
       <w:bookmarkStart w:id="41" w:name="log-transformert-mål-og-evaluering"/>
-      <w:bookmarkStart w:id="42" w:name="_Toc230678996"/>
+      <w:bookmarkStart w:id="42" w:name="_Toc230680162"/>
       <w:bookmarkEnd w:id="39"/>
       <w:r>
         <w:t>3.4 Log-transformert mål og evaluering</w:t>
@@ -9437,13 +9389,7 @@
         <w:rPr>
           <w:rFonts w:eastAsia="Times New Roman" w:cs="Times New Roman"/>
         </w:rPr>
-        <w:t xml:space="preserve"> </w:t>
-      </w:r>
-      <w:r>
-        <w:rPr>
-          <w:rFonts w:eastAsia="Times New Roman" w:cs="Times New Roman"/>
-        </w:rPr>
-        <w:t>er sterkt høyreskjev: enkelte transaksjoner er 50–100× større enn medianen (jf. § 7.1). To konsekvenser for modellering:</w:t>
+        <w:t xml:space="preserve"> er sterkt høyreskjev: enkelte transaksjoner er 50–100× større enn medianen (jf. § 7.1). To konsekvenser for modellering:</w:t>
       </w:r>
     </w:p>
     <w:p>
@@ -10716,13 +10662,13 @@
         <w:rPr>
           <w:rFonts w:eastAsia="Times New Roman" w:cs="Times New Roman"/>
         </w:rPr>
-        <w:t xml:space="preserve"> rapporteres som relativ metrikk fordi den ikke straffes urimelig av små transaksjoner og lar seg tolke som «total bom i prosent av total kostnad». MAPE rapporteres for fullstendighet og sammenlignbarhet med eksisterende litteratur, men tolkes med forsiktighet fordi små fakturaer dominerer gjennomsnittet. RMSE fanger om modellen har sjeldne store</w:t>
-      </w:r>
-      <w:r>
-        <w:rPr>
-          <w:rFonts w:eastAsia="Times New Roman" w:cs="Times New Roman"/>
-        </w:rPr>
-        <w:t xml:space="preserve"> bom</w:t>
+        <w:t xml:space="preserve"> </w:t>
+      </w:r>
+      <w:r>
+        <w:rPr>
+          <w:rFonts w:eastAsia="Times New Roman" w:cs="Times New Roman"/>
+        </w:rPr>
+        <w:t>rapporteres som relativ metrikk fordi den ikke straffes urimelig av små transaksjoner og lar seg tolke som «total bom i prosent av total kostnad». MAPE rapporteres for fullstendighet og sammenlignbarhet med eksisterende litteratur, men tolkes med forsiktighet fordi små fakturaer dominerer gjennomsnittet. RMSE fanger om modellen har sjeldne store bom</w:t>
       </w:r>
       <w:r>
         <w:rPr>
@@ -10764,7 +10710,7 @@
         <w:pStyle w:val="Overskrift3"/>
       </w:pPr>
       <w:bookmarkStart w:id="43" w:name="kvantilregresjon-og-konform-prediksjon"/>
-      <w:bookmarkStart w:id="44" w:name="_Toc230678997"/>
+      <w:bookmarkStart w:id="44" w:name="_Toc230680163"/>
       <w:bookmarkEnd w:id="41"/>
       <w:r>
         <w:t>3.5 Kvantil</w:t>
@@ -11440,7 +11386,13 @@
         <w:rPr>
           <w:rFonts w:eastAsia="Times New Roman" w:cs="Times New Roman"/>
         </w:rPr>
-        <w:t xml:space="preserve"> for å oppnå P10/P50/P90-prediksjon.</w:t>
+        <w:t xml:space="preserve"> </w:t>
+      </w:r>
+      <w:r>
+        <w:rPr>
+          <w:rFonts w:eastAsia="Times New Roman" w:cs="Times New Roman"/>
+        </w:rPr>
+        <w:t>for å oppnå P10/P50/P90-prediksjon.</w:t>
       </w:r>
     </w:p>
     <w:p>
@@ -11483,11 +11435,6 @@
           <w:rFonts w:eastAsia="Times New Roman" w:cs="Times New Roman"/>
         </w:rPr>
         <w:softHyphen/>
-      </w:r>
-      <w:r>
-        <w:rPr>
-          <w:rFonts w:eastAsia="Times New Roman" w:cs="Times New Roman"/>
-        </w:rPr>
         <w:t xml:space="preserve">modell garanteres ikke å oppnå nominell dekning på hold-out-data. Empirisk dekning kan drifte fra </w:t>
       </w:r>
       <m:oMath>
@@ -12562,16 +12509,7 @@
                 <w:rPr>
                   <w:rFonts w:ascii="Cambria Math" w:hAnsi="Cambria Math"/>
                 </w:rPr>
-                <m:t>)</m:t>
-              </m:r>
-              <m:r>
-                <m:rPr>
-                  <m:sty m:val="p"/>
-                </m:rPr>
-                <w:rPr>
-                  <w:rFonts w:ascii="Cambria Math" w:hAnsi="Cambria Math"/>
-                </w:rPr>
-                <m:t>-</m:t>
+                <m:t>)-</m:t>
               </m:r>
               <m:sSub>
                 <m:sSubPr>
@@ -12879,7 +12817,13 @@
         <w:rPr>
           <w:rFonts w:eastAsia="Times New Roman" w:cs="Times New Roman"/>
         </w:rPr>
-        <w:t xml:space="preserve"> under utbyttbarhet av (kalibrering, test)-data, uavhengig av hvor dårlig kalibrert de underliggende kvantil</w:t>
+        <w:t xml:space="preserve"> </w:t>
+      </w:r>
+      <w:r>
+        <w:rPr>
+          <w:rFonts w:eastAsia="Times New Roman" w:cs="Times New Roman"/>
+        </w:rPr>
+        <w:t>under utbyttbarhet av (kalibrering, test)-data, uavhengig av hvor dårlig kalibrert de underliggende kvantil</w:t>
       </w:r>
       <w:r>
         <w:rPr>
@@ -12935,7 +12879,7 @@
         <w:pStyle w:val="Overskrift3"/>
       </w:pPr>
       <w:bookmarkStart w:id="45" w:name="shap-verdier"/>
-      <w:bookmarkStart w:id="46" w:name="_Toc230678998"/>
+      <w:bookmarkStart w:id="46" w:name="_Toc230680164"/>
       <w:bookmarkEnd w:id="43"/>
       <w:r>
         <w:t>3.6 SHAP-verdier</w:t>
@@ -13550,13 +13494,7 @@
         <w:rPr>
           <w:rFonts w:eastAsia="Times New Roman" w:cs="Times New Roman"/>
         </w:rPr>
-        <w:t xml:space="preserve"> </w:t>
-      </w:r>
-      <w:r>
-        <w:rPr>
-          <w:rFonts w:eastAsia="Times New Roman" w:cs="Times New Roman"/>
-        </w:rPr>
-        <w:t xml:space="preserve">er modellens forventede prediksjon når kun features i </w:t>
+        <w:t xml:space="preserve"> er modellens forventede prediksjon når kun features i </w:t>
       </w:r>
       <m:oMath>
         <m:r>
@@ -13570,7 +13508,13 @@
         <w:rPr>
           <w:rFonts w:eastAsia="Times New Roman" w:cs="Times New Roman"/>
         </w:rPr>
-        <w:t xml:space="preserve"> er observert. Dette er Shapley-verdien fra koalisjons-spillteori: </w:t>
+        <w:t xml:space="preserve"> </w:t>
+      </w:r>
+      <w:r>
+        <w:rPr>
+          <w:rFonts w:eastAsia="Times New Roman" w:cs="Times New Roman"/>
+        </w:rPr>
+        <w:t xml:space="preserve">er observert. Dette er Shapley-verdien fra koalisjons-spillteori: </w:t>
       </w:r>
       <m:oMath>
         <m:sSub>
@@ -13960,7 +13904,7 @@
         <w:rPr>
           <w:rFonts w:eastAsia="Times New Roman" w:cs="Times New Roman"/>
         </w:rPr>
-        <w:pict w14:anchorId="30DA8A80">
+        <w:pict w14:anchorId="3CB561A9">
           <v:rect id="_x0000_i1030" style="width:0;height:1.5pt" o:hralign="center" o:hrstd="t" o:hr="t"/>
         </w:pict>
       </w:r>
@@ -13970,7 +13914,7 @@
         <w:pStyle w:val="Overskrift2"/>
       </w:pPr>
       <w:bookmarkStart w:id="47" w:name="casebeskrivelse"/>
-      <w:bookmarkStart w:id="48" w:name="_Toc230678999"/>
+      <w:bookmarkStart w:id="48" w:name="_Toc230680165"/>
       <w:bookmarkEnd w:id="33"/>
       <w:bookmarkEnd w:id="45"/>
       <w:r>
@@ -14373,11 +14317,6 @@
           <w:rFonts w:eastAsia="Times New Roman" w:cs="Times New Roman"/>
         </w:rPr>
         <w:softHyphen/>
-      </w:r>
-      <w:r>
-        <w:rPr>
-          <w:rFonts w:eastAsia="Times New Roman" w:cs="Times New Roman"/>
-        </w:rPr>
         <w:t>miksen varierer betydelig mellom havner: Tromsø har en høy andel agent</w:t>
       </w:r>
       <w:r>
@@ -14541,7 +14480,7 @@
         <w:rPr>
           <w:rFonts w:eastAsia="Times New Roman" w:cs="Times New Roman"/>
         </w:rPr>
-        <w:pict w14:anchorId="4B00289E">
+        <w:pict w14:anchorId="15707181">
           <v:rect id="_x0000_i1031" style="width:0;height:1.5pt" o:hralign="center" o:hrstd="t" o:hr="t"/>
         </w:pict>
       </w:r>
@@ -14551,7 +14490,7 @@
         <w:pStyle w:val="Overskrift2"/>
       </w:pPr>
       <w:bookmarkStart w:id="49" w:name="metode-og-data"/>
-      <w:bookmarkStart w:id="50" w:name="_Toc230679000"/>
+      <w:bookmarkStart w:id="50" w:name="_Toc230680166"/>
       <w:bookmarkEnd w:id="47"/>
       <w:r>
         <w:t>5. Metode og data</w:t>
@@ -14563,7 +14502,7 @@
         <w:pStyle w:val="Overskrift3"/>
       </w:pPr>
       <w:bookmarkStart w:id="51" w:name="prosessmapping-mot-pensumkompendiet"/>
-      <w:bookmarkStart w:id="52" w:name="_Toc230679001"/>
+      <w:bookmarkStart w:id="52" w:name="_Toc230680167"/>
       <w:r>
         <w:t>5.0 Prosess</w:t>
       </w:r>
@@ -14639,11 +14578,6 @@
                 <w:rFonts w:eastAsia="Times New Roman" w:cs="Times New Roman"/>
               </w:rPr>
               <w:softHyphen/>
-            </w:r>
-            <w:r>
-              <w:rPr>
-                <w:rFonts w:eastAsia="Times New Roman" w:cs="Times New Roman"/>
-              </w:rPr>
               <w:t>steg (kompendiet § i.4)</w:t>
             </w:r>
           </w:p>
@@ -14913,7 +14847,7 @@
         <w:pStyle w:val="Overskrift3"/>
       </w:pPr>
       <w:bookmarkStart w:id="53" w:name="forskningsdesign"/>
-      <w:bookmarkStart w:id="54" w:name="_Toc230679002"/>
+      <w:bookmarkStart w:id="54" w:name="_Toc230680168"/>
       <w:bookmarkEnd w:id="51"/>
       <w:r>
         <w:t>5.1 Forskningsdesign</w:t>
@@ -14936,6 +14870,11 @@
           <w:rFonts w:eastAsia="Times New Roman" w:cs="Times New Roman"/>
         </w:rPr>
         <w:softHyphen/>
+      </w:r>
+      <w:r>
+        <w:rPr>
+          <w:rFonts w:eastAsia="Times New Roman" w:cs="Times New Roman"/>
+        </w:rPr>
         <w:t>estimering formuleres som et superviseret regresjonsproblem på transaksjonsnivå, med tids</w:t>
       </w:r>
       <w:r>
@@ -14958,7 +14897,7 @@
         <w:pStyle w:val="Overskrift3"/>
       </w:pPr>
       <w:bookmarkStart w:id="55" w:name="datakilder"/>
-      <w:bookmarkStart w:id="56" w:name="_Toc230679003"/>
+      <w:bookmarkStart w:id="56" w:name="_Toc230680169"/>
       <w:bookmarkEnd w:id="53"/>
       <w:r>
         <w:t>5.2 Datakilder</w:t>
@@ -15450,10 +15389,134 @@
     </w:p>
     <w:p>
       <w:pPr>
+        <w:pStyle w:val="Brdtekst"/>
+        <w:spacing w:line="360" w:lineRule="auto"/>
+      </w:pPr>
+      <w:r>
+        <w:rPr>
+          <w:rFonts w:eastAsia="Times New Roman" w:cs="Times New Roman"/>
+          <w:b/>
+          <w:bCs/>
+        </w:rPr>
+        <w:t>Simuleringsmetode (overordnet).</w:t>
+      </w:r>
+      <w:r>
+        <w:rPr>
+          <w:rFonts w:eastAsia="Times New Roman" w:cs="Times New Roman"/>
+        </w:rPr>
+        <w:t xml:space="preserve"> Data for 2020–2024 ble generert på transaksjons</w:t>
+      </w:r>
+      <w:r>
+        <w:rPr>
+          <w:rFonts w:eastAsia="Times New Roman" w:cs="Times New Roman"/>
+        </w:rPr>
+        <w:softHyphen/>
+        <w:t>nivå ankret i tre kilder: (i) reelle 2025-fakturaer fra SDK Shipping — som ga distribusjons</w:t>
+      </w:r>
+      <w:r>
+        <w:rPr>
+          <w:rFonts w:eastAsia="Times New Roman" w:cs="Times New Roman"/>
+        </w:rPr>
+        <w:softHyphen/>
+        <w:t>karakteristikker for fakturabeløp per (kategori, størrelse), tjeneste</w:t>
+      </w:r>
+      <w:r>
+        <w:rPr>
+          <w:rFonts w:eastAsia="Times New Roman" w:cs="Times New Roman"/>
+        </w:rPr>
+        <w:softHyphen/>
+        <w:t>miks per havn og sesong</w:t>
+      </w:r>
+      <w:r>
+        <w:rPr>
+          <w:rFonts w:eastAsia="Times New Roman" w:cs="Times New Roman"/>
+        </w:rPr>
+        <w:softHyphen/>
+        <w:t>profiler, (ii) reelle årlige cockpit-aggregater (</w:t>
+      </w:r>
+      <w:r>
+        <w:rPr>
+          <w:rStyle w:val="VerbatimChar"/>
+          <w:rFonts w:ascii="Times New Roman" w:eastAsia="Times New Roman" w:hAnsi="Times New Roman" w:cs="Times New Roman"/>
+          <w:sz w:val="24"/>
+        </w:rPr>
+        <w:t>cockpit_clean.csv</w:t>
+      </w:r>
+      <w:r>
+        <w:rPr>
+          <w:rFonts w:eastAsia="Times New Roman" w:cs="Times New Roman"/>
+        </w:rPr>
+        <w:t xml:space="preserve"> inneholder reelle 2020–2025-omsetnings</w:t>
+      </w:r>
+      <w:r>
+        <w:rPr>
+          <w:rFonts w:eastAsia="Times New Roman" w:cs="Times New Roman"/>
+        </w:rPr>
+        <w:softHyphen/>
+        <w:t>tall per kategori og år) — som styrer årlig volum og service</w:t>
+      </w:r>
+      <w:r>
+        <w:rPr>
+          <w:rFonts w:eastAsia="Times New Roman" w:cs="Times New Roman"/>
+        </w:rPr>
+        <w:softHyphen/>
+        <w:t xml:space="preserve">fordeling, og (iii) </w:t>
+      </w:r>
+      <w:r>
+        <w:rPr>
+          <w:rStyle w:val="VerbatimChar"/>
+          <w:rFonts w:ascii="Times New Roman" w:eastAsia="Times New Roman" w:hAnsi="Times New Roman" w:cs="Times New Roman"/>
+          <w:sz w:val="24"/>
+        </w:rPr>
+        <w:t>PORT_TEMPLATES</w:t>
+      </w:r>
+      <w:r>
+        <w:rPr>
+          <w:rFonts w:eastAsia="Times New Roman" w:cs="Times New Roman"/>
+        </w:rPr>
+        <w:t xml:space="preserve"> for havne</w:t>
+      </w:r>
+      <w:r>
+        <w:rPr>
+          <w:rFonts w:eastAsia="Times New Roman" w:cs="Times New Roman"/>
+        </w:rPr>
+        <w:softHyphen/>
+        <w:t xml:space="preserve">strukturen. Yacht-IDer ble bevart, slik at de 17 yachters reelle </w:t>
+      </w:r>
+      <w:r>
+        <w:rPr>
+          <w:rFonts w:eastAsia="Times New Roman" w:cs="Times New Roman"/>
+        </w:rPr>
+        <w:t>spesifikasjoner (GT, LOA, fuel-konsum) er knyttet til de simulerte transaksjonene. Sammenligning mot reell 2025 viser kvalitativt sammenlignbare havne- og kategori</w:t>
+      </w:r>
+      <w:r>
+        <w:rPr>
+          <w:rFonts w:eastAsia="Times New Roman" w:cs="Times New Roman"/>
+        </w:rPr>
+        <w:softHyphen/>
+        <w:t>fordelinger, samt log-normal beløps</w:t>
+      </w:r>
+      <w:r>
+        <w:rPr>
+          <w:rFonts w:eastAsia="Times New Roman" w:cs="Times New Roman"/>
+        </w:rPr>
+        <w:softHyphen/>
+        <w:t>karakteristikk (P95/P50 ≈ 12 i begge). Eksplisitt sesongdynamikk og inflasjons</w:t>
+      </w:r>
+      <w:r>
+        <w:rPr>
+          <w:rFonts w:eastAsia="Times New Roman" w:cs="Times New Roman"/>
+        </w:rPr>
+        <w:softHyphen/>
+        <w:t>drift 2020–2024 er ikke modellert — dette er en kjent kilde til simulert→reell-degraderingen i § 9.4 S1 og § 9.6 trussel (iii).</w:t>
+      </w:r>
+    </w:p>
+    <w:p>
+      <w:pPr>
         <w:pStyle w:val="Overskrift3"/>
       </w:pPr>
       <w:bookmarkStart w:id="57" w:name="datapreparering"/>
-      <w:bookmarkStart w:id="58" w:name="_Toc230679004"/>
+      <w:bookmarkStart w:id="58" w:name="_Toc230680170"/>
       <w:bookmarkEnd w:id="55"/>
       <w:r>
         <w:t>5.3 Datapreparering</w:t>
@@ -15606,11 +15669,6 @@
           <w:rFonts w:eastAsia="Times New Roman" w:cs="Times New Roman"/>
         </w:rPr>
         <w:softHyphen/>
-      </w:r>
-      <w:r>
-        <w:rPr>
-          <w:rFonts w:eastAsia="Times New Roman" w:cs="Times New Roman"/>
-        </w:rPr>
         <w:t>spesifikasjoner (GT, LOA, beam, draft, fuel) via yacht-ID.</w:t>
       </w:r>
     </w:p>
@@ -15670,6 +15728,11 @@
           <w:rFonts w:eastAsia="Times New Roman" w:cs="Times New Roman"/>
         </w:rPr>
         <w:softHyphen/>
+      </w:r>
+      <w:r>
+        <w:rPr>
+          <w:rFonts w:eastAsia="Times New Roman" w:cs="Times New Roman"/>
+        </w:rPr>
         <w:t>variabler (måned, kvartal, dag-i-uka).</w:t>
       </w:r>
     </w:p>
@@ -15708,13 +15771,7 @@
         <w:rPr>
           <w:rFonts w:eastAsia="Times New Roman" w:cs="Times New Roman"/>
         </w:rPr>
-        <w:t xml:space="preserve"> </w:t>
-      </w:r>
-      <w:r>
-        <w:rPr>
-          <w:rFonts w:eastAsia="Times New Roman" w:cs="Times New Roman"/>
-        </w:rPr>
-        <w:t>fjernes (jf. antakelse A3).</w:t>
+        <w:t xml:space="preserve"> fjernes (jf. antakelse A3).</w:t>
       </w:r>
     </w:p>
     <w:p>
@@ -15722,7 +15779,7 @@
         <w:pStyle w:val="Overskrift3"/>
       </w:pPr>
       <w:bookmarkStart w:id="59" w:name="datasplit-og-evalueringsprotokoll"/>
-      <w:bookmarkStart w:id="60" w:name="_Toc230679005"/>
+      <w:bookmarkStart w:id="60" w:name="_Toc230680171"/>
       <w:bookmarkEnd w:id="57"/>
       <w:r>
         <w:t>5.4 Datasplit og evalueringsprotokoll</w:t>
@@ -16300,7 +16357,7 @@
         <w:pStyle w:val="Overskrift3"/>
       </w:pPr>
       <w:bookmarkStart w:id="61" w:name="feature-engineering"/>
-      <w:bookmarkStart w:id="62" w:name="_Toc230679006"/>
+      <w:bookmarkStart w:id="62" w:name="_Toc230680172"/>
       <w:bookmarkEnd w:id="59"/>
       <w:r>
         <w:t>5.5 Feature engineering</w:t>
@@ -16962,7 +17019,13 @@
         <w:rPr>
           <w:rFonts w:eastAsia="Times New Roman" w:cs="Times New Roman"/>
         </w:rPr>
-        <w:t xml:space="preserve"> for å unngå target leakage. Merk at </w:t>
+        <w:t xml:space="preserve"> </w:t>
+      </w:r>
+      <w:r>
+        <w:rPr>
+          <w:rFonts w:eastAsia="Times New Roman" w:cs="Times New Roman"/>
+        </w:rPr>
+        <w:t xml:space="preserve">for å unngå target leakage. Merk at </w:t>
       </w:r>
       <w:r>
         <w:rPr>
@@ -17029,7 +17092,7 @@
         <w:pStyle w:val="Overskrift3"/>
       </w:pPr>
       <w:bookmarkStart w:id="63" w:name="verktøy-og-reproduserbarhet"/>
-      <w:bookmarkStart w:id="64" w:name="_Toc230679007"/>
+      <w:bookmarkStart w:id="64" w:name="_Toc230680173"/>
       <w:bookmarkEnd w:id="61"/>
       <w:r>
         <w:t>5.6 Verktøy og reproduserbarhet</w:t>
@@ -17087,6 +17150,11 @@
           <w:rFonts w:eastAsia="Times New Roman" w:cs="Times New Roman"/>
         </w:rPr>
         <w:softHyphen/>
+      </w:r>
+      <w:r>
+        <w:rPr>
+          <w:rFonts w:eastAsia="Times New Roman" w:cs="Times New Roman"/>
+        </w:rPr>
         <w:t>tjenesten er bygget med FastAPI og frontend med Next.js 14. Hele arbeidsflyten — inkludert AI-bistand i Claude Code — er versjons</w:t>
       </w:r>
       <w:r>
@@ -17102,7 +17170,7 @@
         <w:pStyle w:val="Overskrift3"/>
       </w:pPr>
       <w:bookmarkStart w:id="65" w:name="antakelsessjekk-kompendiet-steg-2"/>
-      <w:bookmarkStart w:id="66" w:name="_Toc230679008"/>
+      <w:bookmarkStart w:id="66" w:name="_Toc230680174"/>
       <w:bookmarkEnd w:id="63"/>
       <w:r>
         <w:t>5.7 Antakelses</w:t>
@@ -17460,7 +17528,7 @@
         <w:rPr>
           <w:rFonts w:eastAsia="Times New Roman" w:cs="Times New Roman"/>
         </w:rPr>
-        <w:pict w14:anchorId="60230040">
+        <w:pict w14:anchorId="15BF24ED">
           <v:rect id="_x0000_i1032" style="width:0;height:1.5pt" o:hralign="center" o:hrstd="t" o:hr="t"/>
         </w:pict>
       </w:r>
@@ -17470,7 +17538,7 @@
         <w:pStyle w:val="Overskrift2"/>
       </w:pPr>
       <w:bookmarkStart w:id="67" w:name="modell"/>
-      <w:bookmarkStart w:id="68" w:name="_Toc230679009"/>
+      <w:bookmarkStart w:id="68" w:name="_Toc230680175"/>
       <w:bookmarkEnd w:id="49"/>
       <w:bookmarkEnd w:id="65"/>
       <w:r>
@@ -17483,7 +17551,7 @@
         <w:pStyle w:val="Overskrift3"/>
       </w:pPr>
       <w:bookmarkStart w:id="69" w:name="målvariabel-og-tap"/>
-      <w:bookmarkStart w:id="70" w:name="_Toc230679010"/>
+      <w:bookmarkStart w:id="70" w:name="_Toc230680176"/>
       <w:r>
         <w:t>6.1 Mål</w:t>
       </w:r>
@@ -17615,7 +17683,7 @@
         <w:pStyle w:val="Overskrift3"/>
       </w:pPr>
       <w:bookmarkStart w:id="71" w:name="baselinemodeller"/>
-      <w:bookmarkStart w:id="72" w:name="_Toc230679011"/>
+      <w:bookmarkStart w:id="72" w:name="_Toc230680177"/>
       <w:bookmarkEnd w:id="69"/>
       <w:r>
         <w:t>6.2 Baseline</w:t>
@@ -17729,13 +17797,7 @@
         <w:rPr>
           <w:rFonts w:eastAsia="Times New Roman" w:cs="Times New Roman"/>
         </w:rPr>
-        <w:t xml:space="preserve"> </w:t>
-      </w:r>
-      <w:r>
-        <w:rPr>
-          <w:rFonts w:eastAsia="Times New Roman" w:cs="Times New Roman"/>
-        </w:rPr>
-        <w:t>lineær modell med one-hot-kodede kategorier og standardiserte numeriske features.</w:t>
+        <w:t xml:space="preserve"> lineær modell med one-hot-kodede kategorier og standardiserte numeriske features.</w:t>
       </w:r>
     </w:p>
     <w:p>
@@ -17743,7 +17805,7 @@
         <w:pStyle w:val="Overskrift3"/>
       </w:pPr>
       <w:bookmarkStart w:id="73" w:name="hovedmodell-lightgbm-catboost-ensemble"/>
-      <w:bookmarkStart w:id="74" w:name="_Toc230679012"/>
+      <w:bookmarkStart w:id="74" w:name="_Toc230680178"/>
       <w:bookmarkEnd w:id="71"/>
       <w:r>
         <w:t>6.3 Hovedmodell — LightGBM + CatBoost ensemble</w:t>
@@ -18140,7 +18202,7 @@
         <w:pStyle w:val="Overskrift3"/>
       </w:pPr>
       <w:bookmarkStart w:id="75" w:name="kvantilmodell-og-konform-kalibrering"/>
-      <w:bookmarkStart w:id="76" w:name="_Toc230679013"/>
+      <w:bookmarkStart w:id="76" w:name="_Toc230680179"/>
       <w:bookmarkEnd w:id="73"/>
       <w:r>
         <w:t>6.4 Kvantil</w:t>
@@ -18224,7 +18286,7 @@
         <w:pStyle w:val="Overskrift3"/>
       </w:pPr>
       <w:bookmarkStart w:id="77" w:name="hybrid-kalibrering-på-anløpsnivå"/>
-      <w:bookmarkStart w:id="78" w:name="_Toc230679014"/>
+      <w:bookmarkStart w:id="78" w:name="_Toc230680180"/>
       <w:bookmarkEnd w:id="75"/>
       <w:r>
         <w:t>6.5 Hybrid kalibrering på anløpsnivå</w:t>
@@ -18604,7 +18666,7 @@
         <w:rPr>
           <w:rFonts w:eastAsia="Times New Roman" w:cs="Times New Roman"/>
         </w:rPr>
-        <w:pict w14:anchorId="39CD82B3">
+        <w:pict w14:anchorId="60F86160">
           <v:rect id="_x0000_i1033" style="width:0;height:1.5pt" o:hralign="center" o:hrstd="t" o:hr="t"/>
         </w:pict>
       </w:r>
@@ -18614,7 +18676,7 @@
         <w:pStyle w:val="Overskrift2"/>
       </w:pPr>
       <w:bookmarkStart w:id="79" w:name="analyse"/>
-      <w:bookmarkStart w:id="80" w:name="_Toc230679015"/>
+      <w:bookmarkStart w:id="80" w:name="_Toc230680181"/>
       <w:bookmarkEnd w:id="67"/>
       <w:bookmarkEnd w:id="77"/>
       <w:r>
@@ -18695,7 +18757,7 @@
         <w:pStyle w:val="Overskrift3"/>
       </w:pPr>
       <w:bookmarkStart w:id="81" w:name="beskrivende-statistikk"/>
-      <w:bookmarkStart w:id="82" w:name="_Toc230679016"/>
+      <w:bookmarkStart w:id="82" w:name="_Toc230680182"/>
       <w:r>
         <w:t>7.1 Beskrivende statistikk</w:t>
       </w:r>
@@ -18712,7 +18774,7 @@
           <w:noProof/>
         </w:rPr>
         <w:drawing>
-          <wp:inline distT="0" distB="0" distL="0" distR="0" wp14:anchorId="1C1BD2A3" wp14:editId="726C873C">
+          <wp:inline distT="0" distB="0" distL="0" distR="0" wp14:anchorId="33BC9271" wp14:editId="644AC879">
             <wp:extent cx="5334000" cy="3288699"/>
             <wp:effectExtent l="0" t="0" r="0" b="0"/>
             <wp:docPr id="52" name="Picture" descr="Figur 7.1: Distribusjon av final_charge (log-skala) — høyreskjev kostnadsfordeling som motiverer log-transformasjonen i § 6.1"/>
@@ -18887,7 +18949,7 @@
           <w:noProof/>
         </w:rPr>
         <w:drawing>
-          <wp:inline distT="0" distB="0" distL="0" distR="0" wp14:anchorId="488D08B3" wp14:editId="65939743">
+          <wp:inline distT="0" distB="0" distL="0" distR="0" wp14:anchorId="23F9B87A" wp14:editId="3E26F716">
             <wp:extent cx="5334000" cy="2389866"/>
             <wp:effectExtent l="0" t="0" r="0" b="0"/>
             <wp:docPr id="55" name="Picture" descr="Figur 7.2: Antall transaksjoner per havn og år (2020–2025) — viser trafikkvolum og datatilfang per havn"/>
@@ -19026,7 +19088,7 @@
           <w:noProof/>
         </w:rPr>
         <w:drawing>
-          <wp:inline distT="0" distB="0" distL="0" distR="0" wp14:anchorId="6A1ED62E" wp14:editId="3C0B91AE">
+          <wp:inline distT="0" distB="0" distL="0" distR="0" wp14:anchorId="77E1EDDE" wp14:editId="316F468D">
             <wp:extent cx="5334000" cy="2634650"/>
             <wp:effectExtent l="0" t="0" r="0" b="0"/>
             <wp:docPr id="58" name="Picture" descr="Figur 7.3: Kostnad per tjenestekategori, fordelt på størrelseskategori (Liten / Mellomstor / Stor)"/>
@@ -19118,6 +19180,11 @@
           <w:rFonts w:eastAsia="Times New Roman" w:cs="Times New Roman"/>
         </w:rPr>
         <w:softHyphen/>
+      </w:r>
+      <w:r>
+        <w:rPr>
+          <w:rFonts w:eastAsia="Times New Roman" w:cs="Times New Roman"/>
+        </w:rPr>
         <w:t xml:space="preserve">kostnaden for Stor-yachter (typisk 30–40 % hver), Hospitality er hovedkategori for mellomstore, og Liten-kategorien har en flatere fordeling med Agency Services som største enkeltkategori. </w:t>
       </w:r>
       <w:r>
@@ -19152,7 +19219,7 @@
         <w:pStyle w:val="Overskrift3"/>
       </w:pPr>
       <w:bookmarkStart w:id="83" w:name="korrelasjoner-og-feature-importance"/>
-      <w:bookmarkStart w:id="84" w:name="_Toc230679017"/>
+      <w:bookmarkStart w:id="84" w:name="_Toc230680183"/>
       <w:bookmarkEnd w:id="81"/>
       <w:r>
         <w:t>7.2 Korrelasjoner og feature importance</w:t>
@@ -19170,7 +19237,7 @@
           <w:noProof/>
         </w:rPr>
         <w:drawing>
-          <wp:inline distT="0" distB="0" distL="0" distR="0" wp14:anchorId="22E09A6D" wp14:editId="1D9115C0">
+          <wp:inline distT="0" distB="0" distL="0" distR="0" wp14:anchorId="14F24E17" wp14:editId="2EAA8B0B">
             <wp:extent cx="5334000" cy="3294926"/>
             <wp:effectExtent l="0" t="0" r="0" b="0"/>
             <wp:docPr id="62" name="Picture" descr="Figur 7.4: Spearman-korrelasjon mellom numeriske features og log-kostnad — GT, LOA og fuel­konsum er moderat positivt korrelert"/>
@@ -19248,7 +19315,13 @@
         <w:rPr>
           <w:rFonts w:eastAsia="Times New Roman" w:cs="Times New Roman"/>
         </w:rPr>
-        <w:t xml:space="preserve"> Spearman-korrelasjon mellom numeriske features og log-kostnad. GT (ρ = 0,38), LOA (ρ = 0,35) og fuel</w:t>
+        <w:t xml:space="preserve"> </w:t>
+      </w:r>
+      <w:r>
+        <w:rPr>
+          <w:rFonts w:eastAsia="Times New Roman" w:cs="Times New Roman"/>
+        </w:rPr>
+        <w:t>Spearman-korrelasjon mellom numeriske features og log-kostnad. GT (ρ = 0,38), LOA (ρ = 0,35) og fuel</w:t>
       </w:r>
       <w:r>
         <w:rPr>
@@ -19302,7 +19375,7 @@
           <w:noProof/>
         </w:rPr>
         <w:drawing>
-          <wp:inline distT="0" distB="0" distL="0" distR="0" wp14:anchorId="61FC2B88" wp14:editId="221EF6DF">
+          <wp:inline distT="0" distB="0" distL="0" distR="0" wp14:anchorId="5FA4F1CC" wp14:editId="55DCFFEA">
             <wp:extent cx="5334000" cy="3528031"/>
             <wp:effectExtent l="0" t="0" r="0" b="0"/>
             <wp:docPr id="65" name="Picture" descr="Figur 7.5: Top-15 feature importance fra LightGBM (gain-andel) — service_type og størrelse-baserte aggregat­statistikker dominerer"/>
@@ -19531,7 +19604,7 @@
         <w:pStyle w:val="Overskrift3"/>
       </w:pPr>
       <w:bookmarkStart w:id="85" w:name="shap-analyse"/>
-      <w:bookmarkStart w:id="86" w:name="_Toc230679018"/>
+      <w:bookmarkStart w:id="86" w:name="_Toc230680184"/>
       <w:bookmarkEnd w:id="83"/>
       <w:r>
         <w:t>7.3 SHAP-analyse</w:t>
@@ -19549,7 +19622,7 @@
           <w:noProof/>
         </w:rPr>
         <w:drawing>
-          <wp:inline distT="0" distB="0" distL="0" distR="0" wp14:anchorId="18F18329" wp14:editId="04416D93">
+          <wp:inline distT="0" distB="0" distL="0" distR="0" wp14:anchorId="1A52A7ED" wp14:editId="7000E27F">
             <wp:extent cx="5334000" cy="3530676"/>
             <wp:effectExtent l="0" t="0" r="0" b="0"/>
             <wp:docPr id="69" name="Picture" descr="Figur 7.6: LightGBM gain-importance (fallback for SHAP) — relativ styrke per feature i ensemble­modellen"/>
@@ -19725,20 +19798,20 @@
         <w:rPr>
           <w:rFonts w:eastAsia="Times New Roman" w:cs="Times New Roman"/>
         </w:rPr>
-        <w:t xml:space="preserve"> </w:t>
-      </w:r>
-      <w:r>
-        <w:rPr>
-          <w:rFonts w:eastAsia="Times New Roman" w:cs="Times New Roman"/>
-        </w:rPr>
-        <w:t>som viktige sekundære drivere. Et ekte SHAP-plott ville i tillegg gitt fortegns</w:t>
-      </w:r>
-      <w:r>
-        <w:rPr>
-          <w:rFonts w:eastAsia="Times New Roman" w:cs="Times New Roman"/>
-        </w:rPr>
-        <w:softHyphen/>
-        <w:t xml:space="preserve">informasjon (positiv/negativ påvirkning på predikert kostnad) som denne proxyen ikke fanger — fortegnet er rekonstruert kvalitativt i teksten under: høyere GT, lengre opphold og dyre tjenestetyper (Provisioning, Port Marina) gir høyere predikert kostnad. </w:t>
+        <w:t xml:space="preserve"> som viktige sekundære drivere. Et ekte SHAP-plott ville i tillegg gitt fortegns</w:t>
+      </w:r>
+      <w:r>
+        <w:rPr>
+          <w:rFonts w:eastAsia="Times New Roman" w:cs="Times New Roman"/>
+        </w:rPr>
+        <w:softHyphen/>
+        <w:t>informasjon (positiv/negativ påvirkning på predikert kostnad) som denn</w:t>
+      </w:r>
+      <w:r>
+        <w:rPr>
+          <w:rFonts w:eastAsia="Times New Roman" w:cs="Times New Roman"/>
+        </w:rPr>
+        <w:t xml:space="preserve">e proxyen ikke fanger — fortegnet er rekonstruert kvalitativt i teksten under: høyere GT, lengre opphold og dyre tjenestetyper (Provisioning, Port Marina) gir høyere predikert kostnad. </w:t>
       </w:r>
       <w:r>
         <w:rPr>
@@ -19778,7 +19851,7 @@
           <w:noProof/>
         </w:rPr>
         <w:drawing>
-          <wp:inline distT="0" distB="0" distL="0" distR="0" wp14:anchorId="5D156449" wp14:editId="18B53417">
+          <wp:inline distT="0" distB="0" distL="0" distR="0" wp14:anchorId="6CFE1333" wp14:editId="6A338F79">
             <wp:extent cx="5334000" cy="1660156"/>
             <wp:effectExtent l="0" t="0" r="0" b="0"/>
             <wp:docPr id="72" name="Picture" descr="Figur 7.7: Predikerte kostnader fordelt på GT (log-skala), tjenestekategori og ankomsthavn — viser monoton GT-effekt og tydelig havne­variasjon"/>
@@ -19981,7 +20054,7 @@
         <w:pStyle w:val="Overskrift3"/>
       </w:pPr>
       <w:bookmarkStart w:id="87" w:name="residualdiagnostikk"/>
-      <w:bookmarkStart w:id="88" w:name="_Toc230679019"/>
+      <w:bookmarkStart w:id="88" w:name="_Toc230680185"/>
       <w:bookmarkEnd w:id="85"/>
       <w:r>
         <w:t>7.4 Residual</w:t>
@@ -20003,7 +20076,7 @@
           <w:noProof/>
         </w:rPr>
         <w:drawing>
-          <wp:inline distT="0" distB="0" distL="0" distR="0" wp14:anchorId="7A9C1B96" wp14:editId="51DB4366">
+          <wp:inline distT="0" distB="0" distL="0" distR="0" wp14:anchorId="57141037" wp14:editId="37BEE01A">
             <wp:extent cx="5334000" cy="2126429"/>
             <wp:effectExtent l="0" t="0" r="0" b="0"/>
             <wp:docPr id="76" name="Picture" descr="Figur 7.8: Residualplott (predikert vs. faktisk i log-rom) på valideringssettet (n = 490, 2024) — bias ≈ −0,20 indikerer systematisk overprediksjon for lave fakturaer"/>
@@ -20611,7 +20684,7 @@
         <w:rPr>
           <w:rFonts w:eastAsia="Times New Roman" w:cs="Times New Roman"/>
         </w:rPr>
-        <w:pict w14:anchorId="63B58E46">
+        <w:pict w14:anchorId="30A82248">
           <v:rect id="_x0000_i1034" style="width:0;height:1.5pt" o:hralign="center" o:hrstd="t" o:hr="t"/>
         </w:pict>
       </w:r>
@@ -20621,7 +20694,7 @@
         <w:pStyle w:val="Overskrift2"/>
       </w:pPr>
       <w:bookmarkStart w:id="89" w:name="resultat"/>
-      <w:bookmarkStart w:id="90" w:name="_Toc230679020"/>
+      <w:bookmarkStart w:id="90" w:name="_Toc230680186"/>
       <w:bookmarkEnd w:id="79"/>
       <w:bookmarkEnd w:id="87"/>
       <w:r>
@@ -20634,7 +20707,7 @@
         <w:pStyle w:val="Overskrift3"/>
       </w:pPr>
       <w:bookmarkStart w:id="91" w:name="X9e63db4d73416036d6c4aff3da2d7ddb8b5d91f"/>
-      <w:bookmarkStart w:id="92" w:name="_Toc230679021"/>
+      <w:bookmarkStart w:id="92" w:name="_Toc230680187"/>
       <w:r>
         <w:t>8.1 Sammenligning av modeller på valideringssettet</w:t>
       </w:r>
@@ -21968,7 +22041,7 @@
         <w:pStyle w:val="Overskrift3"/>
       </w:pPr>
       <w:bookmarkStart w:id="93" w:name="endelig-evaluering-på-testsettet-2025"/>
-      <w:bookmarkStart w:id="94" w:name="_Toc230679022"/>
+      <w:bookmarkStart w:id="94" w:name="_Toc230680188"/>
       <w:bookmarkEnd w:id="91"/>
       <w:r>
         <w:t>8.1.1 Endelig evaluering på testsettet (2025)</w:t>
@@ -22014,6 +22087,11 @@
           <w:rFonts w:eastAsia="Times New Roman" w:cs="Times New Roman"/>
         </w:rPr>
         <w:softHyphen/>
+      </w:r>
+      <w:r>
+        <w:rPr>
+          <w:rFonts w:eastAsia="Times New Roman" w:cs="Times New Roman"/>
+        </w:rPr>
         <w:t xml:space="preserve">seleksjonen var konkludert. Pipeline (gjengitt i skriptet </w:t>
       </w:r>
       <w:r>
@@ -22084,13 +22162,7 @@
         <w:rPr>
           <w:rFonts w:eastAsia="Times New Roman" w:cs="Times New Roman"/>
         </w:rPr>
-        <w:t>) er som tidlige</w:t>
-      </w:r>
-      <w:r>
-        <w:rPr>
-          <w:rFonts w:eastAsia="Times New Roman" w:cs="Times New Roman"/>
-        </w:rPr>
-        <w:t xml:space="preserve">re beregnet kun på ≤ 2023 for å unngå target leakage. Resultater er lagret i </w:t>
+        <w:t xml:space="preserve">) er som tidligere beregnet kun på ≤ 2023 for å unngå target leakage. Resultater er lagret i </w:t>
       </w:r>
       <w:r>
         <w:rPr>
@@ -23116,7 +23188,7 @@
         <w:pStyle w:val="Overskrift3"/>
       </w:pPr>
       <w:bookmarkStart w:id="95" w:name="kvantildekning"/>
-      <w:bookmarkStart w:id="96" w:name="_Toc230679023"/>
+      <w:bookmarkStart w:id="96" w:name="_Toc230680189"/>
       <w:bookmarkEnd w:id="93"/>
       <w:r>
         <w:t>8.2 Kvantil</w:t>
@@ -23172,7 +23244,7 @@
         <w:pStyle w:val="Overskrift3"/>
       </w:pPr>
       <w:bookmarkStart w:id="97" w:name="hybridkalibrert-anløpsestimat-eksempler"/>
-      <w:bookmarkStart w:id="98" w:name="_Toc230679024"/>
+      <w:bookmarkStart w:id="98" w:name="_Toc230680190"/>
       <w:bookmarkEnd w:id="95"/>
       <w:r>
         <w:t>8.3 Hybrid</w:t>
@@ -25344,7 +25416,7 @@
         <w:pStyle w:val="Overskrift3"/>
       </w:pPr>
       <w:bookmarkStart w:id="99" w:name="operasjonell-ytelse"/>
-      <w:bookmarkStart w:id="100" w:name="_Toc230679025"/>
+      <w:bookmarkStart w:id="100" w:name="_Toc230680191"/>
       <w:bookmarkEnd w:id="97"/>
       <w:r>
         <w:t>8.4 Operasjonell ytelse</w:t>
@@ -25399,7 +25471,7 @@
         <w:rPr>
           <w:rFonts w:eastAsia="Times New Roman" w:cs="Times New Roman"/>
         </w:rPr>
-        <w:pict w14:anchorId="471FF4B0">
+        <w:pict w14:anchorId="3D380005">
           <v:rect id="_x0000_i1035" style="width:0;height:1.5pt" o:hralign="center" o:hrstd="t" o:hr="t"/>
         </w:pict>
       </w:r>
@@ -25409,7 +25481,7 @@
         <w:pStyle w:val="Overskrift2"/>
       </w:pPr>
       <w:bookmarkStart w:id="101" w:name="diskusjon"/>
-      <w:bookmarkStart w:id="102" w:name="_Toc230679026"/>
+      <w:bookmarkStart w:id="102" w:name="_Toc230680192"/>
       <w:bookmarkEnd w:id="89"/>
       <w:bookmarkEnd w:id="99"/>
       <w:r>
@@ -25422,7 +25494,7 @@
         <w:pStyle w:val="Overskrift3"/>
       </w:pPr>
       <w:bookmarkStart w:id="103" w:name="tolkning-av-resultatene"/>
-      <w:bookmarkStart w:id="104" w:name="_Toc230679027"/>
+      <w:bookmarkStart w:id="104" w:name="_Toc230680193"/>
       <w:r>
         <w:t>9.1 Tolkning av resultatene</w:t>
       </w:r>
@@ -25596,7 +25668,7 @@
         <w:pStyle w:val="Overskrift3"/>
       </w:pPr>
       <w:bookmarkStart w:id="105" w:name="X244671d3f5a9d81faac214b94d413d8f6763369"/>
-      <w:bookmarkStart w:id="106" w:name="_Toc230679028"/>
+      <w:bookmarkStart w:id="106" w:name="_Toc230680194"/>
       <w:bookmarkEnd w:id="103"/>
       <w:r>
         <w:t>9.2 Forholdet mellom ensemble og enkelt</w:t>
@@ -25837,7 +25909,7 @@
         <w:pStyle w:val="Overskrift3"/>
       </w:pPr>
       <w:bookmarkStart w:id="107" w:name="modellens-styrker"/>
-      <w:bookmarkStart w:id="108" w:name="_Toc230679029"/>
+      <w:bookmarkStart w:id="108" w:name="_Toc230680195"/>
       <w:bookmarkEnd w:id="105"/>
       <w:r>
         <w:t>9.3 Modellens styrker</w:t>
@@ -25953,7 +26025,7 @@
         <w:pStyle w:val="Overskrift3"/>
       </w:pPr>
       <w:bookmarkStart w:id="109" w:name="X56aa68e323ecedcef833e61fdd58166787950c3"/>
-      <w:bookmarkStart w:id="110" w:name="_Toc230679030"/>
+      <w:bookmarkStart w:id="110" w:name="_Toc230680196"/>
       <w:bookmarkEnd w:id="107"/>
       <w:r>
         <w:t>9.4 Modellens svakheter — kritisk drøfting og forsvar</w:t>
@@ -26060,11 +26132,6 @@
           <w:rFonts w:eastAsia="Times New Roman" w:cs="Times New Roman"/>
         </w:rPr>
         <w:softHyphen/>
-      </w:r>
-      <w:r>
-        <w:rPr>
-          <w:rFonts w:eastAsia="Times New Roman" w:cs="Times New Roman"/>
-        </w:rPr>
         <w:t xml:space="preserve">settet — modellen kan ha lært yacht-spesifikke mønstre. </w:t>
       </w:r>
       <w:r>
@@ -26115,7 +26182,15 @@
           <w:i/>
           <w:iCs/>
         </w:rPr>
-        <w:t>Sjeldne havner (Stavanger n=3, Kristiansand n=8):</w:t>
+        <w:t>Sjeldne havner (Stavanger n=3, Kristiansa</w:t>
+      </w:r>
+      <w:r>
+        <w:rPr>
+          <w:rFonts w:eastAsia="Times New Roman" w:cs="Times New Roman"/>
+          <w:i/>
+          <w:iCs/>
+        </w:rPr>
+        <w:t>nd n=8):</w:t>
       </w:r>
       <w:r>
         <w:rPr>
@@ -26202,7 +26277,13 @@
         <w:rPr>
           <w:rFonts w:eastAsia="Times New Roman" w:cs="Times New Roman"/>
         </w:rPr>
-        <w:t xml:space="preserve"> operasjonell rubrikk er foreslått i Vedlegg E; det er gjort et bevisst valg å </w:t>
+        <w:t xml:space="preserve"> </w:t>
+      </w:r>
+      <w:r>
+        <w:rPr>
+          <w:rFonts w:eastAsia="Times New Roman" w:cs="Times New Roman"/>
+        </w:rPr>
+        <w:t xml:space="preserve">operasjonell rubrikk er foreslått i Vedlegg E; det er gjort et bevisst valg å </w:t>
       </w:r>
       <w:r>
         <w:rPr>
@@ -26253,20 +26334,14 @@
         <w:rPr>
           <w:rFonts w:eastAsia="Times New Roman" w:cs="Times New Roman"/>
         </w:rPr>
-        <w:t xml:space="preserve"> eldste rader (2020–2021) er unde</w:t>
-      </w:r>
-      <w:r>
-        <w:rPr>
-          <w:rFonts w:eastAsia="Times New Roman" w:cs="Times New Roman"/>
-        </w:rPr>
-        <w:t>rrepresentert (n = 163 av 1 633), så drift</w:t>
-      </w:r>
-      <w:r>
-        <w:rPr>
-          <w:rFonts w:eastAsia="Times New Roman" w:cs="Times New Roman"/>
-        </w:rPr>
-        <w:softHyphen/>
-        <w:t xml:space="preserve">effekten er begrenset; rullerende re-trening er videre arbeid punkt 2. (6) </w:t>
+        <w:t xml:space="preserve"> 2020–2021 underrepresentert (n = 163), drift</w:t>
+      </w:r>
+      <w:r>
+        <w:rPr>
+          <w:rFonts w:eastAsia="Times New Roman" w:cs="Times New Roman"/>
+        </w:rPr>
+        <w:softHyphen/>
+        <w:t xml:space="preserve">effekten begrenset; rullerende re-trening flagget. (6) </w:t>
       </w:r>
       <w:r>
         <w:rPr>
@@ -26280,7 +26355,7 @@
         <w:rPr>
           <w:rFonts w:eastAsia="Times New Roman" w:cs="Times New Roman"/>
         </w:rPr>
-        <w:t xml:space="preserve"> en 5 % NOK-bevegelse gir 5 % bias i NOK-rapporten. </w:t>
+        <w:t xml:space="preserve"> 5 % NOK-bevegelse gir 5 % bias. </w:t>
       </w:r>
       <w:r>
         <w:rPr>
@@ -26294,14 +26369,20 @@
         <w:rPr>
           <w:rFonts w:eastAsia="Times New Roman" w:cs="Times New Roman"/>
         </w:rPr>
-        <w:t xml:space="preserve"> modellen er trent og evaluert i EUR (kildevaluta); valuta</w:t>
-      </w:r>
-      <w:r>
-        <w:rPr>
-          <w:rFonts w:eastAsia="Times New Roman" w:cs="Times New Roman"/>
-        </w:rPr>
-        <w:softHyphen/>
-        <w:t xml:space="preserve">konvertering er adskilt fra modellfeil og kan oppdateres uten re-trening. (7) </w:t>
+        <w:t xml:space="preserve"> modellen er trent i EUR; valuta</w:t>
+      </w:r>
+      <w:r>
+        <w:rPr>
+          <w:rFonts w:eastAsia="Times New Roman" w:cs="Times New Roman"/>
+        </w:rPr>
+        <w:softHyphen/>
+        <w:t>konvertering k</w:t>
+      </w:r>
+      <w:r>
+        <w:rPr>
+          <w:rFonts w:eastAsia="Times New Roman" w:cs="Times New Roman"/>
+        </w:rPr>
+        <w:t xml:space="preserve">an oppdateres uten re-trening. (7) </w:t>
       </w:r>
       <w:r>
         <w:rPr>
@@ -26329,13 +26410,7 @@
         <w:rPr>
           <w:rFonts w:eastAsia="Times New Roman" w:cs="Times New Roman"/>
         </w:rPr>
-        <w:t xml:space="preserve"> trening bruker P99-cap (§ 5.4); evaluering på faktiske verdier er bevisst valg fordi en operasjonell sensor skal s</w:t>
-      </w:r>
-      <w:r>
-        <w:rPr>
-          <w:rFonts w:eastAsia="Times New Roman" w:cs="Times New Roman"/>
-        </w:rPr>
-        <w:t>e modellens reelle adferd.</w:t>
+        <w:t xml:space="preserve"> trening bruker P99-cap (§ 5.4); evaluering på faktiske verdier viser modellens reelle adferd.</w:t>
       </w:r>
     </w:p>
     <w:p>
@@ -26705,13 +26780,7 @@
         <w:rPr>
           <w:rFonts w:eastAsia="Times New Roman" w:cs="Times New Roman"/>
         </w:rPr>
-        <w:t xml:space="preserve"> </w:t>
-      </w:r>
-      <w:r>
-        <w:rPr>
-          <w:rFonts w:eastAsia="Times New Roman" w:cs="Times New Roman"/>
-        </w:rPr>
-        <w:t xml:space="preserve">antakelsen er eksplisitt i § 1.4; rullerende re-trening (videre arbeid punkt 2) er foreslått mekanisme. (14) </w:t>
+        <w:t xml:space="preserve"> antakelsen er eksplisitt i § 1.4; rullerende re-trening (videre arbeid punkt 2) er foreslått mekanisme. (14) </w:t>
       </w:r>
       <w:r>
         <w:rPr>
@@ -26753,7 +26822,7 @@
         <w:rPr>
           <w:rFonts w:eastAsia="Times New Roman" w:cs="Times New Roman"/>
         </w:rPr>
-        <w:t xml:space="preserve"> “80 %” gjelder hele populasjonen, ikke spesifikke subgrupper. </w:t>
+        <w:t xml:space="preserve"> “80 %” gjelder hele populasjonen. </w:t>
       </w:r>
       <w:r>
         <w:rPr>
@@ -26767,27 +26836,7 @@
         <w:rPr>
           <w:rFonts w:eastAsia="Times New Roman" w:cs="Times New Roman"/>
         </w:rPr>
-        <w:t xml:space="preserve"> dette er en </w:t>
-      </w:r>
-      <w:r>
-        <w:rPr>
-          <w:rFonts w:eastAsia="Times New Roman" w:cs="Times New Roman"/>
-          <w:i/>
-          <w:iCs/>
-        </w:rPr>
-        <w:t>teoretisk</w:t>
-      </w:r>
-      <w:r>
-        <w:rPr>
-          <w:rFonts w:eastAsia="Times New Roman" w:cs="Times New Roman"/>
-        </w:rPr>
-        <w:t xml:space="preserve"> egenskap ved konformprediksjon (Shafer &amp; Vovk, 2008), og avgrensningen er løftet til anvendt bidrag (§ 1.5 punkt ii); komm</w:t>
-      </w:r>
-      <w:r>
-        <w:rPr>
-          <w:rFonts w:eastAsia="Times New Roman" w:cs="Times New Roman"/>
-        </w:rPr>
-        <w:t>unikasjon i frontend bør tydeliggjøre at båndet er marginalt.</w:t>
+        <w:t xml:space="preserve"> teoretisk egenskap (Shafer &amp; Vovk, 2008); løftet til anvendt bidrag (§ 1.5 punkt ii).</w:t>
       </w:r>
     </w:p>
     <w:p>
@@ -26874,6 +26923,11 @@
           <w:rFonts w:eastAsia="Times New Roman" w:cs="Times New Roman"/>
         </w:rPr>
         <w:softHyphen/>
+      </w:r>
+      <w:r>
+        <w:rPr>
+          <w:rFonts w:eastAsia="Times New Roman" w:cs="Times New Roman"/>
+        </w:rPr>
         <w:t>settet er evaluert mot prefit-modellen som proxy (§ 8.1.1); refit på all data gir lavest forventet generaliserings</w:t>
       </w:r>
       <w:r>
@@ -26968,7 +27022,7 @@
         <w:pStyle w:val="Overskrift3"/>
       </w:pPr>
       <w:bookmarkStart w:id="111" w:name="funn-fra-brukertest-mai-2026"/>
-      <w:bookmarkStart w:id="112" w:name="_Toc230679031"/>
+      <w:bookmarkStart w:id="112" w:name="_Toc230680197"/>
       <w:bookmarkEnd w:id="109"/>
       <w:r>
         <w:t>9.5 Funn fra brukertest mai 2026</w:t>
@@ -27037,28 +27091,14 @@
         <w:rPr>
           <w:rFonts w:eastAsia="Times New Roman" w:cs="Times New Roman"/>
         </w:rPr>
-        <w:t>Brukertesten avdekket at estimatene fremsto ca. 10× lavere enn faktiske NOK-beløp. Roten var en enhets</w:t>
-      </w:r>
-      <w:r>
-        <w:rPr>
-          <w:rFonts w:eastAsia="Times New Roman" w:cs="Times New Roman"/>
-        </w:rPr>
-        <w:softHyphen/>
-        <w:t xml:space="preserve">feil: kildedataene er </w:t>
-      </w:r>
-      <w:r>
-        <w:rPr>
-          <w:rFonts w:eastAsia="Times New Roman" w:cs="Times New Roman"/>
-          <w:b/>
-          <w:bCs/>
-        </w:rPr>
-        <w:t>EUR</w:t>
-      </w:r>
-      <w:r>
-        <w:rPr>
-          <w:rFonts w:eastAsia="Times New Roman" w:cs="Times New Roman"/>
-        </w:rPr>
-        <w:t xml:space="preserve"> (cockpit-rapportenes egne kolonneoverskrifter), men v0.2 merket output NOK. Forholdstallet 11,5 samsvarer med EUR/NOK-kursen. Tiltak: API tar nå et </w:t>
+        <w:t>Brukertesten avdekket at estimatene fremsto ca. 10× lavere enn faktiske NOK-beløp — en enhets</w:t>
+      </w:r>
+      <w:r>
+        <w:rPr>
+          <w:rFonts w:eastAsia="Times New Roman" w:cs="Times New Roman"/>
+        </w:rPr>
+        <w:softHyphen/>
+        <w:t xml:space="preserve">feil der kildedataene er EUR, men v0.2 merket output NOK (forholdstallet 11,5 = EUR/NOK-kursen). Tiltak: API tar nå et </w:t>
       </w:r>
       <w:r>
         <w:rPr>
@@ -27072,7 +27112,7 @@
         <w:rPr>
           <w:rFonts w:eastAsia="Times New Roman" w:cs="Times New Roman"/>
         </w:rPr>
-        <w:t xml:space="preserve">-felt og konverterer ved grensa via </w:t>
+        <w:t xml:space="preserve">-felt og konverterer via </w:t>
       </w:r>
       <w:r>
         <w:rPr>
@@ -27093,7 +27133,7 @@
           <w:rFonts w:eastAsia="Times New Roman" w:cs="Times New Roman"/>
         </w:rPr>
         <w:softHyphen/>
-        <w:t>velger. Korreksjonen er drivkraften bak unit-relabelinga i resten av rapporten.</w:t>
+        <w:t>velger.</w:t>
       </w:r>
     </w:p>
     <w:p>
@@ -27143,7 +27183,7 @@
           <w:rFonts w:eastAsia="Times New Roman" w:cs="Times New Roman"/>
         </w:rPr>
         <w:softHyphen/>
-        <w:t xml:space="preserve">vektet linje (17–73 % på tvers av havner) på tvers av </w:t>
+        <w:t xml:space="preserve">vektet linje (17–73 %) på tvers av </w:t>
       </w:r>
       <w:r>
         <w:rPr>
@@ -27157,7 +27197,7 @@
         <w:rPr>
           <w:rFonts w:eastAsia="Times New Roman" w:cs="Times New Roman"/>
         </w:rPr>
-        <w:t xml:space="preserve"> størrelser. For Stor-yachter er realisert sannsynlighet 100 %, og modellen under</w:t>
+        <w:t xml:space="preserve"> størrelser — modellen under</w:t>
       </w:r>
       <w:r>
         <w:rPr>
@@ -27171,7 +27211,7 @@
           <w:rFonts w:eastAsia="Times New Roman" w:cs="Times New Roman"/>
         </w:rPr>
         <w:softHyphen/>
-        <w:t>kostnad. Dette er nettopp gapet § 1.5 punkt (iii) påpeker — datadrevne sannsynligheter fanger ikke regulatoriske krav. Mønsteret er kjent fra havne</w:t>
+        <w:t>kostnad for Stor-yachter. Dette er gapet § 1.5 punkt (iii) påpeker. Mønsteret er kjent fra havne</w:t>
       </w:r>
       <w:r>
         <w:rPr>
@@ -27185,13 +27225,7 @@
           <w:rFonts w:eastAsia="Times New Roman" w:cs="Times New Roman"/>
         </w:rPr>
         <w:softHyphen/>
-        <w:t xml:space="preserve">litteraturen (Jahangard et al., 2025), der regulatoriske inngrep legges på som eksplisitte features. Tiltak: API krever </w:t>
-      </w:r>
-      <w:r>
-        <w:rPr>
-          <w:rFonts w:eastAsia="Times New Roman" w:cs="Times New Roman"/>
-        </w:rPr>
-        <w:t xml:space="preserve">nå </w:t>
+        <w:t xml:space="preserve">litteraturen (Jahangard et al., 2025). Tiltak: API krever nå </w:t>
       </w:r>
       <w:r>
         <w:rPr>
@@ -27219,7 +27253,7 @@
         <w:rPr>
           <w:rFonts w:eastAsia="Times New Roman" w:cs="Times New Roman"/>
         </w:rPr>
-        <w:t xml:space="preserve"> og legger beløpet som separat “Pilotage”-kategori. Riktig modellfix er størrelse-betingede sannsynligheter (videre arbeid punkt 8).</w:t>
+        <w:t>. Riktig modellfix er størrelse-betingede sannsynligheter (videre arbeid punkt 8).</w:t>
       </w:r>
     </w:p>
     <w:p>
@@ -27609,7 +27643,13 @@
         <w:rPr>
           <w:rFonts w:eastAsia="Times New Roman" w:cs="Times New Roman"/>
         </w:rPr>
-        <w:t xml:space="preserve"> er joinet kun på størrelse og pooler dermed transaksjons</w:t>
+        <w:t xml:space="preserve"> </w:t>
+      </w:r>
+      <w:r>
+        <w:rPr>
+          <w:rFonts w:eastAsia="Times New Roman" w:cs="Times New Roman"/>
+        </w:rPr>
+        <w:t>er joinet kun på størrelse og pooler dermed transaksjons</w:t>
       </w:r>
       <w:r>
         <w:rPr>
@@ -27811,7 +27851,7 @@
         <w:rPr>
           <w:rFonts w:eastAsia="Times New Roman" w:cs="Times New Roman"/>
         </w:rPr>
-        <w:t>) på metodisk grunnlag: en override som erstatter modellens prediksjon med et magefølelses</w:t>
+        <w:t>) på metodisk grunnlag — en override som erstatter prediksjonen med et magefølelses</w:t>
       </w:r>
       <w:r>
         <w:rPr>
@@ -27832,7 +27872,68 @@
         <w:rPr>
           <w:rFonts w:eastAsia="Times New Roman" w:cs="Times New Roman"/>
         </w:rPr>
-        <w:t xml:space="preserve">. For Provisions finnes ingen tilsvarende substitutt før </w:t>
+        <w:t>. Provisions-feilen skal lukkes via labels + re-trening, ikke maskeres via UI.</w:t>
+      </w:r>
+    </w:p>
+    <w:p>
+      <w:pPr>
+        <w:pStyle w:val="Overskrift3"/>
+      </w:pPr>
+      <w:bookmarkStart w:id="120" w:name="validitet-og-generaliserbarhet"/>
+      <w:bookmarkStart w:id="121" w:name="_Toc230680198"/>
+      <w:bookmarkEnd w:id="111"/>
+      <w:bookmarkEnd w:id="119"/>
+      <w:r>
+        <w:t>9.6 Validitet og generaliserbarhet</w:t>
+      </w:r>
+      <w:bookmarkEnd w:id="121"/>
+    </w:p>
+    <w:p>
+      <w:pPr>
+        <w:pStyle w:val="FirstParagraph"/>
+        <w:spacing w:line="360" w:lineRule="auto"/>
+      </w:pPr>
+      <w:r>
+        <w:rPr>
+          <w:rFonts w:eastAsia="Times New Roman" w:cs="Times New Roman"/>
+        </w:rPr>
+        <w:t>En streng vurdering av forskningsdesignet krever at validitet adresseres eksplisitt. Tre typer validitet som er mest relevante for NautiCost drøftes: konstrukt</w:t>
+      </w:r>
+      <w:r>
+        <w:rPr>
+          <w:rFonts w:eastAsia="Times New Roman" w:cs="Times New Roman"/>
+        </w:rPr>
+        <w:softHyphen/>
+        <w:t>validitet, intern validitet og ekstern validitet.</w:t>
+      </w:r>
+    </w:p>
+    <w:p>
+      <w:pPr>
+        <w:pStyle w:val="Brdtekst"/>
+        <w:spacing w:line="360" w:lineRule="auto"/>
+      </w:pPr>
+      <w:r>
+        <w:rPr>
+          <w:rFonts w:eastAsia="Times New Roman" w:cs="Times New Roman"/>
+          <w:b/>
+          <w:bCs/>
+        </w:rPr>
+        <w:t>Konstrukt</w:t>
+      </w:r>
+      <w:r>
+        <w:rPr>
+          <w:rFonts w:eastAsia="Times New Roman" w:cs="Times New Roman"/>
+          <w:b/>
+          <w:bCs/>
+        </w:rPr>
+        <w:softHyphen/>
+        <w:t>validitet</w:t>
+      </w:r>
+      <w:r>
+        <w:rPr>
+          <w:rFonts w:eastAsia="Times New Roman" w:cs="Times New Roman"/>
+        </w:rPr>
+        <w:t xml:space="preserve"> stiller spørsmålet om </w:t>
       </w:r>
       <w:r>
         <w:rPr>
@@ -27840,45 +27941,124 @@
           <w:rFonts w:ascii="Times New Roman" w:eastAsia="Times New Roman" w:hAnsi="Times New Roman" w:cs="Times New Roman"/>
           <w:sz w:val="24"/>
         </w:rPr>
-        <w:t>guest_experience</w:t>
-      </w:r>
-      <w:r>
-        <w:rPr>
-          <w:rFonts w:eastAsia="Times New Roman" w:cs="Times New Roman"/>
-        </w:rPr>
-        <w:t xml:space="preserve"> er observerbar. Provisions-feilen skal lukkes via labels + re-trening, ikke maskeres via UI.</w:t>
-      </w:r>
-    </w:p>
-    <w:p>
-      <w:pPr>
-        <w:pStyle w:val="Overskrift3"/>
-      </w:pPr>
-      <w:bookmarkStart w:id="120" w:name="validitet-og-generaliserbarhet"/>
-      <w:bookmarkStart w:id="121" w:name="_Toc230679032"/>
-      <w:bookmarkEnd w:id="111"/>
-      <w:bookmarkEnd w:id="119"/>
-      <w:r>
-        <w:t>9.6 Validitet og generaliserbarhet</w:t>
-      </w:r>
-      <w:bookmarkEnd w:id="121"/>
-    </w:p>
-    <w:p>
-      <w:pPr>
-        <w:pStyle w:val="FirstParagraph"/>
-        <w:spacing w:line="360" w:lineRule="auto"/>
-      </w:pPr>
-      <w:r>
-        <w:rPr>
-          <w:rFonts w:eastAsia="Times New Roman" w:cs="Times New Roman"/>
-        </w:rPr>
-        <w:t>En streng vurdering av forskningsdesignet krever at validitet adresseres eksplisitt. Tre typer validitet som er mest relevante for NautiCost drøftes: konstrukt</w:t>
-      </w:r>
-      <w:r>
-        <w:rPr>
-          <w:rFonts w:eastAsia="Times New Roman" w:cs="Times New Roman"/>
-        </w:rPr>
-        <w:softHyphen/>
-        <w:t>validitet, intern validitet og ekstern validitet.</w:t>
+        <w:t>final_charge</w:t>
+      </w:r>
+      <w:r>
+        <w:rPr>
+          <w:rFonts w:eastAsia="Times New Roman" w:cs="Times New Roman"/>
+        </w:rPr>
+        <w:t xml:space="preserve"> er en gyldig operasjonalisering av begrepet “totalkostnad for et havneanløp”. Variabelen er fakturabeløpet før moms slik det er registrert hos SDK Shipping, og fanger derfor agentens direkte tjeneste</w:t>
+      </w:r>
+      <w:r>
+        <w:rPr>
+          <w:rFonts w:eastAsia="Times New Roman" w:cs="Times New Roman"/>
+        </w:rPr>
+        <w:softHyphen/>
+        <w:t>kostnad pluss innkjøpt under</w:t>
+      </w:r>
+      <w:r>
+        <w:rPr>
+          <w:rFonts w:eastAsia="Times New Roman" w:cs="Times New Roman"/>
+        </w:rPr>
+        <w:softHyphen/>
+        <w:t>leverandør</w:t>
+      </w:r>
+      <w:r>
+        <w:rPr>
+          <w:rFonts w:eastAsia="Times New Roman" w:cs="Times New Roman"/>
+        </w:rPr>
+        <w:softHyphen/>
+        <w:t xml:space="preserve">arbeid. Det den </w:t>
+      </w:r>
+      <w:r>
+        <w:rPr>
+          <w:rFonts w:eastAsia="Times New Roman" w:cs="Times New Roman"/>
+          <w:i/>
+          <w:iCs/>
+        </w:rPr>
+        <w:t>ikke</w:t>
+      </w:r>
+      <w:r>
+        <w:rPr>
+          <w:rFonts w:eastAsia="Times New Roman" w:cs="Times New Roman"/>
+        </w:rPr>
+        <w:t xml:space="preserve"> fanger er: (a) markedsmessige rabatter eller margin</w:t>
+      </w:r>
+      <w:r>
+        <w:rPr>
+          <w:rFonts w:eastAsia="Times New Roman" w:cs="Times New Roman"/>
+        </w:rPr>
+        <w:softHyphen/>
+        <w:t>justeringer som agenten ikke har dokumentert som linje, (b) skjulte kostnader hos yachteier (egen besetnings</w:t>
+      </w:r>
+      <w:r>
+        <w:rPr>
+          <w:rFonts w:eastAsia="Times New Roman" w:cs="Times New Roman"/>
+        </w:rPr>
+        <w:softHyphen/>
+        <w:t>lønn under anløpet, valutarisiko på betaling</w:t>
+      </w:r>
+      <w:r>
+        <w:rPr>
+          <w:rFonts w:eastAsia="Times New Roman" w:cs="Times New Roman"/>
+        </w:rPr>
+        <w:t>stidspunktet), og (c) opportunitets</w:t>
+      </w:r>
+      <w:r>
+        <w:rPr>
+          <w:rFonts w:eastAsia="Times New Roman" w:cs="Times New Roman"/>
+        </w:rPr>
+        <w:softHyphen/>
+        <w:t>kostnad hvis anløpet forsinker neste reisesegment. Konstrukt</w:t>
+      </w:r>
+      <w:r>
+        <w:rPr>
+          <w:rFonts w:eastAsia="Times New Roman" w:cs="Times New Roman"/>
+        </w:rPr>
+        <w:softHyphen/>
+        <w:t xml:space="preserve">validiteten er dermed </w:t>
+      </w:r>
+      <w:r>
+        <w:rPr>
+          <w:rFonts w:eastAsia="Times New Roman" w:cs="Times New Roman"/>
+          <w:i/>
+          <w:iCs/>
+        </w:rPr>
+        <w:t>delvis</w:t>
+      </w:r>
+      <w:r>
+        <w:rPr>
+          <w:rFonts w:eastAsia="Times New Roman" w:cs="Times New Roman"/>
+        </w:rPr>
+        <w:t>: målvariabelen er en valid proxy for agentens egen faktura</w:t>
+      </w:r>
+      <w:r>
+        <w:rPr>
+          <w:rFonts w:eastAsia="Times New Roman" w:cs="Times New Roman"/>
+        </w:rPr>
+        <w:softHyphen/>
+        <w:t xml:space="preserve">sum, men en partiell proxy for det yachteieren faktisk betaler. Brukere som ønsker å estimere yachteierens </w:t>
+      </w:r>
+      <w:r>
+        <w:rPr>
+          <w:rFonts w:eastAsia="Times New Roman" w:cs="Times New Roman"/>
+          <w:i/>
+          <w:iCs/>
+        </w:rPr>
+        <w:t>totale</w:t>
+      </w:r>
+      <w:r>
+        <w:rPr>
+          <w:rFonts w:eastAsia="Times New Roman" w:cs="Times New Roman"/>
+        </w:rPr>
+        <w:t xml:space="preserve"> anløps</w:t>
+      </w:r>
+      <w:r>
+        <w:rPr>
+          <w:rFonts w:eastAsia="Times New Roman" w:cs="Times New Roman"/>
+        </w:rPr>
+        <w:softHyphen/>
+        <w:t>kostnad må legge til egne kostnader på toppen.</w:t>
       </w:r>
     </w:p>
     <w:p>
@@ -27892,57 +28072,20 @@
           <w:b/>
           <w:bCs/>
         </w:rPr>
-        <w:t>Konstrukt</w:t>
-      </w:r>
-      <w:r>
-        <w:rPr>
-          <w:rFonts w:eastAsia="Times New Roman" w:cs="Times New Roman"/>
-          <w:b/>
-          <w:bCs/>
-        </w:rPr>
-        <w:softHyphen/>
-        <w:t>validitet</w:t>
-      </w:r>
-      <w:r>
-        <w:rPr>
-          <w:rFonts w:eastAsia="Times New Roman" w:cs="Times New Roman"/>
-        </w:rPr>
-        <w:t xml:space="preserve"> stiller spørsmålet om </w:t>
-      </w:r>
-      <w:r>
-        <w:rPr>
-          <w:rStyle w:val="VerbatimChar"/>
-          <w:rFonts w:ascii="Times New Roman" w:eastAsia="Times New Roman" w:hAnsi="Times New Roman" w:cs="Times New Roman"/>
-          <w:sz w:val="24"/>
-        </w:rPr>
-        <w:t>final_charge</w:t>
-      </w:r>
-      <w:r>
-        <w:rPr>
-          <w:rFonts w:eastAsia="Times New Roman" w:cs="Times New Roman"/>
-        </w:rPr>
-        <w:t xml:space="preserve"> er en gyldig operasjonalisering av begrepet “totalkostnad for et havneanløp”. Variabelen er fakturabeløpet før moms slik det er registrert hos SDK Shipping, og fanger derfor agentens direkte tjeneste</w:t>
-      </w:r>
-      <w:r>
-        <w:rPr>
-          <w:rFonts w:eastAsia="Times New Roman" w:cs="Times New Roman"/>
-        </w:rPr>
-        <w:softHyphen/>
-        <w:t>kostnad pluss innkjøpt under</w:t>
-      </w:r>
-      <w:r>
-        <w:rPr>
-          <w:rFonts w:eastAsia="Times New Roman" w:cs="Times New Roman"/>
-        </w:rPr>
-        <w:softHyphen/>
-        <w:t>leverandør</w:t>
-      </w:r>
-      <w:r>
-        <w:rPr>
-          <w:rFonts w:eastAsia="Times New Roman" w:cs="Times New Roman"/>
-        </w:rPr>
-        <w:softHyphen/>
-        <w:t xml:space="preserve">arbeid. Det den </w:t>
+        <w:t>Intern validitet</w:t>
+      </w:r>
+      <w:r>
+        <w:rPr>
+          <w:rFonts w:eastAsia="Times New Roman" w:cs="Times New Roman"/>
+        </w:rPr>
+        <w:t xml:space="preserve"> dreier seg om hvorvidt observerte sammenhenger i datasettet faktisk reflekterer kostnads</w:t>
+      </w:r>
+      <w:r>
+        <w:rPr>
+          <w:rFonts w:eastAsia="Times New Roman" w:cs="Times New Roman"/>
+        </w:rPr>
+        <w:softHyphen/>
+        <w:t xml:space="preserve">drivere snarere enn artefakter av prosessen. Tre trusler er sentrale: (i) </w:t>
       </w:r>
       <w:r>
         <w:rPr>
@@ -27950,47 +28093,7 @@
           <w:i/>
           <w:iCs/>
         </w:rPr>
-        <w:t>ikke</w:t>
-      </w:r>
-      <w:r>
-        <w:rPr>
-          <w:rFonts w:eastAsia="Times New Roman" w:cs="Times New Roman"/>
-        </w:rPr>
-        <w:t xml:space="preserve"> fanger er: (a) markedsmessige rabatter eller margin</w:t>
-      </w:r>
-      <w:r>
-        <w:rPr>
-          <w:rFonts w:eastAsia="Times New Roman" w:cs="Times New Roman"/>
-        </w:rPr>
-        <w:softHyphen/>
-        <w:t>justeringer som agenten ikke har dokumentert som linje, (b) skjulte kostnader hos yachteier (egen besetnings</w:t>
-      </w:r>
-      <w:r>
-        <w:rPr>
-          <w:rFonts w:eastAsia="Times New Roman" w:cs="Times New Roman"/>
-        </w:rPr>
-        <w:softHyphen/>
-        <w:t>lønn under anløpet, valutarisiko på betaling</w:t>
-      </w:r>
-      <w:r>
-        <w:rPr>
-          <w:rFonts w:eastAsia="Times New Roman" w:cs="Times New Roman"/>
-        </w:rPr>
-        <w:t>stidspunktet), og (c) opportunitets</w:t>
-      </w:r>
-      <w:r>
-        <w:rPr>
-          <w:rFonts w:eastAsia="Times New Roman" w:cs="Times New Roman"/>
-        </w:rPr>
-        <w:softHyphen/>
-        <w:t>kostnad hvis anløpet forsinker neste reisesegment. Konstrukt</w:t>
-      </w:r>
-      <w:r>
-        <w:rPr>
-          <w:rFonts w:eastAsia="Times New Roman" w:cs="Times New Roman"/>
-        </w:rPr>
-        <w:softHyphen/>
-        <w:t xml:space="preserve">validiteten er dermed </w:t>
+        <w:t>seleksjons</w:t>
       </w:r>
       <w:r>
         <w:rPr>
@@ -27998,20 +28101,14 @@
           <w:i/>
           <w:iCs/>
         </w:rPr>
-        <w:t>delvis</w:t>
-      </w:r>
-      <w:r>
-        <w:rPr>
-          <w:rFonts w:eastAsia="Times New Roman" w:cs="Times New Roman"/>
-        </w:rPr>
-        <w:t>: målvariabelen er en valid proxy for agentens egen faktura</w:t>
-      </w:r>
-      <w:r>
-        <w:rPr>
-          <w:rFonts w:eastAsia="Times New Roman" w:cs="Times New Roman"/>
-        </w:rPr>
-        <w:softHyphen/>
-        <w:t xml:space="preserve">sum, men en partiell proxy for det yachteieren faktisk betaler. Brukere som ønsker å estimere yachteierens </w:t>
+        <w:softHyphen/>
+        <w:t>skjevhet</w:t>
+      </w:r>
+      <w:r>
+        <w:rPr>
+          <w:rFonts w:eastAsia="Times New Roman" w:cs="Times New Roman"/>
+        </w:rPr>
+        <w:t xml:space="preserve"> — alle 17 yachter er kunder hos én agentbedrift; (ii) </w:t>
       </w:r>
       <w:r>
         <w:rPr>
@@ -28019,53 +28116,34 @@
           <w:i/>
           <w:iCs/>
         </w:rPr>
-        <w:t>totale</w:t>
-      </w:r>
-      <w:r>
-        <w:rPr>
-          <w:rFonts w:eastAsia="Times New Roman" w:cs="Times New Roman"/>
-        </w:rPr>
-        <w:t xml:space="preserve"> anløps</w:t>
-      </w:r>
-      <w:r>
-        <w:rPr>
-          <w:rFonts w:eastAsia="Times New Roman" w:cs="Times New Roman"/>
-        </w:rPr>
-        <w:softHyphen/>
-        <w:t>kostnad må legge til egne kostnader på toppen.</w:t>
-      </w:r>
-    </w:p>
-    <w:p>
-      <w:pPr>
-        <w:pStyle w:val="Brdtekst"/>
-        <w:spacing w:line="360" w:lineRule="auto"/>
-      </w:pPr>
-      <w:r>
-        <w:rPr>
-          <w:rFonts w:eastAsia="Times New Roman" w:cs="Times New Roman"/>
-          <w:b/>
-          <w:bCs/>
-        </w:rPr>
-        <w:t>Intern validitet</w:t>
-      </w:r>
-      <w:r>
-        <w:rPr>
-          <w:rFonts w:eastAsia="Times New Roman" w:cs="Times New Roman"/>
-        </w:rPr>
-        <w:t xml:space="preserve"> </w:t>
-      </w:r>
-      <w:r>
-        <w:rPr>
-          <w:rFonts w:eastAsia="Times New Roman" w:cs="Times New Roman"/>
-        </w:rPr>
-        <w:t>dreier seg om hvorvidt observerte sammenhenger i datasettet faktisk reflekterer kostnads</w:t>
-      </w:r>
-      <w:r>
-        <w:rPr>
-          <w:rFonts w:eastAsia="Times New Roman" w:cs="Times New Roman"/>
-        </w:rPr>
-        <w:softHyphen/>
-        <w:t xml:space="preserve">drivere snarere enn artefakter av prosessen. Tre trusler er sentrale: (i) </w:t>
+        <w:t>historie</w:t>
+      </w:r>
+      <w:r>
+        <w:rPr>
+          <w:rFonts w:eastAsia="Times New Roman" w:cs="Times New Roman"/>
+        </w:rPr>
+        <w:t xml:space="preserve"> — tjeneste</w:t>
+      </w:r>
+      <w:r>
+        <w:rPr>
+          <w:rFonts w:eastAsia="Times New Roman" w:cs="Times New Roman"/>
+        </w:rPr>
+        <w:softHyphen/>
+        <w:t>miks-endringer eller leverandør</w:t>
+      </w:r>
+      <w:r>
+        <w:rPr>
+          <w:rFonts w:eastAsia="Times New Roman" w:cs="Times New Roman"/>
+        </w:rPr>
+        <w:softHyphen/>
+        <w:t>bytter kan ha generert tilsynelatende “tids</w:t>
+      </w:r>
+      <w:r>
+        <w:rPr>
+          <w:rFonts w:eastAsia="Times New Roman" w:cs="Times New Roman"/>
+        </w:rPr>
+        <w:softHyphen/>
+        <w:t xml:space="preserve">effekter”; (iii) </w:t>
       </w:r>
       <w:r>
         <w:rPr>
@@ -28073,7 +28151,7 @@
           <w:i/>
           <w:iCs/>
         </w:rPr>
-        <w:t>seleksjons</w:t>
+        <w:t>simulert trenings</w:t>
       </w:r>
       <w:r>
         <w:rPr>
@@ -28082,77 +28160,19 @@
           <w:iCs/>
         </w:rPr>
         <w:softHyphen/>
-        <w:t>skjevhet</w:t>
-      </w:r>
-      <w:r>
-        <w:rPr>
-          <w:rFonts w:eastAsia="Times New Roman" w:cs="Times New Roman"/>
-        </w:rPr>
-        <w:t xml:space="preserve"> — alle 17 yachter er kunder hos én agentbedrift; (ii) </w:t>
-      </w:r>
-      <w:r>
-        <w:rPr>
-          <w:rFonts w:eastAsia="Times New Roman" w:cs="Times New Roman"/>
-          <w:i/>
-          <w:iCs/>
-        </w:rPr>
-        <w:t>historie</w:t>
-      </w:r>
-      <w:r>
-        <w:rPr>
-          <w:rFonts w:eastAsia="Times New Roman" w:cs="Times New Roman"/>
-        </w:rPr>
-        <w:t xml:space="preserve"> — tjeneste</w:t>
-      </w:r>
-      <w:r>
-        <w:rPr>
-          <w:rFonts w:eastAsia="Times New Roman" w:cs="Times New Roman"/>
-        </w:rPr>
-        <w:softHyphen/>
-        <w:t>miks-endringer eller leverandør</w:t>
-      </w:r>
-      <w:r>
-        <w:rPr>
-          <w:rFonts w:eastAsia="Times New Roman" w:cs="Times New Roman"/>
-        </w:rPr>
-        <w:softHyphen/>
-        <w:t>bytter kan ha generert tilsynelatende “tids</w:t>
-      </w:r>
-      <w:r>
-        <w:rPr>
-          <w:rFonts w:eastAsia="Times New Roman" w:cs="Times New Roman"/>
-        </w:rPr>
-        <w:softHyphen/>
-        <w:t xml:space="preserve">effekter”; (iii) </w:t>
-      </w:r>
-      <w:r>
-        <w:rPr>
-          <w:rFonts w:eastAsia="Times New Roman" w:cs="Times New Roman"/>
-          <w:i/>
-          <w:iCs/>
-        </w:rPr>
-        <w:t>simulert trenings</w:t>
-      </w:r>
-      <w:r>
-        <w:rPr>
-          <w:rFonts w:eastAsia="Times New Roman" w:cs="Times New Roman"/>
-          <w:i/>
-          <w:iCs/>
-        </w:rPr>
-        <w:softHyphen/>
         <w:t>data</w:t>
       </w:r>
       <w:r>
         <w:rPr>
           <w:rFonts w:eastAsia="Times New Roman" w:cs="Times New Roman"/>
         </w:rPr>
-        <w:t xml:space="preserve"> — 977 av 1 647 transaksjoner (≈ 59 %, 2020–2024) er simulert basert på case-strukturen (§ 5.2, § 9.4 S1). Trussel (i) adresseres ved ekspli</w:t>
-      </w:r>
-      <w:r>
-        <w:rPr>
-          <w:rFonts w:eastAsia="Times New Roman" w:cs="Times New Roman"/>
-        </w:rPr>
-        <w:t>sitt avgrensning (§ 1.3) og ved at modellen ikke hevdes ekstern</w:t>
+        <w:t xml:space="preserve"> — 977 av 1 647 transaksjoner (≈ 59 %, 2020–2024) er simulert basert på case-strukturen (§ 5.2, § 9.4 S1). Trussel (i) adresseres ved ekspl</w:t>
+      </w:r>
+      <w:r>
+        <w:rPr>
+          <w:rFonts w:eastAsia="Times New Roman" w:cs="Times New Roman"/>
+        </w:rPr>
+        <w:t>isitt avgrensning (§ 1.3) og ved at modellen ikke hevdes ekstern</w:t>
       </w:r>
       <w:r>
         <w:rPr>
@@ -28187,13 +28207,13 @@
           <w:rFonts w:eastAsia="Times New Roman" w:cs="Times New Roman"/>
         </w:rPr>
         <w:softHyphen/>
-        <w:t>ankrene er rimelige, men intern validitet på 2020–2024-perioden er strengt tatt ikke etabler</w:t>
-      </w:r>
-      <w:r>
-        <w:rPr>
-          <w:rFonts w:eastAsia="Times New Roman" w:cs="Times New Roman"/>
-        </w:rPr>
-        <w:t>t.</w:t>
+        <w:t>ankrene er rimelige, men intern validitet på 2020–2024-perioden er strengt tatt ikke etable</w:t>
+      </w:r>
+      <w:r>
+        <w:rPr>
+          <w:rFonts w:eastAsia="Times New Roman" w:cs="Times New Roman"/>
+        </w:rPr>
+        <w:t>rt.</w:t>
       </w:r>
     </w:p>
     <w:p>
@@ -28467,7 +28487,7 @@
         <w:pStyle w:val="Overskrift3"/>
       </w:pPr>
       <w:bookmarkStart w:id="122" w:name="praktiske-implikasjoner"/>
-      <w:bookmarkStart w:id="123" w:name="_Toc230679033"/>
+      <w:bookmarkStart w:id="123" w:name="_Toc230680199"/>
       <w:bookmarkEnd w:id="120"/>
       <w:r>
         <w:t>9.7 Praktiske implikasjoner</w:t>
@@ -28518,20 +28538,20 @@
         <w:rPr>
           <w:rFonts w:eastAsia="Times New Roman" w:cs="Times New Roman"/>
         </w:rPr>
-        <w:t xml:space="preserve"> er innhentet (jf. § 9.5.4 og Vedlegg E) — fungerer override-mekanismene for los, bunkers og provisions som en operasjonell sikkerhets</w:t>
-      </w:r>
-      <w:r>
-        <w:rPr>
-          <w:rFonts w:eastAsia="Times New Roman" w:cs="Times New Roman"/>
-        </w:rPr>
-        <w:softHyphen/>
-        <w:t>ventil: koordinatoren har et estim</w:t>
-      </w:r>
-      <w:r>
-        <w:rPr>
-          <w:rFonts w:eastAsia="Times New Roman" w:cs="Times New Roman"/>
-        </w:rPr>
-        <w:t xml:space="preserve">at som </w:t>
+        <w:t xml:space="preserve"> </w:t>
+      </w:r>
+      <w:r>
+        <w:rPr>
+          <w:rFonts w:eastAsia="Times New Roman" w:cs="Times New Roman"/>
+        </w:rPr>
+        <w:t>er innhentet (jf. § 9.5.4 og Vedlegg E) — fungerer override-mekanismene for los, bunkers og provisions som en operasjonell sikkerhets</w:t>
+      </w:r>
+      <w:r>
+        <w:rPr>
+          <w:rFonts w:eastAsia="Times New Roman" w:cs="Times New Roman"/>
+        </w:rPr>
+        <w:softHyphen/>
+        <w:t xml:space="preserve">ventil: koordinatoren har et estimat som </w:t>
       </w:r>
       <w:r>
         <w:rPr>
@@ -28553,7 +28573,7 @@
         <w:pStyle w:val="Overskrift3"/>
       </w:pPr>
       <w:bookmarkStart w:id="124" w:name="etiske-og-personvernmessige-hensyn"/>
-      <w:bookmarkStart w:id="125" w:name="_Toc230679034"/>
+      <w:bookmarkStart w:id="125" w:name="_Toc230680200"/>
       <w:bookmarkEnd w:id="122"/>
       <w:r>
         <w:t>9.8 Etiske og personvernmessige hensyn</w:t>
@@ -28583,11 +28603,6 @@
           <w:rFonts w:eastAsia="Times New Roman" w:cs="Times New Roman"/>
         </w:rPr>
         <w:softHyphen/>
-      </w:r>
-      <w:r>
-        <w:rPr>
-          <w:rFonts w:eastAsia="Times New Roman" w:cs="Times New Roman"/>
-        </w:rPr>
         <w:t>identifikatorer, men ingen direkte person</w:t>
       </w:r>
       <w:r>
@@ -28627,7 +28642,7 @@
         <w:rPr>
           <w:rFonts w:eastAsia="Times New Roman" w:cs="Times New Roman"/>
         </w:rPr>
-        <w:pict w14:anchorId="2FFAD4F0">
+        <w:pict w14:anchorId="28658DD2">
           <v:rect id="_x0000_i1036" style="width:0;height:1.5pt" o:hralign="center" o:hrstd="t" o:hr="t"/>
         </w:pict>
       </w:r>
@@ -28637,7 +28652,7 @@
         <w:pStyle w:val="Overskrift2"/>
       </w:pPr>
       <w:bookmarkStart w:id="126" w:name="konklusjon"/>
-      <w:bookmarkStart w:id="127" w:name="_Toc230679035"/>
+      <w:bookmarkStart w:id="127" w:name="_Toc230680201"/>
       <w:bookmarkEnd w:id="101"/>
       <w:bookmarkEnd w:id="124"/>
       <w:r>
@@ -28923,7 +28938,7 @@
         <w:pStyle w:val="Overskrift2"/>
       </w:pPr>
       <w:bookmarkStart w:id="128" w:name="bibliografi"/>
-      <w:bookmarkStart w:id="129" w:name="_Toc230679036"/>
+      <w:bookmarkStart w:id="129" w:name="_Toc230680202"/>
       <w:bookmarkEnd w:id="126"/>
       <w:r>
         <w:t>11. Bibliografi</w:t>
@@ -29019,13 +29034,7 @@
         <w:rPr>
           <w:rFonts w:eastAsia="Times New Roman" w:cs="Times New Roman"/>
         </w:rPr>
-        <w:t xml:space="preserve"> </w:t>
-      </w:r>
-      <w:r>
-        <w:rPr>
-          <w:rFonts w:eastAsia="Times New Roman" w:cs="Times New Roman"/>
-        </w:rPr>
-        <w:t>(2nd ed.). Springer. https://doi.org/10.1007/978-0-387-84858-7</w:t>
+        <w:t xml:space="preserve"> (2nd ed.). Springer. https://doi.org/10.1007/978-0-387-84858-7</w:t>
       </w:r>
     </w:p>
     <w:p>
@@ -29406,7 +29415,7 @@
         <w:rPr>
           <w:rFonts w:eastAsia="Times New Roman" w:cs="Times New Roman"/>
         </w:rPr>
-        <w:pict w14:anchorId="44C7BC3A">
+        <w:pict w14:anchorId="5AFE6823">
           <v:rect id="_x0000_i1037" style="width:0;height:1.5pt" o:hralign="center" o:hrstd="t" o:hr="t"/>
         </w:pict>
       </w:r>
@@ -29416,7 +29425,7 @@
         <w:pStyle w:val="Overskrift2"/>
       </w:pPr>
       <w:bookmarkStart w:id="130" w:name="vedlegg"/>
-      <w:bookmarkStart w:id="131" w:name="_Toc230679037"/>
+      <w:bookmarkStart w:id="131" w:name="_Toc230680203"/>
       <w:bookmarkEnd w:id="128"/>
       <w:r>
         <w:t>Vedlegg</w:t>
@@ -29444,13 +29453,7 @@
         <w:rPr>
           <w:rFonts w:eastAsia="Times New Roman" w:cs="Times New Roman"/>
         </w:rPr>
-        <w:t xml:space="preserve"> </w:t>
-      </w:r>
-      <w:r>
-        <w:rPr>
-          <w:rFonts w:eastAsia="Times New Roman" w:cs="Times New Roman"/>
-        </w:rPr>
-        <w:t xml:space="preserve">Featureliste og dtype-tabell — se </w:t>
+        <w:t xml:space="preserve"> Featureliste og dtype-tabell — se </w:t>
       </w:r>
       <w:r>
         <w:rPr>
@@ -29488,7 +29491,13 @@
         <w:rPr>
           <w:rFonts w:eastAsia="Times New Roman" w:cs="Times New Roman"/>
         </w:rPr>
-        <w:t xml:space="preserve"> Hyperparametre fra Optuna-studie — se </w:t>
+        <w:t xml:space="preserve"> </w:t>
+      </w:r>
+      <w:r>
+        <w:rPr>
+          <w:rFonts w:eastAsia="Times New Roman" w:cs="Times New Roman"/>
+        </w:rPr>
+        <w:t xml:space="preserve">Hyperparametre fra Optuna-studie — se </w:t>
       </w:r>
       <w:r>
         <w:rPr>
@@ -29704,7 +29713,7 @@
         <w:pStyle w:val="Overskrift3"/>
       </w:pPr>
       <w:bookmarkStart w:id="132" w:name="Xe1f01a8cc6b3208ae7fb51104f9d9c075e3eeb5"/>
-      <w:bookmarkStart w:id="133" w:name="_Toc230679038"/>
+      <w:bookmarkStart w:id="133" w:name="_Toc230680204"/>
       <w:r>
         <w:t xml:space="preserve">Vedlegg E. Foreslått rubrikk for </w:t>
       </w:r>
@@ -29733,7 +29742,13 @@
         <w:rPr>
           <w:rFonts w:eastAsia="Times New Roman" w:cs="Times New Roman"/>
         </w:rPr>
-        <w:t xml:space="preserve"> mangler i kildedataene (jf. § 9.5.4) og kan ikke simuleres. For at fremtidige labels skal være konsistente på tvers av koordinatorer foreslås en operasjonell rubrikk basert på pre-arrival-informasjon — fem dimensjoner som agent</w:t>
+        <w:t xml:space="preserve"> </w:t>
+      </w:r>
+      <w:r>
+        <w:rPr>
+          <w:rFonts w:eastAsia="Times New Roman" w:cs="Times New Roman"/>
+        </w:rPr>
+        <w:t>mangler i kildedataene (jf. § 9.5.4) og kan ikke simuleres. For at fremtidige labels skal være konsistente på tvers av koordinatorer foreslås en operasjonell rubrikk basert på pre-arrival-informasjon — fem dimensjoner som agent</w:t>
       </w:r>
       <w:r>
         <w:rPr>
@@ -30421,7 +30436,7 @@
   <w:abstractNum w:abstractNumId="0" w15:restartNumberingAfterBreak="0">
     <w:nsid w:val="0000A990"/>
     <w:multiLevelType w:val="multilevel"/>
-    <w:tmpl w:val="B270F458"/>
+    <w:tmpl w:val="E74E562A"/>
     <w:lvl w:ilvl="0">
       <w:numFmt w:val="bullet"/>
       <w:lvlText w:val=" "/>
@@ -30498,7 +30513,7 @@
   <w:abstractNum w:abstractNumId="1" w15:restartNumberingAfterBreak="0">
     <w:nsid w:val="0000A991"/>
     <w:multiLevelType w:val="multilevel"/>
-    <w:tmpl w:val="60C6F7F2"/>
+    <w:tmpl w:val="99CCA2A8"/>
     <w:lvl w:ilvl="0">
       <w:numFmt w:val="bullet"/>
       <w:lvlText w:val=""/>
@@ -30602,7 +30617,7 @@
   <w:abstractNum w:abstractNumId="2" w15:restartNumberingAfterBreak="0">
     <w:nsid w:val="0000A993"/>
     <w:multiLevelType w:val="multilevel"/>
-    <w:tmpl w:val="7C347E30"/>
+    <w:tmpl w:val="F420225A"/>
     <w:lvl w:ilvl="0">
       <w:numFmt w:val="bullet"/>
       <w:lvlText w:val="☒"/>
@@ -30679,7 +30694,7 @@
   <w:abstractNum w:abstractNumId="3" w15:restartNumberingAfterBreak="0">
     <w:nsid w:val="00A99411"/>
     <w:multiLevelType w:val="multilevel"/>
-    <w:tmpl w:val="8C4CE054"/>
+    <w:tmpl w:val="067AC70C"/>
     <w:lvl w:ilvl="0">
       <w:start w:val="1"/>
       <w:numFmt w:val="decimal"/>
@@ -30762,28 +30777,28 @@
       </w:pPr>
     </w:lvl>
   </w:abstractNum>
-  <w:num w:numId="1" w16cid:durableId="2078700833">
+  <w:num w:numId="1" w16cid:durableId="135025149">
     <w:abstractNumId w:val="0"/>
   </w:num>
-  <w:num w:numId="2" w16cid:durableId="1084909709">
+  <w:num w:numId="2" w16cid:durableId="772242744">
     <w:abstractNumId w:val="2"/>
   </w:num>
-  <w:num w:numId="3" w16cid:durableId="1380548354">
+  <w:num w:numId="3" w16cid:durableId="1044018074">
     <w:abstractNumId w:val="2"/>
   </w:num>
-  <w:num w:numId="4" w16cid:durableId="2136294886">
+  <w:num w:numId="4" w16cid:durableId="1450200233">
     <w:abstractNumId w:val="2"/>
   </w:num>
-  <w:num w:numId="5" w16cid:durableId="2136559776">
+  <w:num w:numId="5" w16cid:durableId="432555458">
     <w:abstractNumId w:val="2"/>
   </w:num>
-  <w:num w:numId="6" w16cid:durableId="424348342">
+  <w:num w:numId="6" w16cid:durableId="590160449">
     <w:abstractNumId w:val="2"/>
   </w:num>
-  <w:num w:numId="7" w16cid:durableId="527138484">
+  <w:num w:numId="7" w16cid:durableId="1403675811">
     <w:abstractNumId w:val="2"/>
   </w:num>
-  <w:num w:numId="8" w16cid:durableId="344945906">
+  <w:num w:numId="8" w16cid:durableId="491797079">
     <w:abstractNumId w:val="3"/>
     <w:lvlOverride w:ilvl="0">
       <w:startOverride w:val="1"/>
@@ -30813,13 +30828,13 @@
       <w:startOverride w:val="1"/>
     </w:lvlOverride>
   </w:num>
-  <w:num w:numId="9" w16cid:durableId="524056611">
+  <w:num w:numId="9" w16cid:durableId="230504648">
     <w:abstractNumId w:val="1"/>
   </w:num>
-  <w:num w:numId="10" w16cid:durableId="791290293">
+  <w:num w:numId="10" w16cid:durableId="1651473434">
     <w:abstractNumId w:val="1"/>
   </w:num>
-  <w:num w:numId="11" w16cid:durableId="1582326614">
+  <w:num w:numId="11" w16cid:durableId="311062738">
     <w:abstractNumId w:val="3"/>
     <w:lvlOverride w:ilvl="0">
       <w:startOverride w:val="1"/>
@@ -30849,7 +30864,7 @@
       <w:startOverride w:val="1"/>
     </w:lvlOverride>
   </w:num>
-  <w:num w:numId="12" w16cid:durableId="48039336">
+  <w:num w:numId="12" w16cid:durableId="1730036704">
     <w:abstractNumId w:val="3"/>
     <w:lvlOverride w:ilvl="0">
       <w:startOverride w:val="1"/>
@@ -30879,10 +30894,10 @@
       <w:startOverride w:val="1"/>
     </w:lvlOverride>
   </w:num>
-  <w:num w:numId="13" w16cid:durableId="1732264912">
+  <w:num w:numId="13" w16cid:durableId="1065026086">
     <w:abstractNumId w:val="1"/>
   </w:num>
-  <w:num w:numId="14" w16cid:durableId="1257053751">
+  <w:num w:numId="14" w16cid:durableId="872232704">
     <w:abstractNumId w:val="3"/>
     <w:lvlOverride w:ilvl="0">
       <w:startOverride w:val="1"/>
@@ -30912,10 +30927,10 @@
       <w:startOverride w:val="1"/>
     </w:lvlOverride>
   </w:num>
-  <w:num w:numId="15" w16cid:durableId="584849583">
+  <w:num w:numId="15" w16cid:durableId="2120948050">
     <w:abstractNumId w:val="1"/>
   </w:num>
-  <w:num w:numId="16" w16cid:durableId="686177684">
+  <w:num w:numId="16" w16cid:durableId="1528369587">
     <w:abstractNumId w:val="3"/>
     <w:lvlOverride w:ilvl="0">
       <w:startOverride w:val="1"/>
@@ -30945,10 +30960,10 @@
       <w:startOverride w:val="1"/>
     </w:lvlOverride>
   </w:num>
-  <w:num w:numId="17" w16cid:durableId="351955708">
+  <w:num w:numId="17" w16cid:durableId="16740478">
     <w:abstractNumId w:val="1"/>
   </w:num>
-  <w:num w:numId="18" w16cid:durableId="1055081049">
+  <w:num w:numId="18" w16cid:durableId="1129322716">
     <w:abstractNumId w:val="3"/>
     <w:lvlOverride w:ilvl="0">
       <w:startOverride w:val="1"/>
@@ -30978,10 +30993,10 @@
       <w:startOverride w:val="1"/>
     </w:lvlOverride>
   </w:num>
-  <w:num w:numId="19" w16cid:durableId="1002733558">
+  <w:num w:numId="19" w16cid:durableId="173111552">
     <w:abstractNumId w:val="1"/>
   </w:num>
-  <w:num w:numId="20" w16cid:durableId="1890528103">
+  <w:num w:numId="20" w16cid:durableId="1218202577">
     <w:abstractNumId w:val="3"/>
     <w:lvlOverride w:ilvl="0">
       <w:startOverride w:val="1"/>
@@ -31011,7 +31026,7 @@
       <w:startOverride w:val="1"/>
     </w:lvlOverride>
   </w:num>
-  <w:num w:numId="21" w16cid:durableId="570164052">
+  <w:num w:numId="21" w16cid:durableId="75202412">
     <w:abstractNumId w:val="3"/>
     <w:lvlOverride w:ilvl="0">
       <w:startOverride w:val="1"/>
@@ -31041,16 +31056,16 @@
       <w:startOverride w:val="1"/>
     </w:lvlOverride>
   </w:num>
-  <w:num w:numId="22" w16cid:durableId="1475681339">
+  <w:num w:numId="22" w16cid:durableId="98763493">
     <w:abstractNumId w:val="1"/>
   </w:num>
-  <w:num w:numId="23" w16cid:durableId="1780372313">
+  <w:num w:numId="23" w16cid:durableId="350183452">
     <w:abstractNumId w:val="1"/>
   </w:num>
-  <w:num w:numId="24" w16cid:durableId="579994982">
+  <w:num w:numId="24" w16cid:durableId="1697923625">
     <w:abstractNumId w:val="1"/>
   </w:num>
-  <w:num w:numId="25" w16cid:durableId="515657021">
+  <w:num w:numId="25" w16cid:durableId="1457334419">
     <w:abstractNumId w:val="1"/>
   </w:num>
 </w:numbering>
@@ -32278,7 +32293,7 @@
     <w:next w:val="Normal"/>
     <w:autoRedefine/>
     <w:uiPriority w:val="39"/>
-    <w:rsid w:val="00826A15"/>
+    <w:rsid w:val="00345CD3"/>
     <w:pPr>
       <w:spacing w:after="100"/>
       <w:ind w:left="240"/>
@@ -32290,7 +32305,7 @@
     <w:next w:val="Normal"/>
     <w:autoRedefine/>
     <w:uiPriority w:val="39"/>
-    <w:rsid w:val="00826A15"/>
+    <w:rsid w:val="00345CD3"/>
     <w:pPr>
       <w:spacing w:after="100"/>
       <w:ind w:left="480"/>
